--- a/zht/docx/08.content.docx
+++ b/zht/docx/08.content.docx
@@ -1086,6 +1086,20 @@
       </w:r>
       <w:r>
         <w:rPr>
+          <w:lang w:val="zh_TW" w:bidi="zh_TW"/>
+        </w:rPr>
+        <w:t>בִּ⁠ימֵי֙ שְׁפֹ֣ט הַ⁠שֹּׁפְטִ֔ים</w:t>
+      </w:r>
+    </w:p>
+    <w:p>
+      <w:pPr/>
+      <w:r>
+        <w:rPr>
+          <w:lang w:val="zh_TW" w:bidi="zh_TW"/>
+        </w:rPr>
+      </w:r>
+      <w:r>
+        <w:rPr>
           <w:b/>
           <w:lang w:val="zh_TW" w:bidi="zh_TW"/>
         </w:rPr>
@@ -1182,6 +1196,20 @@
       </w:r>
       <w:r>
         <w:rPr>
+          <w:lang w:val="zh_TW" w:bidi="zh_TW"/>
+        </w:rPr>
+        <w:t>בָּ⁠אָ֑רֶץ</w:t>
+      </w:r>
+    </w:p>
+    <w:p>
+      <w:pPr/>
+      <w:r>
+        <w:rPr>
+          <w:lang w:val="zh_TW" w:bidi="zh_TW"/>
+        </w:rPr>
+      </w:r>
+      <w:r>
+        <w:rPr>
           <w:b/>
           <w:lang w:val="zh_TW" w:bidi="zh_TW"/>
         </w:rPr>
@@ -1278,6 +1306,20 @@
       </w:r>
       <w:r>
         <w:rPr>
+          <w:lang w:val="zh_TW" w:bidi="zh_TW"/>
+        </w:rPr>
+        <w:t>אִ֜ישׁ</w:t>
+      </w:r>
+    </w:p>
+    <w:p>
+      <w:pPr/>
+      <w:r>
+        <w:rPr>
+          <w:lang w:val="zh_TW" w:bidi="zh_TW"/>
+        </w:rPr>
+      </w:r>
+      <w:r>
+        <w:rPr>
           <w:b/>
           <w:lang w:val="zh_TW" w:bidi="zh_TW"/>
         </w:rPr>
@@ -1361,6 +1403,20 @@
       </w:r>
       <w:r>
         <w:rPr>
+          <w:lang w:val="zh_TW" w:bidi="zh_TW"/>
+        </w:rPr>
+        <w:t>אֶפְרָתִ֔ים</w:t>
+      </w:r>
+    </w:p>
+    <w:p>
+      <w:pPr/>
+      <w:r>
+        <w:rPr>
+          <w:lang w:val="zh_TW" w:bidi="zh_TW"/>
+        </w:rPr>
+      </w:r>
+      <w:r>
+        <w:rPr>
           <w:b/>
           <w:lang w:val="zh_TW" w:bidi="zh_TW"/>
         </w:rPr>
@@ -1451,6 +1507,20 @@
       </w:r>
       <w:r>
         <w:rPr>
+          <w:lang w:val="zh_TW" w:bidi="zh_TW"/>
+        </w:rPr>
+        <w:t>וַ⁠תִּשָּׁאֵ֥ר הִ֖יא וּ⁠שְׁנֵ֥י בָנֶֽי⁠הָ</w:t>
+      </w:r>
+    </w:p>
+    <w:p>
+      <w:pPr/>
+      <w:r>
+        <w:rPr>
+          <w:lang w:val="zh_TW" w:bidi="zh_TW"/>
+        </w:rPr>
+      </w:r>
+      <w:r>
+        <w:rPr>
           <w:b/>
           <w:lang w:val="zh_TW" w:bidi="zh_TW"/>
         </w:rPr>
@@ -1540,6 +1610,20 @@
       </w:r>
       <w:r>
         <w:rPr>
+          <w:lang w:val="zh_TW" w:bidi="zh_TW"/>
+        </w:rPr>
+        <w:t>וַ⁠יִּשְׂא֣וּ לָ⁠הֶ֗ם נָשִׁים֙</w:t>
+      </w:r>
+    </w:p>
+    <w:p>
+      <w:pPr/>
+      <w:r>
+        <w:rPr>
+          <w:lang w:val="zh_TW" w:bidi="zh_TW"/>
+        </w:rPr>
+      </w:r>
+      <w:r>
+        <w:rPr>
           <w:b/>
           <w:lang w:val="zh_TW" w:bidi="zh_TW"/>
         </w:rPr>
@@ -1636,6 +1720,20 @@
       </w:r>
       <w:r>
         <w:rPr>
+          <w:lang w:val="zh_TW" w:bidi="zh_TW"/>
+        </w:rPr>
+        <w:t>שֵׁ֤ם הָֽ⁠אַחַת֙ עָרְפָּ֔ה וְ⁠שֵׁ֥ם הַ⁠שֵּׁנִ֖ית ר֑וּת</w:t>
+      </w:r>
+    </w:p>
+    <w:p>
+      <w:pPr/>
+      <w:r>
+        <w:rPr>
+          <w:lang w:val="zh_TW" w:bidi="zh_TW"/>
+        </w:rPr>
+      </w:r>
+      <w:r>
+        <w:rPr>
           <w:b/>
           <w:lang w:val="zh_TW" w:bidi="zh_TW"/>
         </w:rPr>
@@ -1699,6 +1797,20 @@
       </w:r>
       <w:r>
         <w:rPr>
+          <w:lang w:val="zh_TW" w:bidi="zh_TW"/>
+        </w:rPr>
+        <w:t>וַ⁠תִּשָּׁאֵר֙ הָֽ⁠אִשָּׁ֔ה מִ⁠שְּׁנֵ֥י יְלָדֶ֖י⁠הָ וּ⁠מֵ⁠אִישָֽׁ⁠הּ</w:t>
+      </w:r>
+    </w:p>
+    <w:p>
+      <w:pPr/>
+      <w:r>
+        <w:rPr>
+          <w:lang w:val="zh_TW" w:bidi="zh_TW"/>
+        </w:rPr>
+      </w:r>
+      <w:r>
+        <w:rPr>
           <w:b/>
           <w:lang w:val="zh_TW" w:bidi="zh_TW"/>
         </w:rPr>
@@ -1788,6 +1900,20 @@
       </w:r>
       <w:r>
         <w:rPr>
+          <w:lang w:val="zh_TW" w:bidi="zh_TW"/>
+        </w:rPr>
+        <w:t>וַ⁠תָּ֤קָם הִיא֙ וְ⁠כַלֹּתֶ֔י⁠הָ וַ⁠תָּ֖שָׁב</w:t>
+      </w:r>
+    </w:p>
+    <w:p>
+      <w:pPr/>
+      <w:r>
+        <w:rPr>
+          <w:lang w:val="zh_TW" w:bidi="zh_TW"/>
+        </w:rPr>
+      </w:r>
+      <w:r>
+        <w:rPr>
           <w:b/>
           <w:lang w:val="zh_TW" w:bidi="zh_TW"/>
         </w:rPr>
@@ -1871,6 +1997,20 @@
       </w:r>
       <w:r>
         <w:rPr>
+          <w:lang w:val="zh_TW" w:bidi="zh_TW"/>
+        </w:rPr>
+        <w:t>וַ⁠תָּ֤קָם הִיא֙ וְ⁠כַלֹּתֶ֔י⁠הָ וַ⁠תָּ֖שָׁב</w:t>
+      </w:r>
+    </w:p>
+    <w:p>
+      <w:pPr/>
+      <w:r>
+        <w:rPr>
+          <w:lang w:val="zh_TW" w:bidi="zh_TW"/>
+        </w:rPr>
+      </w:r>
+      <w:r>
+        <w:rPr>
           <w:b/>
           <w:lang w:val="zh_TW" w:bidi="zh_TW"/>
         </w:rPr>
@@ -2037,6 +2177,20 @@
       </w:r>
       <w:r>
         <w:rPr>
+          <w:lang w:val="zh_TW" w:bidi="zh_TW"/>
+        </w:rPr>
+        <w:t>כִּ֤י שָֽׁמְעָה֙ בִּ⁠שְׂדֵ֣ה מוֹאָ֔ב כִּֽי־פָקַ֤ד יְהוָה֙ אֶת־עַמּ֔⁠וֹ לָ⁠תֵ֥ת לָ⁠הֶ֖ם לָֽחֶם</w:t>
+      </w:r>
+    </w:p>
+    <w:p>
+      <w:pPr/>
+      <w:r>
+        <w:rPr>
+          <w:lang w:val="zh_TW" w:bidi="zh_TW"/>
+        </w:rPr>
+      </w:r>
+      <w:r>
+        <w:rPr>
           <w:b/>
           <w:lang w:val="zh_TW" w:bidi="zh_TW"/>
         </w:rPr>
@@ -2120,6 +2274,20 @@
       </w:r>
       <w:r>
         <w:rPr>
+          <w:lang w:val="zh_TW" w:bidi="zh_TW"/>
+        </w:rPr>
+        <w:t>שָֽׁמְעָה֙ בִּ⁠שְׂדֵ֣ה מוֹאָ֔ב</w:t>
+      </w:r>
+    </w:p>
+    <w:p>
+      <w:pPr/>
+      <w:r>
+        <w:rPr>
+          <w:lang w:val="zh_TW" w:bidi="zh_TW"/>
+        </w:rPr>
+      </w:r>
+      <w:r>
+        <w:rPr>
           <w:b/>
           <w:lang w:val="zh_TW" w:bidi="zh_TW"/>
         </w:rPr>
@@ -2203,6 +2371,20 @@
       </w:r>
       <w:r>
         <w:rPr>
+          <w:lang w:val="zh_TW" w:bidi="zh_TW"/>
+        </w:rPr>
+        <w:t>פָקַ֤ד &amp; אֶת־עַמּ֔⁠וֹ</w:t>
+      </w:r>
+    </w:p>
+    <w:p>
+      <w:pPr/>
+      <w:r>
+        <w:rPr>
+          <w:lang w:val="zh_TW" w:bidi="zh_TW"/>
+        </w:rPr>
+      </w:r>
+      <w:r>
+        <w:rPr>
           <w:b/>
           <w:lang w:val="zh_TW" w:bidi="zh_TW"/>
         </w:rPr>
@@ -2299,6 +2481,20 @@
       </w:r>
       <w:r>
         <w:rPr>
+          <w:lang w:val="zh_TW" w:bidi="zh_TW"/>
+        </w:rPr>
+        <w:t>לָ⁠תֵ֥ת לָ⁠הֶ֖ם לָֽחֶם</w:t>
+      </w:r>
+    </w:p>
+    <w:p>
+      <w:pPr/>
+      <w:r>
+        <w:rPr>
+          <w:lang w:val="zh_TW" w:bidi="zh_TW"/>
+        </w:rPr>
+      </w:r>
+      <w:r>
+        <w:rPr>
           <w:b/>
           <w:lang w:val="zh_TW" w:bidi="zh_TW"/>
         </w:rPr>
@@ -2521,6 +2717,20 @@
       </w:r>
       <w:r>
         <w:rPr>
+          <w:lang w:val="zh_TW" w:bidi="zh_TW"/>
+        </w:rPr>
+        <w:t>לֵ֣כְנָה שֹּׁ֔בְנָה אִשָּׁ֖ה</w:t>
+      </w:r>
+    </w:p>
+    <w:p>
+      <w:pPr/>
+      <w:r>
+        <w:rPr>
+          <w:lang w:val="zh_TW" w:bidi="zh_TW"/>
+        </w:rPr>
+      </w:r>
+      <w:r>
+        <w:rPr>
           <w:b/>
           <w:lang w:val="zh_TW" w:bidi="zh_TW"/>
         </w:rPr>
@@ -2604,6 +2814,20 @@
       </w:r>
       <w:r>
         <w:rPr>
+          <w:lang w:val="zh_TW" w:bidi="zh_TW"/>
+        </w:rPr>
+        <w:t>לֵ֣כְנָה שֹּׁ֔בְנָה אִשָּׁ֖ה לְ⁠בֵ֣ית אִמָּ֑⁠הּ</w:t>
+      </w:r>
+    </w:p>
+    <w:p>
+      <w:pPr/>
+      <w:r>
+        <w:rPr>
+          <w:lang w:val="zh_TW" w:bidi="zh_TW"/>
+        </w:rPr>
+      </w:r>
+      <w:r>
+        <w:rPr>
           <w:b/>
           <w:lang w:val="zh_TW" w:bidi="zh_TW"/>
         </w:rPr>
@@ -2730,6 +2954,20 @@
       </w:r>
       <w:r>
         <w:rPr>
+          <w:lang w:val="zh_TW" w:bidi="zh_TW"/>
+        </w:rPr>
+        <w:t>יעשה יְהוָ֤ה עִמָּ⁠כֶם֙ חֶ֔סֶד כַּ⁠אֲשֶׁ֧ר עֲשִׂיתֶ֛ם עִם־הַ⁠מֵּתִ֖ים וְ⁠עִמָּדִֽ⁠י</w:t>
+      </w:r>
+    </w:p>
+    <w:p>
+      <w:pPr/>
+      <w:r>
+        <w:rPr>
+          <w:lang w:val="zh_TW" w:bidi="zh_TW"/>
+        </w:rPr>
+      </w:r>
+      <w:r>
+        <w:rPr>
           <w:b/>
           <w:lang w:val="zh_TW" w:bidi="zh_TW"/>
         </w:rPr>
@@ -2813,6 +3051,20 @@
       </w:r>
       <w:r>
         <w:rPr>
+          <w:lang w:val="zh_TW" w:bidi="zh_TW"/>
+        </w:rPr>
+        <w:t>עִם־הַ⁠מֵּתִ֖ים</w:t>
+      </w:r>
+    </w:p>
+    <w:p>
+      <w:pPr/>
+      <w:r>
+        <w:rPr>
+          <w:lang w:val="zh_TW" w:bidi="zh_TW"/>
+        </w:rPr>
+      </w:r>
+      <w:r>
+        <w:rPr>
           <w:b/>
           <w:lang w:val="zh_TW" w:bidi="zh_TW"/>
         </w:rPr>
@@ -2923,6 +3175,20 @@
       </w:r>
       <w:r>
         <w:rPr>
+          <w:lang w:val="zh_TW" w:bidi="zh_TW"/>
+        </w:rPr>
+        <w:t>חֶ֔סֶד</w:t>
+      </w:r>
+    </w:p>
+    <w:p>
+      <w:pPr/>
+      <w:r>
+        <w:rPr>
+          <w:lang w:val="zh_TW" w:bidi="zh_TW"/>
+        </w:rPr>
+      </w:r>
+      <w:r>
+        <w:rPr>
           <w:b/>
           <w:lang w:val="zh_TW" w:bidi="zh_TW"/>
         </w:rPr>
@@ -3102,6 +3368,20 @@
       </w:r>
       <w:r>
         <w:rPr>
+          <w:lang w:val="zh_TW" w:bidi="zh_TW"/>
+        </w:rPr>
+        <w:t>וּ⁠מְצֶ֣אןָ מְנוּחָ֔ה</w:t>
+      </w:r>
+    </w:p>
+    <w:p>
+      <w:pPr/>
+      <w:r>
+        <w:rPr>
+          <w:lang w:val="zh_TW" w:bidi="zh_TW"/>
+        </w:rPr>
+      </w:r>
+      <w:r>
+        <w:rPr>
           <w:b/>
           <w:lang w:val="zh_TW" w:bidi="zh_TW"/>
         </w:rPr>
@@ -3198,6 +3478,20 @@
       </w:r>
       <w:r>
         <w:rPr>
+          <w:lang w:val="zh_TW" w:bidi="zh_TW"/>
+        </w:rPr>
+        <w:t>בֵּ֣ית אִישָׁ֑⁠הּ</w:t>
+      </w:r>
+    </w:p>
+    <w:p>
+      <w:pPr/>
+      <w:r>
+        <w:rPr>
+          <w:lang w:val="zh_TW" w:bidi="zh_TW"/>
+        </w:rPr>
+      </w:r>
+      <w:r>
+        <w:rPr>
           <w:b/>
           <w:lang w:val="zh_TW" w:bidi="zh_TW"/>
         </w:rPr>
@@ -3294,6 +3588,20 @@
       </w:r>
       <w:r>
         <w:rPr>
+          <w:lang w:val="zh_TW" w:bidi="zh_TW"/>
+        </w:rPr>
+        <w:t>וַ⁠תִּשֶּׂ֥אנָה קוֹלָ֖⁠ן וַ⁠תִּבְכֶּֽינָה</w:t>
+      </w:r>
+    </w:p>
+    <w:p>
+      <w:pPr/>
+      <w:r>
+        <w:rPr>
+          <w:lang w:val="zh_TW" w:bidi="zh_TW"/>
+        </w:rPr>
+      </w:r>
+      <w:r>
+        <w:rPr>
           <w:b/>
           <w:lang w:val="zh_TW" w:bidi="zh_TW"/>
         </w:rPr>
@@ -3377,6 +3685,20 @@
       </w:r>
       <w:r>
         <w:rPr>
+          <w:lang w:val="zh_TW" w:bidi="zh_TW"/>
+        </w:rPr>
+        <w:t>נָשׁ֖וּב</w:t>
+      </w:r>
+    </w:p>
+    <w:p>
+      <w:pPr/>
+      <w:r>
+        <w:rPr>
+          <w:lang w:val="zh_TW" w:bidi="zh_TW"/>
+        </w:rPr>
+      </w:r>
+      <w:r>
+        <w:rPr>
           <w:b/>
           <w:lang w:val="zh_TW" w:bidi="zh_TW"/>
         </w:rPr>
@@ -3486,6 +3808,20 @@
       </w:r>
       <w:r>
         <w:rPr>
+          <w:lang w:val="zh_TW" w:bidi="zh_TW"/>
+        </w:rPr>
+        <w:t>וַ⁠תֹּאמַ֖רְנָה</w:t>
+      </w:r>
+    </w:p>
+    <w:p>
+      <w:pPr/>
+      <w:r>
+        <w:rPr>
+          <w:lang w:val="zh_TW" w:bidi="zh_TW"/>
+        </w:rPr>
+      </w:r>
+      <w:r>
+        <w:rPr>
           <w:b/>
           <w:lang w:val="zh_TW" w:bidi="zh_TW"/>
         </w:rPr>
@@ -3582,6 +3918,20 @@
       </w:r>
       <w:r>
         <w:rPr>
+          <w:lang w:val="zh_TW" w:bidi="zh_TW"/>
+        </w:rPr>
+        <w:t>כִּי</w:t>
+      </w:r>
+    </w:p>
+    <w:p>
+      <w:pPr/>
+      <w:r>
+        <w:rPr>
+          <w:lang w:val="zh_TW" w:bidi="zh_TW"/>
+        </w:rPr>
+      </w:r>
+      <w:r>
+        <w:rPr>
           <w:b/>
           <w:lang w:val="zh_TW" w:bidi="zh_TW"/>
         </w:rPr>
@@ -3678,6 +4028,20 @@
       </w:r>
       <w:r>
         <w:rPr>
+          <w:lang w:val="zh_TW" w:bidi="zh_TW"/>
+        </w:rPr>
+        <w:t>אִתָּ֥⁠ךְ</w:t>
+      </w:r>
+    </w:p>
+    <w:p>
+      <w:pPr/>
+      <w:r>
+        <w:rPr>
+          <w:lang w:val="zh_TW" w:bidi="zh_TW"/>
+        </w:rPr>
+      </w:r>
+      <w:r>
+        <w:rPr>
           <w:b/>
           <w:lang w:val="zh_TW" w:bidi="zh_TW"/>
         </w:rPr>
@@ -3774,6 +4138,20 @@
       </w:r>
       <w:r>
         <w:rPr>
+          <w:lang w:val="zh_TW" w:bidi="zh_TW"/>
+        </w:rPr>
+        <w:t>וַ⁠תֹּ֤אמֶר נָעֳמִי֙</w:t>
+      </w:r>
+    </w:p>
+    <w:p>
+      <w:pPr/>
+      <w:r>
+        <w:rPr>
+          <w:lang w:val="zh_TW" w:bidi="zh_TW"/>
+        </w:rPr>
+      </w:r>
+      <w:r>
+        <w:rPr>
           <w:b/>
           <w:lang w:val="zh_TW" w:bidi="zh_TW"/>
         </w:rPr>
@@ -3870,6 +4248,20 @@
       </w:r>
       <w:r>
         <w:rPr>
+          <w:lang w:val="zh_TW" w:bidi="zh_TW"/>
+        </w:rPr>
+        <w:t>בְנֹתַ֔⁠י</w:t>
+      </w:r>
+    </w:p>
+    <w:p>
+      <w:pPr/>
+      <w:r>
+        <w:rPr>
+          <w:lang w:val="zh_TW" w:bidi="zh_TW"/>
+        </w:rPr>
+      </w:r>
+      <w:r>
+        <w:rPr>
           <w:b/>
           <w:lang w:val="zh_TW" w:bidi="zh_TW"/>
         </w:rPr>
@@ -3946,6 +4338,20 @@
       </w:r>
       <w:r>
         <w:rPr>
+          <w:lang w:val="zh_TW" w:bidi="zh_TW"/>
+        </w:rPr>
+        <w:t>לָ֥⁠מָּה תֵלַ֖כְנָה עִמִּ֑⁠י</w:t>
+      </w:r>
+    </w:p>
+    <w:p>
+      <w:pPr/>
+      <w:r>
+        <w:rPr>
+          <w:lang w:val="zh_TW" w:bidi="zh_TW"/>
+        </w:rPr>
+      </w:r>
+      <w:r>
+        <w:rPr>
           <w:b/>
           <w:lang w:val="zh_TW" w:bidi="zh_TW"/>
         </w:rPr>
@@ -4041,6 +4447,20 @@
       </w:r>
       <w:r>
         <w:rPr>
+          <w:lang w:val="zh_TW" w:bidi="zh_TW"/>
+        </w:rPr>
+        <w:t>הַֽ⁠עֽוֹד־לִ֤⁠י בָנִים֙ בְּֽ⁠מֵעַ֔⁠י וְ⁠הָי֥וּ לָ⁠כֶ֖ם לַ⁠אֲנָשִֽׁים</w:t>
+      </w:r>
+    </w:p>
+    <w:p>
+      <w:pPr/>
+      <w:r>
+        <w:rPr>
+          <w:lang w:val="zh_TW" w:bidi="zh_TW"/>
+        </w:rPr>
+      </w:r>
+      <w:r>
+        <w:rPr>
           <w:b/>
           <w:lang w:val="zh_TW" w:bidi="zh_TW"/>
         </w:rPr>
@@ -4124,6 +4544,20 @@
       </w:r>
       <w:r>
         <w:rPr>
+          <w:lang w:val="zh_TW" w:bidi="zh_TW"/>
+        </w:rPr>
+        <w:t>זָקַ֖נְתִּי מִ⁠הְי֣וֹת לְ⁠אִ֑ישׁ</w:t>
+      </w:r>
+    </w:p>
+    <w:p>
+      <w:pPr/>
+      <w:r>
+        <w:rPr>
+          <w:lang w:val="zh_TW" w:bidi="zh_TW"/>
+        </w:rPr>
+      </w:r>
+      <w:r>
+        <w:rPr>
           <w:b/>
           <w:lang w:val="zh_TW" w:bidi="zh_TW"/>
         </w:rPr>
@@ -4207,6 +4641,20 @@
       </w:r>
       <w:r>
         <w:rPr>
+          <w:lang w:val="zh_TW" w:bidi="zh_TW"/>
+        </w:rPr>
+        <w:t>כִּ֤י אָמַ֨רְתִּי֙ יֶשׁ־לִ֣⁠י תִקְוָ֔ה גַּ֣ם הָיִ֤יתִי הַ⁠לַּ֨יְלָה֙ לְ⁠אִ֔ישׁ וְ⁠גַ֖ם יָלַ֥דְתִּי בָנִֽים</w:t>
+      </w:r>
+    </w:p>
+    <w:p>
+      <w:pPr/>
+      <w:r>
+        <w:rPr>
+          <w:lang w:val="zh_TW" w:bidi="zh_TW"/>
+        </w:rPr>
+      </w:r>
+      <w:r>
+        <w:rPr>
           <w:b/>
           <w:lang w:val="zh_TW" w:bidi="zh_TW"/>
         </w:rPr>
@@ -4353,6 +4801,20 @@
       </w:r>
       <w:r>
         <w:rPr>
+          <w:lang w:val="zh_TW" w:bidi="zh_TW"/>
+        </w:rPr>
+        <w:t>הֲ⁠לָהֵ֣ן ׀ תְּשַׂבֵּ֗רְנָה עַ֚ד אֲשֶׁ֣ר יִגְדָּ֔לוּ הֲ⁠לָהֵן֙ תֵּֽעָגֵ֔נָה לְ⁠בִלְתִּ֖י הֱי֣וֹת לְ⁠אִ֑ישׁ</w:t>
+      </w:r>
+    </w:p>
+    <w:p>
+      <w:pPr/>
+      <w:r>
+        <w:rPr>
+          <w:lang w:val="zh_TW" w:bidi="zh_TW"/>
+        </w:rPr>
+      </w:r>
+      <w:r>
+        <w:rPr>
           <w:b/>
           <w:lang w:val="zh_TW" w:bidi="zh_TW"/>
         </w:rPr>
@@ -4436,6 +4898,20 @@
       </w:r>
       <w:r>
         <w:rPr>
+          <w:lang w:val="zh_TW" w:bidi="zh_TW"/>
+        </w:rPr>
+        <w:t>הֲ⁠לָהֵ֣ן ׀ תְּשַׂבֵּ֗רְנָה עַ֚ד אֲשֶׁ֣ר יִגְדָּ֔לוּ הֲ⁠לָהֵן֙ תֵּֽעָגֵ֔נָה לְ⁠בִלְתִּ֖י הֱי֣וֹת לְ⁠אִ֑ישׁ</w:t>
+      </w:r>
+    </w:p>
+    <w:p>
+      <w:pPr/>
+      <w:r>
+        <w:rPr>
+          <w:lang w:val="zh_TW" w:bidi="zh_TW"/>
+        </w:rPr>
+      </w:r>
+      <w:r>
+        <w:rPr>
           <w:b/>
           <w:lang w:val="zh_TW" w:bidi="zh_TW"/>
         </w:rPr>
@@ -4499,6 +4975,20 @@
       </w:r>
       <w:r>
         <w:rPr>
+          <w:lang w:val="zh_TW" w:bidi="zh_TW"/>
+        </w:rPr>
+        <w:t>מַר־לִ֤⁠י מְאֹד֙</w:t>
+      </w:r>
+    </w:p>
+    <w:p>
+      <w:pPr/>
+      <w:r>
+        <w:rPr>
+          <w:lang w:val="zh_TW" w:bidi="zh_TW"/>
+        </w:rPr>
+      </w:r>
+      <w:r>
+        <w:rPr>
           <w:b/>
           <w:lang w:val="zh_TW" w:bidi="zh_TW"/>
         </w:rPr>
@@ -4582,6 +5072,20 @@
       </w:r>
       <w:r>
         <w:rPr>
+          <w:lang w:val="zh_TW" w:bidi="zh_TW"/>
+        </w:rPr>
+        <w:t>יָצְאָ֥ה בִ֖⁠י יַד־יְהוָֽה</w:t>
+      </w:r>
+    </w:p>
+    <w:p>
+      <w:pPr/>
+      <w:r>
+        <w:rPr>
+          <w:lang w:val="zh_TW" w:bidi="zh_TW"/>
+        </w:rPr>
+      </w:r>
+      <w:r>
+        <w:rPr>
           <w:b/>
           <w:lang w:val="zh_TW" w:bidi="zh_TW"/>
         </w:rPr>
@@ -4678,6 +5182,20 @@
       </w:r>
       <w:r>
         <w:rPr>
+          <w:lang w:val="zh_TW" w:bidi="zh_TW"/>
+        </w:rPr>
+        <w:t>יָצְאָ֥ה בִ֖⁠י יַד־יְהוָֽה</w:t>
+      </w:r>
+    </w:p>
+    <w:p>
+      <w:pPr/>
+      <w:r>
+        <w:rPr>
+          <w:lang w:val="zh_TW" w:bidi="zh_TW"/>
+        </w:rPr>
+      </w:r>
+      <w:r>
+        <w:rPr>
           <w:b/>
           <w:lang w:val="zh_TW" w:bidi="zh_TW"/>
         </w:rPr>
@@ -4761,6 +5279,20 @@
       </w:r>
       <w:r>
         <w:rPr>
+          <w:lang w:val="zh_TW" w:bidi="zh_TW"/>
+        </w:rPr>
+        <w:t>וַ⁠תִּשֶּׂ֣נָה קוֹלָ֔⁠ן וַ⁠תִּבְכֶּ֖ינָה</w:t>
+      </w:r>
+    </w:p>
+    <w:p>
+      <w:pPr/>
+      <w:r>
+        <w:rPr>
+          <w:lang w:val="zh_TW" w:bidi="zh_TW"/>
+        </w:rPr>
+      </w:r>
+      <w:r>
+        <w:rPr>
           <w:b/>
           <w:lang w:val="zh_TW" w:bidi="zh_TW"/>
         </w:rPr>
@@ -4857,6 +5389,20 @@
       </w:r>
       <w:r>
         <w:rPr>
+          <w:lang w:val="zh_TW" w:bidi="zh_TW"/>
+        </w:rPr>
+        <w:t>וְ⁠ר֖וּת דָּ֥בְקָה בָּֽ⁠הּ</w:t>
+      </w:r>
+    </w:p>
+    <w:p>
+      <w:pPr/>
+      <w:r>
+        <w:rPr>
+          <w:lang w:val="zh_TW" w:bidi="zh_TW"/>
+        </w:rPr>
+      </w:r>
+      <w:r>
+        <w:rPr>
           <w:b/>
           <w:lang w:val="zh_TW" w:bidi="zh_TW"/>
         </w:rPr>
@@ -4940,6 +5486,20 @@
       </w:r>
       <w:r>
         <w:rPr>
+          <w:lang w:val="zh_TW" w:bidi="zh_TW"/>
+        </w:rPr>
+        <w:t>הִנֵּה֙</w:t>
+      </w:r>
+    </w:p>
+    <w:p>
+      <w:pPr/>
+      <w:r>
+        <w:rPr>
+          <w:lang w:val="zh_TW" w:bidi="zh_TW"/>
+        </w:rPr>
+      </w:r>
+      <w:r>
+        <w:rPr>
           <w:b/>
           <w:lang w:val="zh_TW" w:bidi="zh_TW"/>
         </w:rPr>
@@ -5132,6 +5692,20 @@
       </w:r>
       <w:r>
         <w:rPr>
+          <w:lang w:val="zh_TW" w:bidi="zh_TW"/>
+        </w:rPr>
+        <w:t>עַמָּ֖⁠הּ</w:t>
+      </w:r>
+    </w:p>
+    <w:p>
+      <w:pPr/>
+      <w:r>
+        <w:rPr>
+          <w:lang w:val="zh_TW" w:bidi="zh_TW"/>
+        </w:rPr>
+      </w:r>
+      <w:r>
+        <w:rPr>
           <w:b/>
           <w:lang w:val="zh_TW" w:bidi="zh_TW"/>
         </w:rPr>
@@ -5228,6 +5802,20 @@
       </w:r>
       <w:r>
         <w:rPr>
+          <w:lang w:val="zh_TW" w:bidi="zh_TW"/>
+        </w:rPr>
+        <w:t>אֱלֹהֶ֑י⁠הָ</w:t>
+      </w:r>
+    </w:p>
+    <w:p>
+      <w:pPr/>
+      <w:r>
+        <w:rPr>
+          <w:lang w:val="zh_TW" w:bidi="zh_TW"/>
+        </w:rPr>
+      </w:r>
+      <w:r>
+        <w:rPr>
           <w:b/>
           <w:lang w:val="zh_TW" w:bidi="zh_TW"/>
         </w:rPr>
@@ -5324,6 +5912,20 @@
       </w:r>
       <w:r>
         <w:rPr>
+          <w:lang w:val="zh_TW" w:bidi="zh_TW"/>
+        </w:rPr>
+        <w:t>אֱלֹהֶ֑י⁠הָ</w:t>
+      </w:r>
+    </w:p>
+    <w:p>
+      <w:pPr/>
+      <w:r>
+        <w:rPr>
+          <w:lang w:val="zh_TW" w:bidi="zh_TW"/>
+        </w:rPr>
+      </w:r>
+      <w:r>
+        <w:rPr>
           <w:b/>
           <w:lang w:val="zh_TW" w:bidi="zh_TW"/>
         </w:rPr>
@@ -5483,6 +6085,20 @@
       </w:r>
       <w:r>
         <w:rPr>
+          <w:lang w:val="zh_TW" w:bidi="zh_TW"/>
+        </w:rPr>
+        <w:t>לְ⁠עָזְבֵ֖⁠ךְ לָ⁠שׁ֣וּב מֵ⁠אַחֲרָ֑יִ⁠ךְ</w:t>
+      </w:r>
+    </w:p>
+    <w:p>
+      <w:pPr/>
+      <w:r>
+        <w:rPr>
+          <w:lang w:val="zh_TW" w:bidi="zh_TW"/>
+        </w:rPr>
+      </w:r>
+      <w:r>
+        <w:rPr>
           <w:b/>
           <w:lang w:val="zh_TW" w:bidi="zh_TW"/>
         </w:rPr>
@@ -5592,6 +6208,20 @@
       </w:r>
       <w:r>
         <w:rPr>
+          <w:lang w:val="zh_TW" w:bidi="zh_TW"/>
+        </w:rPr>
+        <w:t>עַמֵּ֣⁠ךְ עַמִּ֔⁠י וֵ⁠אלֹהַ֖יִ⁠ךְ אֱלֹהָֽ⁠י</w:t>
+      </w:r>
+    </w:p>
+    <w:p>
+      <w:pPr/>
+      <w:r>
+        <w:rPr>
+          <w:lang w:val="zh_TW" w:bidi="zh_TW"/>
+        </w:rPr>
+      </w:r>
+      <w:r>
+        <w:rPr>
           <w:b/>
           <w:lang w:val="zh_TW" w:bidi="zh_TW"/>
         </w:rPr>
@@ -5675,6 +6305,20 @@
       </w:r>
       <w:r>
         <w:rPr>
+          <w:lang w:val="zh_TW" w:bidi="zh_TW"/>
+        </w:rPr>
+        <w:t>כֹּה֩ יַעֲשֶׂ֨ה יְהוָ֥ה לִ⁠י֙ וְ⁠כֹ֣ה יֹסִ֔יף</w:t>
+      </w:r>
+    </w:p>
+    <w:p>
+      <w:pPr/>
+      <w:r>
+        <w:rPr>
+          <w:lang w:val="zh_TW" w:bidi="zh_TW"/>
+        </w:rPr>
+      </w:r>
+      <w:r>
+        <w:rPr>
           <w:b/>
           <w:lang w:val="zh_TW" w:bidi="zh_TW"/>
         </w:rPr>
@@ -5758,6 +6402,20 @@
       </w:r>
       <w:r>
         <w:rPr>
+          <w:lang w:val="zh_TW" w:bidi="zh_TW"/>
+        </w:rPr>
+        <w:t>כִּ֣י הַ⁠מָּ֔וֶת יַפְרִ֖יד בֵּינִ֥⁠י וּ⁠בֵינֵֽ⁠ךְ</w:t>
+      </w:r>
+    </w:p>
+    <w:p>
+      <w:pPr/>
+      <w:r>
+        <w:rPr>
+          <w:lang w:val="zh_TW" w:bidi="zh_TW"/>
+        </w:rPr>
+      </w:r>
+      <w:r>
+        <w:rPr>
           <w:b/>
           <w:lang w:val="zh_TW" w:bidi="zh_TW"/>
         </w:rPr>
@@ -5841,6 +6499,20 @@
       </w:r>
       <w:r>
         <w:rPr>
+          <w:lang w:val="zh_TW" w:bidi="zh_TW"/>
+        </w:rPr>
+        <w:t>יַפְרִ֖יד בֵּינִ֥⁠י וּ⁠בֵינֵֽ⁠ךְ</w:t>
+      </w:r>
+    </w:p>
+    <w:p>
+      <w:pPr/>
+      <w:r>
+        <w:rPr>
+          <w:lang w:val="zh_TW" w:bidi="zh_TW"/>
+        </w:rPr>
+      </w:r>
+      <w:r>
+        <w:rPr>
           <w:b/>
           <w:lang w:val="zh_TW" w:bidi="zh_TW"/>
         </w:rPr>
@@ -5924,6 +6596,20 @@
       </w:r>
       <w:r>
         <w:rPr>
+          <w:lang w:val="zh_TW" w:bidi="zh_TW"/>
+        </w:rPr>
+        <w:t>וַ⁠תֶּחְדַּ֖ל לְ⁠דַבֵּ֥ר אֵלֶֽי⁠הָ</w:t>
+      </w:r>
+    </w:p>
+    <w:p>
+      <w:pPr/>
+      <w:r>
+        <w:rPr>
+          <w:lang w:val="zh_TW" w:bidi="zh_TW"/>
+        </w:rPr>
+      </w:r>
+      <w:r>
+        <w:rPr>
           <w:b/>
           <w:lang w:val="zh_TW" w:bidi="zh_TW"/>
         </w:rPr>
@@ -6007,6 +6693,20 @@
       </w:r>
       <w:r>
         <w:rPr>
+          <w:lang w:val="zh_TW" w:bidi="zh_TW"/>
+        </w:rPr>
+        <w:t>וַ⁠תֶּחְדַּ֖ל לְ⁠דַבֵּ֥ר אֵלֶֽי⁠הָ</w:t>
+      </w:r>
+    </w:p>
+    <w:p>
+      <w:pPr/>
+      <w:r>
+        <w:rPr>
+          <w:lang w:val="zh_TW" w:bidi="zh_TW"/>
+        </w:rPr>
+      </w:r>
+      <w:r>
+        <w:rPr>
           <w:b/>
           <w:lang w:val="zh_TW" w:bidi="zh_TW"/>
         </w:rPr>
@@ -6116,6 +6816,20 @@
       </w:r>
       <w:r>
         <w:rPr>
+          <w:lang w:val="zh_TW" w:bidi="zh_TW"/>
+        </w:rPr>
+        <w:t>וַ⁠יְהִ֗י</w:t>
+      </w:r>
+    </w:p>
+    <w:p>
+      <w:pPr/>
+      <w:r>
+        <w:rPr>
+          <w:lang w:val="zh_TW" w:bidi="zh_TW"/>
+        </w:rPr>
+      </w:r>
+      <w:r>
+        <w:rPr>
           <w:b/>
           <w:lang w:val="zh_TW" w:bidi="zh_TW"/>
         </w:rPr>
@@ -6206,6 +6920,20 @@
       </w:r>
       <w:r>
         <w:rPr>
+          <w:lang w:val="zh_TW" w:bidi="zh_TW"/>
+        </w:rPr>
+        <w:t>כְּ⁠בֹאָ֨⁠נָה֙ בֵּ֣ית לֶ֔חֶם</w:t>
+      </w:r>
+    </w:p>
+    <w:p>
+      <w:pPr/>
+      <w:r>
+        <w:rPr>
+          <w:lang w:val="zh_TW" w:bidi="zh_TW"/>
+        </w:rPr>
+      </w:r>
+      <w:r>
+        <w:rPr>
           <w:b/>
           <w:lang w:val="zh_TW" w:bidi="zh_TW"/>
         </w:rPr>
@@ -6289,6 +7017,20 @@
       </w:r>
       <w:r>
         <w:rPr>
+          <w:lang w:val="zh_TW" w:bidi="zh_TW"/>
+        </w:rPr>
+        <w:t>כָּל־הָ⁠עִיר֙</w:t>
+      </w:r>
+    </w:p>
+    <w:p>
+      <w:pPr/>
+      <w:r>
+        <w:rPr>
+          <w:lang w:val="zh_TW" w:bidi="zh_TW"/>
+        </w:rPr>
+      </w:r>
+      <w:r>
+        <w:rPr>
           <w:b/>
           <w:lang w:val="zh_TW" w:bidi="zh_TW"/>
         </w:rPr>
@@ -6385,6 +7127,20 @@
       </w:r>
       <w:r>
         <w:rPr>
+          <w:lang w:val="zh_TW" w:bidi="zh_TW"/>
+        </w:rPr>
+        <w:t>כָּל־הָ⁠עִיר֙</w:t>
+      </w:r>
+    </w:p>
+    <w:p>
+      <w:pPr/>
+      <w:r>
+        <w:rPr>
+          <w:lang w:val="zh_TW" w:bidi="zh_TW"/>
+        </w:rPr>
+      </w:r>
+      <w:r>
+        <w:rPr>
           <w:b/>
           <w:lang w:val="zh_TW" w:bidi="zh_TW"/>
         </w:rPr>
@@ -6481,6 +7237,20 @@
       </w:r>
       <w:r>
         <w:rPr>
+          <w:lang w:val="zh_TW" w:bidi="zh_TW"/>
+        </w:rPr>
+        <w:t>הֲ⁠זֹ֥את נָעֳמִֽי</w:t>
+      </w:r>
+    </w:p>
+    <w:p>
+      <w:pPr/>
+      <w:r>
+        <w:rPr>
+          <w:lang w:val="zh_TW" w:bidi="zh_TW"/>
+        </w:rPr>
+      </w:r>
+      <w:r>
+        <w:rPr>
           <w:b/>
           <w:lang w:val="zh_TW" w:bidi="zh_TW"/>
         </w:rPr>
@@ -6564,6 +7334,20 @@
       </w:r>
       <w:r>
         <w:rPr>
+          <w:lang w:val="zh_TW" w:bidi="zh_TW"/>
+        </w:rPr>
+        <w:t>אַל־תִּקְרֶ֥אנָה לִ֖⁠י נָעֳמִ֑י</w:t>
+      </w:r>
+    </w:p>
+    <w:p>
+      <w:pPr/>
+      <w:r>
+        <w:rPr>
+          <w:lang w:val="zh_TW" w:bidi="zh_TW"/>
+        </w:rPr>
+      </w:r>
+      <w:r>
+        <w:rPr>
           <w:b/>
           <w:lang w:val="zh_TW" w:bidi="zh_TW"/>
         </w:rPr>
@@ -6654,6 +7438,20 @@
       </w:r>
       <w:r>
         <w:rPr>
+          <w:lang w:val="zh_TW" w:bidi="zh_TW"/>
+        </w:rPr>
+        <w:t>מָרָ֔א</w:t>
+      </w:r>
+    </w:p>
+    <w:p>
+      <w:pPr/>
+      <w:r>
+        <w:rPr>
+          <w:lang w:val="zh_TW" w:bidi="zh_TW"/>
+        </w:rPr>
+      </w:r>
+      <w:r>
+        <w:rPr>
           <w:b/>
           <w:lang w:val="zh_TW" w:bidi="zh_TW"/>
         </w:rPr>
@@ -6744,6 +7542,20 @@
       </w:r>
       <w:r>
         <w:rPr>
+          <w:lang w:val="zh_TW" w:bidi="zh_TW"/>
+        </w:rPr>
+        <w:t>אֲנִי֙ מְלֵאָ֣ה הָלַ֔כְתִּי וְ⁠רֵיקָ֖ם הֱשִׁיבַ֣⁠נִי יְהוָ֑ה</w:t>
+      </w:r>
+    </w:p>
+    <w:p>
+      <w:pPr/>
+      <w:r>
+        <w:rPr>
+          <w:lang w:val="zh_TW" w:bidi="zh_TW"/>
+        </w:rPr>
+      </w:r>
+      <w:r>
+        <w:rPr>
           <w:b/>
           <w:lang w:val="zh_TW" w:bidi="zh_TW"/>
         </w:rPr>
@@ -6853,6 +7665,20 @@
       </w:r>
       <w:r>
         <w:rPr>
+          <w:lang w:val="zh_TW" w:bidi="zh_TW"/>
+        </w:rPr>
+        <w:t>לָ֣⁠מָּה תִקְרֶ֤אנָה לִ⁠י֙ נָעֳמִ֔י</w:t>
+      </w:r>
+    </w:p>
+    <w:p>
+      <w:pPr/>
+      <w:r>
+        <w:rPr>
+          <w:lang w:val="zh_TW" w:bidi="zh_TW"/>
+        </w:rPr>
+      </w:r>
+      <w:r>
+        <w:rPr>
           <w:b/>
           <w:lang w:val="zh_TW" w:bidi="zh_TW"/>
         </w:rPr>
@@ -6936,6 +7762,20 @@
       </w:r>
       <w:r>
         <w:rPr>
+          <w:lang w:val="zh_TW" w:bidi="zh_TW"/>
+        </w:rPr>
+        <w:t>וַֽ⁠יהוָה֙ עָ֣נָה בִ֔⁠י וְ⁠שַׁדַּ֖י הֵ֥רַֽע לִֽ⁠י</w:t>
+      </w:r>
+    </w:p>
+    <w:p>
+      <w:pPr/>
+      <w:r>
+        <w:rPr>
+          <w:lang w:val="zh_TW" w:bidi="zh_TW"/>
+        </w:rPr>
+      </w:r>
+      <w:r>
+        <w:rPr>
           <w:b/>
           <w:lang w:val="zh_TW" w:bidi="zh_TW"/>
         </w:rPr>
@@ -7045,6 +7885,20 @@
       </w:r>
       <w:r>
         <w:rPr>
+          <w:lang w:val="zh_TW" w:bidi="zh_TW"/>
+        </w:rPr>
+        <w:t>עָ֣נָה בִ֔⁠י</w:t>
+      </w:r>
+    </w:p>
+    <w:p>
+      <w:pPr/>
+      <w:r>
+        <w:rPr>
+          <w:lang w:val="zh_TW" w:bidi="zh_TW"/>
+        </w:rPr>
+      </w:r>
+      <w:r>
+        <w:rPr>
           <w:b/>
           <w:lang w:val="zh_TW" w:bidi="zh_TW"/>
         </w:rPr>
@@ -7204,6 +8058,20 @@
       </w:r>
       <w:r>
         <w:rPr>
+          <w:lang w:val="zh_TW" w:bidi="zh_TW"/>
+        </w:rPr>
+        <w:t>וַ⁠תָּ֣שָׁב נָעֳמִ֗י וְ⁠ר֨וּת הַ⁠מּוֹאֲבִיָּ֤ה כַלָּתָ⁠הּ֙ עִמָּ֔⁠הּ הַ⁠שָּׁ֖בָה מִ⁠שְּׂדֵ֣י מוֹאָ֑ב</w:t>
+      </w:r>
+    </w:p>
+    <w:p>
+      <w:pPr/>
+      <w:r>
+        <w:rPr>
+          <w:lang w:val="zh_TW" w:bidi="zh_TW"/>
+        </w:rPr>
+      </w:r>
+      <w:r>
+        <w:rPr>
           <w:b/>
           <w:lang w:val="zh_TW" w:bidi="zh_TW"/>
         </w:rPr>
@@ -7287,6 +8155,20 @@
       </w:r>
       <w:r>
         <w:rPr>
+          <w:lang w:val="zh_TW" w:bidi="zh_TW"/>
+        </w:rPr>
+        <w:t>וְ⁠הֵ֗מָּה בָּ֚אוּ בֵּ֣ית לֶ֔חֶם בִּ⁠תְחִלַּ֖ת קְצִ֥יר שְׂעֹרִֽים</w:t>
+      </w:r>
+    </w:p>
+    <w:p>
+      <w:pPr/>
+      <w:r>
+        <w:rPr>
+          <w:lang w:val="zh_TW" w:bidi="zh_TW"/>
+        </w:rPr>
+      </w:r>
+      <w:r>
+        <w:rPr>
           <w:b/>
           <w:lang w:val="zh_TW" w:bidi="zh_TW"/>
         </w:rPr>
@@ -7370,6 +8252,20 @@
       </w:r>
       <w:r>
         <w:rPr>
+          <w:lang w:val="zh_TW" w:bidi="zh_TW"/>
+        </w:rPr>
+        <w:t>בִּ⁠תְחִלַּ֖ת קְצִ֥יר שְׂעֹרִֽים</w:t>
+      </w:r>
+    </w:p>
+    <w:p>
+      <w:pPr/>
+      <w:r>
+        <w:rPr>
+          <w:lang w:val="zh_TW" w:bidi="zh_TW"/>
+        </w:rPr>
+      </w:r>
+      <w:r>
+        <w:rPr>
           <w:b/>
           <w:lang w:val="zh_TW" w:bidi="zh_TW"/>
         </w:rPr>
@@ -7624,6 +8520,20 @@
       </w:r>
       <w:r>
         <w:rPr>
+          <w:lang w:val="zh_TW" w:bidi="zh_TW"/>
+        </w:rPr>
+        <w:t>וּֽ⁠לְ⁠נָעֳמִ֞י מוֹדַ֣ע לְ⁠אִישָׁ֗⁠הּ</w:t>
+      </w:r>
+    </w:p>
+    <w:p>
+      <w:pPr/>
+      <w:r>
+        <w:rPr>
+          <w:lang w:val="zh_TW" w:bidi="zh_TW"/>
+        </w:rPr>
+      </w:r>
+      <w:r>
+        <w:rPr>
           <w:b/>
           <w:lang w:val="zh_TW" w:bidi="zh_TW"/>
         </w:rPr>
@@ -7707,6 +8617,20 @@
       </w:r>
       <w:r>
         <w:rPr>
+          <w:lang w:val="zh_TW" w:bidi="zh_TW"/>
+        </w:rPr>
+        <w:t>וּֽ⁠לְ⁠נָעֳמִ֞י מוֹדַ֣ע לְ⁠אִישָׁ֗⁠הּ</w:t>
+      </w:r>
+    </w:p>
+    <w:p>
+      <w:pPr/>
+      <w:r>
+        <w:rPr>
+          <w:lang w:val="zh_TW" w:bidi="zh_TW"/>
+        </w:rPr>
+      </w:r>
+      <w:r>
+        <w:rPr>
           <w:b/>
           <w:lang w:val="zh_TW" w:bidi="zh_TW"/>
         </w:rPr>
@@ -7803,6 +8727,20 @@
       </w:r>
       <w:r>
         <w:rPr>
+          <w:lang w:val="zh_TW" w:bidi="zh_TW"/>
+        </w:rPr>
+        <w:t>אִ֚ישׁ גִּבּ֣וֹר חַ֔יִל</w:t>
+      </w:r>
+    </w:p>
+    <w:p>
+      <w:pPr/>
+      <w:r>
+        <w:rPr>
+          <w:lang w:val="zh_TW" w:bidi="zh_TW"/>
+        </w:rPr>
+      </w:r>
+      <w:r>
+        <w:rPr>
           <w:b/>
           <w:lang w:val="zh_TW" w:bidi="zh_TW"/>
         </w:rPr>
@@ -7893,6 +8831,20 @@
       </w:r>
       <w:r>
         <w:rPr>
+          <w:lang w:val="zh_TW" w:bidi="zh_TW"/>
+        </w:rPr>
+        <w:t>מִ⁠מִּשְׁפַּ֖חַת אֱלִימֶ֑לֶךְ</w:t>
+      </w:r>
+    </w:p>
+    <w:p>
+      <w:pPr/>
+      <w:r>
+        <w:rPr>
+          <w:lang w:val="zh_TW" w:bidi="zh_TW"/>
+        </w:rPr>
+      </w:r>
+      <w:r>
+        <w:rPr>
           <w:b/>
           <w:lang w:val="zh_TW" w:bidi="zh_TW"/>
         </w:rPr>
@@ -7989,6 +8941,20 @@
       </w:r>
       <w:r>
         <w:rPr>
+          <w:lang w:val="zh_TW" w:bidi="zh_TW"/>
+        </w:rPr>
+        <w:t>ר֨וּת הַ⁠מּוֹאֲבִיָּ֜ה</w:t>
+      </w:r>
+    </w:p>
+    <w:p>
+      <w:pPr/>
+      <w:r>
+        <w:rPr>
+          <w:lang w:val="zh_TW" w:bidi="zh_TW"/>
+        </w:rPr>
+      </w:r>
+      <w:r>
+        <w:rPr>
           <w:b/>
           <w:lang w:val="zh_TW" w:bidi="zh_TW"/>
         </w:rPr>
@@ -8135,6 +9101,20 @@
       </w:r>
       <w:r>
         <w:rPr>
+          <w:lang w:val="zh_TW" w:bidi="zh_TW"/>
+        </w:rPr>
+        <w:t>אֲשֶׁ֥ר אֶמְצָא־חֵ֖ן בְּ⁠עֵינָ֑י⁠ו</w:t>
+      </w:r>
+    </w:p>
+    <w:p>
+      <w:pPr/>
+      <w:r>
+        <w:rPr>
+          <w:lang w:val="zh_TW" w:bidi="zh_TW"/>
+        </w:rPr>
+      </w:r>
+      <w:r>
+        <w:rPr>
           <w:b/>
           <w:lang w:val="zh_TW" w:bidi="zh_TW"/>
         </w:rPr>
@@ -8231,6 +9211,20 @@
       </w:r>
       <w:r>
         <w:rPr>
+          <w:lang w:val="zh_TW" w:bidi="zh_TW"/>
+        </w:rPr>
+        <w:t>בִתִּֽ⁠י</w:t>
+      </w:r>
+    </w:p>
+    <w:p>
+      <w:pPr/>
+      <w:r>
+        <w:rPr>
+          <w:lang w:val="zh_TW" w:bidi="zh_TW"/>
+        </w:rPr>
+      </w:r>
+      <w:r>
+        <w:rPr>
           <w:b/>
           <w:lang w:val="zh_TW" w:bidi="zh_TW"/>
         </w:rPr>
@@ -8314,6 +9308,20 @@
       </w:r>
       <w:r>
         <w:rPr>
+          <w:lang w:val="zh_TW" w:bidi="zh_TW"/>
+        </w:rPr>
+        <w:t>וַ⁠יִּ֣קֶר מִקְרֶ֔⁠הָ</w:t>
+      </w:r>
+    </w:p>
+    <w:p>
+      <w:pPr/>
+      <w:r>
+        <w:rPr>
+          <w:lang w:val="zh_TW" w:bidi="zh_TW"/>
+        </w:rPr>
+      </w:r>
+      <w:r>
+        <w:rPr>
           <w:b/>
           <w:lang w:val="zh_TW" w:bidi="zh_TW"/>
         </w:rPr>
@@ -8410,6 +9418,20 @@
       </w:r>
       <w:r>
         <w:rPr>
+          <w:lang w:val="zh_TW" w:bidi="zh_TW"/>
+        </w:rPr>
+        <w:t>מִ⁠מִּשְׁפַּ֥חַת אֱלִימֶֽלֶךְ</w:t>
+      </w:r>
+    </w:p>
+    <w:p>
+      <w:pPr/>
+      <w:r>
+        <w:rPr>
+          <w:lang w:val="zh_TW" w:bidi="zh_TW"/>
+        </w:rPr>
+      </w:r>
+      <w:r>
+        <w:rPr>
           <w:b/>
           <w:lang w:val="zh_TW" w:bidi="zh_TW"/>
         </w:rPr>
@@ -8506,6 +9528,20 @@
       </w:r>
       <w:r>
         <w:rPr>
+          <w:lang w:val="zh_TW" w:bidi="zh_TW"/>
+        </w:rPr>
+        <w:t>וְ⁠הִנֵּה</w:t>
+      </w:r>
+    </w:p>
+    <w:p>
+      <w:pPr/>
+      <w:r>
+        <w:rPr>
+          <w:lang w:val="zh_TW" w:bidi="zh_TW"/>
+        </w:rPr>
+      </w:r>
+      <w:r>
+        <w:rPr>
           <w:b/>
           <w:lang w:val="zh_TW" w:bidi="zh_TW"/>
         </w:rPr>
@@ -8616,6 +9652,20 @@
       </w:r>
       <w:r>
         <w:rPr>
+          <w:lang w:val="zh_TW" w:bidi="zh_TW"/>
+        </w:rPr>
+        <w:t>בָּ֚א מִ⁠בֵּ֣ית לֶ֔חֶם</w:t>
+      </w:r>
+    </w:p>
+    <w:p>
+      <w:pPr/>
+      <w:r>
+        <w:rPr>
+          <w:lang w:val="zh_TW" w:bidi="zh_TW"/>
+        </w:rPr>
+      </w:r>
+      <w:r>
+        <w:rPr>
           <w:b/>
           <w:lang w:val="zh_TW" w:bidi="zh_TW"/>
         </w:rPr>
@@ -8705,6 +9755,20 @@
       </w:r>
       <w:r>
         <w:rPr>
+          <w:lang w:val="zh_TW" w:bidi="zh_TW"/>
+        </w:rPr>
+        <w:t>יְהוָ֣ה עִמָּ⁠כֶ֑ם</w:t>
+      </w:r>
+    </w:p>
+    <w:p>
+      <w:pPr/>
+      <w:r>
+        <w:rPr>
+          <w:lang w:val="zh_TW" w:bidi="zh_TW"/>
+        </w:rPr>
+      </w:r>
+      <w:r>
+        <w:rPr>
           <w:b/>
           <w:lang w:val="zh_TW" w:bidi="zh_TW"/>
         </w:rPr>
@@ -8967,6 +10031,20 @@
       </w:r>
       <w:r>
         <w:rPr>
+          <w:lang w:val="zh_TW" w:bidi="zh_TW"/>
+        </w:rPr>
+        <w:t>לְ⁠מִ֖י הַ⁠נַּעֲרָ֥ה הַ⁠זֹּֽאת</w:t>
+      </w:r>
+    </w:p>
+    <w:p>
+      <w:pPr/>
+      <w:r>
+        <w:rPr>
+          <w:lang w:val="zh_TW" w:bidi="zh_TW"/>
+        </w:rPr>
+      </w:r>
+      <w:r>
+        <w:rPr>
           <w:b/>
           <w:lang w:val="zh_TW" w:bidi="zh_TW"/>
         </w:rPr>
@@ -9050,6 +10128,20 @@
       </w:r>
       <w:r>
         <w:rPr>
+          <w:lang w:val="zh_TW" w:bidi="zh_TW"/>
+        </w:rPr>
+        <w:t>וַ⁠יַּ֗עַן &amp; וַ⁠יֹּאמַ֑ר</w:t>
+      </w:r>
+    </w:p>
+    <w:p>
+      <w:pPr/>
+      <w:r>
+        <w:rPr>
+          <w:lang w:val="zh_TW" w:bidi="zh_TW"/>
+        </w:rPr>
+      </w:r>
+      <w:r>
+        <w:rPr>
           <w:b/>
           <w:lang w:val="zh_TW" w:bidi="zh_TW"/>
         </w:rPr>
@@ -9166,6 +10258,20 @@
       </w:r>
       <w:r>
         <w:rPr>
+          <w:lang w:val="zh_TW" w:bidi="zh_TW"/>
+        </w:rPr>
+        <w:t>וַ⁠תֹּ֗אמֶר אֲלַקֳטָה־נָּא֙ וְ⁠אָסַפְתִּ֣י בָֽ⁠עֳמָרִ֔ים אַחֲרֵ֖י הַ⁠קּוֹצְרִ֑ים</w:t>
+      </w:r>
+    </w:p>
+    <w:p>
+      <w:pPr/>
+      <w:r>
+        <w:rPr>
+          <w:lang w:val="zh_TW" w:bidi="zh_TW"/>
+        </w:rPr>
+      </w:r>
+      <w:r>
+        <w:rPr>
           <w:b/>
           <w:lang w:val="zh_TW" w:bidi="zh_TW"/>
         </w:rPr>
@@ -9249,6 +10355,20 @@
       </w:r>
       <w:r>
         <w:rPr>
+          <w:lang w:val="zh_TW" w:bidi="zh_TW"/>
+        </w:rPr>
+        <w:t>אֲלַקֳטָה־נָּא֙ וְ⁠אָסַפְתִּ֣י</w:t>
+      </w:r>
+    </w:p>
+    <w:p>
+      <w:pPr/>
+      <w:r>
+        <w:rPr>
+          <w:lang w:val="zh_TW" w:bidi="zh_TW"/>
+        </w:rPr>
+      </w:r>
+      <w:r>
+        <w:rPr>
           <w:b/>
           <w:lang w:val="zh_TW" w:bidi="zh_TW"/>
         </w:rPr>
@@ -9436,6 +10556,20 @@
       </w:r>
       <w:r>
         <w:rPr>
+          <w:lang w:val="zh_TW" w:bidi="zh_TW"/>
+        </w:rPr>
+        <w:t>הֲ⁠ל֧וֹא שָׁמַ֣עַתְּ בִּתִּ֗⁠י</w:t>
+      </w:r>
+    </w:p>
+    <w:p>
+      <w:pPr/>
+      <w:r>
+        <w:rPr>
+          <w:lang w:val="zh_TW" w:bidi="zh_TW"/>
+        </w:rPr>
+      </w:r>
+      <w:r>
+        <w:rPr>
           <w:b/>
           <w:lang w:val="zh_TW" w:bidi="zh_TW"/>
         </w:rPr>
@@ -9519,6 +10653,20 @@
       </w:r>
       <w:r>
         <w:rPr>
+          <w:lang w:val="zh_TW" w:bidi="zh_TW"/>
+        </w:rPr>
+        <w:t>בִּתִּ֗⁠י</w:t>
+      </w:r>
+    </w:p>
+    <w:p>
+      <w:pPr/>
+      <w:r>
+        <w:rPr>
+          <w:lang w:val="zh_TW" w:bidi="zh_TW"/>
+        </w:rPr>
+      </w:r>
+      <w:r>
+        <w:rPr>
           <w:b/>
           <w:lang w:val="zh_TW" w:bidi="zh_TW"/>
         </w:rPr>
@@ -9615,6 +10763,20 @@
       </w:r>
       <w:r>
         <w:rPr>
+          <w:lang w:val="zh_TW" w:bidi="zh_TW"/>
+        </w:rPr>
+        <w:t>עֵינַ֜יִ⁠ךְ בַּ⁠שָּׂדֶ֤ה</w:t>
+      </w:r>
+    </w:p>
+    <w:p>
+      <w:pPr/>
+      <w:r>
+        <w:rPr>
+          <w:lang w:val="zh_TW" w:bidi="zh_TW"/>
+        </w:rPr>
+      </w:r>
+      <w:r>
+        <w:rPr>
           <w:b/>
           <w:lang w:val="zh_TW" w:bidi="zh_TW"/>
         </w:rPr>
@@ -9711,6 +10873,20 @@
       </w:r>
       <w:r>
         <w:rPr>
+          <w:lang w:val="zh_TW" w:bidi="zh_TW"/>
+        </w:rPr>
+        <w:t>אַחֲרֵי⁠הֶ֔ן</w:t>
+      </w:r>
+    </w:p>
+    <w:p>
+      <w:pPr/>
+      <w:r>
+        <w:rPr>
+          <w:lang w:val="zh_TW" w:bidi="zh_TW"/>
+        </w:rPr>
+      </w:r>
+      <w:r>
+        <w:rPr>
           <w:b/>
           <w:lang w:val="zh_TW" w:bidi="zh_TW"/>
         </w:rPr>
@@ -9807,6 +10983,20 @@
       </w:r>
       <w:r>
         <w:rPr>
+          <w:lang w:val="zh_TW" w:bidi="zh_TW"/>
+        </w:rPr>
+        <w:t>הֲ⁠ל֥וֹא צִוִּ֛יתִי אֶת־הַ⁠נְּעָרִ֖ים לְ⁠בִלְתִּ֣י נָגְעֵ֑⁠ךְ</w:t>
+      </w:r>
+    </w:p>
+    <w:p>
+      <w:pPr/>
+      <w:r>
+        <w:rPr>
+          <w:lang w:val="zh_TW" w:bidi="zh_TW"/>
+        </w:rPr>
+      </w:r>
+      <w:r>
+        <w:rPr>
           <w:b/>
           <w:lang w:val="zh_TW" w:bidi="zh_TW"/>
         </w:rPr>
@@ -9890,6 +11080,20 @@
       </w:r>
       <w:r>
         <w:rPr>
+          <w:lang w:val="zh_TW" w:bidi="zh_TW"/>
+        </w:rPr>
+        <w:t>אֶת־הַ⁠נְּעָרִ֖ים</w:t>
+      </w:r>
+    </w:p>
+    <w:p>
+      <w:pPr/>
+      <w:r>
+        <w:rPr>
+          <w:lang w:val="zh_TW" w:bidi="zh_TW"/>
+        </w:rPr>
+      </w:r>
+      <w:r>
+        <w:rPr>
           <w:b/>
           <w:lang w:val="zh_TW" w:bidi="zh_TW"/>
         </w:rPr>
@@ -9973,6 +11177,20 @@
       </w:r>
       <w:r>
         <w:rPr>
+          <w:lang w:val="zh_TW" w:bidi="zh_TW"/>
+        </w:rPr>
+        <w:t>לְ⁠בִלְתִּ֣י נָגְעֵ֑⁠ךְ</w:t>
+      </w:r>
+    </w:p>
+    <w:p>
+      <w:pPr/>
+      <w:r>
+        <w:rPr>
+          <w:lang w:val="zh_TW" w:bidi="zh_TW"/>
+        </w:rPr>
+      </w:r>
+      <w:r>
+        <w:rPr>
           <w:b/>
           <w:lang w:val="zh_TW" w:bidi="zh_TW"/>
         </w:rPr>
@@ -10132,6 +11350,20 @@
       </w:r>
       <w:r>
         <w:rPr>
+          <w:lang w:val="zh_TW" w:bidi="zh_TW"/>
+        </w:rPr>
+        <w:t>וַ⁠תִּפֹּל֙ עַל־פָּנֶ֔י⁠הָ וַ⁠תִּשְׁתַּ֖חוּ אָ֑רְצָ⁠ה</w:t>
+      </w:r>
+    </w:p>
+    <w:p>
+      <w:pPr/>
+      <w:r>
+        <w:rPr>
+          <w:lang w:val="zh_TW" w:bidi="zh_TW"/>
+        </w:rPr>
+      </w:r>
+      <w:r>
+        <w:rPr>
           <w:b/>
           <w:lang w:val="zh_TW" w:bidi="zh_TW"/>
         </w:rPr>
@@ -10215,6 +11447,20 @@
       </w:r>
       <w:r>
         <w:rPr>
+          <w:lang w:val="zh_TW" w:bidi="zh_TW"/>
+        </w:rPr>
+        <w:t>וַ⁠תִּפֹּל֙ עַל־פָּנֶ֔י⁠הָ וַ⁠תִּשְׁתַּ֖חוּ אָ֑רְצָ⁠ה</w:t>
+      </w:r>
+    </w:p>
+    <w:p>
+      <w:pPr/>
+      <w:r>
+        <w:rPr>
+          <w:lang w:val="zh_TW" w:bidi="zh_TW"/>
+        </w:rPr>
+      </w:r>
+      <w:r>
+        <w:rPr>
           <w:b/>
           <w:lang w:val="zh_TW" w:bidi="zh_TW"/>
         </w:rPr>
@@ -10318,6 +11564,20 @@
       </w:r>
       <w:r>
         <w:rPr>
+          <w:lang w:val="zh_TW" w:bidi="zh_TW"/>
+        </w:rPr>
+        <w:t>וַ⁠תִּפֹּל֙ עַל־פָּנֶ֔י⁠הָ וַ⁠תִּשְׁתַּ֖חוּ אָ֑רְצָ⁠ה</w:t>
+      </w:r>
+    </w:p>
+    <w:p>
+      <w:pPr/>
+      <w:r>
+        <w:rPr>
+          <w:lang w:val="zh_TW" w:bidi="zh_TW"/>
+        </w:rPr>
+      </w:r>
+      <w:r>
+        <w:rPr>
           <w:b/>
           <w:lang w:val="zh_TW" w:bidi="zh_TW"/>
         </w:rPr>
@@ -10408,6 +11668,20 @@
       </w:r>
       <w:r>
         <w:rPr>
+          <w:lang w:val="zh_TW" w:bidi="zh_TW"/>
+        </w:rPr>
+        <w:t>מַדּוּעַ֩ מָצָ֨אתִי חֵ֤ן בְּ⁠עֵינֶ֨י⁠ךָ֙ לְ⁠הַכִּירֵ֔⁠נִי וְ⁠אָּנֹכִ֖י נָכְרִיָּֽה</w:t>
+      </w:r>
+    </w:p>
+    <w:p>
+      <w:pPr/>
+      <w:r>
+        <w:rPr>
+          <w:lang w:val="zh_TW" w:bidi="zh_TW"/>
+        </w:rPr>
+      </w:r>
+      <w:r>
+        <w:rPr>
           <w:b/>
           <w:lang w:val="zh_TW" w:bidi="zh_TW"/>
         </w:rPr>
@@ -10491,6 +11765,20 @@
       </w:r>
       <w:r>
         <w:rPr>
+          <w:lang w:val="zh_TW" w:bidi="zh_TW"/>
+        </w:rPr>
+        <w:t>מָצָ֨אתִי חֵ֤ן בְּ⁠עֵינֶ֨י⁠ךָ֙</w:t>
+      </w:r>
+    </w:p>
+    <w:p>
+      <w:pPr/>
+      <w:r>
+        <w:rPr>
+          <w:lang w:val="zh_TW" w:bidi="zh_TW"/>
+        </w:rPr>
+      </w:r>
+      <w:r>
+        <w:rPr>
           <w:b/>
           <w:lang w:val="zh_TW" w:bidi="zh_TW"/>
         </w:rPr>
@@ -10690,6 +11978,20 @@
       </w:r>
       <w:r>
         <w:rPr>
+          <w:lang w:val="zh_TW" w:bidi="zh_TW"/>
+        </w:rPr>
+        <w:t>הֻגֵּ֨ד הֻגַּ֜ד</w:t>
+      </w:r>
+    </w:p>
+    <w:p>
+      <w:pPr/>
+      <w:r>
+        <w:rPr>
+          <w:lang w:val="zh_TW" w:bidi="zh_TW"/>
+        </w:rPr>
+      </w:r>
+      <w:r>
+        <w:rPr>
           <w:b/>
           <w:lang w:val="zh_TW" w:bidi="zh_TW"/>
         </w:rPr>
@@ -10780,6 +12082,20 @@
       </w:r>
       <w:r>
         <w:rPr>
+          <w:lang w:val="zh_TW" w:bidi="zh_TW"/>
+        </w:rPr>
+        <w:t>הֻגֵּ֨ד הֻגַּ֜ד לִ֗⁠י</w:t>
+      </w:r>
+    </w:p>
+    <w:p>
+      <w:pPr/>
+      <w:r>
+        <w:rPr>
+          <w:lang w:val="zh_TW" w:bidi="zh_TW"/>
+        </w:rPr>
+      </w:r>
+      <w:r>
+        <w:rPr>
           <w:b/>
           <w:lang w:val="zh_TW" w:bidi="zh_TW"/>
         </w:rPr>
@@ -10877,6 +12193,20 @@
       </w:r>
       <w:r>
         <w:rPr>
+          <w:lang w:val="zh_TW" w:bidi="zh_TW"/>
+        </w:rPr>
+        <w:t>וַ⁠תֵּ֣לְכִ֔י אֶל־עַ֕ם</w:t>
+      </w:r>
+    </w:p>
+    <w:p>
+      <w:pPr/>
+      <w:r>
+        <w:rPr>
+          <w:lang w:val="zh_TW" w:bidi="zh_TW"/>
+        </w:rPr>
+      </w:r>
+      <w:r>
+        <w:rPr>
           <w:b/>
           <w:lang w:val="zh_TW" w:bidi="zh_TW"/>
         </w:rPr>
@@ -10973,6 +12303,20 @@
       </w:r>
       <w:r>
         <w:rPr>
+          <w:lang w:val="zh_TW" w:bidi="zh_TW"/>
+        </w:rPr>
+        <w:t>תְּמ֥וֹל שִׁלְשֽׁוֹם</w:t>
+      </w:r>
+    </w:p>
+    <w:p>
+      <w:pPr/>
+      <w:r>
+        <w:rPr>
+          <w:lang w:val="zh_TW" w:bidi="zh_TW"/>
+        </w:rPr>
+      </w:r>
+      <w:r>
+        <w:rPr>
           <w:b/>
           <w:lang w:val="zh_TW" w:bidi="zh_TW"/>
         </w:rPr>
@@ -11069,6 +12413,20 @@
       </w:r>
       <w:r>
         <w:rPr>
+          <w:lang w:val="zh_TW" w:bidi="zh_TW"/>
+        </w:rPr>
+        <w:t>פָּעֳלֵ֑⁠ךְ</w:t>
+      </w:r>
+    </w:p>
+    <w:p>
+      <w:pPr/>
+      <w:r>
+        <w:rPr>
+          <w:lang w:val="zh_TW" w:bidi="zh_TW"/>
+        </w:rPr>
+      </w:r>
+      <w:r>
+        <w:rPr>
           <w:b/>
           <w:lang w:val="zh_TW" w:bidi="zh_TW"/>
         </w:rPr>
@@ -11165,6 +12523,20 @@
       </w:r>
       <w:r>
         <w:rPr>
+          <w:lang w:val="zh_TW" w:bidi="zh_TW"/>
+        </w:rPr>
+        <w:t>וּ⁠תְהִ֨י מַשְׂכֻּרְתֵּ֜⁠ךְ שְׁלֵמָ֗ה מֵ⁠עִ֤ם יְהוָה֙</w:t>
+      </w:r>
+    </w:p>
+    <w:p>
+      <w:pPr/>
+      <w:r>
+        <w:rPr>
+          <w:lang w:val="zh_TW" w:bidi="zh_TW"/>
+        </w:rPr>
+      </w:r>
+      <w:r>
+        <w:rPr>
           <w:b/>
           <w:lang w:val="zh_TW" w:bidi="zh_TW"/>
         </w:rPr>
@@ -11248,6 +12620,20 @@
       </w:r>
       <w:r>
         <w:rPr>
+          <w:lang w:val="zh_TW" w:bidi="zh_TW"/>
+        </w:rPr>
+        <w:t>אֲשֶׁר־בָּ֖את לַ⁠חֲס֥וֹת תַּֽחַת־כְּנָפָֽי⁠ו</w:t>
+      </w:r>
+    </w:p>
+    <w:p>
+      <w:pPr/>
+      <w:r>
+        <w:rPr>
+          <w:lang w:val="zh_TW" w:bidi="zh_TW"/>
+        </w:rPr>
+      </w:r>
+      <w:r>
+        <w:rPr>
           <w:b/>
           <w:lang w:val="zh_TW" w:bidi="zh_TW"/>
         </w:rPr>
@@ -11344,6 +12730,20 @@
       </w:r>
       <w:r>
         <w:rPr>
+          <w:lang w:val="zh_TW" w:bidi="zh_TW"/>
+        </w:rPr>
+        <w:t>אֶמְצָא־חֵ֨ן בְּ⁠עֵינֶ֤י⁠ךָ</w:t>
+      </w:r>
+    </w:p>
+    <w:p>
+      <w:pPr/>
+      <w:r>
+        <w:rPr>
+          <w:lang w:val="zh_TW" w:bidi="zh_TW"/>
+        </w:rPr>
+      </w:r>
+      <w:r>
+        <w:rPr>
           <w:b/>
           <w:lang w:val="zh_TW" w:bidi="zh_TW"/>
         </w:rPr>
@@ -11440,6 +12840,20 @@
       </w:r>
       <w:r>
         <w:rPr>
+          <w:lang w:val="zh_TW" w:bidi="zh_TW"/>
+        </w:rPr>
+        <w:t>אֲדֹנִ⁠י֙</w:t>
+      </w:r>
+    </w:p>
+    <w:p>
+      <w:pPr/>
+      <w:r>
+        <w:rPr>
+          <w:lang w:val="zh_TW" w:bidi="zh_TW"/>
+        </w:rPr>
+      </w:r>
+      <w:r>
+        <w:rPr>
           <w:b/>
           <w:lang w:val="zh_TW" w:bidi="zh_TW"/>
         </w:rPr>
@@ -11549,6 +12963,20 @@
       </w:r>
       <w:r>
         <w:rPr>
+          <w:lang w:val="zh_TW" w:bidi="zh_TW"/>
+        </w:rPr>
+        <w:t>עַל־לֵ֣ב שִׁפְחָתֶ֑⁠ךָ</w:t>
+      </w:r>
+    </w:p>
+    <w:p>
+      <w:pPr/>
+      <w:r>
+        <w:rPr>
+          <w:lang w:val="zh_TW" w:bidi="zh_TW"/>
+        </w:rPr>
+      </w:r>
+      <w:r>
+        <w:rPr>
           <w:b/>
           <w:lang w:val="zh_TW" w:bidi="zh_TW"/>
         </w:rPr>
@@ -11632,6 +13060,20 @@
       </w:r>
       <w:r>
         <w:rPr>
+          <w:lang w:val="zh_TW" w:bidi="zh_TW"/>
+        </w:rPr>
+        <w:t>עַל־לֵ֣ב</w:t>
+      </w:r>
+    </w:p>
+    <w:p>
+      <w:pPr/>
+      <w:r>
+        <w:rPr>
+          <w:lang w:val="zh_TW" w:bidi="zh_TW"/>
+        </w:rPr>
+      </w:r>
+      <w:r>
+        <w:rPr>
           <w:b/>
           <w:lang w:val="zh_TW" w:bidi="zh_TW"/>
         </w:rPr>
@@ -11728,6 +13170,20 @@
       </w:r>
       <w:r>
         <w:rPr>
+          <w:lang w:val="zh_TW" w:bidi="zh_TW"/>
+        </w:rPr>
+        <w:t>שִׁפְחָתֶ֑⁠ךָ</w:t>
+      </w:r>
+    </w:p>
+    <w:p>
+      <w:pPr/>
+      <w:r>
+        <w:rPr>
+          <w:lang w:val="zh_TW" w:bidi="zh_TW"/>
+        </w:rPr>
+      </w:r>
+      <w:r>
+        <w:rPr>
           <w:b/>
           <w:lang w:val="zh_TW" w:bidi="zh_TW"/>
         </w:rPr>
@@ -11823,6 +13279,20 @@
       </w:r>
       <w:r>
         <w:rPr>
+          <w:lang w:val="zh_TW" w:bidi="zh_TW"/>
+        </w:rPr>
+        <w:t>וְ⁠אָנֹכִי֙ לֹ֣א אֶֽהְיֶ֔ה כְּ⁠אַחַ֖ת שִׁפְחֹתֶֽי⁠ךָ</w:t>
+      </w:r>
+    </w:p>
+    <w:p>
+      <w:pPr/>
+      <w:r>
+        <w:rPr>
+          <w:lang w:val="zh_TW" w:bidi="zh_TW"/>
+        </w:rPr>
+      </w:r>
+      <w:r>
+        <w:rPr>
           <w:b/>
           <w:lang w:val="zh_TW" w:bidi="zh_TW"/>
         </w:rPr>
@@ -11969,6 +13439,20 @@
       </w:r>
       <w:r>
         <w:rPr>
+          <w:lang w:val="zh_TW" w:bidi="zh_TW"/>
+        </w:rPr>
+        <w:t>גֹּ֤שִֽׁי הֲלֹם֙ וְ⁠אָכַ֣לְתְּ מִן־הַ⁠לֶּ֔חֶם וְ⁠טָבַ֥לְתְּ פִּתֵּ֖⁠ךְ בַּ⁠חֹ֑מֶץ</w:t>
+      </w:r>
+    </w:p>
+    <w:p>
+      <w:pPr/>
+      <w:r>
+        <w:rPr>
+          <w:lang w:val="zh_TW" w:bidi="zh_TW"/>
+        </w:rPr>
+      </w:r>
+      <w:r>
+        <w:rPr>
           <w:b/>
           <w:lang w:val="zh_TW" w:bidi="zh_TW"/>
         </w:rPr>
@@ -12052,6 +13536,20 @@
       </w:r>
       <w:r>
         <w:rPr>
+          <w:lang w:val="zh_TW" w:bidi="zh_TW"/>
+        </w:rPr>
+        <w:t>וְ⁠אָכַ֣לְתְּ מִן־הַ⁠לֶּ֔חֶם וְ⁠טָבַ֥לְתְּ פִּתֵּ֖⁠ךְ בַּ⁠חֹ֑מֶץ</w:t>
+      </w:r>
+    </w:p>
+    <w:p>
+      <w:pPr/>
+      <w:r>
+        <w:rPr>
+          <w:lang w:val="zh_TW" w:bidi="zh_TW"/>
+        </w:rPr>
+      </w:r>
+      <w:r>
+        <w:rPr>
           <w:b/>
           <w:lang w:val="zh_TW" w:bidi="zh_TW"/>
         </w:rPr>
@@ -12135,6 +13633,20 @@
       </w:r>
       <w:r>
         <w:rPr>
+          <w:lang w:val="zh_TW" w:bidi="zh_TW"/>
+        </w:rPr>
+        <w:t>וְ⁠טָבַ֥לְתְּ פִּתֵּ֖⁠ךְ בַּ⁠חֹ֑מֶץ</w:t>
+      </w:r>
+    </w:p>
+    <w:p>
+      <w:pPr/>
+      <w:r>
+        <w:rPr>
+          <w:lang w:val="zh_TW" w:bidi="zh_TW"/>
+        </w:rPr>
+      </w:r>
+      <w:r>
+        <w:rPr>
           <w:b/>
           <w:lang w:val="zh_TW" w:bidi="zh_TW"/>
         </w:rPr>
@@ -12198,6 +13710,20 @@
       </w:r>
       <w:r>
         <w:rPr>
+          <w:lang w:val="zh_TW" w:bidi="zh_TW"/>
+        </w:rPr>
+        <w:t>וַ⁠יְצַו֩ בֹּ֨עַז אֶת־נְעָרָ֜י⁠ו</w:t>
+      </w:r>
+    </w:p>
+    <w:p>
+      <w:pPr/>
+      <w:r>
+        <w:rPr>
+          <w:lang w:val="zh_TW" w:bidi="zh_TW"/>
+        </w:rPr>
+      </w:r>
+      <w:r>
+        <w:rPr>
           <w:b/>
           <w:lang w:val="zh_TW" w:bidi="zh_TW"/>
         </w:rPr>
@@ -12281,6 +13807,20 @@
       </w:r>
       <w:r>
         <w:rPr>
+          <w:lang w:val="zh_TW" w:bidi="zh_TW"/>
+        </w:rPr>
+        <w:t>גַּ֣ם בֵּ֧ין הָֽ⁠עֳמָרִ֛ים</w:t>
+      </w:r>
+    </w:p>
+    <w:p>
+      <w:pPr/>
+      <w:r>
+        <w:rPr>
+          <w:lang w:val="zh_TW" w:bidi="zh_TW"/>
+        </w:rPr>
+      </w:r>
+      <w:r>
+        <w:rPr>
           <w:b/>
           <w:lang w:val="zh_TW" w:bidi="zh_TW"/>
         </w:rPr>
@@ -12357,6 +13897,20 @@
       </w:r>
       <w:r>
         <w:rPr>
+          <w:lang w:val="zh_TW" w:bidi="zh_TW"/>
+        </w:rPr>
+        <w:t>וְ⁠לֹ֥א תַכְלִימֽוּ⁠הָ</w:t>
+      </w:r>
+    </w:p>
+    <w:p>
+      <w:pPr/>
+      <w:r>
+        <w:rPr>
+          <w:lang w:val="zh_TW" w:bidi="zh_TW"/>
+        </w:rPr>
+      </w:r>
+      <w:r>
+        <w:rPr>
           <w:b/>
           <w:lang w:val="zh_TW" w:bidi="zh_TW"/>
         </w:rPr>
@@ -12440,6 +13994,20 @@
       </w:r>
       <w:r>
         <w:rPr>
+          <w:lang w:val="zh_TW" w:bidi="zh_TW"/>
+        </w:rPr>
+        <w:t>וְ⁠גַ֛ם</w:t>
+      </w:r>
+    </w:p>
+    <w:p>
+      <w:pPr/>
+      <w:r>
+        <w:rPr>
+          <w:lang w:val="zh_TW" w:bidi="zh_TW"/>
+        </w:rPr>
+      </w:r>
+      <w:r>
+        <w:rPr>
           <w:b/>
           <w:lang w:val="zh_TW" w:bidi="zh_TW"/>
         </w:rPr>
@@ -12566,6 +14134,20 @@
       </w:r>
       <w:r>
         <w:rPr>
+          <w:lang w:val="zh_TW" w:bidi="zh_TW"/>
+        </w:rPr>
+        <w:t>וַ⁠תַּחְבֹּט֙</w:t>
+      </w:r>
+    </w:p>
+    <w:p>
+      <w:pPr/>
+      <w:r>
+        <w:rPr>
+          <w:lang w:val="zh_TW" w:bidi="zh_TW"/>
+        </w:rPr>
+      </w:r>
+      <w:r>
+        <w:rPr>
           <w:b/>
           <w:lang w:val="zh_TW" w:bidi="zh_TW"/>
         </w:rPr>
@@ -12629,6 +14211,20 @@
       </w:r>
       <w:r>
         <w:rPr>
+          <w:lang w:val="zh_TW" w:bidi="zh_TW"/>
+        </w:rPr>
+        <w:t>כְּ⁠אֵיפָ֥ה</w:t>
+      </w:r>
+    </w:p>
+    <w:p>
+      <w:pPr/>
+      <w:r>
+        <w:rPr>
+          <w:lang w:val="zh_TW" w:bidi="zh_TW"/>
+        </w:rPr>
+      </w:r>
+      <w:r>
+        <w:rPr>
           <w:b/>
           <w:lang w:val="zh_TW" w:bidi="zh_TW"/>
         </w:rPr>
@@ -12719,6 +14315,20 @@
       </w:r>
       <w:r>
         <w:rPr>
+          <w:lang w:val="zh_TW" w:bidi="zh_TW"/>
+        </w:rPr>
+        <w:t>וַ⁠תִּשָּׂא֙ וַ⁠תָּב֣וֹא הָ⁠עִ֔יר</w:t>
+      </w:r>
+    </w:p>
+    <w:p>
+      <w:pPr/>
+      <w:r>
+        <w:rPr>
+          <w:lang w:val="zh_TW" w:bidi="zh_TW"/>
+        </w:rPr>
+      </w:r>
+      <w:r>
+        <w:rPr>
           <w:b/>
           <w:lang w:val="zh_TW" w:bidi="zh_TW"/>
         </w:rPr>
@@ -12802,6 +14412,20 @@
       </w:r>
       <w:r>
         <w:rPr>
+          <w:lang w:val="zh_TW" w:bidi="zh_TW"/>
+        </w:rPr>
+        <w:t>אֵיפֹ֨ה לִקַּ֤טְתְּ הַ⁠יּוֹם֙ וְ⁠אָ֣נָה עָשִׂ֔ית</w:t>
+      </w:r>
+    </w:p>
+    <w:p>
+      <w:pPr/>
+      <w:r>
+        <w:rPr>
+          <w:lang w:val="zh_TW" w:bidi="zh_TW"/>
+        </w:rPr>
+      </w:r>
+      <w:r>
+        <w:rPr>
           <w:b/>
           <w:lang w:val="zh_TW" w:bidi="zh_TW"/>
         </w:rPr>
@@ -12885,6 +14509,20 @@
       </w:r>
       <w:r>
         <w:rPr>
+          <w:lang w:val="zh_TW" w:bidi="zh_TW"/>
+        </w:rPr>
+        <w:t>יְהִ֥י מַכִּירֵ֖⁠ךְ בָּר֑וּךְ</w:t>
+      </w:r>
+    </w:p>
+    <w:p>
+      <w:pPr/>
+      <w:r>
+        <w:rPr>
+          <w:lang w:val="zh_TW" w:bidi="zh_TW"/>
+        </w:rPr>
+      </w:r>
+      <w:r>
+        <w:rPr>
           <w:b/>
           <w:lang w:val="zh_TW" w:bidi="zh_TW"/>
         </w:rPr>
@@ -12968,6 +14606,20 @@
       </w:r>
       <w:r>
         <w:rPr>
+          <w:lang w:val="zh_TW" w:bidi="zh_TW"/>
+        </w:rPr>
+        <w:t>יְהִ֥י מַכִּירֵ֖⁠ךְ בָּר֑וּךְ</w:t>
+      </w:r>
+    </w:p>
+    <w:p>
+      <w:pPr/>
+      <w:r>
+        <w:rPr>
+          <w:lang w:val="zh_TW" w:bidi="zh_TW"/>
+        </w:rPr>
+      </w:r>
+      <w:r>
+        <w:rPr>
           <w:b/>
           <w:lang w:val="zh_TW" w:bidi="zh_TW"/>
         </w:rPr>
@@ -13079,6 +14731,20 @@
       </w:r>
       <w:r>
         <w:rPr>
+          <w:lang w:val="zh_TW" w:bidi="zh_TW"/>
+        </w:rPr>
+        <w:t>מַכִּירֵ֖⁠ךְ</w:t>
+      </w:r>
+    </w:p>
+    <w:p>
+      <w:pPr/>
+      <w:r>
+        <w:rPr>
+          <w:lang w:val="zh_TW" w:bidi="zh_TW"/>
+        </w:rPr>
+      </w:r>
+      <w:r>
+        <w:rPr>
           <w:b/>
           <w:lang w:val="zh_TW" w:bidi="zh_TW"/>
         </w:rPr>
@@ -13175,6 +14841,20 @@
       </w:r>
       <w:r>
         <w:rPr>
+          <w:lang w:val="zh_TW" w:bidi="zh_TW"/>
+        </w:rPr>
+        <w:t>וַ⁠תַּגֵּ֣ד לַ⁠חֲמוֹתָ֗⁠הּ אֵ֤ת אֲשֶׁר־עָשְׂתָה֙ עִמּ֔⁠וֹ וַ⁠תֹּ֗אמֶר שֵׁ֤ם הָ⁠אִישׁ֙ אֲשֶׁ֨ר עָשִׂ֧יתִי עִמּ֛⁠וֹ הַ⁠יּ֖וֹם בֹּֽעַז</w:t>
+      </w:r>
+    </w:p>
+    <w:p>
+      <w:pPr/>
+      <w:r>
+        <w:rPr>
+          <w:lang w:val="zh_TW" w:bidi="zh_TW"/>
+        </w:rPr>
+      </w:r>
+      <w:r>
+        <w:rPr>
           <w:b/>
           <w:lang w:val="zh_TW" w:bidi="zh_TW"/>
         </w:rPr>
@@ -13258,6 +14938,20 @@
       </w:r>
       <w:r>
         <w:rPr>
+          <w:lang w:val="zh_TW" w:bidi="zh_TW"/>
+        </w:rPr>
+        <w:t>בָּר֥וּךְ הוּא֙ לַ⁠יהוָ֔ה</w:t>
+      </w:r>
+    </w:p>
+    <w:p>
+      <w:pPr/>
+      <w:r>
+        <w:rPr>
+          <w:lang w:val="zh_TW" w:bidi="zh_TW"/>
+        </w:rPr>
+      </w:r>
+      <w:r>
+        <w:rPr>
           <w:b/>
           <w:lang w:val="zh_TW" w:bidi="zh_TW"/>
         </w:rPr>
@@ -13341,6 +15035,20 @@
       </w:r>
       <w:r>
         <w:rPr>
+          <w:lang w:val="zh_TW" w:bidi="zh_TW"/>
+        </w:rPr>
+        <w:t>בָּר֥וּךְ הוּא֙ לַ⁠יהוָ֔ה</w:t>
+      </w:r>
+    </w:p>
+    <w:p>
+      <w:pPr/>
+      <w:r>
+        <w:rPr>
+          <w:lang w:val="zh_TW" w:bidi="zh_TW"/>
+        </w:rPr>
+      </w:r>
+      <w:r>
+        <w:rPr>
           <w:b/>
           <w:lang w:val="zh_TW" w:bidi="zh_TW"/>
         </w:rPr>
@@ -13424,6 +15132,20 @@
       </w:r>
       <w:r>
         <w:rPr>
+          <w:lang w:val="zh_TW" w:bidi="zh_TW"/>
+        </w:rPr>
+        <w:t>אֲשֶׁר֙ לֹא־עָזַ֣ב</w:t>
+      </w:r>
+    </w:p>
+    <w:p>
+      <w:pPr/>
+      <w:r>
+        <w:rPr>
+          <w:lang w:val="zh_TW" w:bidi="zh_TW"/>
+        </w:rPr>
+      </w:r>
+      <w:r>
+        <w:rPr>
           <w:b/>
           <w:lang w:val="zh_TW" w:bidi="zh_TW"/>
         </w:rPr>
@@ -13533,6 +15255,20 @@
       </w:r>
       <w:r>
         <w:rPr>
+          <w:lang w:val="zh_TW" w:bidi="zh_TW"/>
+        </w:rPr>
+        <w:t>אֲשֶׁר֙ לֹא־עָזַ֣ב</w:t>
+      </w:r>
+    </w:p>
+    <w:p>
+      <w:pPr/>
+      <w:r>
+        <w:rPr>
+          <w:lang w:val="zh_TW" w:bidi="zh_TW"/>
+        </w:rPr>
+      </w:r>
+      <w:r>
+        <w:rPr>
           <w:b/>
           <w:lang w:val="zh_TW" w:bidi="zh_TW"/>
         </w:rPr>
@@ -13642,6 +15378,20 @@
       </w:r>
       <w:r>
         <w:rPr>
+          <w:lang w:val="zh_TW" w:bidi="zh_TW"/>
+        </w:rPr>
+        <w:t>אֶת־הַ⁠חַיִּ֖ים</w:t>
+      </w:r>
+    </w:p>
+    <w:p>
+      <w:pPr/>
+      <w:r>
+        <w:rPr>
+          <w:lang w:val="zh_TW" w:bidi="zh_TW"/>
+        </w:rPr>
+      </w:r>
+      <w:r>
+        <w:rPr>
           <w:b/>
           <w:lang w:val="zh_TW" w:bidi="zh_TW"/>
         </w:rPr>
@@ -13738,6 +15488,20 @@
       </w:r>
       <w:r>
         <w:rPr>
+          <w:lang w:val="zh_TW" w:bidi="zh_TW"/>
+        </w:rPr>
+        <w:t>וְ⁠אֶת־הַ⁠מֵּתִ֑ים</w:t>
+      </w:r>
+    </w:p>
+    <w:p>
+      <w:pPr/>
+      <w:r>
+        <w:rPr>
+          <w:lang w:val="zh_TW" w:bidi="zh_TW"/>
+        </w:rPr>
+      </w:r>
+      <w:r>
+        <w:rPr>
           <w:b/>
           <w:lang w:val="zh_TW" w:bidi="zh_TW"/>
         </w:rPr>
@@ -13834,6 +15598,20 @@
       </w:r>
       <w:r>
         <w:rPr>
+          <w:lang w:val="zh_TW" w:bidi="zh_TW"/>
+        </w:rPr>
+        <w:t>קָר֥וֹב לָ֨⁠נוּ֙ הָ⁠אִ֔ישׁ מִֽ⁠גֹּאֲלֵ֖⁠נוּ הֽוּא</w:t>
+      </w:r>
+    </w:p>
+    <w:p>
+      <w:pPr/>
+      <w:r>
+        <w:rPr>
+          <w:lang w:val="zh_TW" w:bidi="zh_TW"/>
+        </w:rPr>
+      </w:r>
+      <w:r>
+        <w:rPr>
           <w:b/>
           <w:lang w:val="zh_TW" w:bidi="zh_TW"/>
         </w:rPr>
@@ -13917,6 +15695,20 @@
       </w:r>
       <w:r>
         <w:rPr>
+          <w:lang w:val="zh_TW" w:bidi="zh_TW"/>
+        </w:rPr>
+        <w:t>מִֽ⁠גֹּאֲלֵ֖⁠נוּ</w:t>
+      </w:r>
+    </w:p>
+    <w:p>
+      <w:pPr/>
+      <w:r>
+        <w:rPr>
+          <w:lang w:val="zh_TW" w:bidi="zh_TW"/>
+        </w:rPr>
+      </w:r>
+      <w:r>
+        <w:rPr>
           <w:b/>
           <w:lang w:val="zh_TW" w:bidi="zh_TW"/>
         </w:rPr>
@@ -13987,6 +15779,20 @@
       </w:r>
       <w:r>
         <w:rPr>
+          <w:lang w:val="zh_TW" w:bidi="zh_TW"/>
+        </w:rPr>
+        <w:t>גַּ֣ם ׀ כִּי־אָמַ֣ר אֵלַ֗⁠י</w:t>
+      </w:r>
+    </w:p>
+    <w:p>
+      <w:pPr/>
+      <w:r>
+        <w:rPr>
+          <w:lang w:val="zh_TW" w:bidi="zh_TW"/>
+        </w:rPr>
+      </w:r>
+      <w:r>
+        <w:rPr>
           <w:b/>
           <w:lang w:val="zh_TW" w:bidi="zh_TW"/>
         </w:rPr>
@@ -14070,6 +15876,20 @@
       </w:r>
       <w:r>
         <w:rPr>
+          <w:lang w:val="zh_TW" w:bidi="zh_TW"/>
+        </w:rPr>
+        <w:t>אָמַ֣ר אֵלַ֗⁠י עִם־הַ⁠נְּעָרִ֤ים אֲשֶׁר־לִ⁠י֙ תִּדְבָּקִ֔י⁠ן עַ֣ד אִם־כִּלּ֔וּ אֵ֥ת כָּל־הַ⁠קָּצִ֖יר אֲשֶׁר־לִֽ⁠י</w:t>
+      </w:r>
+    </w:p>
+    <w:p>
+      <w:pPr/>
+      <w:r>
+        <w:rPr>
+          <w:lang w:val="zh_TW" w:bidi="zh_TW"/>
+        </w:rPr>
+      </w:r>
+      <w:r>
+        <w:rPr>
           <w:b/>
           <w:lang w:val="zh_TW" w:bidi="zh_TW"/>
         </w:rPr>
@@ -14153,6 +15973,20 @@
       </w:r>
       <w:r>
         <w:rPr>
+          <w:lang w:val="zh_TW" w:bidi="zh_TW"/>
+        </w:rPr>
+        <w:t>עִם־הַ⁠נְּעָרִ֤ים אֲשֶׁר־לִ⁠י֙ תִּדְבָּקִ֔י⁠ן</w:t>
+      </w:r>
+    </w:p>
+    <w:p>
+      <w:pPr/>
+      <w:r>
+        <w:rPr>
+          <w:lang w:val="zh_TW" w:bidi="zh_TW"/>
+        </w:rPr>
+      </w:r>
+      <w:r>
+        <w:rPr>
           <w:b/>
           <w:lang w:val="zh_TW" w:bidi="zh_TW"/>
         </w:rPr>
@@ -14299,6 +16133,20 @@
       </w:r>
       <w:r>
         <w:rPr>
+          <w:lang w:val="zh_TW" w:bidi="zh_TW"/>
+        </w:rPr>
+        <w:t>וְ⁠לֹ֥א יִפְגְּעוּ־בָ֖⁠ךְ</w:t>
+      </w:r>
+    </w:p>
+    <w:p>
+      <w:pPr/>
+      <w:r>
+        <w:rPr>
+          <w:lang w:val="zh_TW" w:bidi="zh_TW"/>
+        </w:rPr>
+      </w:r>
+      <w:r>
+        <w:rPr>
           <w:b/>
           <w:lang w:val="zh_TW" w:bidi="zh_TW"/>
         </w:rPr>
@@ -14395,6 +16243,20 @@
       </w:r>
       <w:r>
         <w:rPr>
+          <w:lang w:val="zh_TW" w:bidi="zh_TW"/>
+        </w:rPr>
+        <w:t>וַ⁠תִּדְבַּ֞ק</w:t>
+      </w:r>
+    </w:p>
+    <w:p>
+      <w:pPr/>
+      <w:r>
+        <w:rPr>
+          <w:lang w:val="zh_TW" w:bidi="zh_TW"/>
+        </w:rPr>
+      </w:r>
+      <w:r>
+        <w:rPr>
           <w:b/>
           <w:lang w:val="zh_TW" w:bidi="zh_TW"/>
         </w:rPr>
@@ -14491,6 +16353,20 @@
       </w:r>
       <w:r>
         <w:rPr>
+          <w:lang w:val="zh_TW" w:bidi="zh_TW"/>
+        </w:rPr>
+        <w:t>עַד־כְּל֥וֹת קְצִֽיר־הַ⁠שְּׂעֹרִ֖ים וּ⁠קְצִ֣יר הַֽ⁠חִטִּ֑ים</w:t>
+      </w:r>
+    </w:p>
+    <w:p>
+      <w:pPr/>
+      <w:r>
+        <w:rPr>
+          <w:lang w:val="zh_TW" w:bidi="zh_TW"/>
+        </w:rPr>
+      </w:r>
+      <w:r>
+        <w:rPr>
           <w:b/>
           <w:lang w:val="zh_TW" w:bidi="zh_TW"/>
         </w:rPr>
@@ -14721,6 +16597,20 @@
       </w:r>
       <w:r>
         <w:rPr>
+          <w:lang w:val="zh_TW" w:bidi="zh_TW"/>
+        </w:rPr>
+        <w:t>וַ⁠תֹּ֥אמֶר לָ֖⁠הּ נָעֳמִ֣י חֲמוֹתָ֑⁠הּ</w:t>
+      </w:r>
+    </w:p>
+    <w:p>
+      <w:pPr/>
+      <w:r>
+        <w:rPr>
+          <w:lang w:val="zh_TW" w:bidi="zh_TW"/>
+        </w:rPr>
+      </w:r>
+      <w:r>
+        <w:rPr>
           <w:b/>
           <w:lang w:val="zh_TW" w:bidi="zh_TW"/>
         </w:rPr>
@@ -14955,6 +16845,20 @@
       </w:r>
       <w:r>
         <w:rPr>
+          <w:lang w:val="zh_TW" w:bidi="zh_TW"/>
+        </w:rPr>
+        <w:t>נָעֳמִ֣י חֲמוֹתָ֑⁠הּ</w:t>
+      </w:r>
+    </w:p>
+    <w:p>
+      <w:pPr/>
+      <w:r>
+        <w:rPr>
+          <w:lang w:val="zh_TW" w:bidi="zh_TW"/>
+        </w:rPr>
+      </w:r>
+      <w:r>
+        <w:rPr>
           <w:b/>
           <w:lang w:val="zh_TW" w:bidi="zh_TW"/>
         </w:rPr>
@@ -15058,6 +16962,20 @@
       </w:r>
       <w:r>
         <w:rPr>
+          <w:lang w:val="zh_TW" w:bidi="zh_TW"/>
+        </w:rPr>
+        <w:t>חֲמוֹתָ֑⁠הּ</w:t>
+      </w:r>
+    </w:p>
+    <w:p>
+      <w:pPr/>
+      <w:r>
+        <w:rPr>
+          <w:lang w:val="zh_TW" w:bidi="zh_TW"/>
+        </w:rPr>
+      </w:r>
+      <w:r>
+        <w:rPr>
           <w:b/>
           <w:lang w:val="zh_TW" w:bidi="zh_TW"/>
         </w:rPr>
@@ -15154,6 +17072,20 @@
       </w:r>
       <w:r>
         <w:rPr>
+          <w:lang w:val="zh_TW" w:bidi="zh_TW"/>
+        </w:rPr>
+        <w:t>בִּתִּ֞⁠י</w:t>
+      </w:r>
+    </w:p>
+    <w:p>
+      <w:pPr/>
+      <w:r>
+        <w:rPr>
+          <w:lang w:val="zh_TW" w:bidi="zh_TW"/>
+        </w:rPr>
+      </w:r>
+      <w:r>
+        <w:rPr>
           <w:b/>
           <w:lang w:val="zh_TW" w:bidi="zh_TW"/>
         </w:rPr>
@@ -15250,6 +17182,20 @@
       </w:r>
       <w:r>
         <w:rPr>
+          <w:lang w:val="zh_TW" w:bidi="zh_TW"/>
+        </w:rPr>
+        <w:t>הֲ⁠לֹ֧א אֲבַקֶּשׁ־לָ֛⁠ךְ מָנ֖וֹחַ אֲשֶׁ֥ר יִֽיטַב־לָֽ⁠ךְ</w:t>
+      </w:r>
+    </w:p>
+    <w:p>
+      <w:pPr/>
+      <w:r>
+        <w:rPr>
+          <w:lang w:val="zh_TW" w:bidi="zh_TW"/>
+        </w:rPr>
+      </w:r>
+      <w:r>
+        <w:rPr>
           <w:b/>
           <w:lang w:val="zh_TW" w:bidi="zh_TW"/>
         </w:rPr>
@@ -15333,6 +17279,20 @@
       </w:r>
       <w:r>
         <w:rPr>
+          <w:lang w:val="zh_TW" w:bidi="zh_TW"/>
+        </w:rPr>
+        <w:t>מָנ֖וֹחַ</w:t>
+      </w:r>
+    </w:p>
+    <w:p>
+      <w:pPr/>
+      <w:r>
+        <w:rPr>
+          <w:lang w:val="zh_TW" w:bidi="zh_TW"/>
+        </w:rPr>
+      </w:r>
+      <w:r>
+        <w:rPr>
           <w:b/>
           <w:lang w:val="zh_TW" w:bidi="zh_TW"/>
         </w:rPr>
@@ -15418,6 +17378,20 @@
         <w:rPr>
           <w:lang w:val="zh_TW" w:bidi="zh_TW"/>
         </w:rPr>
+      </w:r>
+    </w:p>
+    <w:p>
+      <w:pPr/>
+      <w:r>
+        <w:rPr>
+          <w:lang w:val="zh_TW" w:bidi="zh_TW"/>
+        </w:rPr>
+      </w:r>
+      <w:r>
+        <w:rPr>
+          <w:lang w:val="zh_TW" w:bidi="zh_TW"/>
+        </w:rPr>
+        <w:t>וְ⁠עַתָּ֗ה</w:t>
       </w:r>
     </w:p>
     <w:p>
@@ -15556,6 +17530,20 @@
       </w:r>
       <w:r>
         <w:rPr>
+          <w:lang w:val="zh_TW" w:bidi="zh_TW"/>
+        </w:rPr>
+        <w:t>הֲ⁠לֹ֥א בֹ֨עַז֙ מֹֽדַעְתָּ֔⁠נוּ אֲשֶׁ֥ר הָיִ֖ית אֶת־נַעֲרוֹתָ֑י⁠ו</w:t>
+      </w:r>
+    </w:p>
+    <w:p>
+      <w:pPr/>
+      <w:r>
+        <w:rPr>
+          <w:lang w:val="zh_TW" w:bidi="zh_TW"/>
+        </w:rPr>
+      </w:r>
+      <w:r>
+        <w:rPr>
           <w:b/>
           <w:lang w:val="zh_TW" w:bidi="zh_TW"/>
         </w:rPr>
@@ -15657,6 +17645,20 @@
       </w:r>
       <w:r>
         <w:rPr>
+          <w:lang w:val="zh_TW" w:bidi="zh_TW"/>
+        </w:rPr>
+        <w:t>אֲשֶׁ֥ר הָיִ֖ית אֶת־נַעֲרוֹתָ֑י⁠ו</w:t>
+      </w:r>
+    </w:p>
+    <w:p>
+      <w:pPr/>
+      <w:r>
+        <w:rPr>
+          <w:lang w:val="zh_TW" w:bidi="zh_TW"/>
+        </w:rPr>
+      </w:r>
+      <w:r>
+        <w:rPr>
           <w:b/>
           <w:lang w:val="zh_TW" w:bidi="zh_TW"/>
         </w:rPr>
@@ -15740,6 +17742,20 @@
       </w:r>
       <w:r>
         <w:rPr>
+          <w:lang w:val="zh_TW" w:bidi="zh_TW"/>
+        </w:rPr>
+        <w:t>הִנֵּה</w:t>
+      </w:r>
+    </w:p>
+    <w:p>
+      <w:pPr/>
+      <w:r>
+        <w:rPr>
+          <w:lang w:val="zh_TW" w:bidi="zh_TW"/>
+        </w:rPr>
+      </w:r>
+      <w:r>
+        <w:rPr>
           <w:b/>
           <w:lang w:val="zh_TW" w:bidi="zh_TW"/>
         </w:rPr>
@@ -15913,6 +17929,20 @@
       </w:r>
       <w:r>
         <w:rPr>
+          <w:lang w:val="zh_TW" w:bidi="zh_TW"/>
+        </w:rPr>
+        <w:t>וְיָרַ֣דְתְּ הַ⁠גֹּ֑רֶן</w:t>
+      </w:r>
+    </w:p>
+    <w:p>
+      <w:pPr/>
+      <w:r>
+        <w:rPr>
+          <w:lang w:val="zh_TW" w:bidi="zh_TW"/>
+        </w:rPr>
+      </w:r>
+      <w:r>
+        <w:rPr>
           <w:b/>
           <w:lang w:val="zh_TW" w:bidi="zh_TW"/>
         </w:rPr>
@@ -16003,6 +18033,20 @@
       </w:r>
       <w:r>
         <w:rPr>
+          <w:lang w:val="zh_TW" w:bidi="zh_TW"/>
+        </w:rPr>
+        <w:t>לֶ⁠אֱכֹ֥ל וְ⁠לִ⁠שְׁתּֽוֹת</w:t>
+      </w:r>
+    </w:p>
+    <w:p>
+      <w:pPr/>
+      <w:r>
+        <w:rPr>
+          <w:lang w:val="zh_TW" w:bidi="zh_TW"/>
+        </w:rPr>
+      </w:r>
+      <w:r>
+        <w:rPr>
           <w:b/>
           <w:lang w:val="zh_TW" w:bidi="zh_TW"/>
         </w:rPr>
@@ -16066,6 +18110,20 @@
       </w:r>
       <w:r>
         <w:rPr>
+          <w:lang w:val="zh_TW" w:bidi="zh_TW"/>
+        </w:rPr>
+        <w:t>וִ⁠יהִ֣י</w:t>
+      </w:r>
+    </w:p>
+    <w:p>
+      <w:pPr/>
+      <w:r>
+        <w:rPr>
+          <w:lang w:val="zh_TW" w:bidi="zh_TW"/>
+        </w:rPr>
+      </w:r>
+      <w:r>
+        <w:rPr>
           <w:b/>
           <w:lang w:val="zh_TW" w:bidi="zh_TW"/>
         </w:rPr>
@@ -16162,6 +18220,20 @@
       </w:r>
       <w:r>
         <w:rPr>
+          <w:lang w:val="zh_TW" w:bidi="zh_TW"/>
+        </w:rPr>
+        <w:t>וְ⁠גִלִּ֥ית מַרְגְּלֹתָ֖י⁠ו</w:t>
+      </w:r>
+    </w:p>
+    <w:p>
+      <w:pPr/>
+      <w:r>
+        <w:rPr>
+          <w:lang w:val="zh_TW" w:bidi="zh_TW"/>
+        </w:rPr>
+      </w:r>
+      <w:r>
+        <w:rPr>
           <w:b/>
           <w:lang w:val="zh_TW" w:bidi="zh_TW"/>
         </w:rPr>
@@ -16252,6 +18324,20 @@
       </w:r>
       <w:r>
         <w:rPr>
+          <w:lang w:val="zh_TW" w:bidi="zh_TW"/>
+        </w:rPr>
+        <w:t>מַרְגְּלֹתָ֖י⁠ו</w:t>
+      </w:r>
+    </w:p>
+    <w:p>
+      <w:pPr/>
+      <w:r>
+        <w:rPr>
+          <w:lang w:val="zh_TW" w:bidi="zh_TW"/>
+        </w:rPr>
+      </w:r>
+      <w:r>
+        <w:rPr>
           <w:b/>
           <w:lang w:val="zh_TW" w:bidi="zh_TW"/>
         </w:rPr>
@@ -16348,6 +18434,20 @@
       </w:r>
       <w:r>
         <w:rPr>
+          <w:lang w:val="zh_TW" w:bidi="zh_TW"/>
+        </w:rPr>
+        <w:t>וְ⁠הוּא֙ יַגִּ֣יד לָ֔⁠ךְ אֵ֖ת אֲשֶׁ֥ר תַּעַשִֽׂי⁠ן</w:t>
+      </w:r>
+    </w:p>
+    <w:p>
+      <w:pPr/>
+      <w:r>
+        <w:rPr>
+          <w:lang w:val="zh_TW" w:bidi="zh_TW"/>
+        </w:rPr>
+      </w:r>
+      <w:r>
+        <w:rPr>
           <w:b/>
           <w:lang w:val="zh_TW" w:bidi="zh_TW"/>
         </w:rPr>
@@ -16411,6 +18511,20 @@
       </w:r>
       <w:r>
         <w:rPr>
+          <w:lang w:val="zh_TW" w:bidi="zh_TW"/>
+        </w:rPr>
+        <w:t>וְ⁠הוּא֙ יַגִּ֣יד</w:t>
+      </w:r>
+    </w:p>
+    <w:p>
+      <w:pPr/>
+      <w:r>
+        <w:rPr>
+          <w:lang w:val="zh_TW" w:bidi="zh_TW"/>
+        </w:rPr>
+      </w:r>
+      <w:r>
+        <w:rPr>
           <w:b/>
           <w:lang w:val="zh_TW" w:bidi="zh_TW"/>
         </w:rPr>
@@ -16476,6 +18590,20 @@
         <w:rPr>
           <w:lang w:val="zh_TW" w:bidi="zh_TW"/>
         </w:rPr>
+      </w:r>
+    </w:p>
+    <w:p>
+      <w:pPr/>
+      <w:r>
+        <w:rPr>
+          <w:lang w:val="zh_TW" w:bidi="zh_TW"/>
+        </w:rPr>
+      </w:r>
+      <w:r>
+        <w:rPr>
+          <w:lang w:val="zh_TW" w:bidi="zh_TW"/>
+        </w:rPr>
+        <w:t>וַ⁠תַּ֕עַשׂ כְּ⁠כֹ֥ל אֲשֶׁר־צִוַּ֖תָּ⁠ה חֲמוֹתָֽ⁠הּ</w:t>
       </w:r>
     </w:p>
     <w:p>
@@ -16655,6 +18783,20 @@
       </w:r>
       <w:r>
         <w:rPr>
+          <w:lang w:val="zh_TW" w:bidi="zh_TW"/>
+        </w:rPr>
+        <w:t>וַ⁠יִּיטַ֣ב לִבּ֔⁠וֹ</w:t>
+      </w:r>
+    </w:p>
+    <w:p>
+      <w:pPr/>
+      <w:r>
+        <w:rPr>
+          <w:lang w:val="zh_TW" w:bidi="zh_TW"/>
+        </w:rPr>
+      </w:r>
+      <w:r>
+        <w:rPr>
           <w:b/>
           <w:lang w:val="zh_TW" w:bidi="zh_TW"/>
         </w:rPr>
@@ -16928,6 +19070,20 @@
       </w:r>
       <w:r>
         <w:rPr>
+          <w:lang w:val="zh_TW" w:bidi="zh_TW"/>
+        </w:rPr>
+        <w:t>וַ⁠יְהִי֙ בַּ⁠חֲצִ֣י הַ⁠לַּ֔יְלָה</w:t>
+      </w:r>
+    </w:p>
+    <w:p>
+      <w:pPr/>
+      <w:r>
+        <w:rPr>
+          <w:lang w:val="zh_TW" w:bidi="zh_TW"/>
+        </w:rPr>
+      </w:r>
+      <w:r>
+        <w:rPr>
           <w:b/>
           <w:lang w:val="zh_TW" w:bidi="zh_TW"/>
         </w:rPr>
@@ -17011,6 +19167,20 @@
       </w:r>
       <w:r>
         <w:rPr>
+          <w:lang w:val="zh_TW" w:bidi="zh_TW"/>
+        </w:rPr>
+        <w:t>וַ⁠יֶּחֱרַ֥ד הָ⁠אִ֖ישׁ</w:t>
+      </w:r>
+    </w:p>
+    <w:p>
+      <w:pPr/>
+      <w:r>
+        <w:rPr>
+          <w:lang w:val="zh_TW" w:bidi="zh_TW"/>
+        </w:rPr>
+      </w:r>
+      <w:r>
+        <w:rPr>
           <w:b/>
           <w:lang w:val="zh_TW" w:bidi="zh_TW"/>
         </w:rPr>
@@ -17204,6 +19374,20 @@
       </w:r>
       <w:r>
         <w:rPr>
+          <w:lang w:val="zh_TW" w:bidi="zh_TW"/>
+        </w:rPr>
+        <w:t>אֲמָתֶ֔⁠ךָ &amp; אֲמָ֣תְ⁠ךָ֔</w:t>
+      </w:r>
+    </w:p>
+    <w:p>
+      <w:pPr/>
+      <w:r>
+        <w:rPr>
+          <w:lang w:val="zh_TW" w:bidi="zh_TW"/>
+        </w:rPr>
+      </w:r>
+      <w:r>
+        <w:rPr>
           <w:b/>
           <w:lang w:val="zh_TW" w:bidi="zh_TW"/>
         </w:rPr>
@@ -17302,6 +19486,20 @@
         <w:rPr>
           <w:lang w:val="zh_TW" w:bidi="zh_TW"/>
         </w:rPr>
+      </w:r>
+    </w:p>
+    <w:p>
+      <w:pPr/>
+      <w:r>
+        <w:rPr>
+          <w:lang w:val="zh_TW" w:bidi="zh_TW"/>
+        </w:rPr>
+      </w:r>
+      <w:r>
+        <w:rPr>
+          <w:lang w:val="zh_TW" w:bidi="zh_TW"/>
+        </w:rPr>
+        <w:t>וּ⁠פָרַשְׂתָּ֤ כְנָפֶ֨⁠ךָ֙ עַל־אֲמָ֣תְ⁠ךָ֔</w:t>
       </w:r>
     </w:p>
     <w:p>
@@ -17497,6 +19695,20 @@
       </w:r>
       <w:r>
         <w:rPr>
+          <w:lang w:val="zh_TW" w:bidi="zh_TW"/>
+        </w:rPr>
+        <w:t>בְּרוּכָ֨ה אַ֤תְּ לַֽ⁠יהוָה֙</w:t>
+      </w:r>
+    </w:p>
+    <w:p>
+      <w:pPr/>
+      <w:r>
+        <w:rPr>
+          <w:lang w:val="zh_TW" w:bidi="zh_TW"/>
+        </w:rPr>
+      </w:r>
+      <w:r>
+        <w:rPr>
           <w:b/>
           <w:lang w:val="zh_TW" w:bidi="zh_TW"/>
         </w:rPr>
@@ -17569,6 +19781,20 @@
         <w:rPr>
           <w:lang w:val="zh_TW" w:bidi="zh_TW"/>
         </w:rPr>
+      </w:r>
+    </w:p>
+    <w:p>
+      <w:pPr/>
+      <w:r>
+        <w:rPr>
+          <w:lang w:val="zh_TW" w:bidi="zh_TW"/>
+        </w:rPr>
+      </w:r>
+      <w:r>
+        <w:rPr>
+          <w:lang w:val="zh_TW" w:bidi="zh_TW"/>
+        </w:rPr>
+        <w:t>בִּתִּ֔⁠י</w:t>
       </w:r>
     </w:p>
     <w:p>
@@ -17694,6 +19920,20 @@
       </w:r>
       <w:r>
         <w:rPr>
+          <w:lang w:val="zh_TW" w:bidi="zh_TW"/>
+        </w:rPr>
+        <w:t>הֵיטַ֛בְתְּ חַסְדֵּ֥⁠ךְ הָ⁠אַחֲר֖וֹן מִן־הָ⁠רִאשׁ֑וֹן</w:t>
+      </w:r>
+    </w:p>
+    <w:p>
+      <w:pPr/>
+      <w:r>
+        <w:rPr>
+          <w:lang w:val="zh_TW" w:bidi="zh_TW"/>
+        </w:rPr>
+      </w:r>
+      <w:r>
+        <w:rPr>
           <w:b/>
           <w:lang w:val="zh_TW" w:bidi="zh_TW"/>
         </w:rPr>
@@ -17777,6 +20017,20 @@
       </w:r>
       <w:r>
         <w:rPr>
+          <w:lang w:val="zh_TW" w:bidi="zh_TW"/>
+        </w:rPr>
+        <w:t>הָ⁠רִאשׁ֑וֹן</w:t>
+      </w:r>
+    </w:p>
+    <w:p>
+      <w:pPr/>
+      <w:r>
+        <w:rPr>
+          <w:lang w:val="zh_TW" w:bidi="zh_TW"/>
+        </w:rPr>
+      </w:r>
+      <w:r>
+        <w:rPr>
           <w:b/>
           <w:lang w:val="zh_TW" w:bidi="zh_TW"/>
         </w:rPr>
@@ -17873,6 +20127,20 @@
       </w:r>
       <w:r>
         <w:rPr>
+          <w:lang w:val="zh_TW" w:bidi="zh_TW"/>
+        </w:rPr>
+        <w:t>לְ⁠בִלְתִּי־לֶ֗כֶת אַחֲרֵי֙</w:t>
+      </w:r>
+    </w:p>
+    <w:p>
+      <w:pPr/>
+      <w:r>
+        <w:rPr>
+          <w:lang w:val="zh_TW" w:bidi="zh_TW"/>
+        </w:rPr>
+      </w:r>
+      <w:r>
+        <w:rPr>
           <w:b/>
           <w:lang w:val="zh_TW" w:bidi="zh_TW"/>
         </w:rPr>
@@ -17958,6 +20226,20 @@
         <w:rPr>
           <w:lang w:val="zh_TW" w:bidi="zh_TW"/>
         </w:rPr>
+      </w:r>
+    </w:p>
+    <w:p>
+      <w:pPr/>
+      <w:r>
+        <w:rPr>
+          <w:lang w:val="zh_TW" w:bidi="zh_TW"/>
+        </w:rPr>
+      </w:r>
+      <w:r>
+        <w:rPr>
+          <w:lang w:val="zh_TW" w:bidi="zh_TW"/>
+        </w:rPr>
+        <w:t>וְ⁠עַתָּ֗ה</w:t>
       </w:r>
     </w:p>
     <w:p>
@@ -18077,6 +20359,20 @@
       </w:r>
       <w:r>
         <w:rPr>
+          <w:lang w:val="zh_TW" w:bidi="zh_TW"/>
+        </w:rPr>
+        <w:t>בִּתִּ⁠י֙</w:t>
+      </w:r>
+    </w:p>
+    <w:p>
+      <w:pPr/>
+      <w:r>
+        <w:rPr>
+          <w:lang w:val="zh_TW" w:bidi="zh_TW"/>
+        </w:rPr>
+      </w:r>
+      <w:r>
+        <w:rPr>
           <w:b/>
           <w:lang w:val="zh_TW" w:bidi="zh_TW"/>
         </w:rPr>
@@ -18196,6 +20492,20 @@
       </w:r>
       <w:r>
         <w:rPr>
+          <w:lang w:val="zh_TW" w:bidi="zh_TW"/>
+        </w:rPr>
+        <w:t>כָּל־שַׁ֣עַר עַמִּ֔⁠י</w:t>
+      </w:r>
+    </w:p>
+    <w:p>
+      <w:pPr/>
+      <w:r>
+        <w:rPr>
+          <w:lang w:val="zh_TW" w:bidi="zh_TW"/>
+        </w:rPr>
+      </w:r>
+      <w:r>
+        <w:rPr>
           <w:b/>
           <w:lang w:val="zh_TW" w:bidi="zh_TW"/>
         </w:rPr>
@@ -18364,6 +20674,20 @@
         <w:rPr>
           <w:lang w:val="zh_TW" w:bidi="zh_TW"/>
         </w:rPr>
+      </w:r>
+    </w:p>
+    <w:p>
+      <w:pPr/>
+      <w:r>
+        <w:rPr>
+          <w:lang w:val="zh_TW" w:bidi="zh_TW"/>
+        </w:rPr>
+      </w:r>
+      <w:r>
+        <w:rPr>
+          <w:lang w:val="zh_TW" w:bidi="zh_TW"/>
+        </w:rPr>
+        <w:t>וְ⁠עַתָּה֙</w:t>
       </w:r>
     </w:p>
     <w:p>
@@ -18489,6 +20813,20 @@
       </w:r>
       <w:r>
         <w:rPr>
+          <w:lang w:val="zh_TW" w:bidi="zh_TW"/>
+        </w:rPr>
+        <w:t>וְ⁠גַ֛ם</w:t>
+      </w:r>
+    </w:p>
+    <w:p>
+      <w:pPr/>
+      <w:r>
+        <w:rPr>
+          <w:lang w:val="zh_TW" w:bidi="zh_TW"/>
+        </w:rPr>
+      </w:r>
+      <w:r>
+        <w:rPr>
           <w:b/>
           <w:lang w:val="zh_TW" w:bidi="zh_TW"/>
         </w:rPr>
@@ -18634,6 +20972,20 @@
       </w:r>
       <w:r>
         <w:rPr>
+          <w:lang w:val="zh_TW" w:bidi="zh_TW"/>
+        </w:rPr>
+        <w:t>גֹאֵ֖ל &amp; גֹּאֵ֖ל</w:t>
+      </w:r>
+    </w:p>
+    <w:p>
+      <w:pPr/>
+      <w:r>
+        <w:rPr>
+          <w:lang w:val="zh_TW" w:bidi="zh_TW"/>
+        </w:rPr>
+      </w:r>
+      <w:r>
+        <w:rPr>
           <w:b/>
           <w:lang w:val="zh_TW" w:bidi="zh_TW"/>
         </w:rPr>
@@ -18761,6 +21113,20 @@
       </w:r>
       <w:r>
         <w:rPr>
+          <w:lang w:val="zh_TW" w:bidi="zh_TW"/>
+        </w:rPr>
+        <w:t>אִם־יִגְאָלֵ֥⁠ךְ</w:t>
+      </w:r>
+    </w:p>
+    <w:p>
+      <w:pPr/>
+      <w:r>
+        <w:rPr>
+          <w:lang w:val="zh_TW" w:bidi="zh_TW"/>
+        </w:rPr>
+      </w:r>
+      <w:r>
+        <w:rPr>
           <w:b/>
           <w:lang w:val="zh_TW" w:bidi="zh_TW"/>
         </w:rPr>
@@ -18851,6 +21217,20 @@
       </w:r>
       <w:r>
         <w:rPr>
+          <w:lang w:val="zh_TW" w:bidi="zh_TW"/>
+        </w:rPr>
+        <w:t>וּ⁠גְאַלְתִּ֥י⁠ךְ אָנֹ֖כִי</w:t>
+      </w:r>
+    </w:p>
+    <w:p>
+      <w:pPr/>
+      <w:r>
+        <w:rPr>
+          <w:lang w:val="zh_TW" w:bidi="zh_TW"/>
+        </w:rPr>
+      </w:r>
+      <w:r>
+        <w:rPr>
           <w:b/>
           <w:lang w:val="zh_TW" w:bidi="zh_TW"/>
         </w:rPr>
@@ -19023,6 +21403,20 @@
       </w:r>
       <w:r>
         <w:rPr>
+          <w:lang w:val="zh_TW" w:bidi="zh_TW"/>
+        </w:rPr>
+        <w:t>וַ⁠תִּשְׁכַּ֤ב מַרְגְּלוֹתָיו֙</w:t>
+      </w:r>
+    </w:p>
+    <w:p>
+      <w:pPr/>
+      <w:r>
+        <w:rPr>
+          <w:lang w:val="zh_TW" w:bidi="zh_TW"/>
+        </w:rPr>
+      </w:r>
+      <w:r>
+        <w:rPr>
           <w:b/>
           <w:lang w:val="zh_TW" w:bidi="zh_TW"/>
         </w:rPr>
@@ -19113,6 +21507,20 @@
       </w:r>
       <w:r>
         <w:rPr>
+          <w:lang w:val="zh_TW" w:bidi="zh_TW"/>
+        </w:rPr>
+        <w:t>בְּטֶ֛רֶם יַכִּ֥יר אִ֖ישׁ אֶת־רֵעֵ֑⁠הוּ</w:t>
+      </w:r>
+    </w:p>
+    <w:p>
+      <w:pPr/>
+      <w:r>
+        <w:rPr>
+          <w:lang w:val="zh_TW" w:bidi="zh_TW"/>
+        </w:rPr>
+      </w:r>
+      <w:r>
+        <w:rPr>
           <w:b/>
           <w:lang w:val="zh_TW" w:bidi="zh_TW"/>
         </w:rPr>
@@ -19209,6 +21617,20 @@
       </w:r>
       <w:r>
         <w:rPr>
+          <w:lang w:val="zh_TW" w:bidi="zh_TW"/>
+        </w:rPr>
+        <w:t>וַ⁠יֹּ֨אמֶר֙</w:t>
+      </w:r>
+    </w:p>
+    <w:p>
+      <w:pPr/>
+      <w:r>
+        <w:rPr>
+          <w:lang w:val="zh_TW" w:bidi="zh_TW"/>
+        </w:rPr>
+      </w:r>
+      <w:r>
+        <w:rPr>
           <w:b/>
           <w:lang w:val="zh_TW" w:bidi="zh_TW"/>
         </w:rPr>
@@ -19292,6 +21714,20 @@
       </w:r>
       <w:r>
         <w:rPr>
+          <w:lang w:val="zh_TW" w:bidi="zh_TW"/>
+        </w:rPr>
+        <w:t>אַל־יִוָּדַ֔ע</w:t>
+      </w:r>
+    </w:p>
+    <w:p>
+      <w:pPr/>
+      <w:r>
+        <w:rPr>
+          <w:lang w:val="zh_TW" w:bidi="zh_TW"/>
+        </w:rPr>
+      </w:r>
+      <w:r>
+        <w:rPr>
           <w:b/>
           <w:lang w:val="zh_TW" w:bidi="zh_TW"/>
         </w:rPr>
@@ -19389,6 +21825,20 @@
       </w:r>
       <w:r>
         <w:rPr>
+          <w:lang w:val="zh_TW" w:bidi="zh_TW"/>
+        </w:rPr>
+        <w:t>הַ⁠מִּטְפַּ֧חַת</w:t>
+      </w:r>
+    </w:p>
+    <w:p>
+      <w:pPr/>
+      <w:r>
+        <w:rPr>
+          <w:lang w:val="zh_TW" w:bidi="zh_TW"/>
+        </w:rPr>
+      </w:r>
+      <w:r>
+        <w:rPr>
           <w:b/>
           <w:lang w:val="zh_TW" w:bidi="zh_TW"/>
         </w:rPr>
@@ -19479,6 +21929,20 @@
       </w:r>
       <w:r>
         <w:rPr>
+          <w:lang w:val="zh_TW" w:bidi="zh_TW"/>
+        </w:rPr>
+        <w:t>שֵׁשׁ־שְׂעֹרִים֙</w:t>
+      </w:r>
+    </w:p>
+    <w:p>
+      <w:pPr/>
+      <w:r>
+        <w:rPr>
+          <w:lang w:val="zh_TW" w:bidi="zh_TW"/>
+        </w:rPr>
+      </w:r>
+      <w:r>
+        <w:rPr>
           <w:b/>
           <w:lang w:val="zh_TW" w:bidi="zh_TW"/>
         </w:rPr>
@@ -19562,6 +22026,20 @@
       </w:r>
       <w:r>
         <w:rPr>
+          <w:lang w:val="zh_TW" w:bidi="zh_TW"/>
+        </w:rPr>
+        <w:t>וַ⁠יָּ֣שֶׁת עָלֶ֔י⁠הָ</w:t>
+      </w:r>
+    </w:p>
+    <w:p>
+      <w:pPr/>
+      <w:r>
+        <w:rPr>
+          <w:lang w:val="zh_TW" w:bidi="zh_TW"/>
+        </w:rPr>
+      </w:r>
+      <w:r>
+        <w:rPr>
           <w:b/>
           <w:lang w:val="zh_TW" w:bidi="zh_TW"/>
         </w:rPr>
@@ -19657,6 +22135,20 @@
       </w:r>
       <w:r>
         <w:rPr>
+          <w:lang w:val="zh_TW" w:bidi="zh_TW"/>
+        </w:rPr>
+        <w:t>וַ⁠יָּבֹ֖א הָ⁠עִֽיר</w:t>
+      </w:r>
+    </w:p>
+    <w:p>
+      <w:pPr/>
+      <w:r>
+        <w:rPr>
+          <w:lang w:val="zh_TW" w:bidi="zh_TW"/>
+        </w:rPr>
+      </w:r>
+      <w:r>
+        <w:rPr>
           <w:b/>
           <w:lang w:val="zh_TW" w:bidi="zh_TW"/>
         </w:rPr>
@@ -19759,6 +22251,20 @@
       </w:r>
       <w:r>
         <w:rPr>
+          <w:lang w:val="zh_TW" w:bidi="zh_TW"/>
+        </w:rPr>
+        <w:t>מִי־אַ֣תְּ</w:t>
+      </w:r>
+    </w:p>
+    <w:p>
+      <w:pPr/>
+      <w:r>
+        <w:rPr>
+          <w:lang w:val="zh_TW" w:bidi="zh_TW"/>
+        </w:rPr>
+      </w:r>
+      <w:r>
+        <w:rPr>
           <w:b/>
           <w:lang w:val="zh_TW" w:bidi="zh_TW"/>
         </w:rPr>
@@ -19855,6 +22361,20 @@
       </w:r>
       <w:r>
         <w:rPr>
+          <w:lang w:val="zh_TW" w:bidi="zh_TW"/>
+        </w:rPr>
+        <w:t>בִּתִּ֑⁠י</w:t>
+      </w:r>
+    </w:p>
+    <w:p>
+      <w:pPr/>
+      <w:r>
+        <w:rPr>
+          <w:lang w:val="zh_TW" w:bidi="zh_TW"/>
+        </w:rPr>
+      </w:r>
+      <w:r>
+        <w:rPr>
           <w:b/>
           <w:lang w:val="zh_TW" w:bidi="zh_TW"/>
         </w:rPr>
@@ -19940,6 +22460,20 @@
         <w:rPr>
           <w:lang w:val="zh_TW" w:bidi="zh_TW"/>
         </w:rPr>
+      </w:r>
+    </w:p>
+    <w:p>
+      <w:pPr/>
+      <w:r>
+        <w:rPr>
+          <w:lang w:val="zh_TW" w:bidi="zh_TW"/>
+        </w:rPr>
+      </w:r>
+      <w:r>
+        <w:rPr>
+          <w:lang w:val="zh_TW" w:bidi="zh_TW"/>
+        </w:rPr>
+        <w:t>אֵ֛ת כָּל־אֲשֶׁ֥ר עָֽשָׂה־לָ֖⁠הּ הָ⁠אִֽישׁ</w:t>
       </w:r>
     </w:p>
     <w:p>
@@ -20142,6 +22676,20 @@
       </w:r>
       <w:r>
         <w:rPr>
+          <w:lang w:val="zh_TW" w:bidi="zh_TW"/>
+        </w:rPr>
+        <w:t>כִּ֚י אָמַ֣ר אַל־תָּב֥וֹאִי רֵיקָ֖ם אֶל־חֲמוֹתֵֽ⁠ךְ</w:t>
+      </w:r>
+    </w:p>
+    <w:p>
+      <w:pPr/>
+      <w:r>
+        <w:rPr>
+          <w:lang w:val="zh_TW" w:bidi="zh_TW"/>
+        </w:rPr>
+      </w:r>
+      <w:r>
+        <w:rPr>
           <w:b/>
           <w:lang w:val="zh_TW" w:bidi="zh_TW"/>
         </w:rPr>
@@ -20327,6 +22875,20 @@
       </w:r>
       <w:r>
         <w:rPr>
+          <w:lang w:val="zh_TW" w:bidi="zh_TW"/>
+        </w:rPr>
+        <w:t>שְׁבִ֣י</w:t>
+      </w:r>
+    </w:p>
+    <w:p>
+      <w:pPr/>
+      <w:r>
+        <w:rPr>
+          <w:lang w:val="zh_TW" w:bidi="zh_TW"/>
+        </w:rPr>
+      </w:r>
+      <w:r>
+        <w:rPr>
           <w:b/>
           <w:lang w:val="zh_TW" w:bidi="zh_TW"/>
         </w:rPr>
@@ -20506,6 +23068,20 @@
       </w:r>
       <w:r>
         <w:rPr>
+          <w:lang w:val="zh_TW" w:bidi="zh_TW"/>
+        </w:rPr>
+        <w:t>אֵ֖יךְ יִפֹּ֣ל דָּבָ֑ר</w:t>
+      </w:r>
+    </w:p>
+    <w:p>
+      <w:pPr/>
+      <w:r>
+        <w:rPr>
+          <w:lang w:val="zh_TW" w:bidi="zh_TW"/>
+        </w:rPr>
+      </w:r>
+      <w:r>
+        <w:rPr>
           <w:b/>
           <w:lang w:val="zh_TW" w:bidi="zh_TW"/>
         </w:rPr>
@@ -20602,6 +23178,20 @@
       </w:r>
       <w:r>
         <w:rPr>
+          <w:lang w:val="zh_TW" w:bidi="zh_TW"/>
+        </w:rPr>
+        <w:t>לֹ֤א יִשְׁקֹט֙ הָ⁠אִ֔ישׁ כִּֽי־אִם</w:t>
+      </w:r>
+    </w:p>
+    <w:p>
+      <w:pPr/>
+      <w:r>
+        <w:rPr>
+          <w:lang w:val="zh_TW" w:bidi="zh_TW"/>
+        </w:rPr>
+      </w:r>
+      <w:r>
+        <w:rPr>
           <w:b/>
           <w:lang w:val="zh_TW" w:bidi="zh_TW"/>
         </w:rPr>
@@ -20952,6 +23542,20 @@
       </w:r>
       <w:r>
         <w:rPr>
+          <w:lang w:val="zh_TW" w:bidi="zh_TW"/>
+        </w:rPr>
+        <w:t>וּ⁠בֹ֨עַז עָלָ֣ה הַ⁠שַּׁעַר֮</w:t>
+      </w:r>
+    </w:p>
+    <w:p>
+      <w:pPr/>
+      <w:r>
+        <w:rPr>
+          <w:lang w:val="zh_TW" w:bidi="zh_TW"/>
+        </w:rPr>
+      </w:r>
+      <w:r>
+        <w:rPr>
           <w:b/>
           <w:lang w:val="zh_TW" w:bidi="zh_TW"/>
         </w:rPr>
@@ -21035,6 +23639,20 @@
       </w:r>
       <w:r>
         <w:rPr>
+          <w:lang w:val="zh_TW" w:bidi="zh_TW"/>
+        </w:rPr>
+        <w:t>הַ⁠שַּׁעַר֮</w:t>
+      </w:r>
+    </w:p>
+    <w:p>
+      <w:pPr/>
+      <w:r>
+        <w:rPr>
+          <w:lang w:val="zh_TW" w:bidi="zh_TW"/>
+        </w:rPr>
+      </w:r>
+      <w:r>
+        <w:rPr>
           <w:b/>
           <w:lang w:val="zh_TW" w:bidi="zh_TW"/>
         </w:rPr>
@@ -21230,6 +23848,20 @@
         <w:rPr>
           <w:lang w:val="zh_TW" w:bidi="zh_TW"/>
         </w:rPr>
+      </w:r>
+    </w:p>
+    <w:p>
+      <w:pPr/>
+      <w:r>
+        <w:rPr>
+          <w:lang w:val="zh_TW" w:bidi="zh_TW"/>
+        </w:rPr>
+      </w:r>
+      <w:r>
+        <w:rPr>
+          <w:lang w:val="zh_TW" w:bidi="zh_TW"/>
+        </w:rPr>
+        <w:t>הַ⁠גֹּאֵ֤ל</w:t>
       </w:r>
     </w:p>
     <w:p>
@@ -21362,6 +23994,20 @@
       </w:r>
       <w:r>
         <w:rPr>
+          <w:lang w:val="zh_TW" w:bidi="zh_TW"/>
+        </w:rPr>
+        <w:t>וַ⁠יֹּ֛אמֶר ס֥וּרָ⁠ה שְׁבָ⁠ה־פֹּ֖ה פְּלֹנִ֣י אַלְמֹנִ֑י</w:t>
+      </w:r>
+    </w:p>
+    <w:p>
+      <w:pPr/>
+      <w:r>
+        <w:rPr>
+          <w:lang w:val="zh_TW" w:bidi="zh_TW"/>
+        </w:rPr>
+      </w:r>
+      <w:r>
+        <w:rPr>
           <w:b/>
           <w:lang w:val="zh_TW" w:bidi="zh_TW"/>
         </w:rPr>
@@ -21458,6 +24104,20 @@
       </w:r>
       <w:r>
         <w:rPr>
+          <w:lang w:val="zh_TW" w:bidi="zh_TW"/>
+        </w:rPr>
+        <w:t>פְּלֹנִ֣י אַלְמֹנִ֑י</w:t>
+      </w:r>
+    </w:p>
+    <w:p>
+      <w:pPr/>
+      <w:r>
+        <w:rPr>
+          <w:lang w:val="zh_TW" w:bidi="zh_TW"/>
+        </w:rPr>
+      </w:r>
+      <w:r>
+        <w:rPr>
           <w:b/>
           <w:lang w:val="zh_TW" w:bidi="zh_TW"/>
         </w:rPr>
@@ -21617,6 +24277,20 @@
       </w:r>
       <w:r>
         <w:rPr>
+          <w:lang w:val="zh_TW" w:bidi="zh_TW"/>
+        </w:rPr>
+        <w:t>לְ⁠אָחִ֖י⁠נוּ</w:t>
+      </w:r>
+    </w:p>
+    <w:p>
+      <w:pPr/>
+      <w:r>
+        <w:rPr>
+          <w:lang w:val="zh_TW" w:bidi="zh_TW"/>
+        </w:rPr>
+      </w:r>
+      <w:r>
+        <w:rPr>
           <w:b/>
           <w:lang w:val="zh_TW" w:bidi="zh_TW"/>
         </w:rPr>
@@ -21713,6 +24387,20 @@
       </w:r>
       <w:r>
         <w:rPr>
+          <w:lang w:val="zh_TW" w:bidi="zh_TW"/>
+        </w:rPr>
+        <w:t>אָמַ֜רְתִּי</w:t>
+      </w:r>
+    </w:p>
+    <w:p>
+      <w:pPr/>
+      <w:r>
+        <w:rPr>
+          <w:lang w:val="zh_TW" w:bidi="zh_TW"/>
+        </w:rPr>
+      </w:r>
+      <w:r>
+        <w:rPr>
           <w:b/>
           <w:lang w:val="zh_TW" w:bidi="zh_TW"/>
         </w:rPr>
@@ -21809,6 +24497,20 @@
       </w:r>
       <w:r>
         <w:rPr>
+          <w:lang w:val="zh_TW" w:bidi="zh_TW"/>
+        </w:rPr>
+        <w:t>אֶגְלֶ֧ה אָזְנְ⁠ךָ֣</w:t>
+      </w:r>
+    </w:p>
+    <w:p>
+      <w:pPr/>
+      <w:r>
+        <w:rPr>
+          <w:lang w:val="zh_TW" w:bidi="zh_TW"/>
+        </w:rPr>
+      </w:r>
+      <w:r>
+        <w:rPr>
           <w:b/>
           <w:lang w:val="zh_TW" w:bidi="zh_TW"/>
         </w:rPr>
@@ -21899,6 +24601,20 @@
       </w:r>
       <w:r>
         <w:rPr>
+          <w:lang w:val="zh_TW" w:bidi="zh_TW"/>
+        </w:rPr>
+        <w:t>נֶ֥גֶד הַֽ⁠יֹּשְׁבִים֮</w:t>
+      </w:r>
+    </w:p>
+    <w:p>
+      <w:pPr/>
+      <w:r>
+        <w:rPr>
+          <w:lang w:val="zh_TW" w:bidi="zh_TW"/>
+        </w:rPr>
+      </w:r>
+      <w:r>
+        <w:rPr>
           <w:b/>
           <w:lang w:val="zh_TW" w:bidi="zh_TW"/>
         </w:rPr>
@@ -22065,6 +24781,20 @@
       </w:r>
       <w:r>
         <w:rPr>
+          <w:lang w:val="zh_TW" w:bidi="zh_TW"/>
+        </w:rPr>
+        <w:t>אֵ֤ין זוּלָֽתְ⁠ךָ֙ לִ⁠גְא֔וֹל וְ⁠אָנֹכִ֖י אַחֲרֶ֑י⁠ךָ</w:t>
+      </w:r>
+    </w:p>
+    <w:p>
+      <w:pPr/>
+      <w:r>
+        <w:rPr>
+          <w:lang w:val="zh_TW" w:bidi="zh_TW"/>
+        </w:rPr>
+      </w:r>
+      <w:r>
+        <w:rPr>
           <w:b/>
           <w:lang w:val="zh_TW" w:bidi="zh_TW"/>
         </w:rPr>
@@ -22148,6 +24878,20 @@
       </w:r>
       <w:r>
         <w:rPr>
+          <w:lang w:val="zh_TW" w:bidi="zh_TW"/>
+        </w:rPr>
+        <w:t>אָנֹכִ֥י אֶגְאָֽל</w:t>
+      </w:r>
+    </w:p>
+    <w:p>
+      <w:pPr/>
+      <w:r>
+        <w:rPr>
+          <w:lang w:val="zh_TW" w:bidi="zh_TW"/>
+        </w:rPr>
+      </w:r>
+      <w:r>
+        <w:rPr>
           <w:b/>
           <w:lang w:val="zh_TW" w:bidi="zh_TW"/>
         </w:rPr>
@@ -22224,6 +24968,20 @@
       </w:r>
       <w:r>
         <w:rPr>
+          <w:lang w:val="zh_TW" w:bidi="zh_TW"/>
+        </w:rPr>
+        <w:t>בְּ⁠יוֹם</w:t>
+      </w:r>
+    </w:p>
+    <w:p>
+      <w:pPr/>
+      <w:r>
+        <w:rPr>
+          <w:lang w:val="zh_TW" w:bidi="zh_TW"/>
+        </w:rPr>
+      </w:r>
+      <w:r>
+        <w:rPr>
           <w:b/>
           <w:lang w:val="zh_TW" w:bidi="zh_TW"/>
         </w:rPr>
@@ -22320,6 +25078,20 @@
       </w:r>
       <w:r>
         <w:rPr>
+          <w:lang w:val="zh_TW" w:bidi="zh_TW"/>
+        </w:rPr>
+        <w:t>מִ⁠יַּ֣ד נָעֳמִ֑י</w:t>
+      </w:r>
+    </w:p>
+    <w:p>
+      <w:pPr/>
+      <w:r>
+        <w:rPr>
+          <w:lang w:val="zh_TW" w:bidi="zh_TW"/>
+        </w:rPr>
+      </w:r>
+      <w:r>
+        <w:rPr>
           <w:b/>
           <w:lang w:val="zh_TW" w:bidi="zh_TW"/>
         </w:rPr>
@@ -22416,6 +25188,20 @@
       </w:r>
       <w:r>
         <w:rPr>
+          <w:lang w:val="zh_TW" w:bidi="zh_TW"/>
+        </w:rPr>
+        <w:t>וּ֠⁠מֵ⁠אֵת ר֣וּת &amp; קָנִ֔יתָה</w:t>
+      </w:r>
+    </w:p>
+    <w:p>
+      <w:pPr/>
+      <w:r>
+        <w:rPr>
+          <w:lang w:val="zh_TW" w:bidi="zh_TW"/>
+        </w:rPr>
+      </w:r>
+      <w:r>
+        <w:rPr>
           <w:b/>
           <w:lang w:val="zh_TW" w:bidi="zh_TW"/>
         </w:rPr>
@@ -22575,6 +25361,20 @@
       </w:r>
       <w:r>
         <w:rPr>
+          <w:lang w:val="zh_TW" w:bidi="zh_TW"/>
+        </w:rPr>
+        <w:t>לְ⁠הָקִ֥ים שֵׁם־הַ⁠מֵּ֖ת עַל־נַחֲלָתֽ⁠וֹ</w:t>
+      </w:r>
+    </w:p>
+    <w:p>
+      <w:pPr/>
+      <w:r>
+        <w:rPr>
+          <w:lang w:val="zh_TW" w:bidi="zh_TW"/>
+        </w:rPr>
+      </w:r>
+      <w:r>
+        <w:rPr>
           <w:b/>
           <w:lang w:val="zh_TW" w:bidi="zh_TW"/>
         </w:rPr>
@@ -22671,6 +25471,20 @@
       </w:r>
       <w:r>
         <w:rPr>
+          <w:lang w:val="zh_TW" w:bidi="zh_TW"/>
+        </w:rPr>
+        <w:t>הַ⁠מֵּת֙ &amp; הַ⁠מֵּ֖ת</w:t>
+      </w:r>
+    </w:p>
+    <w:p>
+      <w:pPr/>
+      <w:r>
+        <w:rPr>
+          <w:lang w:val="zh_TW" w:bidi="zh_TW"/>
+        </w:rPr>
+      </w:r>
+      <w:r>
+        <w:rPr>
           <w:b/>
           <w:lang w:val="zh_TW" w:bidi="zh_TW"/>
         </w:rPr>
@@ -22780,6 +25594,20 @@
       </w:r>
       <w:r>
         <w:rPr>
+          <w:lang w:val="zh_TW" w:bidi="zh_TW"/>
+        </w:rPr>
+        <w:t>אַשְׁחִ֖ית אֶת־נַחֲלָתִ֑⁠י</w:t>
+      </w:r>
+    </w:p>
+    <w:p>
+      <w:pPr/>
+      <w:r>
+        <w:rPr>
+          <w:lang w:val="zh_TW" w:bidi="zh_TW"/>
+        </w:rPr>
+      </w:r>
+      <w:r>
+        <w:rPr>
           <w:b/>
           <w:lang w:val="zh_TW" w:bidi="zh_TW"/>
         </w:rPr>
@@ -22870,6 +25698,20 @@
       </w:r>
       <w:r>
         <w:rPr>
+          <w:lang w:val="zh_TW" w:bidi="zh_TW"/>
+        </w:rPr>
+        <w:t>גְּאַל־לְ⁠ךָ֤ אַתָּה֙ אֶת־גְּאֻלָּתִ֔⁠י</w:t>
+      </w:r>
+    </w:p>
+    <w:p>
+      <w:pPr/>
+      <w:r>
+        <w:rPr>
+          <w:lang w:val="zh_TW" w:bidi="zh_TW"/>
+        </w:rPr>
+      </w:r>
+      <w:r>
+        <w:rPr>
           <w:b/>
           <w:lang w:val="zh_TW" w:bidi="zh_TW"/>
         </w:rPr>
@@ -22979,6 +25821,20 @@
       </w:r>
       <w:r>
         <w:rPr>
+          <w:lang w:val="zh_TW" w:bidi="zh_TW"/>
+        </w:rPr>
+        <w:t>וְ⁠זֹאת֩</w:t>
+      </w:r>
+    </w:p>
+    <w:p>
+      <w:pPr/>
+      <w:r>
+        <w:rPr>
+          <w:lang w:val="zh_TW" w:bidi="zh_TW"/>
+        </w:rPr>
+      </w:r>
+      <w:r>
+        <w:rPr>
           <w:b/>
           <w:lang w:val="zh_TW" w:bidi="zh_TW"/>
         </w:rPr>
@@ -23083,6 +25939,20 @@
       </w:r>
       <w:r>
         <w:rPr>
+          <w:lang w:val="zh_TW" w:bidi="zh_TW"/>
+        </w:rPr>
+        <w:t>וְ⁠זֹאת֩</w:t>
+      </w:r>
+    </w:p>
+    <w:p>
+      <w:pPr/>
+      <w:r>
+        <w:rPr>
+          <w:lang w:val="zh_TW" w:bidi="zh_TW"/>
+        </w:rPr>
+      </w:r>
+      <w:r>
+        <w:rPr>
           <w:b/>
           <w:lang w:val="zh_TW" w:bidi="zh_TW"/>
         </w:rPr>
@@ -23172,6 +26042,20 @@
       </w:r>
       <w:r>
         <w:rPr>
+          <w:lang w:val="zh_TW" w:bidi="zh_TW"/>
+        </w:rPr>
+        <w:t>לְ⁠פָנִ֨ים</w:t>
+      </w:r>
+    </w:p>
+    <w:p>
+      <w:pPr/>
+      <w:r>
+        <w:rPr>
+          <w:lang w:val="zh_TW" w:bidi="zh_TW"/>
+        </w:rPr>
+      </w:r>
+      <w:r>
+        <w:rPr>
           <w:b/>
           <w:lang w:val="zh_TW" w:bidi="zh_TW"/>
         </w:rPr>
@@ -23262,6 +26146,20 @@
       </w:r>
       <w:r>
         <w:rPr>
+          <w:lang w:val="zh_TW" w:bidi="zh_TW"/>
+        </w:rPr>
+        <w:t>לְ⁠רֵעֵ֑⁠הוּ</w:t>
+      </w:r>
+    </w:p>
+    <w:p>
+      <w:pPr/>
+      <w:r>
+        <w:rPr>
+          <w:lang w:val="zh_TW" w:bidi="zh_TW"/>
+        </w:rPr>
+      </w:r>
+      <w:r>
+        <w:rPr>
           <w:b/>
           <w:lang w:val="zh_TW" w:bidi="zh_TW"/>
         </w:rPr>
@@ -23372,6 +26270,20 @@
       </w:r>
       <w:r>
         <w:rPr>
+          <w:lang w:val="zh_TW" w:bidi="zh_TW"/>
+        </w:rPr>
+        <w:t>וַ⁠יֹּ֧אמֶר הַ⁠גֹּאֵ֛ל לְ⁠בֹ֖עַז קְנֵה־לָ֑⁠ךְ וַ⁠יִּשְׁלֹ֖ף נַעֲלֽ⁠וֹ</w:t>
+      </w:r>
+    </w:p>
+    <w:p>
+      <w:pPr/>
+      <w:r>
+        <w:rPr>
+          <w:lang w:val="zh_TW" w:bidi="zh_TW"/>
+        </w:rPr>
+      </w:r>
+      <w:r>
+        <w:rPr>
           <w:b/>
           <w:lang w:val="zh_TW" w:bidi="zh_TW"/>
         </w:rPr>
@@ -23455,6 +26367,20 @@
       </w:r>
       <w:r>
         <w:rPr>
+          <w:lang w:val="zh_TW" w:bidi="zh_TW"/>
+        </w:rPr>
+        <w:t>וַ⁠יֹּ֧אמֶר הַ⁠גֹּאֵ֛ל לְ⁠בֹ֖עַז קְנֵה־לָ֑⁠ךְ וַ⁠יִּשְׁלֹ֖ף נַעֲלֽ⁠וֹ</w:t>
+      </w:r>
+    </w:p>
+    <w:p>
+      <w:pPr/>
+      <w:r>
+        <w:rPr>
+          <w:lang w:val="zh_TW" w:bidi="zh_TW"/>
+        </w:rPr>
+      </w:r>
+      <w:r>
+        <w:rPr>
           <w:b/>
           <w:lang w:val="zh_TW" w:bidi="zh_TW"/>
         </w:rPr>
@@ -23551,6 +26477,20 @@
       </w:r>
       <w:r>
         <w:rPr>
+          <w:lang w:val="zh_TW" w:bidi="zh_TW"/>
+        </w:rPr>
+        <w:t>וַ⁠יִּשְׁלֹ֖ף נַעֲלֽ⁠וֹ</w:t>
+      </w:r>
+    </w:p>
+    <w:p>
+      <w:pPr/>
+      <w:r>
+        <w:rPr>
+          <w:lang w:val="zh_TW" w:bidi="zh_TW"/>
+        </w:rPr>
+      </w:r>
+      <w:r>
+        <w:rPr>
           <w:b/>
           <w:lang w:val="zh_TW" w:bidi="zh_TW"/>
         </w:rPr>
@@ -23634,6 +26574,20 @@
       </w:r>
       <w:r>
         <w:rPr>
+          <w:lang w:val="zh_TW" w:bidi="zh_TW"/>
+        </w:rPr>
+        <w:t>לַ⁠זְּקֵנִ֜ים וְ⁠כָל־הָ⁠עָ֗ם</w:t>
+      </w:r>
+    </w:p>
+    <w:p>
+      <w:pPr/>
+      <w:r>
+        <w:rPr>
+          <w:lang w:val="zh_TW" w:bidi="zh_TW"/>
+        </w:rPr>
+      </w:r>
+      <w:r>
+        <w:rPr>
           <w:b/>
           <w:lang w:val="zh_TW" w:bidi="zh_TW"/>
         </w:rPr>
@@ -23724,6 +26678,20 @@
       </w:r>
       <w:r>
         <w:rPr>
+          <w:lang w:val="zh_TW" w:bidi="zh_TW"/>
+        </w:rPr>
+        <w:t>מִ⁠יַּ֖ד נָעֳמִֽי</w:t>
+      </w:r>
+    </w:p>
+    <w:p>
+      <w:pPr/>
+      <w:r>
+        <w:rPr>
+          <w:lang w:val="zh_TW" w:bidi="zh_TW"/>
+        </w:rPr>
+      </w:r>
+      <w:r>
+        <w:rPr>
           <w:b/>
           <w:lang w:val="zh_TW" w:bidi="zh_TW"/>
         </w:rPr>
@@ -23890,6 +26858,20 @@
       </w:r>
       <w:r>
         <w:rPr>
+          <w:lang w:val="zh_TW" w:bidi="zh_TW"/>
+        </w:rPr>
+        <w:t>וְ⁠גַ֣ם</w:t>
+      </w:r>
+    </w:p>
+    <w:p>
+      <w:pPr/>
+      <w:r>
+        <w:rPr>
+          <w:lang w:val="zh_TW" w:bidi="zh_TW"/>
+        </w:rPr>
+      </w:r>
+      <w:r>
+        <w:rPr>
           <w:b/>
           <w:lang w:val="zh_TW" w:bidi="zh_TW"/>
         </w:rPr>
@@ -23962,6 +26944,20 @@
         <w:rPr>
           <w:lang w:val="zh_TW" w:bidi="zh_TW"/>
         </w:rPr>
+      </w:r>
+    </w:p>
+    <w:p>
+      <w:pPr/>
+      <w:r>
+        <w:rPr>
+          <w:lang w:val="zh_TW" w:bidi="zh_TW"/>
+        </w:rPr>
+      </w:r>
+      <w:r>
+        <w:rPr>
+          <w:lang w:val="zh_TW" w:bidi="zh_TW"/>
+        </w:rPr>
+        <w:t>לְ⁠הָקִ֤ים שֵׁם־הַ⁠מֵּת֙ עַל־נַ֣חֲלָת֔⁠וֹ</w:t>
       </w:r>
     </w:p>
     <w:p>
@@ -24054,6 +27050,20 @@
       </w:r>
       <w:r>
         <w:rPr>
+          <w:lang w:val="zh_TW" w:bidi="zh_TW"/>
+        </w:rPr>
+        <w:t>הַ⁠מֵּת֙ &amp; הַ⁠מֵּ֛ת</w:t>
+      </w:r>
+    </w:p>
+    <w:p>
+      <w:pPr/>
+      <w:r>
+        <w:rPr>
+          <w:lang w:val="zh_TW" w:bidi="zh_TW"/>
+        </w:rPr>
+      </w:r>
+      <w:r>
+        <w:rPr>
           <w:b/>
           <w:lang w:val="zh_TW" w:bidi="zh_TW"/>
         </w:rPr>
@@ -24181,6 +27191,20 @@
       </w:r>
       <w:r>
         <w:rPr>
+          <w:lang w:val="zh_TW" w:bidi="zh_TW"/>
+        </w:rPr>
+        <w:t>וְ⁠לֹא־יִכָּרֵ֧ת שֵׁם־הַ⁠מֵּ֛ת מֵ⁠עִ֥ם אֶחָ֖י⁠ו וּ⁠מִ⁠שַּׁ֣עַר מְקוֹמ֑⁠וֹ</w:t>
+      </w:r>
+    </w:p>
+    <w:p>
+      <w:pPr/>
+      <w:r>
+        <w:rPr>
+          <w:lang w:val="zh_TW" w:bidi="zh_TW"/>
+        </w:rPr>
+      </w:r>
+      <w:r>
+        <w:rPr>
           <w:b/>
           <w:lang w:val="zh_TW" w:bidi="zh_TW"/>
         </w:rPr>
@@ -24264,6 +27288,20 @@
       </w:r>
       <w:r>
         <w:rPr>
+          <w:lang w:val="zh_TW" w:bidi="zh_TW"/>
+        </w:rPr>
+        <w:t>וְ⁠לֹא־יִכָּרֵ֧ת שֵׁם־הַ⁠מֵּ֛ת מֵ⁠עִ֥ם אֶחָ֖י⁠ו וּ⁠מִ⁠שַּׁ֣עַר מְקוֹמ֑⁠וֹ</w:t>
+      </w:r>
+    </w:p>
+    <w:p>
+      <w:pPr/>
+      <w:r>
+        <w:rPr>
+          <w:lang w:val="zh_TW" w:bidi="zh_TW"/>
+        </w:rPr>
+      </w:r>
+      <w:r>
+        <w:rPr>
           <w:b/>
           <w:lang w:val="zh_TW" w:bidi="zh_TW"/>
         </w:rPr>
@@ -24373,6 +27411,20 @@
       </w:r>
       <w:r>
         <w:rPr>
+          <w:lang w:val="zh_TW" w:bidi="zh_TW"/>
+        </w:rPr>
+        <w:t>וּ⁠מִ⁠שַּׁ֣עַר מְקוֹמ֑⁠וֹ</w:t>
+      </w:r>
+    </w:p>
+    <w:p>
+      <w:pPr/>
+      <w:r>
+        <w:rPr>
+          <w:lang w:val="zh_TW" w:bidi="zh_TW"/>
+        </w:rPr>
+      </w:r>
+      <w:r>
+        <w:rPr>
           <w:b/>
           <w:lang w:val="zh_TW" w:bidi="zh_TW"/>
         </w:rPr>
@@ -24539,6 +27591,20 @@
       </w:r>
       <w:r>
         <w:rPr>
+          <w:lang w:val="zh_TW" w:bidi="zh_TW"/>
+        </w:rPr>
+        <w:t>הָ⁠עָ֧ם אֲשֶׁר־בַּ⁠שַּׁ֛עַר</w:t>
+      </w:r>
+    </w:p>
+    <w:p>
+      <w:pPr/>
+      <w:r>
+        <w:rPr>
+          <w:lang w:val="zh_TW" w:bidi="zh_TW"/>
+        </w:rPr>
+      </w:r>
+      <w:r>
+        <w:rPr>
           <w:b/>
           <w:lang w:val="zh_TW" w:bidi="zh_TW"/>
         </w:rPr>
@@ -24635,6 +27701,20 @@
       </w:r>
       <w:r>
         <w:rPr>
+          <w:lang w:val="zh_TW" w:bidi="zh_TW"/>
+        </w:rPr>
+        <w:t>הַ⁠בָּאָ֣ה אֶל־בֵּיתֶ֗⁠ךָ</w:t>
+      </w:r>
+    </w:p>
+    <w:p>
+      <w:pPr/>
+      <w:r>
+        <w:rPr>
+          <w:lang w:val="zh_TW" w:bidi="zh_TW"/>
+        </w:rPr>
+      </w:r>
+      <w:r>
+        <w:rPr>
           <w:b/>
           <w:lang w:val="zh_TW" w:bidi="zh_TW"/>
         </w:rPr>
@@ -24718,6 +27798,20 @@
       </w:r>
       <w:r>
         <w:rPr>
+          <w:lang w:val="zh_TW" w:bidi="zh_TW"/>
+        </w:rPr>
+        <w:t>יִתֵּן֩ יְהוָ֨ה אֶֽת־הָ⁠אִשָּׁ֜ה הַ⁠בָּאָ֣ה אֶל־בֵּיתֶ֗⁠ךָ כְּ⁠רָחֵ֤ל ׀ וּ⁠כְ⁠לֵאָה֙ אֲשֶׁ֨ר בָּנ֤וּ שְׁתֵּי⁠הֶם֙ אֶת־בֵּ֣ית יִשְׂרָאֵ֔ל</w:t>
+      </w:r>
+    </w:p>
+    <w:p>
+      <w:pPr/>
+      <w:r>
+        <w:rPr>
+          <w:lang w:val="zh_TW" w:bidi="zh_TW"/>
+        </w:rPr>
+      </w:r>
+      <w:r>
+        <w:rPr>
           <w:b/>
           <w:lang w:val="zh_TW" w:bidi="zh_TW"/>
         </w:rPr>
@@ -24801,6 +27895,20 @@
       </w:r>
       <w:r>
         <w:rPr>
+          <w:lang w:val="zh_TW" w:bidi="zh_TW"/>
+        </w:rPr>
+        <w:t>כְּ⁠רָחֵ֤ל ׀ וּ⁠כְ⁠לֵאָה֙ אֲשֶׁ֨ר בָּנ֤וּ שְׁתֵּי⁠הֶם֙ אֶת־בֵּ֣ית יִשְׂרָאֵ֔ל</w:t>
+      </w:r>
+    </w:p>
+    <w:p>
+      <w:pPr/>
+      <w:r>
+        <w:rPr>
+          <w:lang w:val="zh_TW" w:bidi="zh_TW"/>
+        </w:rPr>
+      </w:r>
+      <w:r>
+        <w:rPr>
           <w:b/>
           <w:lang w:val="zh_TW" w:bidi="zh_TW"/>
         </w:rPr>
@@ -24904,6 +28012,20 @@
       </w:r>
       <w:r>
         <w:rPr>
+          <w:lang w:val="zh_TW" w:bidi="zh_TW"/>
+        </w:rPr>
+        <w:t>בָּנ֤וּ &amp; אֶת־בֵּ֣ית יִשְׂרָאֵ֔ל</w:t>
+      </w:r>
+    </w:p>
+    <w:p>
+      <w:pPr/>
+      <w:r>
+        <w:rPr>
+          <w:lang w:val="zh_TW" w:bidi="zh_TW"/>
+        </w:rPr>
+      </w:r>
+      <w:r>
+        <w:rPr>
           <w:b/>
           <w:lang w:val="zh_TW" w:bidi="zh_TW"/>
         </w:rPr>
@@ -25013,6 +28135,20 @@
       </w:r>
       <w:r>
         <w:rPr>
+          <w:lang w:val="zh_TW" w:bidi="zh_TW"/>
+        </w:rPr>
+        <w:t>וַ⁠עֲשֵׂה־חַ֣יִל בְּ⁠אֶפְרָ֔תָה וּ⁠קְרָא־שֵׁ֖ם בְּ⁠בֵ֥ית לָֽחֶם</w:t>
+      </w:r>
+    </w:p>
+    <w:p>
+      <w:pPr/>
+      <w:r>
+        <w:rPr>
+          <w:lang w:val="zh_TW" w:bidi="zh_TW"/>
+        </w:rPr>
+      </w:r>
+      <w:r>
+        <w:rPr>
           <w:b/>
           <w:lang w:val="zh_TW" w:bidi="zh_TW"/>
         </w:rPr>
@@ -25109,6 +28245,20 @@
       </w:r>
       <w:r>
         <w:rPr>
+          <w:lang w:val="zh_TW" w:bidi="zh_TW"/>
+        </w:rPr>
+        <w:t>וַ⁠עֲשֵׂה־חַ֣יִל בְּ⁠אֶפְרָ֔תָה וּ⁠קְרָא־שֵׁ֖ם בְּ⁠בֵ֥ית לָֽחֶם</w:t>
+      </w:r>
+    </w:p>
+    <w:p>
+      <w:pPr/>
+      <w:r>
+        <w:rPr>
+          <w:lang w:val="zh_TW" w:bidi="zh_TW"/>
+        </w:rPr>
+      </w:r>
+      <w:r>
+        <w:rPr>
           <w:b/>
           <w:lang w:val="zh_TW" w:bidi="zh_TW"/>
         </w:rPr>
@@ -25192,6 +28342,20 @@
       </w:r>
       <w:r>
         <w:rPr>
+          <w:lang w:val="zh_TW" w:bidi="zh_TW"/>
+        </w:rPr>
+        <w:t>וִ⁠יהִ֤י בֵֽיתְ⁠ךָ֙ כְּ⁠בֵ֣ית פֶּ֔רֶץ</w:t>
+      </w:r>
+    </w:p>
+    <w:p>
+      <w:pPr/>
+      <w:r>
+        <w:rPr>
+          <w:lang w:val="zh_TW" w:bidi="zh_TW"/>
+        </w:rPr>
+      </w:r>
+      <w:r>
+        <w:rPr>
           <w:b/>
           <w:lang w:val="zh_TW" w:bidi="zh_TW"/>
         </w:rPr>
@@ -25288,6 +28452,20 @@
       </w:r>
       <w:r>
         <w:rPr>
+          <w:lang w:val="zh_TW" w:bidi="zh_TW"/>
+        </w:rPr>
+        <w:t>מִן־הַ⁠זֶּ֗רַע אֲשֶׁ֨ר יִתֵּ֤ן יְהוָה֙ לְ⁠ךָ֔</w:t>
+      </w:r>
+    </w:p>
+    <w:p>
+      <w:pPr/>
+      <w:r>
+        <w:rPr>
+          <w:lang w:val="zh_TW" w:bidi="zh_TW"/>
+        </w:rPr>
+      </w:r>
+      <w:r>
+        <w:rPr>
           <w:b/>
           <w:lang w:val="zh_TW" w:bidi="zh_TW"/>
         </w:rPr>
@@ -25371,6 +28549,20 @@
       </w:r>
       <w:r>
         <w:rPr>
+          <w:lang w:val="zh_TW" w:bidi="zh_TW"/>
+        </w:rPr>
+        <w:t>וַ⁠יִּקַּ֨ח בֹּ֤עַז אֶת־רוּת֙ וַ⁠תְּהִי־ל֣⁠וֹ לְ⁠אִשָּׁ֔ה</w:t>
+      </w:r>
+    </w:p>
+    <w:p>
+      <w:pPr/>
+      <w:r>
+        <w:rPr>
+          <w:lang w:val="zh_TW" w:bidi="zh_TW"/>
+        </w:rPr>
+      </w:r>
+      <w:r>
+        <w:rPr>
           <w:b/>
           <w:lang w:val="zh_TW" w:bidi="zh_TW"/>
         </w:rPr>
@@ -25443,6 +28635,20 @@
         <w:rPr>
           <w:lang w:val="zh_TW" w:bidi="zh_TW"/>
         </w:rPr>
+      </w:r>
+    </w:p>
+    <w:p>
+      <w:pPr/>
+      <w:r>
+        <w:rPr>
+          <w:lang w:val="zh_TW" w:bidi="zh_TW"/>
+        </w:rPr>
+      </w:r>
+      <w:r>
+        <w:rPr>
+          <w:lang w:val="zh_TW" w:bidi="zh_TW"/>
+        </w:rPr>
+        <w:t>וַ⁠יִּקַּ֨ח בֹּ֤עַז אֶת־רוּת֙</w:t>
       </w:r>
     </w:p>
     <w:p>
@@ -25586,6 +28792,20 @@
       </w:r>
       <w:r>
         <w:rPr>
+          <w:lang w:val="zh_TW" w:bidi="zh_TW"/>
+        </w:rPr>
+        <w:t>וַ⁠יָּבֹ֖א אֵלֶ֑י⁠הָ</w:t>
+      </w:r>
+    </w:p>
+    <w:p>
+      <w:pPr/>
+      <w:r>
+        <w:rPr>
+          <w:lang w:val="zh_TW" w:bidi="zh_TW"/>
+        </w:rPr>
+      </w:r>
+      <w:r>
+        <w:rPr>
           <w:b/>
           <w:lang w:val="zh_TW" w:bidi="zh_TW"/>
         </w:rPr>
@@ -25671,6 +28891,20 @@
         <w:rPr>
           <w:lang w:val="zh_TW" w:bidi="zh_TW"/>
         </w:rPr>
+      </w:r>
+    </w:p>
+    <w:p>
+      <w:pPr/>
+      <w:r>
+        <w:rPr>
+          <w:lang w:val="zh_TW" w:bidi="zh_TW"/>
+        </w:rPr>
+      </w:r>
+      <w:r>
+        <w:rPr>
+          <w:lang w:val="zh_TW" w:bidi="zh_TW"/>
+        </w:rPr>
+        <w:t>הַ⁠נָּשִׁים֙</w:t>
       </w:r>
     </w:p>
     <w:p>
@@ -25796,6 +29030,20 @@
       </w:r>
       <w:r>
         <w:rPr>
+          <w:lang w:val="zh_TW" w:bidi="zh_TW"/>
+        </w:rPr>
+        <w:t>בָּר֣וּךְ יְהוָ֔ה</w:t>
+      </w:r>
+    </w:p>
+    <w:p>
+      <w:pPr/>
+      <w:r>
+        <w:rPr>
+          <w:lang w:val="zh_TW" w:bidi="zh_TW"/>
+        </w:rPr>
+      </w:r>
+      <w:r>
+        <w:rPr>
           <w:b/>
           <w:lang w:val="zh_TW" w:bidi="zh_TW"/>
         </w:rPr>
@@ -25879,6 +29127,20 @@
       </w:r>
       <w:r>
         <w:rPr>
+          <w:lang w:val="zh_TW" w:bidi="zh_TW"/>
+        </w:rPr>
+        <w:t>לֹ֣א הִשְׁבִּ֥ית לָ֛⁠ךְ גֹּאֵ֖ל הַ⁠יּ֑וֹם</w:t>
+      </w:r>
+    </w:p>
+    <w:p>
+      <w:pPr/>
+      <w:r>
+        <w:rPr>
+          <w:lang w:val="zh_TW" w:bidi="zh_TW"/>
+        </w:rPr>
+      </w:r>
+      <w:r>
+        <w:rPr>
           <w:b/>
           <w:lang w:val="zh_TW" w:bidi="zh_TW"/>
         </w:rPr>
@@ -25988,6 +29250,20 @@
       </w:r>
       <w:r>
         <w:rPr>
+          <w:lang w:val="zh_TW" w:bidi="zh_TW"/>
+        </w:rPr>
+        <w:t>וְ⁠יִקָּרֵ֥א שְׁמ֖⁠וֹ</w:t>
+      </w:r>
+    </w:p>
+    <w:p>
+      <w:pPr/>
+      <w:r>
+        <w:rPr>
+          <w:lang w:val="zh_TW" w:bidi="zh_TW"/>
+        </w:rPr>
+      </w:r>
+      <w:r>
+        <w:rPr>
           <w:b/>
           <w:lang w:val="zh_TW" w:bidi="zh_TW"/>
         </w:rPr>
@@ -26083,6 +29359,20 @@
       </w:r>
       <w:r>
         <w:rPr>
+          <w:lang w:val="zh_TW" w:bidi="zh_TW"/>
+        </w:rPr>
+        <w:t>וְ⁠יִקָּרֵ֥א שְׁמ֖⁠וֹ בְּ⁠יִשְׂרָאֵֽל</w:t>
+      </w:r>
+    </w:p>
+    <w:p>
+      <w:pPr/>
+      <w:r>
+        <w:rPr>
+          <w:lang w:val="zh_TW" w:bidi="zh_TW"/>
+        </w:rPr>
+      </w:r>
+      <w:r>
+        <w:rPr>
           <w:b/>
           <w:lang w:val="zh_TW" w:bidi="zh_TW"/>
         </w:rPr>
@@ -26179,6 +29469,20 @@
       </w:r>
       <w:r>
         <w:rPr>
+          <w:lang w:val="zh_TW" w:bidi="zh_TW"/>
+        </w:rPr>
+        <w:t>לְ⁠מֵשִׁ֣יב נֶ֔פֶשׁ</w:t>
+      </w:r>
+    </w:p>
+    <w:p>
+      <w:pPr/>
+      <w:r>
+        <w:rPr>
+          <w:lang w:val="zh_TW" w:bidi="zh_TW"/>
+        </w:rPr>
+      </w:r>
+      <w:r>
+        <w:rPr>
           <w:b/>
           <w:lang w:val="zh_TW" w:bidi="zh_TW"/>
         </w:rPr>
@@ -26275,6 +29579,20 @@
       </w:r>
       <w:r>
         <w:rPr>
+          <w:lang w:val="zh_TW" w:bidi="zh_TW"/>
+        </w:rPr>
+        <w:t>וּ⁠לְ⁠כַלְכֵּ֖ל אֶת־שֵׂיבָתֵ֑⁠ךְ</w:t>
+      </w:r>
+    </w:p>
+    <w:p>
+      <w:pPr/>
+      <w:r>
+        <w:rPr>
+          <w:lang w:val="zh_TW" w:bidi="zh_TW"/>
+        </w:rPr>
+      </w:r>
+      <w:r>
+        <w:rPr>
           <w:b/>
           <w:lang w:val="zh_TW" w:bidi="zh_TW"/>
         </w:rPr>
@@ -26365,6 +29683,20 @@
       </w:r>
       <w:r>
         <w:rPr>
+          <w:lang w:val="zh_TW" w:bidi="zh_TW"/>
+        </w:rPr>
+        <w:t>כִּ֣י</w:t>
+      </w:r>
+    </w:p>
+    <w:p>
+      <w:pPr/>
+      <w:r>
+        <w:rPr>
+          <w:lang w:val="zh_TW" w:bidi="zh_TW"/>
+        </w:rPr>
+      </w:r>
+      <w:r>
+        <w:rPr>
           <w:b/>
           <w:lang w:val="zh_TW" w:bidi="zh_TW"/>
         </w:rPr>
@@ -26468,6 +29800,20 @@
       </w:r>
       <w:r>
         <w:rPr>
+          <w:lang w:val="zh_TW" w:bidi="zh_TW"/>
+        </w:rPr>
+        <w:t>ט֣וֹבָה לָ֔⁠ךְ מִ⁠שִּׁבְעָ֖ה בָּנִֽים</w:t>
+      </w:r>
+    </w:p>
+    <w:p>
+      <w:pPr/>
+      <w:r>
+        <w:rPr>
+          <w:lang w:val="zh_TW" w:bidi="zh_TW"/>
+        </w:rPr>
+      </w:r>
+      <w:r>
+        <w:rPr>
           <w:b/>
           <w:lang w:val="zh_TW" w:bidi="zh_TW"/>
         </w:rPr>
@@ -26564,6 +29910,20 @@
       </w:r>
       <w:r>
         <w:rPr>
+          <w:lang w:val="zh_TW" w:bidi="zh_TW"/>
+        </w:rPr>
+        <w:t>וַ⁠תִּקַּ֨ח נָעֳמִ֤י אֶת־הַ⁠יֶּ֨לֶד֙</w:t>
+      </w:r>
+    </w:p>
+    <w:p>
+      <w:pPr/>
+      <w:r>
+        <w:rPr>
+          <w:lang w:val="zh_TW" w:bidi="zh_TW"/>
+        </w:rPr>
+      </w:r>
+      <w:r>
+        <w:rPr>
           <w:b/>
           <w:lang w:val="zh_TW" w:bidi="zh_TW"/>
         </w:rPr>
@@ -26723,6 +30083,20 @@
       </w:r>
       <w:r>
         <w:rPr>
+          <w:lang w:val="zh_TW" w:bidi="zh_TW"/>
+        </w:rPr>
+        <w:t>וַ⁠תִּקְרֶאנָה֩ ל֨⁠וֹ הַ⁠שְּׁכֵנ֥וֹת שֵׁם֙ לֵ⁠אמֹ֔ר &amp; וַ⁠תִּקְרֶ֤אנָֽה שְׁמ⁠וֹ֙ עוֹבֵ֔ד</w:t>
+      </w:r>
+    </w:p>
+    <w:p>
+      <w:pPr/>
+      <w:r>
+        <w:rPr>
+          <w:lang w:val="zh_TW" w:bidi="zh_TW"/>
+        </w:rPr>
+      </w:r>
+      <w:r>
+        <w:rPr>
           <w:b/>
           <w:lang w:val="zh_TW" w:bidi="zh_TW"/>
         </w:rPr>
@@ -26819,6 +30193,20 @@
       </w:r>
       <w:r>
         <w:rPr>
+          <w:lang w:val="zh_TW" w:bidi="zh_TW"/>
+        </w:rPr>
+        <w:t>יֻלַּד־בֵּ֖ן לְ⁠נָעֳמִ֑י</w:t>
+      </w:r>
+    </w:p>
+    <w:p>
+      <w:pPr/>
+      <w:r>
+        <w:rPr>
+          <w:lang w:val="zh_TW" w:bidi="zh_TW"/>
+        </w:rPr>
+      </w:r>
+      <w:r>
+        <w:rPr>
           <w:b/>
           <w:lang w:val="zh_TW" w:bidi="zh_TW"/>
         </w:rPr>
@@ -26909,6 +30297,20 @@
       </w:r>
       <w:r>
         <w:rPr>
+          <w:lang w:val="zh_TW" w:bidi="zh_TW"/>
+        </w:rPr>
+        <w:t>וַ⁠תִּקְרֶ֤אנָֽה שְׁמ⁠וֹ֙ עוֹבֵ֔ד</w:t>
+      </w:r>
+    </w:p>
+    <w:p>
+      <w:pPr/>
+      <w:r>
+        <w:rPr>
+          <w:lang w:val="zh_TW" w:bidi="zh_TW"/>
+        </w:rPr>
+      </w:r>
+      <w:r>
+        <w:rPr>
           <w:b/>
           <w:lang w:val="zh_TW" w:bidi="zh_TW"/>
         </w:rPr>
@@ -27005,6 +30407,20 @@
       </w:r>
       <w:r>
         <w:rPr>
+          <w:lang w:val="zh_TW" w:bidi="zh_TW"/>
+        </w:rPr>
+        <w:t>ה֥וּא אֲבִי־יִשַׁ֖י</w:t>
+      </w:r>
+    </w:p>
+    <w:p>
+      <w:pPr/>
+      <w:r>
+        <w:rPr>
+          <w:lang w:val="zh_TW" w:bidi="zh_TW"/>
+        </w:rPr>
+      </w:r>
+      <w:r>
+        <w:rPr>
           <w:b/>
           <w:lang w:val="zh_TW" w:bidi="zh_TW"/>
         </w:rPr>
@@ -27180,6 +30596,20 @@
         <w:rPr>
           <w:lang w:val="zh_TW" w:bidi="zh_TW"/>
         </w:rPr>
+      </w:r>
+    </w:p>
+    <w:p>
+      <w:pPr/>
+      <w:r>
+        <w:rPr>
+          <w:lang w:val="zh_TW" w:bidi="zh_TW"/>
+        </w:rPr>
+      </w:r>
+      <w:r>
+        <w:rPr>
+          <w:lang w:val="zh_TW" w:bidi="zh_TW"/>
+        </w:rPr>
+        <w:t>תּוֹלְד֣וֹת פָּ֔רֶץ</w:t>
       </w:r>
     </w:p>
     <w:p>
@@ -27310,6 +30740,20 @@
       </w:r>
       <w:r>
         <w:rPr>
+          <w:lang w:val="zh_TW" w:bidi="zh_TW"/>
+        </w:rPr>
+        <w:t>פֶּ֖רֶץ הוֹלִ֥יד אֶת־חֶצְרֽוֹן</w:t>
+      </w:r>
+    </w:p>
+    <w:p>
+      <w:pPr/>
+      <w:r>
+        <w:rPr>
+          <w:lang w:val="zh_TW" w:bidi="zh_TW"/>
+        </w:rPr>
+      </w:r>
+      <w:r>
+        <w:rPr>
           <w:b/>
           <w:lang w:val="zh_TW" w:bidi="zh_TW"/>
         </w:rPr>
@@ -27402,6 +30846,20 @@
         <w:rPr>
           <w:lang w:val="zh_TW" w:bidi="zh_TW"/>
         </w:rPr>
+      </w:r>
+    </w:p>
+    <w:p>
+      <w:pPr/>
+      <w:r>
+        <w:rPr>
+          <w:lang w:val="zh_TW" w:bidi="zh_TW"/>
+        </w:rPr>
+      </w:r>
+      <w:r>
+        <w:rPr>
+          <w:lang w:val="zh_TW" w:bidi="zh_TW"/>
+        </w:rPr>
+        <w:t>וְ⁠חֶצְרוֹן֙ &amp; אֶת־רָ֔ם &amp; אֶת־עַמִּֽינָדָֽב</w:t>
       </w:r>
     </w:p>
     <w:p>

--- a/zht/docx/08.content.docx
+++ b/zht/docx/08.content.docx
@@ -28,49 +28,15 @@
       </w:r>
     </w:p>
     <w:p>
-      <w:pPr>
-        <w:pStyle w:val="Heading2"/>
-      </w:pPr>
-      <w:r>
-        <w:rPr>
-          <w:lang w:val="zh_TW" w:bidi="zh_TW"/>
-        </w:rPr>
-        <w:t>License Information</w:t>
-      </w:r>
-      <w:r>
-        <w:rPr>
-          <w:lang w:val="zh_TW" w:bidi="zh_TW"/>
-        </w:rPr>
-      </w:r>
-    </w:p>
-    <w:p>
-      <w:pPr/>
-      <w:r>
-        <w:rPr>
-          <w:lang w:val="zh_TW" w:bidi="zh_TW"/>
-        </w:rPr>
-      </w:r>
-      <w:r>
-        <w:rPr>
-          <w:b/>
-          <w:lang w:val="zh_TW" w:bidi="zh_TW"/>
-        </w:rPr>
-        <w:t>翻譯筆記 (unfoldingWord)</w:t>
-      </w:r>
-      <w:r>
-        <w:rPr>
-          <w:lang w:val="zh_TW" w:bidi="zh_TW"/>
-        </w:rPr>
-        <w:t xml:space="preserve"> (Chinese (Traditional)) is based on</w:t>
-      </w:r>
-      <w:r>
-        <w:rPr>
-          <w:lang w:val="zh_TW" w:bidi="zh_TW"/>
-        </w:rPr>
-        <w:t xml:space="preserve">: </w:t>
-      </w:r>
-      <w:r>
-        <w:rPr>
+      <w:pPr/>
+      <w:r>
+        <w:rPr>
+          <w:lang w:val="zh_TW" w:bidi="zh_TW"/>
+        </w:rPr>
+      </w:r>
+      <w:r>
+        <w:rPr>
+          <w:b/>
           <w:lang w:val="zh_TW" w:bidi="zh_TW"/>
         </w:rPr>
         <w:t>unfoldingWord® Translation Notes</w:t>
@@ -79,62 +45,31 @@
         <w:rPr>
           <w:lang w:val="zh_TW" w:bidi="zh_TW"/>
         </w:rPr>
-        <w:t xml:space="preserve">, </w:t>
-      </w:r>
-      <w:hyperlink r:id="rId13">
-        <w:r>
-          <w:rPr>
-            <w:lang w:val="zh_TW" w:bidi="zh_TW"/>
-          </w:rPr>
-          <w:rPr>
-            <w:color w:val="0000EE"/>
-            <w:u w:val="single"/>
-          </w:rPr>
-          <w:t>unfoldingWord</w:t>
-        </w:r>
-      </w:hyperlink>
-      <w:r>
-        <w:rPr>
-          <w:lang w:val="zh_TW" w:bidi="zh_TW"/>
-        </w:rPr>
-        <w:t xml:space="preserve">, 2022, which is licensed under a </w:t>
-      </w:r>
-      <w:hyperlink r:id="rId14">
-        <w:r>
-          <w:rPr>
-            <w:lang w:val="zh_TW" w:bidi="zh_TW"/>
-          </w:rPr>
-          <w:rPr>
-            <w:color w:val="0000EE"/>
-            <w:u w:val="single"/>
-          </w:rPr>
-          <w:t>CC BY-SA 4.0 license</w:t>
-        </w:r>
-      </w:hyperlink>
-      <w:r>
-        <w:rPr>
-          <w:lang w:val="zh_TW" w:bidi="zh_TW"/>
-        </w:rPr>
-        <w:t>.</w:t>
-      </w:r>
-      <w:r>
-        <w:rPr>
-          <w:lang w:val="zh_TW" w:bidi="zh_TW"/>
-        </w:rPr>
-      </w:r>
-    </w:p>
-    <w:p>
-      <w:pPr/>
-      <w:r>
-        <w:rPr>
-          <w:lang w:val="zh_TW" w:bidi="zh_TW"/>
-        </w:rPr>
-      </w:r>
-      <w:r>
-        <w:rPr>
-          <w:lang w:val="zh_TW" w:bidi="zh_TW"/>
-        </w:rPr>
-        <w:t>This PDF version is provided under the same license.</w:t>
+        <w:t xml:space="preserve"> © 2022 unfoldingWord. Released under CC BY-SA 4.0 license. </w:t>
+      </w:r>
+      <w:r>
+        <w:rPr>
+          <w:lang w:val="zh_TW" w:bidi="zh_TW"/>
+        </w:rPr>
+        <w:t>unfoldingWord® Translation Notes</w:t>
+      </w:r>
+      <w:r>
+        <w:rPr>
+          <w:lang w:val="zh_TW" w:bidi="zh_TW"/>
+        </w:rPr>
+        <w:t xml:space="preserve"> has been adapted in the following languages: Tok Pisin, Arabic (عربي), French (Français), Hindi (हिंदी), Indonesian (Bahasa Indonesia), Portuguese (Português), Russian (Русский), Spanish (Español), Swahili (Kiswahili), and Simplified Chinese (简体中文) from </w:t>
+      </w:r>
+      <w:r>
+        <w:rPr>
+          <w:lang w:val="zh_TW" w:bidi="zh_TW"/>
+        </w:rPr>
+        <w:t>unfoldingWord® Translation Notes</w:t>
+      </w:r>
+      <w:r>
+        <w:rPr>
+          <w:lang w:val="zh_TW" w:bidi="zh_TW"/>
+        </w:rPr>
+        <w:t xml:space="preserve"> © 2022 unfoldingWord. Released under CC BY-SA 4.0 license by Mission Mutual</w:t>
       </w:r>
       <w:r>
         <w:rPr>
@@ -1086,20 +1021,6 @@
       </w:r>
       <w:r>
         <w:rPr>
-          <w:lang w:val="zh_TW" w:bidi="zh_TW"/>
-        </w:rPr>
-        <w:t>בִּ⁠ימֵי֙ שְׁפֹ֣ט הַ⁠שֹּׁפְטִ֔ים</w:t>
-      </w:r>
-    </w:p>
-    <w:p>
-      <w:pPr/>
-      <w:r>
-        <w:rPr>
-          <w:lang w:val="zh_TW" w:bidi="zh_TW"/>
-        </w:rPr>
-      </w:r>
-      <w:r>
-        <w:rPr>
           <w:b/>
           <w:lang w:val="zh_TW" w:bidi="zh_TW"/>
         </w:rPr>
@@ -1196,20 +1117,6 @@
       </w:r>
       <w:r>
         <w:rPr>
-          <w:lang w:val="zh_TW" w:bidi="zh_TW"/>
-        </w:rPr>
-        <w:t>בָּ⁠אָ֑רֶץ</w:t>
-      </w:r>
-    </w:p>
-    <w:p>
-      <w:pPr/>
-      <w:r>
-        <w:rPr>
-          <w:lang w:val="zh_TW" w:bidi="zh_TW"/>
-        </w:rPr>
-      </w:r>
-      <w:r>
-        <w:rPr>
           <w:b/>
           <w:lang w:val="zh_TW" w:bidi="zh_TW"/>
         </w:rPr>
@@ -1306,20 +1213,6 @@
       </w:r>
       <w:r>
         <w:rPr>
-          <w:lang w:val="zh_TW" w:bidi="zh_TW"/>
-        </w:rPr>
-        <w:t>אִ֜ישׁ</w:t>
-      </w:r>
-    </w:p>
-    <w:p>
-      <w:pPr/>
-      <w:r>
-        <w:rPr>
-          <w:lang w:val="zh_TW" w:bidi="zh_TW"/>
-        </w:rPr>
-      </w:r>
-      <w:r>
-        <w:rPr>
           <w:b/>
           <w:lang w:val="zh_TW" w:bidi="zh_TW"/>
         </w:rPr>
@@ -1403,20 +1296,6 @@
       </w:r>
       <w:r>
         <w:rPr>
-          <w:lang w:val="zh_TW" w:bidi="zh_TW"/>
-        </w:rPr>
-        <w:t>אֶפְרָתִ֔ים</w:t>
-      </w:r>
-    </w:p>
-    <w:p>
-      <w:pPr/>
-      <w:r>
-        <w:rPr>
-          <w:lang w:val="zh_TW" w:bidi="zh_TW"/>
-        </w:rPr>
-      </w:r>
-      <w:r>
-        <w:rPr>
           <w:b/>
           <w:lang w:val="zh_TW" w:bidi="zh_TW"/>
         </w:rPr>
@@ -1507,20 +1386,6 @@
       </w:r>
       <w:r>
         <w:rPr>
-          <w:lang w:val="zh_TW" w:bidi="zh_TW"/>
-        </w:rPr>
-        <w:t>וַ⁠תִּשָּׁאֵ֥ר הִ֖יא וּ⁠שְׁנֵ֥י בָנֶֽי⁠הָ</w:t>
-      </w:r>
-    </w:p>
-    <w:p>
-      <w:pPr/>
-      <w:r>
-        <w:rPr>
-          <w:lang w:val="zh_TW" w:bidi="zh_TW"/>
-        </w:rPr>
-      </w:r>
-      <w:r>
-        <w:rPr>
           <w:b/>
           <w:lang w:val="zh_TW" w:bidi="zh_TW"/>
         </w:rPr>
@@ -1610,20 +1475,6 @@
       </w:r>
       <w:r>
         <w:rPr>
-          <w:lang w:val="zh_TW" w:bidi="zh_TW"/>
-        </w:rPr>
-        <w:t>וַ⁠יִּשְׂא֣וּ לָ⁠הֶ֗ם נָשִׁים֙</w:t>
-      </w:r>
-    </w:p>
-    <w:p>
-      <w:pPr/>
-      <w:r>
-        <w:rPr>
-          <w:lang w:val="zh_TW" w:bidi="zh_TW"/>
-        </w:rPr>
-      </w:r>
-      <w:r>
-        <w:rPr>
           <w:b/>
           <w:lang w:val="zh_TW" w:bidi="zh_TW"/>
         </w:rPr>
@@ -1720,20 +1571,6 @@
       </w:r>
       <w:r>
         <w:rPr>
-          <w:lang w:val="zh_TW" w:bidi="zh_TW"/>
-        </w:rPr>
-        <w:t>שֵׁ֤ם הָֽ⁠אַחַת֙ עָרְפָּ֔ה וְ⁠שֵׁ֥ם הַ⁠שֵּׁנִ֖ית ר֑וּת</w:t>
-      </w:r>
-    </w:p>
-    <w:p>
-      <w:pPr/>
-      <w:r>
-        <w:rPr>
-          <w:lang w:val="zh_TW" w:bidi="zh_TW"/>
-        </w:rPr>
-      </w:r>
-      <w:r>
-        <w:rPr>
           <w:b/>
           <w:lang w:val="zh_TW" w:bidi="zh_TW"/>
         </w:rPr>
@@ -1797,20 +1634,6 @@
       </w:r>
       <w:r>
         <w:rPr>
-          <w:lang w:val="zh_TW" w:bidi="zh_TW"/>
-        </w:rPr>
-        <w:t>וַ⁠תִּשָּׁאֵר֙ הָֽ⁠אִשָּׁ֔ה מִ⁠שְּׁנֵ֥י יְלָדֶ֖י⁠הָ וּ⁠מֵ⁠אִישָֽׁ⁠הּ</w:t>
-      </w:r>
-    </w:p>
-    <w:p>
-      <w:pPr/>
-      <w:r>
-        <w:rPr>
-          <w:lang w:val="zh_TW" w:bidi="zh_TW"/>
-        </w:rPr>
-      </w:r>
-      <w:r>
-        <w:rPr>
           <w:b/>
           <w:lang w:val="zh_TW" w:bidi="zh_TW"/>
         </w:rPr>
@@ -1900,20 +1723,6 @@
       </w:r>
       <w:r>
         <w:rPr>
-          <w:lang w:val="zh_TW" w:bidi="zh_TW"/>
-        </w:rPr>
-        <w:t>וַ⁠תָּ֤קָם הִיא֙ וְ⁠כַלֹּתֶ֔י⁠הָ וַ⁠תָּ֖שָׁב</w:t>
-      </w:r>
-    </w:p>
-    <w:p>
-      <w:pPr/>
-      <w:r>
-        <w:rPr>
-          <w:lang w:val="zh_TW" w:bidi="zh_TW"/>
-        </w:rPr>
-      </w:r>
-      <w:r>
-        <w:rPr>
           <w:b/>
           <w:lang w:val="zh_TW" w:bidi="zh_TW"/>
         </w:rPr>
@@ -1997,20 +1806,6 @@
       </w:r>
       <w:r>
         <w:rPr>
-          <w:lang w:val="zh_TW" w:bidi="zh_TW"/>
-        </w:rPr>
-        <w:t>וַ⁠תָּ֤קָם הִיא֙ וְ⁠כַלֹּתֶ֔י⁠הָ וַ⁠תָּ֖שָׁב</w:t>
-      </w:r>
-    </w:p>
-    <w:p>
-      <w:pPr/>
-      <w:r>
-        <w:rPr>
-          <w:lang w:val="zh_TW" w:bidi="zh_TW"/>
-        </w:rPr>
-      </w:r>
-      <w:r>
-        <w:rPr>
           <w:b/>
           <w:lang w:val="zh_TW" w:bidi="zh_TW"/>
         </w:rPr>
@@ -2177,20 +1972,6 @@
       </w:r>
       <w:r>
         <w:rPr>
-          <w:lang w:val="zh_TW" w:bidi="zh_TW"/>
-        </w:rPr>
-        <w:t>כִּ֤י שָֽׁמְעָה֙ בִּ⁠שְׂדֵ֣ה מוֹאָ֔ב כִּֽי־פָקַ֤ד יְהוָה֙ אֶת־עַמּ֔⁠וֹ לָ⁠תֵ֥ת לָ⁠הֶ֖ם לָֽחֶם</w:t>
-      </w:r>
-    </w:p>
-    <w:p>
-      <w:pPr/>
-      <w:r>
-        <w:rPr>
-          <w:lang w:val="zh_TW" w:bidi="zh_TW"/>
-        </w:rPr>
-      </w:r>
-      <w:r>
-        <w:rPr>
           <w:b/>
           <w:lang w:val="zh_TW" w:bidi="zh_TW"/>
         </w:rPr>
@@ -2274,20 +2055,6 @@
       </w:r>
       <w:r>
         <w:rPr>
-          <w:lang w:val="zh_TW" w:bidi="zh_TW"/>
-        </w:rPr>
-        <w:t>שָֽׁמְעָה֙ בִּ⁠שְׂדֵ֣ה מוֹאָ֔ב</w:t>
-      </w:r>
-    </w:p>
-    <w:p>
-      <w:pPr/>
-      <w:r>
-        <w:rPr>
-          <w:lang w:val="zh_TW" w:bidi="zh_TW"/>
-        </w:rPr>
-      </w:r>
-      <w:r>
-        <w:rPr>
           <w:b/>
           <w:lang w:val="zh_TW" w:bidi="zh_TW"/>
         </w:rPr>
@@ -2371,20 +2138,6 @@
       </w:r>
       <w:r>
         <w:rPr>
-          <w:lang w:val="zh_TW" w:bidi="zh_TW"/>
-        </w:rPr>
-        <w:t>פָקַ֤ד &amp; אֶת־עַמּ֔⁠וֹ</w:t>
-      </w:r>
-    </w:p>
-    <w:p>
-      <w:pPr/>
-      <w:r>
-        <w:rPr>
-          <w:lang w:val="zh_TW" w:bidi="zh_TW"/>
-        </w:rPr>
-      </w:r>
-      <w:r>
-        <w:rPr>
           <w:b/>
           <w:lang w:val="zh_TW" w:bidi="zh_TW"/>
         </w:rPr>
@@ -2481,20 +2234,6 @@
       </w:r>
       <w:r>
         <w:rPr>
-          <w:lang w:val="zh_TW" w:bidi="zh_TW"/>
-        </w:rPr>
-        <w:t>לָ⁠תֵ֥ת לָ⁠הֶ֖ם לָֽחֶם</w:t>
-      </w:r>
-    </w:p>
-    <w:p>
-      <w:pPr/>
-      <w:r>
-        <w:rPr>
-          <w:lang w:val="zh_TW" w:bidi="zh_TW"/>
-        </w:rPr>
-      </w:r>
-      <w:r>
-        <w:rPr>
           <w:b/>
           <w:lang w:val="zh_TW" w:bidi="zh_TW"/>
         </w:rPr>
@@ -2717,20 +2456,6 @@
       </w:r>
       <w:r>
         <w:rPr>
-          <w:lang w:val="zh_TW" w:bidi="zh_TW"/>
-        </w:rPr>
-        <w:t>לֵ֣כְנָה שֹּׁ֔בְנָה אִשָּׁ֖ה</w:t>
-      </w:r>
-    </w:p>
-    <w:p>
-      <w:pPr/>
-      <w:r>
-        <w:rPr>
-          <w:lang w:val="zh_TW" w:bidi="zh_TW"/>
-        </w:rPr>
-      </w:r>
-      <w:r>
-        <w:rPr>
           <w:b/>
           <w:lang w:val="zh_TW" w:bidi="zh_TW"/>
         </w:rPr>
@@ -2814,20 +2539,6 @@
       </w:r>
       <w:r>
         <w:rPr>
-          <w:lang w:val="zh_TW" w:bidi="zh_TW"/>
-        </w:rPr>
-        <w:t>לֵ֣כְנָה שֹּׁ֔בְנָה אִשָּׁ֖ה לְ⁠בֵ֣ית אִמָּ֑⁠הּ</w:t>
-      </w:r>
-    </w:p>
-    <w:p>
-      <w:pPr/>
-      <w:r>
-        <w:rPr>
-          <w:lang w:val="zh_TW" w:bidi="zh_TW"/>
-        </w:rPr>
-      </w:r>
-      <w:r>
-        <w:rPr>
           <w:b/>
           <w:lang w:val="zh_TW" w:bidi="zh_TW"/>
         </w:rPr>
@@ -2954,20 +2665,6 @@
       </w:r>
       <w:r>
         <w:rPr>
-          <w:lang w:val="zh_TW" w:bidi="zh_TW"/>
-        </w:rPr>
-        <w:t>יעשה יְהוָ֤ה עִמָּ⁠כֶם֙ חֶ֔סֶד כַּ⁠אֲשֶׁ֧ר עֲשִׂיתֶ֛ם עִם־הַ⁠מֵּתִ֖ים וְ⁠עִמָּדִֽ⁠י</w:t>
-      </w:r>
-    </w:p>
-    <w:p>
-      <w:pPr/>
-      <w:r>
-        <w:rPr>
-          <w:lang w:val="zh_TW" w:bidi="zh_TW"/>
-        </w:rPr>
-      </w:r>
-      <w:r>
-        <w:rPr>
           <w:b/>
           <w:lang w:val="zh_TW" w:bidi="zh_TW"/>
         </w:rPr>
@@ -3051,20 +2748,6 @@
       </w:r>
       <w:r>
         <w:rPr>
-          <w:lang w:val="zh_TW" w:bidi="zh_TW"/>
-        </w:rPr>
-        <w:t>עִם־הַ⁠מֵּתִ֖ים</w:t>
-      </w:r>
-    </w:p>
-    <w:p>
-      <w:pPr/>
-      <w:r>
-        <w:rPr>
-          <w:lang w:val="zh_TW" w:bidi="zh_TW"/>
-        </w:rPr>
-      </w:r>
-      <w:r>
-        <w:rPr>
           <w:b/>
           <w:lang w:val="zh_TW" w:bidi="zh_TW"/>
         </w:rPr>
@@ -3175,20 +2858,6 @@
       </w:r>
       <w:r>
         <w:rPr>
-          <w:lang w:val="zh_TW" w:bidi="zh_TW"/>
-        </w:rPr>
-        <w:t>חֶ֔סֶד</w:t>
-      </w:r>
-    </w:p>
-    <w:p>
-      <w:pPr/>
-      <w:r>
-        <w:rPr>
-          <w:lang w:val="zh_TW" w:bidi="zh_TW"/>
-        </w:rPr>
-      </w:r>
-      <w:r>
-        <w:rPr>
           <w:b/>
           <w:lang w:val="zh_TW" w:bidi="zh_TW"/>
         </w:rPr>
@@ -3368,20 +3037,6 @@
       </w:r>
       <w:r>
         <w:rPr>
-          <w:lang w:val="zh_TW" w:bidi="zh_TW"/>
-        </w:rPr>
-        <w:t>וּ⁠מְצֶ֣אןָ מְנוּחָ֔ה</w:t>
-      </w:r>
-    </w:p>
-    <w:p>
-      <w:pPr/>
-      <w:r>
-        <w:rPr>
-          <w:lang w:val="zh_TW" w:bidi="zh_TW"/>
-        </w:rPr>
-      </w:r>
-      <w:r>
-        <w:rPr>
           <w:b/>
           <w:lang w:val="zh_TW" w:bidi="zh_TW"/>
         </w:rPr>
@@ -3478,20 +3133,6 @@
       </w:r>
       <w:r>
         <w:rPr>
-          <w:lang w:val="zh_TW" w:bidi="zh_TW"/>
-        </w:rPr>
-        <w:t>בֵּ֣ית אִישָׁ֑⁠הּ</w:t>
-      </w:r>
-    </w:p>
-    <w:p>
-      <w:pPr/>
-      <w:r>
-        <w:rPr>
-          <w:lang w:val="zh_TW" w:bidi="zh_TW"/>
-        </w:rPr>
-      </w:r>
-      <w:r>
-        <w:rPr>
           <w:b/>
           <w:lang w:val="zh_TW" w:bidi="zh_TW"/>
         </w:rPr>
@@ -3588,20 +3229,6 @@
       </w:r>
       <w:r>
         <w:rPr>
-          <w:lang w:val="zh_TW" w:bidi="zh_TW"/>
-        </w:rPr>
-        <w:t>וַ⁠תִּשֶּׂ֥אנָה קוֹלָ֖⁠ן וַ⁠תִּבְכֶּֽינָה</w:t>
-      </w:r>
-    </w:p>
-    <w:p>
-      <w:pPr/>
-      <w:r>
-        <w:rPr>
-          <w:lang w:val="zh_TW" w:bidi="zh_TW"/>
-        </w:rPr>
-      </w:r>
-      <w:r>
-        <w:rPr>
           <w:b/>
           <w:lang w:val="zh_TW" w:bidi="zh_TW"/>
         </w:rPr>
@@ -3685,20 +3312,6 @@
       </w:r>
       <w:r>
         <w:rPr>
-          <w:lang w:val="zh_TW" w:bidi="zh_TW"/>
-        </w:rPr>
-        <w:t>נָשׁ֖וּב</w:t>
-      </w:r>
-    </w:p>
-    <w:p>
-      <w:pPr/>
-      <w:r>
-        <w:rPr>
-          <w:lang w:val="zh_TW" w:bidi="zh_TW"/>
-        </w:rPr>
-      </w:r>
-      <w:r>
-        <w:rPr>
           <w:b/>
           <w:lang w:val="zh_TW" w:bidi="zh_TW"/>
         </w:rPr>
@@ -3808,20 +3421,6 @@
       </w:r>
       <w:r>
         <w:rPr>
-          <w:lang w:val="zh_TW" w:bidi="zh_TW"/>
-        </w:rPr>
-        <w:t>וַ⁠תֹּאמַ֖רְנָה</w:t>
-      </w:r>
-    </w:p>
-    <w:p>
-      <w:pPr/>
-      <w:r>
-        <w:rPr>
-          <w:lang w:val="zh_TW" w:bidi="zh_TW"/>
-        </w:rPr>
-      </w:r>
-      <w:r>
-        <w:rPr>
           <w:b/>
           <w:lang w:val="zh_TW" w:bidi="zh_TW"/>
         </w:rPr>
@@ -3918,20 +3517,6 @@
       </w:r>
       <w:r>
         <w:rPr>
-          <w:lang w:val="zh_TW" w:bidi="zh_TW"/>
-        </w:rPr>
-        <w:t>כִּי</w:t>
-      </w:r>
-    </w:p>
-    <w:p>
-      <w:pPr/>
-      <w:r>
-        <w:rPr>
-          <w:lang w:val="zh_TW" w:bidi="zh_TW"/>
-        </w:rPr>
-      </w:r>
-      <w:r>
-        <w:rPr>
           <w:b/>
           <w:lang w:val="zh_TW" w:bidi="zh_TW"/>
         </w:rPr>
@@ -4028,20 +3613,6 @@
       </w:r>
       <w:r>
         <w:rPr>
-          <w:lang w:val="zh_TW" w:bidi="zh_TW"/>
-        </w:rPr>
-        <w:t>אִתָּ֥⁠ךְ</w:t>
-      </w:r>
-    </w:p>
-    <w:p>
-      <w:pPr/>
-      <w:r>
-        <w:rPr>
-          <w:lang w:val="zh_TW" w:bidi="zh_TW"/>
-        </w:rPr>
-      </w:r>
-      <w:r>
-        <w:rPr>
           <w:b/>
           <w:lang w:val="zh_TW" w:bidi="zh_TW"/>
         </w:rPr>
@@ -4138,20 +3709,6 @@
       </w:r>
       <w:r>
         <w:rPr>
-          <w:lang w:val="zh_TW" w:bidi="zh_TW"/>
-        </w:rPr>
-        <w:t>וַ⁠תֹּ֤אמֶר נָעֳמִי֙</w:t>
-      </w:r>
-    </w:p>
-    <w:p>
-      <w:pPr/>
-      <w:r>
-        <w:rPr>
-          <w:lang w:val="zh_TW" w:bidi="zh_TW"/>
-        </w:rPr>
-      </w:r>
-      <w:r>
-        <w:rPr>
           <w:b/>
           <w:lang w:val="zh_TW" w:bidi="zh_TW"/>
         </w:rPr>
@@ -4248,20 +3805,6 @@
       </w:r>
       <w:r>
         <w:rPr>
-          <w:lang w:val="zh_TW" w:bidi="zh_TW"/>
-        </w:rPr>
-        <w:t>בְנֹתַ֔⁠י</w:t>
-      </w:r>
-    </w:p>
-    <w:p>
-      <w:pPr/>
-      <w:r>
-        <w:rPr>
-          <w:lang w:val="zh_TW" w:bidi="zh_TW"/>
-        </w:rPr>
-      </w:r>
-      <w:r>
-        <w:rPr>
           <w:b/>
           <w:lang w:val="zh_TW" w:bidi="zh_TW"/>
         </w:rPr>
@@ -4338,20 +3881,6 @@
       </w:r>
       <w:r>
         <w:rPr>
-          <w:lang w:val="zh_TW" w:bidi="zh_TW"/>
-        </w:rPr>
-        <w:t>לָ֥⁠מָּה תֵלַ֖כְנָה עִמִּ֑⁠י</w:t>
-      </w:r>
-    </w:p>
-    <w:p>
-      <w:pPr/>
-      <w:r>
-        <w:rPr>
-          <w:lang w:val="zh_TW" w:bidi="zh_TW"/>
-        </w:rPr>
-      </w:r>
-      <w:r>
-        <w:rPr>
           <w:b/>
           <w:lang w:val="zh_TW" w:bidi="zh_TW"/>
         </w:rPr>
@@ -4447,20 +3976,6 @@
       </w:r>
       <w:r>
         <w:rPr>
-          <w:lang w:val="zh_TW" w:bidi="zh_TW"/>
-        </w:rPr>
-        <w:t>הַֽ⁠עֽוֹד־לִ֤⁠י בָנִים֙ בְּֽ⁠מֵעַ֔⁠י וְ⁠הָי֥וּ לָ⁠כֶ֖ם לַ⁠אֲנָשִֽׁים</w:t>
-      </w:r>
-    </w:p>
-    <w:p>
-      <w:pPr/>
-      <w:r>
-        <w:rPr>
-          <w:lang w:val="zh_TW" w:bidi="zh_TW"/>
-        </w:rPr>
-      </w:r>
-      <w:r>
-        <w:rPr>
           <w:b/>
           <w:lang w:val="zh_TW" w:bidi="zh_TW"/>
         </w:rPr>
@@ -4544,20 +4059,6 @@
       </w:r>
       <w:r>
         <w:rPr>
-          <w:lang w:val="zh_TW" w:bidi="zh_TW"/>
-        </w:rPr>
-        <w:t>זָקַ֖נְתִּי מִ⁠הְי֣וֹת לְ⁠אִ֑ישׁ</w:t>
-      </w:r>
-    </w:p>
-    <w:p>
-      <w:pPr/>
-      <w:r>
-        <w:rPr>
-          <w:lang w:val="zh_TW" w:bidi="zh_TW"/>
-        </w:rPr>
-      </w:r>
-      <w:r>
-        <w:rPr>
           <w:b/>
           <w:lang w:val="zh_TW" w:bidi="zh_TW"/>
         </w:rPr>
@@ -4641,20 +4142,6 @@
       </w:r>
       <w:r>
         <w:rPr>
-          <w:lang w:val="zh_TW" w:bidi="zh_TW"/>
-        </w:rPr>
-        <w:t>כִּ֤י אָמַ֨רְתִּי֙ יֶשׁ־לִ֣⁠י תִקְוָ֔ה גַּ֣ם הָיִ֤יתִי הַ⁠לַּ֨יְלָה֙ לְ⁠אִ֔ישׁ וְ⁠גַ֖ם יָלַ֥דְתִּי בָנִֽים</w:t>
-      </w:r>
-    </w:p>
-    <w:p>
-      <w:pPr/>
-      <w:r>
-        <w:rPr>
-          <w:lang w:val="zh_TW" w:bidi="zh_TW"/>
-        </w:rPr>
-      </w:r>
-      <w:r>
-        <w:rPr>
           <w:b/>
           <w:lang w:val="zh_TW" w:bidi="zh_TW"/>
         </w:rPr>
@@ -4801,20 +4288,6 @@
       </w:r>
       <w:r>
         <w:rPr>
-          <w:lang w:val="zh_TW" w:bidi="zh_TW"/>
-        </w:rPr>
-        <w:t>הֲ⁠לָהֵ֣ן ׀ תְּשַׂבֵּ֗רְנָה עַ֚ד אֲשֶׁ֣ר יִגְדָּ֔לוּ הֲ⁠לָהֵן֙ תֵּֽעָגֵ֔נָה לְ⁠בִלְתִּ֖י הֱי֣וֹת לְ⁠אִ֑ישׁ</w:t>
-      </w:r>
-    </w:p>
-    <w:p>
-      <w:pPr/>
-      <w:r>
-        <w:rPr>
-          <w:lang w:val="zh_TW" w:bidi="zh_TW"/>
-        </w:rPr>
-      </w:r>
-      <w:r>
-        <w:rPr>
           <w:b/>
           <w:lang w:val="zh_TW" w:bidi="zh_TW"/>
         </w:rPr>
@@ -4898,20 +4371,6 @@
       </w:r>
       <w:r>
         <w:rPr>
-          <w:lang w:val="zh_TW" w:bidi="zh_TW"/>
-        </w:rPr>
-        <w:t>הֲ⁠לָהֵ֣ן ׀ תְּשַׂבֵּ֗רְנָה עַ֚ד אֲשֶׁ֣ר יִגְדָּ֔לוּ הֲ⁠לָהֵן֙ תֵּֽעָגֵ֔נָה לְ⁠בִלְתִּ֖י הֱי֣וֹת לְ⁠אִ֑ישׁ</w:t>
-      </w:r>
-    </w:p>
-    <w:p>
-      <w:pPr/>
-      <w:r>
-        <w:rPr>
-          <w:lang w:val="zh_TW" w:bidi="zh_TW"/>
-        </w:rPr>
-      </w:r>
-      <w:r>
-        <w:rPr>
           <w:b/>
           <w:lang w:val="zh_TW" w:bidi="zh_TW"/>
         </w:rPr>
@@ -4975,20 +4434,6 @@
       </w:r>
       <w:r>
         <w:rPr>
-          <w:lang w:val="zh_TW" w:bidi="zh_TW"/>
-        </w:rPr>
-        <w:t>מַר־לִ֤⁠י מְאֹד֙</w:t>
-      </w:r>
-    </w:p>
-    <w:p>
-      <w:pPr/>
-      <w:r>
-        <w:rPr>
-          <w:lang w:val="zh_TW" w:bidi="zh_TW"/>
-        </w:rPr>
-      </w:r>
-      <w:r>
-        <w:rPr>
           <w:b/>
           <w:lang w:val="zh_TW" w:bidi="zh_TW"/>
         </w:rPr>
@@ -5072,20 +4517,6 @@
       </w:r>
       <w:r>
         <w:rPr>
-          <w:lang w:val="zh_TW" w:bidi="zh_TW"/>
-        </w:rPr>
-        <w:t>יָצְאָ֥ה בִ֖⁠י יַד־יְהוָֽה</w:t>
-      </w:r>
-    </w:p>
-    <w:p>
-      <w:pPr/>
-      <w:r>
-        <w:rPr>
-          <w:lang w:val="zh_TW" w:bidi="zh_TW"/>
-        </w:rPr>
-      </w:r>
-      <w:r>
-        <w:rPr>
           <w:b/>
           <w:lang w:val="zh_TW" w:bidi="zh_TW"/>
         </w:rPr>
@@ -5182,20 +4613,6 @@
       </w:r>
       <w:r>
         <w:rPr>
-          <w:lang w:val="zh_TW" w:bidi="zh_TW"/>
-        </w:rPr>
-        <w:t>יָצְאָ֥ה בִ֖⁠י יַד־יְהוָֽה</w:t>
-      </w:r>
-    </w:p>
-    <w:p>
-      <w:pPr/>
-      <w:r>
-        <w:rPr>
-          <w:lang w:val="zh_TW" w:bidi="zh_TW"/>
-        </w:rPr>
-      </w:r>
-      <w:r>
-        <w:rPr>
           <w:b/>
           <w:lang w:val="zh_TW" w:bidi="zh_TW"/>
         </w:rPr>
@@ -5279,20 +4696,6 @@
       </w:r>
       <w:r>
         <w:rPr>
-          <w:lang w:val="zh_TW" w:bidi="zh_TW"/>
-        </w:rPr>
-        <w:t>וַ⁠תִּשֶּׂ֣נָה קוֹלָ֔⁠ן וַ⁠תִּבְכֶּ֖ינָה</w:t>
-      </w:r>
-    </w:p>
-    <w:p>
-      <w:pPr/>
-      <w:r>
-        <w:rPr>
-          <w:lang w:val="zh_TW" w:bidi="zh_TW"/>
-        </w:rPr>
-      </w:r>
-      <w:r>
-        <w:rPr>
           <w:b/>
           <w:lang w:val="zh_TW" w:bidi="zh_TW"/>
         </w:rPr>
@@ -5389,20 +4792,6 @@
       </w:r>
       <w:r>
         <w:rPr>
-          <w:lang w:val="zh_TW" w:bidi="zh_TW"/>
-        </w:rPr>
-        <w:t>וְ⁠ר֖וּת דָּ֥בְקָה בָּֽ⁠הּ</w:t>
-      </w:r>
-    </w:p>
-    <w:p>
-      <w:pPr/>
-      <w:r>
-        <w:rPr>
-          <w:lang w:val="zh_TW" w:bidi="zh_TW"/>
-        </w:rPr>
-      </w:r>
-      <w:r>
-        <w:rPr>
           <w:b/>
           <w:lang w:val="zh_TW" w:bidi="zh_TW"/>
         </w:rPr>
@@ -5486,20 +4875,6 @@
       </w:r>
       <w:r>
         <w:rPr>
-          <w:lang w:val="zh_TW" w:bidi="zh_TW"/>
-        </w:rPr>
-        <w:t>הִנֵּה֙</w:t>
-      </w:r>
-    </w:p>
-    <w:p>
-      <w:pPr/>
-      <w:r>
-        <w:rPr>
-          <w:lang w:val="zh_TW" w:bidi="zh_TW"/>
-        </w:rPr>
-      </w:r>
-      <w:r>
-        <w:rPr>
           <w:b/>
           <w:lang w:val="zh_TW" w:bidi="zh_TW"/>
         </w:rPr>
@@ -5692,20 +5067,6 @@
       </w:r>
       <w:r>
         <w:rPr>
-          <w:lang w:val="zh_TW" w:bidi="zh_TW"/>
-        </w:rPr>
-        <w:t>עַמָּ֖⁠הּ</w:t>
-      </w:r>
-    </w:p>
-    <w:p>
-      <w:pPr/>
-      <w:r>
-        <w:rPr>
-          <w:lang w:val="zh_TW" w:bidi="zh_TW"/>
-        </w:rPr>
-      </w:r>
-      <w:r>
-        <w:rPr>
           <w:b/>
           <w:lang w:val="zh_TW" w:bidi="zh_TW"/>
         </w:rPr>
@@ -5802,20 +5163,6 @@
       </w:r>
       <w:r>
         <w:rPr>
-          <w:lang w:val="zh_TW" w:bidi="zh_TW"/>
-        </w:rPr>
-        <w:t>אֱלֹהֶ֑י⁠הָ</w:t>
-      </w:r>
-    </w:p>
-    <w:p>
-      <w:pPr/>
-      <w:r>
-        <w:rPr>
-          <w:lang w:val="zh_TW" w:bidi="zh_TW"/>
-        </w:rPr>
-      </w:r>
-      <w:r>
-        <w:rPr>
           <w:b/>
           <w:lang w:val="zh_TW" w:bidi="zh_TW"/>
         </w:rPr>
@@ -5912,20 +5259,6 @@
       </w:r>
       <w:r>
         <w:rPr>
-          <w:lang w:val="zh_TW" w:bidi="zh_TW"/>
-        </w:rPr>
-        <w:t>אֱלֹהֶ֑י⁠הָ</w:t>
-      </w:r>
-    </w:p>
-    <w:p>
-      <w:pPr/>
-      <w:r>
-        <w:rPr>
-          <w:lang w:val="zh_TW" w:bidi="zh_TW"/>
-        </w:rPr>
-      </w:r>
-      <w:r>
-        <w:rPr>
           <w:b/>
           <w:lang w:val="zh_TW" w:bidi="zh_TW"/>
         </w:rPr>
@@ -6085,20 +5418,6 @@
       </w:r>
       <w:r>
         <w:rPr>
-          <w:lang w:val="zh_TW" w:bidi="zh_TW"/>
-        </w:rPr>
-        <w:t>לְ⁠עָזְבֵ֖⁠ךְ לָ⁠שׁ֣וּב מֵ⁠אַחֲרָ֑יִ⁠ךְ</w:t>
-      </w:r>
-    </w:p>
-    <w:p>
-      <w:pPr/>
-      <w:r>
-        <w:rPr>
-          <w:lang w:val="zh_TW" w:bidi="zh_TW"/>
-        </w:rPr>
-      </w:r>
-      <w:r>
-        <w:rPr>
           <w:b/>
           <w:lang w:val="zh_TW" w:bidi="zh_TW"/>
         </w:rPr>
@@ -6208,20 +5527,6 @@
       </w:r>
       <w:r>
         <w:rPr>
-          <w:lang w:val="zh_TW" w:bidi="zh_TW"/>
-        </w:rPr>
-        <w:t>עַמֵּ֣⁠ךְ עַמִּ֔⁠י וֵ⁠אלֹהַ֖יִ⁠ךְ אֱלֹהָֽ⁠י</w:t>
-      </w:r>
-    </w:p>
-    <w:p>
-      <w:pPr/>
-      <w:r>
-        <w:rPr>
-          <w:lang w:val="zh_TW" w:bidi="zh_TW"/>
-        </w:rPr>
-      </w:r>
-      <w:r>
-        <w:rPr>
           <w:b/>
           <w:lang w:val="zh_TW" w:bidi="zh_TW"/>
         </w:rPr>
@@ -6305,20 +5610,6 @@
       </w:r>
       <w:r>
         <w:rPr>
-          <w:lang w:val="zh_TW" w:bidi="zh_TW"/>
-        </w:rPr>
-        <w:t>כֹּה֩ יַעֲשֶׂ֨ה יְהוָ֥ה לִ⁠י֙ וְ⁠כֹ֣ה יֹסִ֔יף</w:t>
-      </w:r>
-    </w:p>
-    <w:p>
-      <w:pPr/>
-      <w:r>
-        <w:rPr>
-          <w:lang w:val="zh_TW" w:bidi="zh_TW"/>
-        </w:rPr>
-      </w:r>
-      <w:r>
-        <w:rPr>
           <w:b/>
           <w:lang w:val="zh_TW" w:bidi="zh_TW"/>
         </w:rPr>
@@ -6402,20 +5693,6 @@
       </w:r>
       <w:r>
         <w:rPr>
-          <w:lang w:val="zh_TW" w:bidi="zh_TW"/>
-        </w:rPr>
-        <w:t>כִּ֣י הַ⁠מָּ֔וֶת יַפְרִ֖יד בֵּינִ֥⁠י וּ⁠בֵינֵֽ⁠ךְ</w:t>
-      </w:r>
-    </w:p>
-    <w:p>
-      <w:pPr/>
-      <w:r>
-        <w:rPr>
-          <w:lang w:val="zh_TW" w:bidi="zh_TW"/>
-        </w:rPr>
-      </w:r>
-      <w:r>
-        <w:rPr>
           <w:b/>
           <w:lang w:val="zh_TW" w:bidi="zh_TW"/>
         </w:rPr>
@@ -6499,20 +5776,6 @@
       </w:r>
       <w:r>
         <w:rPr>
-          <w:lang w:val="zh_TW" w:bidi="zh_TW"/>
-        </w:rPr>
-        <w:t>יַפְרִ֖יד בֵּינִ֥⁠י וּ⁠בֵינֵֽ⁠ךְ</w:t>
-      </w:r>
-    </w:p>
-    <w:p>
-      <w:pPr/>
-      <w:r>
-        <w:rPr>
-          <w:lang w:val="zh_TW" w:bidi="zh_TW"/>
-        </w:rPr>
-      </w:r>
-      <w:r>
-        <w:rPr>
           <w:b/>
           <w:lang w:val="zh_TW" w:bidi="zh_TW"/>
         </w:rPr>
@@ -6596,20 +5859,6 @@
       </w:r>
       <w:r>
         <w:rPr>
-          <w:lang w:val="zh_TW" w:bidi="zh_TW"/>
-        </w:rPr>
-        <w:t>וַ⁠תֶּחְדַּ֖ל לְ⁠דַבֵּ֥ר אֵלֶֽי⁠הָ</w:t>
-      </w:r>
-    </w:p>
-    <w:p>
-      <w:pPr/>
-      <w:r>
-        <w:rPr>
-          <w:lang w:val="zh_TW" w:bidi="zh_TW"/>
-        </w:rPr>
-      </w:r>
-      <w:r>
-        <w:rPr>
           <w:b/>
           <w:lang w:val="zh_TW" w:bidi="zh_TW"/>
         </w:rPr>
@@ -6693,20 +5942,6 @@
       </w:r>
       <w:r>
         <w:rPr>
-          <w:lang w:val="zh_TW" w:bidi="zh_TW"/>
-        </w:rPr>
-        <w:t>וַ⁠תֶּחְדַּ֖ל לְ⁠דַבֵּ֥ר אֵלֶֽי⁠הָ</w:t>
-      </w:r>
-    </w:p>
-    <w:p>
-      <w:pPr/>
-      <w:r>
-        <w:rPr>
-          <w:lang w:val="zh_TW" w:bidi="zh_TW"/>
-        </w:rPr>
-      </w:r>
-      <w:r>
-        <w:rPr>
           <w:b/>
           <w:lang w:val="zh_TW" w:bidi="zh_TW"/>
         </w:rPr>
@@ -6816,20 +6051,6 @@
       </w:r>
       <w:r>
         <w:rPr>
-          <w:lang w:val="zh_TW" w:bidi="zh_TW"/>
-        </w:rPr>
-        <w:t>וַ⁠יְהִ֗י</w:t>
-      </w:r>
-    </w:p>
-    <w:p>
-      <w:pPr/>
-      <w:r>
-        <w:rPr>
-          <w:lang w:val="zh_TW" w:bidi="zh_TW"/>
-        </w:rPr>
-      </w:r>
-      <w:r>
-        <w:rPr>
           <w:b/>
           <w:lang w:val="zh_TW" w:bidi="zh_TW"/>
         </w:rPr>
@@ -6920,20 +6141,6 @@
       </w:r>
       <w:r>
         <w:rPr>
-          <w:lang w:val="zh_TW" w:bidi="zh_TW"/>
-        </w:rPr>
-        <w:t>כְּ⁠בֹאָ֨⁠נָה֙ בֵּ֣ית לֶ֔חֶם</w:t>
-      </w:r>
-    </w:p>
-    <w:p>
-      <w:pPr/>
-      <w:r>
-        <w:rPr>
-          <w:lang w:val="zh_TW" w:bidi="zh_TW"/>
-        </w:rPr>
-      </w:r>
-      <w:r>
-        <w:rPr>
           <w:b/>
           <w:lang w:val="zh_TW" w:bidi="zh_TW"/>
         </w:rPr>
@@ -7017,20 +6224,6 @@
       </w:r>
       <w:r>
         <w:rPr>
-          <w:lang w:val="zh_TW" w:bidi="zh_TW"/>
-        </w:rPr>
-        <w:t>כָּל־הָ⁠עִיר֙</w:t>
-      </w:r>
-    </w:p>
-    <w:p>
-      <w:pPr/>
-      <w:r>
-        <w:rPr>
-          <w:lang w:val="zh_TW" w:bidi="zh_TW"/>
-        </w:rPr>
-      </w:r>
-      <w:r>
-        <w:rPr>
           <w:b/>
           <w:lang w:val="zh_TW" w:bidi="zh_TW"/>
         </w:rPr>
@@ -7127,20 +6320,6 @@
       </w:r>
       <w:r>
         <w:rPr>
-          <w:lang w:val="zh_TW" w:bidi="zh_TW"/>
-        </w:rPr>
-        <w:t>כָּל־הָ⁠עִיר֙</w:t>
-      </w:r>
-    </w:p>
-    <w:p>
-      <w:pPr/>
-      <w:r>
-        <w:rPr>
-          <w:lang w:val="zh_TW" w:bidi="zh_TW"/>
-        </w:rPr>
-      </w:r>
-      <w:r>
-        <w:rPr>
           <w:b/>
           <w:lang w:val="zh_TW" w:bidi="zh_TW"/>
         </w:rPr>
@@ -7237,20 +6416,6 @@
       </w:r>
       <w:r>
         <w:rPr>
-          <w:lang w:val="zh_TW" w:bidi="zh_TW"/>
-        </w:rPr>
-        <w:t>הֲ⁠זֹ֥את נָעֳמִֽי</w:t>
-      </w:r>
-    </w:p>
-    <w:p>
-      <w:pPr/>
-      <w:r>
-        <w:rPr>
-          <w:lang w:val="zh_TW" w:bidi="zh_TW"/>
-        </w:rPr>
-      </w:r>
-      <w:r>
-        <w:rPr>
           <w:b/>
           <w:lang w:val="zh_TW" w:bidi="zh_TW"/>
         </w:rPr>
@@ -7334,20 +6499,6 @@
       </w:r>
       <w:r>
         <w:rPr>
-          <w:lang w:val="zh_TW" w:bidi="zh_TW"/>
-        </w:rPr>
-        <w:t>אַל־תִּקְרֶ֥אנָה לִ֖⁠י נָעֳמִ֑י</w:t>
-      </w:r>
-    </w:p>
-    <w:p>
-      <w:pPr/>
-      <w:r>
-        <w:rPr>
-          <w:lang w:val="zh_TW" w:bidi="zh_TW"/>
-        </w:rPr>
-      </w:r>
-      <w:r>
-        <w:rPr>
           <w:b/>
           <w:lang w:val="zh_TW" w:bidi="zh_TW"/>
         </w:rPr>
@@ -7438,20 +6589,6 @@
       </w:r>
       <w:r>
         <w:rPr>
-          <w:lang w:val="zh_TW" w:bidi="zh_TW"/>
-        </w:rPr>
-        <w:t>מָרָ֔א</w:t>
-      </w:r>
-    </w:p>
-    <w:p>
-      <w:pPr/>
-      <w:r>
-        <w:rPr>
-          <w:lang w:val="zh_TW" w:bidi="zh_TW"/>
-        </w:rPr>
-      </w:r>
-      <w:r>
-        <w:rPr>
           <w:b/>
           <w:lang w:val="zh_TW" w:bidi="zh_TW"/>
         </w:rPr>
@@ -7542,20 +6679,6 @@
       </w:r>
       <w:r>
         <w:rPr>
-          <w:lang w:val="zh_TW" w:bidi="zh_TW"/>
-        </w:rPr>
-        <w:t>אֲנִי֙ מְלֵאָ֣ה הָלַ֔כְתִּי וְ⁠רֵיקָ֖ם הֱשִׁיבַ֣⁠נִי יְהוָ֑ה</w:t>
-      </w:r>
-    </w:p>
-    <w:p>
-      <w:pPr/>
-      <w:r>
-        <w:rPr>
-          <w:lang w:val="zh_TW" w:bidi="zh_TW"/>
-        </w:rPr>
-      </w:r>
-      <w:r>
-        <w:rPr>
           <w:b/>
           <w:lang w:val="zh_TW" w:bidi="zh_TW"/>
         </w:rPr>
@@ -7665,20 +6788,6 @@
       </w:r>
       <w:r>
         <w:rPr>
-          <w:lang w:val="zh_TW" w:bidi="zh_TW"/>
-        </w:rPr>
-        <w:t>לָ֣⁠מָּה תִקְרֶ֤אנָה לִ⁠י֙ נָעֳמִ֔י</w:t>
-      </w:r>
-    </w:p>
-    <w:p>
-      <w:pPr/>
-      <w:r>
-        <w:rPr>
-          <w:lang w:val="zh_TW" w:bidi="zh_TW"/>
-        </w:rPr>
-      </w:r>
-      <w:r>
-        <w:rPr>
           <w:b/>
           <w:lang w:val="zh_TW" w:bidi="zh_TW"/>
         </w:rPr>
@@ -7762,20 +6871,6 @@
       </w:r>
       <w:r>
         <w:rPr>
-          <w:lang w:val="zh_TW" w:bidi="zh_TW"/>
-        </w:rPr>
-        <w:t>וַֽ⁠יהוָה֙ עָ֣נָה בִ֔⁠י וְ⁠שַׁדַּ֖י הֵ֥רַֽע לִֽ⁠י</w:t>
-      </w:r>
-    </w:p>
-    <w:p>
-      <w:pPr/>
-      <w:r>
-        <w:rPr>
-          <w:lang w:val="zh_TW" w:bidi="zh_TW"/>
-        </w:rPr>
-      </w:r>
-      <w:r>
-        <w:rPr>
           <w:b/>
           <w:lang w:val="zh_TW" w:bidi="zh_TW"/>
         </w:rPr>
@@ -7885,20 +6980,6 @@
       </w:r>
       <w:r>
         <w:rPr>
-          <w:lang w:val="zh_TW" w:bidi="zh_TW"/>
-        </w:rPr>
-        <w:t>עָ֣נָה בִ֔⁠י</w:t>
-      </w:r>
-    </w:p>
-    <w:p>
-      <w:pPr/>
-      <w:r>
-        <w:rPr>
-          <w:lang w:val="zh_TW" w:bidi="zh_TW"/>
-        </w:rPr>
-      </w:r>
-      <w:r>
-        <w:rPr>
           <w:b/>
           <w:lang w:val="zh_TW" w:bidi="zh_TW"/>
         </w:rPr>
@@ -8058,20 +7139,6 @@
       </w:r>
       <w:r>
         <w:rPr>
-          <w:lang w:val="zh_TW" w:bidi="zh_TW"/>
-        </w:rPr>
-        <w:t>וַ⁠תָּ֣שָׁב נָעֳמִ֗י וְ⁠ר֨וּת הַ⁠מּוֹאֲבִיָּ֤ה כַלָּתָ⁠הּ֙ עִמָּ֔⁠הּ הַ⁠שָּׁ֖בָה מִ⁠שְּׂדֵ֣י מוֹאָ֑ב</w:t>
-      </w:r>
-    </w:p>
-    <w:p>
-      <w:pPr/>
-      <w:r>
-        <w:rPr>
-          <w:lang w:val="zh_TW" w:bidi="zh_TW"/>
-        </w:rPr>
-      </w:r>
-      <w:r>
-        <w:rPr>
           <w:b/>
           <w:lang w:val="zh_TW" w:bidi="zh_TW"/>
         </w:rPr>
@@ -8155,20 +7222,6 @@
       </w:r>
       <w:r>
         <w:rPr>
-          <w:lang w:val="zh_TW" w:bidi="zh_TW"/>
-        </w:rPr>
-        <w:t>וְ⁠הֵ֗מָּה בָּ֚אוּ בֵּ֣ית לֶ֔חֶם בִּ⁠תְחִלַּ֖ת קְצִ֥יר שְׂעֹרִֽים</w:t>
-      </w:r>
-    </w:p>
-    <w:p>
-      <w:pPr/>
-      <w:r>
-        <w:rPr>
-          <w:lang w:val="zh_TW" w:bidi="zh_TW"/>
-        </w:rPr>
-      </w:r>
-      <w:r>
-        <w:rPr>
           <w:b/>
           <w:lang w:val="zh_TW" w:bidi="zh_TW"/>
         </w:rPr>
@@ -8252,20 +7305,6 @@
       </w:r>
       <w:r>
         <w:rPr>
-          <w:lang w:val="zh_TW" w:bidi="zh_TW"/>
-        </w:rPr>
-        <w:t>בִּ⁠תְחִלַּ֖ת קְצִ֥יר שְׂעֹרִֽים</w:t>
-      </w:r>
-    </w:p>
-    <w:p>
-      <w:pPr/>
-      <w:r>
-        <w:rPr>
-          <w:lang w:val="zh_TW" w:bidi="zh_TW"/>
-        </w:rPr>
-      </w:r>
-      <w:r>
-        <w:rPr>
           <w:b/>
           <w:lang w:val="zh_TW" w:bidi="zh_TW"/>
         </w:rPr>
@@ -8520,20 +7559,6 @@
       </w:r>
       <w:r>
         <w:rPr>
-          <w:lang w:val="zh_TW" w:bidi="zh_TW"/>
-        </w:rPr>
-        <w:t>וּֽ⁠לְ⁠נָעֳמִ֞י מוֹדַ֣ע לְ⁠אִישָׁ֗⁠הּ</w:t>
-      </w:r>
-    </w:p>
-    <w:p>
-      <w:pPr/>
-      <w:r>
-        <w:rPr>
-          <w:lang w:val="zh_TW" w:bidi="zh_TW"/>
-        </w:rPr>
-      </w:r>
-      <w:r>
-        <w:rPr>
           <w:b/>
           <w:lang w:val="zh_TW" w:bidi="zh_TW"/>
         </w:rPr>
@@ -8617,20 +7642,6 @@
       </w:r>
       <w:r>
         <w:rPr>
-          <w:lang w:val="zh_TW" w:bidi="zh_TW"/>
-        </w:rPr>
-        <w:t>וּֽ⁠לְ⁠נָעֳמִ֞י מוֹדַ֣ע לְ⁠אִישָׁ֗⁠הּ</w:t>
-      </w:r>
-    </w:p>
-    <w:p>
-      <w:pPr/>
-      <w:r>
-        <w:rPr>
-          <w:lang w:val="zh_TW" w:bidi="zh_TW"/>
-        </w:rPr>
-      </w:r>
-      <w:r>
-        <w:rPr>
           <w:b/>
           <w:lang w:val="zh_TW" w:bidi="zh_TW"/>
         </w:rPr>
@@ -8727,20 +7738,6 @@
       </w:r>
       <w:r>
         <w:rPr>
-          <w:lang w:val="zh_TW" w:bidi="zh_TW"/>
-        </w:rPr>
-        <w:t>אִ֚ישׁ גִּבּ֣וֹר חַ֔יִל</w:t>
-      </w:r>
-    </w:p>
-    <w:p>
-      <w:pPr/>
-      <w:r>
-        <w:rPr>
-          <w:lang w:val="zh_TW" w:bidi="zh_TW"/>
-        </w:rPr>
-      </w:r>
-      <w:r>
-        <w:rPr>
           <w:b/>
           <w:lang w:val="zh_TW" w:bidi="zh_TW"/>
         </w:rPr>
@@ -8831,20 +7828,6 @@
       </w:r>
       <w:r>
         <w:rPr>
-          <w:lang w:val="zh_TW" w:bidi="zh_TW"/>
-        </w:rPr>
-        <w:t>מִ⁠מִּשְׁפַּ֖חַת אֱלִימֶ֑לֶךְ</w:t>
-      </w:r>
-    </w:p>
-    <w:p>
-      <w:pPr/>
-      <w:r>
-        <w:rPr>
-          <w:lang w:val="zh_TW" w:bidi="zh_TW"/>
-        </w:rPr>
-      </w:r>
-      <w:r>
-        <w:rPr>
           <w:b/>
           <w:lang w:val="zh_TW" w:bidi="zh_TW"/>
         </w:rPr>
@@ -8941,20 +7924,6 @@
       </w:r>
       <w:r>
         <w:rPr>
-          <w:lang w:val="zh_TW" w:bidi="zh_TW"/>
-        </w:rPr>
-        <w:t>ר֨וּת הַ⁠מּוֹאֲבִיָּ֜ה</w:t>
-      </w:r>
-    </w:p>
-    <w:p>
-      <w:pPr/>
-      <w:r>
-        <w:rPr>
-          <w:lang w:val="zh_TW" w:bidi="zh_TW"/>
-        </w:rPr>
-      </w:r>
-      <w:r>
-        <w:rPr>
           <w:b/>
           <w:lang w:val="zh_TW" w:bidi="zh_TW"/>
         </w:rPr>
@@ -9101,20 +8070,6 @@
       </w:r>
       <w:r>
         <w:rPr>
-          <w:lang w:val="zh_TW" w:bidi="zh_TW"/>
-        </w:rPr>
-        <w:t>אֲשֶׁ֥ר אֶמְצָא־חֵ֖ן בְּ⁠עֵינָ֑י⁠ו</w:t>
-      </w:r>
-    </w:p>
-    <w:p>
-      <w:pPr/>
-      <w:r>
-        <w:rPr>
-          <w:lang w:val="zh_TW" w:bidi="zh_TW"/>
-        </w:rPr>
-      </w:r>
-      <w:r>
-        <w:rPr>
           <w:b/>
           <w:lang w:val="zh_TW" w:bidi="zh_TW"/>
         </w:rPr>
@@ -9211,20 +8166,6 @@
       </w:r>
       <w:r>
         <w:rPr>
-          <w:lang w:val="zh_TW" w:bidi="zh_TW"/>
-        </w:rPr>
-        <w:t>בִתִּֽ⁠י</w:t>
-      </w:r>
-    </w:p>
-    <w:p>
-      <w:pPr/>
-      <w:r>
-        <w:rPr>
-          <w:lang w:val="zh_TW" w:bidi="zh_TW"/>
-        </w:rPr>
-      </w:r>
-      <w:r>
-        <w:rPr>
           <w:b/>
           <w:lang w:val="zh_TW" w:bidi="zh_TW"/>
         </w:rPr>
@@ -9308,20 +8249,6 @@
       </w:r>
       <w:r>
         <w:rPr>
-          <w:lang w:val="zh_TW" w:bidi="zh_TW"/>
-        </w:rPr>
-        <w:t>וַ⁠יִּ֣קֶר מִקְרֶ֔⁠הָ</w:t>
-      </w:r>
-    </w:p>
-    <w:p>
-      <w:pPr/>
-      <w:r>
-        <w:rPr>
-          <w:lang w:val="zh_TW" w:bidi="zh_TW"/>
-        </w:rPr>
-      </w:r>
-      <w:r>
-        <w:rPr>
           <w:b/>
           <w:lang w:val="zh_TW" w:bidi="zh_TW"/>
         </w:rPr>
@@ -9418,20 +8345,6 @@
       </w:r>
       <w:r>
         <w:rPr>
-          <w:lang w:val="zh_TW" w:bidi="zh_TW"/>
-        </w:rPr>
-        <w:t>מִ⁠מִּשְׁפַּ֥חַת אֱלִימֶֽלֶךְ</w:t>
-      </w:r>
-    </w:p>
-    <w:p>
-      <w:pPr/>
-      <w:r>
-        <w:rPr>
-          <w:lang w:val="zh_TW" w:bidi="zh_TW"/>
-        </w:rPr>
-      </w:r>
-      <w:r>
-        <w:rPr>
           <w:b/>
           <w:lang w:val="zh_TW" w:bidi="zh_TW"/>
         </w:rPr>
@@ -9528,20 +8441,6 @@
       </w:r>
       <w:r>
         <w:rPr>
-          <w:lang w:val="zh_TW" w:bidi="zh_TW"/>
-        </w:rPr>
-        <w:t>וְ⁠הִנֵּה</w:t>
-      </w:r>
-    </w:p>
-    <w:p>
-      <w:pPr/>
-      <w:r>
-        <w:rPr>
-          <w:lang w:val="zh_TW" w:bidi="zh_TW"/>
-        </w:rPr>
-      </w:r>
-      <w:r>
-        <w:rPr>
           <w:b/>
           <w:lang w:val="zh_TW" w:bidi="zh_TW"/>
         </w:rPr>
@@ -9652,20 +8551,6 @@
       </w:r>
       <w:r>
         <w:rPr>
-          <w:lang w:val="zh_TW" w:bidi="zh_TW"/>
-        </w:rPr>
-        <w:t>בָּ֚א מִ⁠בֵּ֣ית לֶ֔חֶם</w:t>
-      </w:r>
-    </w:p>
-    <w:p>
-      <w:pPr/>
-      <w:r>
-        <w:rPr>
-          <w:lang w:val="zh_TW" w:bidi="zh_TW"/>
-        </w:rPr>
-      </w:r>
-      <w:r>
-        <w:rPr>
           <w:b/>
           <w:lang w:val="zh_TW" w:bidi="zh_TW"/>
         </w:rPr>
@@ -9755,20 +8640,6 @@
       </w:r>
       <w:r>
         <w:rPr>
-          <w:lang w:val="zh_TW" w:bidi="zh_TW"/>
-        </w:rPr>
-        <w:t>יְהוָ֣ה עִמָּ⁠כֶ֑ם</w:t>
-      </w:r>
-    </w:p>
-    <w:p>
-      <w:pPr/>
-      <w:r>
-        <w:rPr>
-          <w:lang w:val="zh_TW" w:bidi="zh_TW"/>
-        </w:rPr>
-      </w:r>
-      <w:r>
-        <w:rPr>
           <w:b/>
           <w:lang w:val="zh_TW" w:bidi="zh_TW"/>
         </w:rPr>
@@ -10031,20 +8902,6 @@
       </w:r>
       <w:r>
         <w:rPr>
-          <w:lang w:val="zh_TW" w:bidi="zh_TW"/>
-        </w:rPr>
-        <w:t>לְ⁠מִ֖י הַ⁠נַּעֲרָ֥ה הַ⁠זֹּֽאת</w:t>
-      </w:r>
-    </w:p>
-    <w:p>
-      <w:pPr/>
-      <w:r>
-        <w:rPr>
-          <w:lang w:val="zh_TW" w:bidi="zh_TW"/>
-        </w:rPr>
-      </w:r>
-      <w:r>
-        <w:rPr>
           <w:b/>
           <w:lang w:val="zh_TW" w:bidi="zh_TW"/>
         </w:rPr>
@@ -10128,20 +8985,6 @@
       </w:r>
       <w:r>
         <w:rPr>
-          <w:lang w:val="zh_TW" w:bidi="zh_TW"/>
-        </w:rPr>
-        <w:t>וַ⁠יַּ֗עַן &amp; וַ⁠יֹּאמַ֑ר</w:t>
-      </w:r>
-    </w:p>
-    <w:p>
-      <w:pPr/>
-      <w:r>
-        <w:rPr>
-          <w:lang w:val="zh_TW" w:bidi="zh_TW"/>
-        </w:rPr>
-      </w:r>
-      <w:r>
-        <w:rPr>
           <w:b/>
           <w:lang w:val="zh_TW" w:bidi="zh_TW"/>
         </w:rPr>
@@ -10258,20 +9101,6 @@
       </w:r>
       <w:r>
         <w:rPr>
-          <w:lang w:val="zh_TW" w:bidi="zh_TW"/>
-        </w:rPr>
-        <w:t>וַ⁠תֹּ֗אמֶר אֲלַקֳטָה־נָּא֙ וְ⁠אָסַפְתִּ֣י בָֽ⁠עֳמָרִ֔ים אַחֲרֵ֖י הַ⁠קּוֹצְרִ֑ים</w:t>
-      </w:r>
-    </w:p>
-    <w:p>
-      <w:pPr/>
-      <w:r>
-        <w:rPr>
-          <w:lang w:val="zh_TW" w:bidi="zh_TW"/>
-        </w:rPr>
-      </w:r>
-      <w:r>
-        <w:rPr>
           <w:b/>
           <w:lang w:val="zh_TW" w:bidi="zh_TW"/>
         </w:rPr>
@@ -10355,20 +9184,6 @@
       </w:r>
       <w:r>
         <w:rPr>
-          <w:lang w:val="zh_TW" w:bidi="zh_TW"/>
-        </w:rPr>
-        <w:t>אֲלַקֳטָה־נָּא֙ וְ⁠אָסַפְתִּ֣י</w:t>
-      </w:r>
-    </w:p>
-    <w:p>
-      <w:pPr/>
-      <w:r>
-        <w:rPr>
-          <w:lang w:val="zh_TW" w:bidi="zh_TW"/>
-        </w:rPr>
-      </w:r>
-      <w:r>
-        <w:rPr>
           <w:b/>
           <w:lang w:val="zh_TW" w:bidi="zh_TW"/>
         </w:rPr>
@@ -10556,20 +9371,6 @@
       </w:r>
       <w:r>
         <w:rPr>
-          <w:lang w:val="zh_TW" w:bidi="zh_TW"/>
-        </w:rPr>
-        <w:t>הֲ⁠ל֧וֹא שָׁמַ֣עַתְּ בִּתִּ֗⁠י</w:t>
-      </w:r>
-    </w:p>
-    <w:p>
-      <w:pPr/>
-      <w:r>
-        <w:rPr>
-          <w:lang w:val="zh_TW" w:bidi="zh_TW"/>
-        </w:rPr>
-      </w:r>
-      <w:r>
-        <w:rPr>
           <w:b/>
           <w:lang w:val="zh_TW" w:bidi="zh_TW"/>
         </w:rPr>
@@ -10653,20 +9454,6 @@
       </w:r>
       <w:r>
         <w:rPr>
-          <w:lang w:val="zh_TW" w:bidi="zh_TW"/>
-        </w:rPr>
-        <w:t>בִּתִּ֗⁠י</w:t>
-      </w:r>
-    </w:p>
-    <w:p>
-      <w:pPr/>
-      <w:r>
-        <w:rPr>
-          <w:lang w:val="zh_TW" w:bidi="zh_TW"/>
-        </w:rPr>
-      </w:r>
-      <w:r>
-        <w:rPr>
           <w:b/>
           <w:lang w:val="zh_TW" w:bidi="zh_TW"/>
         </w:rPr>
@@ -10763,20 +9550,6 @@
       </w:r>
       <w:r>
         <w:rPr>
-          <w:lang w:val="zh_TW" w:bidi="zh_TW"/>
-        </w:rPr>
-        <w:t>עֵינַ֜יִ⁠ךְ בַּ⁠שָּׂדֶ֤ה</w:t>
-      </w:r>
-    </w:p>
-    <w:p>
-      <w:pPr/>
-      <w:r>
-        <w:rPr>
-          <w:lang w:val="zh_TW" w:bidi="zh_TW"/>
-        </w:rPr>
-      </w:r>
-      <w:r>
-        <w:rPr>
           <w:b/>
           <w:lang w:val="zh_TW" w:bidi="zh_TW"/>
         </w:rPr>
@@ -10873,20 +9646,6 @@
       </w:r>
       <w:r>
         <w:rPr>
-          <w:lang w:val="zh_TW" w:bidi="zh_TW"/>
-        </w:rPr>
-        <w:t>אַחֲרֵי⁠הֶ֔ן</w:t>
-      </w:r>
-    </w:p>
-    <w:p>
-      <w:pPr/>
-      <w:r>
-        <w:rPr>
-          <w:lang w:val="zh_TW" w:bidi="zh_TW"/>
-        </w:rPr>
-      </w:r>
-      <w:r>
-        <w:rPr>
           <w:b/>
           <w:lang w:val="zh_TW" w:bidi="zh_TW"/>
         </w:rPr>
@@ -10983,20 +9742,6 @@
       </w:r>
       <w:r>
         <w:rPr>
-          <w:lang w:val="zh_TW" w:bidi="zh_TW"/>
-        </w:rPr>
-        <w:t>הֲ⁠ל֥וֹא צִוִּ֛יתִי אֶת־הַ⁠נְּעָרִ֖ים לְ⁠בִלְתִּ֣י נָגְעֵ֑⁠ךְ</w:t>
-      </w:r>
-    </w:p>
-    <w:p>
-      <w:pPr/>
-      <w:r>
-        <w:rPr>
-          <w:lang w:val="zh_TW" w:bidi="zh_TW"/>
-        </w:rPr>
-      </w:r>
-      <w:r>
-        <w:rPr>
           <w:b/>
           <w:lang w:val="zh_TW" w:bidi="zh_TW"/>
         </w:rPr>
@@ -11080,20 +9825,6 @@
       </w:r>
       <w:r>
         <w:rPr>
-          <w:lang w:val="zh_TW" w:bidi="zh_TW"/>
-        </w:rPr>
-        <w:t>אֶת־הַ⁠נְּעָרִ֖ים</w:t>
-      </w:r>
-    </w:p>
-    <w:p>
-      <w:pPr/>
-      <w:r>
-        <w:rPr>
-          <w:lang w:val="zh_TW" w:bidi="zh_TW"/>
-        </w:rPr>
-      </w:r>
-      <w:r>
-        <w:rPr>
           <w:b/>
           <w:lang w:val="zh_TW" w:bidi="zh_TW"/>
         </w:rPr>
@@ -11177,20 +9908,6 @@
       </w:r>
       <w:r>
         <w:rPr>
-          <w:lang w:val="zh_TW" w:bidi="zh_TW"/>
-        </w:rPr>
-        <w:t>לְ⁠בִלְתִּ֣י נָגְעֵ֑⁠ךְ</w:t>
-      </w:r>
-    </w:p>
-    <w:p>
-      <w:pPr/>
-      <w:r>
-        <w:rPr>
-          <w:lang w:val="zh_TW" w:bidi="zh_TW"/>
-        </w:rPr>
-      </w:r>
-      <w:r>
-        <w:rPr>
           <w:b/>
           <w:lang w:val="zh_TW" w:bidi="zh_TW"/>
         </w:rPr>
@@ -11350,20 +10067,6 @@
       </w:r>
       <w:r>
         <w:rPr>
-          <w:lang w:val="zh_TW" w:bidi="zh_TW"/>
-        </w:rPr>
-        <w:t>וַ⁠תִּפֹּל֙ עַל־פָּנֶ֔י⁠הָ וַ⁠תִּשְׁתַּ֖חוּ אָ֑רְצָ⁠ה</w:t>
-      </w:r>
-    </w:p>
-    <w:p>
-      <w:pPr/>
-      <w:r>
-        <w:rPr>
-          <w:lang w:val="zh_TW" w:bidi="zh_TW"/>
-        </w:rPr>
-      </w:r>
-      <w:r>
-        <w:rPr>
           <w:b/>
           <w:lang w:val="zh_TW" w:bidi="zh_TW"/>
         </w:rPr>
@@ -11447,20 +10150,6 @@
       </w:r>
       <w:r>
         <w:rPr>
-          <w:lang w:val="zh_TW" w:bidi="zh_TW"/>
-        </w:rPr>
-        <w:t>וַ⁠תִּפֹּל֙ עַל־פָּנֶ֔י⁠הָ וַ⁠תִּשְׁתַּ֖חוּ אָ֑רְצָ⁠ה</w:t>
-      </w:r>
-    </w:p>
-    <w:p>
-      <w:pPr/>
-      <w:r>
-        <w:rPr>
-          <w:lang w:val="zh_TW" w:bidi="zh_TW"/>
-        </w:rPr>
-      </w:r>
-      <w:r>
-        <w:rPr>
           <w:b/>
           <w:lang w:val="zh_TW" w:bidi="zh_TW"/>
         </w:rPr>
@@ -11564,20 +10253,6 @@
       </w:r>
       <w:r>
         <w:rPr>
-          <w:lang w:val="zh_TW" w:bidi="zh_TW"/>
-        </w:rPr>
-        <w:t>וַ⁠תִּפֹּל֙ עַל־פָּנֶ֔י⁠הָ וַ⁠תִּשְׁתַּ֖חוּ אָ֑רְצָ⁠ה</w:t>
-      </w:r>
-    </w:p>
-    <w:p>
-      <w:pPr/>
-      <w:r>
-        <w:rPr>
-          <w:lang w:val="zh_TW" w:bidi="zh_TW"/>
-        </w:rPr>
-      </w:r>
-      <w:r>
-        <w:rPr>
           <w:b/>
           <w:lang w:val="zh_TW" w:bidi="zh_TW"/>
         </w:rPr>
@@ -11668,20 +10343,6 @@
       </w:r>
       <w:r>
         <w:rPr>
-          <w:lang w:val="zh_TW" w:bidi="zh_TW"/>
-        </w:rPr>
-        <w:t>מַדּוּעַ֩ מָצָ֨אתִי חֵ֤ן בְּ⁠עֵינֶ֨י⁠ךָ֙ לְ⁠הַכִּירֵ֔⁠נִי וְ⁠אָּנֹכִ֖י נָכְרִיָּֽה</w:t>
-      </w:r>
-    </w:p>
-    <w:p>
-      <w:pPr/>
-      <w:r>
-        <w:rPr>
-          <w:lang w:val="zh_TW" w:bidi="zh_TW"/>
-        </w:rPr>
-      </w:r>
-      <w:r>
-        <w:rPr>
           <w:b/>
           <w:lang w:val="zh_TW" w:bidi="zh_TW"/>
         </w:rPr>
@@ -11765,20 +10426,6 @@
       </w:r>
       <w:r>
         <w:rPr>
-          <w:lang w:val="zh_TW" w:bidi="zh_TW"/>
-        </w:rPr>
-        <w:t>מָצָ֨אתִי חֵ֤ן בְּ⁠עֵינֶ֨י⁠ךָ֙</w:t>
-      </w:r>
-    </w:p>
-    <w:p>
-      <w:pPr/>
-      <w:r>
-        <w:rPr>
-          <w:lang w:val="zh_TW" w:bidi="zh_TW"/>
-        </w:rPr>
-      </w:r>
-      <w:r>
-        <w:rPr>
           <w:b/>
           <w:lang w:val="zh_TW" w:bidi="zh_TW"/>
         </w:rPr>
@@ -11978,20 +10625,6 @@
       </w:r>
       <w:r>
         <w:rPr>
-          <w:lang w:val="zh_TW" w:bidi="zh_TW"/>
-        </w:rPr>
-        <w:t>הֻגֵּ֨ד הֻגַּ֜ד</w:t>
-      </w:r>
-    </w:p>
-    <w:p>
-      <w:pPr/>
-      <w:r>
-        <w:rPr>
-          <w:lang w:val="zh_TW" w:bidi="zh_TW"/>
-        </w:rPr>
-      </w:r>
-      <w:r>
-        <w:rPr>
           <w:b/>
           <w:lang w:val="zh_TW" w:bidi="zh_TW"/>
         </w:rPr>
@@ -12082,20 +10715,6 @@
       </w:r>
       <w:r>
         <w:rPr>
-          <w:lang w:val="zh_TW" w:bidi="zh_TW"/>
-        </w:rPr>
-        <w:t>הֻגֵּ֨ד הֻגַּ֜ד לִ֗⁠י</w:t>
-      </w:r>
-    </w:p>
-    <w:p>
-      <w:pPr/>
-      <w:r>
-        <w:rPr>
-          <w:lang w:val="zh_TW" w:bidi="zh_TW"/>
-        </w:rPr>
-      </w:r>
-      <w:r>
-        <w:rPr>
           <w:b/>
           <w:lang w:val="zh_TW" w:bidi="zh_TW"/>
         </w:rPr>
@@ -12193,20 +10812,6 @@
       </w:r>
       <w:r>
         <w:rPr>
-          <w:lang w:val="zh_TW" w:bidi="zh_TW"/>
-        </w:rPr>
-        <w:t>וַ⁠תֵּ֣לְכִ֔י אֶל־עַ֕ם</w:t>
-      </w:r>
-    </w:p>
-    <w:p>
-      <w:pPr/>
-      <w:r>
-        <w:rPr>
-          <w:lang w:val="zh_TW" w:bidi="zh_TW"/>
-        </w:rPr>
-      </w:r>
-      <w:r>
-        <w:rPr>
           <w:b/>
           <w:lang w:val="zh_TW" w:bidi="zh_TW"/>
         </w:rPr>
@@ -12303,20 +10908,6 @@
       </w:r>
       <w:r>
         <w:rPr>
-          <w:lang w:val="zh_TW" w:bidi="zh_TW"/>
-        </w:rPr>
-        <w:t>תְּמ֥וֹל שִׁלְשֽׁוֹם</w:t>
-      </w:r>
-    </w:p>
-    <w:p>
-      <w:pPr/>
-      <w:r>
-        <w:rPr>
-          <w:lang w:val="zh_TW" w:bidi="zh_TW"/>
-        </w:rPr>
-      </w:r>
-      <w:r>
-        <w:rPr>
           <w:b/>
           <w:lang w:val="zh_TW" w:bidi="zh_TW"/>
         </w:rPr>
@@ -12413,20 +11004,6 @@
       </w:r>
       <w:r>
         <w:rPr>
-          <w:lang w:val="zh_TW" w:bidi="zh_TW"/>
-        </w:rPr>
-        <w:t>פָּעֳלֵ֑⁠ךְ</w:t>
-      </w:r>
-    </w:p>
-    <w:p>
-      <w:pPr/>
-      <w:r>
-        <w:rPr>
-          <w:lang w:val="zh_TW" w:bidi="zh_TW"/>
-        </w:rPr>
-      </w:r>
-      <w:r>
-        <w:rPr>
           <w:b/>
           <w:lang w:val="zh_TW" w:bidi="zh_TW"/>
         </w:rPr>
@@ -12523,20 +11100,6 @@
       </w:r>
       <w:r>
         <w:rPr>
-          <w:lang w:val="zh_TW" w:bidi="zh_TW"/>
-        </w:rPr>
-        <w:t>וּ⁠תְהִ֨י מַשְׂכֻּרְתֵּ֜⁠ךְ שְׁלֵמָ֗ה מֵ⁠עִ֤ם יְהוָה֙</w:t>
-      </w:r>
-    </w:p>
-    <w:p>
-      <w:pPr/>
-      <w:r>
-        <w:rPr>
-          <w:lang w:val="zh_TW" w:bidi="zh_TW"/>
-        </w:rPr>
-      </w:r>
-      <w:r>
-        <w:rPr>
           <w:b/>
           <w:lang w:val="zh_TW" w:bidi="zh_TW"/>
         </w:rPr>
@@ -12620,20 +11183,6 @@
       </w:r>
       <w:r>
         <w:rPr>
-          <w:lang w:val="zh_TW" w:bidi="zh_TW"/>
-        </w:rPr>
-        <w:t>אֲשֶׁר־בָּ֖את לַ⁠חֲס֥וֹת תַּֽחַת־כְּנָפָֽי⁠ו</w:t>
-      </w:r>
-    </w:p>
-    <w:p>
-      <w:pPr/>
-      <w:r>
-        <w:rPr>
-          <w:lang w:val="zh_TW" w:bidi="zh_TW"/>
-        </w:rPr>
-      </w:r>
-      <w:r>
-        <w:rPr>
           <w:b/>
           <w:lang w:val="zh_TW" w:bidi="zh_TW"/>
         </w:rPr>
@@ -12730,20 +11279,6 @@
       </w:r>
       <w:r>
         <w:rPr>
-          <w:lang w:val="zh_TW" w:bidi="zh_TW"/>
-        </w:rPr>
-        <w:t>אֶמְצָא־חֵ֨ן בְּ⁠עֵינֶ֤י⁠ךָ</w:t>
-      </w:r>
-    </w:p>
-    <w:p>
-      <w:pPr/>
-      <w:r>
-        <w:rPr>
-          <w:lang w:val="zh_TW" w:bidi="zh_TW"/>
-        </w:rPr>
-      </w:r>
-      <w:r>
-        <w:rPr>
           <w:b/>
           <w:lang w:val="zh_TW" w:bidi="zh_TW"/>
         </w:rPr>
@@ -12840,20 +11375,6 @@
       </w:r>
       <w:r>
         <w:rPr>
-          <w:lang w:val="zh_TW" w:bidi="zh_TW"/>
-        </w:rPr>
-        <w:t>אֲדֹנִ⁠י֙</w:t>
-      </w:r>
-    </w:p>
-    <w:p>
-      <w:pPr/>
-      <w:r>
-        <w:rPr>
-          <w:lang w:val="zh_TW" w:bidi="zh_TW"/>
-        </w:rPr>
-      </w:r>
-      <w:r>
-        <w:rPr>
           <w:b/>
           <w:lang w:val="zh_TW" w:bidi="zh_TW"/>
         </w:rPr>
@@ -12963,20 +11484,6 @@
       </w:r>
       <w:r>
         <w:rPr>
-          <w:lang w:val="zh_TW" w:bidi="zh_TW"/>
-        </w:rPr>
-        <w:t>עַל־לֵ֣ב שִׁפְחָתֶ֑⁠ךָ</w:t>
-      </w:r>
-    </w:p>
-    <w:p>
-      <w:pPr/>
-      <w:r>
-        <w:rPr>
-          <w:lang w:val="zh_TW" w:bidi="zh_TW"/>
-        </w:rPr>
-      </w:r>
-      <w:r>
-        <w:rPr>
           <w:b/>
           <w:lang w:val="zh_TW" w:bidi="zh_TW"/>
         </w:rPr>
@@ -13060,20 +11567,6 @@
       </w:r>
       <w:r>
         <w:rPr>
-          <w:lang w:val="zh_TW" w:bidi="zh_TW"/>
-        </w:rPr>
-        <w:t>עַל־לֵ֣ב</w:t>
-      </w:r>
-    </w:p>
-    <w:p>
-      <w:pPr/>
-      <w:r>
-        <w:rPr>
-          <w:lang w:val="zh_TW" w:bidi="zh_TW"/>
-        </w:rPr>
-      </w:r>
-      <w:r>
-        <w:rPr>
           <w:b/>
           <w:lang w:val="zh_TW" w:bidi="zh_TW"/>
         </w:rPr>
@@ -13170,20 +11663,6 @@
       </w:r>
       <w:r>
         <w:rPr>
-          <w:lang w:val="zh_TW" w:bidi="zh_TW"/>
-        </w:rPr>
-        <w:t>שִׁפְחָתֶ֑⁠ךָ</w:t>
-      </w:r>
-    </w:p>
-    <w:p>
-      <w:pPr/>
-      <w:r>
-        <w:rPr>
-          <w:lang w:val="zh_TW" w:bidi="zh_TW"/>
-        </w:rPr>
-      </w:r>
-      <w:r>
-        <w:rPr>
           <w:b/>
           <w:lang w:val="zh_TW" w:bidi="zh_TW"/>
         </w:rPr>
@@ -13279,20 +11758,6 @@
       </w:r>
       <w:r>
         <w:rPr>
-          <w:lang w:val="zh_TW" w:bidi="zh_TW"/>
-        </w:rPr>
-        <w:t>וְ⁠אָנֹכִי֙ לֹ֣א אֶֽהְיֶ֔ה כְּ⁠אַחַ֖ת שִׁפְחֹתֶֽי⁠ךָ</w:t>
-      </w:r>
-    </w:p>
-    <w:p>
-      <w:pPr/>
-      <w:r>
-        <w:rPr>
-          <w:lang w:val="zh_TW" w:bidi="zh_TW"/>
-        </w:rPr>
-      </w:r>
-      <w:r>
-        <w:rPr>
           <w:b/>
           <w:lang w:val="zh_TW" w:bidi="zh_TW"/>
         </w:rPr>
@@ -13439,20 +11904,6 @@
       </w:r>
       <w:r>
         <w:rPr>
-          <w:lang w:val="zh_TW" w:bidi="zh_TW"/>
-        </w:rPr>
-        <w:t>גֹּ֤שִֽׁי הֲלֹם֙ וְ⁠אָכַ֣לְתְּ מִן־הַ⁠לֶּ֔חֶם וְ⁠טָבַ֥לְתְּ פִּתֵּ֖⁠ךְ בַּ⁠חֹ֑מֶץ</w:t>
-      </w:r>
-    </w:p>
-    <w:p>
-      <w:pPr/>
-      <w:r>
-        <w:rPr>
-          <w:lang w:val="zh_TW" w:bidi="zh_TW"/>
-        </w:rPr>
-      </w:r>
-      <w:r>
-        <w:rPr>
           <w:b/>
           <w:lang w:val="zh_TW" w:bidi="zh_TW"/>
         </w:rPr>
@@ -13536,20 +11987,6 @@
       </w:r>
       <w:r>
         <w:rPr>
-          <w:lang w:val="zh_TW" w:bidi="zh_TW"/>
-        </w:rPr>
-        <w:t>וְ⁠אָכַ֣לְתְּ מִן־הַ⁠לֶּ֔חֶם וְ⁠טָבַ֥לְתְּ פִּתֵּ֖⁠ךְ בַּ⁠חֹ֑מֶץ</w:t>
-      </w:r>
-    </w:p>
-    <w:p>
-      <w:pPr/>
-      <w:r>
-        <w:rPr>
-          <w:lang w:val="zh_TW" w:bidi="zh_TW"/>
-        </w:rPr>
-      </w:r>
-      <w:r>
-        <w:rPr>
           <w:b/>
           <w:lang w:val="zh_TW" w:bidi="zh_TW"/>
         </w:rPr>
@@ -13633,20 +12070,6 @@
       </w:r>
       <w:r>
         <w:rPr>
-          <w:lang w:val="zh_TW" w:bidi="zh_TW"/>
-        </w:rPr>
-        <w:t>וְ⁠טָבַ֥לְתְּ פִּתֵּ֖⁠ךְ בַּ⁠חֹ֑מֶץ</w:t>
-      </w:r>
-    </w:p>
-    <w:p>
-      <w:pPr/>
-      <w:r>
-        <w:rPr>
-          <w:lang w:val="zh_TW" w:bidi="zh_TW"/>
-        </w:rPr>
-      </w:r>
-      <w:r>
-        <w:rPr>
           <w:b/>
           <w:lang w:val="zh_TW" w:bidi="zh_TW"/>
         </w:rPr>
@@ -13710,20 +12133,6 @@
       </w:r>
       <w:r>
         <w:rPr>
-          <w:lang w:val="zh_TW" w:bidi="zh_TW"/>
-        </w:rPr>
-        <w:t>וַ⁠יְצַו֩ בֹּ֨עַז אֶת־נְעָרָ֜י⁠ו</w:t>
-      </w:r>
-    </w:p>
-    <w:p>
-      <w:pPr/>
-      <w:r>
-        <w:rPr>
-          <w:lang w:val="zh_TW" w:bidi="zh_TW"/>
-        </w:rPr>
-      </w:r>
-      <w:r>
-        <w:rPr>
           <w:b/>
           <w:lang w:val="zh_TW" w:bidi="zh_TW"/>
         </w:rPr>
@@ -13807,20 +12216,6 @@
       </w:r>
       <w:r>
         <w:rPr>
-          <w:lang w:val="zh_TW" w:bidi="zh_TW"/>
-        </w:rPr>
-        <w:t>גַּ֣ם בֵּ֧ין הָֽ⁠עֳמָרִ֛ים</w:t>
-      </w:r>
-    </w:p>
-    <w:p>
-      <w:pPr/>
-      <w:r>
-        <w:rPr>
-          <w:lang w:val="zh_TW" w:bidi="zh_TW"/>
-        </w:rPr>
-      </w:r>
-      <w:r>
-        <w:rPr>
           <w:b/>
           <w:lang w:val="zh_TW" w:bidi="zh_TW"/>
         </w:rPr>
@@ -13897,20 +12292,6 @@
       </w:r>
       <w:r>
         <w:rPr>
-          <w:lang w:val="zh_TW" w:bidi="zh_TW"/>
-        </w:rPr>
-        <w:t>וְ⁠לֹ֥א תַכְלִימֽוּ⁠הָ</w:t>
-      </w:r>
-    </w:p>
-    <w:p>
-      <w:pPr/>
-      <w:r>
-        <w:rPr>
-          <w:lang w:val="zh_TW" w:bidi="zh_TW"/>
-        </w:rPr>
-      </w:r>
-      <w:r>
-        <w:rPr>
           <w:b/>
           <w:lang w:val="zh_TW" w:bidi="zh_TW"/>
         </w:rPr>
@@ -13994,20 +12375,6 @@
       </w:r>
       <w:r>
         <w:rPr>
-          <w:lang w:val="zh_TW" w:bidi="zh_TW"/>
-        </w:rPr>
-        <w:t>וְ⁠גַ֛ם</w:t>
-      </w:r>
-    </w:p>
-    <w:p>
-      <w:pPr/>
-      <w:r>
-        <w:rPr>
-          <w:lang w:val="zh_TW" w:bidi="zh_TW"/>
-        </w:rPr>
-      </w:r>
-      <w:r>
-        <w:rPr>
           <w:b/>
           <w:lang w:val="zh_TW" w:bidi="zh_TW"/>
         </w:rPr>
@@ -14134,20 +12501,6 @@
       </w:r>
       <w:r>
         <w:rPr>
-          <w:lang w:val="zh_TW" w:bidi="zh_TW"/>
-        </w:rPr>
-        <w:t>וַ⁠תַּחְבֹּט֙</w:t>
-      </w:r>
-    </w:p>
-    <w:p>
-      <w:pPr/>
-      <w:r>
-        <w:rPr>
-          <w:lang w:val="zh_TW" w:bidi="zh_TW"/>
-        </w:rPr>
-      </w:r>
-      <w:r>
-        <w:rPr>
           <w:b/>
           <w:lang w:val="zh_TW" w:bidi="zh_TW"/>
         </w:rPr>
@@ -14211,20 +12564,6 @@
       </w:r>
       <w:r>
         <w:rPr>
-          <w:lang w:val="zh_TW" w:bidi="zh_TW"/>
-        </w:rPr>
-        <w:t>כְּ⁠אֵיפָ֥ה</w:t>
-      </w:r>
-    </w:p>
-    <w:p>
-      <w:pPr/>
-      <w:r>
-        <w:rPr>
-          <w:lang w:val="zh_TW" w:bidi="zh_TW"/>
-        </w:rPr>
-      </w:r>
-      <w:r>
-        <w:rPr>
           <w:b/>
           <w:lang w:val="zh_TW" w:bidi="zh_TW"/>
         </w:rPr>
@@ -14315,20 +12654,6 @@
       </w:r>
       <w:r>
         <w:rPr>
-          <w:lang w:val="zh_TW" w:bidi="zh_TW"/>
-        </w:rPr>
-        <w:t>וַ⁠תִּשָּׂא֙ וַ⁠תָּב֣וֹא הָ⁠עִ֔יר</w:t>
-      </w:r>
-    </w:p>
-    <w:p>
-      <w:pPr/>
-      <w:r>
-        <w:rPr>
-          <w:lang w:val="zh_TW" w:bidi="zh_TW"/>
-        </w:rPr>
-      </w:r>
-      <w:r>
-        <w:rPr>
           <w:b/>
           <w:lang w:val="zh_TW" w:bidi="zh_TW"/>
         </w:rPr>
@@ -14412,20 +12737,6 @@
       </w:r>
       <w:r>
         <w:rPr>
-          <w:lang w:val="zh_TW" w:bidi="zh_TW"/>
-        </w:rPr>
-        <w:t>אֵיפֹ֨ה לִקַּ֤טְתְּ הַ⁠יּוֹם֙ וְ⁠אָ֣נָה עָשִׂ֔ית</w:t>
-      </w:r>
-    </w:p>
-    <w:p>
-      <w:pPr/>
-      <w:r>
-        <w:rPr>
-          <w:lang w:val="zh_TW" w:bidi="zh_TW"/>
-        </w:rPr>
-      </w:r>
-      <w:r>
-        <w:rPr>
           <w:b/>
           <w:lang w:val="zh_TW" w:bidi="zh_TW"/>
         </w:rPr>
@@ -14509,20 +12820,6 @@
       </w:r>
       <w:r>
         <w:rPr>
-          <w:lang w:val="zh_TW" w:bidi="zh_TW"/>
-        </w:rPr>
-        <w:t>יְהִ֥י מַכִּירֵ֖⁠ךְ בָּר֑וּךְ</w:t>
-      </w:r>
-    </w:p>
-    <w:p>
-      <w:pPr/>
-      <w:r>
-        <w:rPr>
-          <w:lang w:val="zh_TW" w:bidi="zh_TW"/>
-        </w:rPr>
-      </w:r>
-      <w:r>
-        <w:rPr>
           <w:b/>
           <w:lang w:val="zh_TW" w:bidi="zh_TW"/>
         </w:rPr>
@@ -14606,20 +12903,6 @@
       </w:r>
       <w:r>
         <w:rPr>
-          <w:lang w:val="zh_TW" w:bidi="zh_TW"/>
-        </w:rPr>
-        <w:t>יְהִ֥י מַכִּירֵ֖⁠ךְ בָּר֑וּךְ</w:t>
-      </w:r>
-    </w:p>
-    <w:p>
-      <w:pPr/>
-      <w:r>
-        <w:rPr>
-          <w:lang w:val="zh_TW" w:bidi="zh_TW"/>
-        </w:rPr>
-      </w:r>
-      <w:r>
-        <w:rPr>
           <w:b/>
           <w:lang w:val="zh_TW" w:bidi="zh_TW"/>
         </w:rPr>
@@ -14731,20 +13014,6 @@
       </w:r>
       <w:r>
         <w:rPr>
-          <w:lang w:val="zh_TW" w:bidi="zh_TW"/>
-        </w:rPr>
-        <w:t>מַכִּירֵ֖⁠ךְ</w:t>
-      </w:r>
-    </w:p>
-    <w:p>
-      <w:pPr/>
-      <w:r>
-        <w:rPr>
-          <w:lang w:val="zh_TW" w:bidi="zh_TW"/>
-        </w:rPr>
-      </w:r>
-      <w:r>
-        <w:rPr>
           <w:b/>
           <w:lang w:val="zh_TW" w:bidi="zh_TW"/>
         </w:rPr>
@@ -14841,20 +13110,6 @@
       </w:r>
       <w:r>
         <w:rPr>
-          <w:lang w:val="zh_TW" w:bidi="zh_TW"/>
-        </w:rPr>
-        <w:t>וַ⁠תַּגֵּ֣ד לַ⁠חֲמוֹתָ֗⁠הּ אֵ֤ת אֲשֶׁר־עָשְׂתָה֙ עִמּ֔⁠וֹ וַ⁠תֹּ֗אמֶר שֵׁ֤ם הָ⁠אִישׁ֙ אֲשֶׁ֨ר עָשִׂ֧יתִי עִמּ֛⁠וֹ הַ⁠יּ֖וֹם בֹּֽעַז</w:t>
-      </w:r>
-    </w:p>
-    <w:p>
-      <w:pPr/>
-      <w:r>
-        <w:rPr>
-          <w:lang w:val="zh_TW" w:bidi="zh_TW"/>
-        </w:rPr>
-      </w:r>
-      <w:r>
-        <w:rPr>
           <w:b/>
           <w:lang w:val="zh_TW" w:bidi="zh_TW"/>
         </w:rPr>
@@ -14938,20 +13193,6 @@
       </w:r>
       <w:r>
         <w:rPr>
-          <w:lang w:val="zh_TW" w:bidi="zh_TW"/>
-        </w:rPr>
-        <w:t>בָּר֥וּךְ הוּא֙ לַ⁠יהוָ֔ה</w:t>
-      </w:r>
-    </w:p>
-    <w:p>
-      <w:pPr/>
-      <w:r>
-        <w:rPr>
-          <w:lang w:val="zh_TW" w:bidi="zh_TW"/>
-        </w:rPr>
-      </w:r>
-      <w:r>
-        <w:rPr>
           <w:b/>
           <w:lang w:val="zh_TW" w:bidi="zh_TW"/>
         </w:rPr>
@@ -15035,20 +13276,6 @@
       </w:r>
       <w:r>
         <w:rPr>
-          <w:lang w:val="zh_TW" w:bidi="zh_TW"/>
-        </w:rPr>
-        <w:t>בָּר֥וּךְ הוּא֙ לַ⁠יהוָ֔ה</w:t>
-      </w:r>
-    </w:p>
-    <w:p>
-      <w:pPr/>
-      <w:r>
-        <w:rPr>
-          <w:lang w:val="zh_TW" w:bidi="zh_TW"/>
-        </w:rPr>
-      </w:r>
-      <w:r>
-        <w:rPr>
           <w:b/>
           <w:lang w:val="zh_TW" w:bidi="zh_TW"/>
         </w:rPr>
@@ -15132,20 +13359,6 @@
       </w:r>
       <w:r>
         <w:rPr>
-          <w:lang w:val="zh_TW" w:bidi="zh_TW"/>
-        </w:rPr>
-        <w:t>אֲשֶׁר֙ לֹא־עָזַ֣ב</w:t>
-      </w:r>
-    </w:p>
-    <w:p>
-      <w:pPr/>
-      <w:r>
-        <w:rPr>
-          <w:lang w:val="zh_TW" w:bidi="zh_TW"/>
-        </w:rPr>
-      </w:r>
-      <w:r>
-        <w:rPr>
           <w:b/>
           <w:lang w:val="zh_TW" w:bidi="zh_TW"/>
         </w:rPr>
@@ -15255,20 +13468,6 @@
       </w:r>
       <w:r>
         <w:rPr>
-          <w:lang w:val="zh_TW" w:bidi="zh_TW"/>
-        </w:rPr>
-        <w:t>אֲשֶׁר֙ לֹא־עָזַ֣ב</w:t>
-      </w:r>
-    </w:p>
-    <w:p>
-      <w:pPr/>
-      <w:r>
-        <w:rPr>
-          <w:lang w:val="zh_TW" w:bidi="zh_TW"/>
-        </w:rPr>
-      </w:r>
-      <w:r>
-        <w:rPr>
           <w:b/>
           <w:lang w:val="zh_TW" w:bidi="zh_TW"/>
         </w:rPr>
@@ -15378,20 +13577,6 @@
       </w:r>
       <w:r>
         <w:rPr>
-          <w:lang w:val="zh_TW" w:bidi="zh_TW"/>
-        </w:rPr>
-        <w:t>אֶת־הַ⁠חַיִּ֖ים</w:t>
-      </w:r>
-    </w:p>
-    <w:p>
-      <w:pPr/>
-      <w:r>
-        <w:rPr>
-          <w:lang w:val="zh_TW" w:bidi="zh_TW"/>
-        </w:rPr>
-      </w:r>
-      <w:r>
-        <w:rPr>
           <w:b/>
           <w:lang w:val="zh_TW" w:bidi="zh_TW"/>
         </w:rPr>
@@ -15488,20 +13673,6 @@
       </w:r>
       <w:r>
         <w:rPr>
-          <w:lang w:val="zh_TW" w:bidi="zh_TW"/>
-        </w:rPr>
-        <w:t>וְ⁠אֶת־הַ⁠מֵּתִ֑ים</w:t>
-      </w:r>
-    </w:p>
-    <w:p>
-      <w:pPr/>
-      <w:r>
-        <w:rPr>
-          <w:lang w:val="zh_TW" w:bidi="zh_TW"/>
-        </w:rPr>
-      </w:r>
-      <w:r>
-        <w:rPr>
           <w:b/>
           <w:lang w:val="zh_TW" w:bidi="zh_TW"/>
         </w:rPr>
@@ -15598,20 +13769,6 @@
       </w:r>
       <w:r>
         <w:rPr>
-          <w:lang w:val="zh_TW" w:bidi="zh_TW"/>
-        </w:rPr>
-        <w:t>קָר֥וֹב לָ֨⁠נוּ֙ הָ⁠אִ֔ישׁ מִֽ⁠גֹּאֲלֵ֖⁠נוּ הֽוּא</w:t>
-      </w:r>
-    </w:p>
-    <w:p>
-      <w:pPr/>
-      <w:r>
-        <w:rPr>
-          <w:lang w:val="zh_TW" w:bidi="zh_TW"/>
-        </w:rPr>
-      </w:r>
-      <w:r>
-        <w:rPr>
           <w:b/>
           <w:lang w:val="zh_TW" w:bidi="zh_TW"/>
         </w:rPr>
@@ -15695,20 +13852,6 @@
       </w:r>
       <w:r>
         <w:rPr>
-          <w:lang w:val="zh_TW" w:bidi="zh_TW"/>
-        </w:rPr>
-        <w:t>מִֽ⁠גֹּאֲלֵ֖⁠נוּ</w:t>
-      </w:r>
-    </w:p>
-    <w:p>
-      <w:pPr/>
-      <w:r>
-        <w:rPr>
-          <w:lang w:val="zh_TW" w:bidi="zh_TW"/>
-        </w:rPr>
-      </w:r>
-      <w:r>
-        <w:rPr>
           <w:b/>
           <w:lang w:val="zh_TW" w:bidi="zh_TW"/>
         </w:rPr>
@@ -15779,20 +13922,6 @@
       </w:r>
       <w:r>
         <w:rPr>
-          <w:lang w:val="zh_TW" w:bidi="zh_TW"/>
-        </w:rPr>
-        <w:t>גַּ֣ם ׀ כִּי־אָמַ֣ר אֵלַ֗⁠י</w:t>
-      </w:r>
-    </w:p>
-    <w:p>
-      <w:pPr/>
-      <w:r>
-        <w:rPr>
-          <w:lang w:val="zh_TW" w:bidi="zh_TW"/>
-        </w:rPr>
-      </w:r>
-      <w:r>
-        <w:rPr>
           <w:b/>
           <w:lang w:val="zh_TW" w:bidi="zh_TW"/>
         </w:rPr>
@@ -15876,20 +14005,6 @@
       </w:r>
       <w:r>
         <w:rPr>
-          <w:lang w:val="zh_TW" w:bidi="zh_TW"/>
-        </w:rPr>
-        <w:t>אָמַ֣ר אֵלַ֗⁠י עִם־הַ⁠נְּעָרִ֤ים אֲשֶׁר־לִ⁠י֙ תִּדְבָּקִ֔י⁠ן עַ֣ד אִם־כִּלּ֔וּ אֵ֥ת כָּל־הַ⁠קָּצִ֖יר אֲשֶׁר־לִֽ⁠י</w:t>
-      </w:r>
-    </w:p>
-    <w:p>
-      <w:pPr/>
-      <w:r>
-        <w:rPr>
-          <w:lang w:val="zh_TW" w:bidi="zh_TW"/>
-        </w:rPr>
-      </w:r>
-      <w:r>
-        <w:rPr>
           <w:b/>
           <w:lang w:val="zh_TW" w:bidi="zh_TW"/>
         </w:rPr>
@@ -15973,20 +14088,6 @@
       </w:r>
       <w:r>
         <w:rPr>
-          <w:lang w:val="zh_TW" w:bidi="zh_TW"/>
-        </w:rPr>
-        <w:t>עִם־הַ⁠נְּעָרִ֤ים אֲשֶׁר־לִ⁠י֙ תִּדְבָּקִ֔י⁠ן</w:t>
-      </w:r>
-    </w:p>
-    <w:p>
-      <w:pPr/>
-      <w:r>
-        <w:rPr>
-          <w:lang w:val="zh_TW" w:bidi="zh_TW"/>
-        </w:rPr>
-      </w:r>
-      <w:r>
-        <w:rPr>
           <w:b/>
           <w:lang w:val="zh_TW" w:bidi="zh_TW"/>
         </w:rPr>
@@ -16133,20 +14234,6 @@
       </w:r>
       <w:r>
         <w:rPr>
-          <w:lang w:val="zh_TW" w:bidi="zh_TW"/>
-        </w:rPr>
-        <w:t>וְ⁠לֹ֥א יִפְגְּעוּ־בָ֖⁠ךְ</w:t>
-      </w:r>
-    </w:p>
-    <w:p>
-      <w:pPr/>
-      <w:r>
-        <w:rPr>
-          <w:lang w:val="zh_TW" w:bidi="zh_TW"/>
-        </w:rPr>
-      </w:r>
-      <w:r>
-        <w:rPr>
           <w:b/>
           <w:lang w:val="zh_TW" w:bidi="zh_TW"/>
         </w:rPr>
@@ -16243,20 +14330,6 @@
       </w:r>
       <w:r>
         <w:rPr>
-          <w:lang w:val="zh_TW" w:bidi="zh_TW"/>
-        </w:rPr>
-        <w:t>וַ⁠תִּדְבַּ֞ק</w:t>
-      </w:r>
-    </w:p>
-    <w:p>
-      <w:pPr/>
-      <w:r>
-        <w:rPr>
-          <w:lang w:val="zh_TW" w:bidi="zh_TW"/>
-        </w:rPr>
-      </w:r>
-      <w:r>
-        <w:rPr>
           <w:b/>
           <w:lang w:val="zh_TW" w:bidi="zh_TW"/>
         </w:rPr>
@@ -16353,20 +14426,6 @@
       </w:r>
       <w:r>
         <w:rPr>
-          <w:lang w:val="zh_TW" w:bidi="zh_TW"/>
-        </w:rPr>
-        <w:t>עַד־כְּל֥וֹת קְצִֽיר־הַ⁠שְּׂעֹרִ֖ים וּ⁠קְצִ֣יר הַֽ⁠חִטִּ֑ים</w:t>
-      </w:r>
-    </w:p>
-    <w:p>
-      <w:pPr/>
-      <w:r>
-        <w:rPr>
-          <w:lang w:val="zh_TW" w:bidi="zh_TW"/>
-        </w:rPr>
-      </w:r>
-      <w:r>
-        <w:rPr>
           <w:b/>
           <w:lang w:val="zh_TW" w:bidi="zh_TW"/>
         </w:rPr>
@@ -16597,20 +14656,6 @@
       </w:r>
       <w:r>
         <w:rPr>
-          <w:lang w:val="zh_TW" w:bidi="zh_TW"/>
-        </w:rPr>
-        <w:t>וַ⁠תֹּ֥אמֶר לָ֖⁠הּ נָעֳמִ֣י חֲמוֹתָ֑⁠הּ</w:t>
-      </w:r>
-    </w:p>
-    <w:p>
-      <w:pPr/>
-      <w:r>
-        <w:rPr>
-          <w:lang w:val="zh_TW" w:bidi="zh_TW"/>
-        </w:rPr>
-      </w:r>
-      <w:r>
-        <w:rPr>
           <w:b/>
           <w:lang w:val="zh_TW" w:bidi="zh_TW"/>
         </w:rPr>
@@ -16845,20 +14890,6 @@
       </w:r>
       <w:r>
         <w:rPr>
-          <w:lang w:val="zh_TW" w:bidi="zh_TW"/>
-        </w:rPr>
-        <w:t>נָעֳמִ֣י חֲמוֹתָ֑⁠הּ</w:t>
-      </w:r>
-    </w:p>
-    <w:p>
-      <w:pPr/>
-      <w:r>
-        <w:rPr>
-          <w:lang w:val="zh_TW" w:bidi="zh_TW"/>
-        </w:rPr>
-      </w:r>
-      <w:r>
-        <w:rPr>
           <w:b/>
           <w:lang w:val="zh_TW" w:bidi="zh_TW"/>
         </w:rPr>
@@ -16962,20 +14993,6 @@
       </w:r>
       <w:r>
         <w:rPr>
-          <w:lang w:val="zh_TW" w:bidi="zh_TW"/>
-        </w:rPr>
-        <w:t>חֲמוֹתָ֑⁠הּ</w:t>
-      </w:r>
-    </w:p>
-    <w:p>
-      <w:pPr/>
-      <w:r>
-        <w:rPr>
-          <w:lang w:val="zh_TW" w:bidi="zh_TW"/>
-        </w:rPr>
-      </w:r>
-      <w:r>
-        <w:rPr>
           <w:b/>
           <w:lang w:val="zh_TW" w:bidi="zh_TW"/>
         </w:rPr>
@@ -17072,20 +15089,6 @@
       </w:r>
       <w:r>
         <w:rPr>
-          <w:lang w:val="zh_TW" w:bidi="zh_TW"/>
-        </w:rPr>
-        <w:t>בִּתִּ֞⁠י</w:t>
-      </w:r>
-    </w:p>
-    <w:p>
-      <w:pPr/>
-      <w:r>
-        <w:rPr>
-          <w:lang w:val="zh_TW" w:bidi="zh_TW"/>
-        </w:rPr>
-      </w:r>
-      <w:r>
-        <w:rPr>
           <w:b/>
           <w:lang w:val="zh_TW" w:bidi="zh_TW"/>
         </w:rPr>
@@ -17182,20 +15185,6 @@
       </w:r>
       <w:r>
         <w:rPr>
-          <w:lang w:val="zh_TW" w:bidi="zh_TW"/>
-        </w:rPr>
-        <w:t>הֲ⁠לֹ֧א אֲבַקֶּשׁ־לָ֛⁠ךְ מָנ֖וֹחַ אֲשֶׁ֥ר יִֽיטַב־לָֽ⁠ךְ</w:t>
-      </w:r>
-    </w:p>
-    <w:p>
-      <w:pPr/>
-      <w:r>
-        <w:rPr>
-          <w:lang w:val="zh_TW" w:bidi="zh_TW"/>
-        </w:rPr>
-      </w:r>
-      <w:r>
-        <w:rPr>
           <w:b/>
           <w:lang w:val="zh_TW" w:bidi="zh_TW"/>
         </w:rPr>
@@ -17279,20 +15268,6 @@
       </w:r>
       <w:r>
         <w:rPr>
-          <w:lang w:val="zh_TW" w:bidi="zh_TW"/>
-        </w:rPr>
-        <w:t>מָנ֖וֹחַ</w:t>
-      </w:r>
-    </w:p>
-    <w:p>
-      <w:pPr/>
-      <w:r>
-        <w:rPr>
-          <w:lang w:val="zh_TW" w:bidi="zh_TW"/>
-        </w:rPr>
-      </w:r>
-      <w:r>
-        <w:rPr>
           <w:b/>
           <w:lang w:val="zh_TW" w:bidi="zh_TW"/>
         </w:rPr>
@@ -17389,20 +15364,6 @@
       </w:r>
       <w:r>
         <w:rPr>
-          <w:lang w:val="zh_TW" w:bidi="zh_TW"/>
-        </w:rPr>
-        <w:t>וְ⁠עַתָּ֗ה</w:t>
-      </w:r>
-    </w:p>
-    <w:p>
-      <w:pPr/>
-      <w:r>
-        <w:rPr>
-          <w:lang w:val="zh_TW" w:bidi="zh_TW"/>
-        </w:rPr>
-      </w:r>
-      <w:r>
-        <w:rPr>
           <w:b/>
           <w:lang w:val="zh_TW" w:bidi="zh_TW"/>
         </w:rPr>
@@ -17430,7 +15391,7 @@
           <w:lang w:val="zh_TW" w:bidi="zh_TW"/>
         </w:rPr>
       </w:r>
-      <w:hyperlink r:id="rId15">
+      <w:hyperlink r:id="rId13">
         <w:r>
           <w:rPr>
             <w:lang w:val="zh_TW" w:bidi="zh_TW"/>
@@ -17448,7 +15409,7 @@
         </w:rPr>
         <w:t>中拿俄米的修辭性問句為</w:t>
       </w:r>
-      <w:hyperlink r:id="rId16">
+      <w:hyperlink r:id="rId14">
         <w:r>
           <w:rPr>
             <w:lang w:val="zh_TW" w:bidi="zh_TW"/>
@@ -17530,20 +15491,6 @@
       </w:r>
       <w:r>
         <w:rPr>
-          <w:lang w:val="zh_TW" w:bidi="zh_TW"/>
-        </w:rPr>
-        <w:t>הֲ⁠לֹ֥א בֹ֨עַז֙ מֹֽדַעְתָּ֔⁠נוּ אֲשֶׁ֥ר הָיִ֖ית אֶת־נַעֲרוֹתָ֑י⁠ו</w:t>
-      </w:r>
-    </w:p>
-    <w:p>
-      <w:pPr/>
-      <w:r>
-        <w:rPr>
-          <w:lang w:val="zh_TW" w:bidi="zh_TW"/>
-        </w:rPr>
-      </w:r>
-      <w:r>
-        <w:rPr>
           <w:b/>
           <w:lang w:val="zh_TW" w:bidi="zh_TW"/>
         </w:rPr>
@@ -17563,7 +15510,7 @@
         </w:rPr>
         <w:t>拿俄米在這裡用問句的形式提醒路得她已經告訴過她的事情（見</w:t>
       </w:r>
-      <w:hyperlink r:id="rId17">
+      <w:hyperlink r:id="rId15">
         <w:r>
           <w:rPr>
             <w:lang w:val="zh_TW" w:bidi="zh_TW"/>
@@ -17645,20 +15592,6 @@
       </w:r>
       <w:r>
         <w:rPr>
-          <w:lang w:val="zh_TW" w:bidi="zh_TW"/>
-        </w:rPr>
-        <w:t>אֲשֶׁ֥ר הָיִ֖ית אֶת־נַעֲרוֹתָ֑י⁠ו</w:t>
-      </w:r>
-    </w:p>
-    <w:p>
-      <w:pPr/>
-      <w:r>
-        <w:rPr>
-          <w:lang w:val="zh_TW" w:bidi="zh_TW"/>
-        </w:rPr>
-      </w:r>
-      <w:r>
-        <w:rPr>
           <w:b/>
           <w:lang w:val="zh_TW" w:bidi="zh_TW"/>
         </w:rPr>
@@ -17742,20 +15675,6 @@
       </w:r>
       <w:r>
         <w:rPr>
-          <w:lang w:val="zh_TW" w:bidi="zh_TW"/>
-        </w:rPr>
-        <w:t>הִנֵּה</w:t>
-      </w:r>
-    </w:p>
-    <w:p>
-      <w:pPr/>
-      <w:r>
-        <w:rPr>
-          <w:lang w:val="zh_TW" w:bidi="zh_TW"/>
-        </w:rPr>
-      </w:r>
-      <w:r>
-        <w:rPr>
           <w:b/>
           <w:lang w:val="zh_TW" w:bidi="zh_TW"/>
         </w:rPr>
@@ -17929,20 +15848,6 @@
       </w:r>
       <w:r>
         <w:rPr>
-          <w:lang w:val="zh_TW" w:bidi="zh_TW"/>
-        </w:rPr>
-        <w:t>וְיָרַ֣דְתְּ הַ⁠גֹּ֑רֶן</w:t>
-      </w:r>
-    </w:p>
-    <w:p>
-      <w:pPr/>
-      <w:r>
-        <w:rPr>
-          <w:lang w:val="zh_TW" w:bidi="zh_TW"/>
-        </w:rPr>
-      </w:r>
-      <w:r>
-        <w:rPr>
           <w:b/>
           <w:lang w:val="zh_TW" w:bidi="zh_TW"/>
         </w:rPr>
@@ -18033,20 +15938,6 @@
       </w:r>
       <w:r>
         <w:rPr>
-          <w:lang w:val="zh_TW" w:bidi="zh_TW"/>
-        </w:rPr>
-        <w:t>לֶ⁠אֱכֹ֥ל וְ⁠לִ⁠שְׁתּֽוֹת</w:t>
-      </w:r>
-    </w:p>
-    <w:p>
-      <w:pPr/>
-      <w:r>
-        <w:rPr>
-          <w:lang w:val="zh_TW" w:bidi="zh_TW"/>
-        </w:rPr>
-      </w:r>
-      <w:r>
-        <w:rPr>
           <w:b/>
           <w:lang w:val="zh_TW" w:bidi="zh_TW"/>
         </w:rPr>
@@ -18110,20 +16001,6 @@
       </w:r>
       <w:r>
         <w:rPr>
-          <w:lang w:val="zh_TW" w:bidi="zh_TW"/>
-        </w:rPr>
-        <w:t>וִ⁠יהִ֣י</w:t>
-      </w:r>
-    </w:p>
-    <w:p>
-      <w:pPr/>
-      <w:r>
-        <w:rPr>
-          <w:lang w:val="zh_TW" w:bidi="zh_TW"/>
-        </w:rPr>
-      </w:r>
-      <w:r>
-        <w:rPr>
           <w:b/>
           <w:lang w:val="zh_TW" w:bidi="zh_TW"/>
         </w:rPr>
@@ -18220,20 +16097,6 @@
       </w:r>
       <w:r>
         <w:rPr>
-          <w:lang w:val="zh_TW" w:bidi="zh_TW"/>
-        </w:rPr>
-        <w:t>וְ⁠גִלִּ֥ית מַרְגְּלֹתָ֖י⁠ו</w:t>
-      </w:r>
-    </w:p>
-    <w:p>
-      <w:pPr/>
-      <w:r>
-        <w:rPr>
-          <w:lang w:val="zh_TW" w:bidi="zh_TW"/>
-        </w:rPr>
-      </w:r>
-      <w:r>
-        <w:rPr>
           <w:b/>
           <w:lang w:val="zh_TW" w:bidi="zh_TW"/>
         </w:rPr>
@@ -18324,20 +16187,6 @@
       </w:r>
       <w:r>
         <w:rPr>
-          <w:lang w:val="zh_TW" w:bidi="zh_TW"/>
-        </w:rPr>
-        <w:t>מַרְגְּלֹתָ֖י⁠ו</w:t>
-      </w:r>
-    </w:p>
-    <w:p>
-      <w:pPr/>
-      <w:r>
-        <w:rPr>
-          <w:lang w:val="zh_TW" w:bidi="zh_TW"/>
-        </w:rPr>
-      </w:r>
-      <w:r>
-        <w:rPr>
           <w:b/>
           <w:lang w:val="zh_TW" w:bidi="zh_TW"/>
         </w:rPr>
@@ -18434,20 +16283,6 @@
       </w:r>
       <w:r>
         <w:rPr>
-          <w:lang w:val="zh_TW" w:bidi="zh_TW"/>
-        </w:rPr>
-        <w:t>וְ⁠הוּא֙ יַגִּ֣יד לָ֔⁠ךְ אֵ֖ת אֲשֶׁ֥ר תַּעַשִֽׂי⁠ן</w:t>
-      </w:r>
-    </w:p>
-    <w:p>
-      <w:pPr/>
-      <w:r>
-        <w:rPr>
-          <w:lang w:val="zh_TW" w:bidi="zh_TW"/>
-        </w:rPr>
-      </w:r>
-      <w:r>
-        <w:rPr>
           <w:b/>
           <w:lang w:val="zh_TW" w:bidi="zh_TW"/>
         </w:rPr>
@@ -18511,20 +16346,6 @@
       </w:r>
       <w:r>
         <w:rPr>
-          <w:lang w:val="zh_TW" w:bidi="zh_TW"/>
-        </w:rPr>
-        <w:t>וְ⁠הוּא֙ יַגִּ֣יד</w:t>
-      </w:r>
-    </w:p>
-    <w:p>
-      <w:pPr/>
-      <w:r>
-        <w:rPr>
-          <w:lang w:val="zh_TW" w:bidi="zh_TW"/>
-        </w:rPr>
-      </w:r>
-      <w:r>
-        <w:rPr>
           <w:b/>
           <w:lang w:val="zh_TW" w:bidi="zh_TW"/>
         </w:rPr>
@@ -18601,20 +16422,6 @@
       </w:r>
       <w:r>
         <w:rPr>
-          <w:lang w:val="zh_TW" w:bidi="zh_TW"/>
-        </w:rPr>
-        <w:t>וַ⁠תַּ֕עַשׂ כְּ⁠כֹ֥ל אֲשֶׁר־צִוַּ֖תָּ⁠ה חֲמוֹתָֽ⁠הּ</w:t>
-      </w:r>
-    </w:p>
-    <w:p>
-      <w:pPr/>
-      <w:r>
-        <w:rPr>
-          <w:lang w:val="zh_TW" w:bidi="zh_TW"/>
-        </w:rPr>
-      </w:r>
-      <w:r>
-        <w:rPr>
           <w:b/>
           <w:lang w:val="zh_TW" w:bidi="zh_TW"/>
         </w:rPr>
@@ -18634,7 +16441,7 @@
         </w:rPr>
         <w:t>這個陳述對路得在</w:t>
       </w:r>
-      <w:hyperlink r:id="rId18">
+      <w:hyperlink r:id="rId16">
         <w:r>
           <w:rPr>
             <w:lang w:val="zh_TW" w:bidi="zh_TW"/>
@@ -18652,7 +16459,7 @@
         </w:rPr>
         <w:t>中將要採取的行動作了一個總結。如果人們誤以為路得在</w:t>
       </w:r>
-      <w:hyperlink r:id="rId19">
+      <w:hyperlink r:id="rId17">
         <w:r>
           <w:rPr>
             <w:lang w:val="zh_TW" w:bidi="zh_TW"/>
@@ -18670,7 +16477,7 @@
         </w:rPr>
         <w:t>就已經採取了這些行動，然後在</w:t>
       </w:r>
-      <w:hyperlink r:id="rId18">
+      <w:hyperlink r:id="rId16">
         <w:r>
           <w:rPr>
             <w:lang w:val="zh_TW" w:bidi="zh_TW"/>
@@ -18701,7 +16508,7 @@
         </w:rPr>
         <w:t>。或者，如果這樣能讓事件的順序更清晰的話，你可以將這句話移到</w:t>
       </w:r>
-      <w:hyperlink r:id="rId18">
+      <w:hyperlink r:id="rId16">
         <w:r>
           <w:rPr>
             <w:lang w:val="zh_TW" w:bidi="zh_TW"/>
@@ -18783,20 +16590,6 @@
       </w:r>
       <w:r>
         <w:rPr>
-          <w:lang w:val="zh_TW" w:bidi="zh_TW"/>
-        </w:rPr>
-        <w:t>וַ⁠יִּיטַ֣ב לִבּ֔⁠וֹ</w:t>
-      </w:r>
-    </w:p>
-    <w:p>
-      <w:pPr/>
-      <w:r>
-        <w:rPr>
-          <w:lang w:val="zh_TW" w:bidi="zh_TW"/>
-        </w:rPr>
-      </w:r>
-      <w:r>
-        <w:rPr>
           <w:b/>
           <w:lang w:val="zh_TW" w:bidi="zh_TW"/>
         </w:rPr>
@@ -18975,7 +16768,7 @@
         </w:rPr>
         <w:t>看看你</w:t>
       </w:r>
-      <w:hyperlink r:id="rId20">
+      <w:hyperlink r:id="rId18">
         <w:r>
           <w:rPr>
             <w:lang w:val="zh_TW" w:bidi="zh_TW"/>
@@ -19070,20 +16863,6 @@
       </w:r>
       <w:r>
         <w:rPr>
-          <w:lang w:val="zh_TW" w:bidi="zh_TW"/>
-        </w:rPr>
-        <w:t>וַ⁠יְהִי֙ בַּ⁠חֲצִ֣י הַ⁠לַּ֔יְלָה</w:t>
-      </w:r>
-    </w:p>
-    <w:p>
-      <w:pPr/>
-      <w:r>
-        <w:rPr>
-          <w:lang w:val="zh_TW" w:bidi="zh_TW"/>
-        </w:rPr>
-      </w:r>
-      <w:r>
-        <w:rPr>
           <w:b/>
           <w:lang w:val="zh_TW" w:bidi="zh_TW"/>
         </w:rPr>
@@ -19167,20 +16946,6 @@
       </w:r>
       <w:r>
         <w:rPr>
-          <w:lang w:val="zh_TW" w:bidi="zh_TW"/>
-        </w:rPr>
-        <w:t>וַ⁠יֶּחֱרַ֥ד הָ⁠אִ֖ישׁ</w:t>
-      </w:r>
-    </w:p>
-    <w:p>
-      <w:pPr/>
-      <w:r>
-        <w:rPr>
-          <w:lang w:val="zh_TW" w:bidi="zh_TW"/>
-        </w:rPr>
-      </w:r>
-      <w:r>
-        <w:rPr>
           <w:b/>
           <w:lang w:val="zh_TW" w:bidi="zh_TW"/>
         </w:rPr>
@@ -19374,20 +17139,6 @@
       </w:r>
       <w:r>
         <w:rPr>
-          <w:lang w:val="zh_TW" w:bidi="zh_TW"/>
-        </w:rPr>
-        <w:t>אֲמָתֶ֔⁠ךָ &amp; אֲמָ֣תְ⁠ךָ֔</w:t>
-      </w:r>
-    </w:p>
-    <w:p>
-      <w:pPr/>
-      <w:r>
-        <w:rPr>
-          <w:lang w:val="zh_TW" w:bidi="zh_TW"/>
-        </w:rPr>
-      </w:r>
-      <w:r>
-        <w:rPr>
           <w:b/>
           <w:lang w:val="zh_TW" w:bidi="zh_TW"/>
         </w:rPr>
@@ -19497,20 +17248,6 @@
       </w:r>
       <w:r>
         <w:rPr>
-          <w:lang w:val="zh_TW" w:bidi="zh_TW"/>
-        </w:rPr>
-        <w:t>וּ⁠פָרַשְׂתָּ֤ כְנָפֶ֨⁠ךָ֙ עַל־אֲמָ֣תְ⁠ךָ֔</w:t>
-      </w:r>
-    </w:p>
-    <w:p>
-      <w:pPr/>
-      <w:r>
-        <w:rPr>
-          <w:lang w:val="zh_TW" w:bidi="zh_TW"/>
-        </w:rPr>
-      </w:r>
-      <w:r>
-        <w:rPr>
           <w:b/>
           <w:lang w:val="zh_TW" w:bidi="zh_TW"/>
         </w:rPr>
@@ -19613,7 +17350,7 @@
         </w:rPr>
         <w:t>查看你在</w:t>
       </w:r>
-      <w:hyperlink r:id="rId17">
+      <w:hyperlink r:id="rId15">
         <w:r>
           <w:rPr>
             <w:lang w:val="zh_TW" w:bidi="zh_TW"/>
@@ -19695,20 +17432,6 @@
       </w:r>
       <w:r>
         <w:rPr>
-          <w:lang w:val="zh_TW" w:bidi="zh_TW"/>
-        </w:rPr>
-        <w:t>בְּרוּכָ֨ה אַ֤תְּ לַֽ⁠יהוָה֙</w:t>
-      </w:r>
-    </w:p>
-    <w:p>
-      <w:pPr/>
-      <w:r>
-        <w:rPr>
-          <w:lang w:val="zh_TW" w:bidi="zh_TW"/>
-        </w:rPr>
-      </w:r>
-      <w:r>
-        <w:rPr>
           <w:b/>
           <w:lang w:val="zh_TW" w:bidi="zh_TW"/>
         </w:rPr>
@@ -19792,20 +17515,6 @@
       </w:r>
       <w:r>
         <w:rPr>
-          <w:lang w:val="zh_TW" w:bidi="zh_TW"/>
-        </w:rPr>
-        <w:t>בִּתִּ֔⁠י</w:t>
-      </w:r>
-    </w:p>
-    <w:p>
-      <w:pPr/>
-      <w:r>
-        <w:rPr>
-          <w:lang w:val="zh_TW" w:bidi="zh_TW"/>
-        </w:rPr>
-      </w:r>
-      <w:r>
-        <w:rPr>
           <w:b/>
           <w:lang w:val="zh_TW" w:bidi="zh_TW"/>
         </w:rPr>
@@ -19825,7 +17534,7 @@
         </w:rPr>
         <w:t>看看你在</w:t>
       </w:r>
-      <w:hyperlink r:id="rId21">
+      <w:hyperlink r:id="rId19">
         <w:r>
           <w:rPr>
             <w:lang w:val="zh_TW" w:bidi="zh_TW"/>
@@ -19920,20 +17629,6 @@
       </w:r>
       <w:r>
         <w:rPr>
-          <w:lang w:val="zh_TW" w:bidi="zh_TW"/>
-        </w:rPr>
-        <w:t>הֵיטַ֛בְתְּ חַסְדֵּ֥⁠ךְ הָ⁠אַחֲר֖וֹן מִן־הָ⁠רִאשׁ֑וֹן</w:t>
-      </w:r>
-    </w:p>
-    <w:p>
-      <w:pPr/>
-      <w:r>
-        <w:rPr>
-          <w:lang w:val="zh_TW" w:bidi="zh_TW"/>
-        </w:rPr>
-      </w:r>
-      <w:r>
-        <w:rPr>
           <w:b/>
           <w:lang w:val="zh_TW" w:bidi="zh_TW"/>
         </w:rPr>
@@ -20017,20 +17712,6 @@
       </w:r>
       <w:r>
         <w:rPr>
-          <w:lang w:val="zh_TW" w:bidi="zh_TW"/>
-        </w:rPr>
-        <w:t>הָ⁠רִאשׁ֑וֹן</w:t>
-      </w:r>
-    </w:p>
-    <w:p>
-      <w:pPr/>
-      <w:r>
-        <w:rPr>
-          <w:lang w:val="zh_TW" w:bidi="zh_TW"/>
-        </w:rPr>
-      </w:r>
-      <w:r>
-        <w:rPr>
           <w:b/>
           <w:lang w:val="zh_TW" w:bidi="zh_TW"/>
         </w:rPr>
@@ -20127,20 +17808,6 @@
       </w:r>
       <w:r>
         <w:rPr>
-          <w:lang w:val="zh_TW" w:bidi="zh_TW"/>
-        </w:rPr>
-        <w:t>לְ⁠בִלְתִּי־לֶ֗כֶת אַחֲרֵי֙</w:t>
-      </w:r>
-    </w:p>
-    <w:p>
-      <w:pPr/>
-      <w:r>
-        <w:rPr>
-          <w:lang w:val="zh_TW" w:bidi="zh_TW"/>
-        </w:rPr>
-      </w:r>
-      <w:r>
-        <w:rPr>
           <w:b/>
           <w:lang w:val="zh_TW" w:bidi="zh_TW"/>
         </w:rPr>
@@ -20237,20 +17904,6 @@
       </w:r>
       <w:r>
         <w:rPr>
-          <w:lang w:val="zh_TW" w:bidi="zh_TW"/>
-        </w:rPr>
-        <w:t>וְ⁠עַתָּ֗ה</w:t>
-      </w:r>
-    </w:p>
-    <w:p>
-      <w:pPr/>
-      <w:r>
-        <w:rPr>
-          <w:lang w:val="zh_TW" w:bidi="zh_TW"/>
-        </w:rPr>
-      </w:r>
-      <w:r>
-        <w:rPr>
           <w:b/>
           <w:lang w:val="zh_TW" w:bidi="zh_TW"/>
         </w:rPr>
@@ -20277,7 +17930,7 @@
         </w:rPr>
         <w:t>表示之前記敘在</w:t>
       </w:r>
-      <w:hyperlink r:id="rId22">
+      <w:hyperlink r:id="rId20">
         <w:r>
           <w:rPr>
             <w:lang w:val="zh_TW" w:bidi="zh_TW"/>
@@ -20359,20 +18012,6 @@
       </w:r>
       <w:r>
         <w:rPr>
-          <w:lang w:val="zh_TW" w:bidi="zh_TW"/>
-        </w:rPr>
-        <w:t>בִּתִּ⁠י֙</w:t>
-      </w:r>
-    </w:p>
-    <w:p>
-      <w:pPr/>
-      <w:r>
-        <w:rPr>
-          <w:lang w:val="zh_TW" w:bidi="zh_TW"/>
-        </w:rPr>
-      </w:r>
-      <w:r>
-        <w:rPr>
           <w:b/>
           <w:lang w:val="zh_TW" w:bidi="zh_TW"/>
         </w:rPr>
@@ -20392,7 +18031,7 @@
         </w:rPr>
         <w:t>看看你在</w:t>
       </w:r>
-      <w:hyperlink r:id="rId21">
+      <w:hyperlink r:id="rId19">
         <w:r>
           <w:rPr>
             <w:lang w:val="zh_TW" w:bidi="zh_TW"/>
@@ -20410,7 +18049,7 @@
         </w:rPr>
         <w:t>和</w:t>
       </w:r>
-      <w:hyperlink r:id="rId22">
+      <w:hyperlink r:id="rId20">
         <w:r>
           <w:rPr>
             <w:lang w:val="zh_TW" w:bidi="zh_TW"/>
@@ -20492,20 +18131,6 @@
       </w:r>
       <w:r>
         <w:rPr>
-          <w:lang w:val="zh_TW" w:bidi="zh_TW"/>
-        </w:rPr>
-        <w:t>כָּל־שַׁ֣עַר עַמִּ֔⁠י</w:t>
-      </w:r>
-    </w:p>
-    <w:p>
-      <w:pPr/>
-      <w:r>
-        <w:rPr>
-          <w:lang w:val="zh_TW" w:bidi="zh_TW"/>
-        </w:rPr>
-      </w:r>
-      <w:r>
-        <w:rPr>
           <w:b/>
           <w:lang w:val="zh_TW" w:bidi="zh_TW"/>
         </w:rPr>
@@ -20685,20 +18310,6 @@
       </w:r>
       <w:r>
         <w:rPr>
-          <w:lang w:val="zh_TW" w:bidi="zh_TW"/>
-        </w:rPr>
-        <w:t>וְ⁠עַתָּה֙</w:t>
-      </w:r>
-    </w:p>
-    <w:p>
-      <w:pPr/>
-      <w:r>
-        <w:rPr>
-          <w:lang w:val="zh_TW" w:bidi="zh_TW"/>
-        </w:rPr>
-      </w:r>
-      <w:r>
-        <w:rPr>
           <w:b/>
           <w:lang w:val="zh_TW" w:bidi="zh_TW"/>
         </w:rPr>
@@ -20731,7 +18342,7 @@
         </w:rPr>
         <w:t>表示接下來要說的是另一件重要的事，路得也應該留意聽，就像波阿斯在</w:t>
       </w:r>
-      <w:hyperlink r:id="rId23">
+      <w:hyperlink r:id="rId21">
         <w:r>
           <w:rPr>
             <w:lang w:val="zh_TW" w:bidi="zh_TW"/>
@@ -20813,20 +18424,6 @@
       </w:r>
       <w:r>
         <w:rPr>
-          <w:lang w:val="zh_TW" w:bidi="zh_TW"/>
-        </w:rPr>
-        <w:t>וְ⁠גַ֛ם</w:t>
-      </w:r>
-    </w:p>
-    <w:p>
-      <w:pPr/>
-      <w:r>
-        <w:rPr>
-          <w:lang w:val="zh_TW" w:bidi="zh_TW"/>
-        </w:rPr>
-      </w:r>
-      <w:r>
-        <w:rPr>
           <w:b/>
           <w:lang w:val="zh_TW" w:bidi="zh_TW"/>
         </w:rPr>
@@ -20872,7 +18469,7 @@
         </w:rPr>
         <w:t>暗示了一種對比，</w:t>
       </w:r>
-      <w:hyperlink r:id="rId23">
+      <w:hyperlink r:id="rId21">
         <w:r>
           <w:rPr>
             <w:lang w:val="zh_TW" w:bidi="zh_TW"/>
@@ -20890,7 +18487,7 @@
         </w:rPr>
         <w:t>中波阿斯願意娶路得與</w:t>
       </w:r>
-      <w:hyperlink r:id="rId24">
+      <w:hyperlink r:id="rId22">
         <w:r>
           <w:rPr>
             <w:lang w:val="zh_TW" w:bidi="zh_TW"/>
@@ -20972,20 +18569,6 @@
       </w:r>
       <w:r>
         <w:rPr>
-          <w:lang w:val="zh_TW" w:bidi="zh_TW"/>
-        </w:rPr>
-        <w:t>גֹאֵ֖ל &amp; גֹּאֵ֖ל</w:t>
-      </w:r>
-    </w:p>
-    <w:p>
-      <w:pPr/>
-      <w:r>
-        <w:rPr>
-          <w:lang w:val="zh_TW" w:bidi="zh_TW"/>
-        </w:rPr>
-      </w:r>
-      <w:r>
-        <w:rPr>
           <w:b/>
           <w:lang w:val="zh_TW" w:bidi="zh_TW"/>
         </w:rPr>
@@ -21018,7 +18601,7 @@
         </w:rPr>
         <w:t>查看你在</w:t>
       </w:r>
-      <w:hyperlink r:id="rId17">
+      <w:hyperlink r:id="rId15">
         <w:r>
           <w:rPr>
             <w:lang w:val="zh_TW" w:bidi="zh_TW"/>
@@ -21113,20 +18696,6 @@
       </w:r>
       <w:r>
         <w:rPr>
-          <w:lang w:val="zh_TW" w:bidi="zh_TW"/>
-        </w:rPr>
-        <w:t>אִם־יִגְאָלֵ֥⁠ךְ</w:t>
-      </w:r>
-    </w:p>
-    <w:p>
-      <w:pPr/>
-      <w:r>
-        <w:rPr>
-          <w:lang w:val="zh_TW" w:bidi="zh_TW"/>
-        </w:rPr>
-      </w:r>
-      <w:r>
-        <w:rPr>
           <w:b/>
           <w:lang w:val="zh_TW" w:bidi="zh_TW"/>
         </w:rPr>
@@ -21217,20 +18786,6 @@
       </w:r>
       <w:r>
         <w:rPr>
-          <w:lang w:val="zh_TW" w:bidi="zh_TW"/>
-        </w:rPr>
-        <w:t>וּ⁠גְאַלְתִּ֥י⁠ךְ אָנֹ֖כִי</w:t>
-      </w:r>
-    </w:p>
-    <w:p>
-      <w:pPr/>
-      <w:r>
-        <w:rPr>
-          <w:lang w:val="zh_TW" w:bidi="zh_TW"/>
-        </w:rPr>
-      </w:r>
-      <w:r>
-        <w:rPr>
           <w:b/>
           <w:lang w:val="zh_TW" w:bidi="zh_TW"/>
         </w:rPr>
@@ -21403,20 +18958,6 @@
       </w:r>
       <w:r>
         <w:rPr>
-          <w:lang w:val="zh_TW" w:bidi="zh_TW"/>
-        </w:rPr>
-        <w:t>וַ⁠תִּשְׁכַּ֤ב מַרְגְּלוֹתָיו֙</w:t>
-      </w:r>
-    </w:p>
-    <w:p>
-      <w:pPr/>
-      <w:r>
-        <w:rPr>
-          <w:lang w:val="zh_TW" w:bidi="zh_TW"/>
-        </w:rPr>
-      </w:r>
-      <w:r>
-        <w:rPr>
           <w:b/>
           <w:lang w:val="zh_TW" w:bidi="zh_TW"/>
         </w:rPr>
@@ -21507,20 +19048,6 @@
       </w:r>
       <w:r>
         <w:rPr>
-          <w:lang w:val="zh_TW" w:bidi="zh_TW"/>
-        </w:rPr>
-        <w:t>בְּטֶ֛רֶם יַכִּ֥יר אִ֖ישׁ אֶת־רֵעֵ֑⁠הוּ</w:t>
-      </w:r>
-    </w:p>
-    <w:p>
-      <w:pPr/>
-      <w:r>
-        <w:rPr>
-          <w:lang w:val="zh_TW" w:bidi="zh_TW"/>
-        </w:rPr>
-      </w:r>
-      <w:r>
-        <w:rPr>
           <w:b/>
           <w:lang w:val="zh_TW" w:bidi="zh_TW"/>
         </w:rPr>
@@ -21617,20 +19144,6 @@
       </w:r>
       <w:r>
         <w:rPr>
-          <w:lang w:val="zh_TW" w:bidi="zh_TW"/>
-        </w:rPr>
-        <w:t>וַ⁠יֹּ֨אמֶר֙</w:t>
-      </w:r>
-    </w:p>
-    <w:p>
-      <w:pPr/>
-      <w:r>
-        <w:rPr>
-          <w:lang w:val="zh_TW" w:bidi="zh_TW"/>
-        </w:rPr>
-      </w:r>
-      <w:r>
-        <w:rPr>
           <w:b/>
           <w:lang w:val="zh_TW" w:bidi="zh_TW"/>
         </w:rPr>
@@ -21714,20 +19227,6 @@
       </w:r>
       <w:r>
         <w:rPr>
-          <w:lang w:val="zh_TW" w:bidi="zh_TW"/>
-        </w:rPr>
-        <w:t>אַל־יִוָּדַ֔ע</w:t>
-      </w:r>
-    </w:p>
-    <w:p>
-      <w:pPr/>
-      <w:r>
-        <w:rPr>
-          <w:lang w:val="zh_TW" w:bidi="zh_TW"/>
-        </w:rPr>
-      </w:r>
-      <w:r>
-        <w:rPr>
           <w:b/>
           <w:lang w:val="zh_TW" w:bidi="zh_TW"/>
         </w:rPr>
@@ -21825,20 +19324,6 @@
       </w:r>
       <w:r>
         <w:rPr>
-          <w:lang w:val="zh_TW" w:bidi="zh_TW"/>
-        </w:rPr>
-        <w:t>הַ⁠מִּטְפַּ֧חַת</w:t>
-      </w:r>
-    </w:p>
-    <w:p>
-      <w:pPr/>
-      <w:r>
-        <w:rPr>
-          <w:lang w:val="zh_TW" w:bidi="zh_TW"/>
-        </w:rPr>
-      </w:r>
-      <w:r>
-        <w:rPr>
           <w:b/>
           <w:lang w:val="zh_TW" w:bidi="zh_TW"/>
         </w:rPr>
@@ -21929,20 +19414,6 @@
       </w:r>
       <w:r>
         <w:rPr>
-          <w:lang w:val="zh_TW" w:bidi="zh_TW"/>
-        </w:rPr>
-        <w:t>שֵׁשׁ־שְׂעֹרִים֙</w:t>
-      </w:r>
-    </w:p>
-    <w:p>
-      <w:pPr/>
-      <w:r>
-        <w:rPr>
-          <w:lang w:val="zh_TW" w:bidi="zh_TW"/>
-        </w:rPr>
-      </w:r>
-      <w:r>
-        <w:rPr>
           <w:b/>
           <w:lang w:val="zh_TW" w:bidi="zh_TW"/>
         </w:rPr>
@@ -22026,20 +19497,6 @@
       </w:r>
       <w:r>
         <w:rPr>
-          <w:lang w:val="zh_TW" w:bidi="zh_TW"/>
-        </w:rPr>
-        <w:t>וַ⁠יָּ֣שֶׁת עָלֶ֔י⁠הָ</w:t>
-      </w:r>
-    </w:p>
-    <w:p>
-      <w:pPr/>
-      <w:r>
-        <w:rPr>
-          <w:lang w:val="zh_TW" w:bidi="zh_TW"/>
-        </w:rPr>
-      </w:r>
-      <w:r>
-        <w:rPr>
           <w:b/>
           <w:lang w:val="zh_TW" w:bidi="zh_TW"/>
         </w:rPr>
@@ -22135,20 +19592,6 @@
       </w:r>
       <w:r>
         <w:rPr>
-          <w:lang w:val="zh_TW" w:bidi="zh_TW"/>
-        </w:rPr>
-        <w:t>וַ⁠יָּבֹ֖א הָ⁠עִֽיר</w:t>
-      </w:r>
-    </w:p>
-    <w:p>
-      <w:pPr/>
-      <w:r>
-        <w:rPr>
-          <w:lang w:val="zh_TW" w:bidi="zh_TW"/>
-        </w:rPr>
-      </w:r>
-      <w:r>
-        <w:rPr>
           <w:b/>
           <w:lang w:val="zh_TW" w:bidi="zh_TW"/>
         </w:rPr>
@@ -22251,20 +19694,6 @@
       </w:r>
       <w:r>
         <w:rPr>
-          <w:lang w:val="zh_TW" w:bidi="zh_TW"/>
-        </w:rPr>
-        <w:t>מִי־אַ֣תְּ</w:t>
-      </w:r>
-    </w:p>
-    <w:p>
-      <w:pPr/>
-      <w:r>
-        <w:rPr>
-          <w:lang w:val="zh_TW" w:bidi="zh_TW"/>
-        </w:rPr>
-      </w:r>
-      <w:r>
-        <w:rPr>
           <w:b/>
           <w:lang w:val="zh_TW" w:bidi="zh_TW"/>
         </w:rPr>
@@ -22361,20 +19790,6 @@
       </w:r>
       <w:r>
         <w:rPr>
-          <w:lang w:val="zh_TW" w:bidi="zh_TW"/>
-        </w:rPr>
-        <w:t>בִּתִּ֑⁠י</w:t>
-      </w:r>
-    </w:p>
-    <w:p>
-      <w:pPr/>
-      <w:r>
-        <w:rPr>
-          <w:lang w:val="zh_TW" w:bidi="zh_TW"/>
-        </w:rPr>
-      </w:r>
-      <w:r>
-        <w:rPr>
           <w:b/>
           <w:lang w:val="zh_TW" w:bidi="zh_TW"/>
         </w:rPr>
@@ -22471,20 +19886,6 @@
       </w:r>
       <w:r>
         <w:rPr>
-          <w:lang w:val="zh_TW" w:bidi="zh_TW"/>
-        </w:rPr>
-        <w:t>אֵ֛ת כָּל־אֲשֶׁ֥ר עָֽשָׂה־לָ֖⁠הּ הָ⁠אִֽישׁ</w:t>
-      </w:r>
-    </w:p>
-    <w:p>
-      <w:pPr/>
-      <w:r>
-        <w:rPr>
-          <w:lang w:val="zh_TW" w:bidi="zh_TW"/>
-        </w:rPr>
-      </w:r>
-      <w:r>
-        <w:rPr>
           <w:b/>
           <w:lang w:val="zh_TW" w:bidi="zh_TW"/>
         </w:rPr>
@@ -22594,7 +19995,7 @@
         </w:rPr>
         <w:t>看看你在</w:t>
       </w:r>
-      <w:hyperlink r:id="rId25">
+      <w:hyperlink r:id="rId23">
         <w:r>
           <w:rPr>
             <w:lang w:val="zh_TW" w:bidi="zh_TW"/>
@@ -22676,20 +20077,6 @@
       </w:r>
       <w:r>
         <w:rPr>
-          <w:lang w:val="zh_TW" w:bidi="zh_TW"/>
-        </w:rPr>
-        <w:t>כִּ֚י אָמַ֣ר אַל־תָּב֥וֹאִי רֵיקָ֖ם אֶל־חֲמוֹתֵֽ⁠ךְ</w:t>
-      </w:r>
-    </w:p>
-    <w:p>
-      <w:pPr/>
-      <w:r>
-        <w:rPr>
-          <w:lang w:val="zh_TW" w:bidi="zh_TW"/>
-        </w:rPr>
-      </w:r>
-      <w:r>
-        <w:rPr>
           <w:b/>
           <w:lang w:val="zh_TW" w:bidi="zh_TW"/>
         </w:rPr>
@@ -22875,20 +20262,6 @@
       </w:r>
       <w:r>
         <w:rPr>
-          <w:lang w:val="zh_TW" w:bidi="zh_TW"/>
-        </w:rPr>
-        <w:t>שְׁבִ֣י</w:t>
-      </w:r>
-    </w:p>
-    <w:p>
-      <w:pPr/>
-      <w:r>
-        <w:rPr>
-          <w:lang w:val="zh_TW" w:bidi="zh_TW"/>
-        </w:rPr>
-      </w:r>
-      <w:r>
-        <w:rPr>
           <w:b/>
           <w:lang w:val="zh_TW" w:bidi="zh_TW"/>
         </w:rPr>
@@ -23068,20 +20441,6 @@
       </w:r>
       <w:r>
         <w:rPr>
-          <w:lang w:val="zh_TW" w:bidi="zh_TW"/>
-        </w:rPr>
-        <w:t>אֵ֖יךְ יִפֹּ֣ל דָּבָ֑ר</w:t>
-      </w:r>
-    </w:p>
-    <w:p>
-      <w:pPr/>
-      <w:r>
-        <w:rPr>
-          <w:lang w:val="zh_TW" w:bidi="zh_TW"/>
-        </w:rPr>
-      </w:r>
-      <w:r>
-        <w:rPr>
           <w:b/>
           <w:lang w:val="zh_TW" w:bidi="zh_TW"/>
         </w:rPr>
@@ -23178,20 +20537,6 @@
       </w:r>
       <w:r>
         <w:rPr>
-          <w:lang w:val="zh_TW" w:bidi="zh_TW"/>
-        </w:rPr>
-        <w:t>לֹ֤א יִשְׁקֹט֙ הָ⁠אִ֔ישׁ כִּֽי־אִם</w:t>
-      </w:r>
-    </w:p>
-    <w:p>
-      <w:pPr/>
-      <w:r>
-        <w:rPr>
-          <w:lang w:val="zh_TW" w:bidi="zh_TW"/>
-        </w:rPr>
-      </w:r>
-      <w:r>
-        <w:rPr>
           <w:b/>
           <w:lang w:val="zh_TW" w:bidi="zh_TW"/>
         </w:rPr>
@@ -23542,20 +20887,6 @@
       </w:r>
       <w:r>
         <w:rPr>
-          <w:lang w:val="zh_TW" w:bidi="zh_TW"/>
-        </w:rPr>
-        <w:t>וּ⁠בֹ֨עַז עָלָ֣ה הַ⁠שַּׁעַר֮</w:t>
-      </w:r>
-    </w:p>
-    <w:p>
-      <w:pPr/>
-      <w:r>
-        <w:rPr>
-          <w:lang w:val="zh_TW" w:bidi="zh_TW"/>
-        </w:rPr>
-      </w:r>
-      <w:r>
-        <w:rPr>
           <w:b/>
           <w:lang w:val="zh_TW" w:bidi="zh_TW"/>
         </w:rPr>
@@ -23639,20 +20970,6 @@
       </w:r>
       <w:r>
         <w:rPr>
-          <w:lang w:val="zh_TW" w:bidi="zh_TW"/>
-        </w:rPr>
-        <w:t>הַ⁠שַּׁעַר֮</w:t>
-      </w:r>
-    </w:p>
-    <w:p>
-      <w:pPr/>
-      <w:r>
-        <w:rPr>
-          <w:lang w:val="zh_TW" w:bidi="zh_TW"/>
-        </w:rPr>
-      </w:r>
-      <w:r>
-        <w:rPr>
           <w:b/>
           <w:lang w:val="zh_TW" w:bidi="zh_TW"/>
         </w:rPr>
@@ -23859,20 +21176,6 @@
       </w:r>
       <w:r>
         <w:rPr>
-          <w:lang w:val="zh_TW" w:bidi="zh_TW"/>
-        </w:rPr>
-        <w:t>הַ⁠גֹּאֵ֤ל</w:t>
-      </w:r>
-    </w:p>
-    <w:p>
-      <w:pPr/>
-      <w:r>
-        <w:rPr>
-          <w:lang w:val="zh_TW" w:bidi="zh_TW"/>
-        </w:rPr>
-      </w:r>
-      <w:r>
-        <w:rPr>
           <w:b/>
           <w:lang w:val="zh_TW" w:bidi="zh_TW"/>
         </w:rPr>
@@ -23899,7 +21202,7 @@
         </w:rPr>
         <w:t>特指以利米勒最親近的男性親屬。如果在你的語言中有專門用於這種親緣關係的詞語，用在這裡會很合適。查看你在</w:t>
       </w:r>
-      <w:hyperlink r:id="rId17">
+      <w:hyperlink r:id="rId15">
         <w:r>
           <w:rPr>
             <w:lang w:val="zh_TW" w:bidi="zh_TW"/>
@@ -23994,20 +21297,6 @@
       </w:r>
       <w:r>
         <w:rPr>
-          <w:lang w:val="zh_TW" w:bidi="zh_TW"/>
-        </w:rPr>
-        <w:t>וַ⁠יֹּ֛אמֶר ס֥וּרָ⁠ה שְׁבָ⁠ה־פֹּ֖ה פְּלֹנִ֣י אַלְמֹנִ֑י</w:t>
-      </w:r>
-    </w:p>
-    <w:p>
-      <w:pPr/>
-      <w:r>
-        <w:rPr>
-          <w:lang w:val="zh_TW" w:bidi="zh_TW"/>
-        </w:rPr>
-      </w:r>
-      <w:r>
-        <w:rPr>
           <w:b/>
           <w:lang w:val="zh_TW" w:bidi="zh_TW"/>
         </w:rPr>
@@ -24104,20 +21393,6 @@
       </w:r>
       <w:r>
         <w:rPr>
-          <w:lang w:val="zh_TW" w:bidi="zh_TW"/>
-        </w:rPr>
-        <w:t>פְּלֹנִ֣י אַלְמֹנִ֑י</w:t>
-      </w:r>
-    </w:p>
-    <w:p>
-      <w:pPr/>
-      <w:r>
-        <w:rPr>
-          <w:lang w:val="zh_TW" w:bidi="zh_TW"/>
-        </w:rPr>
-      </w:r>
-      <w:r>
-        <w:rPr>
           <w:b/>
           <w:lang w:val="zh_TW" w:bidi="zh_TW"/>
         </w:rPr>
@@ -24277,20 +21552,6 @@
       </w:r>
       <w:r>
         <w:rPr>
-          <w:lang w:val="zh_TW" w:bidi="zh_TW"/>
-        </w:rPr>
-        <w:t>לְ⁠אָחִ֖י⁠נוּ</w:t>
-      </w:r>
-    </w:p>
-    <w:p>
-      <w:pPr/>
-      <w:r>
-        <w:rPr>
-          <w:lang w:val="zh_TW" w:bidi="zh_TW"/>
-        </w:rPr>
-      </w:r>
-      <w:r>
-        <w:rPr>
           <w:b/>
           <w:lang w:val="zh_TW" w:bidi="zh_TW"/>
         </w:rPr>
@@ -24387,20 +21648,6 @@
       </w:r>
       <w:r>
         <w:rPr>
-          <w:lang w:val="zh_TW" w:bidi="zh_TW"/>
-        </w:rPr>
-        <w:t>אָמַ֜רְתִּי</w:t>
-      </w:r>
-    </w:p>
-    <w:p>
-      <w:pPr/>
-      <w:r>
-        <w:rPr>
-          <w:lang w:val="zh_TW" w:bidi="zh_TW"/>
-        </w:rPr>
-      </w:r>
-      <w:r>
-        <w:rPr>
           <w:b/>
           <w:lang w:val="zh_TW" w:bidi="zh_TW"/>
         </w:rPr>
@@ -24497,20 +21744,6 @@
       </w:r>
       <w:r>
         <w:rPr>
-          <w:lang w:val="zh_TW" w:bidi="zh_TW"/>
-        </w:rPr>
-        <w:t>אֶגְלֶ֧ה אָזְנְ⁠ךָ֣</w:t>
-      </w:r>
-    </w:p>
-    <w:p>
-      <w:pPr/>
-      <w:r>
-        <w:rPr>
-          <w:lang w:val="zh_TW" w:bidi="zh_TW"/>
-        </w:rPr>
-      </w:r>
-      <w:r>
-        <w:rPr>
           <w:b/>
           <w:lang w:val="zh_TW" w:bidi="zh_TW"/>
         </w:rPr>
@@ -24601,20 +21834,6 @@
       </w:r>
       <w:r>
         <w:rPr>
-          <w:lang w:val="zh_TW" w:bidi="zh_TW"/>
-        </w:rPr>
-        <w:t>נֶ֥גֶד הַֽ⁠יֹּשְׁבִים֮</w:t>
-      </w:r>
-    </w:p>
-    <w:p>
-      <w:pPr/>
-      <w:r>
-        <w:rPr>
-          <w:lang w:val="zh_TW" w:bidi="zh_TW"/>
-        </w:rPr>
-      </w:r>
-      <w:r>
-        <w:rPr>
           <w:b/>
           <w:lang w:val="zh_TW" w:bidi="zh_TW"/>
         </w:rPr>
@@ -24781,20 +22000,6 @@
       </w:r>
       <w:r>
         <w:rPr>
-          <w:lang w:val="zh_TW" w:bidi="zh_TW"/>
-        </w:rPr>
-        <w:t>אֵ֤ין זוּלָֽתְ⁠ךָ֙ לִ⁠גְא֔וֹל וְ⁠אָנֹכִ֖י אַחֲרֶ֑י⁠ךָ</w:t>
-      </w:r>
-    </w:p>
-    <w:p>
-      <w:pPr/>
-      <w:r>
-        <w:rPr>
-          <w:lang w:val="zh_TW" w:bidi="zh_TW"/>
-        </w:rPr>
-      </w:r>
-      <w:r>
-        <w:rPr>
           <w:b/>
           <w:lang w:val="zh_TW" w:bidi="zh_TW"/>
         </w:rPr>
@@ -24878,20 +22083,6 @@
       </w:r>
       <w:r>
         <w:rPr>
-          <w:lang w:val="zh_TW" w:bidi="zh_TW"/>
-        </w:rPr>
-        <w:t>אָנֹכִ֥י אֶגְאָֽל</w:t>
-      </w:r>
-    </w:p>
-    <w:p>
-      <w:pPr/>
-      <w:r>
-        <w:rPr>
-          <w:lang w:val="zh_TW" w:bidi="zh_TW"/>
-        </w:rPr>
-      </w:r>
-      <w:r>
-        <w:rPr>
           <w:b/>
           <w:lang w:val="zh_TW" w:bidi="zh_TW"/>
         </w:rPr>
@@ -24968,20 +22159,6 @@
       </w:r>
       <w:r>
         <w:rPr>
-          <w:lang w:val="zh_TW" w:bidi="zh_TW"/>
-        </w:rPr>
-        <w:t>בְּ⁠יוֹם</w:t>
-      </w:r>
-    </w:p>
-    <w:p>
-      <w:pPr/>
-      <w:r>
-        <w:rPr>
-          <w:lang w:val="zh_TW" w:bidi="zh_TW"/>
-        </w:rPr>
-      </w:r>
-      <w:r>
-        <w:rPr>
           <w:b/>
           <w:lang w:val="zh_TW" w:bidi="zh_TW"/>
         </w:rPr>
@@ -25078,20 +22255,6 @@
       </w:r>
       <w:r>
         <w:rPr>
-          <w:lang w:val="zh_TW" w:bidi="zh_TW"/>
-        </w:rPr>
-        <w:t>מִ⁠יַּ֣ד נָעֳמִ֑י</w:t>
-      </w:r>
-    </w:p>
-    <w:p>
-      <w:pPr/>
-      <w:r>
-        <w:rPr>
-          <w:lang w:val="zh_TW" w:bidi="zh_TW"/>
-        </w:rPr>
-      </w:r>
-      <w:r>
-        <w:rPr>
           <w:b/>
           <w:lang w:val="zh_TW" w:bidi="zh_TW"/>
         </w:rPr>
@@ -25188,20 +22351,6 @@
       </w:r>
       <w:r>
         <w:rPr>
-          <w:lang w:val="zh_TW" w:bidi="zh_TW"/>
-        </w:rPr>
-        <w:t>וּ֠⁠מֵ⁠אֵת ר֣וּת &amp; קָנִ֔יתָה</w:t>
-      </w:r>
-    </w:p>
-    <w:p>
-      <w:pPr/>
-      <w:r>
-        <w:rPr>
-          <w:lang w:val="zh_TW" w:bidi="zh_TW"/>
-        </w:rPr>
-      </w:r>
-      <w:r>
-        <w:rPr>
           <w:b/>
           <w:lang w:val="zh_TW" w:bidi="zh_TW"/>
         </w:rPr>
@@ -25361,20 +22510,6 @@
       </w:r>
       <w:r>
         <w:rPr>
-          <w:lang w:val="zh_TW" w:bidi="zh_TW"/>
-        </w:rPr>
-        <w:t>לְ⁠הָקִ֥ים שֵׁם־הַ⁠מֵּ֖ת עַל־נַחֲלָתֽ⁠וֹ</w:t>
-      </w:r>
-    </w:p>
-    <w:p>
-      <w:pPr/>
-      <w:r>
-        <w:rPr>
-          <w:lang w:val="zh_TW" w:bidi="zh_TW"/>
-        </w:rPr>
-      </w:r>
-      <w:r>
-        <w:rPr>
           <w:b/>
           <w:lang w:val="zh_TW" w:bidi="zh_TW"/>
         </w:rPr>
@@ -25471,20 +22606,6 @@
       </w:r>
       <w:r>
         <w:rPr>
-          <w:lang w:val="zh_TW" w:bidi="zh_TW"/>
-        </w:rPr>
-        <w:t>הַ⁠מֵּת֙ &amp; הַ⁠מֵּ֖ת</w:t>
-      </w:r>
-    </w:p>
-    <w:p>
-      <w:pPr/>
-      <w:r>
-        <w:rPr>
-          <w:lang w:val="zh_TW" w:bidi="zh_TW"/>
-        </w:rPr>
-      </w:r>
-      <w:r>
-        <w:rPr>
           <w:b/>
           <w:lang w:val="zh_TW" w:bidi="zh_TW"/>
         </w:rPr>
@@ -25594,20 +22715,6 @@
       </w:r>
       <w:r>
         <w:rPr>
-          <w:lang w:val="zh_TW" w:bidi="zh_TW"/>
-        </w:rPr>
-        <w:t>אַשְׁחִ֖ית אֶת־נַחֲלָתִ֑⁠י</w:t>
-      </w:r>
-    </w:p>
-    <w:p>
-      <w:pPr/>
-      <w:r>
-        <w:rPr>
-          <w:lang w:val="zh_TW" w:bidi="zh_TW"/>
-        </w:rPr>
-      </w:r>
-      <w:r>
-        <w:rPr>
           <w:b/>
           <w:lang w:val="zh_TW" w:bidi="zh_TW"/>
         </w:rPr>
@@ -25698,20 +22805,6 @@
       </w:r>
       <w:r>
         <w:rPr>
-          <w:lang w:val="zh_TW" w:bidi="zh_TW"/>
-        </w:rPr>
-        <w:t>גְּאַל־לְ⁠ךָ֤ אַתָּה֙ אֶת־גְּאֻלָּתִ֔⁠י</w:t>
-      </w:r>
-    </w:p>
-    <w:p>
-      <w:pPr/>
-      <w:r>
-        <w:rPr>
-          <w:lang w:val="zh_TW" w:bidi="zh_TW"/>
-        </w:rPr>
-      </w:r>
-      <w:r>
-        <w:rPr>
           <w:b/>
           <w:lang w:val="zh_TW" w:bidi="zh_TW"/>
         </w:rPr>
@@ -25821,20 +22914,6 @@
       </w:r>
       <w:r>
         <w:rPr>
-          <w:lang w:val="zh_TW" w:bidi="zh_TW"/>
-        </w:rPr>
-        <w:t>וְ⁠זֹאת֩</w:t>
-      </w:r>
-    </w:p>
-    <w:p>
-      <w:pPr/>
-      <w:r>
-        <w:rPr>
-          <w:lang w:val="zh_TW" w:bidi="zh_TW"/>
-        </w:rPr>
-      </w:r>
-      <w:r>
-        <w:rPr>
           <w:b/>
           <w:lang w:val="zh_TW" w:bidi="zh_TW"/>
         </w:rPr>
@@ -25939,20 +23018,6 @@
       </w:r>
       <w:r>
         <w:rPr>
-          <w:lang w:val="zh_TW" w:bidi="zh_TW"/>
-        </w:rPr>
-        <w:t>וְ⁠זֹאת֩</w:t>
-      </w:r>
-    </w:p>
-    <w:p>
-      <w:pPr/>
-      <w:r>
-        <w:rPr>
-          <w:lang w:val="zh_TW" w:bidi="zh_TW"/>
-        </w:rPr>
-      </w:r>
-      <w:r>
-        <w:rPr>
           <w:b/>
           <w:lang w:val="zh_TW" w:bidi="zh_TW"/>
         </w:rPr>
@@ -26042,20 +23107,6 @@
       </w:r>
       <w:r>
         <w:rPr>
-          <w:lang w:val="zh_TW" w:bidi="zh_TW"/>
-        </w:rPr>
-        <w:t>לְ⁠פָנִ֨ים</w:t>
-      </w:r>
-    </w:p>
-    <w:p>
-      <w:pPr/>
-      <w:r>
-        <w:rPr>
-          <w:lang w:val="zh_TW" w:bidi="zh_TW"/>
-        </w:rPr>
-      </w:r>
-      <w:r>
-        <w:rPr>
           <w:b/>
           <w:lang w:val="zh_TW" w:bidi="zh_TW"/>
         </w:rPr>
@@ -26146,20 +23197,6 @@
       </w:r>
       <w:r>
         <w:rPr>
-          <w:lang w:val="zh_TW" w:bidi="zh_TW"/>
-        </w:rPr>
-        <w:t>לְ⁠רֵעֵ֑⁠הוּ</w:t>
-      </w:r>
-    </w:p>
-    <w:p>
-      <w:pPr/>
-      <w:r>
-        <w:rPr>
-          <w:lang w:val="zh_TW" w:bidi="zh_TW"/>
-        </w:rPr>
-      </w:r>
-      <w:r>
-        <w:rPr>
           <w:b/>
           <w:lang w:val="zh_TW" w:bidi="zh_TW"/>
         </w:rPr>
@@ -26270,20 +23307,6 @@
       </w:r>
       <w:r>
         <w:rPr>
-          <w:lang w:val="zh_TW" w:bidi="zh_TW"/>
-        </w:rPr>
-        <w:t>וַ⁠יֹּ֧אמֶר הַ⁠גֹּאֵ֛ל לְ⁠בֹ֖עַז קְנֵה־לָ֑⁠ךְ וַ⁠יִּשְׁלֹ֖ף נַעֲלֽ⁠וֹ</w:t>
-      </w:r>
-    </w:p>
-    <w:p>
-      <w:pPr/>
-      <w:r>
-        <w:rPr>
-          <w:lang w:val="zh_TW" w:bidi="zh_TW"/>
-        </w:rPr>
-      </w:r>
-      <w:r>
-        <w:rPr>
           <w:b/>
           <w:lang w:val="zh_TW" w:bidi="zh_TW"/>
         </w:rPr>
@@ -26367,20 +23390,6 @@
       </w:r>
       <w:r>
         <w:rPr>
-          <w:lang w:val="zh_TW" w:bidi="zh_TW"/>
-        </w:rPr>
-        <w:t>וַ⁠יֹּ֧אמֶר הַ⁠גֹּאֵ֛ל לְ⁠בֹ֖עַז קְנֵה־לָ֑⁠ךְ וַ⁠יִּשְׁלֹ֖ף נַעֲלֽ⁠וֹ</w:t>
-      </w:r>
-    </w:p>
-    <w:p>
-      <w:pPr/>
-      <w:r>
-        <w:rPr>
-          <w:lang w:val="zh_TW" w:bidi="zh_TW"/>
-        </w:rPr>
-      </w:r>
-      <w:r>
-        <w:rPr>
           <w:b/>
           <w:lang w:val="zh_TW" w:bidi="zh_TW"/>
         </w:rPr>
@@ -26477,20 +23486,6 @@
       </w:r>
       <w:r>
         <w:rPr>
-          <w:lang w:val="zh_TW" w:bidi="zh_TW"/>
-        </w:rPr>
-        <w:t>וַ⁠יִּשְׁלֹ֖ף נַעֲלֽ⁠וֹ</w:t>
-      </w:r>
-    </w:p>
-    <w:p>
-      <w:pPr/>
-      <w:r>
-        <w:rPr>
-          <w:lang w:val="zh_TW" w:bidi="zh_TW"/>
-        </w:rPr>
-      </w:r>
-      <w:r>
-        <w:rPr>
           <w:b/>
           <w:lang w:val="zh_TW" w:bidi="zh_TW"/>
         </w:rPr>
@@ -26574,20 +23569,6 @@
       </w:r>
       <w:r>
         <w:rPr>
-          <w:lang w:val="zh_TW" w:bidi="zh_TW"/>
-        </w:rPr>
-        <w:t>לַ⁠זְּקֵנִ֜ים וְ⁠כָל־הָ⁠עָ֗ם</w:t>
-      </w:r>
-    </w:p>
-    <w:p>
-      <w:pPr/>
-      <w:r>
-        <w:rPr>
-          <w:lang w:val="zh_TW" w:bidi="zh_TW"/>
-        </w:rPr>
-      </w:r>
-      <w:r>
-        <w:rPr>
           <w:b/>
           <w:lang w:val="zh_TW" w:bidi="zh_TW"/>
         </w:rPr>
@@ -26678,20 +23659,6 @@
       </w:r>
       <w:r>
         <w:rPr>
-          <w:lang w:val="zh_TW" w:bidi="zh_TW"/>
-        </w:rPr>
-        <w:t>מִ⁠יַּ֖ד נָעֳמִֽי</w:t>
-      </w:r>
-    </w:p>
-    <w:p>
-      <w:pPr/>
-      <w:r>
-        <w:rPr>
-          <w:lang w:val="zh_TW" w:bidi="zh_TW"/>
-        </w:rPr>
-      </w:r>
-      <w:r>
-        <w:rPr>
           <w:b/>
           <w:lang w:val="zh_TW" w:bidi="zh_TW"/>
         </w:rPr>
@@ -26858,20 +23825,6 @@
       </w:r>
       <w:r>
         <w:rPr>
-          <w:lang w:val="zh_TW" w:bidi="zh_TW"/>
-        </w:rPr>
-        <w:t>וְ⁠גַ֣ם</w:t>
-      </w:r>
-    </w:p>
-    <w:p>
-      <w:pPr/>
-      <w:r>
-        <w:rPr>
-          <w:lang w:val="zh_TW" w:bidi="zh_TW"/>
-        </w:rPr>
-      </w:r>
-      <w:r>
-        <w:rPr>
           <w:b/>
           <w:lang w:val="zh_TW" w:bidi="zh_TW"/>
         </w:rPr>
@@ -26955,20 +23908,6 @@
       </w:r>
       <w:r>
         <w:rPr>
-          <w:lang w:val="zh_TW" w:bidi="zh_TW"/>
-        </w:rPr>
-        <w:t>לְ⁠הָקִ֤ים שֵׁם־הַ⁠מֵּת֙ עַל־נַ֣חֲלָת֔⁠וֹ</w:t>
-      </w:r>
-    </w:p>
-    <w:p>
-      <w:pPr/>
-      <w:r>
-        <w:rPr>
-          <w:lang w:val="zh_TW" w:bidi="zh_TW"/>
-        </w:rPr>
-      </w:r>
-      <w:r>
-        <w:rPr>
           <w:b/>
           <w:lang w:val="zh_TW" w:bidi="zh_TW"/>
         </w:rPr>
@@ -26988,7 +23927,7 @@
         </w:rPr>
         <w:t>看看你在</w:t>
       </w:r>
-      <w:hyperlink r:id="rId26">
+      <w:hyperlink r:id="rId24">
         <w:r>
           <w:rPr>
             <w:lang w:val="zh_TW" w:bidi="zh_TW"/>
@@ -27050,20 +23989,6 @@
       </w:r>
       <w:r>
         <w:rPr>
-          <w:lang w:val="zh_TW" w:bidi="zh_TW"/>
-        </w:rPr>
-        <w:t>הַ⁠מֵּת֙ &amp; הַ⁠מֵּ֛ת</w:t>
-      </w:r>
-    </w:p>
-    <w:p>
-      <w:pPr/>
-      <w:r>
-        <w:rPr>
-          <w:lang w:val="zh_TW" w:bidi="zh_TW"/>
-        </w:rPr>
-      </w:r>
-      <w:r>
-        <w:rPr>
           <w:b/>
           <w:lang w:val="zh_TW" w:bidi="zh_TW"/>
         </w:rPr>
@@ -27109,7 +24034,7 @@
         </w:rPr>
         <w:t>作為名詞來表示死去的人。你的語言可能也會以同樣的方式使用形容詞。如果不這樣用，你可以用相似的片語來翻譯這個詞。查看你在</w:t>
       </w:r>
-      <w:hyperlink r:id="rId26">
+      <w:hyperlink r:id="rId24">
         <w:r>
           <w:rPr>
             <w:lang w:val="zh_TW" w:bidi="zh_TW"/>
@@ -27191,20 +24116,6 @@
       </w:r>
       <w:r>
         <w:rPr>
-          <w:lang w:val="zh_TW" w:bidi="zh_TW"/>
-        </w:rPr>
-        <w:t>וְ⁠לֹא־יִכָּרֵ֧ת שֵׁם־הַ⁠מֵּ֛ת מֵ⁠עִ֥ם אֶחָ֖י⁠ו וּ⁠מִ⁠שַּׁ֣עַר מְקוֹמ֑⁠וֹ</w:t>
-      </w:r>
-    </w:p>
-    <w:p>
-      <w:pPr/>
-      <w:r>
-        <w:rPr>
-          <w:lang w:val="zh_TW" w:bidi="zh_TW"/>
-        </w:rPr>
-      </w:r>
-      <w:r>
-        <w:rPr>
           <w:b/>
           <w:lang w:val="zh_TW" w:bidi="zh_TW"/>
         </w:rPr>
@@ -27288,20 +24199,6 @@
       </w:r>
       <w:r>
         <w:rPr>
-          <w:lang w:val="zh_TW" w:bidi="zh_TW"/>
-        </w:rPr>
-        <w:t>וְ⁠לֹא־יִכָּרֵ֧ת שֵׁם־הַ⁠מֵּ֛ת מֵ⁠עִ֥ם אֶחָ֖י⁠ו וּ⁠מִ⁠שַּׁ֣עַר מְקוֹמ֑⁠וֹ</w:t>
-      </w:r>
-    </w:p>
-    <w:p>
-      <w:pPr/>
-      <w:r>
-        <w:rPr>
-          <w:lang w:val="zh_TW" w:bidi="zh_TW"/>
-        </w:rPr>
-      </w:r>
-      <w:r>
-        <w:rPr>
           <w:b/>
           <w:lang w:val="zh_TW" w:bidi="zh_TW"/>
         </w:rPr>
@@ -27411,20 +24308,6 @@
       </w:r>
       <w:r>
         <w:rPr>
-          <w:lang w:val="zh_TW" w:bidi="zh_TW"/>
-        </w:rPr>
-        <w:t>וּ⁠מִ⁠שַּׁ֣עַר מְקוֹמ֑⁠וֹ</w:t>
-      </w:r>
-    </w:p>
-    <w:p>
-      <w:pPr/>
-      <w:r>
-        <w:rPr>
-          <w:lang w:val="zh_TW" w:bidi="zh_TW"/>
-        </w:rPr>
-      </w:r>
-      <w:r>
-        <w:rPr>
           <w:b/>
           <w:lang w:val="zh_TW" w:bidi="zh_TW"/>
         </w:rPr>
@@ -27591,20 +24474,6 @@
       </w:r>
       <w:r>
         <w:rPr>
-          <w:lang w:val="zh_TW" w:bidi="zh_TW"/>
-        </w:rPr>
-        <w:t>הָ⁠עָ֧ם אֲשֶׁר־בַּ⁠שַּׁ֛עַר</w:t>
-      </w:r>
-    </w:p>
-    <w:p>
-      <w:pPr/>
-      <w:r>
-        <w:rPr>
-          <w:lang w:val="zh_TW" w:bidi="zh_TW"/>
-        </w:rPr>
-      </w:r>
-      <w:r>
-        <w:rPr>
           <w:b/>
           <w:lang w:val="zh_TW" w:bidi="zh_TW"/>
         </w:rPr>
@@ -27701,20 +24570,6 @@
       </w:r>
       <w:r>
         <w:rPr>
-          <w:lang w:val="zh_TW" w:bidi="zh_TW"/>
-        </w:rPr>
-        <w:t>הַ⁠בָּאָ֣ה אֶל־בֵּיתֶ֗⁠ךָ</w:t>
-      </w:r>
-    </w:p>
-    <w:p>
-      <w:pPr/>
-      <w:r>
-        <w:rPr>
-          <w:lang w:val="zh_TW" w:bidi="zh_TW"/>
-        </w:rPr>
-      </w:r>
-      <w:r>
-        <w:rPr>
           <w:b/>
           <w:lang w:val="zh_TW" w:bidi="zh_TW"/>
         </w:rPr>
@@ -27798,20 +24653,6 @@
       </w:r>
       <w:r>
         <w:rPr>
-          <w:lang w:val="zh_TW" w:bidi="zh_TW"/>
-        </w:rPr>
-        <w:t>יִתֵּן֩ יְהוָ֨ה אֶֽת־הָ⁠אִשָּׁ֜ה הַ⁠בָּאָ֣ה אֶל־בֵּיתֶ֗⁠ךָ כְּ⁠רָחֵ֤ל ׀ וּ⁠כְ⁠לֵאָה֙ אֲשֶׁ֨ר בָּנ֤וּ שְׁתֵּי⁠הֶם֙ אֶת־בֵּ֣ית יִשְׂרָאֵ֔ל</w:t>
-      </w:r>
-    </w:p>
-    <w:p>
-      <w:pPr/>
-      <w:r>
-        <w:rPr>
-          <w:lang w:val="zh_TW" w:bidi="zh_TW"/>
-        </w:rPr>
-      </w:r>
-      <w:r>
-        <w:rPr>
           <w:b/>
           <w:lang w:val="zh_TW" w:bidi="zh_TW"/>
         </w:rPr>
@@ -27895,20 +24736,6 @@
       </w:r>
       <w:r>
         <w:rPr>
-          <w:lang w:val="zh_TW" w:bidi="zh_TW"/>
-        </w:rPr>
-        <w:t>כְּ⁠רָחֵ֤ל ׀ וּ⁠כְ⁠לֵאָה֙ אֲשֶׁ֨ר בָּנ֤וּ שְׁתֵּי⁠הֶם֙ אֶת־בֵּ֣ית יִשְׂרָאֵ֔ל</w:t>
-      </w:r>
-    </w:p>
-    <w:p>
-      <w:pPr/>
-      <w:r>
-        <w:rPr>
-          <w:lang w:val="zh_TW" w:bidi="zh_TW"/>
-        </w:rPr>
-      </w:r>
-      <w:r>
-        <w:rPr>
           <w:b/>
           <w:lang w:val="zh_TW" w:bidi="zh_TW"/>
         </w:rPr>
@@ -28012,20 +24839,6 @@
       </w:r>
       <w:r>
         <w:rPr>
-          <w:lang w:val="zh_TW" w:bidi="zh_TW"/>
-        </w:rPr>
-        <w:t>בָּנ֤וּ &amp; אֶת־בֵּ֣ית יִשְׂרָאֵ֔ל</w:t>
-      </w:r>
-    </w:p>
-    <w:p>
-      <w:pPr/>
-      <w:r>
-        <w:rPr>
-          <w:lang w:val="zh_TW" w:bidi="zh_TW"/>
-        </w:rPr>
-      </w:r>
-      <w:r>
-        <w:rPr>
           <w:b/>
           <w:lang w:val="zh_TW" w:bidi="zh_TW"/>
         </w:rPr>
@@ -28135,20 +24948,6 @@
       </w:r>
       <w:r>
         <w:rPr>
-          <w:lang w:val="zh_TW" w:bidi="zh_TW"/>
-        </w:rPr>
-        <w:t>וַ⁠עֲשֵׂה־חַ֣יִל בְּ⁠אֶפְרָ֔תָה וּ⁠קְרָא־שֵׁ֖ם בְּ⁠בֵ֥ית לָֽחֶם</w:t>
-      </w:r>
-    </w:p>
-    <w:p>
-      <w:pPr/>
-      <w:r>
-        <w:rPr>
-          <w:lang w:val="zh_TW" w:bidi="zh_TW"/>
-        </w:rPr>
-      </w:r>
-      <w:r>
-        <w:rPr>
           <w:b/>
           <w:lang w:val="zh_TW" w:bidi="zh_TW"/>
         </w:rPr>
@@ -28245,20 +25044,6 @@
       </w:r>
       <w:r>
         <w:rPr>
-          <w:lang w:val="zh_TW" w:bidi="zh_TW"/>
-        </w:rPr>
-        <w:t>וַ⁠עֲשֵׂה־חַ֣יִל בְּ⁠אֶפְרָ֔תָה וּ⁠קְרָא־שֵׁ֖ם בְּ⁠בֵ֥ית לָֽחֶם</w:t>
-      </w:r>
-    </w:p>
-    <w:p>
-      <w:pPr/>
-      <w:r>
-        <w:rPr>
-          <w:lang w:val="zh_TW" w:bidi="zh_TW"/>
-        </w:rPr>
-      </w:r>
-      <w:r>
-        <w:rPr>
           <w:b/>
           <w:lang w:val="zh_TW" w:bidi="zh_TW"/>
         </w:rPr>
@@ -28342,20 +25127,6 @@
       </w:r>
       <w:r>
         <w:rPr>
-          <w:lang w:val="zh_TW" w:bidi="zh_TW"/>
-        </w:rPr>
-        <w:t>וִ⁠יהִ֤י בֵֽיתְ⁠ךָ֙ כְּ⁠בֵ֣ית פֶּ֔רֶץ</w:t>
-      </w:r>
-    </w:p>
-    <w:p>
-      <w:pPr/>
-      <w:r>
-        <w:rPr>
-          <w:lang w:val="zh_TW" w:bidi="zh_TW"/>
-        </w:rPr>
-      </w:r>
-      <w:r>
-        <w:rPr>
           <w:b/>
           <w:lang w:val="zh_TW" w:bidi="zh_TW"/>
         </w:rPr>
@@ -28452,20 +25223,6 @@
       </w:r>
       <w:r>
         <w:rPr>
-          <w:lang w:val="zh_TW" w:bidi="zh_TW"/>
-        </w:rPr>
-        <w:t>מִן־הַ⁠זֶּ֗רַע אֲשֶׁ֨ר יִתֵּ֤ן יְהוָה֙ לְ⁠ךָ֔</w:t>
-      </w:r>
-    </w:p>
-    <w:p>
-      <w:pPr/>
-      <w:r>
-        <w:rPr>
-          <w:lang w:val="zh_TW" w:bidi="zh_TW"/>
-        </w:rPr>
-      </w:r>
-      <w:r>
-        <w:rPr>
           <w:b/>
           <w:lang w:val="zh_TW" w:bidi="zh_TW"/>
         </w:rPr>
@@ -28549,20 +25306,6 @@
       </w:r>
       <w:r>
         <w:rPr>
-          <w:lang w:val="zh_TW" w:bidi="zh_TW"/>
-        </w:rPr>
-        <w:t>וַ⁠יִּקַּ֨ח בֹּ֤עַז אֶת־רוּת֙ וַ⁠תְּהִי־ל֣⁠וֹ לְ⁠אִשָּׁ֔ה</w:t>
-      </w:r>
-    </w:p>
-    <w:p>
-      <w:pPr/>
-      <w:r>
-        <w:rPr>
-          <w:lang w:val="zh_TW" w:bidi="zh_TW"/>
-        </w:rPr>
-      </w:r>
-      <w:r>
-        <w:rPr>
           <w:b/>
           <w:lang w:val="zh_TW" w:bidi="zh_TW"/>
         </w:rPr>
@@ -28646,20 +25389,6 @@
       </w:r>
       <w:r>
         <w:rPr>
-          <w:lang w:val="zh_TW" w:bidi="zh_TW"/>
-        </w:rPr>
-        <w:t>וַ⁠יִּקַּ֨ח בֹּ֤עַז אֶת־רוּת֙</w:t>
-      </w:r>
-    </w:p>
-    <w:p>
-      <w:pPr/>
-      <w:r>
-        <w:rPr>
-          <w:lang w:val="zh_TW" w:bidi="zh_TW"/>
-        </w:rPr>
-      </w:r>
-      <w:r>
-        <w:rPr>
           <w:b/>
           <w:lang w:val="zh_TW" w:bidi="zh_TW"/>
         </w:rPr>
@@ -28692,7 +25421,7 @@
         </w:rPr>
         <w:t>的這個詞語表示波阿斯確實做到了他在</w:t>
       </w:r>
-      <w:hyperlink r:id="rId27">
+      <w:hyperlink r:id="rId25">
         <w:r>
           <w:rPr>
             <w:lang w:val="zh_TW" w:bidi="zh_TW"/>
@@ -28710,7 +25439,7 @@
         </w:rPr>
         <w:t>節中所說的話。在你的語言中使用一個連接詞，清楚地表明後面所跟的內容是前面內容的原因。這個片語不暗示任何形式的暴力脅迫。此語與後面的片語放一起，它僅僅意味著波阿斯娶走了路得。請使用一個連接詞來表示波阿斯的這一舉動是</w:t>
       </w:r>
-      <w:hyperlink r:id="rId27">
+      <w:hyperlink r:id="rId25">
         <w:r>
           <w:rPr>
             <w:lang w:val="zh_TW" w:bidi="zh_TW"/>
@@ -28792,20 +25521,6 @@
       </w:r>
       <w:r>
         <w:rPr>
-          <w:lang w:val="zh_TW" w:bidi="zh_TW"/>
-        </w:rPr>
-        <w:t>וַ⁠יָּבֹ֖א אֵלֶ֑י⁠הָ</w:t>
-      </w:r>
-    </w:p>
-    <w:p>
-      <w:pPr/>
-      <w:r>
-        <w:rPr>
-          <w:lang w:val="zh_TW" w:bidi="zh_TW"/>
-        </w:rPr>
-      </w:r>
-      <w:r>
-        <w:rPr>
           <w:b/>
           <w:lang w:val="zh_TW" w:bidi="zh_TW"/>
         </w:rPr>
@@ -28902,20 +25617,6 @@
       </w:r>
       <w:r>
         <w:rPr>
-          <w:lang w:val="zh_TW" w:bidi="zh_TW"/>
-        </w:rPr>
-        <w:t>הַ⁠נָּשִׁים֙</w:t>
-      </w:r>
-    </w:p>
-    <w:p>
-      <w:pPr/>
-      <w:r>
-        <w:rPr>
-          <w:lang w:val="zh_TW" w:bidi="zh_TW"/>
-        </w:rPr>
-      </w:r>
-      <w:r>
-        <w:rPr>
           <w:b/>
           <w:lang w:val="zh_TW" w:bidi="zh_TW"/>
         </w:rPr>
@@ -28935,7 +25636,7 @@
         </w:rPr>
         <w:t>這些是</w:t>
       </w:r>
-      <w:hyperlink r:id="rId28">
+      <w:hyperlink r:id="rId26">
         <w:r>
           <w:rPr>
             <w:lang w:val="zh_TW" w:bidi="zh_TW"/>
@@ -29030,20 +25731,6 @@
       </w:r>
       <w:r>
         <w:rPr>
-          <w:lang w:val="zh_TW" w:bidi="zh_TW"/>
-        </w:rPr>
-        <w:t>בָּר֣וּךְ יְהוָ֔ה</w:t>
-      </w:r>
-    </w:p>
-    <w:p>
-      <w:pPr/>
-      <w:r>
-        <w:rPr>
-          <w:lang w:val="zh_TW" w:bidi="zh_TW"/>
-        </w:rPr>
-      </w:r>
-      <w:r>
-        <w:rPr>
           <w:b/>
           <w:lang w:val="zh_TW" w:bidi="zh_TW"/>
         </w:rPr>
@@ -29127,20 +25814,6 @@
       </w:r>
       <w:r>
         <w:rPr>
-          <w:lang w:val="zh_TW" w:bidi="zh_TW"/>
-        </w:rPr>
-        <w:t>לֹ֣א הִשְׁבִּ֥ית לָ֛⁠ךְ גֹּאֵ֖ל הַ⁠יּ֑וֹם</w:t>
-      </w:r>
-    </w:p>
-    <w:p>
-      <w:pPr/>
-      <w:r>
-        <w:rPr>
-          <w:lang w:val="zh_TW" w:bidi="zh_TW"/>
-        </w:rPr>
-      </w:r>
-      <w:r>
-        <w:rPr>
           <w:b/>
           <w:lang w:val="zh_TW" w:bidi="zh_TW"/>
         </w:rPr>
@@ -29250,20 +25923,6 @@
       </w:r>
       <w:r>
         <w:rPr>
-          <w:lang w:val="zh_TW" w:bidi="zh_TW"/>
-        </w:rPr>
-        <w:t>וְ⁠יִקָּרֵ֥א שְׁמ֖⁠וֹ</w:t>
-      </w:r>
-    </w:p>
-    <w:p>
-      <w:pPr/>
-      <w:r>
-        <w:rPr>
-          <w:lang w:val="zh_TW" w:bidi="zh_TW"/>
-        </w:rPr>
-      </w:r>
-      <w:r>
-        <w:rPr>
           <w:b/>
           <w:lang w:val="zh_TW" w:bidi="zh_TW"/>
         </w:rPr>
@@ -29359,20 +26018,6 @@
       </w:r>
       <w:r>
         <w:rPr>
-          <w:lang w:val="zh_TW" w:bidi="zh_TW"/>
-        </w:rPr>
-        <w:t>וְ⁠יִקָּרֵ֥א שְׁמ֖⁠וֹ בְּ⁠יִשְׂרָאֵֽל</w:t>
-      </w:r>
-    </w:p>
-    <w:p>
-      <w:pPr/>
-      <w:r>
-        <w:rPr>
-          <w:lang w:val="zh_TW" w:bidi="zh_TW"/>
-        </w:rPr>
-      </w:r>
-      <w:r>
-        <w:rPr>
           <w:b/>
           <w:lang w:val="zh_TW" w:bidi="zh_TW"/>
         </w:rPr>
@@ -29469,20 +26114,6 @@
       </w:r>
       <w:r>
         <w:rPr>
-          <w:lang w:val="zh_TW" w:bidi="zh_TW"/>
-        </w:rPr>
-        <w:t>לְ⁠מֵשִׁ֣יב נֶ֔פֶשׁ</w:t>
-      </w:r>
-    </w:p>
-    <w:p>
-      <w:pPr/>
-      <w:r>
-        <w:rPr>
-          <w:lang w:val="zh_TW" w:bidi="zh_TW"/>
-        </w:rPr>
-      </w:r>
-      <w:r>
-        <w:rPr>
           <w:b/>
           <w:lang w:val="zh_TW" w:bidi="zh_TW"/>
         </w:rPr>
@@ -29579,20 +26210,6 @@
       </w:r>
       <w:r>
         <w:rPr>
-          <w:lang w:val="zh_TW" w:bidi="zh_TW"/>
-        </w:rPr>
-        <w:t>וּ⁠לְ⁠כַלְכֵּ֖ל אֶת־שֵׂיבָתֵ֑⁠ךְ</w:t>
-      </w:r>
-    </w:p>
-    <w:p>
-      <w:pPr/>
-      <w:r>
-        <w:rPr>
-          <w:lang w:val="zh_TW" w:bidi="zh_TW"/>
-        </w:rPr>
-      </w:r>
-      <w:r>
-        <w:rPr>
           <w:b/>
           <w:lang w:val="zh_TW" w:bidi="zh_TW"/>
         </w:rPr>
@@ -29683,20 +26300,6 @@
       </w:r>
       <w:r>
         <w:rPr>
-          <w:lang w:val="zh_TW" w:bidi="zh_TW"/>
-        </w:rPr>
-        <w:t>כִּ֣י</w:t>
-      </w:r>
-    </w:p>
-    <w:p>
-      <w:pPr/>
-      <w:r>
-        <w:rPr>
-          <w:lang w:val="zh_TW" w:bidi="zh_TW"/>
-        </w:rPr>
-      </w:r>
-      <w:r>
-        <w:rPr>
           <w:b/>
           <w:lang w:val="zh_TW" w:bidi="zh_TW"/>
         </w:rPr>
@@ -29800,20 +26403,6 @@
       </w:r>
       <w:r>
         <w:rPr>
-          <w:lang w:val="zh_TW" w:bidi="zh_TW"/>
-        </w:rPr>
-        <w:t>ט֣וֹבָה לָ֔⁠ךְ מִ⁠שִּׁבְעָ֖ה בָּנִֽים</w:t>
-      </w:r>
-    </w:p>
-    <w:p>
-      <w:pPr/>
-      <w:r>
-        <w:rPr>
-          <w:lang w:val="zh_TW" w:bidi="zh_TW"/>
-        </w:rPr>
-      </w:r>
-      <w:r>
-        <w:rPr>
           <w:b/>
           <w:lang w:val="zh_TW" w:bidi="zh_TW"/>
         </w:rPr>
@@ -29910,20 +26499,6 @@
       </w:r>
       <w:r>
         <w:rPr>
-          <w:lang w:val="zh_TW" w:bidi="zh_TW"/>
-        </w:rPr>
-        <w:t>וַ⁠תִּקַּ֨ח נָעֳמִ֤י אֶת־הַ⁠יֶּ֨לֶד֙</w:t>
-      </w:r>
-    </w:p>
-    <w:p>
-      <w:pPr/>
-      <w:r>
-        <w:rPr>
-          <w:lang w:val="zh_TW" w:bidi="zh_TW"/>
-        </w:rPr>
-      </w:r>
-      <w:r>
-        <w:rPr>
           <w:b/>
           <w:lang w:val="zh_TW" w:bidi="zh_TW"/>
         </w:rPr>
@@ -30083,20 +26658,6 @@
       </w:r>
       <w:r>
         <w:rPr>
-          <w:lang w:val="zh_TW" w:bidi="zh_TW"/>
-        </w:rPr>
-        <w:t>וַ⁠תִּקְרֶאנָה֩ ל֨⁠וֹ הַ⁠שְּׁכֵנ֥וֹת שֵׁם֙ לֵ⁠אמֹ֔ר &amp; וַ⁠תִּקְרֶ֤אנָֽה שְׁמ⁠וֹ֙ עוֹבֵ֔ד</w:t>
-      </w:r>
-    </w:p>
-    <w:p>
-      <w:pPr/>
-      <w:r>
-        <w:rPr>
-          <w:lang w:val="zh_TW" w:bidi="zh_TW"/>
-        </w:rPr>
-      </w:r>
-      <w:r>
-        <w:rPr>
           <w:b/>
           <w:lang w:val="zh_TW" w:bidi="zh_TW"/>
         </w:rPr>
@@ -30193,20 +26754,6 @@
       </w:r>
       <w:r>
         <w:rPr>
-          <w:lang w:val="zh_TW" w:bidi="zh_TW"/>
-        </w:rPr>
-        <w:t>יֻלַּד־בֵּ֖ן לְ⁠נָעֳמִ֑י</w:t>
-      </w:r>
-    </w:p>
-    <w:p>
-      <w:pPr/>
-      <w:r>
-        <w:rPr>
-          <w:lang w:val="zh_TW" w:bidi="zh_TW"/>
-        </w:rPr>
-      </w:r>
-      <w:r>
-        <w:rPr>
           <w:b/>
           <w:lang w:val="zh_TW" w:bidi="zh_TW"/>
         </w:rPr>
@@ -30297,20 +26844,6 @@
       </w:r>
       <w:r>
         <w:rPr>
-          <w:lang w:val="zh_TW" w:bidi="zh_TW"/>
-        </w:rPr>
-        <w:t>וַ⁠תִּקְרֶ֤אנָֽה שְׁמ⁠וֹ֙ עוֹבֵ֔ד</w:t>
-      </w:r>
-    </w:p>
-    <w:p>
-      <w:pPr/>
-      <w:r>
-        <w:rPr>
-          <w:lang w:val="zh_TW" w:bidi="zh_TW"/>
-        </w:rPr>
-      </w:r>
-      <w:r>
-        <w:rPr>
           <w:b/>
           <w:lang w:val="zh_TW" w:bidi="zh_TW"/>
         </w:rPr>
@@ -30407,20 +26940,6 @@
       </w:r>
       <w:r>
         <w:rPr>
-          <w:lang w:val="zh_TW" w:bidi="zh_TW"/>
-        </w:rPr>
-        <w:t>ה֥וּא אֲבִי־יִשַׁ֖י</w:t>
-      </w:r>
-    </w:p>
-    <w:p>
-      <w:pPr/>
-      <w:r>
-        <w:rPr>
-          <w:lang w:val="zh_TW" w:bidi="zh_TW"/>
-        </w:rPr>
-      </w:r>
-      <w:r>
-        <w:rPr>
           <w:b/>
           <w:lang w:val="zh_TW" w:bidi="zh_TW"/>
         </w:rPr>
@@ -30607,20 +27126,6 @@
       </w:r>
       <w:r>
         <w:rPr>
-          <w:lang w:val="zh_TW" w:bidi="zh_TW"/>
-        </w:rPr>
-        <w:t>תּוֹלְד֣וֹת פָּ֔רֶץ</w:t>
-      </w:r>
-    </w:p>
-    <w:p>
-      <w:pPr/>
-      <w:r>
-        <w:rPr>
-          <w:lang w:val="zh_TW" w:bidi="zh_TW"/>
-        </w:rPr>
-      </w:r>
-      <w:r>
-        <w:rPr>
           <w:b/>
           <w:lang w:val="zh_TW" w:bidi="zh_TW"/>
         </w:rPr>
@@ -30640,7 +27145,7 @@
         </w:rPr>
         <w:t>因為之前提到法勒斯是猶大的後代，所以作者繼續列出了法勒斯的家譜。</w:t>
       </w:r>
-      <w:hyperlink r:id="rId29">
+      <w:hyperlink r:id="rId27">
         <w:r>
           <w:rPr>
             <w:lang w:val="zh_TW" w:bidi="zh_TW"/>
@@ -30658,7 +27163,7 @@
         </w:rPr>
         <w:t>節是拿俄米和路得故事的結尾，而</w:t>
       </w:r>
-      <w:hyperlink r:id="rId30">
+      <w:hyperlink r:id="rId28">
         <w:r>
           <w:rPr>
             <w:lang w:val="zh_TW" w:bidi="zh_TW"/>
@@ -30740,20 +27245,6 @@
       </w:r>
       <w:r>
         <w:rPr>
-          <w:lang w:val="zh_TW" w:bidi="zh_TW"/>
-        </w:rPr>
-        <w:t>פֶּ֖רֶץ הוֹלִ֥יד אֶת־חֶצְרֽוֹן</w:t>
-      </w:r>
-    </w:p>
-    <w:p>
-      <w:pPr/>
-      <w:r>
-        <w:rPr>
-          <w:lang w:val="zh_TW" w:bidi="zh_TW"/>
-        </w:rPr>
-      </w:r>
-      <w:r>
-        <w:rPr>
           <w:b/>
           <w:lang w:val="zh_TW" w:bidi="zh_TW"/>
         </w:rPr>
@@ -30857,20 +27348,6 @@
       </w:r>
       <w:r>
         <w:rPr>
-          <w:lang w:val="zh_TW" w:bidi="zh_TW"/>
-        </w:rPr>
-        <w:t>וְ⁠חֶצְרוֹן֙ &amp; אֶת־רָ֔ם &amp; אֶת־עַמִּֽינָדָֽב</w:t>
-      </w:r>
-    </w:p>
-    <w:p>
-      <w:pPr/>
-      <w:r>
-        <w:rPr>
-          <w:lang w:val="zh_TW" w:bidi="zh_TW"/>
-        </w:rPr>
-      </w:r>
-      <w:r>
-        <w:rPr>
           <w:b/>
           <w:lang w:val="zh_TW" w:bidi="zh_TW"/>
         </w:rPr>
@@ -31148,7 +27625,7 @@
         </w:rPr>
         <w:t>請參閱</w:t>
       </w:r>
-      <w:hyperlink r:id="rId29">
+      <w:hyperlink r:id="rId27">
         <w:r>
           <w:rPr>
             <w:lang w:val="zh_TW" w:bidi="zh_TW"/>

--- a/zht/docx/08.content.docx
+++ b/zht/docx/08.content.docx
@@ -28,15 +28,49 @@
       </w:r>
     </w:p>
     <w:p>
-      <w:pPr/>
-      <w:r>
-        <w:rPr>
-          <w:lang w:val="zh_TW" w:bidi="zh_TW"/>
-        </w:rPr>
-      </w:r>
-      <w:r>
-        <w:rPr>
-          <w:b/>
+      <w:pPr>
+        <w:pStyle w:val="Heading2"/>
+      </w:pPr>
+      <w:r>
+        <w:rPr>
+          <w:lang w:val="zh_TW" w:bidi="zh_TW"/>
+        </w:rPr>
+        <w:t>License Information</w:t>
+      </w:r>
+      <w:r>
+        <w:rPr>
+          <w:lang w:val="zh_TW" w:bidi="zh_TW"/>
+        </w:rPr>
+      </w:r>
+    </w:p>
+    <w:p>
+      <w:pPr/>
+      <w:r>
+        <w:rPr>
+          <w:lang w:val="zh_TW" w:bidi="zh_TW"/>
+        </w:rPr>
+      </w:r>
+      <w:r>
+        <w:rPr>
+          <w:b/>
+          <w:lang w:val="zh_TW" w:bidi="zh_TW"/>
+        </w:rPr>
+        <w:t>翻譯筆記 (unfoldingWord)</w:t>
+      </w:r>
+      <w:r>
+        <w:rPr>
+          <w:lang w:val="zh_TW" w:bidi="zh_TW"/>
+        </w:rPr>
+        <w:t xml:space="preserve"> (Chinese (Traditional)) is based on</w:t>
+      </w:r>
+      <w:r>
+        <w:rPr>
+          <w:lang w:val="zh_TW" w:bidi="zh_TW"/>
+        </w:rPr>
+        <w:t xml:space="preserve">: </w:t>
+      </w:r>
+      <w:r>
+        <w:rPr>
           <w:lang w:val="zh_TW" w:bidi="zh_TW"/>
         </w:rPr>
         <w:t>unfoldingWord® Translation Notes</w:t>
@@ -45,31 +79,62 @@
         <w:rPr>
           <w:lang w:val="zh_TW" w:bidi="zh_TW"/>
         </w:rPr>
-        <w:t xml:space="preserve"> © 2022 unfoldingWord. Released under CC BY-SA 4.0 license. </w:t>
-      </w:r>
-      <w:r>
-        <w:rPr>
-          <w:lang w:val="zh_TW" w:bidi="zh_TW"/>
-        </w:rPr>
-        <w:t>unfoldingWord® Translation Notes</w:t>
-      </w:r>
-      <w:r>
-        <w:rPr>
-          <w:lang w:val="zh_TW" w:bidi="zh_TW"/>
-        </w:rPr>
-        <w:t xml:space="preserve"> has been adapted in the following languages: Tok Pisin, Arabic (عربي), French (Français), Hindi (हिंदी), Indonesian (Bahasa Indonesia), Portuguese (Português), Russian (Русский), Spanish (Español), Swahili (Kiswahili), and Simplified Chinese (简体中文) from </w:t>
-      </w:r>
-      <w:r>
-        <w:rPr>
-          <w:lang w:val="zh_TW" w:bidi="zh_TW"/>
-        </w:rPr>
-        <w:t>unfoldingWord® Translation Notes</w:t>
-      </w:r>
-      <w:r>
-        <w:rPr>
-          <w:lang w:val="zh_TW" w:bidi="zh_TW"/>
-        </w:rPr>
-        <w:t xml:space="preserve"> © 2022 unfoldingWord. Released under CC BY-SA 4.0 license by Mission Mutual</w:t>
+        <w:t xml:space="preserve">, </w:t>
+      </w:r>
+      <w:hyperlink r:id="rId13">
+        <w:r>
+          <w:rPr>
+            <w:lang w:val="zh_TW" w:bidi="zh_TW"/>
+          </w:rPr>
+          <w:rPr>
+            <w:color w:val="0000EE"/>
+            <w:u w:val="single"/>
+          </w:rPr>
+          <w:t>unfoldingWord</w:t>
+        </w:r>
+      </w:hyperlink>
+      <w:r>
+        <w:rPr>
+          <w:lang w:val="zh_TW" w:bidi="zh_TW"/>
+        </w:rPr>
+        <w:t xml:space="preserve">, 2022, which is licensed under a </w:t>
+      </w:r>
+      <w:hyperlink r:id="rId14">
+        <w:r>
+          <w:rPr>
+            <w:lang w:val="zh_TW" w:bidi="zh_TW"/>
+          </w:rPr>
+          <w:rPr>
+            <w:color w:val="0000EE"/>
+            <w:u w:val="single"/>
+          </w:rPr>
+          <w:t>CC BY-SA 4.0 license</w:t>
+        </w:r>
+      </w:hyperlink>
+      <w:r>
+        <w:rPr>
+          <w:lang w:val="zh_TW" w:bidi="zh_TW"/>
+        </w:rPr>
+        <w:t>.</w:t>
+      </w:r>
+      <w:r>
+        <w:rPr>
+          <w:lang w:val="zh_TW" w:bidi="zh_TW"/>
+        </w:rPr>
+      </w:r>
+    </w:p>
+    <w:p>
+      <w:pPr/>
+      <w:r>
+        <w:rPr>
+          <w:lang w:val="zh_TW" w:bidi="zh_TW"/>
+        </w:rPr>
+      </w:r>
+      <w:r>
+        <w:rPr>
+          <w:lang w:val="zh_TW" w:bidi="zh_TW"/>
+        </w:rPr>
+        <w:t>This PDF version is provided under the same license.</w:t>
       </w:r>
       <w:r>
         <w:rPr>
@@ -1021,6 +1086,20 @@
       </w:r>
       <w:r>
         <w:rPr>
+          <w:lang w:val="zh_TW" w:bidi="zh_TW"/>
+        </w:rPr>
+        <w:t>בִּ⁠ימֵי֙ שְׁפֹ֣ט הַ⁠שֹּׁפְטִ֔ים</w:t>
+      </w:r>
+    </w:p>
+    <w:p>
+      <w:pPr/>
+      <w:r>
+        <w:rPr>
+          <w:lang w:val="zh_TW" w:bidi="zh_TW"/>
+        </w:rPr>
+      </w:r>
+      <w:r>
+        <w:rPr>
           <w:b/>
           <w:lang w:val="zh_TW" w:bidi="zh_TW"/>
         </w:rPr>
@@ -1117,6 +1196,20 @@
       </w:r>
       <w:r>
         <w:rPr>
+          <w:lang w:val="zh_TW" w:bidi="zh_TW"/>
+        </w:rPr>
+        <w:t>בָּ⁠אָ֑רֶץ</w:t>
+      </w:r>
+    </w:p>
+    <w:p>
+      <w:pPr/>
+      <w:r>
+        <w:rPr>
+          <w:lang w:val="zh_TW" w:bidi="zh_TW"/>
+        </w:rPr>
+      </w:r>
+      <w:r>
+        <w:rPr>
           <w:b/>
           <w:lang w:val="zh_TW" w:bidi="zh_TW"/>
         </w:rPr>
@@ -1213,6 +1306,20 @@
       </w:r>
       <w:r>
         <w:rPr>
+          <w:lang w:val="zh_TW" w:bidi="zh_TW"/>
+        </w:rPr>
+        <w:t>אִ֜ישׁ</w:t>
+      </w:r>
+    </w:p>
+    <w:p>
+      <w:pPr/>
+      <w:r>
+        <w:rPr>
+          <w:lang w:val="zh_TW" w:bidi="zh_TW"/>
+        </w:rPr>
+      </w:r>
+      <w:r>
+        <w:rPr>
           <w:b/>
           <w:lang w:val="zh_TW" w:bidi="zh_TW"/>
         </w:rPr>
@@ -1296,6 +1403,20 @@
       </w:r>
       <w:r>
         <w:rPr>
+          <w:lang w:val="zh_TW" w:bidi="zh_TW"/>
+        </w:rPr>
+        <w:t>אֶפְרָתִ֔ים</w:t>
+      </w:r>
+    </w:p>
+    <w:p>
+      <w:pPr/>
+      <w:r>
+        <w:rPr>
+          <w:lang w:val="zh_TW" w:bidi="zh_TW"/>
+        </w:rPr>
+      </w:r>
+      <w:r>
+        <w:rPr>
           <w:b/>
           <w:lang w:val="zh_TW" w:bidi="zh_TW"/>
         </w:rPr>
@@ -1386,6 +1507,20 @@
       </w:r>
       <w:r>
         <w:rPr>
+          <w:lang w:val="zh_TW" w:bidi="zh_TW"/>
+        </w:rPr>
+        <w:t>וַ⁠תִּשָּׁאֵ֥ר הִ֖יא וּ⁠שְׁנֵ֥י בָנֶֽי⁠הָ</w:t>
+      </w:r>
+    </w:p>
+    <w:p>
+      <w:pPr/>
+      <w:r>
+        <w:rPr>
+          <w:lang w:val="zh_TW" w:bidi="zh_TW"/>
+        </w:rPr>
+      </w:r>
+      <w:r>
+        <w:rPr>
           <w:b/>
           <w:lang w:val="zh_TW" w:bidi="zh_TW"/>
         </w:rPr>
@@ -1475,6 +1610,20 @@
       </w:r>
       <w:r>
         <w:rPr>
+          <w:lang w:val="zh_TW" w:bidi="zh_TW"/>
+        </w:rPr>
+        <w:t>וַ⁠יִּשְׂא֣וּ לָ⁠הֶ֗ם נָשִׁים֙</w:t>
+      </w:r>
+    </w:p>
+    <w:p>
+      <w:pPr/>
+      <w:r>
+        <w:rPr>
+          <w:lang w:val="zh_TW" w:bidi="zh_TW"/>
+        </w:rPr>
+      </w:r>
+      <w:r>
+        <w:rPr>
           <w:b/>
           <w:lang w:val="zh_TW" w:bidi="zh_TW"/>
         </w:rPr>
@@ -1571,6 +1720,20 @@
       </w:r>
       <w:r>
         <w:rPr>
+          <w:lang w:val="zh_TW" w:bidi="zh_TW"/>
+        </w:rPr>
+        <w:t>שֵׁ֤ם הָֽ⁠אַחַת֙ עָרְפָּ֔ה וְ⁠שֵׁ֥ם הַ⁠שֵּׁנִ֖ית ר֑וּת</w:t>
+      </w:r>
+    </w:p>
+    <w:p>
+      <w:pPr/>
+      <w:r>
+        <w:rPr>
+          <w:lang w:val="zh_TW" w:bidi="zh_TW"/>
+        </w:rPr>
+      </w:r>
+      <w:r>
+        <w:rPr>
           <w:b/>
           <w:lang w:val="zh_TW" w:bidi="zh_TW"/>
         </w:rPr>
@@ -1634,6 +1797,20 @@
       </w:r>
       <w:r>
         <w:rPr>
+          <w:lang w:val="zh_TW" w:bidi="zh_TW"/>
+        </w:rPr>
+        <w:t>וַ⁠תִּשָּׁאֵר֙ הָֽ⁠אִשָּׁ֔ה מִ⁠שְּׁנֵ֥י יְלָדֶ֖י⁠הָ וּ⁠מֵ⁠אִישָֽׁ⁠הּ</w:t>
+      </w:r>
+    </w:p>
+    <w:p>
+      <w:pPr/>
+      <w:r>
+        <w:rPr>
+          <w:lang w:val="zh_TW" w:bidi="zh_TW"/>
+        </w:rPr>
+      </w:r>
+      <w:r>
+        <w:rPr>
           <w:b/>
           <w:lang w:val="zh_TW" w:bidi="zh_TW"/>
         </w:rPr>
@@ -1723,6 +1900,20 @@
       </w:r>
       <w:r>
         <w:rPr>
+          <w:lang w:val="zh_TW" w:bidi="zh_TW"/>
+        </w:rPr>
+        <w:t>וַ⁠תָּ֤קָם הִיא֙ וְ⁠כַלֹּתֶ֔י⁠הָ וַ⁠תָּ֖שָׁב</w:t>
+      </w:r>
+    </w:p>
+    <w:p>
+      <w:pPr/>
+      <w:r>
+        <w:rPr>
+          <w:lang w:val="zh_TW" w:bidi="zh_TW"/>
+        </w:rPr>
+      </w:r>
+      <w:r>
+        <w:rPr>
           <w:b/>
           <w:lang w:val="zh_TW" w:bidi="zh_TW"/>
         </w:rPr>
@@ -1806,6 +1997,20 @@
       </w:r>
       <w:r>
         <w:rPr>
+          <w:lang w:val="zh_TW" w:bidi="zh_TW"/>
+        </w:rPr>
+        <w:t>וַ⁠תָּ֤קָם הִיא֙ וְ⁠כַלֹּתֶ֔י⁠הָ וַ⁠תָּ֖שָׁב</w:t>
+      </w:r>
+    </w:p>
+    <w:p>
+      <w:pPr/>
+      <w:r>
+        <w:rPr>
+          <w:lang w:val="zh_TW" w:bidi="zh_TW"/>
+        </w:rPr>
+      </w:r>
+      <w:r>
+        <w:rPr>
           <w:b/>
           <w:lang w:val="zh_TW" w:bidi="zh_TW"/>
         </w:rPr>
@@ -1972,6 +2177,20 @@
       </w:r>
       <w:r>
         <w:rPr>
+          <w:lang w:val="zh_TW" w:bidi="zh_TW"/>
+        </w:rPr>
+        <w:t>כִּ֤י שָֽׁמְעָה֙ בִּ⁠שְׂדֵ֣ה מוֹאָ֔ב כִּֽי־פָקַ֤ד יְהוָה֙ אֶת־עַמּ֔⁠וֹ לָ⁠תֵ֥ת לָ⁠הֶ֖ם לָֽחֶם</w:t>
+      </w:r>
+    </w:p>
+    <w:p>
+      <w:pPr/>
+      <w:r>
+        <w:rPr>
+          <w:lang w:val="zh_TW" w:bidi="zh_TW"/>
+        </w:rPr>
+      </w:r>
+      <w:r>
+        <w:rPr>
           <w:b/>
           <w:lang w:val="zh_TW" w:bidi="zh_TW"/>
         </w:rPr>
@@ -2055,6 +2274,20 @@
       </w:r>
       <w:r>
         <w:rPr>
+          <w:lang w:val="zh_TW" w:bidi="zh_TW"/>
+        </w:rPr>
+        <w:t>שָֽׁמְעָה֙ בִּ⁠שְׂדֵ֣ה מוֹאָ֔ב</w:t>
+      </w:r>
+    </w:p>
+    <w:p>
+      <w:pPr/>
+      <w:r>
+        <w:rPr>
+          <w:lang w:val="zh_TW" w:bidi="zh_TW"/>
+        </w:rPr>
+      </w:r>
+      <w:r>
+        <w:rPr>
           <w:b/>
           <w:lang w:val="zh_TW" w:bidi="zh_TW"/>
         </w:rPr>
@@ -2138,6 +2371,20 @@
       </w:r>
       <w:r>
         <w:rPr>
+          <w:lang w:val="zh_TW" w:bidi="zh_TW"/>
+        </w:rPr>
+        <w:t>פָקַ֤ד &amp; אֶת־עַמּ֔⁠וֹ</w:t>
+      </w:r>
+    </w:p>
+    <w:p>
+      <w:pPr/>
+      <w:r>
+        <w:rPr>
+          <w:lang w:val="zh_TW" w:bidi="zh_TW"/>
+        </w:rPr>
+      </w:r>
+      <w:r>
+        <w:rPr>
           <w:b/>
           <w:lang w:val="zh_TW" w:bidi="zh_TW"/>
         </w:rPr>
@@ -2234,6 +2481,20 @@
       </w:r>
       <w:r>
         <w:rPr>
+          <w:lang w:val="zh_TW" w:bidi="zh_TW"/>
+        </w:rPr>
+        <w:t>לָ⁠תֵ֥ת לָ⁠הֶ֖ם לָֽחֶם</w:t>
+      </w:r>
+    </w:p>
+    <w:p>
+      <w:pPr/>
+      <w:r>
+        <w:rPr>
+          <w:lang w:val="zh_TW" w:bidi="zh_TW"/>
+        </w:rPr>
+      </w:r>
+      <w:r>
+        <w:rPr>
           <w:b/>
           <w:lang w:val="zh_TW" w:bidi="zh_TW"/>
         </w:rPr>
@@ -2456,6 +2717,20 @@
       </w:r>
       <w:r>
         <w:rPr>
+          <w:lang w:val="zh_TW" w:bidi="zh_TW"/>
+        </w:rPr>
+        <w:t>לֵ֣כְנָה שֹּׁ֔בְנָה אִשָּׁ֖ה</w:t>
+      </w:r>
+    </w:p>
+    <w:p>
+      <w:pPr/>
+      <w:r>
+        <w:rPr>
+          <w:lang w:val="zh_TW" w:bidi="zh_TW"/>
+        </w:rPr>
+      </w:r>
+      <w:r>
+        <w:rPr>
           <w:b/>
           <w:lang w:val="zh_TW" w:bidi="zh_TW"/>
         </w:rPr>
@@ -2539,6 +2814,20 @@
       </w:r>
       <w:r>
         <w:rPr>
+          <w:lang w:val="zh_TW" w:bidi="zh_TW"/>
+        </w:rPr>
+        <w:t>לֵ֣כְנָה שֹּׁ֔בְנָה אִשָּׁ֖ה לְ⁠בֵ֣ית אִמָּ֑⁠הּ</w:t>
+      </w:r>
+    </w:p>
+    <w:p>
+      <w:pPr/>
+      <w:r>
+        <w:rPr>
+          <w:lang w:val="zh_TW" w:bidi="zh_TW"/>
+        </w:rPr>
+      </w:r>
+      <w:r>
+        <w:rPr>
           <w:b/>
           <w:lang w:val="zh_TW" w:bidi="zh_TW"/>
         </w:rPr>
@@ -2665,6 +2954,20 @@
       </w:r>
       <w:r>
         <w:rPr>
+          <w:lang w:val="zh_TW" w:bidi="zh_TW"/>
+        </w:rPr>
+        <w:t>יעשה יְהוָ֤ה עִמָּ⁠כֶם֙ חֶ֔סֶד כַּ⁠אֲשֶׁ֧ר עֲשִׂיתֶ֛ם עִם־הַ⁠מֵּתִ֖ים וְ⁠עִמָּדִֽ⁠י</w:t>
+      </w:r>
+    </w:p>
+    <w:p>
+      <w:pPr/>
+      <w:r>
+        <w:rPr>
+          <w:lang w:val="zh_TW" w:bidi="zh_TW"/>
+        </w:rPr>
+      </w:r>
+      <w:r>
+        <w:rPr>
           <w:b/>
           <w:lang w:val="zh_TW" w:bidi="zh_TW"/>
         </w:rPr>
@@ -2748,6 +3051,20 @@
       </w:r>
       <w:r>
         <w:rPr>
+          <w:lang w:val="zh_TW" w:bidi="zh_TW"/>
+        </w:rPr>
+        <w:t>עִם־הַ⁠מֵּתִ֖ים</w:t>
+      </w:r>
+    </w:p>
+    <w:p>
+      <w:pPr/>
+      <w:r>
+        <w:rPr>
+          <w:lang w:val="zh_TW" w:bidi="zh_TW"/>
+        </w:rPr>
+      </w:r>
+      <w:r>
+        <w:rPr>
           <w:b/>
           <w:lang w:val="zh_TW" w:bidi="zh_TW"/>
         </w:rPr>
@@ -2858,6 +3175,20 @@
       </w:r>
       <w:r>
         <w:rPr>
+          <w:lang w:val="zh_TW" w:bidi="zh_TW"/>
+        </w:rPr>
+        <w:t>חֶ֔סֶד</w:t>
+      </w:r>
+    </w:p>
+    <w:p>
+      <w:pPr/>
+      <w:r>
+        <w:rPr>
+          <w:lang w:val="zh_TW" w:bidi="zh_TW"/>
+        </w:rPr>
+      </w:r>
+      <w:r>
+        <w:rPr>
           <w:b/>
           <w:lang w:val="zh_TW" w:bidi="zh_TW"/>
         </w:rPr>
@@ -3037,6 +3368,20 @@
       </w:r>
       <w:r>
         <w:rPr>
+          <w:lang w:val="zh_TW" w:bidi="zh_TW"/>
+        </w:rPr>
+        <w:t>וּ⁠מְצֶ֣אןָ מְנוּחָ֔ה</w:t>
+      </w:r>
+    </w:p>
+    <w:p>
+      <w:pPr/>
+      <w:r>
+        <w:rPr>
+          <w:lang w:val="zh_TW" w:bidi="zh_TW"/>
+        </w:rPr>
+      </w:r>
+      <w:r>
+        <w:rPr>
           <w:b/>
           <w:lang w:val="zh_TW" w:bidi="zh_TW"/>
         </w:rPr>
@@ -3133,6 +3478,20 @@
       </w:r>
       <w:r>
         <w:rPr>
+          <w:lang w:val="zh_TW" w:bidi="zh_TW"/>
+        </w:rPr>
+        <w:t>בֵּ֣ית אִישָׁ֑⁠הּ</w:t>
+      </w:r>
+    </w:p>
+    <w:p>
+      <w:pPr/>
+      <w:r>
+        <w:rPr>
+          <w:lang w:val="zh_TW" w:bidi="zh_TW"/>
+        </w:rPr>
+      </w:r>
+      <w:r>
+        <w:rPr>
           <w:b/>
           <w:lang w:val="zh_TW" w:bidi="zh_TW"/>
         </w:rPr>
@@ -3229,6 +3588,20 @@
       </w:r>
       <w:r>
         <w:rPr>
+          <w:lang w:val="zh_TW" w:bidi="zh_TW"/>
+        </w:rPr>
+        <w:t>וַ⁠תִּשֶּׂ֥אנָה קוֹלָ֖⁠ן וַ⁠תִּבְכֶּֽינָה</w:t>
+      </w:r>
+    </w:p>
+    <w:p>
+      <w:pPr/>
+      <w:r>
+        <w:rPr>
+          <w:lang w:val="zh_TW" w:bidi="zh_TW"/>
+        </w:rPr>
+      </w:r>
+      <w:r>
+        <w:rPr>
           <w:b/>
           <w:lang w:val="zh_TW" w:bidi="zh_TW"/>
         </w:rPr>
@@ -3312,6 +3685,20 @@
       </w:r>
       <w:r>
         <w:rPr>
+          <w:lang w:val="zh_TW" w:bidi="zh_TW"/>
+        </w:rPr>
+        <w:t>נָשׁ֖וּב</w:t>
+      </w:r>
+    </w:p>
+    <w:p>
+      <w:pPr/>
+      <w:r>
+        <w:rPr>
+          <w:lang w:val="zh_TW" w:bidi="zh_TW"/>
+        </w:rPr>
+      </w:r>
+      <w:r>
+        <w:rPr>
           <w:b/>
           <w:lang w:val="zh_TW" w:bidi="zh_TW"/>
         </w:rPr>
@@ -3421,6 +3808,20 @@
       </w:r>
       <w:r>
         <w:rPr>
+          <w:lang w:val="zh_TW" w:bidi="zh_TW"/>
+        </w:rPr>
+        <w:t>וַ⁠תֹּאמַ֖רְנָה</w:t>
+      </w:r>
+    </w:p>
+    <w:p>
+      <w:pPr/>
+      <w:r>
+        <w:rPr>
+          <w:lang w:val="zh_TW" w:bidi="zh_TW"/>
+        </w:rPr>
+      </w:r>
+      <w:r>
+        <w:rPr>
           <w:b/>
           <w:lang w:val="zh_TW" w:bidi="zh_TW"/>
         </w:rPr>
@@ -3517,6 +3918,20 @@
       </w:r>
       <w:r>
         <w:rPr>
+          <w:lang w:val="zh_TW" w:bidi="zh_TW"/>
+        </w:rPr>
+        <w:t>כִּי</w:t>
+      </w:r>
+    </w:p>
+    <w:p>
+      <w:pPr/>
+      <w:r>
+        <w:rPr>
+          <w:lang w:val="zh_TW" w:bidi="zh_TW"/>
+        </w:rPr>
+      </w:r>
+      <w:r>
+        <w:rPr>
           <w:b/>
           <w:lang w:val="zh_TW" w:bidi="zh_TW"/>
         </w:rPr>
@@ -3613,6 +4028,20 @@
       </w:r>
       <w:r>
         <w:rPr>
+          <w:lang w:val="zh_TW" w:bidi="zh_TW"/>
+        </w:rPr>
+        <w:t>אִתָּ֥⁠ךְ</w:t>
+      </w:r>
+    </w:p>
+    <w:p>
+      <w:pPr/>
+      <w:r>
+        <w:rPr>
+          <w:lang w:val="zh_TW" w:bidi="zh_TW"/>
+        </w:rPr>
+      </w:r>
+      <w:r>
+        <w:rPr>
           <w:b/>
           <w:lang w:val="zh_TW" w:bidi="zh_TW"/>
         </w:rPr>
@@ -3709,6 +4138,20 @@
       </w:r>
       <w:r>
         <w:rPr>
+          <w:lang w:val="zh_TW" w:bidi="zh_TW"/>
+        </w:rPr>
+        <w:t>וַ⁠תֹּ֤אמֶר נָעֳמִי֙</w:t>
+      </w:r>
+    </w:p>
+    <w:p>
+      <w:pPr/>
+      <w:r>
+        <w:rPr>
+          <w:lang w:val="zh_TW" w:bidi="zh_TW"/>
+        </w:rPr>
+      </w:r>
+      <w:r>
+        <w:rPr>
           <w:b/>
           <w:lang w:val="zh_TW" w:bidi="zh_TW"/>
         </w:rPr>
@@ -3805,6 +4248,20 @@
       </w:r>
       <w:r>
         <w:rPr>
+          <w:lang w:val="zh_TW" w:bidi="zh_TW"/>
+        </w:rPr>
+        <w:t>בְנֹתַ֔⁠י</w:t>
+      </w:r>
+    </w:p>
+    <w:p>
+      <w:pPr/>
+      <w:r>
+        <w:rPr>
+          <w:lang w:val="zh_TW" w:bidi="zh_TW"/>
+        </w:rPr>
+      </w:r>
+      <w:r>
+        <w:rPr>
           <w:b/>
           <w:lang w:val="zh_TW" w:bidi="zh_TW"/>
         </w:rPr>
@@ -3881,6 +4338,20 @@
       </w:r>
       <w:r>
         <w:rPr>
+          <w:lang w:val="zh_TW" w:bidi="zh_TW"/>
+        </w:rPr>
+        <w:t>לָ֥⁠מָּה תֵלַ֖כְנָה עִמִּ֑⁠י</w:t>
+      </w:r>
+    </w:p>
+    <w:p>
+      <w:pPr/>
+      <w:r>
+        <w:rPr>
+          <w:lang w:val="zh_TW" w:bidi="zh_TW"/>
+        </w:rPr>
+      </w:r>
+      <w:r>
+        <w:rPr>
           <w:b/>
           <w:lang w:val="zh_TW" w:bidi="zh_TW"/>
         </w:rPr>
@@ -3976,6 +4447,20 @@
       </w:r>
       <w:r>
         <w:rPr>
+          <w:lang w:val="zh_TW" w:bidi="zh_TW"/>
+        </w:rPr>
+        <w:t>הַֽ⁠עֽוֹד־לִ֤⁠י בָנִים֙ בְּֽ⁠מֵעַ֔⁠י וְ⁠הָי֥וּ לָ⁠כֶ֖ם לַ⁠אֲנָשִֽׁים</w:t>
+      </w:r>
+    </w:p>
+    <w:p>
+      <w:pPr/>
+      <w:r>
+        <w:rPr>
+          <w:lang w:val="zh_TW" w:bidi="zh_TW"/>
+        </w:rPr>
+      </w:r>
+      <w:r>
+        <w:rPr>
           <w:b/>
           <w:lang w:val="zh_TW" w:bidi="zh_TW"/>
         </w:rPr>
@@ -4059,6 +4544,20 @@
       </w:r>
       <w:r>
         <w:rPr>
+          <w:lang w:val="zh_TW" w:bidi="zh_TW"/>
+        </w:rPr>
+        <w:t>זָקַ֖נְתִּי מִ⁠הְי֣וֹת לְ⁠אִ֑ישׁ</w:t>
+      </w:r>
+    </w:p>
+    <w:p>
+      <w:pPr/>
+      <w:r>
+        <w:rPr>
+          <w:lang w:val="zh_TW" w:bidi="zh_TW"/>
+        </w:rPr>
+      </w:r>
+      <w:r>
+        <w:rPr>
           <w:b/>
           <w:lang w:val="zh_TW" w:bidi="zh_TW"/>
         </w:rPr>
@@ -4142,6 +4641,20 @@
       </w:r>
       <w:r>
         <w:rPr>
+          <w:lang w:val="zh_TW" w:bidi="zh_TW"/>
+        </w:rPr>
+        <w:t>כִּ֤י אָמַ֨רְתִּי֙ יֶשׁ־לִ֣⁠י תִקְוָ֔ה גַּ֣ם הָיִ֤יתִי הַ⁠לַּ֨יְלָה֙ לְ⁠אִ֔ישׁ וְ⁠גַ֖ם יָלַ֥דְתִּי בָנִֽים</w:t>
+      </w:r>
+    </w:p>
+    <w:p>
+      <w:pPr/>
+      <w:r>
+        <w:rPr>
+          <w:lang w:val="zh_TW" w:bidi="zh_TW"/>
+        </w:rPr>
+      </w:r>
+      <w:r>
+        <w:rPr>
           <w:b/>
           <w:lang w:val="zh_TW" w:bidi="zh_TW"/>
         </w:rPr>
@@ -4288,6 +4801,20 @@
       </w:r>
       <w:r>
         <w:rPr>
+          <w:lang w:val="zh_TW" w:bidi="zh_TW"/>
+        </w:rPr>
+        <w:t>הֲ⁠לָהֵ֣ן ׀ תְּשַׂבֵּ֗רְנָה עַ֚ד אֲשֶׁ֣ר יִגְדָּ֔לוּ הֲ⁠לָהֵן֙ תֵּֽעָגֵ֔נָה לְ⁠בִלְתִּ֖י הֱי֣וֹת לְ⁠אִ֑ישׁ</w:t>
+      </w:r>
+    </w:p>
+    <w:p>
+      <w:pPr/>
+      <w:r>
+        <w:rPr>
+          <w:lang w:val="zh_TW" w:bidi="zh_TW"/>
+        </w:rPr>
+      </w:r>
+      <w:r>
+        <w:rPr>
           <w:b/>
           <w:lang w:val="zh_TW" w:bidi="zh_TW"/>
         </w:rPr>
@@ -4371,6 +4898,20 @@
       </w:r>
       <w:r>
         <w:rPr>
+          <w:lang w:val="zh_TW" w:bidi="zh_TW"/>
+        </w:rPr>
+        <w:t>הֲ⁠לָהֵ֣ן ׀ תְּשַׂבֵּ֗רְנָה עַ֚ד אֲשֶׁ֣ר יִגְדָּ֔לוּ הֲ⁠לָהֵן֙ תֵּֽעָגֵ֔נָה לְ⁠בִלְתִּ֖י הֱי֣וֹת לְ⁠אִ֑ישׁ</w:t>
+      </w:r>
+    </w:p>
+    <w:p>
+      <w:pPr/>
+      <w:r>
+        <w:rPr>
+          <w:lang w:val="zh_TW" w:bidi="zh_TW"/>
+        </w:rPr>
+      </w:r>
+      <w:r>
+        <w:rPr>
           <w:b/>
           <w:lang w:val="zh_TW" w:bidi="zh_TW"/>
         </w:rPr>
@@ -4434,6 +4975,20 @@
       </w:r>
       <w:r>
         <w:rPr>
+          <w:lang w:val="zh_TW" w:bidi="zh_TW"/>
+        </w:rPr>
+        <w:t>מַר־לִ֤⁠י מְאֹד֙</w:t>
+      </w:r>
+    </w:p>
+    <w:p>
+      <w:pPr/>
+      <w:r>
+        <w:rPr>
+          <w:lang w:val="zh_TW" w:bidi="zh_TW"/>
+        </w:rPr>
+      </w:r>
+      <w:r>
+        <w:rPr>
           <w:b/>
           <w:lang w:val="zh_TW" w:bidi="zh_TW"/>
         </w:rPr>
@@ -4517,6 +5072,20 @@
       </w:r>
       <w:r>
         <w:rPr>
+          <w:lang w:val="zh_TW" w:bidi="zh_TW"/>
+        </w:rPr>
+        <w:t>יָצְאָ֥ה בִ֖⁠י יַד־יְהוָֽה</w:t>
+      </w:r>
+    </w:p>
+    <w:p>
+      <w:pPr/>
+      <w:r>
+        <w:rPr>
+          <w:lang w:val="zh_TW" w:bidi="zh_TW"/>
+        </w:rPr>
+      </w:r>
+      <w:r>
+        <w:rPr>
           <w:b/>
           <w:lang w:val="zh_TW" w:bidi="zh_TW"/>
         </w:rPr>
@@ -4613,6 +5182,20 @@
       </w:r>
       <w:r>
         <w:rPr>
+          <w:lang w:val="zh_TW" w:bidi="zh_TW"/>
+        </w:rPr>
+        <w:t>יָצְאָ֥ה בִ֖⁠י יַד־יְהוָֽה</w:t>
+      </w:r>
+    </w:p>
+    <w:p>
+      <w:pPr/>
+      <w:r>
+        <w:rPr>
+          <w:lang w:val="zh_TW" w:bidi="zh_TW"/>
+        </w:rPr>
+      </w:r>
+      <w:r>
+        <w:rPr>
           <w:b/>
           <w:lang w:val="zh_TW" w:bidi="zh_TW"/>
         </w:rPr>
@@ -4696,6 +5279,20 @@
       </w:r>
       <w:r>
         <w:rPr>
+          <w:lang w:val="zh_TW" w:bidi="zh_TW"/>
+        </w:rPr>
+        <w:t>וַ⁠תִּשֶּׂ֣נָה קוֹלָ֔⁠ן וַ⁠תִּבְכֶּ֖ינָה</w:t>
+      </w:r>
+    </w:p>
+    <w:p>
+      <w:pPr/>
+      <w:r>
+        <w:rPr>
+          <w:lang w:val="zh_TW" w:bidi="zh_TW"/>
+        </w:rPr>
+      </w:r>
+      <w:r>
+        <w:rPr>
           <w:b/>
           <w:lang w:val="zh_TW" w:bidi="zh_TW"/>
         </w:rPr>
@@ -4792,6 +5389,20 @@
       </w:r>
       <w:r>
         <w:rPr>
+          <w:lang w:val="zh_TW" w:bidi="zh_TW"/>
+        </w:rPr>
+        <w:t>וְ⁠ר֖וּת דָּ֥בְקָה בָּֽ⁠הּ</w:t>
+      </w:r>
+    </w:p>
+    <w:p>
+      <w:pPr/>
+      <w:r>
+        <w:rPr>
+          <w:lang w:val="zh_TW" w:bidi="zh_TW"/>
+        </w:rPr>
+      </w:r>
+      <w:r>
+        <w:rPr>
           <w:b/>
           <w:lang w:val="zh_TW" w:bidi="zh_TW"/>
         </w:rPr>
@@ -4875,6 +5486,20 @@
       </w:r>
       <w:r>
         <w:rPr>
+          <w:lang w:val="zh_TW" w:bidi="zh_TW"/>
+        </w:rPr>
+        <w:t>הִנֵּה֙</w:t>
+      </w:r>
+    </w:p>
+    <w:p>
+      <w:pPr/>
+      <w:r>
+        <w:rPr>
+          <w:lang w:val="zh_TW" w:bidi="zh_TW"/>
+        </w:rPr>
+      </w:r>
+      <w:r>
+        <w:rPr>
           <w:b/>
           <w:lang w:val="zh_TW" w:bidi="zh_TW"/>
         </w:rPr>
@@ -5067,6 +5692,20 @@
       </w:r>
       <w:r>
         <w:rPr>
+          <w:lang w:val="zh_TW" w:bidi="zh_TW"/>
+        </w:rPr>
+        <w:t>עַמָּ֖⁠הּ</w:t>
+      </w:r>
+    </w:p>
+    <w:p>
+      <w:pPr/>
+      <w:r>
+        <w:rPr>
+          <w:lang w:val="zh_TW" w:bidi="zh_TW"/>
+        </w:rPr>
+      </w:r>
+      <w:r>
+        <w:rPr>
           <w:b/>
           <w:lang w:val="zh_TW" w:bidi="zh_TW"/>
         </w:rPr>
@@ -5163,6 +5802,20 @@
       </w:r>
       <w:r>
         <w:rPr>
+          <w:lang w:val="zh_TW" w:bidi="zh_TW"/>
+        </w:rPr>
+        <w:t>אֱלֹהֶ֑י⁠הָ</w:t>
+      </w:r>
+    </w:p>
+    <w:p>
+      <w:pPr/>
+      <w:r>
+        <w:rPr>
+          <w:lang w:val="zh_TW" w:bidi="zh_TW"/>
+        </w:rPr>
+      </w:r>
+      <w:r>
+        <w:rPr>
           <w:b/>
           <w:lang w:val="zh_TW" w:bidi="zh_TW"/>
         </w:rPr>
@@ -5259,6 +5912,20 @@
       </w:r>
       <w:r>
         <w:rPr>
+          <w:lang w:val="zh_TW" w:bidi="zh_TW"/>
+        </w:rPr>
+        <w:t>אֱלֹהֶ֑י⁠הָ</w:t>
+      </w:r>
+    </w:p>
+    <w:p>
+      <w:pPr/>
+      <w:r>
+        <w:rPr>
+          <w:lang w:val="zh_TW" w:bidi="zh_TW"/>
+        </w:rPr>
+      </w:r>
+      <w:r>
+        <w:rPr>
           <w:b/>
           <w:lang w:val="zh_TW" w:bidi="zh_TW"/>
         </w:rPr>
@@ -5418,6 +6085,20 @@
       </w:r>
       <w:r>
         <w:rPr>
+          <w:lang w:val="zh_TW" w:bidi="zh_TW"/>
+        </w:rPr>
+        <w:t>לְ⁠עָזְבֵ֖⁠ךְ לָ⁠שׁ֣וּב מֵ⁠אַחֲרָ֑יִ⁠ךְ</w:t>
+      </w:r>
+    </w:p>
+    <w:p>
+      <w:pPr/>
+      <w:r>
+        <w:rPr>
+          <w:lang w:val="zh_TW" w:bidi="zh_TW"/>
+        </w:rPr>
+      </w:r>
+      <w:r>
+        <w:rPr>
           <w:b/>
           <w:lang w:val="zh_TW" w:bidi="zh_TW"/>
         </w:rPr>
@@ -5527,6 +6208,20 @@
       </w:r>
       <w:r>
         <w:rPr>
+          <w:lang w:val="zh_TW" w:bidi="zh_TW"/>
+        </w:rPr>
+        <w:t>עַמֵּ֣⁠ךְ עַמִּ֔⁠י וֵ⁠אלֹהַ֖יִ⁠ךְ אֱלֹהָֽ⁠י</w:t>
+      </w:r>
+    </w:p>
+    <w:p>
+      <w:pPr/>
+      <w:r>
+        <w:rPr>
+          <w:lang w:val="zh_TW" w:bidi="zh_TW"/>
+        </w:rPr>
+      </w:r>
+      <w:r>
+        <w:rPr>
           <w:b/>
           <w:lang w:val="zh_TW" w:bidi="zh_TW"/>
         </w:rPr>
@@ -5610,6 +6305,20 @@
       </w:r>
       <w:r>
         <w:rPr>
+          <w:lang w:val="zh_TW" w:bidi="zh_TW"/>
+        </w:rPr>
+        <w:t>כֹּה֩ יַעֲשֶׂ֨ה יְהוָ֥ה לִ⁠י֙ וְ⁠כֹ֣ה יֹסִ֔יף</w:t>
+      </w:r>
+    </w:p>
+    <w:p>
+      <w:pPr/>
+      <w:r>
+        <w:rPr>
+          <w:lang w:val="zh_TW" w:bidi="zh_TW"/>
+        </w:rPr>
+      </w:r>
+      <w:r>
+        <w:rPr>
           <w:b/>
           <w:lang w:val="zh_TW" w:bidi="zh_TW"/>
         </w:rPr>
@@ -5693,6 +6402,20 @@
       </w:r>
       <w:r>
         <w:rPr>
+          <w:lang w:val="zh_TW" w:bidi="zh_TW"/>
+        </w:rPr>
+        <w:t>כִּ֣י הַ⁠מָּ֔וֶת יַפְרִ֖יד בֵּינִ֥⁠י וּ⁠בֵינֵֽ⁠ךְ</w:t>
+      </w:r>
+    </w:p>
+    <w:p>
+      <w:pPr/>
+      <w:r>
+        <w:rPr>
+          <w:lang w:val="zh_TW" w:bidi="zh_TW"/>
+        </w:rPr>
+      </w:r>
+      <w:r>
+        <w:rPr>
           <w:b/>
           <w:lang w:val="zh_TW" w:bidi="zh_TW"/>
         </w:rPr>
@@ -5776,6 +6499,20 @@
       </w:r>
       <w:r>
         <w:rPr>
+          <w:lang w:val="zh_TW" w:bidi="zh_TW"/>
+        </w:rPr>
+        <w:t>יַפְרִ֖יד בֵּינִ֥⁠י וּ⁠בֵינֵֽ⁠ךְ</w:t>
+      </w:r>
+    </w:p>
+    <w:p>
+      <w:pPr/>
+      <w:r>
+        <w:rPr>
+          <w:lang w:val="zh_TW" w:bidi="zh_TW"/>
+        </w:rPr>
+      </w:r>
+      <w:r>
+        <w:rPr>
           <w:b/>
           <w:lang w:val="zh_TW" w:bidi="zh_TW"/>
         </w:rPr>
@@ -5859,6 +6596,20 @@
       </w:r>
       <w:r>
         <w:rPr>
+          <w:lang w:val="zh_TW" w:bidi="zh_TW"/>
+        </w:rPr>
+        <w:t>וַ⁠תֶּחְדַּ֖ל לְ⁠דַבֵּ֥ר אֵלֶֽי⁠הָ</w:t>
+      </w:r>
+    </w:p>
+    <w:p>
+      <w:pPr/>
+      <w:r>
+        <w:rPr>
+          <w:lang w:val="zh_TW" w:bidi="zh_TW"/>
+        </w:rPr>
+      </w:r>
+      <w:r>
+        <w:rPr>
           <w:b/>
           <w:lang w:val="zh_TW" w:bidi="zh_TW"/>
         </w:rPr>
@@ -5942,6 +6693,20 @@
       </w:r>
       <w:r>
         <w:rPr>
+          <w:lang w:val="zh_TW" w:bidi="zh_TW"/>
+        </w:rPr>
+        <w:t>וַ⁠תֶּחְדַּ֖ל לְ⁠דַבֵּ֥ר אֵלֶֽי⁠הָ</w:t>
+      </w:r>
+    </w:p>
+    <w:p>
+      <w:pPr/>
+      <w:r>
+        <w:rPr>
+          <w:lang w:val="zh_TW" w:bidi="zh_TW"/>
+        </w:rPr>
+      </w:r>
+      <w:r>
+        <w:rPr>
           <w:b/>
           <w:lang w:val="zh_TW" w:bidi="zh_TW"/>
         </w:rPr>
@@ -6051,6 +6816,20 @@
       </w:r>
       <w:r>
         <w:rPr>
+          <w:lang w:val="zh_TW" w:bidi="zh_TW"/>
+        </w:rPr>
+        <w:t>וַ⁠יְהִ֗י</w:t>
+      </w:r>
+    </w:p>
+    <w:p>
+      <w:pPr/>
+      <w:r>
+        <w:rPr>
+          <w:lang w:val="zh_TW" w:bidi="zh_TW"/>
+        </w:rPr>
+      </w:r>
+      <w:r>
+        <w:rPr>
           <w:b/>
           <w:lang w:val="zh_TW" w:bidi="zh_TW"/>
         </w:rPr>
@@ -6141,6 +6920,20 @@
       </w:r>
       <w:r>
         <w:rPr>
+          <w:lang w:val="zh_TW" w:bidi="zh_TW"/>
+        </w:rPr>
+        <w:t>כְּ⁠בֹאָ֨⁠נָה֙ בֵּ֣ית לֶ֔חֶם</w:t>
+      </w:r>
+    </w:p>
+    <w:p>
+      <w:pPr/>
+      <w:r>
+        <w:rPr>
+          <w:lang w:val="zh_TW" w:bidi="zh_TW"/>
+        </w:rPr>
+      </w:r>
+      <w:r>
+        <w:rPr>
           <w:b/>
           <w:lang w:val="zh_TW" w:bidi="zh_TW"/>
         </w:rPr>
@@ -6224,6 +7017,20 @@
       </w:r>
       <w:r>
         <w:rPr>
+          <w:lang w:val="zh_TW" w:bidi="zh_TW"/>
+        </w:rPr>
+        <w:t>כָּל־הָ⁠עִיר֙</w:t>
+      </w:r>
+    </w:p>
+    <w:p>
+      <w:pPr/>
+      <w:r>
+        <w:rPr>
+          <w:lang w:val="zh_TW" w:bidi="zh_TW"/>
+        </w:rPr>
+      </w:r>
+      <w:r>
+        <w:rPr>
           <w:b/>
           <w:lang w:val="zh_TW" w:bidi="zh_TW"/>
         </w:rPr>
@@ -6320,6 +7127,20 @@
       </w:r>
       <w:r>
         <w:rPr>
+          <w:lang w:val="zh_TW" w:bidi="zh_TW"/>
+        </w:rPr>
+        <w:t>כָּל־הָ⁠עִיר֙</w:t>
+      </w:r>
+    </w:p>
+    <w:p>
+      <w:pPr/>
+      <w:r>
+        <w:rPr>
+          <w:lang w:val="zh_TW" w:bidi="zh_TW"/>
+        </w:rPr>
+      </w:r>
+      <w:r>
+        <w:rPr>
           <w:b/>
           <w:lang w:val="zh_TW" w:bidi="zh_TW"/>
         </w:rPr>
@@ -6416,6 +7237,20 @@
       </w:r>
       <w:r>
         <w:rPr>
+          <w:lang w:val="zh_TW" w:bidi="zh_TW"/>
+        </w:rPr>
+        <w:t>הֲ⁠זֹ֥את נָעֳמִֽי</w:t>
+      </w:r>
+    </w:p>
+    <w:p>
+      <w:pPr/>
+      <w:r>
+        <w:rPr>
+          <w:lang w:val="zh_TW" w:bidi="zh_TW"/>
+        </w:rPr>
+      </w:r>
+      <w:r>
+        <w:rPr>
           <w:b/>
           <w:lang w:val="zh_TW" w:bidi="zh_TW"/>
         </w:rPr>
@@ -6499,6 +7334,20 @@
       </w:r>
       <w:r>
         <w:rPr>
+          <w:lang w:val="zh_TW" w:bidi="zh_TW"/>
+        </w:rPr>
+        <w:t>אַל־תִּקְרֶ֥אנָה לִ֖⁠י נָעֳמִ֑י</w:t>
+      </w:r>
+    </w:p>
+    <w:p>
+      <w:pPr/>
+      <w:r>
+        <w:rPr>
+          <w:lang w:val="zh_TW" w:bidi="zh_TW"/>
+        </w:rPr>
+      </w:r>
+      <w:r>
+        <w:rPr>
           <w:b/>
           <w:lang w:val="zh_TW" w:bidi="zh_TW"/>
         </w:rPr>
@@ -6589,6 +7438,20 @@
       </w:r>
       <w:r>
         <w:rPr>
+          <w:lang w:val="zh_TW" w:bidi="zh_TW"/>
+        </w:rPr>
+        <w:t>מָרָ֔א</w:t>
+      </w:r>
+    </w:p>
+    <w:p>
+      <w:pPr/>
+      <w:r>
+        <w:rPr>
+          <w:lang w:val="zh_TW" w:bidi="zh_TW"/>
+        </w:rPr>
+      </w:r>
+      <w:r>
+        <w:rPr>
           <w:b/>
           <w:lang w:val="zh_TW" w:bidi="zh_TW"/>
         </w:rPr>
@@ -6679,6 +7542,20 @@
       </w:r>
       <w:r>
         <w:rPr>
+          <w:lang w:val="zh_TW" w:bidi="zh_TW"/>
+        </w:rPr>
+        <w:t>אֲנִי֙ מְלֵאָ֣ה הָלַ֔כְתִּי וְ⁠רֵיקָ֖ם הֱשִׁיבַ֣⁠נִי יְהוָ֑ה</w:t>
+      </w:r>
+    </w:p>
+    <w:p>
+      <w:pPr/>
+      <w:r>
+        <w:rPr>
+          <w:lang w:val="zh_TW" w:bidi="zh_TW"/>
+        </w:rPr>
+      </w:r>
+      <w:r>
+        <w:rPr>
           <w:b/>
           <w:lang w:val="zh_TW" w:bidi="zh_TW"/>
         </w:rPr>
@@ -6788,6 +7665,20 @@
       </w:r>
       <w:r>
         <w:rPr>
+          <w:lang w:val="zh_TW" w:bidi="zh_TW"/>
+        </w:rPr>
+        <w:t>לָ֣⁠מָּה תִקְרֶ֤אנָה לִ⁠י֙ נָעֳמִ֔י</w:t>
+      </w:r>
+    </w:p>
+    <w:p>
+      <w:pPr/>
+      <w:r>
+        <w:rPr>
+          <w:lang w:val="zh_TW" w:bidi="zh_TW"/>
+        </w:rPr>
+      </w:r>
+      <w:r>
+        <w:rPr>
           <w:b/>
           <w:lang w:val="zh_TW" w:bidi="zh_TW"/>
         </w:rPr>
@@ -6871,6 +7762,20 @@
       </w:r>
       <w:r>
         <w:rPr>
+          <w:lang w:val="zh_TW" w:bidi="zh_TW"/>
+        </w:rPr>
+        <w:t>וַֽ⁠יהוָה֙ עָ֣נָה בִ֔⁠י וְ⁠שַׁדַּ֖י הֵ֥רַֽע לִֽ⁠י</w:t>
+      </w:r>
+    </w:p>
+    <w:p>
+      <w:pPr/>
+      <w:r>
+        <w:rPr>
+          <w:lang w:val="zh_TW" w:bidi="zh_TW"/>
+        </w:rPr>
+      </w:r>
+      <w:r>
+        <w:rPr>
           <w:b/>
           <w:lang w:val="zh_TW" w:bidi="zh_TW"/>
         </w:rPr>
@@ -6980,6 +7885,20 @@
       </w:r>
       <w:r>
         <w:rPr>
+          <w:lang w:val="zh_TW" w:bidi="zh_TW"/>
+        </w:rPr>
+        <w:t>עָ֣נָה בִ֔⁠י</w:t>
+      </w:r>
+    </w:p>
+    <w:p>
+      <w:pPr/>
+      <w:r>
+        <w:rPr>
+          <w:lang w:val="zh_TW" w:bidi="zh_TW"/>
+        </w:rPr>
+      </w:r>
+      <w:r>
+        <w:rPr>
           <w:b/>
           <w:lang w:val="zh_TW" w:bidi="zh_TW"/>
         </w:rPr>
@@ -7139,6 +8058,20 @@
       </w:r>
       <w:r>
         <w:rPr>
+          <w:lang w:val="zh_TW" w:bidi="zh_TW"/>
+        </w:rPr>
+        <w:t>וַ⁠תָּ֣שָׁב נָעֳמִ֗י וְ⁠ר֨וּת הַ⁠מּוֹאֲבִיָּ֤ה כַלָּתָ⁠הּ֙ עִמָּ֔⁠הּ הַ⁠שָּׁ֖בָה מִ⁠שְּׂדֵ֣י מוֹאָ֑ב</w:t>
+      </w:r>
+    </w:p>
+    <w:p>
+      <w:pPr/>
+      <w:r>
+        <w:rPr>
+          <w:lang w:val="zh_TW" w:bidi="zh_TW"/>
+        </w:rPr>
+      </w:r>
+      <w:r>
+        <w:rPr>
           <w:b/>
           <w:lang w:val="zh_TW" w:bidi="zh_TW"/>
         </w:rPr>
@@ -7222,6 +8155,20 @@
       </w:r>
       <w:r>
         <w:rPr>
+          <w:lang w:val="zh_TW" w:bidi="zh_TW"/>
+        </w:rPr>
+        <w:t>וְ⁠הֵ֗מָּה בָּ֚אוּ בֵּ֣ית לֶ֔חֶם בִּ⁠תְחִלַּ֖ת קְצִ֥יר שְׂעֹרִֽים</w:t>
+      </w:r>
+    </w:p>
+    <w:p>
+      <w:pPr/>
+      <w:r>
+        <w:rPr>
+          <w:lang w:val="zh_TW" w:bidi="zh_TW"/>
+        </w:rPr>
+      </w:r>
+      <w:r>
+        <w:rPr>
           <w:b/>
           <w:lang w:val="zh_TW" w:bidi="zh_TW"/>
         </w:rPr>
@@ -7305,6 +8252,20 @@
       </w:r>
       <w:r>
         <w:rPr>
+          <w:lang w:val="zh_TW" w:bidi="zh_TW"/>
+        </w:rPr>
+        <w:t>בִּ⁠תְחִלַּ֖ת קְצִ֥יר שְׂעֹרִֽים</w:t>
+      </w:r>
+    </w:p>
+    <w:p>
+      <w:pPr/>
+      <w:r>
+        <w:rPr>
+          <w:lang w:val="zh_TW" w:bidi="zh_TW"/>
+        </w:rPr>
+      </w:r>
+      <w:r>
+        <w:rPr>
           <w:b/>
           <w:lang w:val="zh_TW" w:bidi="zh_TW"/>
         </w:rPr>
@@ -7559,6 +8520,20 @@
       </w:r>
       <w:r>
         <w:rPr>
+          <w:lang w:val="zh_TW" w:bidi="zh_TW"/>
+        </w:rPr>
+        <w:t>וּֽ⁠לְ⁠נָעֳמִ֞י מוֹדַ֣ע לְ⁠אִישָׁ֗⁠הּ</w:t>
+      </w:r>
+    </w:p>
+    <w:p>
+      <w:pPr/>
+      <w:r>
+        <w:rPr>
+          <w:lang w:val="zh_TW" w:bidi="zh_TW"/>
+        </w:rPr>
+      </w:r>
+      <w:r>
+        <w:rPr>
           <w:b/>
           <w:lang w:val="zh_TW" w:bidi="zh_TW"/>
         </w:rPr>
@@ -7642,6 +8617,20 @@
       </w:r>
       <w:r>
         <w:rPr>
+          <w:lang w:val="zh_TW" w:bidi="zh_TW"/>
+        </w:rPr>
+        <w:t>וּֽ⁠לְ⁠נָעֳמִ֞י מוֹדַ֣ע לְ⁠אִישָׁ֗⁠הּ</w:t>
+      </w:r>
+    </w:p>
+    <w:p>
+      <w:pPr/>
+      <w:r>
+        <w:rPr>
+          <w:lang w:val="zh_TW" w:bidi="zh_TW"/>
+        </w:rPr>
+      </w:r>
+      <w:r>
+        <w:rPr>
           <w:b/>
           <w:lang w:val="zh_TW" w:bidi="zh_TW"/>
         </w:rPr>
@@ -7738,6 +8727,20 @@
       </w:r>
       <w:r>
         <w:rPr>
+          <w:lang w:val="zh_TW" w:bidi="zh_TW"/>
+        </w:rPr>
+        <w:t>אִ֚ישׁ גִּבּ֣וֹר חַ֔יִל</w:t>
+      </w:r>
+    </w:p>
+    <w:p>
+      <w:pPr/>
+      <w:r>
+        <w:rPr>
+          <w:lang w:val="zh_TW" w:bidi="zh_TW"/>
+        </w:rPr>
+      </w:r>
+      <w:r>
+        <w:rPr>
           <w:b/>
           <w:lang w:val="zh_TW" w:bidi="zh_TW"/>
         </w:rPr>
@@ -7828,6 +8831,20 @@
       </w:r>
       <w:r>
         <w:rPr>
+          <w:lang w:val="zh_TW" w:bidi="zh_TW"/>
+        </w:rPr>
+        <w:t>מִ⁠מִּשְׁפַּ֖חַת אֱלִימֶ֑לֶךְ</w:t>
+      </w:r>
+    </w:p>
+    <w:p>
+      <w:pPr/>
+      <w:r>
+        <w:rPr>
+          <w:lang w:val="zh_TW" w:bidi="zh_TW"/>
+        </w:rPr>
+      </w:r>
+      <w:r>
+        <w:rPr>
           <w:b/>
           <w:lang w:val="zh_TW" w:bidi="zh_TW"/>
         </w:rPr>
@@ -7924,6 +8941,20 @@
       </w:r>
       <w:r>
         <w:rPr>
+          <w:lang w:val="zh_TW" w:bidi="zh_TW"/>
+        </w:rPr>
+        <w:t>ר֨וּת הַ⁠מּוֹאֲבִיָּ֜ה</w:t>
+      </w:r>
+    </w:p>
+    <w:p>
+      <w:pPr/>
+      <w:r>
+        <w:rPr>
+          <w:lang w:val="zh_TW" w:bidi="zh_TW"/>
+        </w:rPr>
+      </w:r>
+      <w:r>
+        <w:rPr>
           <w:b/>
           <w:lang w:val="zh_TW" w:bidi="zh_TW"/>
         </w:rPr>
@@ -8070,6 +9101,20 @@
       </w:r>
       <w:r>
         <w:rPr>
+          <w:lang w:val="zh_TW" w:bidi="zh_TW"/>
+        </w:rPr>
+        <w:t>אֲשֶׁ֥ר אֶמְצָא־חֵ֖ן בְּ⁠עֵינָ֑י⁠ו</w:t>
+      </w:r>
+    </w:p>
+    <w:p>
+      <w:pPr/>
+      <w:r>
+        <w:rPr>
+          <w:lang w:val="zh_TW" w:bidi="zh_TW"/>
+        </w:rPr>
+      </w:r>
+      <w:r>
+        <w:rPr>
           <w:b/>
           <w:lang w:val="zh_TW" w:bidi="zh_TW"/>
         </w:rPr>
@@ -8166,6 +9211,20 @@
       </w:r>
       <w:r>
         <w:rPr>
+          <w:lang w:val="zh_TW" w:bidi="zh_TW"/>
+        </w:rPr>
+        <w:t>בִתִּֽ⁠י</w:t>
+      </w:r>
+    </w:p>
+    <w:p>
+      <w:pPr/>
+      <w:r>
+        <w:rPr>
+          <w:lang w:val="zh_TW" w:bidi="zh_TW"/>
+        </w:rPr>
+      </w:r>
+      <w:r>
+        <w:rPr>
           <w:b/>
           <w:lang w:val="zh_TW" w:bidi="zh_TW"/>
         </w:rPr>
@@ -8249,6 +9308,20 @@
       </w:r>
       <w:r>
         <w:rPr>
+          <w:lang w:val="zh_TW" w:bidi="zh_TW"/>
+        </w:rPr>
+        <w:t>וַ⁠יִּ֣קֶר מִקְרֶ֔⁠הָ</w:t>
+      </w:r>
+    </w:p>
+    <w:p>
+      <w:pPr/>
+      <w:r>
+        <w:rPr>
+          <w:lang w:val="zh_TW" w:bidi="zh_TW"/>
+        </w:rPr>
+      </w:r>
+      <w:r>
+        <w:rPr>
           <w:b/>
           <w:lang w:val="zh_TW" w:bidi="zh_TW"/>
         </w:rPr>
@@ -8345,6 +9418,20 @@
       </w:r>
       <w:r>
         <w:rPr>
+          <w:lang w:val="zh_TW" w:bidi="zh_TW"/>
+        </w:rPr>
+        <w:t>מִ⁠מִּשְׁפַּ֥חַת אֱלִימֶֽלֶךְ</w:t>
+      </w:r>
+    </w:p>
+    <w:p>
+      <w:pPr/>
+      <w:r>
+        <w:rPr>
+          <w:lang w:val="zh_TW" w:bidi="zh_TW"/>
+        </w:rPr>
+      </w:r>
+      <w:r>
+        <w:rPr>
           <w:b/>
           <w:lang w:val="zh_TW" w:bidi="zh_TW"/>
         </w:rPr>
@@ -8441,6 +9528,20 @@
       </w:r>
       <w:r>
         <w:rPr>
+          <w:lang w:val="zh_TW" w:bidi="zh_TW"/>
+        </w:rPr>
+        <w:t>וְ⁠הִנֵּה</w:t>
+      </w:r>
+    </w:p>
+    <w:p>
+      <w:pPr/>
+      <w:r>
+        <w:rPr>
+          <w:lang w:val="zh_TW" w:bidi="zh_TW"/>
+        </w:rPr>
+      </w:r>
+      <w:r>
+        <w:rPr>
           <w:b/>
           <w:lang w:val="zh_TW" w:bidi="zh_TW"/>
         </w:rPr>
@@ -8551,6 +9652,20 @@
       </w:r>
       <w:r>
         <w:rPr>
+          <w:lang w:val="zh_TW" w:bidi="zh_TW"/>
+        </w:rPr>
+        <w:t>בָּ֚א מִ⁠בֵּ֣ית לֶ֔חֶם</w:t>
+      </w:r>
+    </w:p>
+    <w:p>
+      <w:pPr/>
+      <w:r>
+        <w:rPr>
+          <w:lang w:val="zh_TW" w:bidi="zh_TW"/>
+        </w:rPr>
+      </w:r>
+      <w:r>
+        <w:rPr>
           <w:b/>
           <w:lang w:val="zh_TW" w:bidi="zh_TW"/>
         </w:rPr>
@@ -8640,6 +9755,20 @@
       </w:r>
       <w:r>
         <w:rPr>
+          <w:lang w:val="zh_TW" w:bidi="zh_TW"/>
+        </w:rPr>
+        <w:t>יְהוָ֣ה עִמָּ⁠כֶ֑ם</w:t>
+      </w:r>
+    </w:p>
+    <w:p>
+      <w:pPr/>
+      <w:r>
+        <w:rPr>
+          <w:lang w:val="zh_TW" w:bidi="zh_TW"/>
+        </w:rPr>
+      </w:r>
+      <w:r>
+        <w:rPr>
           <w:b/>
           <w:lang w:val="zh_TW" w:bidi="zh_TW"/>
         </w:rPr>
@@ -8902,6 +10031,20 @@
       </w:r>
       <w:r>
         <w:rPr>
+          <w:lang w:val="zh_TW" w:bidi="zh_TW"/>
+        </w:rPr>
+        <w:t>לְ⁠מִ֖י הַ⁠נַּעֲרָ֥ה הַ⁠זֹּֽאת</w:t>
+      </w:r>
+    </w:p>
+    <w:p>
+      <w:pPr/>
+      <w:r>
+        <w:rPr>
+          <w:lang w:val="zh_TW" w:bidi="zh_TW"/>
+        </w:rPr>
+      </w:r>
+      <w:r>
+        <w:rPr>
           <w:b/>
           <w:lang w:val="zh_TW" w:bidi="zh_TW"/>
         </w:rPr>
@@ -8985,6 +10128,20 @@
       </w:r>
       <w:r>
         <w:rPr>
+          <w:lang w:val="zh_TW" w:bidi="zh_TW"/>
+        </w:rPr>
+        <w:t>וַ⁠יַּ֗עַן &amp; וַ⁠יֹּאמַ֑ר</w:t>
+      </w:r>
+    </w:p>
+    <w:p>
+      <w:pPr/>
+      <w:r>
+        <w:rPr>
+          <w:lang w:val="zh_TW" w:bidi="zh_TW"/>
+        </w:rPr>
+      </w:r>
+      <w:r>
+        <w:rPr>
           <w:b/>
           <w:lang w:val="zh_TW" w:bidi="zh_TW"/>
         </w:rPr>
@@ -9101,6 +10258,20 @@
       </w:r>
       <w:r>
         <w:rPr>
+          <w:lang w:val="zh_TW" w:bidi="zh_TW"/>
+        </w:rPr>
+        <w:t>וַ⁠תֹּ֗אמֶר אֲלַקֳטָה־נָּא֙ וְ⁠אָסַפְתִּ֣י בָֽ⁠עֳמָרִ֔ים אַחֲרֵ֖י הַ⁠קּוֹצְרִ֑ים</w:t>
+      </w:r>
+    </w:p>
+    <w:p>
+      <w:pPr/>
+      <w:r>
+        <w:rPr>
+          <w:lang w:val="zh_TW" w:bidi="zh_TW"/>
+        </w:rPr>
+      </w:r>
+      <w:r>
+        <w:rPr>
           <w:b/>
           <w:lang w:val="zh_TW" w:bidi="zh_TW"/>
         </w:rPr>
@@ -9184,6 +10355,20 @@
       </w:r>
       <w:r>
         <w:rPr>
+          <w:lang w:val="zh_TW" w:bidi="zh_TW"/>
+        </w:rPr>
+        <w:t>אֲלַקֳטָה־נָּא֙ וְ⁠אָסַפְתִּ֣י</w:t>
+      </w:r>
+    </w:p>
+    <w:p>
+      <w:pPr/>
+      <w:r>
+        <w:rPr>
+          <w:lang w:val="zh_TW" w:bidi="zh_TW"/>
+        </w:rPr>
+      </w:r>
+      <w:r>
+        <w:rPr>
           <w:b/>
           <w:lang w:val="zh_TW" w:bidi="zh_TW"/>
         </w:rPr>
@@ -9371,6 +10556,20 @@
       </w:r>
       <w:r>
         <w:rPr>
+          <w:lang w:val="zh_TW" w:bidi="zh_TW"/>
+        </w:rPr>
+        <w:t>הֲ⁠ל֧וֹא שָׁמַ֣עַתְּ בִּתִּ֗⁠י</w:t>
+      </w:r>
+    </w:p>
+    <w:p>
+      <w:pPr/>
+      <w:r>
+        <w:rPr>
+          <w:lang w:val="zh_TW" w:bidi="zh_TW"/>
+        </w:rPr>
+      </w:r>
+      <w:r>
+        <w:rPr>
           <w:b/>
           <w:lang w:val="zh_TW" w:bidi="zh_TW"/>
         </w:rPr>
@@ -9454,6 +10653,20 @@
       </w:r>
       <w:r>
         <w:rPr>
+          <w:lang w:val="zh_TW" w:bidi="zh_TW"/>
+        </w:rPr>
+        <w:t>בִּתִּ֗⁠י</w:t>
+      </w:r>
+    </w:p>
+    <w:p>
+      <w:pPr/>
+      <w:r>
+        <w:rPr>
+          <w:lang w:val="zh_TW" w:bidi="zh_TW"/>
+        </w:rPr>
+      </w:r>
+      <w:r>
+        <w:rPr>
           <w:b/>
           <w:lang w:val="zh_TW" w:bidi="zh_TW"/>
         </w:rPr>
@@ -9550,6 +10763,20 @@
       </w:r>
       <w:r>
         <w:rPr>
+          <w:lang w:val="zh_TW" w:bidi="zh_TW"/>
+        </w:rPr>
+        <w:t>עֵינַ֜יִ⁠ךְ בַּ⁠שָּׂדֶ֤ה</w:t>
+      </w:r>
+    </w:p>
+    <w:p>
+      <w:pPr/>
+      <w:r>
+        <w:rPr>
+          <w:lang w:val="zh_TW" w:bidi="zh_TW"/>
+        </w:rPr>
+      </w:r>
+      <w:r>
+        <w:rPr>
           <w:b/>
           <w:lang w:val="zh_TW" w:bidi="zh_TW"/>
         </w:rPr>
@@ -9646,6 +10873,20 @@
       </w:r>
       <w:r>
         <w:rPr>
+          <w:lang w:val="zh_TW" w:bidi="zh_TW"/>
+        </w:rPr>
+        <w:t>אַחֲרֵי⁠הֶ֔ן</w:t>
+      </w:r>
+    </w:p>
+    <w:p>
+      <w:pPr/>
+      <w:r>
+        <w:rPr>
+          <w:lang w:val="zh_TW" w:bidi="zh_TW"/>
+        </w:rPr>
+      </w:r>
+      <w:r>
+        <w:rPr>
           <w:b/>
           <w:lang w:val="zh_TW" w:bidi="zh_TW"/>
         </w:rPr>
@@ -9742,6 +10983,20 @@
       </w:r>
       <w:r>
         <w:rPr>
+          <w:lang w:val="zh_TW" w:bidi="zh_TW"/>
+        </w:rPr>
+        <w:t>הֲ⁠ל֥וֹא צִוִּ֛יתִי אֶת־הַ⁠נְּעָרִ֖ים לְ⁠בִלְתִּ֣י נָגְעֵ֑⁠ךְ</w:t>
+      </w:r>
+    </w:p>
+    <w:p>
+      <w:pPr/>
+      <w:r>
+        <w:rPr>
+          <w:lang w:val="zh_TW" w:bidi="zh_TW"/>
+        </w:rPr>
+      </w:r>
+      <w:r>
+        <w:rPr>
           <w:b/>
           <w:lang w:val="zh_TW" w:bidi="zh_TW"/>
         </w:rPr>
@@ -9825,6 +11080,20 @@
       </w:r>
       <w:r>
         <w:rPr>
+          <w:lang w:val="zh_TW" w:bidi="zh_TW"/>
+        </w:rPr>
+        <w:t>אֶת־הַ⁠נְּעָרִ֖ים</w:t>
+      </w:r>
+    </w:p>
+    <w:p>
+      <w:pPr/>
+      <w:r>
+        <w:rPr>
+          <w:lang w:val="zh_TW" w:bidi="zh_TW"/>
+        </w:rPr>
+      </w:r>
+      <w:r>
+        <w:rPr>
           <w:b/>
           <w:lang w:val="zh_TW" w:bidi="zh_TW"/>
         </w:rPr>
@@ -9908,6 +11177,20 @@
       </w:r>
       <w:r>
         <w:rPr>
+          <w:lang w:val="zh_TW" w:bidi="zh_TW"/>
+        </w:rPr>
+        <w:t>לְ⁠בִלְתִּ֣י נָגְעֵ֑⁠ךְ</w:t>
+      </w:r>
+    </w:p>
+    <w:p>
+      <w:pPr/>
+      <w:r>
+        <w:rPr>
+          <w:lang w:val="zh_TW" w:bidi="zh_TW"/>
+        </w:rPr>
+      </w:r>
+      <w:r>
+        <w:rPr>
           <w:b/>
           <w:lang w:val="zh_TW" w:bidi="zh_TW"/>
         </w:rPr>
@@ -10067,6 +11350,20 @@
       </w:r>
       <w:r>
         <w:rPr>
+          <w:lang w:val="zh_TW" w:bidi="zh_TW"/>
+        </w:rPr>
+        <w:t>וַ⁠תִּפֹּל֙ עַל־פָּנֶ֔י⁠הָ וַ⁠תִּשְׁתַּ֖חוּ אָ֑רְצָ⁠ה</w:t>
+      </w:r>
+    </w:p>
+    <w:p>
+      <w:pPr/>
+      <w:r>
+        <w:rPr>
+          <w:lang w:val="zh_TW" w:bidi="zh_TW"/>
+        </w:rPr>
+      </w:r>
+      <w:r>
+        <w:rPr>
           <w:b/>
           <w:lang w:val="zh_TW" w:bidi="zh_TW"/>
         </w:rPr>
@@ -10150,6 +11447,20 @@
       </w:r>
       <w:r>
         <w:rPr>
+          <w:lang w:val="zh_TW" w:bidi="zh_TW"/>
+        </w:rPr>
+        <w:t>וַ⁠תִּפֹּל֙ עַל־פָּנֶ֔י⁠הָ וַ⁠תִּשְׁתַּ֖חוּ אָ֑רְצָ⁠ה</w:t>
+      </w:r>
+    </w:p>
+    <w:p>
+      <w:pPr/>
+      <w:r>
+        <w:rPr>
+          <w:lang w:val="zh_TW" w:bidi="zh_TW"/>
+        </w:rPr>
+      </w:r>
+      <w:r>
+        <w:rPr>
           <w:b/>
           <w:lang w:val="zh_TW" w:bidi="zh_TW"/>
         </w:rPr>
@@ -10253,6 +11564,20 @@
       </w:r>
       <w:r>
         <w:rPr>
+          <w:lang w:val="zh_TW" w:bidi="zh_TW"/>
+        </w:rPr>
+        <w:t>וַ⁠תִּפֹּל֙ עַל־פָּנֶ֔י⁠הָ וַ⁠תִּשְׁתַּ֖חוּ אָ֑רְצָ⁠ה</w:t>
+      </w:r>
+    </w:p>
+    <w:p>
+      <w:pPr/>
+      <w:r>
+        <w:rPr>
+          <w:lang w:val="zh_TW" w:bidi="zh_TW"/>
+        </w:rPr>
+      </w:r>
+      <w:r>
+        <w:rPr>
           <w:b/>
           <w:lang w:val="zh_TW" w:bidi="zh_TW"/>
         </w:rPr>
@@ -10343,6 +11668,20 @@
       </w:r>
       <w:r>
         <w:rPr>
+          <w:lang w:val="zh_TW" w:bidi="zh_TW"/>
+        </w:rPr>
+        <w:t>מַדּוּעַ֩ מָצָ֨אתִי חֵ֤ן בְּ⁠עֵינֶ֨י⁠ךָ֙ לְ⁠הַכִּירֵ֔⁠נִי וְ⁠אָּנֹכִ֖י נָכְרִיָּֽה</w:t>
+      </w:r>
+    </w:p>
+    <w:p>
+      <w:pPr/>
+      <w:r>
+        <w:rPr>
+          <w:lang w:val="zh_TW" w:bidi="zh_TW"/>
+        </w:rPr>
+      </w:r>
+      <w:r>
+        <w:rPr>
           <w:b/>
           <w:lang w:val="zh_TW" w:bidi="zh_TW"/>
         </w:rPr>
@@ -10426,6 +11765,20 @@
       </w:r>
       <w:r>
         <w:rPr>
+          <w:lang w:val="zh_TW" w:bidi="zh_TW"/>
+        </w:rPr>
+        <w:t>מָצָ֨אתִי חֵ֤ן בְּ⁠עֵינֶ֨י⁠ךָ֙</w:t>
+      </w:r>
+    </w:p>
+    <w:p>
+      <w:pPr/>
+      <w:r>
+        <w:rPr>
+          <w:lang w:val="zh_TW" w:bidi="zh_TW"/>
+        </w:rPr>
+      </w:r>
+      <w:r>
+        <w:rPr>
           <w:b/>
           <w:lang w:val="zh_TW" w:bidi="zh_TW"/>
         </w:rPr>
@@ -10625,6 +11978,20 @@
       </w:r>
       <w:r>
         <w:rPr>
+          <w:lang w:val="zh_TW" w:bidi="zh_TW"/>
+        </w:rPr>
+        <w:t>הֻגֵּ֨ד הֻגַּ֜ד</w:t>
+      </w:r>
+    </w:p>
+    <w:p>
+      <w:pPr/>
+      <w:r>
+        <w:rPr>
+          <w:lang w:val="zh_TW" w:bidi="zh_TW"/>
+        </w:rPr>
+      </w:r>
+      <w:r>
+        <w:rPr>
           <w:b/>
           <w:lang w:val="zh_TW" w:bidi="zh_TW"/>
         </w:rPr>
@@ -10715,6 +12082,20 @@
       </w:r>
       <w:r>
         <w:rPr>
+          <w:lang w:val="zh_TW" w:bidi="zh_TW"/>
+        </w:rPr>
+        <w:t>הֻגֵּ֨ד הֻגַּ֜ד לִ֗⁠י</w:t>
+      </w:r>
+    </w:p>
+    <w:p>
+      <w:pPr/>
+      <w:r>
+        <w:rPr>
+          <w:lang w:val="zh_TW" w:bidi="zh_TW"/>
+        </w:rPr>
+      </w:r>
+      <w:r>
+        <w:rPr>
           <w:b/>
           <w:lang w:val="zh_TW" w:bidi="zh_TW"/>
         </w:rPr>
@@ -10812,6 +12193,20 @@
       </w:r>
       <w:r>
         <w:rPr>
+          <w:lang w:val="zh_TW" w:bidi="zh_TW"/>
+        </w:rPr>
+        <w:t>וַ⁠תֵּ֣לְכִ֔י אֶל־עַ֕ם</w:t>
+      </w:r>
+    </w:p>
+    <w:p>
+      <w:pPr/>
+      <w:r>
+        <w:rPr>
+          <w:lang w:val="zh_TW" w:bidi="zh_TW"/>
+        </w:rPr>
+      </w:r>
+      <w:r>
+        <w:rPr>
           <w:b/>
           <w:lang w:val="zh_TW" w:bidi="zh_TW"/>
         </w:rPr>
@@ -10908,6 +12303,20 @@
       </w:r>
       <w:r>
         <w:rPr>
+          <w:lang w:val="zh_TW" w:bidi="zh_TW"/>
+        </w:rPr>
+        <w:t>תְּמ֥וֹל שִׁלְשֽׁוֹם</w:t>
+      </w:r>
+    </w:p>
+    <w:p>
+      <w:pPr/>
+      <w:r>
+        <w:rPr>
+          <w:lang w:val="zh_TW" w:bidi="zh_TW"/>
+        </w:rPr>
+      </w:r>
+      <w:r>
+        <w:rPr>
           <w:b/>
           <w:lang w:val="zh_TW" w:bidi="zh_TW"/>
         </w:rPr>
@@ -11004,6 +12413,20 @@
       </w:r>
       <w:r>
         <w:rPr>
+          <w:lang w:val="zh_TW" w:bidi="zh_TW"/>
+        </w:rPr>
+        <w:t>פָּעֳלֵ֑⁠ךְ</w:t>
+      </w:r>
+    </w:p>
+    <w:p>
+      <w:pPr/>
+      <w:r>
+        <w:rPr>
+          <w:lang w:val="zh_TW" w:bidi="zh_TW"/>
+        </w:rPr>
+      </w:r>
+      <w:r>
+        <w:rPr>
           <w:b/>
           <w:lang w:val="zh_TW" w:bidi="zh_TW"/>
         </w:rPr>
@@ -11100,6 +12523,20 @@
       </w:r>
       <w:r>
         <w:rPr>
+          <w:lang w:val="zh_TW" w:bidi="zh_TW"/>
+        </w:rPr>
+        <w:t>וּ⁠תְהִ֨י מַשְׂכֻּרְתֵּ֜⁠ךְ שְׁלֵמָ֗ה מֵ⁠עִ֤ם יְהוָה֙</w:t>
+      </w:r>
+    </w:p>
+    <w:p>
+      <w:pPr/>
+      <w:r>
+        <w:rPr>
+          <w:lang w:val="zh_TW" w:bidi="zh_TW"/>
+        </w:rPr>
+      </w:r>
+      <w:r>
+        <w:rPr>
           <w:b/>
           <w:lang w:val="zh_TW" w:bidi="zh_TW"/>
         </w:rPr>
@@ -11183,6 +12620,20 @@
       </w:r>
       <w:r>
         <w:rPr>
+          <w:lang w:val="zh_TW" w:bidi="zh_TW"/>
+        </w:rPr>
+        <w:t>אֲשֶׁר־בָּ֖את לַ⁠חֲס֥וֹת תַּֽחַת־כְּנָפָֽי⁠ו</w:t>
+      </w:r>
+    </w:p>
+    <w:p>
+      <w:pPr/>
+      <w:r>
+        <w:rPr>
+          <w:lang w:val="zh_TW" w:bidi="zh_TW"/>
+        </w:rPr>
+      </w:r>
+      <w:r>
+        <w:rPr>
           <w:b/>
           <w:lang w:val="zh_TW" w:bidi="zh_TW"/>
         </w:rPr>
@@ -11279,6 +12730,20 @@
       </w:r>
       <w:r>
         <w:rPr>
+          <w:lang w:val="zh_TW" w:bidi="zh_TW"/>
+        </w:rPr>
+        <w:t>אֶמְצָא־חֵ֨ן בְּ⁠עֵינֶ֤י⁠ךָ</w:t>
+      </w:r>
+    </w:p>
+    <w:p>
+      <w:pPr/>
+      <w:r>
+        <w:rPr>
+          <w:lang w:val="zh_TW" w:bidi="zh_TW"/>
+        </w:rPr>
+      </w:r>
+      <w:r>
+        <w:rPr>
           <w:b/>
           <w:lang w:val="zh_TW" w:bidi="zh_TW"/>
         </w:rPr>
@@ -11375,6 +12840,20 @@
       </w:r>
       <w:r>
         <w:rPr>
+          <w:lang w:val="zh_TW" w:bidi="zh_TW"/>
+        </w:rPr>
+        <w:t>אֲדֹנִ⁠י֙</w:t>
+      </w:r>
+    </w:p>
+    <w:p>
+      <w:pPr/>
+      <w:r>
+        <w:rPr>
+          <w:lang w:val="zh_TW" w:bidi="zh_TW"/>
+        </w:rPr>
+      </w:r>
+      <w:r>
+        <w:rPr>
           <w:b/>
           <w:lang w:val="zh_TW" w:bidi="zh_TW"/>
         </w:rPr>
@@ -11484,6 +12963,20 @@
       </w:r>
       <w:r>
         <w:rPr>
+          <w:lang w:val="zh_TW" w:bidi="zh_TW"/>
+        </w:rPr>
+        <w:t>עַל־לֵ֣ב שִׁפְחָתֶ֑⁠ךָ</w:t>
+      </w:r>
+    </w:p>
+    <w:p>
+      <w:pPr/>
+      <w:r>
+        <w:rPr>
+          <w:lang w:val="zh_TW" w:bidi="zh_TW"/>
+        </w:rPr>
+      </w:r>
+      <w:r>
+        <w:rPr>
           <w:b/>
           <w:lang w:val="zh_TW" w:bidi="zh_TW"/>
         </w:rPr>
@@ -11567,6 +13060,20 @@
       </w:r>
       <w:r>
         <w:rPr>
+          <w:lang w:val="zh_TW" w:bidi="zh_TW"/>
+        </w:rPr>
+        <w:t>עַל־לֵ֣ב</w:t>
+      </w:r>
+    </w:p>
+    <w:p>
+      <w:pPr/>
+      <w:r>
+        <w:rPr>
+          <w:lang w:val="zh_TW" w:bidi="zh_TW"/>
+        </w:rPr>
+      </w:r>
+      <w:r>
+        <w:rPr>
           <w:b/>
           <w:lang w:val="zh_TW" w:bidi="zh_TW"/>
         </w:rPr>
@@ -11663,6 +13170,20 @@
       </w:r>
       <w:r>
         <w:rPr>
+          <w:lang w:val="zh_TW" w:bidi="zh_TW"/>
+        </w:rPr>
+        <w:t>שִׁפְחָתֶ֑⁠ךָ</w:t>
+      </w:r>
+    </w:p>
+    <w:p>
+      <w:pPr/>
+      <w:r>
+        <w:rPr>
+          <w:lang w:val="zh_TW" w:bidi="zh_TW"/>
+        </w:rPr>
+      </w:r>
+      <w:r>
+        <w:rPr>
           <w:b/>
           <w:lang w:val="zh_TW" w:bidi="zh_TW"/>
         </w:rPr>
@@ -11758,6 +13279,20 @@
       </w:r>
       <w:r>
         <w:rPr>
+          <w:lang w:val="zh_TW" w:bidi="zh_TW"/>
+        </w:rPr>
+        <w:t>וְ⁠אָנֹכִי֙ לֹ֣א אֶֽהְיֶ֔ה כְּ⁠אַחַ֖ת שִׁפְחֹתֶֽי⁠ךָ</w:t>
+      </w:r>
+    </w:p>
+    <w:p>
+      <w:pPr/>
+      <w:r>
+        <w:rPr>
+          <w:lang w:val="zh_TW" w:bidi="zh_TW"/>
+        </w:rPr>
+      </w:r>
+      <w:r>
+        <w:rPr>
           <w:b/>
           <w:lang w:val="zh_TW" w:bidi="zh_TW"/>
         </w:rPr>
@@ -11904,6 +13439,20 @@
       </w:r>
       <w:r>
         <w:rPr>
+          <w:lang w:val="zh_TW" w:bidi="zh_TW"/>
+        </w:rPr>
+        <w:t>גֹּ֤שִֽׁי הֲלֹם֙ וְ⁠אָכַ֣לְתְּ מִן־הַ⁠לֶּ֔חֶם וְ⁠טָבַ֥לְתְּ פִּתֵּ֖⁠ךְ בַּ⁠חֹ֑מֶץ</w:t>
+      </w:r>
+    </w:p>
+    <w:p>
+      <w:pPr/>
+      <w:r>
+        <w:rPr>
+          <w:lang w:val="zh_TW" w:bidi="zh_TW"/>
+        </w:rPr>
+      </w:r>
+      <w:r>
+        <w:rPr>
           <w:b/>
           <w:lang w:val="zh_TW" w:bidi="zh_TW"/>
         </w:rPr>
@@ -11987,6 +13536,20 @@
       </w:r>
       <w:r>
         <w:rPr>
+          <w:lang w:val="zh_TW" w:bidi="zh_TW"/>
+        </w:rPr>
+        <w:t>וְ⁠אָכַ֣לְתְּ מִן־הַ⁠לֶּ֔חֶם וְ⁠טָבַ֥לְתְּ פִּתֵּ֖⁠ךְ בַּ⁠חֹ֑מֶץ</w:t>
+      </w:r>
+    </w:p>
+    <w:p>
+      <w:pPr/>
+      <w:r>
+        <w:rPr>
+          <w:lang w:val="zh_TW" w:bidi="zh_TW"/>
+        </w:rPr>
+      </w:r>
+      <w:r>
+        <w:rPr>
           <w:b/>
           <w:lang w:val="zh_TW" w:bidi="zh_TW"/>
         </w:rPr>
@@ -12070,6 +13633,20 @@
       </w:r>
       <w:r>
         <w:rPr>
+          <w:lang w:val="zh_TW" w:bidi="zh_TW"/>
+        </w:rPr>
+        <w:t>וְ⁠טָבַ֥לְתְּ פִּתֵּ֖⁠ךְ בַּ⁠חֹ֑מֶץ</w:t>
+      </w:r>
+    </w:p>
+    <w:p>
+      <w:pPr/>
+      <w:r>
+        <w:rPr>
+          <w:lang w:val="zh_TW" w:bidi="zh_TW"/>
+        </w:rPr>
+      </w:r>
+      <w:r>
+        <w:rPr>
           <w:b/>
           <w:lang w:val="zh_TW" w:bidi="zh_TW"/>
         </w:rPr>
@@ -12133,6 +13710,20 @@
       </w:r>
       <w:r>
         <w:rPr>
+          <w:lang w:val="zh_TW" w:bidi="zh_TW"/>
+        </w:rPr>
+        <w:t>וַ⁠יְצַו֩ בֹּ֨עַז אֶת־נְעָרָ֜י⁠ו</w:t>
+      </w:r>
+    </w:p>
+    <w:p>
+      <w:pPr/>
+      <w:r>
+        <w:rPr>
+          <w:lang w:val="zh_TW" w:bidi="zh_TW"/>
+        </w:rPr>
+      </w:r>
+      <w:r>
+        <w:rPr>
           <w:b/>
           <w:lang w:val="zh_TW" w:bidi="zh_TW"/>
         </w:rPr>
@@ -12216,6 +13807,20 @@
       </w:r>
       <w:r>
         <w:rPr>
+          <w:lang w:val="zh_TW" w:bidi="zh_TW"/>
+        </w:rPr>
+        <w:t>גַּ֣ם בֵּ֧ין הָֽ⁠עֳמָרִ֛ים</w:t>
+      </w:r>
+    </w:p>
+    <w:p>
+      <w:pPr/>
+      <w:r>
+        <w:rPr>
+          <w:lang w:val="zh_TW" w:bidi="zh_TW"/>
+        </w:rPr>
+      </w:r>
+      <w:r>
+        <w:rPr>
           <w:b/>
           <w:lang w:val="zh_TW" w:bidi="zh_TW"/>
         </w:rPr>
@@ -12292,6 +13897,20 @@
       </w:r>
       <w:r>
         <w:rPr>
+          <w:lang w:val="zh_TW" w:bidi="zh_TW"/>
+        </w:rPr>
+        <w:t>וְ⁠לֹ֥א תַכְלִימֽוּ⁠הָ</w:t>
+      </w:r>
+    </w:p>
+    <w:p>
+      <w:pPr/>
+      <w:r>
+        <w:rPr>
+          <w:lang w:val="zh_TW" w:bidi="zh_TW"/>
+        </w:rPr>
+      </w:r>
+      <w:r>
+        <w:rPr>
           <w:b/>
           <w:lang w:val="zh_TW" w:bidi="zh_TW"/>
         </w:rPr>
@@ -12375,6 +13994,20 @@
       </w:r>
       <w:r>
         <w:rPr>
+          <w:lang w:val="zh_TW" w:bidi="zh_TW"/>
+        </w:rPr>
+        <w:t>וְ⁠גַ֛ם</w:t>
+      </w:r>
+    </w:p>
+    <w:p>
+      <w:pPr/>
+      <w:r>
+        <w:rPr>
+          <w:lang w:val="zh_TW" w:bidi="zh_TW"/>
+        </w:rPr>
+      </w:r>
+      <w:r>
+        <w:rPr>
           <w:b/>
           <w:lang w:val="zh_TW" w:bidi="zh_TW"/>
         </w:rPr>
@@ -12501,6 +14134,20 @@
       </w:r>
       <w:r>
         <w:rPr>
+          <w:lang w:val="zh_TW" w:bidi="zh_TW"/>
+        </w:rPr>
+        <w:t>וַ⁠תַּחְבֹּט֙</w:t>
+      </w:r>
+    </w:p>
+    <w:p>
+      <w:pPr/>
+      <w:r>
+        <w:rPr>
+          <w:lang w:val="zh_TW" w:bidi="zh_TW"/>
+        </w:rPr>
+      </w:r>
+      <w:r>
+        <w:rPr>
           <w:b/>
           <w:lang w:val="zh_TW" w:bidi="zh_TW"/>
         </w:rPr>
@@ -12564,6 +14211,20 @@
       </w:r>
       <w:r>
         <w:rPr>
+          <w:lang w:val="zh_TW" w:bidi="zh_TW"/>
+        </w:rPr>
+        <w:t>כְּ⁠אֵיפָ֥ה</w:t>
+      </w:r>
+    </w:p>
+    <w:p>
+      <w:pPr/>
+      <w:r>
+        <w:rPr>
+          <w:lang w:val="zh_TW" w:bidi="zh_TW"/>
+        </w:rPr>
+      </w:r>
+      <w:r>
+        <w:rPr>
           <w:b/>
           <w:lang w:val="zh_TW" w:bidi="zh_TW"/>
         </w:rPr>
@@ -12654,6 +14315,20 @@
       </w:r>
       <w:r>
         <w:rPr>
+          <w:lang w:val="zh_TW" w:bidi="zh_TW"/>
+        </w:rPr>
+        <w:t>וַ⁠תִּשָּׂא֙ וַ⁠תָּב֣וֹא הָ⁠עִ֔יר</w:t>
+      </w:r>
+    </w:p>
+    <w:p>
+      <w:pPr/>
+      <w:r>
+        <w:rPr>
+          <w:lang w:val="zh_TW" w:bidi="zh_TW"/>
+        </w:rPr>
+      </w:r>
+      <w:r>
+        <w:rPr>
           <w:b/>
           <w:lang w:val="zh_TW" w:bidi="zh_TW"/>
         </w:rPr>
@@ -12737,6 +14412,20 @@
       </w:r>
       <w:r>
         <w:rPr>
+          <w:lang w:val="zh_TW" w:bidi="zh_TW"/>
+        </w:rPr>
+        <w:t>אֵיפֹ֨ה לִקַּ֤טְתְּ הַ⁠יּוֹם֙ וְ⁠אָ֣נָה עָשִׂ֔ית</w:t>
+      </w:r>
+    </w:p>
+    <w:p>
+      <w:pPr/>
+      <w:r>
+        <w:rPr>
+          <w:lang w:val="zh_TW" w:bidi="zh_TW"/>
+        </w:rPr>
+      </w:r>
+      <w:r>
+        <w:rPr>
           <w:b/>
           <w:lang w:val="zh_TW" w:bidi="zh_TW"/>
         </w:rPr>
@@ -12820,6 +14509,20 @@
       </w:r>
       <w:r>
         <w:rPr>
+          <w:lang w:val="zh_TW" w:bidi="zh_TW"/>
+        </w:rPr>
+        <w:t>יְהִ֥י מַכִּירֵ֖⁠ךְ בָּר֑וּךְ</w:t>
+      </w:r>
+    </w:p>
+    <w:p>
+      <w:pPr/>
+      <w:r>
+        <w:rPr>
+          <w:lang w:val="zh_TW" w:bidi="zh_TW"/>
+        </w:rPr>
+      </w:r>
+      <w:r>
+        <w:rPr>
           <w:b/>
           <w:lang w:val="zh_TW" w:bidi="zh_TW"/>
         </w:rPr>
@@ -12903,6 +14606,20 @@
       </w:r>
       <w:r>
         <w:rPr>
+          <w:lang w:val="zh_TW" w:bidi="zh_TW"/>
+        </w:rPr>
+        <w:t>יְהִ֥י מַכִּירֵ֖⁠ךְ בָּר֑וּךְ</w:t>
+      </w:r>
+    </w:p>
+    <w:p>
+      <w:pPr/>
+      <w:r>
+        <w:rPr>
+          <w:lang w:val="zh_TW" w:bidi="zh_TW"/>
+        </w:rPr>
+      </w:r>
+      <w:r>
+        <w:rPr>
           <w:b/>
           <w:lang w:val="zh_TW" w:bidi="zh_TW"/>
         </w:rPr>
@@ -13014,6 +14731,20 @@
       </w:r>
       <w:r>
         <w:rPr>
+          <w:lang w:val="zh_TW" w:bidi="zh_TW"/>
+        </w:rPr>
+        <w:t>מַכִּירֵ֖⁠ךְ</w:t>
+      </w:r>
+    </w:p>
+    <w:p>
+      <w:pPr/>
+      <w:r>
+        <w:rPr>
+          <w:lang w:val="zh_TW" w:bidi="zh_TW"/>
+        </w:rPr>
+      </w:r>
+      <w:r>
+        <w:rPr>
           <w:b/>
           <w:lang w:val="zh_TW" w:bidi="zh_TW"/>
         </w:rPr>
@@ -13110,6 +14841,20 @@
       </w:r>
       <w:r>
         <w:rPr>
+          <w:lang w:val="zh_TW" w:bidi="zh_TW"/>
+        </w:rPr>
+        <w:t>וַ⁠תַּגֵּ֣ד לַ⁠חֲמוֹתָ֗⁠הּ אֵ֤ת אֲשֶׁר־עָשְׂתָה֙ עִמּ֔⁠וֹ וַ⁠תֹּ֗אמֶר שֵׁ֤ם הָ⁠אִישׁ֙ אֲשֶׁ֨ר עָשִׂ֧יתִי עִמּ֛⁠וֹ הַ⁠יּ֖וֹם בֹּֽעַז</w:t>
+      </w:r>
+    </w:p>
+    <w:p>
+      <w:pPr/>
+      <w:r>
+        <w:rPr>
+          <w:lang w:val="zh_TW" w:bidi="zh_TW"/>
+        </w:rPr>
+      </w:r>
+      <w:r>
+        <w:rPr>
           <w:b/>
           <w:lang w:val="zh_TW" w:bidi="zh_TW"/>
         </w:rPr>
@@ -13193,6 +14938,20 @@
       </w:r>
       <w:r>
         <w:rPr>
+          <w:lang w:val="zh_TW" w:bidi="zh_TW"/>
+        </w:rPr>
+        <w:t>בָּר֥וּךְ הוּא֙ לַ⁠יהוָ֔ה</w:t>
+      </w:r>
+    </w:p>
+    <w:p>
+      <w:pPr/>
+      <w:r>
+        <w:rPr>
+          <w:lang w:val="zh_TW" w:bidi="zh_TW"/>
+        </w:rPr>
+      </w:r>
+      <w:r>
+        <w:rPr>
           <w:b/>
           <w:lang w:val="zh_TW" w:bidi="zh_TW"/>
         </w:rPr>
@@ -13276,6 +15035,20 @@
       </w:r>
       <w:r>
         <w:rPr>
+          <w:lang w:val="zh_TW" w:bidi="zh_TW"/>
+        </w:rPr>
+        <w:t>בָּר֥וּךְ הוּא֙ לַ⁠יהוָ֔ה</w:t>
+      </w:r>
+    </w:p>
+    <w:p>
+      <w:pPr/>
+      <w:r>
+        <w:rPr>
+          <w:lang w:val="zh_TW" w:bidi="zh_TW"/>
+        </w:rPr>
+      </w:r>
+      <w:r>
+        <w:rPr>
           <w:b/>
           <w:lang w:val="zh_TW" w:bidi="zh_TW"/>
         </w:rPr>
@@ -13359,6 +15132,20 @@
       </w:r>
       <w:r>
         <w:rPr>
+          <w:lang w:val="zh_TW" w:bidi="zh_TW"/>
+        </w:rPr>
+        <w:t>אֲשֶׁר֙ לֹא־עָזַ֣ב</w:t>
+      </w:r>
+    </w:p>
+    <w:p>
+      <w:pPr/>
+      <w:r>
+        <w:rPr>
+          <w:lang w:val="zh_TW" w:bidi="zh_TW"/>
+        </w:rPr>
+      </w:r>
+      <w:r>
+        <w:rPr>
           <w:b/>
           <w:lang w:val="zh_TW" w:bidi="zh_TW"/>
         </w:rPr>
@@ -13468,6 +15255,20 @@
       </w:r>
       <w:r>
         <w:rPr>
+          <w:lang w:val="zh_TW" w:bidi="zh_TW"/>
+        </w:rPr>
+        <w:t>אֲשֶׁר֙ לֹא־עָזַ֣ב</w:t>
+      </w:r>
+    </w:p>
+    <w:p>
+      <w:pPr/>
+      <w:r>
+        <w:rPr>
+          <w:lang w:val="zh_TW" w:bidi="zh_TW"/>
+        </w:rPr>
+      </w:r>
+      <w:r>
+        <w:rPr>
           <w:b/>
           <w:lang w:val="zh_TW" w:bidi="zh_TW"/>
         </w:rPr>
@@ -13577,6 +15378,20 @@
       </w:r>
       <w:r>
         <w:rPr>
+          <w:lang w:val="zh_TW" w:bidi="zh_TW"/>
+        </w:rPr>
+        <w:t>אֶת־הַ⁠חַיִּ֖ים</w:t>
+      </w:r>
+    </w:p>
+    <w:p>
+      <w:pPr/>
+      <w:r>
+        <w:rPr>
+          <w:lang w:val="zh_TW" w:bidi="zh_TW"/>
+        </w:rPr>
+      </w:r>
+      <w:r>
+        <w:rPr>
           <w:b/>
           <w:lang w:val="zh_TW" w:bidi="zh_TW"/>
         </w:rPr>
@@ -13673,6 +15488,20 @@
       </w:r>
       <w:r>
         <w:rPr>
+          <w:lang w:val="zh_TW" w:bidi="zh_TW"/>
+        </w:rPr>
+        <w:t>וְ⁠אֶת־הַ⁠מֵּתִ֑ים</w:t>
+      </w:r>
+    </w:p>
+    <w:p>
+      <w:pPr/>
+      <w:r>
+        <w:rPr>
+          <w:lang w:val="zh_TW" w:bidi="zh_TW"/>
+        </w:rPr>
+      </w:r>
+      <w:r>
+        <w:rPr>
           <w:b/>
           <w:lang w:val="zh_TW" w:bidi="zh_TW"/>
         </w:rPr>
@@ -13769,6 +15598,20 @@
       </w:r>
       <w:r>
         <w:rPr>
+          <w:lang w:val="zh_TW" w:bidi="zh_TW"/>
+        </w:rPr>
+        <w:t>קָר֥וֹב לָ֨⁠נוּ֙ הָ⁠אִ֔ישׁ מִֽ⁠גֹּאֲלֵ֖⁠נוּ הֽוּא</w:t>
+      </w:r>
+    </w:p>
+    <w:p>
+      <w:pPr/>
+      <w:r>
+        <w:rPr>
+          <w:lang w:val="zh_TW" w:bidi="zh_TW"/>
+        </w:rPr>
+      </w:r>
+      <w:r>
+        <w:rPr>
           <w:b/>
           <w:lang w:val="zh_TW" w:bidi="zh_TW"/>
         </w:rPr>
@@ -13852,6 +15695,20 @@
       </w:r>
       <w:r>
         <w:rPr>
+          <w:lang w:val="zh_TW" w:bidi="zh_TW"/>
+        </w:rPr>
+        <w:t>מִֽ⁠גֹּאֲלֵ֖⁠נוּ</w:t>
+      </w:r>
+    </w:p>
+    <w:p>
+      <w:pPr/>
+      <w:r>
+        <w:rPr>
+          <w:lang w:val="zh_TW" w:bidi="zh_TW"/>
+        </w:rPr>
+      </w:r>
+      <w:r>
+        <w:rPr>
           <w:b/>
           <w:lang w:val="zh_TW" w:bidi="zh_TW"/>
         </w:rPr>
@@ -13922,6 +15779,20 @@
       </w:r>
       <w:r>
         <w:rPr>
+          <w:lang w:val="zh_TW" w:bidi="zh_TW"/>
+        </w:rPr>
+        <w:t>גַּ֣ם ׀ כִּי־אָמַ֣ר אֵלַ֗⁠י</w:t>
+      </w:r>
+    </w:p>
+    <w:p>
+      <w:pPr/>
+      <w:r>
+        <w:rPr>
+          <w:lang w:val="zh_TW" w:bidi="zh_TW"/>
+        </w:rPr>
+      </w:r>
+      <w:r>
+        <w:rPr>
           <w:b/>
           <w:lang w:val="zh_TW" w:bidi="zh_TW"/>
         </w:rPr>
@@ -14005,6 +15876,20 @@
       </w:r>
       <w:r>
         <w:rPr>
+          <w:lang w:val="zh_TW" w:bidi="zh_TW"/>
+        </w:rPr>
+        <w:t>אָמַ֣ר אֵלַ֗⁠י עִם־הַ⁠נְּעָרִ֤ים אֲשֶׁר־לִ⁠י֙ תִּדְבָּקִ֔י⁠ן עַ֣ד אִם־כִּלּ֔וּ אֵ֥ת כָּל־הַ⁠קָּצִ֖יר אֲשֶׁר־לִֽ⁠י</w:t>
+      </w:r>
+    </w:p>
+    <w:p>
+      <w:pPr/>
+      <w:r>
+        <w:rPr>
+          <w:lang w:val="zh_TW" w:bidi="zh_TW"/>
+        </w:rPr>
+      </w:r>
+      <w:r>
+        <w:rPr>
           <w:b/>
           <w:lang w:val="zh_TW" w:bidi="zh_TW"/>
         </w:rPr>
@@ -14088,6 +15973,20 @@
       </w:r>
       <w:r>
         <w:rPr>
+          <w:lang w:val="zh_TW" w:bidi="zh_TW"/>
+        </w:rPr>
+        <w:t>עִם־הַ⁠נְּעָרִ֤ים אֲשֶׁר־לִ⁠י֙ תִּדְבָּקִ֔י⁠ן</w:t>
+      </w:r>
+    </w:p>
+    <w:p>
+      <w:pPr/>
+      <w:r>
+        <w:rPr>
+          <w:lang w:val="zh_TW" w:bidi="zh_TW"/>
+        </w:rPr>
+      </w:r>
+      <w:r>
+        <w:rPr>
           <w:b/>
           <w:lang w:val="zh_TW" w:bidi="zh_TW"/>
         </w:rPr>
@@ -14234,6 +16133,20 @@
       </w:r>
       <w:r>
         <w:rPr>
+          <w:lang w:val="zh_TW" w:bidi="zh_TW"/>
+        </w:rPr>
+        <w:t>וְ⁠לֹ֥א יִפְגְּעוּ־בָ֖⁠ךְ</w:t>
+      </w:r>
+    </w:p>
+    <w:p>
+      <w:pPr/>
+      <w:r>
+        <w:rPr>
+          <w:lang w:val="zh_TW" w:bidi="zh_TW"/>
+        </w:rPr>
+      </w:r>
+      <w:r>
+        <w:rPr>
           <w:b/>
           <w:lang w:val="zh_TW" w:bidi="zh_TW"/>
         </w:rPr>
@@ -14330,6 +16243,20 @@
       </w:r>
       <w:r>
         <w:rPr>
+          <w:lang w:val="zh_TW" w:bidi="zh_TW"/>
+        </w:rPr>
+        <w:t>וַ⁠תִּדְבַּ֞ק</w:t>
+      </w:r>
+    </w:p>
+    <w:p>
+      <w:pPr/>
+      <w:r>
+        <w:rPr>
+          <w:lang w:val="zh_TW" w:bidi="zh_TW"/>
+        </w:rPr>
+      </w:r>
+      <w:r>
+        <w:rPr>
           <w:b/>
           <w:lang w:val="zh_TW" w:bidi="zh_TW"/>
         </w:rPr>
@@ -14426,6 +16353,20 @@
       </w:r>
       <w:r>
         <w:rPr>
+          <w:lang w:val="zh_TW" w:bidi="zh_TW"/>
+        </w:rPr>
+        <w:t>עַד־כְּל֥וֹת קְצִֽיר־הַ⁠שְּׂעֹרִ֖ים וּ⁠קְצִ֣יר הַֽ⁠חִטִּ֑ים</w:t>
+      </w:r>
+    </w:p>
+    <w:p>
+      <w:pPr/>
+      <w:r>
+        <w:rPr>
+          <w:lang w:val="zh_TW" w:bidi="zh_TW"/>
+        </w:rPr>
+      </w:r>
+      <w:r>
+        <w:rPr>
           <w:b/>
           <w:lang w:val="zh_TW" w:bidi="zh_TW"/>
         </w:rPr>
@@ -14656,6 +16597,20 @@
       </w:r>
       <w:r>
         <w:rPr>
+          <w:lang w:val="zh_TW" w:bidi="zh_TW"/>
+        </w:rPr>
+        <w:t>וַ⁠תֹּ֥אמֶר לָ֖⁠הּ נָעֳמִ֣י חֲמוֹתָ֑⁠הּ</w:t>
+      </w:r>
+    </w:p>
+    <w:p>
+      <w:pPr/>
+      <w:r>
+        <w:rPr>
+          <w:lang w:val="zh_TW" w:bidi="zh_TW"/>
+        </w:rPr>
+      </w:r>
+      <w:r>
+        <w:rPr>
           <w:b/>
           <w:lang w:val="zh_TW" w:bidi="zh_TW"/>
         </w:rPr>
@@ -14890,6 +16845,20 @@
       </w:r>
       <w:r>
         <w:rPr>
+          <w:lang w:val="zh_TW" w:bidi="zh_TW"/>
+        </w:rPr>
+        <w:t>נָעֳמִ֣י חֲמוֹתָ֑⁠הּ</w:t>
+      </w:r>
+    </w:p>
+    <w:p>
+      <w:pPr/>
+      <w:r>
+        <w:rPr>
+          <w:lang w:val="zh_TW" w:bidi="zh_TW"/>
+        </w:rPr>
+      </w:r>
+      <w:r>
+        <w:rPr>
           <w:b/>
           <w:lang w:val="zh_TW" w:bidi="zh_TW"/>
         </w:rPr>
@@ -14993,6 +16962,20 @@
       </w:r>
       <w:r>
         <w:rPr>
+          <w:lang w:val="zh_TW" w:bidi="zh_TW"/>
+        </w:rPr>
+        <w:t>חֲמוֹתָ֑⁠הּ</w:t>
+      </w:r>
+    </w:p>
+    <w:p>
+      <w:pPr/>
+      <w:r>
+        <w:rPr>
+          <w:lang w:val="zh_TW" w:bidi="zh_TW"/>
+        </w:rPr>
+      </w:r>
+      <w:r>
+        <w:rPr>
           <w:b/>
           <w:lang w:val="zh_TW" w:bidi="zh_TW"/>
         </w:rPr>
@@ -15089,6 +17072,20 @@
       </w:r>
       <w:r>
         <w:rPr>
+          <w:lang w:val="zh_TW" w:bidi="zh_TW"/>
+        </w:rPr>
+        <w:t>בִּתִּ֞⁠י</w:t>
+      </w:r>
+    </w:p>
+    <w:p>
+      <w:pPr/>
+      <w:r>
+        <w:rPr>
+          <w:lang w:val="zh_TW" w:bidi="zh_TW"/>
+        </w:rPr>
+      </w:r>
+      <w:r>
+        <w:rPr>
           <w:b/>
           <w:lang w:val="zh_TW" w:bidi="zh_TW"/>
         </w:rPr>
@@ -15185,6 +17182,20 @@
       </w:r>
       <w:r>
         <w:rPr>
+          <w:lang w:val="zh_TW" w:bidi="zh_TW"/>
+        </w:rPr>
+        <w:t>הֲ⁠לֹ֧א אֲבַקֶּשׁ־לָ֛⁠ךְ מָנ֖וֹחַ אֲשֶׁ֥ר יִֽיטַב־לָֽ⁠ךְ</w:t>
+      </w:r>
+    </w:p>
+    <w:p>
+      <w:pPr/>
+      <w:r>
+        <w:rPr>
+          <w:lang w:val="zh_TW" w:bidi="zh_TW"/>
+        </w:rPr>
+      </w:r>
+      <w:r>
+        <w:rPr>
           <w:b/>
           <w:lang w:val="zh_TW" w:bidi="zh_TW"/>
         </w:rPr>
@@ -15268,6 +17279,20 @@
       </w:r>
       <w:r>
         <w:rPr>
+          <w:lang w:val="zh_TW" w:bidi="zh_TW"/>
+        </w:rPr>
+        <w:t>מָנ֖וֹחַ</w:t>
+      </w:r>
+    </w:p>
+    <w:p>
+      <w:pPr/>
+      <w:r>
+        <w:rPr>
+          <w:lang w:val="zh_TW" w:bidi="zh_TW"/>
+        </w:rPr>
+      </w:r>
+      <w:r>
+        <w:rPr>
           <w:b/>
           <w:lang w:val="zh_TW" w:bidi="zh_TW"/>
         </w:rPr>
@@ -15364,6 +17389,20 @@
       </w:r>
       <w:r>
         <w:rPr>
+          <w:lang w:val="zh_TW" w:bidi="zh_TW"/>
+        </w:rPr>
+        <w:t>וְ⁠עַתָּ֗ה</w:t>
+      </w:r>
+    </w:p>
+    <w:p>
+      <w:pPr/>
+      <w:r>
+        <w:rPr>
+          <w:lang w:val="zh_TW" w:bidi="zh_TW"/>
+        </w:rPr>
+      </w:r>
+      <w:r>
+        <w:rPr>
           <w:b/>
           <w:lang w:val="zh_TW" w:bidi="zh_TW"/>
         </w:rPr>
@@ -15391,7 +17430,7 @@
           <w:lang w:val="zh_TW" w:bidi="zh_TW"/>
         </w:rPr>
       </w:r>
-      <w:hyperlink r:id="rId13">
+      <w:hyperlink r:id="rId15">
         <w:r>
           <w:rPr>
             <w:lang w:val="zh_TW" w:bidi="zh_TW"/>
@@ -15409,7 +17448,7 @@
         </w:rPr>
         <w:t>中拿俄米的修辭性問句為</w:t>
       </w:r>
-      <w:hyperlink r:id="rId14">
+      <w:hyperlink r:id="rId16">
         <w:r>
           <w:rPr>
             <w:lang w:val="zh_TW" w:bidi="zh_TW"/>
@@ -15491,6 +17530,20 @@
       </w:r>
       <w:r>
         <w:rPr>
+          <w:lang w:val="zh_TW" w:bidi="zh_TW"/>
+        </w:rPr>
+        <w:t>הֲ⁠לֹ֥א בֹ֨עַז֙ מֹֽדַעְתָּ֔⁠נוּ אֲשֶׁ֥ר הָיִ֖ית אֶת־נַעֲרוֹתָ֑י⁠ו</w:t>
+      </w:r>
+    </w:p>
+    <w:p>
+      <w:pPr/>
+      <w:r>
+        <w:rPr>
+          <w:lang w:val="zh_TW" w:bidi="zh_TW"/>
+        </w:rPr>
+      </w:r>
+      <w:r>
+        <w:rPr>
           <w:b/>
           <w:lang w:val="zh_TW" w:bidi="zh_TW"/>
         </w:rPr>
@@ -15510,7 +17563,7 @@
         </w:rPr>
         <w:t>拿俄米在這裡用問句的形式提醒路得她已經告訴過她的事情（見</w:t>
       </w:r>
-      <w:hyperlink r:id="rId15">
+      <w:hyperlink r:id="rId17">
         <w:r>
           <w:rPr>
             <w:lang w:val="zh_TW" w:bidi="zh_TW"/>
@@ -15592,6 +17645,20 @@
       </w:r>
       <w:r>
         <w:rPr>
+          <w:lang w:val="zh_TW" w:bidi="zh_TW"/>
+        </w:rPr>
+        <w:t>אֲשֶׁ֥ר הָיִ֖ית אֶת־נַעֲרוֹתָ֑י⁠ו</w:t>
+      </w:r>
+    </w:p>
+    <w:p>
+      <w:pPr/>
+      <w:r>
+        <w:rPr>
+          <w:lang w:val="zh_TW" w:bidi="zh_TW"/>
+        </w:rPr>
+      </w:r>
+      <w:r>
+        <w:rPr>
           <w:b/>
           <w:lang w:val="zh_TW" w:bidi="zh_TW"/>
         </w:rPr>
@@ -15675,6 +17742,20 @@
       </w:r>
       <w:r>
         <w:rPr>
+          <w:lang w:val="zh_TW" w:bidi="zh_TW"/>
+        </w:rPr>
+        <w:t>הִנֵּה</w:t>
+      </w:r>
+    </w:p>
+    <w:p>
+      <w:pPr/>
+      <w:r>
+        <w:rPr>
+          <w:lang w:val="zh_TW" w:bidi="zh_TW"/>
+        </w:rPr>
+      </w:r>
+      <w:r>
+        <w:rPr>
           <w:b/>
           <w:lang w:val="zh_TW" w:bidi="zh_TW"/>
         </w:rPr>
@@ -15848,6 +17929,20 @@
       </w:r>
       <w:r>
         <w:rPr>
+          <w:lang w:val="zh_TW" w:bidi="zh_TW"/>
+        </w:rPr>
+        <w:t>וְיָרַ֣דְתְּ הַ⁠גֹּ֑רֶן</w:t>
+      </w:r>
+    </w:p>
+    <w:p>
+      <w:pPr/>
+      <w:r>
+        <w:rPr>
+          <w:lang w:val="zh_TW" w:bidi="zh_TW"/>
+        </w:rPr>
+      </w:r>
+      <w:r>
+        <w:rPr>
           <w:b/>
           <w:lang w:val="zh_TW" w:bidi="zh_TW"/>
         </w:rPr>
@@ -15938,6 +18033,20 @@
       </w:r>
       <w:r>
         <w:rPr>
+          <w:lang w:val="zh_TW" w:bidi="zh_TW"/>
+        </w:rPr>
+        <w:t>לֶ⁠אֱכֹ֥ל וְ⁠לִ⁠שְׁתּֽוֹת</w:t>
+      </w:r>
+    </w:p>
+    <w:p>
+      <w:pPr/>
+      <w:r>
+        <w:rPr>
+          <w:lang w:val="zh_TW" w:bidi="zh_TW"/>
+        </w:rPr>
+      </w:r>
+      <w:r>
+        <w:rPr>
           <w:b/>
           <w:lang w:val="zh_TW" w:bidi="zh_TW"/>
         </w:rPr>
@@ -16001,6 +18110,20 @@
       </w:r>
       <w:r>
         <w:rPr>
+          <w:lang w:val="zh_TW" w:bidi="zh_TW"/>
+        </w:rPr>
+        <w:t>וִ⁠יהִ֣י</w:t>
+      </w:r>
+    </w:p>
+    <w:p>
+      <w:pPr/>
+      <w:r>
+        <w:rPr>
+          <w:lang w:val="zh_TW" w:bidi="zh_TW"/>
+        </w:rPr>
+      </w:r>
+      <w:r>
+        <w:rPr>
           <w:b/>
           <w:lang w:val="zh_TW" w:bidi="zh_TW"/>
         </w:rPr>
@@ -16097,6 +18220,20 @@
       </w:r>
       <w:r>
         <w:rPr>
+          <w:lang w:val="zh_TW" w:bidi="zh_TW"/>
+        </w:rPr>
+        <w:t>וְ⁠גִלִּ֥ית מַרְגְּלֹתָ֖י⁠ו</w:t>
+      </w:r>
+    </w:p>
+    <w:p>
+      <w:pPr/>
+      <w:r>
+        <w:rPr>
+          <w:lang w:val="zh_TW" w:bidi="zh_TW"/>
+        </w:rPr>
+      </w:r>
+      <w:r>
+        <w:rPr>
           <w:b/>
           <w:lang w:val="zh_TW" w:bidi="zh_TW"/>
         </w:rPr>
@@ -16187,6 +18324,20 @@
       </w:r>
       <w:r>
         <w:rPr>
+          <w:lang w:val="zh_TW" w:bidi="zh_TW"/>
+        </w:rPr>
+        <w:t>מַרְגְּלֹתָ֖י⁠ו</w:t>
+      </w:r>
+    </w:p>
+    <w:p>
+      <w:pPr/>
+      <w:r>
+        <w:rPr>
+          <w:lang w:val="zh_TW" w:bidi="zh_TW"/>
+        </w:rPr>
+      </w:r>
+      <w:r>
+        <w:rPr>
           <w:b/>
           <w:lang w:val="zh_TW" w:bidi="zh_TW"/>
         </w:rPr>
@@ -16283,6 +18434,20 @@
       </w:r>
       <w:r>
         <w:rPr>
+          <w:lang w:val="zh_TW" w:bidi="zh_TW"/>
+        </w:rPr>
+        <w:t>וְ⁠הוּא֙ יַגִּ֣יד לָ֔⁠ךְ אֵ֖ת אֲשֶׁ֥ר תַּעַשִֽׂי⁠ן</w:t>
+      </w:r>
+    </w:p>
+    <w:p>
+      <w:pPr/>
+      <w:r>
+        <w:rPr>
+          <w:lang w:val="zh_TW" w:bidi="zh_TW"/>
+        </w:rPr>
+      </w:r>
+      <w:r>
+        <w:rPr>
           <w:b/>
           <w:lang w:val="zh_TW" w:bidi="zh_TW"/>
         </w:rPr>
@@ -16346,6 +18511,20 @@
       </w:r>
       <w:r>
         <w:rPr>
+          <w:lang w:val="zh_TW" w:bidi="zh_TW"/>
+        </w:rPr>
+        <w:t>וְ⁠הוּא֙ יַגִּ֣יד</w:t>
+      </w:r>
+    </w:p>
+    <w:p>
+      <w:pPr/>
+      <w:r>
+        <w:rPr>
+          <w:lang w:val="zh_TW" w:bidi="zh_TW"/>
+        </w:rPr>
+      </w:r>
+      <w:r>
+        <w:rPr>
           <w:b/>
           <w:lang w:val="zh_TW" w:bidi="zh_TW"/>
         </w:rPr>
@@ -16422,6 +18601,20 @@
       </w:r>
       <w:r>
         <w:rPr>
+          <w:lang w:val="zh_TW" w:bidi="zh_TW"/>
+        </w:rPr>
+        <w:t>וַ⁠תַּ֕עַשׂ כְּ⁠כֹ֥ל אֲשֶׁר־צִוַּ֖תָּ⁠ה חֲמוֹתָֽ⁠הּ</w:t>
+      </w:r>
+    </w:p>
+    <w:p>
+      <w:pPr/>
+      <w:r>
+        <w:rPr>
+          <w:lang w:val="zh_TW" w:bidi="zh_TW"/>
+        </w:rPr>
+      </w:r>
+      <w:r>
+        <w:rPr>
           <w:b/>
           <w:lang w:val="zh_TW" w:bidi="zh_TW"/>
         </w:rPr>
@@ -16441,7 +18634,7 @@
         </w:rPr>
         <w:t>這個陳述對路得在</w:t>
       </w:r>
-      <w:hyperlink r:id="rId16">
+      <w:hyperlink r:id="rId18">
         <w:r>
           <w:rPr>
             <w:lang w:val="zh_TW" w:bidi="zh_TW"/>
@@ -16459,7 +18652,7 @@
         </w:rPr>
         <w:t>中將要採取的行動作了一個總結。如果人們誤以為路得在</w:t>
       </w:r>
-      <w:hyperlink r:id="rId17">
+      <w:hyperlink r:id="rId19">
         <w:r>
           <w:rPr>
             <w:lang w:val="zh_TW" w:bidi="zh_TW"/>
@@ -16477,7 +18670,7 @@
         </w:rPr>
         <w:t>就已經採取了這些行動，然後在</w:t>
       </w:r>
-      <w:hyperlink r:id="rId16">
+      <w:hyperlink r:id="rId18">
         <w:r>
           <w:rPr>
             <w:lang w:val="zh_TW" w:bidi="zh_TW"/>
@@ -16508,7 +18701,7 @@
         </w:rPr>
         <w:t>。或者，如果這樣能讓事件的順序更清晰的話，你可以將這句話移到</w:t>
       </w:r>
-      <w:hyperlink r:id="rId16">
+      <w:hyperlink r:id="rId18">
         <w:r>
           <w:rPr>
             <w:lang w:val="zh_TW" w:bidi="zh_TW"/>
@@ -16590,6 +18783,20 @@
       </w:r>
       <w:r>
         <w:rPr>
+          <w:lang w:val="zh_TW" w:bidi="zh_TW"/>
+        </w:rPr>
+        <w:t>וַ⁠יִּיטַ֣ב לִבּ֔⁠וֹ</w:t>
+      </w:r>
+    </w:p>
+    <w:p>
+      <w:pPr/>
+      <w:r>
+        <w:rPr>
+          <w:lang w:val="zh_TW" w:bidi="zh_TW"/>
+        </w:rPr>
+      </w:r>
+      <w:r>
+        <w:rPr>
           <w:b/>
           <w:lang w:val="zh_TW" w:bidi="zh_TW"/>
         </w:rPr>
@@ -16768,7 +18975,7 @@
         </w:rPr>
         <w:t>看看你</w:t>
       </w:r>
-      <w:hyperlink r:id="rId18">
+      <w:hyperlink r:id="rId20">
         <w:r>
           <w:rPr>
             <w:lang w:val="zh_TW" w:bidi="zh_TW"/>
@@ -16863,6 +19070,20 @@
       </w:r>
       <w:r>
         <w:rPr>
+          <w:lang w:val="zh_TW" w:bidi="zh_TW"/>
+        </w:rPr>
+        <w:t>וַ⁠יְהִי֙ בַּ⁠חֲצִ֣י הַ⁠לַּ֔יְלָה</w:t>
+      </w:r>
+    </w:p>
+    <w:p>
+      <w:pPr/>
+      <w:r>
+        <w:rPr>
+          <w:lang w:val="zh_TW" w:bidi="zh_TW"/>
+        </w:rPr>
+      </w:r>
+      <w:r>
+        <w:rPr>
           <w:b/>
           <w:lang w:val="zh_TW" w:bidi="zh_TW"/>
         </w:rPr>
@@ -16946,6 +19167,20 @@
       </w:r>
       <w:r>
         <w:rPr>
+          <w:lang w:val="zh_TW" w:bidi="zh_TW"/>
+        </w:rPr>
+        <w:t>וַ⁠יֶּחֱרַ֥ד הָ⁠אִ֖ישׁ</w:t>
+      </w:r>
+    </w:p>
+    <w:p>
+      <w:pPr/>
+      <w:r>
+        <w:rPr>
+          <w:lang w:val="zh_TW" w:bidi="zh_TW"/>
+        </w:rPr>
+      </w:r>
+      <w:r>
+        <w:rPr>
           <w:b/>
           <w:lang w:val="zh_TW" w:bidi="zh_TW"/>
         </w:rPr>
@@ -17139,6 +19374,20 @@
       </w:r>
       <w:r>
         <w:rPr>
+          <w:lang w:val="zh_TW" w:bidi="zh_TW"/>
+        </w:rPr>
+        <w:t>אֲמָתֶ֔⁠ךָ &amp; אֲמָ֣תְ⁠ךָ֔</w:t>
+      </w:r>
+    </w:p>
+    <w:p>
+      <w:pPr/>
+      <w:r>
+        <w:rPr>
+          <w:lang w:val="zh_TW" w:bidi="zh_TW"/>
+        </w:rPr>
+      </w:r>
+      <w:r>
+        <w:rPr>
           <w:b/>
           <w:lang w:val="zh_TW" w:bidi="zh_TW"/>
         </w:rPr>
@@ -17248,6 +19497,20 @@
       </w:r>
       <w:r>
         <w:rPr>
+          <w:lang w:val="zh_TW" w:bidi="zh_TW"/>
+        </w:rPr>
+        <w:t>וּ⁠פָרַשְׂתָּ֤ כְנָפֶ֨⁠ךָ֙ עַל־אֲמָ֣תְ⁠ךָ֔</w:t>
+      </w:r>
+    </w:p>
+    <w:p>
+      <w:pPr/>
+      <w:r>
+        <w:rPr>
+          <w:lang w:val="zh_TW" w:bidi="zh_TW"/>
+        </w:rPr>
+      </w:r>
+      <w:r>
+        <w:rPr>
           <w:b/>
           <w:lang w:val="zh_TW" w:bidi="zh_TW"/>
         </w:rPr>
@@ -17350,7 +19613,7 @@
         </w:rPr>
         <w:t>查看你在</w:t>
       </w:r>
-      <w:hyperlink r:id="rId15">
+      <w:hyperlink r:id="rId17">
         <w:r>
           <w:rPr>
             <w:lang w:val="zh_TW" w:bidi="zh_TW"/>
@@ -17432,6 +19695,20 @@
       </w:r>
       <w:r>
         <w:rPr>
+          <w:lang w:val="zh_TW" w:bidi="zh_TW"/>
+        </w:rPr>
+        <w:t>בְּרוּכָ֨ה אַ֤תְּ לַֽ⁠יהוָה֙</w:t>
+      </w:r>
+    </w:p>
+    <w:p>
+      <w:pPr/>
+      <w:r>
+        <w:rPr>
+          <w:lang w:val="zh_TW" w:bidi="zh_TW"/>
+        </w:rPr>
+      </w:r>
+      <w:r>
+        <w:rPr>
           <w:b/>
           <w:lang w:val="zh_TW" w:bidi="zh_TW"/>
         </w:rPr>
@@ -17515,6 +19792,20 @@
       </w:r>
       <w:r>
         <w:rPr>
+          <w:lang w:val="zh_TW" w:bidi="zh_TW"/>
+        </w:rPr>
+        <w:t>בִּתִּ֔⁠י</w:t>
+      </w:r>
+    </w:p>
+    <w:p>
+      <w:pPr/>
+      <w:r>
+        <w:rPr>
+          <w:lang w:val="zh_TW" w:bidi="zh_TW"/>
+        </w:rPr>
+      </w:r>
+      <w:r>
+        <w:rPr>
           <w:b/>
           <w:lang w:val="zh_TW" w:bidi="zh_TW"/>
         </w:rPr>
@@ -17534,7 +19825,7 @@
         </w:rPr>
         <w:t>看看你在</w:t>
       </w:r>
-      <w:hyperlink r:id="rId19">
+      <w:hyperlink r:id="rId21">
         <w:r>
           <w:rPr>
             <w:lang w:val="zh_TW" w:bidi="zh_TW"/>
@@ -17629,6 +19920,20 @@
       </w:r>
       <w:r>
         <w:rPr>
+          <w:lang w:val="zh_TW" w:bidi="zh_TW"/>
+        </w:rPr>
+        <w:t>הֵיטַ֛בְתְּ חַסְדֵּ֥⁠ךְ הָ⁠אַחֲר֖וֹן מִן־הָ⁠רִאשׁ֑וֹן</w:t>
+      </w:r>
+    </w:p>
+    <w:p>
+      <w:pPr/>
+      <w:r>
+        <w:rPr>
+          <w:lang w:val="zh_TW" w:bidi="zh_TW"/>
+        </w:rPr>
+      </w:r>
+      <w:r>
+        <w:rPr>
           <w:b/>
           <w:lang w:val="zh_TW" w:bidi="zh_TW"/>
         </w:rPr>
@@ -17712,6 +20017,20 @@
       </w:r>
       <w:r>
         <w:rPr>
+          <w:lang w:val="zh_TW" w:bidi="zh_TW"/>
+        </w:rPr>
+        <w:t>הָ⁠רִאשׁ֑וֹן</w:t>
+      </w:r>
+    </w:p>
+    <w:p>
+      <w:pPr/>
+      <w:r>
+        <w:rPr>
+          <w:lang w:val="zh_TW" w:bidi="zh_TW"/>
+        </w:rPr>
+      </w:r>
+      <w:r>
+        <w:rPr>
           <w:b/>
           <w:lang w:val="zh_TW" w:bidi="zh_TW"/>
         </w:rPr>
@@ -17808,6 +20127,20 @@
       </w:r>
       <w:r>
         <w:rPr>
+          <w:lang w:val="zh_TW" w:bidi="zh_TW"/>
+        </w:rPr>
+        <w:t>לְ⁠בִלְתִּי־לֶ֗כֶת אַחֲרֵי֙</w:t>
+      </w:r>
+    </w:p>
+    <w:p>
+      <w:pPr/>
+      <w:r>
+        <w:rPr>
+          <w:lang w:val="zh_TW" w:bidi="zh_TW"/>
+        </w:rPr>
+      </w:r>
+      <w:r>
+        <w:rPr>
           <w:b/>
           <w:lang w:val="zh_TW" w:bidi="zh_TW"/>
         </w:rPr>
@@ -17904,6 +20237,20 @@
       </w:r>
       <w:r>
         <w:rPr>
+          <w:lang w:val="zh_TW" w:bidi="zh_TW"/>
+        </w:rPr>
+        <w:t>וְ⁠עַתָּ֗ה</w:t>
+      </w:r>
+    </w:p>
+    <w:p>
+      <w:pPr/>
+      <w:r>
+        <w:rPr>
+          <w:lang w:val="zh_TW" w:bidi="zh_TW"/>
+        </w:rPr>
+      </w:r>
+      <w:r>
+        <w:rPr>
           <w:b/>
           <w:lang w:val="zh_TW" w:bidi="zh_TW"/>
         </w:rPr>
@@ -17930,7 +20277,7 @@
         </w:rPr>
         <w:t>表示之前記敘在</w:t>
       </w:r>
-      <w:hyperlink r:id="rId20">
+      <w:hyperlink r:id="rId22">
         <w:r>
           <w:rPr>
             <w:lang w:val="zh_TW" w:bidi="zh_TW"/>
@@ -18012,6 +20359,20 @@
       </w:r>
       <w:r>
         <w:rPr>
+          <w:lang w:val="zh_TW" w:bidi="zh_TW"/>
+        </w:rPr>
+        <w:t>בִּתִּ⁠י֙</w:t>
+      </w:r>
+    </w:p>
+    <w:p>
+      <w:pPr/>
+      <w:r>
+        <w:rPr>
+          <w:lang w:val="zh_TW" w:bidi="zh_TW"/>
+        </w:rPr>
+      </w:r>
+      <w:r>
+        <w:rPr>
           <w:b/>
           <w:lang w:val="zh_TW" w:bidi="zh_TW"/>
         </w:rPr>
@@ -18031,7 +20392,7 @@
         </w:rPr>
         <w:t>看看你在</w:t>
       </w:r>
-      <w:hyperlink r:id="rId19">
+      <w:hyperlink r:id="rId21">
         <w:r>
           <w:rPr>
             <w:lang w:val="zh_TW" w:bidi="zh_TW"/>
@@ -18049,7 +20410,7 @@
         </w:rPr>
         <w:t>和</w:t>
       </w:r>
-      <w:hyperlink r:id="rId20">
+      <w:hyperlink r:id="rId22">
         <w:r>
           <w:rPr>
             <w:lang w:val="zh_TW" w:bidi="zh_TW"/>
@@ -18131,6 +20492,20 @@
       </w:r>
       <w:r>
         <w:rPr>
+          <w:lang w:val="zh_TW" w:bidi="zh_TW"/>
+        </w:rPr>
+        <w:t>כָּל־שַׁ֣עַר עַמִּ֔⁠י</w:t>
+      </w:r>
+    </w:p>
+    <w:p>
+      <w:pPr/>
+      <w:r>
+        <w:rPr>
+          <w:lang w:val="zh_TW" w:bidi="zh_TW"/>
+        </w:rPr>
+      </w:r>
+      <w:r>
+        <w:rPr>
           <w:b/>
           <w:lang w:val="zh_TW" w:bidi="zh_TW"/>
         </w:rPr>
@@ -18310,6 +20685,20 @@
       </w:r>
       <w:r>
         <w:rPr>
+          <w:lang w:val="zh_TW" w:bidi="zh_TW"/>
+        </w:rPr>
+        <w:t>וְ⁠עַתָּה֙</w:t>
+      </w:r>
+    </w:p>
+    <w:p>
+      <w:pPr/>
+      <w:r>
+        <w:rPr>
+          <w:lang w:val="zh_TW" w:bidi="zh_TW"/>
+        </w:rPr>
+      </w:r>
+      <w:r>
+        <w:rPr>
           <w:b/>
           <w:lang w:val="zh_TW" w:bidi="zh_TW"/>
         </w:rPr>
@@ -18342,7 +20731,7 @@
         </w:rPr>
         <w:t>表示接下來要說的是另一件重要的事，路得也應該留意聽，就像波阿斯在</w:t>
       </w:r>
-      <w:hyperlink r:id="rId21">
+      <w:hyperlink r:id="rId23">
         <w:r>
           <w:rPr>
             <w:lang w:val="zh_TW" w:bidi="zh_TW"/>
@@ -18424,6 +20813,20 @@
       </w:r>
       <w:r>
         <w:rPr>
+          <w:lang w:val="zh_TW" w:bidi="zh_TW"/>
+        </w:rPr>
+        <w:t>וְ⁠גַ֛ם</w:t>
+      </w:r>
+    </w:p>
+    <w:p>
+      <w:pPr/>
+      <w:r>
+        <w:rPr>
+          <w:lang w:val="zh_TW" w:bidi="zh_TW"/>
+        </w:rPr>
+      </w:r>
+      <w:r>
+        <w:rPr>
           <w:b/>
           <w:lang w:val="zh_TW" w:bidi="zh_TW"/>
         </w:rPr>
@@ -18469,7 +20872,7 @@
         </w:rPr>
         <w:t>暗示了一種對比，</w:t>
       </w:r>
-      <w:hyperlink r:id="rId21">
+      <w:hyperlink r:id="rId23">
         <w:r>
           <w:rPr>
             <w:lang w:val="zh_TW" w:bidi="zh_TW"/>
@@ -18487,7 +20890,7 @@
         </w:rPr>
         <w:t>中波阿斯願意娶路得與</w:t>
       </w:r>
-      <w:hyperlink r:id="rId22">
+      <w:hyperlink r:id="rId24">
         <w:r>
           <w:rPr>
             <w:lang w:val="zh_TW" w:bidi="zh_TW"/>
@@ -18569,6 +20972,20 @@
       </w:r>
       <w:r>
         <w:rPr>
+          <w:lang w:val="zh_TW" w:bidi="zh_TW"/>
+        </w:rPr>
+        <w:t>גֹאֵ֖ל &amp; גֹּאֵ֖ל</w:t>
+      </w:r>
+    </w:p>
+    <w:p>
+      <w:pPr/>
+      <w:r>
+        <w:rPr>
+          <w:lang w:val="zh_TW" w:bidi="zh_TW"/>
+        </w:rPr>
+      </w:r>
+      <w:r>
+        <w:rPr>
           <w:b/>
           <w:lang w:val="zh_TW" w:bidi="zh_TW"/>
         </w:rPr>
@@ -18601,7 +21018,7 @@
         </w:rPr>
         <w:t>查看你在</w:t>
       </w:r>
-      <w:hyperlink r:id="rId15">
+      <w:hyperlink r:id="rId17">
         <w:r>
           <w:rPr>
             <w:lang w:val="zh_TW" w:bidi="zh_TW"/>
@@ -18696,6 +21113,20 @@
       </w:r>
       <w:r>
         <w:rPr>
+          <w:lang w:val="zh_TW" w:bidi="zh_TW"/>
+        </w:rPr>
+        <w:t>אִם־יִגְאָלֵ֥⁠ךְ</w:t>
+      </w:r>
+    </w:p>
+    <w:p>
+      <w:pPr/>
+      <w:r>
+        <w:rPr>
+          <w:lang w:val="zh_TW" w:bidi="zh_TW"/>
+        </w:rPr>
+      </w:r>
+      <w:r>
+        <w:rPr>
           <w:b/>
           <w:lang w:val="zh_TW" w:bidi="zh_TW"/>
         </w:rPr>
@@ -18786,6 +21217,20 @@
       </w:r>
       <w:r>
         <w:rPr>
+          <w:lang w:val="zh_TW" w:bidi="zh_TW"/>
+        </w:rPr>
+        <w:t>וּ⁠גְאַלְתִּ֥י⁠ךְ אָנֹ֖כִי</w:t>
+      </w:r>
+    </w:p>
+    <w:p>
+      <w:pPr/>
+      <w:r>
+        <w:rPr>
+          <w:lang w:val="zh_TW" w:bidi="zh_TW"/>
+        </w:rPr>
+      </w:r>
+      <w:r>
+        <w:rPr>
           <w:b/>
           <w:lang w:val="zh_TW" w:bidi="zh_TW"/>
         </w:rPr>
@@ -18958,6 +21403,20 @@
       </w:r>
       <w:r>
         <w:rPr>
+          <w:lang w:val="zh_TW" w:bidi="zh_TW"/>
+        </w:rPr>
+        <w:t>וַ⁠תִּשְׁכַּ֤ב מַרְגְּלוֹתָיו֙</w:t>
+      </w:r>
+    </w:p>
+    <w:p>
+      <w:pPr/>
+      <w:r>
+        <w:rPr>
+          <w:lang w:val="zh_TW" w:bidi="zh_TW"/>
+        </w:rPr>
+      </w:r>
+      <w:r>
+        <w:rPr>
           <w:b/>
           <w:lang w:val="zh_TW" w:bidi="zh_TW"/>
         </w:rPr>
@@ -19048,6 +21507,20 @@
       </w:r>
       <w:r>
         <w:rPr>
+          <w:lang w:val="zh_TW" w:bidi="zh_TW"/>
+        </w:rPr>
+        <w:t>בְּטֶ֛רֶם יַכִּ֥יר אִ֖ישׁ אֶת־רֵעֵ֑⁠הוּ</w:t>
+      </w:r>
+    </w:p>
+    <w:p>
+      <w:pPr/>
+      <w:r>
+        <w:rPr>
+          <w:lang w:val="zh_TW" w:bidi="zh_TW"/>
+        </w:rPr>
+      </w:r>
+      <w:r>
+        <w:rPr>
           <w:b/>
           <w:lang w:val="zh_TW" w:bidi="zh_TW"/>
         </w:rPr>
@@ -19144,6 +21617,20 @@
       </w:r>
       <w:r>
         <w:rPr>
+          <w:lang w:val="zh_TW" w:bidi="zh_TW"/>
+        </w:rPr>
+        <w:t>וַ⁠יֹּ֨אמֶר֙</w:t>
+      </w:r>
+    </w:p>
+    <w:p>
+      <w:pPr/>
+      <w:r>
+        <w:rPr>
+          <w:lang w:val="zh_TW" w:bidi="zh_TW"/>
+        </w:rPr>
+      </w:r>
+      <w:r>
+        <w:rPr>
           <w:b/>
           <w:lang w:val="zh_TW" w:bidi="zh_TW"/>
         </w:rPr>
@@ -19227,6 +21714,20 @@
       </w:r>
       <w:r>
         <w:rPr>
+          <w:lang w:val="zh_TW" w:bidi="zh_TW"/>
+        </w:rPr>
+        <w:t>אַל־יִוָּדַ֔ע</w:t>
+      </w:r>
+    </w:p>
+    <w:p>
+      <w:pPr/>
+      <w:r>
+        <w:rPr>
+          <w:lang w:val="zh_TW" w:bidi="zh_TW"/>
+        </w:rPr>
+      </w:r>
+      <w:r>
+        <w:rPr>
           <w:b/>
           <w:lang w:val="zh_TW" w:bidi="zh_TW"/>
         </w:rPr>
@@ -19324,6 +21825,20 @@
       </w:r>
       <w:r>
         <w:rPr>
+          <w:lang w:val="zh_TW" w:bidi="zh_TW"/>
+        </w:rPr>
+        <w:t>הַ⁠מִּטְפַּ֧חַת</w:t>
+      </w:r>
+    </w:p>
+    <w:p>
+      <w:pPr/>
+      <w:r>
+        <w:rPr>
+          <w:lang w:val="zh_TW" w:bidi="zh_TW"/>
+        </w:rPr>
+      </w:r>
+      <w:r>
+        <w:rPr>
           <w:b/>
           <w:lang w:val="zh_TW" w:bidi="zh_TW"/>
         </w:rPr>
@@ -19414,6 +21929,20 @@
       </w:r>
       <w:r>
         <w:rPr>
+          <w:lang w:val="zh_TW" w:bidi="zh_TW"/>
+        </w:rPr>
+        <w:t>שֵׁשׁ־שְׂעֹרִים֙</w:t>
+      </w:r>
+    </w:p>
+    <w:p>
+      <w:pPr/>
+      <w:r>
+        <w:rPr>
+          <w:lang w:val="zh_TW" w:bidi="zh_TW"/>
+        </w:rPr>
+      </w:r>
+      <w:r>
+        <w:rPr>
           <w:b/>
           <w:lang w:val="zh_TW" w:bidi="zh_TW"/>
         </w:rPr>
@@ -19497,6 +22026,20 @@
       </w:r>
       <w:r>
         <w:rPr>
+          <w:lang w:val="zh_TW" w:bidi="zh_TW"/>
+        </w:rPr>
+        <w:t>וַ⁠יָּ֣שֶׁת עָלֶ֔י⁠הָ</w:t>
+      </w:r>
+    </w:p>
+    <w:p>
+      <w:pPr/>
+      <w:r>
+        <w:rPr>
+          <w:lang w:val="zh_TW" w:bidi="zh_TW"/>
+        </w:rPr>
+      </w:r>
+      <w:r>
+        <w:rPr>
           <w:b/>
           <w:lang w:val="zh_TW" w:bidi="zh_TW"/>
         </w:rPr>
@@ -19592,6 +22135,20 @@
       </w:r>
       <w:r>
         <w:rPr>
+          <w:lang w:val="zh_TW" w:bidi="zh_TW"/>
+        </w:rPr>
+        <w:t>וַ⁠יָּבֹ֖א הָ⁠עִֽיר</w:t>
+      </w:r>
+    </w:p>
+    <w:p>
+      <w:pPr/>
+      <w:r>
+        <w:rPr>
+          <w:lang w:val="zh_TW" w:bidi="zh_TW"/>
+        </w:rPr>
+      </w:r>
+      <w:r>
+        <w:rPr>
           <w:b/>
           <w:lang w:val="zh_TW" w:bidi="zh_TW"/>
         </w:rPr>
@@ -19694,6 +22251,20 @@
       </w:r>
       <w:r>
         <w:rPr>
+          <w:lang w:val="zh_TW" w:bidi="zh_TW"/>
+        </w:rPr>
+        <w:t>מִי־אַ֣תְּ</w:t>
+      </w:r>
+    </w:p>
+    <w:p>
+      <w:pPr/>
+      <w:r>
+        <w:rPr>
+          <w:lang w:val="zh_TW" w:bidi="zh_TW"/>
+        </w:rPr>
+      </w:r>
+      <w:r>
+        <w:rPr>
           <w:b/>
           <w:lang w:val="zh_TW" w:bidi="zh_TW"/>
         </w:rPr>
@@ -19790,6 +22361,20 @@
       </w:r>
       <w:r>
         <w:rPr>
+          <w:lang w:val="zh_TW" w:bidi="zh_TW"/>
+        </w:rPr>
+        <w:t>בִּתִּ֑⁠י</w:t>
+      </w:r>
+    </w:p>
+    <w:p>
+      <w:pPr/>
+      <w:r>
+        <w:rPr>
+          <w:lang w:val="zh_TW" w:bidi="zh_TW"/>
+        </w:rPr>
+      </w:r>
+      <w:r>
+        <w:rPr>
           <w:b/>
           <w:lang w:val="zh_TW" w:bidi="zh_TW"/>
         </w:rPr>
@@ -19886,6 +22471,20 @@
       </w:r>
       <w:r>
         <w:rPr>
+          <w:lang w:val="zh_TW" w:bidi="zh_TW"/>
+        </w:rPr>
+        <w:t>אֵ֛ת כָּל־אֲשֶׁ֥ר עָֽשָׂה־לָ֖⁠הּ הָ⁠אִֽישׁ</w:t>
+      </w:r>
+    </w:p>
+    <w:p>
+      <w:pPr/>
+      <w:r>
+        <w:rPr>
+          <w:lang w:val="zh_TW" w:bidi="zh_TW"/>
+        </w:rPr>
+      </w:r>
+      <w:r>
+        <w:rPr>
           <w:b/>
           <w:lang w:val="zh_TW" w:bidi="zh_TW"/>
         </w:rPr>
@@ -19995,7 +22594,7 @@
         </w:rPr>
         <w:t>看看你在</w:t>
       </w:r>
-      <w:hyperlink r:id="rId23">
+      <w:hyperlink r:id="rId25">
         <w:r>
           <w:rPr>
             <w:lang w:val="zh_TW" w:bidi="zh_TW"/>
@@ -20077,6 +22676,20 @@
       </w:r>
       <w:r>
         <w:rPr>
+          <w:lang w:val="zh_TW" w:bidi="zh_TW"/>
+        </w:rPr>
+        <w:t>כִּ֚י אָמַ֣ר אַל־תָּב֥וֹאִי רֵיקָ֖ם אֶל־חֲמוֹתֵֽ⁠ךְ</w:t>
+      </w:r>
+    </w:p>
+    <w:p>
+      <w:pPr/>
+      <w:r>
+        <w:rPr>
+          <w:lang w:val="zh_TW" w:bidi="zh_TW"/>
+        </w:rPr>
+      </w:r>
+      <w:r>
+        <w:rPr>
           <w:b/>
           <w:lang w:val="zh_TW" w:bidi="zh_TW"/>
         </w:rPr>
@@ -20262,6 +22875,20 @@
       </w:r>
       <w:r>
         <w:rPr>
+          <w:lang w:val="zh_TW" w:bidi="zh_TW"/>
+        </w:rPr>
+        <w:t>שְׁבִ֣י</w:t>
+      </w:r>
+    </w:p>
+    <w:p>
+      <w:pPr/>
+      <w:r>
+        <w:rPr>
+          <w:lang w:val="zh_TW" w:bidi="zh_TW"/>
+        </w:rPr>
+      </w:r>
+      <w:r>
+        <w:rPr>
           <w:b/>
           <w:lang w:val="zh_TW" w:bidi="zh_TW"/>
         </w:rPr>
@@ -20441,6 +23068,20 @@
       </w:r>
       <w:r>
         <w:rPr>
+          <w:lang w:val="zh_TW" w:bidi="zh_TW"/>
+        </w:rPr>
+        <w:t>אֵ֖יךְ יִפֹּ֣ל דָּבָ֑ר</w:t>
+      </w:r>
+    </w:p>
+    <w:p>
+      <w:pPr/>
+      <w:r>
+        <w:rPr>
+          <w:lang w:val="zh_TW" w:bidi="zh_TW"/>
+        </w:rPr>
+      </w:r>
+      <w:r>
+        <w:rPr>
           <w:b/>
           <w:lang w:val="zh_TW" w:bidi="zh_TW"/>
         </w:rPr>
@@ -20537,6 +23178,20 @@
       </w:r>
       <w:r>
         <w:rPr>
+          <w:lang w:val="zh_TW" w:bidi="zh_TW"/>
+        </w:rPr>
+        <w:t>לֹ֤א יִשְׁקֹט֙ הָ⁠אִ֔ישׁ כִּֽי־אִם</w:t>
+      </w:r>
+    </w:p>
+    <w:p>
+      <w:pPr/>
+      <w:r>
+        <w:rPr>
+          <w:lang w:val="zh_TW" w:bidi="zh_TW"/>
+        </w:rPr>
+      </w:r>
+      <w:r>
+        <w:rPr>
           <w:b/>
           <w:lang w:val="zh_TW" w:bidi="zh_TW"/>
         </w:rPr>
@@ -20887,6 +23542,20 @@
       </w:r>
       <w:r>
         <w:rPr>
+          <w:lang w:val="zh_TW" w:bidi="zh_TW"/>
+        </w:rPr>
+        <w:t>וּ⁠בֹ֨עַז עָלָ֣ה הַ⁠שַּׁעַר֮</w:t>
+      </w:r>
+    </w:p>
+    <w:p>
+      <w:pPr/>
+      <w:r>
+        <w:rPr>
+          <w:lang w:val="zh_TW" w:bidi="zh_TW"/>
+        </w:rPr>
+      </w:r>
+      <w:r>
+        <w:rPr>
           <w:b/>
           <w:lang w:val="zh_TW" w:bidi="zh_TW"/>
         </w:rPr>
@@ -20970,6 +23639,20 @@
       </w:r>
       <w:r>
         <w:rPr>
+          <w:lang w:val="zh_TW" w:bidi="zh_TW"/>
+        </w:rPr>
+        <w:t>הַ⁠שַּׁעַר֮</w:t>
+      </w:r>
+    </w:p>
+    <w:p>
+      <w:pPr/>
+      <w:r>
+        <w:rPr>
+          <w:lang w:val="zh_TW" w:bidi="zh_TW"/>
+        </w:rPr>
+      </w:r>
+      <w:r>
+        <w:rPr>
           <w:b/>
           <w:lang w:val="zh_TW" w:bidi="zh_TW"/>
         </w:rPr>
@@ -21176,6 +23859,20 @@
       </w:r>
       <w:r>
         <w:rPr>
+          <w:lang w:val="zh_TW" w:bidi="zh_TW"/>
+        </w:rPr>
+        <w:t>הַ⁠גֹּאֵ֤ל</w:t>
+      </w:r>
+    </w:p>
+    <w:p>
+      <w:pPr/>
+      <w:r>
+        <w:rPr>
+          <w:lang w:val="zh_TW" w:bidi="zh_TW"/>
+        </w:rPr>
+      </w:r>
+      <w:r>
+        <w:rPr>
           <w:b/>
           <w:lang w:val="zh_TW" w:bidi="zh_TW"/>
         </w:rPr>
@@ -21202,7 +23899,7 @@
         </w:rPr>
         <w:t>特指以利米勒最親近的男性親屬。如果在你的語言中有專門用於這種親緣關係的詞語，用在這裡會很合適。查看你在</w:t>
       </w:r>
-      <w:hyperlink r:id="rId15">
+      <w:hyperlink r:id="rId17">
         <w:r>
           <w:rPr>
             <w:lang w:val="zh_TW" w:bidi="zh_TW"/>
@@ -21297,6 +23994,20 @@
       </w:r>
       <w:r>
         <w:rPr>
+          <w:lang w:val="zh_TW" w:bidi="zh_TW"/>
+        </w:rPr>
+        <w:t>וַ⁠יֹּ֛אמֶר ס֥וּרָ⁠ה שְׁבָ⁠ה־פֹּ֖ה פְּלֹנִ֣י אַלְמֹנִ֑י</w:t>
+      </w:r>
+    </w:p>
+    <w:p>
+      <w:pPr/>
+      <w:r>
+        <w:rPr>
+          <w:lang w:val="zh_TW" w:bidi="zh_TW"/>
+        </w:rPr>
+      </w:r>
+      <w:r>
+        <w:rPr>
           <w:b/>
           <w:lang w:val="zh_TW" w:bidi="zh_TW"/>
         </w:rPr>
@@ -21393,6 +24104,20 @@
       </w:r>
       <w:r>
         <w:rPr>
+          <w:lang w:val="zh_TW" w:bidi="zh_TW"/>
+        </w:rPr>
+        <w:t>פְּלֹנִ֣י אַלְמֹנִ֑י</w:t>
+      </w:r>
+    </w:p>
+    <w:p>
+      <w:pPr/>
+      <w:r>
+        <w:rPr>
+          <w:lang w:val="zh_TW" w:bidi="zh_TW"/>
+        </w:rPr>
+      </w:r>
+      <w:r>
+        <w:rPr>
           <w:b/>
           <w:lang w:val="zh_TW" w:bidi="zh_TW"/>
         </w:rPr>
@@ -21552,6 +24277,20 @@
       </w:r>
       <w:r>
         <w:rPr>
+          <w:lang w:val="zh_TW" w:bidi="zh_TW"/>
+        </w:rPr>
+        <w:t>לְ⁠אָחִ֖י⁠נוּ</w:t>
+      </w:r>
+    </w:p>
+    <w:p>
+      <w:pPr/>
+      <w:r>
+        <w:rPr>
+          <w:lang w:val="zh_TW" w:bidi="zh_TW"/>
+        </w:rPr>
+      </w:r>
+      <w:r>
+        <w:rPr>
           <w:b/>
           <w:lang w:val="zh_TW" w:bidi="zh_TW"/>
         </w:rPr>
@@ -21648,6 +24387,20 @@
       </w:r>
       <w:r>
         <w:rPr>
+          <w:lang w:val="zh_TW" w:bidi="zh_TW"/>
+        </w:rPr>
+        <w:t>אָמַ֜רְתִּי</w:t>
+      </w:r>
+    </w:p>
+    <w:p>
+      <w:pPr/>
+      <w:r>
+        <w:rPr>
+          <w:lang w:val="zh_TW" w:bidi="zh_TW"/>
+        </w:rPr>
+      </w:r>
+      <w:r>
+        <w:rPr>
           <w:b/>
           <w:lang w:val="zh_TW" w:bidi="zh_TW"/>
         </w:rPr>
@@ -21744,6 +24497,20 @@
       </w:r>
       <w:r>
         <w:rPr>
+          <w:lang w:val="zh_TW" w:bidi="zh_TW"/>
+        </w:rPr>
+        <w:t>אֶגְלֶ֧ה אָזְנְ⁠ךָ֣</w:t>
+      </w:r>
+    </w:p>
+    <w:p>
+      <w:pPr/>
+      <w:r>
+        <w:rPr>
+          <w:lang w:val="zh_TW" w:bidi="zh_TW"/>
+        </w:rPr>
+      </w:r>
+      <w:r>
+        <w:rPr>
           <w:b/>
           <w:lang w:val="zh_TW" w:bidi="zh_TW"/>
         </w:rPr>
@@ -21834,6 +24601,20 @@
       </w:r>
       <w:r>
         <w:rPr>
+          <w:lang w:val="zh_TW" w:bidi="zh_TW"/>
+        </w:rPr>
+        <w:t>נֶ֥גֶד הַֽ⁠יֹּשְׁבִים֮</w:t>
+      </w:r>
+    </w:p>
+    <w:p>
+      <w:pPr/>
+      <w:r>
+        <w:rPr>
+          <w:lang w:val="zh_TW" w:bidi="zh_TW"/>
+        </w:rPr>
+      </w:r>
+      <w:r>
+        <w:rPr>
           <w:b/>
           <w:lang w:val="zh_TW" w:bidi="zh_TW"/>
         </w:rPr>
@@ -22000,6 +24781,20 @@
       </w:r>
       <w:r>
         <w:rPr>
+          <w:lang w:val="zh_TW" w:bidi="zh_TW"/>
+        </w:rPr>
+        <w:t>אֵ֤ין זוּלָֽתְ⁠ךָ֙ לִ⁠גְא֔וֹל וְ⁠אָנֹכִ֖י אַחֲרֶ֑י⁠ךָ</w:t>
+      </w:r>
+    </w:p>
+    <w:p>
+      <w:pPr/>
+      <w:r>
+        <w:rPr>
+          <w:lang w:val="zh_TW" w:bidi="zh_TW"/>
+        </w:rPr>
+      </w:r>
+      <w:r>
+        <w:rPr>
           <w:b/>
           <w:lang w:val="zh_TW" w:bidi="zh_TW"/>
         </w:rPr>
@@ -22083,6 +24878,20 @@
       </w:r>
       <w:r>
         <w:rPr>
+          <w:lang w:val="zh_TW" w:bidi="zh_TW"/>
+        </w:rPr>
+        <w:t>אָנֹכִ֥י אֶגְאָֽל</w:t>
+      </w:r>
+    </w:p>
+    <w:p>
+      <w:pPr/>
+      <w:r>
+        <w:rPr>
+          <w:lang w:val="zh_TW" w:bidi="zh_TW"/>
+        </w:rPr>
+      </w:r>
+      <w:r>
+        <w:rPr>
           <w:b/>
           <w:lang w:val="zh_TW" w:bidi="zh_TW"/>
         </w:rPr>
@@ -22159,6 +24968,20 @@
       </w:r>
       <w:r>
         <w:rPr>
+          <w:lang w:val="zh_TW" w:bidi="zh_TW"/>
+        </w:rPr>
+        <w:t>בְּ⁠יוֹם</w:t>
+      </w:r>
+    </w:p>
+    <w:p>
+      <w:pPr/>
+      <w:r>
+        <w:rPr>
+          <w:lang w:val="zh_TW" w:bidi="zh_TW"/>
+        </w:rPr>
+      </w:r>
+      <w:r>
+        <w:rPr>
           <w:b/>
           <w:lang w:val="zh_TW" w:bidi="zh_TW"/>
         </w:rPr>
@@ -22255,6 +25078,20 @@
       </w:r>
       <w:r>
         <w:rPr>
+          <w:lang w:val="zh_TW" w:bidi="zh_TW"/>
+        </w:rPr>
+        <w:t>מִ⁠יַּ֣ד נָעֳמִ֑י</w:t>
+      </w:r>
+    </w:p>
+    <w:p>
+      <w:pPr/>
+      <w:r>
+        <w:rPr>
+          <w:lang w:val="zh_TW" w:bidi="zh_TW"/>
+        </w:rPr>
+      </w:r>
+      <w:r>
+        <w:rPr>
           <w:b/>
           <w:lang w:val="zh_TW" w:bidi="zh_TW"/>
         </w:rPr>
@@ -22351,6 +25188,20 @@
       </w:r>
       <w:r>
         <w:rPr>
+          <w:lang w:val="zh_TW" w:bidi="zh_TW"/>
+        </w:rPr>
+        <w:t>וּ֠⁠מֵ⁠אֵת ר֣וּת &amp; קָנִ֔יתָה</w:t>
+      </w:r>
+    </w:p>
+    <w:p>
+      <w:pPr/>
+      <w:r>
+        <w:rPr>
+          <w:lang w:val="zh_TW" w:bidi="zh_TW"/>
+        </w:rPr>
+      </w:r>
+      <w:r>
+        <w:rPr>
           <w:b/>
           <w:lang w:val="zh_TW" w:bidi="zh_TW"/>
         </w:rPr>
@@ -22510,6 +25361,20 @@
       </w:r>
       <w:r>
         <w:rPr>
+          <w:lang w:val="zh_TW" w:bidi="zh_TW"/>
+        </w:rPr>
+        <w:t>לְ⁠הָקִ֥ים שֵׁם־הַ⁠מֵּ֖ת עַל־נַחֲלָתֽ⁠וֹ</w:t>
+      </w:r>
+    </w:p>
+    <w:p>
+      <w:pPr/>
+      <w:r>
+        <w:rPr>
+          <w:lang w:val="zh_TW" w:bidi="zh_TW"/>
+        </w:rPr>
+      </w:r>
+      <w:r>
+        <w:rPr>
           <w:b/>
           <w:lang w:val="zh_TW" w:bidi="zh_TW"/>
         </w:rPr>
@@ -22606,6 +25471,20 @@
       </w:r>
       <w:r>
         <w:rPr>
+          <w:lang w:val="zh_TW" w:bidi="zh_TW"/>
+        </w:rPr>
+        <w:t>הַ⁠מֵּת֙ &amp; הַ⁠מֵּ֖ת</w:t>
+      </w:r>
+    </w:p>
+    <w:p>
+      <w:pPr/>
+      <w:r>
+        <w:rPr>
+          <w:lang w:val="zh_TW" w:bidi="zh_TW"/>
+        </w:rPr>
+      </w:r>
+      <w:r>
+        <w:rPr>
           <w:b/>
           <w:lang w:val="zh_TW" w:bidi="zh_TW"/>
         </w:rPr>
@@ -22715,6 +25594,20 @@
       </w:r>
       <w:r>
         <w:rPr>
+          <w:lang w:val="zh_TW" w:bidi="zh_TW"/>
+        </w:rPr>
+        <w:t>אַשְׁחִ֖ית אֶת־נַחֲלָתִ֑⁠י</w:t>
+      </w:r>
+    </w:p>
+    <w:p>
+      <w:pPr/>
+      <w:r>
+        <w:rPr>
+          <w:lang w:val="zh_TW" w:bidi="zh_TW"/>
+        </w:rPr>
+      </w:r>
+      <w:r>
+        <w:rPr>
           <w:b/>
           <w:lang w:val="zh_TW" w:bidi="zh_TW"/>
         </w:rPr>
@@ -22805,6 +25698,20 @@
       </w:r>
       <w:r>
         <w:rPr>
+          <w:lang w:val="zh_TW" w:bidi="zh_TW"/>
+        </w:rPr>
+        <w:t>גְּאַל־לְ⁠ךָ֤ אַתָּה֙ אֶת־גְּאֻלָּתִ֔⁠י</w:t>
+      </w:r>
+    </w:p>
+    <w:p>
+      <w:pPr/>
+      <w:r>
+        <w:rPr>
+          <w:lang w:val="zh_TW" w:bidi="zh_TW"/>
+        </w:rPr>
+      </w:r>
+      <w:r>
+        <w:rPr>
           <w:b/>
           <w:lang w:val="zh_TW" w:bidi="zh_TW"/>
         </w:rPr>
@@ -22914,6 +25821,20 @@
       </w:r>
       <w:r>
         <w:rPr>
+          <w:lang w:val="zh_TW" w:bidi="zh_TW"/>
+        </w:rPr>
+        <w:t>וְ⁠זֹאת֩</w:t>
+      </w:r>
+    </w:p>
+    <w:p>
+      <w:pPr/>
+      <w:r>
+        <w:rPr>
+          <w:lang w:val="zh_TW" w:bidi="zh_TW"/>
+        </w:rPr>
+      </w:r>
+      <w:r>
+        <w:rPr>
           <w:b/>
           <w:lang w:val="zh_TW" w:bidi="zh_TW"/>
         </w:rPr>
@@ -23018,6 +25939,20 @@
       </w:r>
       <w:r>
         <w:rPr>
+          <w:lang w:val="zh_TW" w:bidi="zh_TW"/>
+        </w:rPr>
+        <w:t>וְ⁠זֹאת֩</w:t>
+      </w:r>
+    </w:p>
+    <w:p>
+      <w:pPr/>
+      <w:r>
+        <w:rPr>
+          <w:lang w:val="zh_TW" w:bidi="zh_TW"/>
+        </w:rPr>
+      </w:r>
+      <w:r>
+        <w:rPr>
           <w:b/>
           <w:lang w:val="zh_TW" w:bidi="zh_TW"/>
         </w:rPr>
@@ -23107,6 +26042,20 @@
       </w:r>
       <w:r>
         <w:rPr>
+          <w:lang w:val="zh_TW" w:bidi="zh_TW"/>
+        </w:rPr>
+        <w:t>לְ⁠פָנִ֨ים</w:t>
+      </w:r>
+    </w:p>
+    <w:p>
+      <w:pPr/>
+      <w:r>
+        <w:rPr>
+          <w:lang w:val="zh_TW" w:bidi="zh_TW"/>
+        </w:rPr>
+      </w:r>
+      <w:r>
+        <w:rPr>
           <w:b/>
           <w:lang w:val="zh_TW" w:bidi="zh_TW"/>
         </w:rPr>
@@ -23197,6 +26146,20 @@
       </w:r>
       <w:r>
         <w:rPr>
+          <w:lang w:val="zh_TW" w:bidi="zh_TW"/>
+        </w:rPr>
+        <w:t>לְ⁠רֵעֵ֑⁠הוּ</w:t>
+      </w:r>
+    </w:p>
+    <w:p>
+      <w:pPr/>
+      <w:r>
+        <w:rPr>
+          <w:lang w:val="zh_TW" w:bidi="zh_TW"/>
+        </w:rPr>
+      </w:r>
+      <w:r>
+        <w:rPr>
           <w:b/>
           <w:lang w:val="zh_TW" w:bidi="zh_TW"/>
         </w:rPr>
@@ -23307,6 +26270,20 @@
       </w:r>
       <w:r>
         <w:rPr>
+          <w:lang w:val="zh_TW" w:bidi="zh_TW"/>
+        </w:rPr>
+        <w:t>וַ⁠יֹּ֧אמֶר הַ⁠גֹּאֵ֛ל לְ⁠בֹ֖עַז קְנֵה־לָ֑⁠ךְ וַ⁠יִּשְׁלֹ֖ף נַעֲלֽ⁠וֹ</w:t>
+      </w:r>
+    </w:p>
+    <w:p>
+      <w:pPr/>
+      <w:r>
+        <w:rPr>
+          <w:lang w:val="zh_TW" w:bidi="zh_TW"/>
+        </w:rPr>
+      </w:r>
+      <w:r>
+        <w:rPr>
           <w:b/>
           <w:lang w:val="zh_TW" w:bidi="zh_TW"/>
         </w:rPr>
@@ -23390,6 +26367,20 @@
       </w:r>
       <w:r>
         <w:rPr>
+          <w:lang w:val="zh_TW" w:bidi="zh_TW"/>
+        </w:rPr>
+        <w:t>וַ⁠יֹּ֧אמֶר הַ⁠גֹּאֵ֛ל לְ⁠בֹ֖עַז קְנֵה־לָ֑⁠ךְ וַ⁠יִּשְׁלֹ֖ף נַעֲלֽ⁠וֹ</w:t>
+      </w:r>
+    </w:p>
+    <w:p>
+      <w:pPr/>
+      <w:r>
+        <w:rPr>
+          <w:lang w:val="zh_TW" w:bidi="zh_TW"/>
+        </w:rPr>
+      </w:r>
+      <w:r>
+        <w:rPr>
           <w:b/>
           <w:lang w:val="zh_TW" w:bidi="zh_TW"/>
         </w:rPr>
@@ -23486,6 +26477,20 @@
       </w:r>
       <w:r>
         <w:rPr>
+          <w:lang w:val="zh_TW" w:bidi="zh_TW"/>
+        </w:rPr>
+        <w:t>וַ⁠יִּשְׁלֹ֖ף נַעֲלֽ⁠וֹ</w:t>
+      </w:r>
+    </w:p>
+    <w:p>
+      <w:pPr/>
+      <w:r>
+        <w:rPr>
+          <w:lang w:val="zh_TW" w:bidi="zh_TW"/>
+        </w:rPr>
+      </w:r>
+      <w:r>
+        <w:rPr>
           <w:b/>
           <w:lang w:val="zh_TW" w:bidi="zh_TW"/>
         </w:rPr>
@@ -23569,6 +26574,20 @@
       </w:r>
       <w:r>
         <w:rPr>
+          <w:lang w:val="zh_TW" w:bidi="zh_TW"/>
+        </w:rPr>
+        <w:t>לַ⁠זְּקֵנִ֜ים וְ⁠כָל־הָ⁠עָ֗ם</w:t>
+      </w:r>
+    </w:p>
+    <w:p>
+      <w:pPr/>
+      <w:r>
+        <w:rPr>
+          <w:lang w:val="zh_TW" w:bidi="zh_TW"/>
+        </w:rPr>
+      </w:r>
+      <w:r>
+        <w:rPr>
           <w:b/>
           <w:lang w:val="zh_TW" w:bidi="zh_TW"/>
         </w:rPr>
@@ -23659,6 +26678,20 @@
       </w:r>
       <w:r>
         <w:rPr>
+          <w:lang w:val="zh_TW" w:bidi="zh_TW"/>
+        </w:rPr>
+        <w:t>מִ⁠יַּ֖ד נָעֳמִֽי</w:t>
+      </w:r>
+    </w:p>
+    <w:p>
+      <w:pPr/>
+      <w:r>
+        <w:rPr>
+          <w:lang w:val="zh_TW" w:bidi="zh_TW"/>
+        </w:rPr>
+      </w:r>
+      <w:r>
+        <w:rPr>
           <w:b/>
           <w:lang w:val="zh_TW" w:bidi="zh_TW"/>
         </w:rPr>
@@ -23825,6 +26858,20 @@
       </w:r>
       <w:r>
         <w:rPr>
+          <w:lang w:val="zh_TW" w:bidi="zh_TW"/>
+        </w:rPr>
+        <w:t>וְ⁠גַ֣ם</w:t>
+      </w:r>
+    </w:p>
+    <w:p>
+      <w:pPr/>
+      <w:r>
+        <w:rPr>
+          <w:lang w:val="zh_TW" w:bidi="zh_TW"/>
+        </w:rPr>
+      </w:r>
+      <w:r>
+        <w:rPr>
           <w:b/>
           <w:lang w:val="zh_TW" w:bidi="zh_TW"/>
         </w:rPr>
@@ -23908,6 +26955,20 @@
       </w:r>
       <w:r>
         <w:rPr>
+          <w:lang w:val="zh_TW" w:bidi="zh_TW"/>
+        </w:rPr>
+        <w:t>לְ⁠הָקִ֤ים שֵׁם־הַ⁠מֵּת֙ עַל־נַ֣חֲלָת֔⁠וֹ</w:t>
+      </w:r>
+    </w:p>
+    <w:p>
+      <w:pPr/>
+      <w:r>
+        <w:rPr>
+          <w:lang w:val="zh_TW" w:bidi="zh_TW"/>
+        </w:rPr>
+      </w:r>
+      <w:r>
+        <w:rPr>
           <w:b/>
           <w:lang w:val="zh_TW" w:bidi="zh_TW"/>
         </w:rPr>
@@ -23927,7 +26988,7 @@
         </w:rPr>
         <w:t>看看你在</w:t>
       </w:r>
-      <w:hyperlink r:id="rId24">
+      <w:hyperlink r:id="rId26">
         <w:r>
           <w:rPr>
             <w:lang w:val="zh_TW" w:bidi="zh_TW"/>
@@ -23989,6 +27050,20 @@
       </w:r>
       <w:r>
         <w:rPr>
+          <w:lang w:val="zh_TW" w:bidi="zh_TW"/>
+        </w:rPr>
+        <w:t>הַ⁠מֵּת֙ &amp; הַ⁠מֵּ֛ת</w:t>
+      </w:r>
+    </w:p>
+    <w:p>
+      <w:pPr/>
+      <w:r>
+        <w:rPr>
+          <w:lang w:val="zh_TW" w:bidi="zh_TW"/>
+        </w:rPr>
+      </w:r>
+      <w:r>
+        <w:rPr>
           <w:b/>
           <w:lang w:val="zh_TW" w:bidi="zh_TW"/>
         </w:rPr>
@@ -24034,7 +27109,7 @@
         </w:rPr>
         <w:t>作為名詞來表示死去的人。你的語言可能也會以同樣的方式使用形容詞。如果不這樣用，你可以用相似的片語來翻譯這個詞。查看你在</w:t>
       </w:r>
-      <w:hyperlink r:id="rId24">
+      <w:hyperlink r:id="rId26">
         <w:r>
           <w:rPr>
             <w:lang w:val="zh_TW" w:bidi="zh_TW"/>
@@ -24116,6 +27191,20 @@
       </w:r>
       <w:r>
         <w:rPr>
+          <w:lang w:val="zh_TW" w:bidi="zh_TW"/>
+        </w:rPr>
+        <w:t>וְ⁠לֹא־יִכָּרֵ֧ת שֵׁם־הַ⁠מֵּ֛ת מֵ⁠עִ֥ם אֶחָ֖י⁠ו וּ⁠מִ⁠שַּׁ֣עַר מְקוֹמ֑⁠וֹ</w:t>
+      </w:r>
+    </w:p>
+    <w:p>
+      <w:pPr/>
+      <w:r>
+        <w:rPr>
+          <w:lang w:val="zh_TW" w:bidi="zh_TW"/>
+        </w:rPr>
+      </w:r>
+      <w:r>
+        <w:rPr>
           <w:b/>
           <w:lang w:val="zh_TW" w:bidi="zh_TW"/>
         </w:rPr>
@@ -24199,6 +27288,20 @@
       </w:r>
       <w:r>
         <w:rPr>
+          <w:lang w:val="zh_TW" w:bidi="zh_TW"/>
+        </w:rPr>
+        <w:t>וְ⁠לֹא־יִכָּרֵ֧ת שֵׁם־הַ⁠מֵּ֛ת מֵ⁠עִ֥ם אֶחָ֖י⁠ו וּ⁠מִ⁠שַּׁ֣עַר מְקוֹמ֑⁠וֹ</w:t>
+      </w:r>
+    </w:p>
+    <w:p>
+      <w:pPr/>
+      <w:r>
+        <w:rPr>
+          <w:lang w:val="zh_TW" w:bidi="zh_TW"/>
+        </w:rPr>
+      </w:r>
+      <w:r>
+        <w:rPr>
           <w:b/>
           <w:lang w:val="zh_TW" w:bidi="zh_TW"/>
         </w:rPr>
@@ -24308,6 +27411,20 @@
       </w:r>
       <w:r>
         <w:rPr>
+          <w:lang w:val="zh_TW" w:bidi="zh_TW"/>
+        </w:rPr>
+        <w:t>וּ⁠מִ⁠שַּׁ֣עַר מְקוֹמ֑⁠וֹ</w:t>
+      </w:r>
+    </w:p>
+    <w:p>
+      <w:pPr/>
+      <w:r>
+        <w:rPr>
+          <w:lang w:val="zh_TW" w:bidi="zh_TW"/>
+        </w:rPr>
+      </w:r>
+      <w:r>
+        <w:rPr>
           <w:b/>
           <w:lang w:val="zh_TW" w:bidi="zh_TW"/>
         </w:rPr>
@@ -24474,6 +27591,20 @@
       </w:r>
       <w:r>
         <w:rPr>
+          <w:lang w:val="zh_TW" w:bidi="zh_TW"/>
+        </w:rPr>
+        <w:t>הָ⁠עָ֧ם אֲשֶׁר־בַּ⁠שַּׁ֛עַר</w:t>
+      </w:r>
+    </w:p>
+    <w:p>
+      <w:pPr/>
+      <w:r>
+        <w:rPr>
+          <w:lang w:val="zh_TW" w:bidi="zh_TW"/>
+        </w:rPr>
+      </w:r>
+      <w:r>
+        <w:rPr>
           <w:b/>
           <w:lang w:val="zh_TW" w:bidi="zh_TW"/>
         </w:rPr>
@@ -24570,6 +27701,20 @@
       </w:r>
       <w:r>
         <w:rPr>
+          <w:lang w:val="zh_TW" w:bidi="zh_TW"/>
+        </w:rPr>
+        <w:t>הַ⁠בָּאָ֣ה אֶל־בֵּיתֶ֗⁠ךָ</w:t>
+      </w:r>
+    </w:p>
+    <w:p>
+      <w:pPr/>
+      <w:r>
+        <w:rPr>
+          <w:lang w:val="zh_TW" w:bidi="zh_TW"/>
+        </w:rPr>
+      </w:r>
+      <w:r>
+        <w:rPr>
           <w:b/>
           <w:lang w:val="zh_TW" w:bidi="zh_TW"/>
         </w:rPr>
@@ -24653,6 +27798,20 @@
       </w:r>
       <w:r>
         <w:rPr>
+          <w:lang w:val="zh_TW" w:bidi="zh_TW"/>
+        </w:rPr>
+        <w:t>יִתֵּן֩ יְהוָ֨ה אֶֽת־הָ⁠אִשָּׁ֜ה הַ⁠בָּאָ֣ה אֶל־בֵּיתֶ֗⁠ךָ כְּ⁠רָחֵ֤ל ׀ וּ⁠כְ⁠לֵאָה֙ אֲשֶׁ֨ר בָּנ֤וּ שְׁתֵּי⁠הֶם֙ אֶת־בֵּ֣ית יִשְׂרָאֵ֔ל</w:t>
+      </w:r>
+    </w:p>
+    <w:p>
+      <w:pPr/>
+      <w:r>
+        <w:rPr>
+          <w:lang w:val="zh_TW" w:bidi="zh_TW"/>
+        </w:rPr>
+      </w:r>
+      <w:r>
+        <w:rPr>
           <w:b/>
           <w:lang w:val="zh_TW" w:bidi="zh_TW"/>
         </w:rPr>
@@ -24736,6 +27895,20 @@
       </w:r>
       <w:r>
         <w:rPr>
+          <w:lang w:val="zh_TW" w:bidi="zh_TW"/>
+        </w:rPr>
+        <w:t>כְּ⁠רָחֵ֤ל ׀ וּ⁠כְ⁠לֵאָה֙ אֲשֶׁ֨ר בָּנ֤וּ שְׁתֵּי⁠הֶם֙ אֶת־בֵּ֣ית יִשְׂרָאֵ֔ל</w:t>
+      </w:r>
+    </w:p>
+    <w:p>
+      <w:pPr/>
+      <w:r>
+        <w:rPr>
+          <w:lang w:val="zh_TW" w:bidi="zh_TW"/>
+        </w:rPr>
+      </w:r>
+      <w:r>
+        <w:rPr>
           <w:b/>
           <w:lang w:val="zh_TW" w:bidi="zh_TW"/>
         </w:rPr>
@@ -24839,6 +28012,20 @@
       </w:r>
       <w:r>
         <w:rPr>
+          <w:lang w:val="zh_TW" w:bidi="zh_TW"/>
+        </w:rPr>
+        <w:t>בָּנ֤וּ &amp; אֶת־בֵּ֣ית יִשְׂרָאֵ֔ל</w:t>
+      </w:r>
+    </w:p>
+    <w:p>
+      <w:pPr/>
+      <w:r>
+        <w:rPr>
+          <w:lang w:val="zh_TW" w:bidi="zh_TW"/>
+        </w:rPr>
+      </w:r>
+      <w:r>
+        <w:rPr>
           <w:b/>
           <w:lang w:val="zh_TW" w:bidi="zh_TW"/>
         </w:rPr>
@@ -24948,6 +28135,20 @@
       </w:r>
       <w:r>
         <w:rPr>
+          <w:lang w:val="zh_TW" w:bidi="zh_TW"/>
+        </w:rPr>
+        <w:t>וַ⁠עֲשֵׂה־חַ֣יִל בְּ⁠אֶפְרָ֔תָה וּ⁠קְרָא־שֵׁ֖ם בְּ⁠בֵ֥ית לָֽחֶם</w:t>
+      </w:r>
+    </w:p>
+    <w:p>
+      <w:pPr/>
+      <w:r>
+        <w:rPr>
+          <w:lang w:val="zh_TW" w:bidi="zh_TW"/>
+        </w:rPr>
+      </w:r>
+      <w:r>
+        <w:rPr>
           <w:b/>
           <w:lang w:val="zh_TW" w:bidi="zh_TW"/>
         </w:rPr>
@@ -25044,6 +28245,20 @@
       </w:r>
       <w:r>
         <w:rPr>
+          <w:lang w:val="zh_TW" w:bidi="zh_TW"/>
+        </w:rPr>
+        <w:t>וַ⁠עֲשֵׂה־חַ֣יִל בְּ⁠אֶפְרָ֔תָה וּ⁠קְרָא־שֵׁ֖ם בְּ⁠בֵ֥ית לָֽחֶם</w:t>
+      </w:r>
+    </w:p>
+    <w:p>
+      <w:pPr/>
+      <w:r>
+        <w:rPr>
+          <w:lang w:val="zh_TW" w:bidi="zh_TW"/>
+        </w:rPr>
+      </w:r>
+      <w:r>
+        <w:rPr>
           <w:b/>
           <w:lang w:val="zh_TW" w:bidi="zh_TW"/>
         </w:rPr>
@@ -25127,6 +28342,20 @@
       </w:r>
       <w:r>
         <w:rPr>
+          <w:lang w:val="zh_TW" w:bidi="zh_TW"/>
+        </w:rPr>
+        <w:t>וִ⁠יהִ֤י בֵֽיתְ⁠ךָ֙ כְּ⁠בֵ֣ית פֶּ֔רֶץ</w:t>
+      </w:r>
+    </w:p>
+    <w:p>
+      <w:pPr/>
+      <w:r>
+        <w:rPr>
+          <w:lang w:val="zh_TW" w:bidi="zh_TW"/>
+        </w:rPr>
+      </w:r>
+      <w:r>
+        <w:rPr>
           <w:b/>
           <w:lang w:val="zh_TW" w:bidi="zh_TW"/>
         </w:rPr>
@@ -25223,6 +28452,20 @@
       </w:r>
       <w:r>
         <w:rPr>
+          <w:lang w:val="zh_TW" w:bidi="zh_TW"/>
+        </w:rPr>
+        <w:t>מִן־הַ⁠זֶּ֗רַע אֲשֶׁ֨ר יִתֵּ֤ן יְהוָה֙ לְ⁠ךָ֔</w:t>
+      </w:r>
+    </w:p>
+    <w:p>
+      <w:pPr/>
+      <w:r>
+        <w:rPr>
+          <w:lang w:val="zh_TW" w:bidi="zh_TW"/>
+        </w:rPr>
+      </w:r>
+      <w:r>
+        <w:rPr>
           <w:b/>
           <w:lang w:val="zh_TW" w:bidi="zh_TW"/>
         </w:rPr>
@@ -25306,6 +28549,20 @@
       </w:r>
       <w:r>
         <w:rPr>
+          <w:lang w:val="zh_TW" w:bidi="zh_TW"/>
+        </w:rPr>
+        <w:t>וַ⁠יִּקַּ֨ח בֹּ֤עַז אֶת־רוּת֙ וַ⁠תְּהִי־ל֣⁠וֹ לְ⁠אִשָּׁ֔ה</w:t>
+      </w:r>
+    </w:p>
+    <w:p>
+      <w:pPr/>
+      <w:r>
+        <w:rPr>
+          <w:lang w:val="zh_TW" w:bidi="zh_TW"/>
+        </w:rPr>
+      </w:r>
+      <w:r>
+        <w:rPr>
           <w:b/>
           <w:lang w:val="zh_TW" w:bidi="zh_TW"/>
         </w:rPr>
@@ -25389,6 +28646,20 @@
       </w:r>
       <w:r>
         <w:rPr>
+          <w:lang w:val="zh_TW" w:bidi="zh_TW"/>
+        </w:rPr>
+        <w:t>וַ⁠יִּקַּ֨ח בֹּ֤עַז אֶת־רוּת֙</w:t>
+      </w:r>
+    </w:p>
+    <w:p>
+      <w:pPr/>
+      <w:r>
+        <w:rPr>
+          <w:lang w:val="zh_TW" w:bidi="zh_TW"/>
+        </w:rPr>
+      </w:r>
+      <w:r>
+        <w:rPr>
           <w:b/>
           <w:lang w:val="zh_TW" w:bidi="zh_TW"/>
         </w:rPr>
@@ -25421,7 +28692,7 @@
         </w:rPr>
         <w:t>的這個詞語表示波阿斯確實做到了他在</w:t>
       </w:r>
-      <w:hyperlink r:id="rId25">
+      <w:hyperlink r:id="rId27">
         <w:r>
           <w:rPr>
             <w:lang w:val="zh_TW" w:bidi="zh_TW"/>
@@ -25439,7 +28710,7 @@
         </w:rPr>
         <w:t>節中所說的話。在你的語言中使用一個連接詞，清楚地表明後面所跟的內容是前面內容的原因。這個片語不暗示任何形式的暴力脅迫。此語與後面的片語放一起，它僅僅意味著波阿斯娶走了路得。請使用一個連接詞來表示波阿斯的這一舉動是</w:t>
       </w:r>
-      <w:hyperlink r:id="rId25">
+      <w:hyperlink r:id="rId27">
         <w:r>
           <w:rPr>
             <w:lang w:val="zh_TW" w:bidi="zh_TW"/>
@@ -25521,6 +28792,20 @@
       </w:r>
       <w:r>
         <w:rPr>
+          <w:lang w:val="zh_TW" w:bidi="zh_TW"/>
+        </w:rPr>
+        <w:t>וַ⁠יָּבֹ֖א אֵלֶ֑י⁠הָ</w:t>
+      </w:r>
+    </w:p>
+    <w:p>
+      <w:pPr/>
+      <w:r>
+        <w:rPr>
+          <w:lang w:val="zh_TW" w:bidi="zh_TW"/>
+        </w:rPr>
+      </w:r>
+      <w:r>
+        <w:rPr>
           <w:b/>
           <w:lang w:val="zh_TW" w:bidi="zh_TW"/>
         </w:rPr>
@@ -25617,6 +28902,20 @@
       </w:r>
       <w:r>
         <w:rPr>
+          <w:lang w:val="zh_TW" w:bidi="zh_TW"/>
+        </w:rPr>
+        <w:t>הַ⁠נָּשִׁים֙</w:t>
+      </w:r>
+    </w:p>
+    <w:p>
+      <w:pPr/>
+      <w:r>
+        <w:rPr>
+          <w:lang w:val="zh_TW" w:bidi="zh_TW"/>
+        </w:rPr>
+      </w:r>
+      <w:r>
+        <w:rPr>
           <w:b/>
           <w:lang w:val="zh_TW" w:bidi="zh_TW"/>
         </w:rPr>
@@ -25636,7 +28935,7 @@
         </w:rPr>
         <w:t>這些是</w:t>
       </w:r>
-      <w:hyperlink r:id="rId26">
+      <w:hyperlink r:id="rId28">
         <w:r>
           <w:rPr>
             <w:lang w:val="zh_TW" w:bidi="zh_TW"/>
@@ -25731,6 +29030,20 @@
       </w:r>
       <w:r>
         <w:rPr>
+          <w:lang w:val="zh_TW" w:bidi="zh_TW"/>
+        </w:rPr>
+        <w:t>בָּר֣וּךְ יְהוָ֔ה</w:t>
+      </w:r>
+    </w:p>
+    <w:p>
+      <w:pPr/>
+      <w:r>
+        <w:rPr>
+          <w:lang w:val="zh_TW" w:bidi="zh_TW"/>
+        </w:rPr>
+      </w:r>
+      <w:r>
+        <w:rPr>
           <w:b/>
           <w:lang w:val="zh_TW" w:bidi="zh_TW"/>
         </w:rPr>
@@ -25814,6 +29127,20 @@
       </w:r>
       <w:r>
         <w:rPr>
+          <w:lang w:val="zh_TW" w:bidi="zh_TW"/>
+        </w:rPr>
+        <w:t>לֹ֣א הִשְׁבִּ֥ית לָ֛⁠ךְ גֹּאֵ֖ל הַ⁠יּ֑וֹם</w:t>
+      </w:r>
+    </w:p>
+    <w:p>
+      <w:pPr/>
+      <w:r>
+        <w:rPr>
+          <w:lang w:val="zh_TW" w:bidi="zh_TW"/>
+        </w:rPr>
+      </w:r>
+      <w:r>
+        <w:rPr>
           <w:b/>
           <w:lang w:val="zh_TW" w:bidi="zh_TW"/>
         </w:rPr>
@@ -25923,6 +29250,20 @@
       </w:r>
       <w:r>
         <w:rPr>
+          <w:lang w:val="zh_TW" w:bidi="zh_TW"/>
+        </w:rPr>
+        <w:t>וְ⁠יִקָּרֵ֥א שְׁמ֖⁠וֹ</w:t>
+      </w:r>
+    </w:p>
+    <w:p>
+      <w:pPr/>
+      <w:r>
+        <w:rPr>
+          <w:lang w:val="zh_TW" w:bidi="zh_TW"/>
+        </w:rPr>
+      </w:r>
+      <w:r>
+        <w:rPr>
           <w:b/>
           <w:lang w:val="zh_TW" w:bidi="zh_TW"/>
         </w:rPr>
@@ -26018,6 +29359,20 @@
       </w:r>
       <w:r>
         <w:rPr>
+          <w:lang w:val="zh_TW" w:bidi="zh_TW"/>
+        </w:rPr>
+        <w:t>וְ⁠יִקָּרֵ֥א שְׁמ֖⁠וֹ בְּ⁠יִשְׂרָאֵֽל</w:t>
+      </w:r>
+    </w:p>
+    <w:p>
+      <w:pPr/>
+      <w:r>
+        <w:rPr>
+          <w:lang w:val="zh_TW" w:bidi="zh_TW"/>
+        </w:rPr>
+      </w:r>
+      <w:r>
+        <w:rPr>
           <w:b/>
           <w:lang w:val="zh_TW" w:bidi="zh_TW"/>
         </w:rPr>
@@ -26114,6 +29469,20 @@
       </w:r>
       <w:r>
         <w:rPr>
+          <w:lang w:val="zh_TW" w:bidi="zh_TW"/>
+        </w:rPr>
+        <w:t>לְ⁠מֵשִׁ֣יב נֶ֔פֶשׁ</w:t>
+      </w:r>
+    </w:p>
+    <w:p>
+      <w:pPr/>
+      <w:r>
+        <w:rPr>
+          <w:lang w:val="zh_TW" w:bidi="zh_TW"/>
+        </w:rPr>
+      </w:r>
+      <w:r>
+        <w:rPr>
           <w:b/>
           <w:lang w:val="zh_TW" w:bidi="zh_TW"/>
         </w:rPr>
@@ -26210,6 +29579,20 @@
       </w:r>
       <w:r>
         <w:rPr>
+          <w:lang w:val="zh_TW" w:bidi="zh_TW"/>
+        </w:rPr>
+        <w:t>וּ⁠לְ⁠כַלְכֵּ֖ל אֶת־שֵׂיבָתֵ֑⁠ךְ</w:t>
+      </w:r>
+    </w:p>
+    <w:p>
+      <w:pPr/>
+      <w:r>
+        <w:rPr>
+          <w:lang w:val="zh_TW" w:bidi="zh_TW"/>
+        </w:rPr>
+      </w:r>
+      <w:r>
+        <w:rPr>
           <w:b/>
           <w:lang w:val="zh_TW" w:bidi="zh_TW"/>
         </w:rPr>
@@ -26300,6 +29683,20 @@
       </w:r>
       <w:r>
         <w:rPr>
+          <w:lang w:val="zh_TW" w:bidi="zh_TW"/>
+        </w:rPr>
+        <w:t>כִּ֣י</w:t>
+      </w:r>
+    </w:p>
+    <w:p>
+      <w:pPr/>
+      <w:r>
+        <w:rPr>
+          <w:lang w:val="zh_TW" w:bidi="zh_TW"/>
+        </w:rPr>
+      </w:r>
+      <w:r>
+        <w:rPr>
           <w:b/>
           <w:lang w:val="zh_TW" w:bidi="zh_TW"/>
         </w:rPr>
@@ -26403,6 +29800,20 @@
       </w:r>
       <w:r>
         <w:rPr>
+          <w:lang w:val="zh_TW" w:bidi="zh_TW"/>
+        </w:rPr>
+        <w:t>ט֣וֹבָה לָ֔⁠ךְ מִ⁠שִּׁבְעָ֖ה בָּנִֽים</w:t>
+      </w:r>
+    </w:p>
+    <w:p>
+      <w:pPr/>
+      <w:r>
+        <w:rPr>
+          <w:lang w:val="zh_TW" w:bidi="zh_TW"/>
+        </w:rPr>
+      </w:r>
+      <w:r>
+        <w:rPr>
           <w:b/>
           <w:lang w:val="zh_TW" w:bidi="zh_TW"/>
         </w:rPr>
@@ -26499,6 +29910,20 @@
       </w:r>
       <w:r>
         <w:rPr>
+          <w:lang w:val="zh_TW" w:bidi="zh_TW"/>
+        </w:rPr>
+        <w:t>וַ⁠תִּקַּ֨ח נָעֳמִ֤י אֶת־הַ⁠יֶּ֨לֶד֙</w:t>
+      </w:r>
+    </w:p>
+    <w:p>
+      <w:pPr/>
+      <w:r>
+        <w:rPr>
+          <w:lang w:val="zh_TW" w:bidi="zh_TW"/>
+        </w:rPr>
+      </w:r>
+      <w:r>
+        <w:rPr>
           <w:b/>
           <w:lang w:val="zh_TW" w:bidi="zh_TW"/>
         </w:rPr>
@@ -26658,6 +30083,20 @@
       </w:r>
       <w:r>
         <w:rPr>
+          <w:lang w:val="zh_TW" w:bidi="zh_TW"/>
+        </w:rPr>
+        <w:t>וַ⁠תִּקְרֶאנָה֩ ל֨⁠וֹ הַ⁠שְּׁכֵנ֥וֹת שֵׁם֙ לֵ⁠אמֹ֔ר &amp; וַ⁠תִּקְרֶ֤אנָֽה שְׁמ⁠וֹ֙ עוֹבֵ֔ד</w:t>
+      </w:r>
+    </w:p>
+    <w:p>
+      <w:pPr/>
+      <w:r>
+        <w:rPr>
+          <w:lang w:val="zh_TW" w:bidi="zh_TW"/>
+        </w:rPr>
+      </w:r>
+      <w:r>
+        <w:rPr>
           <w:b/>
           <w:lang w:val="zh_TW" w:bidi="zh_TW"/>
         </w:rPr>
@@ -26754,6 +30193,20 @@
       </w:r>
       <w:r>
         <w:rPr>
+          <w:lang w:val="zh_TW" w:bidi="zh_TW"/>
+        </w:rPr>
+        <w:t>יֻלַּד־בֵּ֖ן לְ⁠נָעֳמִ֑י</w:t>
+      </w:r>
+    </w:p>
+    <w:p>
+      <w:pPr/>
+      <w:r>
+        <w:rPr>
+          <w:lang w:val="zh_TW" w:bidi="zh_TW"/>
+        </w:rPr>
+      </w:r>
+      <w:r>
+        <w:rPr>
           <w:b/>
           <w:lang w:val="zh_TW" w:bidi="zh_TW"/>
         </w:rPr>
@@ -26844,6 +30297,20 @@
       </w:r>
       <w:r>
         <w:rPr>
+          <w:lang w:val="zh_TW" w:bidi="zh_TW"/>
+        </w:rPr>
+        <w:t>וַ⁠תִּקְרֶ֤אנָֽה שְׁמ⁠וֹ֙ עוֹבֵ֔ד</w:t>
+      </w:r>
+    </w:p>
+    <w:p>
+      <w:pPr/>
+      <w:r>
+        <w:rPr>
+          <w:lang w:val="zh_TW" w:bidi="zh_TW"/>
+        </w:rPr>
+      </w:r>
+      <w:r>
+        <w:rPr>
           <w:b/>
           <w:lang w:val="zh_TW" w:bidi="zh_TW"/>
         </w:rPr>
@@ -26940,6 +30407,20 @@
       </w:r>
       <w:r>
         <w:rPr>
+          <w:lang w:val="zh_TW" w:bidi="zh_TW"/>
+        </w:rPr>
+        <w:t>ה֥וּא אֲבִי־יִשַׁ֖י</w:t>
+      </w:r>
+    </w:p>
+    <w:p>
+      <w:pPr/>
+      <w:r>
+        <w:rPr>
+          <w:lang w:val="zh_TW" w:bidi="zh_TW"/>
+        </w:rPr>
+      </w:r>
+      <w:r>
+        <w:rPr>
           <w:b/>
           <w:lang w:val="zh_TW" w:bidi="zh_TW"/>
         </w:rPr>
@@ -27126,6 +30607,20 @@
       </w:r>
       <w:r>
         <w:rPr>
+          <w:lang w:val="zh_TW" w:bidi="zh_TW"/>
+        </w:rPr>
+        <w:t>תּוֹלְד֣וֹת פָּ֔רֶץ</w:t>
+      </w:r>
+    </w:p>
+    <w:p>
+      <w:pPr/>
+      <w:r>
+        <w:rPr>
+          <w:lang w:val="zh_TW" w:bidi="zh_TW"/>
+        </w:rPr>
+      </w:r>
+      <w:r>
+        <w:rPr>
           <w:b/>
           <w:lang w:val="zh_TW" w:bidi="zh_TW"/>
         </w:rPr>
@@ -27145,7 +30640,7 @@
         </w:rPr>
         <w:t>因為之前提到法勒斯是猶大的後代，所以作者繼續列出了法勒斯的家譜。</w:t>
       </w:r>
-      <w:hyperlink r:id="rId27">
+      <w:hyperlink r:id="rId29">
         <w:r>
           <w:rPr>
             <w:lang w:val="zh_TW" w:bidi="zh_TW"/>
@@ -27163,7 +30658,7 @@
         </w:rPr>
         <w:t>節是拿俄米和路得故事的結尾，而</w:t>
       </w:r>
-      <w:hyperlink r:id="rId28">
+      <w:hyperlink r:id="rId30">
         <w:r>
           <w:rPr>
             <w:lang w:val="zh_TW" w:bidi="zh_TW"/>
@@ -27245,6 +30740,20 @@
       </w:r>
       <w:r>
         <w:rPr>
+          <w:lang w:val="zh_TW" w:bidi="zh_TW"/>
+        </w:rPr>
+        <w:t>פֶּ֖רֶץ הוֹלִ֥יד אֶת־חֶצְרֽוֹן</w:t>
+      </w:r>
+    </w:p>
+    <w:p>
+      <w:pPr/>
+      <w:r>
+        <w:rPr>
+          <w:lang w:val="zh_TW" w:bidi="zh_TW"/>
+        </w:rPr>
+      </w:r>
+      <w:r>
+        <w:rPr>
           <w:b/>
           <w:lang w:val="zh_TW" w:bidi="zh_TW"/>
         </w:rPr>
@@ -27348,6 +30857,20 @@
       </w:r>
       <w:r>
         <w:rPr>
+          <w:lang w:val="zh_TW" w:bidi="zh_TW"/>
+        </w:rPr>
+        <w:t>וְ⁠חֶצְרוֹן֙ &amp; אֶת־רָ֔ם &amp; אֶת־עַמִּֽינָדָֽב</w:t>
+      </w:r>
+    </w:p>
+    <w:p>
+      <w:pPr/>
+      <w:r>
+        <w:rPr>
+          <w:lang w:val="zh_TW" w:bidi="zh_TW"/>
+        </w:rPr>
+      </w:r>
+      <w:r>
+        <w:rPr>
           <w:b/>
           <w:lang w:val="zh_TW" w:bidi="zh_TW"/>
         </w:rPr>
@@ -27625,7 +31148,7 @@
         </w:rPr>
         <w:t>請參閱</w:t>
       </w:r>
-      <w:hyperlink r:id="rId27">
+      <w:hyperlink r:id="rId29">
         <w:r>
           <w:rPr>
             <w:lang w:val="zh_TW" w:bidi="zh_TW"/>

--- a/zht/docx/08.content.docx
+++ b/zht/docx/08.content.docx
@@ -1021,6 +1021,20 @@
       </w:r>
       <w:r>
         <w:rPr>
+          <w:lang w:val="zh_TW" w:bidi="zh_TW"/>
+        </w:rPr>
+        <w:t>בִּ⁠ימֵי֙ שְׁפֹ֣ט הַ⁠שֹּׁפְטִ֔ים</w:t>
+      </w:r>
+    </w:p>
+    <w:p>
+      <w:pPr/>
+      <w:r>
+        <w:rPr>
+          <w:lang w:val="zh_TW" w:bidi="zh_TW"/>
+        </w:rPr>
+      </w:r>
+      <w:r>
+        <w:rPr>
           <w:b/>
           <w:lang w:val="zh_TW" w:bidi="zh_TW"/>
         </w:rPr>
@@ -1117,6 +1131,20 @@
       </w:r>
       <w:r>
         <w:rPr>
+          <w:lang w:val="zh_TW" w:bidi="zh_TW"/>
+        </w:rPr>
+        <w:t>בָּ⁠אָ֑רֶץ</w:t>
+      </w:r>
+    </w:p>
+    <w:p>
+      <w:pPr/>
+      <w:r>
+        <w:rPr>
+          <w:lang w:val="zh_TW" w:bidi="zh_TW"/>
+        </w:rPr>
+      </w:r>
+      <w:r>
+        <w:rPr>
           <w:b/>
           <w:lang w:val="zh_TW" w:bidi="zh_TW"/>
         </w:rPr>
@@ -1213,6 +1241,20 @@
       </w:r>
       <w:r>
         <w:rPr>
+          <w:lang w:val="zh_TW" w:bidi="zh_TW"/>
+        </w:rPr>
+        <w:t>אִ֜ישׁ</w:t>
+      </w:r>
+    </w:p>
+    <w:p>
+      <w:pPr/>
+      <w:r>
+        <w:rPr>
+          <w:lang w:val="zh_TW" w:bidi="zh_TW"/>
+        </w:rPr>
+      </w:r>
+      <w:r>
+        <w:rPr>
           <w:b/>
           <w:lang w:val="zh_TW" w:bidi="zh_TW"/>
         </w:rPr>
@@ -1296,6 +1338,20 @@
       </w:r>
       <w:r>
         <w:rPr>
+          <w:lang w:val="zh_TW" w:bidi="zh_TW"/>
+        </w:rPr>
+        <w:t>אֶפְרָתִ֔ים</w:t>
+      </w:r>
+    </w:p>
+    <w:p>
+      <w:pPr/>
+      <w:r>
+        <w:rPr>
+          <w:lang w:val="zh_TW" w:bidi="zh_TW"/>
+        </w:rPr>
+      </w:r>
+      <w:r>
+        <w:rPr>
           <w:b/>
           <w:lang w:val="zh_TW" w:bidi="zh_TW"/>
         </w:rPr>
@@ -1386,6 +1442,20 @@
       </w:r>
       <w:r>
         <w:rPr>
+          <w:lang w:val="zh_TW" w:bidi="zh_TW"/>
+        </w:rPr>
+        <w:t>וַ⁠תִּשָּׁאֵ֥ר הִ֖יא וּ⁠שְׁנֵ֥י בָנֶֽי⁠הָ</w:t>
+      </w:r>
+    </w:p>
+    <w:p>
+      <w:pPr/>
+      <w:r>
+        <w:rPr>
+          <w:lang w:val="zh_TW" w:bidi="zh_TW"/>
+        </w:rPr>
+      </w:r>
+      <w:r>
+        <w:rPr>
           <w:b/>
           <w:lang w:val="zh_TW" w:bidi="zh_TW"/>
         </w:rPr>
@@ -1475,6 +1545,20 @@
       </w:r>
       <w:r>
         <w:rPr>
+          <w:lang w:val="zh_TW" w:bidi="zh_TW"/>
+        </w:rPr>
+        <w:t>וַ⁠יִּשְׂא֣וּ לָ⁠הֶ֗ם נָשִׁים֙</w:t>
+      </w:r>
+    </w:p>
+    <w:p>
+      <w:pPr/>
+      <w:r>
+        <w:rPr>
+          <w:lang w:val="zh_TW" w:bidi="zh_TW"/>
+        </w:rPr>
+      </w:r>
+      <w:r>
+        <w:rPr>
           <w:b/>
           <w:lang w:val="zh_TW" w:bidi="zh_TW"/>
         </w:rPr>
@@ -1571,6 +1655,20 @@
       </w:r>
       <w:r>
         <w:rPr>
+          <w:lang w:val="zh_TW" w:bidi="zh_TW"/>
+        </w:rPr>
+        <w:t>שֵׁ֤ם הָֽ⁠אַחַת֙ עָרְפָּ֔ה וְ⁠שֵׁ֥ם הַ⁠שֵּׁנִ֖ית ר֑וּת</w:t>
+      </w:r>
+    </w:p>
+    <w:p>
+      <w:pPr/>
+      <w:r>
+        <w:rPr>
+          <w:lang w:val="zh_TW" w:bidi="zh_TW"/>
+        </w:rPr>
+      </w:r>
+      <w:r>
+        <w:rPr>
           <w:b/>
           <w:lang w:val="zh_TW" w:bidi="zh_TW"/>
         </w:rPr>
@@ -1634,6 +1732,20 @@
       </w:r>
       <w:r>
         <w:rPr>
+          <w:lang w:val="zh_TW" w:bidi="zh_TW"/>
+        </w:rPr>
+        <w:t>וַ⁠תִּשָּׁאֵר֙ הָֽ⁠אִשָּׁ֔ה מִ⁠שְּׁנֵ֥י יְלָדֶ֖י⁠הָ וּ⁠מֵ⁠אִישָֽׁ⁠הּ</w:t>
+      </w:r>
+    </w:p>
+    <w:p>
+      <w:pPr/>
+      <w:r>
+        <w:rPr>
+          <w:lang w:val="zh_TW" w:bidi="zh_TW"/>
+        </w:rPr>
+      </w:r>
+      <w:r>
+        <w:rPr>
           <w:b/>
           <w:lang w:val="zh_TW" w:bidi="zh_TW"/>
         </w:rPr>
@@ -1723,6 +1835,20 @@
       </w:r>
       <w:r>
         <w:rPr>
+          <w:lang w:val="zh_TW" w:bidi="zh_TW"/>
+        </w:rPr>
+        <w:t>וַ⁠תָּ֤קָם הִיא֙ וְ⁠כַלֹּתֶ֔י⁠הָ וַ⁠תָּ֖שָׁב</w:t>
+      </w:r>
+    </w:p>
+    <w:p>
+      <w:pPr/>
+      <w:r>
+        <w:rPr>
+          <w:lang w:val="zh_TW" w:bidi="zh_TW"/>
+        </w:rPr>
+      </w:r>
+      <w:r>
+        <w:rPr>
           <w:b/>
           <w:lang w:val="zh_TW" w:bidi="zh_TW"/>
         </w:rPr>
@@ -1806,6 +1932,20 @@
       </w:r>
       <w:r>
         <w:rPr>
+          <w:lang w:val="zh_TW" w:bidi="zh_TW"/>
+        </w:rPr>
+        <w:t>וַ⁠תָּ֤קָם הִיא֙ וְ⁠כַלֹּתֶ֔י⁠הָ וַ⁠תָּ֖שָׁב</w:t>
+      </w:r>
+    </w:p>
+    <w:p>
+      <w:pPr/>
+      <w:r>
+        <w:rPr>
+          <w:lang w:val="zh_TW" w:bidi="zh_TW"/>
+        </w:rPr>
+      </w:r>
+      <w:r>
+        <w:rPr>
           <w:b/>
           <w:lang w:val="zh_TW" w:bidi="zh_TW"/>
         </w:rPr>
@@ -1972,6 +2112,20 @@
       </w:r>
       <w:r>
         <w:rPr>
+          <w:lang w:val="zh_TW" w:bidi="zh_TW"/>
+        </w:rPr>
+        <w:t>כִּ֤י שָֽׁמְעָה֙ בִּ⁠שְׂדֵ֣ה מוֹאָ֔ב כִּֽי־פָקַ֤ד יְהוָה֙ אֶת־עַמּ֔⁠וֹ לָ⁠תֵ֥ת לָ⁠הֶ֖ם לָֽחֶם</w:t>
+      </w:r>
+    </w:p>
+    <w:p>
+      <w:pPr/>
+      <w:r>
+        <w:rPr>
+          <w:lang w:val="zh_TW" w:bidi="zh_TW"/>
+        </w:rPr>
+      </w:r>
+      <w:r>
+        <w:rPr>
           <w:b/>
           <w:lang w:val="zh_TW" w:bidi="zh_TW"/>
         </w:rPr>
@@ -2055,6 +2209,20 @@
       </w:r>
       <w:r>
         <w:rPr>
+          <w:lang w:val="zh_TW" w:bidi="zh_TW"/>
+        </w:rPr>
+        <w:t>שָֽׁמְעָה֙ בִּ⁠שְׂדֵ֣ה מוֹאָ֔ב</w:t>
+      </w:r>
+    </w:p>
+    <w:p>
+      <w:pPr/>
+      <w:r>
+        <w:rPr>
+          <w:lang w:val="zh_TW" w:bidi="zh_TW"/>
+        </w:rPr>
+      </w:r>
+      <w:r>
+        <w:rPr>
           <w:b/>
           <w:lang w:val="zh_TW" w:bidi="zh_TW"/>
         </w:rPr>
@@ -2138,6 +2306,20 @@
       </w:r>
       <w:r>
         <w:rPr>
+          <w:lang w:val="zh_TW" w:bidi="zh_TW"/>
+        </w:rPr>
+        <w:t>פָקַ֤ד &amp; אֶת־עַמּ֔⁠וֹ</w:t>
+      </w:r>
+    </w:p>
+    <w:p>
+      <w:pPr/>
+      <w:r>
+        <w:rPr>
+          <w:lang w:val="zh_TW" w:bidi="zh_TW"/>
+        </w:rPr>
+      </w:r>
+      <w:r>
+        <w:rPr>
           <w:b/>
           <w:lang w:val="zh_TW" w:bidi="zh_TW"/>
         </w:rPr>
@@ -2234,6 +2416,20 @@
       </w:r>
       <w:r>
         <w:rPr>
+          <w:lang w:val="zh_TW" w:bidi="zh_TW"/>
+        </w:rPr>
+        <w:t>לָ⁠תֵ֥ת לָ⁠הֶ֖ם לָֽחֶם</w:t>
+      </w:r>
+    </w:p>
+    <w:p>
+      <w:pPr/>
+      <w:r>
+        <w:rPr>
+          <w:lang w:val="zh_TW" w:bidi="zh_TW"/>
+        </w:rPr>
+      </w:r>
+      <w:r>
+        <w:rPr>
           <w:b/>
           <w:lang w:val="zh_TW" w:bidi="zh_TW"/>
         </w:rPr>
@@ -2456,6 +2652,20 @@
       </w:r>
       <w:r>
         <w:rPr>
+          <w:lang w:val="zh_TW" w:bidi="zh_TW"/>
+        </w:rPr>
+        <w:t>לֵ֣כְנָה שֹּׁ֔בְנָה אִשָּׁ֖ה</w:t>
+      </w:r>
+    </w:p>
+    <w:p>
+      <w:pPr/>
+      <w:r>
+        <w:rPr>
+          <w:lang w:val="zh_TW" w:bidi="zh_TW"/>
+        </w:rPr>
+      </w:r>
+      <w:r>
+        <w:rPr>
           <w:b/>
           <w:lang w:val="zh_TW" w:bidi="zh_TW"/>
         </w:rPr>
@@ -2539,6 +2749,20 @@
       </w:r>
       <w:r>
         <w:rPr>
+          <w:lang w:val="zh_TW" w:bidi="zh_TW"/>
+        </w:rPr>
+        <w:t>לֵ֣כְנָה שֹּׁ֔בְנָה אִשָּׁ֖ה לְ⁠בֵ֣ית אִמָּ֑⁠הּ</w:t>
+      </w:r>
+    </w:p>
+    <w:p>
+      <w:pPr/>
+      <w:r>
+        <w:rPr>
+          <w:lang w:val="zh_TW" w:bidi="zh_TW"/>
+        </w:rPr>
+      </w:r>
+      <w:r>
+        <w:rPr>
           <w:b/>
           <w:lang w:val="zh_TW" w:bidi="zh_TW"/>
         </w:rPr>
@@ -2665,6 +2889,20 @@
       </w:r>
       <w:r>
         <w:rPr>
+          <w:lang w:val="zh_TW" w:bidi="zh_TW"/>
+        </w:rPr>
+        <w:t>יעשה יְהוָ֤ה עִמָּ⁠כֶם֙ חֶ֔סֶד כַּ⁠אֲשֶׁ֧ר עֲשִׂיתֶ֛ם עִם־הַ⁠מֵּתִ֖ים וְ⁠עִמָּדִֽ⁠י</w:t>
+      </w:r>
+    </w:p>
+    <w:p>
+      <w:pPr/>
+      <w:r>
+        <w:rPr>
+          <w:lang w:val="zh_TW" w:bidi="zh_TW"/>
+        </w:rPr>
+      </w:r>
+      <w:r>
+        <w:rPr>
           <w:b/>
           <w:lang w:val="zh_TW" w:bidi="zh_TW"/>
         </w:rPr>
@@ -2748,6 +2986,20 @@
       </w:r>
       <w:r>
         <w:rPr>
+          <w:lang w:val="zh_TW" w:bidi="zh_TW"/>
+        </w:rPr>
+        <w:t>עִם־הַ⁠מֵּתִ֖ים</w:t>
+      </w:r>
+    </w:p>
+    <w:p>
+      <w:pPr/>
+      <w:r>
+        <w:rPr>
+          <w:lang w:val="zh_TW" w:bidi="zh_TW"/>
+        </w:rPr>
+      </w:r>
+      <w:r>
+        <w:rPr>
           <w:b/>
           <w:lang w:val="zh_TW" w:bidi="zh_TW"/>
         </w:rPr>
@@ -2858,6 +3110,20 @@
       </w:r>
       <w:r>
         <w:rPr>
+          <w:lang w:val="zh_TW" w:bidi="zh_TW"/>
+        </w:rPr>
+        <w:t>חֶ֔סֶד</w:t>
+      </w:r>
+    </w:p>
+    <w:p>
+      <w:pPr/>
+      <w:r>
+        <w:rPr>
+          <w:lang w:val="zh_TW" w:bidi="zh_TW"/>
+        </w:rPr>
+      </w:r>
+      <w:r>
+        <w:rPr>
           <w:b/>
           <w:lang w:val="zh_TW" w:bidi="zh_TW"/>
         </w:rPr>
@@ -3037,6 +3303,20 @@
       </w:r>
       <w:r>
         <w:rPr>
+          <w:lang w:val="zh_TW" w:bidi="zh_TW"/>
+        </w:rPr>
+        <w:t>וּ⁠מְצֶ֣אןָ מְנוּחָ֔ה</w:t>
+      </w:r>
+    </w:p>
+    <w:p>
+      <w:pPr/>
+      <w:r>
+        <w:rPr>
+          <w:lang w:val="zh_TW" w:bidi="zh_TW"/>
+        </w:rPr>
+      </w:r>
+      <w:r>
+        <w:rPr>
           <w:b/>
           <w:lang w:val="zh_TW" w:bidi="zh_TW"/>
         </w:rPr>
@@ -3133,6 +3413,20 @@
       </w:r>
       <w:r>
         <w:rPr>
+          <w:lang w:val="zh_TW" w:bidi="zh_TW"/>
+        </w:rPr>
+        <w:t>בֵּ֣ית אִישָׁ֑⁠הּ</w:t>
+      </w:r>
+    </w:p>
+    <w:p>
+      <w:pPr/>
+      <w:r>
+        <w:rPr>
+          <w:lang w:val="zh_TW" w:bidi="zh_TW"/>
+        </w:rPr>
+      </w:r>
+      <w:r>
+        <w:rPr>
           <w:b/>
           <w:lang w:val="zh_TW" w:bidi="zh_TW"/>
         </w:rPr>
@@ -3229,6 +3523,20 @@
       </w:r>
       <w:r>
         <w:rPr>
+          <w:lang w:val="zh_TW" w:bidi="zh_TW"/>
+        </w:rPr>
+        <w:t>וַ⁠תִּשֶּׂ֥אנָה קוֹלָ֖⁠ן וַ⁠תִּבְכֶּֽינָה</w:t>
+      </w:r>
+    </w:p>
+    <w:p>
+      <w:pPr/>
+      <w:r>
+        <w:rPr>
+          <w:lang w:val="zh_TW" w:bidi="zh_TW"/>
+        </w:rPr>
+      </w:r>
+      <w:r>
+        <w:rPr>
           <w:b/>
           <w:lang w:val="zh_TW" w:bidi="zh_TW"/>
         </w:rPr>
@@ -3312,6 +3620,20 @@
       </w:r>
       <w:r>
         <w:rPr>
+          <w:lang w:val="zh_TW" w:bidi="zh_TW"/>
+        </w:rPr>
+        <w:t>נָשׁ֖וּב</w:t>
+      </w:r>
+    </w:p>
+    <w:p>
+      <w:pPr/>
+      <w:r>
+        <w:rPr>
+          <w:lang w:val="zh_TW" w:bidi="zh_TW"/>
+        </w:rPr>
+      </w:r>
+      <w:r>
+        <w:rPr>
           <w:b/>
           <w:lang w:val="zh_TW" w:bidi="zh_TW"/>
         </w:rPr>
@@ -3421,6 +3743,20 @@
       </w:r>
       <w:r>
         <w:rPr>
+          <w:lang w:val="zh_TW" w:bidi="zh_TW"/>
+        </w:rPr>
+        <w:t>וַ⁠תֹּאמַ֖רְנָה</w:t>
+      </w:r>
+    </w:p>
+    <w:p>
+      <w:pPr/>
+      <w:r>
+        <w:rPr>
+          <w:lang w:val="zh_TW" w:bidi="zh_TW"/>
+        </w:rPr>
+      </w:r>
+      <w:r>
+        <w:rPr>
           <w:b/>
           <w:lang w:val="zh_TW" w:bidi="zh_TW"/>
         </w:rPr>
@@ -3517,6 +3853,20 @@
       </w:r>
       <w:r>
         <w:rPr>
+          <w:lang w:val="zh_TW" w:bidi="zh_TW"/>
+        </w:rPr>
+        <w:t>כִּי</w:t>
+      </w:r>
+    </w:p>
+    <w:p>
+      <w:pPr/>
+      <w:r>
+        <w:rPr>
+          <w:lang w:val="zh_TW" w:bidi="zh_TW"/>
+        </w:rPr>
+      </w:r>
+      <w:r>
+        <w:rPr>
           <w:b/>
           <w:lang w:val="zh_TW" w:bidi="zh_TW"/>
         </w:rPr>
@@ -3613,6 +3963,20 @@
       </w:r>
       <w:r>
         <w:rPr>
+          <w:lang w:val="zh_TW" w:bidi="zh_TW"/>
+        </w:rPr>
+        <w:t>אִתָּ֥⁠ךְ</w:t>
+      </w:r>
+    </w:p>
+    <w:p>
+      <w:pPr/>
+      <w:r>
+        <w:rPr>
+          <w:lang w:val="zh_TW" w:bidi="zh_TW"/>
+        </w:rPr>
+      </w:r>
+      <w:r>
+        <w:rPr>
           <w:b/>
           <w:lang w:val="zh_TW" w:bidi="zh_TW"/>
         </w:rPr>
@@ -3709,6 +4073,20 @@
       </w:r>
       <w:r>
         <w:rPr>
+          <w:lang w:val="zh_TW" w:bidi="zh_TW"/>
+        </w:rPr>
+        <w:t>וַ⁠תֹּ֤אמֶר נָעֳמִי֙</w:t>
+      </w:r>
+    </w:p>
+    <w:p>
+      <w:pPr/>
+      <w:r>
+        <w:rPr>
+          <w:lang w:val="zh_TW" w:bidi="zh_TW"/>
+        </w:rPr>
+      </w:r>
+      <w:r>
+        <w:rPr>
           <w:b/>
           <w:lang w:val="zh_TW" w:bidi="zh_TW"/>
         </w:rPr>
@@ -3805,6 +4183,20 @@
       </w:r>
       <w:r>
         <w:rPr>
+          <w:lang w:val="zh_TW" w:bidi="zh_TW"/>
+        </w:rPr>
+        <w:t>בְנֹתַ֔⁠י</w:t>
+      </w:r>
+    </w:p>
+    <w:p>
+      <w:pPr/>
+      <w:r>
+        <w:rPr>
+          <w:lang w:val="zh_TW" w:bidi="zh_TW"/>
+        </w:rPr>
+      </w:r>
+      <w:r>
+        <w:rPr>
           <w:b/>
           <w:lang w:val="zh_TW" w:bidi="zh_TW"/>
         </w:rPr>
@@ -3881,6 +4273,20 @@
       </w:r>
       <w:r>
         <w:rPr>
+          <w:lang w:val="zh_TW" w:bidi="zh_TW"/>
+        </w:rPr>
+        <w:t>לָ֥⁠מָּה תֵלַ֖כְנָה עִמִּ֑⁠י</w:t>
+      </w:r>
+    </w:p>
+    <w:p>
+      <w:pPr/>
+      <w:r>
+        <w:rPr>
+          <w:lang w:val="zh_TW" w:bidi="zh_TW"/>
+        </w:rPr>
+      </w:r>
+      <w:r>
+        <w:rPr>
           <w:b/>
           <w:lang w:val="zh_TW" w:bidi="zh_TW"/>
         </w:rPr>
@@ -3976,6 +4382,20 @@
       </w:r>
       <w:r>
         <w:rPr>
+          <w:lang w:val="zh_TW" w:bidi="zh_TW"/>
+        </w:rPr>
+        <w:t>הַֽ⁠עֽוֹד־לִ֤⁠י בָנִים֙ בְּֽ⁠מֵעַ֔⁠י וְ⁠הָי֥וּ לָ⁠כֶ֖ם לַ⁠אֲנָשִֽׁים</w:t>
+      </w:r>
+    </w:p>
+    <w:p>
+      <w:pPr/>
+      <w:r>
+        <w:rPr>
+          <w:lang w:val="zh_TW" w:bidi="zh_TW"/>
+        </w:rPr>
+      </w:r>
+      <w:r>
+        <w:rPr>
           <w:b/>
           <w:lang w:val="zh_TW" w:bidi="zh_TW"/>
         </w:rPr>
@@ -4059,6 +4479,20 @@
       </w:r>
       <w:r>
         <w:rPr>
+          <w:lang w:val="zh_TW" w:bidi="zh_TW"/>
+        </w:rPr>
+        <w:t>זָקַ֖נְתִּי מִ⁠הְי֣וֹת לְ⁠אִ֑ישׁ</w:t>
+      </w:r>
+    </w:p>
+    <w:p>
+      <w:pPr/>
+      <w:r>
+        <w:rPr>
+          <w:lang w:val="zh_TW" w:bidi="zh_TW"/>
+        </w:rPr>
+      </w:r>
+      <w:r>
+        <w:rPr>
           <w:b/>
           <w:lang w:val="zh_TW" w:bidi="zh_TW"/>
         </w:rPr>
@@ -4142,6 +4576,20 @@
       </w:r>
       <w:r>
         <w:rPr>
+          <w:lang w:val="zh_TW" w:bidi="zh_TW"/>
+        </w:rPr>
+        <w:t>כִּ֤י אָמַ֨רְתִּי֙ יֶשׁ־לִ֣⁠י תִקְוָ֔ה גַּ֣ם הָיִ֤יתִי הַ⁠לַּ֨יְלָה֙ לְ⁠אִ֔ישׁ וְ⁠גַ֖ם יָלַ֥דְתִּי בָנִֽים</w:t>
+      </w:r>
+    </w:p>
+    <w:p>
+      <w:pPr/>
+      <w:r>
+        <w:rPr>
+          <w:lang w:val="zh_TW" w:bidi="zh_TW"/>
+        </w:rPr>
+      </w:r>
+      <w:r>
+        <w:rPr>
           <w:b/>
           <w:lang w:val="zh_TW" w:bidi="zh_TW"/>
         </w:rPr>
@@ -4288,6 +4736,20 @@
       </w:r>
       <w:r>
         <w:rPr>
+          <w:lang w:val="zh_TW" w:bidi="zh_TW"/>
+        </w:rPr>
+        <w:t>הֲ⁠לָהֵ֣ן ׀ תְּשַׂבֵּ֗רְנָה עַ֚ד אֲשֶׁ֣ר יִגְדָּ֔לוּ הֲ⁠לָהֵן֙ תֵּֽעָגֵ֔נָה לְ⁠בִלְתִּ֖י הֱי֣וֹת לְ⁠אִ֑ישׁ</w:t>
+      </w:r>
+    </w:p>
+    <w:p>
+      <w:pPr/>
+      <w:r>
+        <w:rPr>
+          <w:lang w:val="zh_TW" w:bidi="zh_TW"/>
+        </w:rPr>
+      </w:r>
+      <w:r>
+        <w:rPr>
           <w:b/>
           <w:lang w:val="zh_TW" w:bidi="zh_TW"/>
         </w:rPr>
@@ -4371,6 +4833,20 @@
       </w:r>
       <w:r>
         <w:rPr>
+          <w:lang w:val="zh_TW" w:bidi="zh_TW"/>
+        </w:rPr>
+        <w:t>הֲ⁠לָהֵ֣ן ׀ תְּשַׂבֵּ֗רְנָה עַ֚ד אֲשֶׁ֣ר יִגְדָּ֔לוּ הֲ⁠לָהֵן֙ תֵּֽעָגֵ֔נָה לְ⁠בִלְתִּ֖י הֱי֣וֹת לְ⁠אִ֑ישׁ</w:t>
+      </w:r>
+    </w:p>
+    <w:p>
+      <w:pPr/>
+      <w:r>
+        <w:rPr>
+          <w:lang w:val="zh_TW" w:bidi="zh_TW"/>
+        </w:rPr>
+      </w:r>
+      <w:r>
+        <w:rPr>
           <w:b/>
           <w:lang w:val="zh_TW" w:bidi="zh_TW"/>
         </w:rPr>
@@ -4434,6 +4910,20 @@
       </w:r>
       <w:r>
         <w:rPr>
+          <w:lang w:val="zh_TW" w:bidi="zh_TW"/>
+        </w:rPr>
+        <w:t>מַר־לִ֤⁠י מְאֹד֙</w:t>
+      </w:r>
+    </w:p>
+    <w:p>
+      <w:pPr/>
+      <w:r>
+        <w:rPr>
+          <w:lang w:val="zh_TW" w:bidi="zh_TW"/>
+        </w:rPr>
+      </w:r>
+      <w:r>
+        <w:rPr>
           <w:b/>
           <w:lang w:val="zh_TW" w:bidi="zh_TW"/>
         </w:rPr>
@@ -4517,6 +5007,20 @@
       </w:r>
       <w:r>
         <w:rPr>
+          <w:lang w:val="zh_TW" w:bidi="zh_TW"/>
+        </w:rPr>
+        <w:t>יָצְאָ֥ה בִ֖⁠י יַד־יְהוָֽה</w:t>
+      </w:r>
+    </w:p>
+    <w:p>
+      <w:pPr/>
+      <w:r>
+        <w:rPr>
+          <w:lang w:val="zh_TW" w:bidi="zh_TW"/>
+        </w:rPr>
+      </w:r>
+      <w:r>
+        <w:rPr>
           <w:b/>
           <w:lang w:val="zh_TW" w:bidi="zh_TW"/>
         </w:rPr>
@@ -4613,6 +5117,20 @@
       </w:r>
       <w:r>
         <w:rPr>
+          <w:lang w:val="zh_TW" w:bidi="zh_TW"/>
+        </w:rPr>
+        <w:t>יָצְאָ֥ה בִ֖⁠י יַד־יְהוָֽה</w:t>
+      </w:r>
+    </w:p>
+    <w:p>
+      <w:pPr/>
+      <w:r>
+        <w:rPr>
+          <w:lang w:val="zh_TW" w:bidi="zh_TW"/>
+        </w:rPr>
+      </w:r>
+      <w:r>
+        <w:rPr>
           <w:b/>
           <w:lang w:val="zh_TW" w:bidi="zh_TW"/>
         </w:rPr>
@@ -4696,6 +5214,20 @@
       </w:r>
       <w:r>
         <w:rPr>
+          <w:lang w:val="zh_TW" w:bidi="zh_TW"/>
+        </w:rPr>
+        <w:t>וַ⁠תִּשֶּׂ֣נָה קוֹלָ֔⁠ן וַ⁠תִּבְכֶּ֖ינָה</w:t>
+      </w:r>
+    </w:p>
+    <w:p>
+      <w:pPr/>
+      <w:r>
+        <w:rPr>
+          <w:lang w:val="zh_TW" w:bidi="zh_TW"/>
+        </w:rPr>
+      </w:r>
+      <w:r>
+        <w:rPr>
           <w:b/>
           <w:lang w:val="zh_TW" w:bidi="zh_TW"/>
         </w:rPr>
@@ -4792,6 +5324,20 @@
       </w:r>
       <w:r>
         <w:rPr>
+          <w:lang w:val="zh_TW" w:bidi="zh_TW"/>
+        </w:rPr>
+        <w:t>וְ⁠ר֖וּת דָּ֥בְקָה בָּֽ⁠הּ</w:t>
+      </w:r>
+    </w:p>
+    <w:p>
+      <w:pPr/>
+      <w:r>
+        <w:rPr>
+          <w:lang w:val="zh_TW" w:bidi="zh_TW"/>
+        </w:rPr>
+      </w:r>
+      <w:r>
+        <w:rPr>
           <w:b/>
           <w:lang w:val="zh_TW" w:bidi="zh_TW"/>
         </w:rPr>
@@ -4875,6 +5421,20 @@
       </w:r>
       <w:r>
         <w:rPr>
+          <w:lang w:val="zh_TW" w:bidi="zh_TW"/>
+        </w:rPr>
+        <w:t>הִנֵּה֙</w:t>
+      </w:r>
+    </w:p>
+    <w:p>
+      <w:pPr/>
+      <w:r>
+        <w:rPr>
+          <w:lang w:val="zh_TW" w:bidi="zh_TW"/>
+        </w:rPr>
+      </w:r>
+      <w:r>
+        <w:rPr>
           <w:b/>
           <w:lang w:val="zh_TW" w:bidi="zh_TW"/>
         </w:rPr>
@@ -5067,6 +5627,20 @@
       </w:r>
       <w:r>
         <w:rPr>
+          <w:lang w:val="zh_TW" w:bidi="zh_TW"/>
+        </w:rPr>
+        <w:t>עַמָּ֖⁠הּ</w:t>
+      </w:r>
+    </w:p>
+    <w:p>
+      <w:pPr/>
+      <w:r>
+        <w:rPr>
+          <w:lang w:val="zh_TW" w:bidi="zh_TW"/>
+        </w:rPr>
+      </w:r>
+      <w:r>
+        <w:rPr>
           <w:b/>
           <w:lang w:val="zh_TW" w:bidi="zh_TW"/>
         </w:rPr>
@@ -5163,6 +5737,20 @@
       </w:r>
       <w:r>
         <w:rPr>
+          <w:lang w:val="zh_TW" w:bidi="zh_TW"/>
+        </w:rPr>
+        <w:t>אֱלֹהֶ֑י⁠הָ</w:t>
+      </w:r>
+    </w:p>
+    <w:p>
+      <w:pPr/>
+      <w:r>
+        <w:rPr>
+          <w:lang w:val="zh_TW" w:bidi="zh_TW"/>
+        </w:rPr>
+      </w:r>
+      <w:r>
+        <w:rPr>
           <w:b/>
           <w:lang w:val="zh_TW" w:bidi="zh_TW"/>
         </w:rPr>
@@ -5259,6 +5847,20 @@
       </w:r>
       <w:r>
         <w:rPr>
+          <w:lang w:val="zh_TW" w:bidi="zh_TW"/>
+        </w:rPr>
+        <w:t>אֱלֹהֶ֑י⁠הָ</w:t>
+      </w:r>
+    </w:p>
+    <w:p>
+      <w:pPr/>
+      <w:r>
+        <w:rPr>
+          <w:lang w:val="zh_TW" w:bidi="zh_TW"/>
+        </w:rPr>
+      </w:r>
+      <w:r>
+        <w:rPr>
           <w:b/>
           <w:lang w:val="zh_TW" w:bidi="zh_TW"/>
         </w:rPr>
@@ -5418,6 +6020,20 @@
       </w:r>
       <w:r>
         <w:rPr>
+          <w:lang w:val="zh_TW" w:bidi="zh_TW"/>
+        </w:rPr>
+        <w:t>לְ⁠עָזְבֵ֖⁠ךְ לָ⁠שׁ֣וּב מֵ⁠אַחֲרָ֑יִ⁠ךְ</w:t>
+      </w:r>
+    </w:p>
+    <w:p>
+      <w:pPr/>
+      <w:r>
+        <w:rPr>
+          <w:lang w:val="zh_TW" w:bidi="zh_TW"/>
+        </w:rPr>
+      </w:r>
+      <w:r>
+        <w:rPr>
           <w:b/>
           <w:lang w:val="zh_TW" w:bidi="zh_TW"/>
         </w:rPr>
@@ -5527,6 +6143,20 @@
       </w:r>
       <w:r>
         <w:rPr>
+          <w:lang w:val="zh_TW" w:bidi="zh_TW"/>
+        </w:rPr>
+        <w:t>עַמֵּ֣⁠ךְ עַמִּ֔⁠י וֵ⁠אלֹהַ֖יִ⁠ךְ אֱלֹהָֽ⁠י</w:t>
+      </w:r>
+    </w:p>
+    <w:p>
+      <w:pPr/>
+      <w:r>
+        <w:rPr>
+          <w:lang w:val="zh_TW" w:bidi="zh_TW"/>
+        </w:rPr>
+      </w:r>
+      <w:r>
+        <w:rPr>
           <w:b/>
           <w:lang w:val="zh_TW" w:bidi="zh_TW"/>
         </w:rPr>
@@ -5610,6 +6240,20 @@
       </w:r>
       <w:r>
         <w:rPr>
+          <w:lang w:val="zh_TW" w:bidi="zh_TW"/>
+        </w:rPr>
+        <w:t>כֹּה֩ יַעֲשֶׂ֨ה יְהוָ֥ה לִ⁠י֙ וְ⁠כֹ֣ה יֹסִ֔יף</w:t>
+      </w:r>
+    </w:p>
+    <w:p>
+      <w:pPr/>
+      <w:r>
+        <w:rPr>
+          <w:lang w:val="zh_TW" w:bidi="zh_TW"/>
+        </w:rPr>
+      </w:r>
+      <w:r>
+        <w:rPr>
           <w:b/>
           <w:lang w:val="zh_TW" w:bidi="zh_TW"/>
         </w:rPr>
@@ -5693,6 +6337,20 @@
       </w:r>
       <w:r>
         <w:rPr>
+          <w:lang w:val="zh_TW" w:bidi="zh_TW"/>
+        </w:rPr>
+        <w:t>כִּ֣י הַ⁠מָּ֔וֶת יַפְרִ֖יד בֵּינִ֥⁠י וּ⁠בֵינֵֽ⁠ךְ</w:t>
+      </w:r>
+    </w:p>
+    <w:p>
+      <w:pPr/>
+      <w:r>
+        <w:rPr>
+          <w:lang w:val="zh_TW" w:bidi="zh_TW"/>
+        </w:rPr>
+      </w:r>
+      <w:r>
+        <w:rPr>
           <w:b/>
           <w:lang w:val="zh_TW" w:bidi="zh_TW"/>
         </w:rPr>
@@ -5776,6 +6434,20 @@
       </w:r>
       <w:r>
         <w:rPr>
+          <w:lang w:val="zh_TW" w:bidi="zh_TW"/>
+        </w:rPr>
+        <w:t>יַפְרִ֖יד בֵּינִ֥⁠י וּ⁠בֵינֵֽ⁠ךְ</w:t>
+      </w:r>
+    </w:p>
+    <w:p>
+      <w:pPr/>
+      <w:r>
+        <w:rPr>
+          <w:lang w:val="zh_TW" w:bidi="zh_TW"/>
+        </w:rPr>
+      </w:r>
+      <w:r>
+        <w:rPr>
           <w:b/>
           <w:lang w:val="zh_TW" w:bidi="zh_TW"/>
         </w:rPr>
@@ -5859,6 +6531,20 @@
       </w:r>
       <w:r>
         <w:rPr>
+          <w:lang w:val="zh_TW" w:bidi="zh_TW"/>
+        </w:rPr>
+        <w:t>וַ⁠תֶּחְדַּ֖ל לְ⁠דַבֵּ֥ר אֵלֶֽי⁠הָ</w:t>
+      </w:r>
+    </w:p>
+    <w:p>
+      <w:pPr/>
+      <w:r>
+        <w:rPr>
+          <w:lang w:val="zh_TW" w:bidi="zh_TW"/>
+        </w:rPr>
+      </w:r>
+      <w:r>
+        <w:rPr>
           <w:b/>
           <w:lang w:val="zh_TW" w:bidi="zh_TW"/>
         </w:rPr>
@@ -5942,6 +6628,20 @@
       </w:r>
       <w:r>
         <w:rPr>
+          <w:lang w:val="zh_TW" w:bidi="zh_TW"/>
+        </w:rPr>
+        <w:t>וַ⁠תֶּחְדַּ֖ל לְ⁠דַבֵּ֥ר אֵלֶֽי⁠הָ</w:t>
+      </w:r>
+    </w:p>
+    <w:p>
+      <w:pPr/>
+      <w:r>
+        <w:rPr>
+          <w:lang w:val="zh_TW" w:bidi="zh_TW"/>
+        </w:rPr>
+      </w:r>
+      <w:r>
+        <w:rPr>
           <w:b/>
           <w:lang w:val="zh_TW" w:bidi="zh_TW"/>
         </w:rPr>
@@ -6051,6 +6751,20 @@
       </w:r>
       <w:r>
         <w:rPr>
+          <w:lang w:val="zh_TW" w:bidi="zh_TW"/>
+        </w:rPr>
+        <w:t>וַ⁠יְהִ֗י</w:t>
+      </w:r>
+    </w:p>
+    <w:p>
+      <w:pPr/>
+      <w:r>
+        <w:rPr>
+          <w:lang w:val="zh_TW" w:bidi="zh_TW"/>
+        </w:rPr>
+      </w:r>
+      <w:r>
+        <w:rPr>
           <w:b/>
           <w:lang w:val="zh_TW" w:bidi="zh_TW"/>
         </w:rPr>
@@ -6141,6 +6855,20 @@
       </w:r>
       <w:r>
         <w:rPr>
+          <w:lang w:val="zh_TW" w:bidi="zh_TW"/>
+        </w:rPr>
+        <w:t>כְּ⁠בֹאָ֨⁠נָה֙ בֵּ֣ית לֶ֔חֶם</w:t>
+      </w:r>
+    </w:p>
+    <w:p>
+      <w:pPr/>
+      <w:r>
+        <w:rPr>
+          <w:lang w:val="zh_TW" w:bidi="zh_TW"/>
+        </w:rPr>
+      </w:r>
+      <w:r>
+        <w:rPr>
           <w:b/>
           <w:lang w:val="zh_TW" w:bidi="zh_TW"/>
         </w:rPr>
@@ -6224,6 +6952,20 @@
       </w:r>
       <w:r>
         <w:rPr>
+          <w:lang w:val="zh_TW" w:bidi="zh_TW"/>
+        </w:rPr>
+        <w:t>כָּל־הָ⁠עִיר֙</w:t>
+      </w:r>
+    </w:p>
+    <w:p>
+      <w:pPr/>
+      <w:r>
+        <w:rPr>
+          <w:lang w:val="zh_TW" w:bidi="zh_TW"/>
+        </w:rPr>
+      </w:r>
+      <w:r>
+        <w:rPr>
           <w:b/>
           <w:lang w:val="zh_TW" w:bidi="zh_TW"/>
         </w:rPr>
@@ -6320,6 +7062,20 @@
       </w:r>
       <w:r>
         <w:rPr>
+          <w:lang w:val="zh_TW" w:bidi="zh_TW"/>
+        </w:rPr>
+        <w:t>כָּל־הָ⁠עִיר֙</w:t>
+      </w:r>
+    </w:p>
+    <w:p>
+      <w:pPr/>
+      <w:r>
+        <w:rPr>
+          <w:lang w:val="zh_TW" w:bidi="zh_TW"/>
+        </w:rPr>
+      </w:r>
+      <w:r>
+        <w:rPr>
           <w:b/>
           <w:lang w:val="zh_TW" w:bidi="zh_TW"/>
         </w:rPr>
@@ -6416,6 +7172,20 @@
       </w:r>
       <w:r>
         <w:rPr>
+          <w:lang w:val="zh_TW" w:bidi="zh_TW"/>
+        </w:rPr>
+        <w:t>הֲ⁠זֹ֥את נָעֳמִֽי</w:t>
+      </w:r>
+    </w:p>
+    <w:p>
+      <w:pPr/>
+      <w:r>
+        <w:rPr>
+          <w:lang w:val="zh_TW" w:bidi="zh_TW"/>
+        </w:rPr>
+      </w:r>
+      <w:r>
+        <w:rPr>
           <w:b/>
           <w:lang w:val="zh_TW" w:bidi="zh_TW"/>
         </w:rPr>
@@ -6499,6 +7269,20 @@
       </w:r>
       <w:r>
         <w:rPr>
+          <w:lang w:val="zh_TW" w:bidi="zh_TW"/>
+        </w:rPr>
+        <w:t>אַל־תִּקְרֶ֥אנָה לִ֖⁠י נָעֳמִ֑י</w:t>
+      </w:r>
+    </w:p>
+    <w:p>
+      <w:pPr/>
+      <w:r>
+        <w:rPr>
+          <w:lang w:val="zh_TW" w:bidi="zh_TW"/>
+        </w:rPr>
+      </w:r>
+      <w:r>
+        <w:rPr>
           <w:b/>
           <w:lang w:val="zh_TW" w:bidi="zh_TW"/>
         </w:rPr>
@@ -6589,6 +7373,20 @@
       </w:r>
       <w:r>
         <w:rPr>
+          <w:lang w:val="zh_TW" w:bidi="zh_TW"/>
+        </w:rPr>
+        <w:t>מָרָ֔א</w:t>
+      </w:r>
+    </w:p>
+    <w:p>
+      <w:pPr/>
+      <w:r>
+        <w:rPr>
+          <w:lang w:val="zh_TW" w:bidi="zh_TW"/>
+        </w:rPr>
+      </w:r>
+      <w:r>
+        <w:rPr>
           <w:b/>
           <w:lang w:val="zh_TW" w:bidi="zh_TW"/>
         </w:rPr>
@@ -6679,6 +7477,20 @@
       </w:r>
       <w:r>
         <w:rPr>
+          <w:lang w:val="zh_TW" w:bidi="zh_TW"/>
+        </w:rPr>
+        <w:t>אֲנִי֙ מְלֵאָ֣ה הָלַ֔כְתִּי וְ⁠רֵיקָ֖ם הֱשִׁיבַ֣⁠נִי יְהוָ֑ה</w:t>
+      </w:r>
+    </w:p>
+    <w:p>
+      <w:pPr/>
+      <w:r>
+        <w:rPr>
+          <w:lang w:val="zh_TW" w:bidi="zh_TW"/>
+        </w:rPr>
+      </w:r>
+      <w:r>
+        <w:rPr>
           <w:b/>
           <w:lang w:val="zh_TW" w:bidi="zh_TW"/>
         </w:rPr>
@@ -6788,6 +7600,20 @@
       </w:r>
       <w:r>
         <w:rPr>
+          <w:lang w:val="zh_TW" w:bidi="zh_TW"/>
+        </w:rPr>
+        <w:t>לָ֣⁠מָּה תִקְרֶ֤אנָה לִ⁠י֙ נָעֳמִ֔י</w:t>
+      </w:r>
+    </w:p>
+    <w:p>
+      <w:pPr/>
+      <w:r>
+        <w:rPr>
+          <w:lang w:val="zh_TW" w:bidi="zh_TW"/>
+        </w:rPr>
+      </w:r>
+      <w:r>
+        <w:rPr>
           <w:b/>
           <w:lang w:val="zh_TW" w:bidi="zh_TW"/>
         </w:rPr>
@@ -6871,6 +7697,20 @@
       </w:r>
       <w:r>
         <w:rPr>
+          <w:lang w:val="zh_TW" w:bidi="zh_TW"/>
+        </w:rPr>
+        <w:t>וַֽ⁠יהוָה֙ עָ֣נָה בִ֔⁠י וְ⁠שַׁדַּ֖י הֵ֥רַֽע לִֽ⁠י</w:t>
+      </w:r>
+    </w:p>
+    <w:p>
+      <w:pPr/>
+      <w:r>
+        <w:rPr>
+          <w:lang w:val="zh_TW" w:bidi="zh_TW"/>
+        </w:rPr>
+      </w:r>
+      <w:r>
+        <w:rPr>
           <w:b/>
           <w:lang w:val="zh_TW" w:bidi="zh_TW"/>
         </w:rPr>
@@ -6980,6 +7820,20 @@
       </w:r>
       <w:r>
         <w:rPr>
+          <w:lang w:val="zh_TW" w:bidi="zh_TW"/>
+        </w:rPr>
+        <w:t>עָ֣נָה בִ֔⁠י</w:t>
+      </w:r>
+    </w:p>
+    <w:p>
+      <w:pPr/>
+      <w:r>
+        <w:rPr>
+          <w:lang w:val="zh_TW" w:bidi="zh_TW"/>
+        </w:rPr>
+      </w:r>
+      <w:r>
+        <w:rPr>
           <w:b/>
           <w:lang w:val="zh_TW" w:bidi="zh_TW"/>
         </w:rPr>
@@ -7139,6 +7993,20 @@
       </w:r>
       <w:r>
         <w:rPr>
+          <w:lang w:val="zh_TW" w:bidi="zh_TW"/>
+        </w:rPr>
+        <w:t>וַ⁠תָּ֣שָׁב נָעֳמִ֗י וְ⁠ר֨וּת הַ⁠מּוֹאֲבִיָּ֤ה כַלָּתָ⁠הּ֙ עִמָּ֔⁠הּ הַ⁠שָּׁ֖בָה מִ⁠שְּׂדֵ֣י מוֹאָ֑ב</w:t>
+      </w:r>
+    </w:p>
+    <w:p>
+      <w:pPr/>
+      <w:r>
+        <w:rPr>
+          <w:lang w:val="zh_TW" w:bidi="zh_TW"/>
+        </w:rPr>
+      </w:r>
+      <w:r>
+        <w:rPr>
           <w:b/>
           <w:lang w:val="zh_TW" w:bidi="zh_TW"/>
         </w:rPr>
@@ -7222,6 +8090,20 @@
       </w:r>
       <w:r>
         <w:rPr>
+          <w:lang w:val="zh_TW" w:bidi="zh_TW"/>
+        </w:rPr>
+        <w:t>וְ⁠הֵ֗מָּה בָּ֚אוּ בֵּ֣ית לֶ֔חֶם בִּ⁠תְחִלַּ֖ת קְצִ֥יר שְׂעֹרִֽים</w:t>
+      </w:r>
+    </w:p>
+    <w:p>
+      <w:pPr/>
+      <w:r>
+        <w:rPr>
+          <w:lang w:val="zh_TW" w:bidi="zh_TW"/>
+        </w:rPr>
+      </w:r>
+      <w:r>
+        <w:rPr>
           <w:b/>
           <w:lang w:val="zh_TW" w:bidi="zh_TW"/>
         </w:rPr>
@@ -7305,6 +8187,20 @@
       </w:r>
       <w:r>
         <w:rPr>
+          <w:lang w:val="zh_TW" w:bidi="zh_TW"/>
+        </w:rPr>
+        <w:t>בִּ⁠תְחִלַּ֖ת קְצִ֥יר שְׂעֹרִֽים</w:t>
+      </w:r>
+    </w:p>
+    <w:p>
+      <w:pPr/>
+      <w:r>
+        <w:rPr>
+          <w:lang w:val="zh_TW" w:bidi="zh_TW"/>
+        </w:rPr>
+      </w:r>
+      <w:r>
+        <w:rPr>
           <w:b/>
           <w:lang w:val="zh_TW" w:bidi="zh_TW"/>
         </w:rPr>
@@ -7559,6 +8455,20 @@
       </w:r>
       <w:r>
         <w:rPr>
+          <w:lang w:val="zh_TW" w:bidi="zh_TW"/>
+        </w:rPr>
+        <w:t>וּֽ⁠לְ⁠נָעֳמִ֞י מוֹדַ֣ע לְ⁠אִישָׁ֗⁠הּ</w:t>
+      </w:r>
+    </w:p>
+    <w:p>
+      <w:pPr/>
+      <w:r>
+        <w:rPr>
+          <w:lang w:val="zh_TW" w:bidi="zh_TW"/>
+        </w:rPr>
+      </w:r>
+      <w:r>
+        <w:rPr>
           <w:b/>
           <w:lang w:val="zh_TW" w:bidi="zh_TW"/>
         </w:rPr>
@@ -7642,6 +8552,20 @@
       </w:r>
       <w:r>
         <w:rPr>
+          <w:lang w:val="zh_TW" w:bidi="zh_TW"/>
+        </w:rPr>
+        <w:t>וּֽ⁠לְ⁠נָעֳמִ֞י מוֹדַ֣ע לְ⁠אִישָׁ֗⁠הּ</w:t>
+      </w:r>
+    </w:p>
+    <w:p>
+      <w:pPr/>
+      <w:r>
+        <w:rPr>
+          <w:lang w:val="zh_TW" w:bidi="zh_TW"/>
+        </w:rPr>
+      </w:r>
+      <w:r>
+        <w:rPr>
           <w:b/>
           <w:lang w:val="zh_TW" w:bidi="zh_TW"/>
         </w:rPr>
@@ -7738,6 +8662,20 @@
       </w:r>
       <w:r>
         <w:rPr>
+          <w:lang w:val="zh_TW" w:bidi="zh_TW"/>
+        </w:rPr>
+        <w:t>אִ֚ישׁ גִּבּ֣וֹר חַ֔יִל</w:t>
+      </w:r>
+    </w:p>
+    <w:p>
+      <w:pPr/>
+      <w:r>
+        <w:rPr>
+          <w:lang w:val="zh_TW" w:bidi="zh_TW"/>
+        </w:rPr>
+      </w:r>
+      <w:r>
+        <w:rPr>
           <w:b/>
           <w:lang w:val="zh_TW" w:bidi="zh_TW"/>
         </w:rPr>
@@ -7828,6 +8766,20 @@
       </w:r>
       <w:r>
         <w:rPr>
+          <w:lang w:val="zh_TW" w:bidi="zh_TW"/>
+        </w:rPr>
+        <w:t>מִ⁠מִּשְׁפַּ֖חַת אֱלִימֶ֑לֶךְ</w:t>
+      </w:r>
+    </w:p>
+    <w:p>
+      <w:pPr/>
+      <w:r>
+        <w:rPr>
+          <w:lang w:val="zh_TW" w:bidi="zh_TW"/>
+        </w:rPr>
+      </w:r>
+      <w:r>
+        <w:rPr>
           <w:b/>
           <w:lang w:val="zh_TW" w:bidi="zh_TW"/>
         </w:rPr>
@@ -7924,6 +8876,20 @@
       </w:r>
       <w:r>
         <w:rPr>
+          <w:lang w:val="zh_TW" w:bidi="zh_TW"/>
+        </w:rPr>
+        <w:t>ר֨וּת הַ⁠מּוֹאֲבִיָּ֜ה</w:t>
+      </w:r>
+    </w:p>
+    <w:p>
+      <w:pPr/>
+      <w:r>
+        <w:rPr>
+          <w:lang w:val="zh_TW" w:bidi="zh_TW"/>
+        </w:rPr>
+      </w:r>
+      <w:r>
+        <w:rPr>
           <w:b/>
           <w:lang w:val="zh_TW" w:bidi="zh_TW"/>
         </w:rPr>
@@ -8070,6 +9036,20 @@
       </w:r>
       <w:r>
         <w:rPr>
+          <w:lang w:val="zh_TW" w:bidi="zh_TW"/>
+        </w:rPr>
+        <w:t>אֲשֶׁ֥ר אֶמְצָא־חֵ֖ן בְּ⁠עֵינָ֑י⁠ו</w:t>
+      </w:r>
+    </w:p>
+    <w:p>
+      <w:pPr/>
+      <w:r>
+        <w:rPr>
+          <w:lang w:val="zh_TW" w:bidi="zh_TW"/>
+        </w:rPr>
+      </w:r>
+      <w:r>
+        <w:rPr>
           <w:b/>
           <w:lang w:val="zh_TW" w:bidi="zh_TW"/>
         </w:rPr>
@@ -8166,6 +9146,20 @@
       </w:r>
       <w:r>
         <w:rPr>
+          <w:lang w:val="zh_TW" w:bidi="zh_TW"/>
+        </w:rPr>
+        <w:t>בִתִּֽ⁠י</w:t>
+      </w:r>
+    </w:p>
+    <w:p>
+      <w:pPr/>
+      <w:r>
+        <w:rPr>
+          <w:lang w:val="zh_TW" w:bidi="zh_TW"/>
+        </w:rPr>
+      </w:r>
+      <w:r>
+        <w:rPr>
           <w:b/>
           <w:lang w:val="zh_TW" w:bidi="zh_TW"/>
         </w:rPr>
@@ -8249,6 +9243,20 @@
       </w:r>
       <w:r>
         <w:rPr>
+          <w:lang w:val="zh_TW" w:bidi="zh_TW"/>
+        </w:rPr>
+        <w:t>וַ⁠יִּ֣קֶר מִקְרֶ֔⁠הָ</w:t>
+      </w:r>
+    </w:p>
+    <w:p>
+      <w:pPr/>
+      <w:r>
+        <w:rPr>
+          <w:lang w:val="zh_TW" w:bidi="zh_TW"/>
+        </w:rPr>
+      </w:r>
+      <w:r>
+        <w:rPr>
           <w:b/>
           <w:lang w:val="zh_TW" w:bidi="zh_TW"/>
         </w:rPr>
@@ -8345,6 +9353,20 @@
       </w:r>
       <w:r>
         <w:rPr>
+          <w:lang w:val="zh_TW" w:bidi="zh_TW"/>
+        </w:rPr>
+        <w:t>מִ⁠מִּשְׁפַּ֥חַת אֱלִימֶֽלֶךְ</w:t>
+      </w:r>
+    </w:p>
+    <w:p>
+      <w:pPr/>
+      <w:r>
+        <w:rPr>
+          <w:lang w:val="zh_TW" w:bidi="zh_TW"/>
+        </w:rPr>
+      </w:r>
+      <w:r>
+        <w:rPr>
           <w:b/>
           <w:lang w:val="zh_TW" w:bidi="zh_TW"/>
         </w:rPr>
@@ -8441,6 +9463,20 @@
       </w:r>
       <w:r>
         <w:rPr>
+          <w:lang w:val="zh_TW" w:bidi="zh_TW"/>
+        </w:rPr>
+        <w:t>וְ⁠הִנֵּה</w:t>
+      </w:r>
+    </w:p>
+    <w:p>
+      <w:pPr/>
+      <w:r>
+        <w:rPr>
+          <w:lang w:val="zh_TW" w:bidi="zh_TW"/>
+        </w:rPr>
+      </w:r>
+      <w:r>
+        <w:rPr>
           <w:b/>
           <w:lang w:val="zh_TW" w:bidi="zh_TW"/>
         </w:rPr>
@@ -8551,6 +9587,20 @@
       </w:r>
       <w:r>
         <w:rPr>
+          <w:lang w:val="zh_TW" w:bidi="zh_TW"/>
+        </w:rPr>
+        <w:t>בָּ֚א מִ⁠בֵּ֣ית לֶ֔חֶם</w:t>
+      </w:r>
+    </w:p>
+    <w:p>
+      <w:pPr/>
+      <w:r>
+        <w:rPr>
+          <w:lang w:val="zh_TW" w:bidi="zh_TW"/>
+        </w:rPr>
+      </w:r>
+      <w:r>
+        <w:rPr>
           <w:b/>
           <w:lang w:val="zh_TW" w:bidi="zh_TW"/>
         </w:rPr>
@@ -8640,6 +9690,20 @@
       </w:r>
       <w:r>
         <w:rPr>
+          <w:lang w:val="zh_TW" w:bidi="zh_TW"/>
+        </w:rPr>
+        <w:t>יְהוָ֣ה עִמָּ⁠כֶ֑ם</w:t>
+      </w:r>
+    </w:p>
+    <w:p>
+      <w:pPr/>
+      <w:r>
+        <w:rPr>
+          <w:lang w:val="zh_TW" w:bidi="zh_TW"/>
+        </w:rPr>
+      </w:r>
+      <w:r>
+        <w:rPr>
           <w:b/>
           <w:lang w:val="zh_TW" w:bidi="zh_TW"/>
         </w:rPr>
@@ -8902,6 +9966,20 @@
       </w:r>
       <w:r>
         <w:rPr>
+          <w:lang w:val="zh_TW" w:bidi="zh_TW"/>
+        </w:rPr>
+        <w:t>לְ⁠מִ֖י הַ⁠נַּעֲרָ֥ה הַ⁠זֹּֽאת</w:t>
+      </w:r>
+    </w:p>
+    <w:p>
+      <w:pPr/>
+      <w:r>
+        <w:rPr>
+          <w:lang w:val="zh_TW" w:bidi="zh_TW"/>
+        </w:rPr>
+      </w:r>
+      <w:r>
+        <w:rPr>
           <w:b/>
           <w:lang w:val="zh_TW" w:bidi="zh_TW"/>
         </w:rPr>
@@ -8985,6 +10063,20 @@
       </w:r>
       <w:r>
         <w:rPr>
+          <w:lang w:val="zh_TW" w:bidi="zh_TW"/>
+        </w:rPr>
+        <w:t>וַ⁠יַּ֗עַן &amp; וַ⁠יֹּאמַ֑ר</w:t>
+      </w:r>
+    </w:p>
+    <w:p>
+      <w:pPr/>
+      <w:r>
+        <w:rPr>
+          <w:lang w:val="zh_TW" w:bidi="zh_TW"/>
+        </w:rPr>
+      </w:r>
+      <w:r>
+        <w:rPr>
           <w:b/>
           <w:lang w:val="zh_TW" w:bidi="zh_TW"/>
         </w:rPr>
@@ -9101,6 +10193,20 @@
       </w:r>
       <w:r>
         <w:rPr>
+          <w:lang w:val="zh_TW" w:bidi="zh_TW"/>
+        </w:rPr>
+        <w:t>וַ⁠תֹּ֗אמֶר אֲלַקֳטָה־נָּא֙ וְ⁠אָסַפְתִּ֣י בָֽ⁠עֳמָרִ֔ים אַחֲרֵ֖י הַ⁠קּוֹצְרִ֑ים</w:t>
+      </w:r>
+    </w:p>
+    <w:p>
+      <w:pPr/>
+      <w:r>
+        <w:rPr>
+          <w:lang w:val="zh_TW" w:bidi="zh_TW"/>
+        </w:rPr>
+      </w:r>
+      <w:r>
+        <w:rPr>
           <w:b/>
           <w:lang w:val="zh_TW" w:bidi="zh_TW"/>
         </w:rPr>
@@ -9184,6 +10290,20 @@
       </w:r>
       <w:r>
         <w:rPr>
+          <w:lang w:val="zh_TW" w:bidi="zh_TW"/>
+        </w:rPr>
+        <w:t>אֲלַקֳטָה־נָּא֙ וְ⁠אָסַפְתִּ֣י</w:t>
+      </w:r>
+    </w:p>
+    <w:p>
+      <w:pPr/>
+      <w:r>
+        <w:rPr>
+          <w:lang w:val="zh_TW" w:bidi="zh_TW"/>
+        </w:rPr>
+      </w:r>
+      <w:r>
+        <w:rPr>
           <w:b/>
           <w:lang w:val="zh_TW" w:bidi="zh_TW"/>
         </w:rPr>
@@ -9371,6 +10491,20 @@
       </w:r>
       <w:r>
         <w:rPr>
+          <w:lang w:val="zh_TW" w:bidi="zh_TW"/>
+        </w:rPr>
+        <w:t>הֲ⁠ל֧וֹא שָׁמַ֣עַתְּ בִּתִּ֗⁠י</w:t>
+      </w:r>
+    </w:p>
+    <w:p>
+      <w:pPr/>
+      <w:r>
+        <w:rPr>
+          <w:lang w:val="zh_TW" w:bidi="zh_TW"/>
+        </w:rPr>
+      </w:r>
+      <w:r>
+        <w:rPr>
           <w:b/>
           <w:lang w:val="zh_TW" w:bidi="zh_TW"/>
         </w:rPr>
@@ -9454,6 +10588,20 @@
       </w:r>
       <w:r>
         <w:rPr>
+          <w:lang w:val="zh_TW" w:bidi="zh_TW"/>
+        </w:rPr>
+        <w:t>בִּתִּ֗⁠י</w:t>
+      </w:r>
+    </w:p>
+    <w:p>
+      <w:pPr/>
+      <w:r>
+        <w:rPr>
+          <w:lang w:val="zh_TW" w:bidi="zh_TW"/>
+        </w:rPr>
+      </w:r>
+      <w:r>
+        <w:rPr>
           <w:b/>
           <w:lang w:val="zh_TW" w:bidi="zh_TW"/>
         </w:rPr>
@@ -9550,6 +10698,20 @@
       </w:r>
       <w:r>
         <w:rPr>
+          <w:lang w:val="zh_TW" w:bidi="zh_TW"/>
+        </w:rPr>
+        <w:t>עֵינַ֜יִ⁠ךְ בַּ⁠שָּׂדֶ֤ה</w:t>
+      </w:r>
+    </w:p>
+    <w:p>
+      <w:pPr/>
+      <w:r>
+        <w:rPr>
+          <w:lang w:val="zh_TW" w:bidi="zh_TW"/>
+        </w:rPr>
+      </w:r>
+      <w:r>
+        <w:rPr>
           <w:b/>
           <w:lang w:val="zh_TW" w:bidi="zh_TW"/>
         </w:rPr>
@@ -9646,6 +10808,20 @@
       </w:r>
       <w:r>
         <w:rPr>
+          <w:lang w:val="zh_TW" w:bidi="zh_TW"/>
+        </w:rPr>
+        <w:t>אַחֲרֵי⁠הֶ֔ן</w:t>
+      </w:r>
+    </w:p>
+    <w:p>
+      <w:pPr/>
+      <w:r>
+        <w:rPr>
+          <w:lang w:val="zh_TW" w:bidi="zh_TW"/>
+        </w:rPr>
+      </w:r>
+      <w:r>
+        <w:rPr>
           <w:b/>
           <w:lang w:val="zh_TW" w:bidi="zh_TW"/>
         </w:rPr>
@@ -9742,6 +10918,20 @@
       </w:r>
       <w:r>
         <w:rPr>
+          <w:lang w:val="zh_TW" w:bidi="zh_TW"/>
+        </w:rPr>
+        <w:t>הֲ⁠ל֥וֹא צִוִּ֛יתִי אֶת־הַ⁠נְּעָרִ֖ים לְ⁠בִלְתִּ֣י נָגְעֵ֑⁠ךְ</w:t>
+      </w:r>
+    </w:p>
+    <w:p>
+      <w:pPr/>
+      <w:r>
+        <w:rPr>
+          <w:lang w:val="zh_TW" w:bidi="zh_TW"/>
+        </w:rPr>
+      </w:r>
+      <w:r>
+        <w:rPr>
           <w:b/>
           <w:lang w:val="zh_TW" w:bidi="zh_TW"/>
         </w:rPr>
@@ -9825,6 +11015,20 @@
       </w:r>
       <w:r>
         <w:rPr>
+          <w:lang w:val="zh_TW" w:bidi="zh_TW"/>
+        </w:rPr>
+        <w:t>אֶת־הַ⁠נְּעָרִ֖ים</w:t>
+      </w:r>
+    </w:p>
+    <w:p>
+      <w:pPr/>
+      <w:r>
+        <w:rPr>
+          <w:lang w:val="zh_TW" w:bidi="zh_TW"/>
+        </w:rPr>
+      </w:r>
+      <w:r>
+        <w:rPr>
           <w:b/>
           <w:lang w:val="zh_TW" w:bidi="zh_TW"/>
         </w:rPr>
@@ -9908,6 +11112,20 @@
       </w:r>
       <w:r>
         <w:rPr>
+          <w:lang w:val="zh_TW" w:bidi="zh_TW"/>
+        </w:rPr>
+        <w:t>לְ⁠בִלְתִּ֣י נָגְעֵ֑⁠ךְ</w:t>
+      </w:r>
+    </w:p>
+    <w:p>
+      <w:pPr/>
+      <w:r>
+        <w:rPr>
+          <w:lang w:val="zh_TW" w:bidi="zh_TW"/>
+        </w:rPr>
+      </w:r>
+      <w:r>
+        <w:rPr>
           <w:b/>
           <w:lang w:val="zh_TW" w:bidi="zh_TW"/>
         </w:rPr>
@@ -10067,6 +11285,20 @@
       </w:r>
       <w:r>
         <w:rPr>
+          <w:lang w:val="zh_TW" w:bidi="zh_TW"/>
+        </w:rPr>
+        <w:t>וַ⁠תִּפֹּל֙ עַל־פָּנֶ֔י⁠הָ וַ⁠תִּשְׁתַּ֖חוּ אָ֑רְצָ⁠ה</w:t>
+      </w:r>
+    </w:p>
+    <w:p>
+      <w:pPr/>
+      <w:r>
+        <w:rPr>
+          <w:lang w:val="zh_TW" w:bidi="zh_TW"/>
+        </w:rPr>
+      </w:r>
+      <w:r>
+        <w:rPr>
           <w:b/>
           <w:lang w:val="zh_TW" w:bidi="zh_TW"/>
         </w:rPr>
@@ -10150,6 +11382,20 @@
       </w:r>
       <w:r>
         <w:rPr>
+          <w:lang w:val="zh_TW" w:bidi="zh_TW"/>
+        </w:rPr>
+        <w:t>וַ⁠תִּפֹּל֙ עַל־פָּנֶ֔י⁠הָ וַ⁠תִּשְׁתַּ֖חוּ אָ֑רְצָ⁠ה</w:t>
+      </w:r>
+    </w:p>
+    <w:p>
+      <w:pPr/>
+      <w:r>
+        <w:rPr>
+          <w:lang w:val="zh_TW" w:bidi="zh_TW"/>
+        </w:rPr>
+      </w:r>
+      <w:r>
+        <w:rPr>
           <w:b/>
           <w:lang w:val="zh_TW" w:bidi="zh_TW"/>
         </w:rPr>
@@ -10253,6 +11499,20 @@
       </w:r>
       <w:r>
         <w:rPr>
+          <w:lang w:val="zh_TW" w:bidi="zh_TW"/>
+        </w:rPr>
+        <w:t>וַ⁠תִּפֹּל֙ עַל־פָּנֶ֔י⁠הָ וַ⁠תִּשְׁתַּ֖חוּ אָ֑רְצָ⁠ה</w:t>
+      </w:r>
+    </w:p>
+    <w:p>
+      <w:pPr/>
+      <w:r>
+        <w:rPr>
+          <w:lang w:val="zh_TW" w:bidi="zh_TW"/>
+        </w:rPr>
+      </w:r>
+      <w:r>
+        <w:rPr>
           <w:b/>
           <w:lang w:val="zh_TW" w:bidi="zh_TW"/>
         </w:rPr>
@@ -10343,6 +11603,20 @@
       </w:r>
       <w:r>
         <w:rPr>
+          <w:lang w:val="zh_TW" w:bidi="zh_TW"/>
+        </w:rPr>
+        <w:t>מַדּוּעַ֩ מָצָ֨אתִי חֵ֤ן בְּ⁠עֵינֶ֨י⁠ךָ֙ לְ⁠הַכִּירֵ֔⁠נִי וְ⁠אָּנֹכִ֖י נָכְרִיָּֽה</w:t>
+      </w:r>
+    </w:p>
+    <w:p>
+      <w:pPr/>
+      <w:r>
+        <w:rPr>
+          <w:lang w:val="zh_TW" w:bidi="zh_TW"/>
+        </w:rPr>
+      </w:r>
+      <w:r>
+        <w:rPr>
           <w:b/>
           <w:lang w:val="zh_TW" w:bidi="zh_TW"/>
         </w:rPr>
@@ -10426,6 +11700,20 @@
       </w:r>
       <w:r>
         <w:rPr>
+          <w:lang w:val="zh_TW" w:bidi="zh_TW"/>
+        </w:rPr>
+        <w:t>מָצָ֨אתִי חֵ֤ן בְּ⁠עֵינֶ֨י⁠ךָ֙</w:t>
+      </w:r>
+    </w:p>
+    <w:p>
+      <w:pPr/>
+      <w:r>
+        <w:rPr>
+          <w:lang w:val="zh_TW" w:bidi="zh_TW"/>
+        </w:rPr>
+      </w:r>
+      <w:r>
+        <w:rPr>
           <w:b/>
           <w:lang w:val="zh_TW" w:bidi="zh_TW"/>
         </w:rPr>
@@ -10625,6 +11913,20 @@
       </w:r>
       <w:r>
         <w:rPr>
+          <w:lang w:val="zh_TW" w:bidi="zh_TW"/>
+        </w:rPr>
+        <w:t>הֻגֵּ֨ד הֻגַּ֜ד</w:t>
+      </w:r>
+    </w:p>
+    <w:p>
+      <w:pPr/>
+      <w:r>
+        <w:rPr>
+          <w:lang w:val="zh_TW" w:bidi="zh_TW"/>
+        </w:rPr>
+      </w:r>
+      <w:r>
+        <w:rPr>
           <w:b/>
           <w:lang w:val="zh_TW" w:bidi="zh_TW"/>
         </w:rPr>
@@ -10715,6 +12017,20 @@
       </w:r>
       <w:r>
         <w:rPr>
+          <w:lang w:val="zh_TW" w:bidi="zh_TW"/>
+        </w:rPr>
+        <w:t>הֻגֵּ֨ד הֻגַּ֜ד לִ֗⁠י</w:t>
+      </w:r>
+    </w:p>
+    <w:p>
+      <w:pPr/>
+      <w:r>
+        <w:rPr>
+          <w:lang w:val="zh_TW" w:bidi="zh_TW"/>
+        </w:rPr>
+      </w:r>
+      <w:r>
+        <w:rPr>
           <w:b/>
           <w:lang w:val="zh_TW" w:bidi="zh_TW"/>
         </w:rPr>
@@ -10812,6 +12128,20 @@
       </w:r>
       <w:r>
         <w:rPr>
+          <w:lang w:val="zh_TW" w:bidi="zh_TW"/>
+        </w:rPr>
+        <w:t>וַ⁠תֵּ֣לְכִ֔י אֶל־עַ֕ם</w:t>
+      </w:r>
+    </w:p>
+    <w:p>
+      <w:pPr/>
+      <w:r>
+        <w:rPr>
+          <w:lang w:val="zh_TW" w:bidi="zh_TW"/>
+        </w:rPr>
+      </w:r>
+      <w:r>
+        <w:rPr>
           <w:b/>
           <w:lang w:val="zh_TW" w:bidi="zh_TW"/>
         </w:rPr>
@@ -10908,6 +12238,20 @@
       </w:r>
       <w:r>
         <w:rPr>
+          <w:lang w:val="zh_TW" w:bidi="zh_TW"/>
+        </w:rPr>
+        <w:t>תְּמ֥וֹל שִׁלְשֽׁוֹם</w:t>
+      </w:r>
+    </w:p>
+    <w:p>
+      <w:pPr/>
+      <w:r>
+        <w:rPr>
+          <w:lang w:val="zh_TW" w:bidi="zh_TW"/>
+        </w:rPr>
+      </w:r>
+      <w:r>
+        <w:rPr>
           <w:b/>
           <w:lang w:val="zh_TW" w:bidi="zh_TW"/>
         </w:rPr>
@@ -11004,6 +12348,20 @@
       </w:r>
       <w:r>
         <w:rPr>
+          <w:lang w:val="zh_TW" w:bidi="zh_TW"/>
+        </w:rPr>
+        <w:t>פָּעֳלֵ֑⁠ךְ</w:t>
+      </w:r>
+    </w:p>
+    <w:p>
+      <w:pPr/>
+      <w:r>
+        <w:rPr>
+          <w:lang w:val="zh_TW" w:bidi="zh_TW"/>
+        </w:rPr>
+      </w:r>
+      <w:r>
+        <w:rPr>
           <w:b/>
           <w:lang w:val="zh_TW" w:bidi="zh_TW"/>
         </w:rPr>
@@ -11100,6 +12458,20 @@
       </w:r>
       <w:r>
         <w:rPr>
+          <w:lang w:val="zh_TW" w:bidi="zh_TW"/>
+        </w:rPr>
+        <w:t>וּ⁠תְהִ֨י מַשְׂכֻּרְתֵּ֜⁠ךְ שְׁלֵמָ֗ה מֵ⁠עִ֤ם יְהוָה֙</w:t>
+      </w:r>
+    </w:p>
+    <w:p>
+      <w:pPr/>
+      <w:r>
+        <w:rPr>
+          <w:lang w:val="zh_TW" w:bidi="zh_TW"/>
+        </w:rPr>
+      </w:r>
+      <w:r>
+        <w:rPr>
           <w:b/>
           <w:lang w:val="zh_TW" w:bidi="zh_TW"/>
         </w:rPr>
@@ -11183,6 +12555,20 @@
       </w:r>
       <w:r>
         <w:rPr>
+          <w:lang w:val="zh_TW" w:bidi="zh_TW"/>
+        </w:rPr>
+        <w:t>אֲשֶׁר־בָּ֖את לַ⁠חֲס֥וֹת תַּֽחַת־כְּנָפָֽי⁠ו</w:t>
+      </w:r>
+    </w:p>
+    <w:p>
+      <w:pPr/>
+      <w:r>
+        <w:rPr>
+          <w:lang w:val="zh_TW" w:bidi="zh_TW"/>
+        </w:rPr>
+      </w:r>
+      <w:r>
+        <w:rPr>
           <w:b/>
           <w:lang w:val="zh_TW" w:bidi="zh_TW"/>
         </w:rPr>
@@ -11279,6 +12665,20 @@
       </w:r>
       <w:r>
         <w:rPr>
+          <w:lang w:val="zh_TW" w:bidi="zh_TW"/>
+        </w:rPr>
+        <w:t>אֶמְצָא־חֵ֨ן בְּ⁠עֵינֶ֤י⁠ךָ</w:t>
+      </w:r>
+    </w:p>
+    <w:p>
+      <w:pPr/>
+      <w:r>
+        <w:rPr>
+          <w:lang w:val="zh_TW" w:bidi="zh_TW"/>
+        </w:rPr>
+      </w:r>
+      <w:r>
+        <w:rPr>
           <w:b/>
           <w:lang w:val="zh_TW" w:bidi="zh_TW"/>
         </w:rPr>
@@ -11375,6 +12775,20 @@
       </w:r>
       <w:r>
         <w:rPr>
+          <w:lang w:val="zh_TW" w:bidi="zh_TW"/>
+        </w:rPr>
+        <w:t>אֲדֹנִ⁠י֙</w:t>
+      </w:r>
+    </w:p>
+    <w:p>
+      <w:pPr/>
+      <w:r>
+        <w:rPr>
+          <w:lang w:val="zh_TW" w:bidi="zh_TW"/>
+        </w:rPr>
+      </w:r>
+      <w:r>
+        <w:rPr>
           <w:b/>
           <w:lang w:val="zh_TW" w:bidi="zh_TW"/>
         </w:rPr>
@@ -11484,6 +12898,20 @@
       </w:r>
       <w:r>
         <w:rPr>
+          <w:lang w:val="zh_TW" w:bidi="zh_TW"/>
+        </w:rPr>
+        <w:t>עַל־לֵ֣ב שִׁפְחָתֶ֑⁠ךָ</w:t>
+      </w:r>
+    </w:p>
+    <w:p>
+      <w:pPr/>
+      <w:r>
+        <w:rPr>
+          <w:lang w:val="zh_TW" w:bidi="zh_TW"/>
+        </w:rPr>
+      </w:r>
+      <w:r>
+        <w:rPr>
           <w:b/>
           <w:lang w:val="zh_TW" w:bidi="zh_TW"/>
         </w:rPr>
@@ -11567,6 +12995,20 @@
       </w:r>
       <w:r>
         <w:rPr>
+          <w:lang w:val="zh_TW" w:bidi="zh_TW"/>
+        </w:rPr>
+        <w:t>עַל־לֵ֣ב</w:t>
+      </w:r>
+    </w:p>
+    <w:p>
+      <w:pPr/>
+      <w:r>
+        <w:rPr>
+          <w:lang w:val="zh_TW" w:bidi="zh_TW"/>
+        </w:rPr>
+      </w:r>
+      <w:r>
+        <w:rPr>
           <w:b/>
           <w:lang w:val="zh_TW" w:bidi="zh_TW"/>
         </w:rPr>
@@ -11663,6 +13105,20 @@
       </w:r>
       <w:r>
         <w:rPr>
+          <w:lang w:val="zh_TW" w:bidi="zh_TW"/>
+        </w:rPr>
+        <w:t>שִׁפְחָתֶ֑⁠ךָ</w:t>
+      </w:r>
+    </w:p>
+    <w:p>
+      <w:pPr/>
+      <w:r>
+        <w:rPr>
+          <w:lang w:val="zh_TW" w:bidi="zh_TW"/>
+        </w:rPr>
+      </w:r>
+      <w:r>
+        <w:rPr>
           <w:b/>
           <w:lang w:val="zh_TW" w:bidi="zh_TW"/>
         </w:rPr>
@@ -11758,6 +13214,20 @@
       </w:r>
       <w:r>
         <w:rPr>
+          <w:lang w:val="zh_TW" w:bidi="zh_TW"/>
+        </w:rPr>
+        <w:t>וְ⁠אָנֹכִי֙ לֹ֣א אֶֽהְיֶ֔ה כְּ⁠אַחַ֖ת שִׁפְחֹתֶֽי⁠ךָ</w:t>
+      </w:r>
+    </w:p>
+    <w:p>
+      <w:pPr/>
+      <w:r>
+        <w:rPr>
+          <w:lang w:val="zh_TW" w:bidi="zh_TW"/>
+        </w:rPr>
+      </w:r>
+      <w:r>
+        <w:rPr>
           <w:b/>
           <w:lang w:val="zh_TW" w:bidi="zh_TW"/>
         </w:rPr>
@@ -11904,6 +13374,20 @@
       </w:r>
       <w:r>
         <w:rPr>
+          <w:lang w:val="zh_TW" w:bidi="zh_TW"/>
+        </w:rPr>
+        <w:t>גֹּ֤שִֽׁי הֲלֹם֙ וְ⁠אָכַ֣לְתְּ מִן־הַ⁠לֶּ֔חֶם וְ⁠טָבַ֥לְתְּ פִּתֵּ֖⁠ךְ בַּ⁠חֹ֑מֶץ</w:t>
+      </w:r>
+    </w:p>
+    <w:p>
+      <w:pPr/>
+      <w:r>
+        <w:rPr>
+          <w:lang w:val="zh_TW" w:bidi="zh_TW"/>
+        </w:rPr>
+      </w:r>
+      <w:r>
+        <w:rPr>
           <w:b/>
           <w:lang w:val="zh_TW" w:bidi="zh_TW"/>
         </w:rPr>
@@ -11987,6 +13471,20 @@
       </w:r>
       <w:r>
         <w:rPr>
+          <w:lang w:val="zh_TW" w:bidi="zh_TW"/>
+        </w:rPr>
+        <w:t>וְ⁠אָכַ֣לְתְּ מִן־הַ⁠לֶּ֔חֶם וְ⁠טָבַ֥לְתְּ פִּתֵּ֖⁠ךְ בַּ⁠חֹ֑מֶץ</w:t>
+      </w:r>
+    </w:p>
+    <w:p>
+      <w:pPr/>
+      <w:r>
+        <w:rPr>
+          <w:lang w:val="zh_TW" w:bidi="zh_TW"/>
+        </w:rPr>
+      </w:r>
+      <w:r>
+        <w:rPr>
           <w:b/>
           <w:lang w:val="zh_TW" w:bidi="zh_TW"/>
         </w:rPr>
@@ -12070,6 +13568,20 @@
       </w:r>
       <w:r>
         <w:rPr>
+          <w:lang w:val="zh_TW" w:bidi="zh_TW"/>
+        </w:rPr>
+        <w:t>וְ⁠טָבַ֥לְתְּ פִּתֵּ֖⁠ךְ בַּ⁠חֹ֑מֶץ</w:t>
+      </w:r>
+    </w:p>
+    <w:p>
+      <w:pPr/>
+      <w:r>
+        <w:rPr>
+          <w:lang w:val="zh_TW" w:bidi="zh_TW"/>
+        </w:rPr>
+      </w:r>
+      <w:r>
+        <w:rPr>
           <w:b/>
           <w:lang w:val="zh_TW" w:bidi="zh_TW"/>
         </w:rPr>
@@ -12133,6 +13645,20 @@
       </w:r>
       <w:r>
         <w:rPr>
+          <w:lang w:val="zh_TW" w:bidi="zh_TW"/>
+        </w:rPr>
+        <w:t>וַ⁠יְצַו֩ בֹּ֨עַז אֶת־נְעָרָ֜י⁠ו</w:t>
+      </w:r>
+    </w:p>
+    <w:p>
+      <w:pPr/>
+      <w:r>
+        <w:rPr>
+          <w:lang w:val="zh_TW" w:bidi="zh_TW"/>
+        </w:rPr>
+      </w:r>
+      <w:r>
+        <w:rPr>
           <w:b/>
           <w:lang w:val="zh_TW" w:bidi="zh_TW"/>
         </w:rPr>
@@ -12216,6 +13742,20 @@
       </w:r>
       <w:r>
         <w:rPr>
+          <w:lang w:val="zh_TW" w:bidi="zh_TW"/>
+        </w:rPr>
+        <w:t>גַּ֣ם בֵּ֧ין הָֽ⁠עֳמָרִ֛ים</w:t>
+      </w:r>
+    </w:p>
+    <w:p>
+      <w:pPr/>
+      <w:r>
+        <w:rPr>
+          <w:lang w:val="zh_TW" w:bidi="zh_TW"/>
+        </w:rPr>
+      </w:r>
+      <w:r>
+        <w:rPr>
           <w:b/>
           <w:lang w:val="zh_TW" w:bidi="zh_TW"/>
         </w:rPr>
@@ -12292,6 +13832,20 @@
       </w:r>
       <w:r>
         <w:rPr>
+          <w:lang w:val="zh_TW" w:bidi="zh_TW"/>
+        </w:rPr>
+        <w:t>וְ⁠לֹ֥א תַכְלִימֽוּ⁠הָ</w:t>
+      </w:r>
+    </w:p>
+    <w:p>
+      <w:pPr/>
+      <w:r>
+        <w:rPr>
+          <w:lang w:val="zh_TW" w:bidi="zh_TW"/>
+        </w:rPr>
+      </w:r>
+      <w:r>
+        <w:rPr>
           <w:b/>
           <w:lang w:val="zh_TW" w:bidi="zh_TW"/>
         </w:rPr>
@@ -12375,6 +13929,20 @@
       </w:r>
       <w:r>
         <w:rPr>
+          <w:lang w:val="zh_TW" w:bidi="zh_TW"/>
+        </w:rPr>
+        <w:t>וְ⁠גַ֛ם</w:t>
+      </w:r>
+    </w:p>
+    <w:p>
+      <w:pPr/>
+      <w:r>
+        <w:rPr>
+          <w:lang w:val="zh_TW" w:bidi="zh_TW"/>
+        </w:rPr>
+      </w:r>
+      <w:r>
+        <w:rPr>
           <w:b/>
           <w:lang w:val="zh_TW" w:bidi="zh_TW"/>
         </w:rPr>
@@ -12501,6 +14069,20 @@
       </w:r>
       <w:r>
         <w:rPr>
+          <w:lang w:val="zh_TW" w:bidi="zh_TW"/>
+        </w:rPr>
+        <w:t>וַ⁠תַּחְבֹּט֙</w:t>
+      </w:r>
+    </w:p>
+    <w:p>
+      <w:pPr/>
+      <w:r>
+        <w:rPr>
+          <w:lang w:val="zh_TW" w:bidi="zh_TW"/>
+        </w:rPr>
+      </w:r>
+      <w:r>
+        <w:rPr>
           <w:b/>
           <w:lang w:val="zh_TW" w:bidi="zh_TW"/>
         </w:rPr>
@@ -12564,6 +14146,20 @@
       </w:r>
       <w:r>
         <w:rPr>
+          <w:lang w:val="zh_TW" w:bidi="zh_TW"/>
+        </w:rPr>
+        <w:t>כְּ⁠אֵיפָ֥ה</w:t>
+      </w:r>
+    </w:p>
+    <w:p>
+      <w:pPr/>
+      <w:r>
+        <w:rPr>
+          <w:lang w:val="zh_TW" w:bidi="zh_TW"/>
+        </w:rPr>
+      </w:r>
+      <w:r>
+        <w:rPr>
           <w:b/>
           <w:lang w:val="zh_TW" w:bidi="zh_TW"/>
         </w:rPr>
@@ -12654,6 +14250,20 @@
       </w:r>
       <w:r>
         <w:rPr>
+          <w:lang w:val="zh_TW" w:bidi="zh_TW"/>
+        </w:rPr>
+        <w:t>וַ⁠תִּשָּׂא֙ וַ⁠תָּב֣וֹא הָ⁠עִ֔יר</w:t>
+      </w:r>
+    </w:p>
+    <w:p>
+      <w:pPr/>
+      <w:r>
+        <w:rPr>
+          <w:lang w:val="zh_TW" w:bidi="zh_TW"/>
+        </w:rPr>
+      </w:r>
+      <w:r>
+        <w:rPr>
           <w:b/>
           <w:lang w:val="zh_TW" w:bidi="zh_TW"/>
         </w:rPr>
@@ -12737,6 +14347,20 @@
       </w:r>
       <w:r>
         <w:rPr>
+          <w:lang w:val="zh_TW" w:bidi="zh_TW"/>
+        </w:rPr>
+        <w:t>אֵיפֹ֨ה לִקַּ֤טְתְּ הַ⁠יּוֹם֙ וְ⁠אָ֣נָה עָשִׂ֔ית</w:t>
+      </w:r>
+    </w:p>
+    <w:p>
+      <w:pPr/>
+      <w:r>
+        <w:rPr>
+          <w:lang w:val="zh_TW" w:bidi="zh_TW"/>
+        </w:rPr>
+      </w:r>
+      <w:r>
+        <w:rPr>
           <w:b/>
           <w:lang w:val="zh_TW" w:bidi="zh_TW"/>
         </w:rPr>
@@ -12820,6 +14444,20 @@
       </w:r>
       <w:r>
         <w:rPr>
+          <w:lang w:val="zh_TW" w:bidi="zh_TW"/>
+        </w:rPr>
+        <w:t>יְהִ֥י מַכִּירֵ֖⁠ךְ בָּר֑וּךְ</w:t>
+      </w:r>
+    </w:p>
+    <w:p>
+      <w:pPr/>
+      <w:r>
+        <w:rPr>
+          <w:lang w:val="zh_TW" w:bidi="zh_TW"/>
+        </w:rPr>
+      </w:r>
+      <w:r>
+        <w:rPr>
           <w:b/>
           <w:lang w:val="zh_TW" w:bidi="zh_TW"/>
         </w:rPr>
@@ -12903,6 +14541,20 @@
       </w:r>
       <w:r>
         <w:rPr>
+          <w:lang w:val="zh_TW" w:bidi="zh_TW"/>
+        </w:rPr>
+        <w:t>יְהִ֥י מַכִּירֵ֖⁠ךְ בָּר֑וּךְ</w:t>
+      </w:r>
+    </w:p>
+    <w:p>
+      <w:pPr/>
+      <w:r>
+        <w:rPr>
+          <w:lang w:val="zh_TW" w:bidi="zh_TW"/>
+        </w:rPr>
+      </w:r>
+      <w:r>
+        <w:rPr>
           <w:b/>
           <w:lang w:val="zh_TW" w:bidi="zh_TW"/>
         </w:rPr>
@@ -13014,6 +14666,20 @@
       </w:r>
       <w:r>
         <w:rPr>
+          <w:lang w:val="zh_TW" w:bidi="zh_TW"/>
+        </w:rPr>
+        <w:t>מַכִּירֵ֖⁠ךְ</w:t>
+      </w:r>
+    </w:p>
+    <w:p>
+      <w:pPr/>
+      <w:r>
+        <w:rPr>
+          <w:lang w:val="zh_TW" w:bidi="zh_TW"/>
+        </w:rPr>
+      </w:r>
+      <w:r>
+        <w:rPr>
           <w:b/>
           <w:lang w:val="zh_TW" w:bidi="zh_TW"/>
         </w:rPr>
@@ -13110,6 +14776,20 @@
       </w:r>
       <w:r>
         <w:rPr>
+          <w:lang w:val="zh_TW" w:bidi="zh_TW"/>
+        </w:rPr>
+        <w:t>וַ⁠תַּגֵּ֣ד לַ⁠חֲמוֹתָ֗⁠הּ אֵ֤ת אֲשֶׁר־עָשְׂתָה֙ עִמּ֔⁠וֹ וַ⁠תֹּ֗אמֶר שֵׁ֤ם הָ⁠אִישׁ֙ אֲשֶׁ֨ר עָשִׂ֧יתִי עִמּ֛⁠וֹ הַ⁠יּ֖וֹם בֹּֽעַז</w:t>
+      </w:r>
+    </w:p>
+    <w:p>
+      <w:pPr/>
+      <w:r>
+        <w:rPr>
+          <w:lang w:val="zh_TW" w:bidi="zh_TW"/>
+        </w:rPr>
+      </w:r>
+      <w:r>
+        <w:rPr>
           <w:b/>
           <w:lang w:val="zh_TW" w:bidi="zh_TW"/>
         </w:rPr>
@@ -13193,6 +14873,20 @@
       </w:r>
       <w:r>
         <w:rPr>
+          <w:lang w:val="zh_TW" w:bidi="zh_TW"/>
+        </w:rPr>
+        <w:t>בָּר֥וּךְ הוּא֙ לַ⁠יהוָ֔ה</w:t>
+      </w:r>
+    </w:p>
+    <w:p>
+      <w:pPr/>
+      <w:r>
+        <w:rPr>
+          <w:lang w:val="zh_TW" w:bidi="zh_TW"/>
+        </w:rPr>
+      </w:r>
+      <w:r>
+        <w:rPr>
           <w:b/>
           <w:lang w:val="zh_TW" w:bidi="zh_TW"/>
         </w:rPr>
@@ -13276,6 +14970,20 @@
       </w:r>
       <w:r>
         <w:rPr>
+          <w:lang w:val="zh_TW" w:bidi="zh_TW"/>
+        </w:rPr>
+        <w:t>בָּר֥וּךְ הוּא֙ לַ⁠יהוָ֔ה</w:t>
+      </w:r>
+    </w:p>
+    <w:p>
+      <w:pPr/>
+      <w:r>
+        <w:rPr>
+          <w:lang w:val="zh_TW" w:bidi="zh_TW"/>
+        </w:rPr>
+      </w:r>
+      <w:r>
+        <w:rPr>
           <w:b/>
           <w:lang w:val="zh_TW" w:bidi="zh_TW"/>
         </w:rPr>
@@ -13359,6 +15067,20 @@
       </w:r>
       <w:r>
         <w:rPr>
+          <w:lang w:val="zh_TW" w:bidi="zh_TW"/>
+        </w:rPr>
+        <w:t>אֲשֶׁר֙ לֹא־עָזַ֣ב</w:t>
+      </w:r>
+    </w:p>
+    <w:p>
+      <w:pPr/>
+      <w:r>
+        <w:rPr>
+          <w:lang w:val="zh_TW" w:bidi="zh_TW"/>
+        </w:rPr>
+      </w:r>
+      <w:r>
+        <w:rPr>
           <w:b/>
           <w:lang w:val="zh_TW" w:bidi="zh_TW"/>
         </w:rPr>
@@ -13468,6 +15190,20 @@
       </w:r>
       <w:r>
         <w:rPr>
+          <w:lang w:val="zh_TW" w:bidi="zh_TW"/>
+        </w:rPr>
+        <w:t>אֲשֶׁר֙ לֹא־עָזַ֣ב</w:t>
+      </w:r>
+    </w:p>
+    <w:p>
+      <w:pPr/>
+      <w:r>
+        <w:rPr>
+          <w:lang w:val="zh_TW" w:bidi="zh_TW"/>
+        </w:rPr>
+      </w:r>
+      <w:r>
+        <w:rPr>
           <w:b/>
           <w:lang w:val="zh_TW" w:bidi="zh_TW"/>
         </w:rPr>
@@ -13577,6 +15313,20 @@
       </w:r>
       <w:r>
         <w:rPr>
+          <w:lang w:val="zh_TW" w:bidi="zh_TW"/>
+        </w:rPr>
+        <w:t>אֶת־הַ⁠חַיִּ֖ים</w:t>
+      </w:r>
+    </w:p>
+    <w:p>
+      <w:pPr/>
+      <w:r>
+        <w:rPr>
+          <w:lang w:val="zh_TW" w:bidi="zh_TW"/>
+        </w:rPr>
+      </w:r>
+      <w:r>
+        <w:rPr>
           <w:b/>
           <w:lang w:val="zh_TW" w:bidi="zh_TW"/>
         </w:rPr>
@@ -13673,6 +15423,20 @@
       </w:r>
       <w:r>
         <w:rPr>
+          <w:lang w:val="zh_TW" w:bidi="zh_TW"/>
+        </w:rPr>
+        <w:t>וְ⁠אֶת־הַ⁠מֵּתִ֑ים</w:t>
+      </w:r>
+    </w:p>
+    <w:p>
+      <w:pPr/>
+      <w:r>
+        <w:rPr>
+          <w:lang w:val="zh_TW" w:bidi="zh_TW"/>
+        </w:rPr>
+      </w:r>
+      <w:r>
+        <w:rPr>
           <w:b/>
           <w:lang w:val="zh_TW" w:bidi="zh_TW"/>
         </w:rPr>
@@ -13769,6 +15533,20 @@
       </w:r>
       <w:r>
         <w:rPr>
+          <w:lang w:val="zh_TW" w:bidi="zh_TW"/>
+        </w:rPr>
+        <w:t>קָר֥וֹב לָ֨⁠נוּ֙ הָ⁠אִ֔ישׁ מִֽ⁠גֹּאֲלֵ֖⁠נוּ הֽוּא</w:t>
+      </w:r>
+    </w:p>
+    <w:p>
+      <w:pPr/>
+      <w:r>
+        <w:rPr>
+          <w:lang w:val="zh_TW" w:bidi="zh_TW"/>
+        </w:rPr>
+      </w:r>
+      <w:r>
+        <w:rPr>
           <w:b/>
           <w:lang w:val="zh_TW" w:bidi="zh_TW"/>
         </w:rPr>
@@ -13852,6 +15630,20 @@
       </w:r>
       <w:r>
         <w:rPr>
+          <w:lang w:val="zh_TW" w:bidi="zh_TW"/>
+        </w:rPr>
+        <w:t>מִֽ⁠גֹּאֲלֵ֖⁠נוּ</w:t>
+      </w:r>
+    </w:p>
+    <w:p>
+      <w:pPr/>
+      <w:r>
+        <w:rPr>
+          <w:lang w:val="zh_TW" w:bidi="zh_TW"/>
+        </w:rPr>
+      </w:r>
+      <w:r>
+        <w:rPr>
           <w:b/>
           <w:lang w:val="zh_TW" w:bidi="zh_TW"/>
         </w:rPr>
@@ -13922,6 +15714,20 @@
       </w:r>
       <w:r>
         <w:rPr>
+          <w:lang w:val="zh_TW" w:bidi="zh_TW"/>
+        </w:rPr>
+        <w:t>גַּ֣ם ׀ כִּי־אָמַ֣ר אֵלַ֗⁠י</w:t>
+      </w:r>
+    </w:p>
+    <w:p>
+      <w:pPr/>
+      <w:r>
+        <w:rPr>
+          <w:lang w:val="zh_TW" w:bidi="zh_TW"/>
+        </w:rPr>
+      </w:r>
+      <w:r>
+        <w:rPr>
           <w:b/>
           <w:lang w:val="zh_TW" w:bidi="zh_TW"/>
         </w:rPr>
@@ -14005,6 +15811,20 @@
       </w:r>
       <w:r>
         <w:rPr>
+          <w:lang w:val="zh_TW" w:bidi="zh_TW"/>
+        </w:rPr>
+        <w:t>אָמַ֣ר אֵלַ֗⁠י עִם־הַ⁠נְּעָרִ֤ים אֲשֶׁר־לִ⁠י֙ תִּדְבָּקִ֔י⁠ן עַ֣ד אִם־כִּלּ֔וּ אֵ֥ת כָּל־הַ⁠קָּצִ֖יר אֲשֶׁר־לִֽ⁠י</w:t>
+      </w:r>
+    </w:p>
+    <w:p>
+      <w:pPr/>
+      <w:r>
+        <w:rPr>
+          <w:lang w:val="zh_TW" w:bidi="zh_TW"/>
+        </w:rPr>
+      </w:r>
+      <w:r>
+        <w:rPr>
           <w:b/>
           <w:lang w:val="zh_TW" w:bidi="zh_TW"/>
         </w:rPr>
@@ -14088,6 +15908,20 @@
       </w:r>
       <w:r>
         <w:rPr>
+          <w:lang w:val="zh_TW" w:bidi="zh_TW"/>
+        </w:rPr>
+        <w:t>עִם־הַ⁠נְּעָרִ֤ים אֲשֶׁר־לִ⁠י֙ תִּדְבָּקִ֔י⁠ן</w:t>
+      </w:r>
+    </w:p>
+    <w:p>
+      <w:pPr/>
+      <w:r>
+        <w:rPr>
+          <w:lang w:val="zh_TW" w:bidi="zh_TW"/>
+        </w:rPr>
+      </w:r>
+      <w:r>
+        <w:rPr>
           <w:b/>
           <w:lang w:val="zh_TW" w:bidi="zh_TW"/>
         </w:rPr>
@@ -14234,6 +16068,20 @@
       </w:r>
       <w:r>
         <w:rPr>
+          <w:lang w:val="zh_TW" w:bidi="zh_TW"/>
+        </w:rPr>
+        <w:t>וְ⁠לֹ֥א יִפְגְּעוּ־בָ֖⁠ךְ</w:t>
+      </w:r>
+    </w:p>
+    <w:p>
+      <w:pPr/>
+      <w:r>
+        <w:rPr>
+          <w:lang w:val="zh_TW" w:bidi="zh_TW"/>
+        </w:rPr>
+      </w:r>
+      <w:r>
+        <w:rPr>
           <w:b/>
           <w:lang w:val="zh_TW" w:bidi="zh_TW"/>
         </w:rPr>
@@ -14330,6 +16178,20 @@
       </w:r>
       <w:r>
         <w:rPr>
+          <w:lang w:val="zh_TW" w:bidi="zh_TW"/>
+        </w:rPr>
+        <w:t>וַ⁠תִּדְבַּ֞ק</w:t>
+      </w:r>
+    </w:p>
+    <w:p>
+      <w:pPr/>
+      <w:r>
+        <w:rPr>
+          <w:lang w:val="zh_TW" w:bidi="zh_TW"/>
+        </w:rPr>
+      </w:r>
+      <w:r>
+        <w:rPr>
           <w:b/>
           <w:lang w:val="zh_TW" w:bidi="zh_TW"/>
         </w:rPr>
@@ -14426,6 +16288,20 @@
       </w:r>
       <w:r>
         <w:rPr>
+          <w:lang w:val="zh_TW" w:bidi="zh_TW"/>
+        </w:rPr>
+        <w:t>עַד־כְּל֥וֹת קְצִֽיר־הַ⁠שְּׂעֹרִ֖ים וּ⁠קְצִ֣יר הַֽ⁠חִטִּ֑ים</w:t>
+      </w:r>
+    </w:p>
+    <w:p>
+      <w:pPr/>
+      <w:r>
+        <w:rPr>
+          <w:lang w:val="zh_TW" w:bidi="zh_TW"/>
+        </w:rPr>
+      </w:r>
+      <w:r>
+        <w:rPr>
           <w:b/>
           <w:lang w:val="zh_TW" w:bidi="zh_TW"/>
         </w:rPr>
@@ -14656,6 +16532,20 @@
       </w:r>
       <w:r>
         <w:rPr>
+          <w:lang w:val="zh_TW" w:bidi="zh_TW"/>
+        </w:rPr>
+        <w:t>וַ⁠תֹּ֥אמֶר לָ֖⁠הּ נָעֳמִ֣י חֲמוֹתָ֑⁠הּ</w:t>
+      </w:r>
+    </w:p>
+    <w:p>
+      <w:pPr/>
+      <w:r>
+        <w:rPr>
+          <w:lang w:val="zh_TW" w:bidi="zh_TW"/>
+        </w:rPr>
+      </w:r>
+      <w:r>
+        <w:rPr>
           <w:b/>
           <w:lang w:val="zh_TW" w:bidi="zh_TW"/>
         </w:rPr>
@@ -14890,6 +16780,20 @@
       </w:r>
       <w:r>
         <w:rPr>
+          <w:lang w:val="zh_TW" w:bidi="zh_TW"/>
+        </w:rPr>
+        <w:t>נָעֳמִ֣י חֲמוֹתָ֑⁠הּ</w:t>
+      </w:r>
+    </w:p>
+    <w:p>
+      <w:pPr/>
+      <w:r>
+        <w:rPr>
+          <w:lang w:val="zh_TW" w:bidi="zh_TW"/>
+        </w:rPr>
+      </w:r>
+      <w:r>
+        <w:rPr>
           <w:b/>
           <w:lang w:val="zh_TW" w:bidi="zh_TW"/>
         </w:rPr>
@@ -14993,6 +16897,20 @@
       </w:r>
       <w:r>
         <w:rPr>
+          <w:lang w:val="zh_TW" w:bidi="zh_TW"/>
+        </w:rPr>
+        <w:t>חֲמוֹתָ֑⁠הּ</w:t>
+      </w:r>
+    </w:p>
+    <w:p>
+      <w:pPr/>
+      <w:r>
+        <w:rPr>
+          <w:lang w:val="zh_TW" w:bidi="zh_TW"/>
+        </w:rPr>
+      </w:r>
+      <w:r>
+        <w:rPr>
           <w:b/>
           <w:lang w:val="zh_TW" w:bidi="zh_TW"/>
         </w:rPr>
@@ -15089,6 +17007,20 @@
       </w:r>
       <w:r>
         <w:rPr>
+          <w:lang w:val="zh_TW" w:bidi="zh_TW"/>
+        </w:rPr>
+        <w:t>בִּתִּ֞⁠י</w:t>
+      </w:r>
+    </w:p>
+    <w:p>
+      <w:pPr/>
+      <w:r>
+        <w:rPr>
+          <w:lang w:val="zh_TW" w:bidi="zh_TW"/>
+        </w:rPr>
+      </w:r>
+      <w:r>
+        <w:rPr>
           <w:b/>
           <w:lang w:val="zh_TW" w:bidi="zh_TW"/>
         </w:rPr>
@@ -15185,6 +17117,20 @@
       </w:r>
       <w:r>
         <w:rPr>
+          <w:lang w:val="zh_TW" w:bidi="zh_TW"/>
+        </w:rPr>
+        <w:t>הֲ⁠לֹ֧א אֲבַקֶּשׁ־לָ֛⁠ךְ מָנ֖וֹחַ אֲשֶׁ֥ר יִֽיטַב־לָֽ⁠ךְ</w:t>
+      </w:r>
+    </w:p>
+    <w:p>
+      <w:pPr/>
+      <w:r>
+        <w:rPr>
+          <w:lang w:val="zh_TW" w:bidi="zh_TW"/>
+        </w:rPr>
+      </w:r>
+      <w:r>
+        <w:rPr>
           <w:b/>
           <w:lang w:val="zh_TW" w:bidi="zh_TW"/>
         </w:rPr>
@@ -15268,6 +17214,20 @@
       </w:r>
       <w:r>
         <w:rPr>
+          <w:lang w:val="zh_TW" w:bidi="zh_TW"/>
+        </w:rPr>
+        <w:t>מָנ֖וֹחַ</w:t>
+      </w:r>
+    </w:p>
+    <w:p>
+      <w:pPr/>
+      <w:r>
+        <w:rPr>
+          <w:lang w:val="zh_TW" w:bidi="zh_TW"/>
+        </w:rPr>
+      </w:r>
+      <w:r>
+        <w:rPr>
           <w:b/>
           <w:lang w:val="zh_TW" w:bidi="zh_TW"/>
         </w:rPr>
@@ -15353,6 +17313,20 @@
         <w:rPr>
           <w:lang w:val="zh_TW" w:bidi="zh_TW"/>
         </w:rPr>
+      </w:r>
+    </w:p>
+    <w:p>
+      <w:pPr/>
+      <w:r>
+        <w:rPr>
+          <w:lang w:val="zh_TW" w:bidi="zh_TW"/>
+        </w:rPr>
+      </w:r>
+      <w:r>
+        <w:rPr>
+          <w:lang w:val="zh_TW" w:bidi="zh_TW"/>
+        </w:rPr>
+        <w:t>וְ⁠עַתָּ֗ה</w:t>
       </w:r>
     </w:p>
     <w:p>
@@ -15491,6 +17465,20 @@
       </w:r>
       <w:r>
         <w:rPr>
+          <w:lang w:val="zh_TW" w:bidi="zh_TW"/>
+        </w:rPr>
+        <w:t>הֲ⁠לֹ֥א בֹ֨עַז֙ מֹֽדַעְתָּ֔⁠נוּ אֲשֶׁ֥ר הָיִ֖ית אֶת־נַעֲרוֹתָ֑י⁠ו</w:t>
+      </w:r>
+    </w:p>
+    <w:p>
+      <w:pPr/>
+      <w:r>
+        <w:rPr>
+          <w:lang w:val="zh_TW" w:bidi="zh_TW"/>
+        </w:rPr>
+      </w:r>
+      <w:r>
+        <w:rPr>
           <w:b/>
           <w:lang w:val="zh_TW" w:bidi="zh_TW"/>
         </w:rPr>
@@ -15592,6 +17580,20 @@
       </w:r>
       <w:r>
         <w:rPr>
+          <w:lang w:val="zh_TW" w:bidi="zh_TW"/>
+        </w:rPr>
+        <w:t>אֲשֶׁ֥ר הָיִ֖ית אֶת־נַעֲרוֹתָ֑י⁠ו</w:t>
+      </w:r>
+    </w:p>
+    <w:p>
+      <w:pPr/>
+      <w:r>
+        <w:rPr>
+          <w:lang w:val="zh_TW" w:bidi="zh_TW"/>
+        </w:rPr>
+      </w:r>
+      <w:r>
+        <w:rPr>
           <w:b/>
           <w:lang w:val="zh_TW" w:bidi="zh_TW"/>
         </w:rPr>
@@ -15675,6 +17677,20 @@
       </w:r>
       <w:r>
         <w:rPr>
+          <w:lang w:val="zh_TW" w:bidi="zh_TW"/>
+        </w:rPr>
+        <w:t>הִנֵּה</w:t>
+      </w:r>
+    </w:p>
+    <w:p>
+      <w:pPr/>
+      <w:r>
+        <w:rPr>
+          <w:lang w:val="zh_TW" w:bidi="zh_TW"/>
+        </w:rPr>
+      </w:r>
+      <w:r>
+        <w:rPr>
           <w:b/>
           <w:lang w:val="zh_TW" w:bidi="zh_TW"/>
         </w:rPr>
@@ -15848,6 +17864,20 @@
       </w:r>
       <w:r>
         <w:rPr>
+          <w:lang w:val="zh_TW" w:bidi="zh_TW"/>
+        </w:rPr>
+        <w:t>וְיָרַ֣דְתְּ הַ⁠גֹּ֑רֶן</w:t>
+      </w:r>
+    </w:p>
+    <w:p>
+      <w:pPr/>
+      <w:r>
+        <w:rPr>
+          <w:lang w:val="zh_TW" w:bidi="zh_TW"/>
+        </w:rPr>
+      </w:r>
+      <w:r>
+        <w:rPr>
           <w:b/>
           <w:lang w:val="zh_TW" w:bidi="zh_TW"/>
         </w:rPr>
@@ -15938,6 +17968,20 @@
       </w:r>
       <w:r>
         <w:rPr>
+          <w:lang w:val="zh_TW" w:bidi="zh_TW"/>
+        </w:rPr>
+        <w:t>לֶ⁠אֱכֹ֥ל וְ⁠לִ⁠שְׁתּֽוֹת</w:t>
+      </w:r>
+    </w:p>
+    <w:p>
+      <w:pPr/>
+      <w:r>
+        <w:rPr>
+          <w:lang w:val="zh_TW" w:bidi="zh_TW"/>
+        </w:rPr>
+      </w:r>
+      <w:r>
+        <w:rPr>
           <w:b/>
           <w:lang w:val="zh_TW" w:bidi="zh_TW"/>
         </w:rPr>
@@ -16001,6 +18045,20 @@
       </w:r>
       <w:r>
         <w:rPr>
+          <w:lang w:val="zh_TW" w:bidi="zh_TW"/>
+        </w:rPr>
+        <w:t>וִ⁠יהִ֣י</w:t>
+      </w:r>
+    </w:p>
+    <w:p>
+      <w:pPr/>
+      <w:r>
+        <w:rPr>
+          <w:lang w:val="zh_TW" w:bidi="zh_TW"/>
+        </w:rPr>
+      </w:r>
+      <w:r>
+        <w:rPr>
           <w:b/>
           <w:lang w:val="zh_TW" w:bidi="zh_TW"/>
         </w:rPr>
@@ -16097,6 +18155,20 @@
       </w:r>
       <w:r>
         <w:rPr>
+          <w:lang w:val="zh_TW" w:bidi="zh_TW"/>
+        </w:rPr>
+        <w:t>וְ⁠גִלִּ֥ית מַרְגְּלֹתָ֖י⁠ו</w:t>
+      </w:r>
+    </w:p>
+    <w:p>
+      <w:pPr/>
+      <w:r>
+        <w:rPr>
+          <w:lang w:val="zh_TW" w:bidi="zh_TW"/>
+        </w:rPr>
+      </w:r>
+      <w:r>
+        <w:rPr>
           <w:b/>
           <w:lang w:val="zh_TW" w:bidi="zh_TW"/>
         </w:rPr>
@@ -16187,6 +18259,20 @@
       </w:r>
       <w:r>
         <w:rPr>
+          <w:lang w:val="zh_TW" w:bidi="zh_TW"/>
+        </w:rPr>
+        <w:t>מַרְגְּלֹתָ֖י⁠ו</w:t>
+      </w:r>
+    </w:p>
+    <w:p>
+      <w:pPr/>
+      <w:r>
+        <w:rPr>
+          <w:lang w:val="zh_TW" w:bidi="zh_TW"/>
+        </w:rPr>
+      </w:r>
+      <w:r>
+        <w:rPr>
           <w:b/>
           <w:lang w:val="zh_TW" w:bidi="zh_TW"/>
         </w:rPr>
@@ -16283,6 +18369,20 @@
       </w:r>
       <w:r>
         <w:rPr>
+          <w:lang w:val="zh_TW" w:bidi="zh_TW"/>
+        </w:rPr>
+        <w:t>וְ⁠הוּא֙ יַגִּ֣יד לָ֔⁠ךְ אֵ֖ת אֲשֶׁ֥ר תַּעַשִֽׂי⁠ן</w:t>
+      </w:r>
+    </w:p>
+    <w:p>
+      <w:pPr/>
+      <w:r>
+        <w:rPr>
+          <w:lang w:val="zh_TW" w:bidi="zh_TW"/>
+        </w:rPr>
+      </w:r>
+      <w:r>
+        <w:rPr>
           <w:b/>
           <w:lang w:val="zh_TW" w:bidi="zh_TW"/>
         </w:rPr>
@@ -16346,6 +18446,20 @@
       </w:r>
       <w:r>
         <w:rPr>
+          <w:lang w:val="zh_TW" w:bidi="zh_TW"/>
+        </w:rPr>
+        <w:t>וְ⁠הוּא֙ יַגִּ֣יד</w:t>
+      </w:r>
+    </w:p>
+    <w:p>
+      <w:pPr/>
+      <w:r>
+        <w:rPr>
+          <w:lang w:val="zh_TW" w:bidi="zh_TW"/>
+        </w:rPr>
+      </w:r>
+      <w:r>
+        <w:rPr>
           <w:b/>
           <w:lang w:val="zh_TW" w:bidi="zh_TW"/>
         </w:rPr>
@@ -16411,6 +18525,20 @@
         <w:rPr>
           <w:lang w:val="zh_TW" w:bidi="zh_TW"/>
         </w:rPr>
+      </w:r>
+    </w:p>
+    <w:p>
+      <w:pPr/>
+      <w:r>
+        <w:rPr>
+          <w:lang w:val="zh_TW" w:bidi="zh_TW"/>
+        </w:rPr>
+      </w:r>
+      <w:r>
+        <w:rPr>
+          <w:lang w:val="zh_TW" w:bidi="zh_TW"/>
+        </w:rPr>
+        <w:t>וַ⁠תַּ֕עַשׂ כְּ⁠כֹ֥ל אֲשֶׁר־צִוַּ֖תָּ⁠ה חֲמוֹתָֽ⁠הּ</w:t>
       </w:r>
     </w:p>
     <w:p>
@@ -16590,6 +18718,20 @@
       </w:r>
       <w:r>
         <w:rPr>
+          <w:lang w:val="zh_TW" w:bidi="zh_TW"/>
+        </w:rPr>
+        <w:t>וַ⁠יִּיטַ֣ב לִבּ֔⁠וֹ</w:t>
+      </w:r>
+    </w:p>
+    <w:p>
+      <w:pPr/>
+      <w:r>
+        <w:rPr>
+          <w:lang w:val="zh_TW" w:bidi="zh_TW"/>
+        </w:rPr>
+      </w:r>
+      <w:r>
+        <w:rPr>
           <w:b/>
           <w:lang w:val="zh_TW" w:bidi="zh_TW"/>
         </w:rPr>
@@ -16863,6 +19005,20 @@
       </w:r>
       <w:r>
         <w:rPr>
+          <w:lang w:val="zh_TW" w:bidi="zh_TW"/>
+        </w:rPr>
+        <w:t>וַ⁠יְהִי֙ בַּ⁠חֲצִ֣י הַ⁠לַּ֔יְלָה</w:t>
+      </w:r>
+    </w:p>
+    <w:p>
+      <w:pPr/>
+      <w:r>
+        <w:rPr>
+          <w:lang w:val="zh_TW" w:bidi="zh_TW"/>
+        </w:rPr>
+      </w:r>
+      <w:r>
+        <w:rPr>
           <w:b/>
           <w:lang w:val="zh_TW" w:bidi="zh_TW"/>
         </w:rPr>
@@ -16946,6 +19102,20 @@
       </w:r>
       <w:r>
         <w:rPr>
+          <w:lang w:val="zh_TW" w:bidi="zh_TW"/>
+        </w:rPr>
+        <w:t>וַ⁠יֶּחֱרַ֥ד הָ⁠אִ֖ישׁ</w:t>
+      </w:r>
+    </w:p>
+    <w:p>
+      <w:pPr/>
+      <w:r>
+        <w:rPr>
+          <w:lang w:val="zh_TW" w:bidi="zh_TW"/>
+        </w:rPr>
+      </w:r>
+      <w:r>
+        <w:rPr>
           <w:b/>
           <w:lang w:val="zh_TW" w:bidi="zh_TW"/>
         </w:rPr>
@@ -17139,6 +19309,20 @@
       </w:r>
       <w:r>
         <w:rPr>
+          <w:lang w:val="zh_TW" w:bidi="zh_TW"/>
+        </w:rPr>
+        <w:t>אֲמָתֶ֔⁠ךָ &amp; אֲמָ֣תְ⁠ךָ֔</w:t>
+      </w:r>
+    </w:p>
+    <w:p>
+      <w:pPr/>
+      <w:r>
+        <w:rPr>
+          <w:lang w:val="zh_TW" w:bidi="zh_TW"/>
+        </w:rPr>
+      </w:r>
+      <w:r>
+        <w:rPr>
           <w:b/>
           <w:lang w:val="zh_TW" w:bidi="zh_TW"/>
         </w:rPr>
@@ -17237,6 +19421,20 @@
         <w:rPr>
           <w:lang w:val="zh_TW" w:bidi="zh_TW"/>
         </w:rPr>
+      </w:r>
+    </w:p>
+    <w:p>
+      <w:pPr/>
+      <w:r>
+        <w:rPr>
+          <w:lang w:val="zh_TW" w:bidi="zh_TW"/>
+        </w:rPr>
+      </w:r>
+      <w:r>
+        <w:rPr>
+          <w:lang w:val="zh_TW" w:bidi="zh_TW"/>
+        </w:rPr>
+        <w:t>וּ⁠פָרַשְׂתָּ֤ כְנָפֶ֨⁠ךָ֙ עַל־אֲמָ֣תְ⁠ךָ֔</w:t>
       </w:r>
     </w:p>
     <w:p>
@@ -17432,6 +19630,20 @@
       </w:r>
       <w:r>
         <w:rPr>
+          <w:lang w:val="zh_TW" w:bidi="zh_TW"/>
+        </w:rPr>
+        <w:t>בְּרוּכָ֨ה אַ֤תְּ לַֽ⁠יהוָה֙</w:t>
+      </w:r>
+    </w:p>
+    <w:p>
+      <w:pPr/>
+      <w:r>
+        <w:rPr>
+          <w:lang w:val="zh_TW" w:bidi="zh_TW"/>
+        </w:rPr>
+      </w:r>
+      <w:r>
+        <w:rPr>
           <w:b/>
           <w:lang w:val="zh_TW" w:bidi="zh_TW"/>
         </w:rPr>
@@ -17504,6 +19716,20 @@
         <w:rPr>
           <w:lang w:val="zh_TW" w:bidi="zh_TW"/>
         </w:rPr>
+      </w:r>
+    </w:p>
+    <w:p>
+      <w:pPr/>
+      <w:r>
+        <w:rPr>
+          <w:lang w:val="zh_TW" w:bidi="zh_TW"/>
+        </w:rPr>
+      </w:r>
+      <w:r>
+        <w:rPr>
+          <w:lang w:val="zh_TW" w:bidi="zh_TW"/>
+        </w:rPr>
+        <w:t>בִּתִּ֔⁠י</w:t>
       </w:r>
     </w:p>
     <w:p>
@@ -17629,6 +19855,20 @@
       </w:r>
       <w:r>
         <w:rPr>
+          <w:lang w:val="zh_TW" w:bidi="zh_TW"/>
+        </w:rPr>
+        <w:t>הֵיטַ֛בְתְּ חַסְדֵּ֥⁠ךְ הָ⁠אַחֲר֖וֹן מִן־הָ⁠רִאשׁ֑וֹן</w:t>
+      </w:r>
+    </w:p>
+    <w:p>
+      <w:pPr/>
+      <w:r>
+        <w:rPr>
+          <w:lang w:val="zh_TW" w:bidi="zh_TW"/>
+        </w:rPr>
+      </w:r>
+      <w:r>
+        <w:rPr>
           <w:b/>
           <w:lang w:val="zh_TW" w:bidi="zh_TW"/>
         </w:rPr>
@@ -17712,6 +19952,20 @@
       </w:r>
       <w:r>
         <w:rPr>
+          <w:lang w:val="zh_TW" w:bidi="zh_TW"/>
+        </w:rPr>
+        <w:t>הָ⁠רִאשׁ֑וֹן</w:t>
+      </w:r>
+    </w:p>
+    <w:p>
+      <w:pPr/>
+      <w:r>
+        <w:rPr>
+          <w:lang w:val="zh_TW" w:bidi="zh_TW"/>
+        </w:rPr>
+      </w:r>
+      <w:r>
+        <w:rPr>
           <w:b/>
           <w:lang w:val="zh_TW" w:bidi="zh_TW"/>
         </w:rPr>
@@ -17808,6 +20062,20 @@
       </w:r>
       <w:r>
         <w:rPr>
+          <w:lang w:val="zh_TW" w:bidi="zh_TW"/>
+        </w:rPr>
+        <w:t>לְ⁠בִלְתִּי־לֶ֗כֶת אַחֲרֵי֙</w:t>
+      </w:r>
+    </w:p>
+    <w:p>
+      <w:pPr/>
+      <w:r>
+        <w:rPr>
+          <w:lang w:val="zh_TW" w:bidi="zh_TW"/>
+        </w:rPr>
+      </w:r>
+      <w:r>
+        <w:rPr>
           <w:b/>
           <w:lang w:val="zh_TW" w:bidi="zh_TW"/>
         </w:rPr>
@@ -17893,6 +20161,20 @@
         <w:rPr>
           <w:lang w:val="zh_TW" w:bidi="zh_TW"/>
         </w:rPr>
+      </w:r>
+    </w:p>
+    <w:p>
+      <w:pPr/>
+      <w:r>
+        <w:rPr>
+          <w:lang w:val="zh_TW" w:bidi="zh_TW"/>
+        </w:rPr>
+      </w:r>
+      <w:r>
+        <w:rPr>
+          <w:lang w:val="zh_TW" w:bidi="zh_TW"/>
+        </w:rPr>
+        <w:t>וְ⁠עַתָּ֗ה</w:t>
       </w:r>
     </w:p>
     <w:p>
@@ -18012,6 +20294,20 @@
       </w:r>
       <w:r>
         <w:rPr>
+          <w:lang w:val="zh_TW" w:bidi="zh_TW"/>
+        </w:rPr>
+        <w:t>בִּתִּ⁠י֙</w:t>
+      </w:r>
+    </w:p>
+    <w:p>
+      <w:pPr/>
+      <w:r>
+        <w:rPr>
+          <w:lang w:val="zh_TW" w:bidi="zh_TW"/>
+        </w:rPr>
+      </w:r>
+      <w:r>
+        <w:rPr>
           <w:b/>
           <w:lang w:val="zh_TW" w:bidi="zh_TW"/>
         </w:rPr>
@@ -18131,6 +20427,20 @@
       </w:r>
       <w:r>
         <w:rPr>
+          <w:lang w:val="zh_TW" w:bidi="zh_TW"/>
+        </w:rPr>
+        <w:t>כָּל־שַׁ֣עַר עַמִּ֔⁠י</w:t>
+      </w:r>
+    </w:p>
+    <w:p>
+      <w:pPr/>
+      <w:r>
+        <w:rPr>
+          <w:lang w:val="zh_TW" w:bidi="zh_TW"/>
+        </w:rPr>
+      </w:r>
+      <w:r>
+        <w:rPr>
           <w:b/>
           <w:lang w:val="zh_TW" w:bidi="zh_TW"/>
         </w:rPr>
@@ -18299,6 +20609,20 @@
         <w:rPr>
           <w:lang w:val="zh_TW" w:bidi="zh_TW"/>
         </w:rPr>
+      </w:r>
+    </w:p>
+    <w:p>
+      <w:pPr/>
+      <w:r>
+        <w:rPr>
+          <w:lang w:val="zh_TW" w:bidi="zh_TW"/>
+        </w:rPr>
+      </w:r>
+      <w:r>
+        <w:rPr>
+          <w:lang w:val="zh_TW" w:bidi="zh_TW"/>
+        </w:rPr>
+        <w:t>וְ⁠עַתָּה֙</w:t>
       </w:r>
     </w:p>
     <w:p>
@@ -18424,6 +20748,20 @@
       </w:r>
       <w:r>
         <w:rPr>
+          <w:lang w:val="zh_TW" w:bidi="zh_TW"/>
+        </w:rPr>
+        <w:t>וְ⁠גַ֛ם</w:t>
+      </w:r>
+    </w:p>
+    <w:p>
+      <w:pPr/>
+      <w:r>
+        <w:rPr>
+          <w:lang w:val="zh_TW" w:bidi="zh_TW"/>
+        </w:rPr>
+      </w:r>
+      <w:r>
+        <w:rPr>
           <w:b/>
           <w:lang w:val="zh_TW" w:bidi="zh_TW"/>
         </w:rPr>
@@ -18569,6 +20907,20 @@
       </w:r>
       <w:r>
         <w:rPr>
+          <w:lang w:val="zh_TW" w:bidi="zh_TW"/>
+        </w:rPr>
+        <w:t>גֹאֵ֖ל &amp; גֹּאֵ֖ל</w:t>
+      </w:r>
+    </w:p>
+    <w:p>
+      <w:pPr/>
+      <w:r>
+        <w:rPr>
+          <w:lang w:val="zh_TW" w:bidi="zh_TW"/>
+        </w:rPr>
+      </w:r>
+      <w:r>
+        <w:rPr>
           <w:b/>
           <w:lang w:val="zh_TW" w:bidi="zh_TW"/>
         </w:rPr>
@@ -18696,6 +21048,20 @@
       </w:r>
       <w:r>
         <w:rPr>
+          <w:lang w:val="zh_TW" w:bidi="zh_TW"/>
+        </w:rPr>
+        <w:t>אִם־יִגְאָלֵ֥⁠ךְ</w:t>
+      </w:r>
+    </w:p>
+    <w:p>
+      <w:pPr/>
+      <w:r>
+        <w:rPr>
+          <w:lang w:val="zh_TW" w:bidi="zh_TW"/>
+        </w:rPr>
+      </w:r>
+      <w:r>
+        <w:rPr>
           <w:b/>
           <w:lang w:val="zh_TW" w:bidi="zh_TW"/>
         </w:rPr>
@@ -18786,6 +21152,20 @@
       </w:r>
       <w:r>
         <w:rPr>
+          <w:lang w:val="zh_TW" w:bidi="zh_TW"/>
+        </w:rPr>
+        <w:t>וּ⁠גְאַלְתִּ֥י⁠ךְ אָנֹ֖כִי</w:t>
+      </w:r>
+    </w:p>
+    <w:p>
+      <w:pPr/>
+      <w:r>
+        <w:rPr>
+          <w:lang w:val="zh_TW" w:bidi="zh_TW"/>
+        </w:rPr>
+      </w:r>
+      <w:r>
+        <w:rPr>
           <w:b/>
           <w:lang w:val="zh_TW" w:bidi="zh_TW"/>
         </w:rPr>
@@ -18958,6 +21338,20 @@
       </w:r>
       <w:r>
         <w:rPr>
+          <w:lang w:val="zh_TW" w:bidi="zh_TW"/>
+        </w:rPr>
+        <w:t>וַ⁠תִּשְׁכַּ֤ב מַרְגְּלוֹתָיו֙</w:t>
+      </w:r>
+    </w:p>
+    <w:p>
+      <w:pPr/>
+      <w:r>
+        <w:rPr>
+          <w:lang w:val="zh_TW" w:bidi="zh_TW"/>
+        </w:rPr>
+      </w:r>
+      <w:r>
+        <w:rPr>
           <w:b/>
           <w:lang w:val="zh_TW" w:bidi="zh_TW"/>
         </w:rPr>
@@ -19048,6 +21442,20 @@
       </w:r>
       <w:r>
         <w:rPr>
+          <w:lang w:val="zh_TW" w:bidi="zh_TW"/>
+        </w:rPr>
+        <w:t>בְּטֶ֛רֶם יַכִּ֥יר אִ֖ישׁ אֶת־רֵעֵ֑⁠הוּ</w:t>
+      </w:r>
+    </w:p>
+    <w:p>
+      <w:pPr/>
+      <w:r>
+        <w:rPr>
+          <w:lang w:val="zh_TW" w:bidi="zh_TW"/>
+        </w:rPr>
+      </w:r>
+      <w:r>
+        <w:rPr>
           <w:b/>
           <w:lang w:val="zh_TW" w:bidi="zh_TW"/>
         </w:rPr>
@@ -19144,6 +21552,20 @@
       </w:r>
       <w:r>
         <w:rPr>
+          <w:lang w:val="zh_TW" w:bidi="zh_TW"/>
+        </w:rPr>
+        <w:t>וַ⁠יֹּ֨אמֶר֙</w:t>
+      </w:r>
+    </w:p>
+    <w:p>
+      <w:pPr/>
+      <w:r>
+        <w:rPr>
+          <w:lang w:val="zh_TW" w:bidi="zh_TW"/>
+        </w:rPr>
+      </w:r>
+      <w:r>
+        <w:rPr>
           <w:b/>
           <w:lang w:val="zh_TW" w:bidi="zh_TW"/>
         </w:rPr>
@@ -19227,6 +21649,20 @@
       </w:r>
       <w:r>
         <w:rPr>
+          <w:lang w:val="zh_TW" w:bidi="zh_TW"/>
+        </w:rPr>
+        <w:t>אַל־יִוָּדַ֔ע</w:t>
+      </w:r>
+    </w:p>
+    <w:p>
+      <w:pPr/>
+      <w:r>
+        <w:rPr>
+          <w:lang w:val="zh_TW" w:bidi="zh_TW"/>
+        </w:rPr>
+      </w:r>
+      <w:r>
+        <w:rPr>
           <w:b/>
           <w:lang w:val="zh_TW" w:bidi="zh_TW"/>
         </w:rPr>
@@ -19324,6 +21760,20 @@
       </w:r>
       <w:r>
         <w:rPr>
+          <w:lang w:val="zh_TW" w:bidi="zh_TW"/>
+        </w:rPr>
+        <w:t>הַ⁠מִּטְפַּ֧חַת</w:t>
+      </w:r>
+    </w:p>
+    <w:p>
+      <w:pPr/>
+      <w:r>
+        <w:rPr>
+          <w:lang w:val="zh_TW" w:bidi="zh_TW"/>
+        </w:rPr>
+      </w:r>
+      <w:r>
+        <w:rPr>
           <w:b/>
           <w:lang w:val="zh_TW" w:bidi="zh_TW"/>
         </w:rPr>
@@ -19414,6 +21864,20 @@
       </w:r>
       <w:r>
         <w:rPr>
+          <w:lang w:val="zh_TW" w:bidi="zh_TW"/>
+        </w:rPr>
+        <w:t>שֵׁשׁ־שְׂעֹרִים֙</w:t>
+      </w:r>
+    </w:p>
+    <w:p>
+      <w:pPr/>
+      <w:r>
+        <w:rPr>
+          <w:lang w:val="zh_TW" w:bidi="zh_TW"/>
+        </w:rPr>
+      </w:r>
+      <w:r>
+        <w:rPr>
           <w:b/>
           <w:lang w:val="zh_TW" w:bidi="zh_TW"/>
         </w:rPr>
@@ -19497,6 +21961,20 @@
       </w:r>
       <w:r>
         <w:rPr>
+          <w:lang w:val="zh_TW" w:bidi="zh_TW"/>
+        </w:rPr>
+        <w:t>וַ⁠יָּ֣שֶׁת עָלֶ֔י⁠הָ</w:t>
+      </w:r>
+    </w:p>
+    <w:p>
+      <w:pPr/>
+      <w:r>
+        <w:rPr>
+          <w:lang w:val="zh_TW" w:bidi="zh_TW"/>
+        </w:rPr>
+      </w:r>
+      <w:r>
+        <w:rPr>
           <w:b/>
           <w:lang w:val="zh_TW" w:bidi="zh_TW"/>
         </w:rPr>
@@ -19592,6 +22070,20 @@
       </w:r>
       <w:r>
         <w:rPr>
+          <w:lang w:val="zh_TW" w:bidi="zh_TW"/>
+        </w:rPr>
+        <w:t>וַ⁠יָּבֹ֖א הָ⁠עִֽיר</w:t>
+      </w:r>
+    </w:p>
+    <w:p>
+      <w:pPr/>
+      <w:r>
+        <w:rPr>
+          <w:lang w:val="zh_TW" w:bidi="zh_TW"/>
+        </w:rPr>
+      </w:r>
+      <w:r>
+        <w:rPr>
           <w:b/>
           <w:lang w:val="zh_TW" w:bidi="zh_TW"/>
         </w:rPr>
@@ -19694,6 +22186,20 @@
       </w:r>
       <w:r>
         <w:rPr>
+          <w:lang w:val="zh_TW" w:bidi="zh_TW"/>
+        </w:rPr>
+        <w:t>מִי־אַ֣תְּ</w:t>
+      </w:r>
+    </w:p>
+    <w:p>
+      <w:pPr/>
+      <w:r>
+        <w:rPr>
+          <w:lang w:val="zh_TW" w:bidi="zh_TW"/>
+        </w:rPr>
+      </w:r>
+      <w:r>
+        <w:rPr>
           <w:b/>
           <w:lang w:val="zh_TW" w:bidi="zh_TW"/>
         </w:rPr>
@@ -19790,6 +22296,20 @@
       </w:r>
       <w:r>
         <w:rPr>
+          <w:lang w:val="zh_TW" w:bidi="zh_TW"/>
+        </w:rPr>
+        <w:t>בִּתִּ֑⁠י</w:t>
+      </w:r>
+    </w:p>
+    <w:p>
+      <w:pPr/>
+      <w:r>
+        <w:rPr>
+          <w:lang w:val="zh_TW" w:bidi="zh_TW"/>
+        </w:rPr>
+      </w:r>
+      <w:r>
+        <w:rPr>
           <w:b/>
           <w:lang w:val="zh_TW" w:bidi="zh_TW"/>
         </w:rPr>
@@ -19875,6 +22395,20 @@
         <w:rPr>
           <w:lang w:val="zh_TW" w:bidi="zh_TW"/>
         </w:rPr>
+      </w:r>
+    </w:p>
+    <w:p>
+      <w:pPr/>
+      <w:r>
+        <w:rPr>
+          <w:lang w:val="zh_TW" w:bidi="zh_TW"/>
+        </w:rPr>
+      </w:r>
+      <w:r>
+        <w:rPr>
+          <w:lang w:val="zh_TW" w:bidi="zh_TW"/>
+        </w:rPr>
+        <w:t>אֵ֛ת כָּל־אֲשֶׁ֥ר עָֽשָׂה־לָ֖⁠הּ הָ⁠אִֽישׁ</w:t>
       </w:r>
     </w:p>
     <w:p>
@@ -20077,6 +22611,20 @@
       </w:r>
       <w:r>
         <w:rPr>
+          <w:lang w:val="zh_TW" w:bidi="zh_TW"/>
+        </w:rPr>
+        <w:t>כִּ֚י אָמַ֣ר אַל־תָּב֥וֹאִי רֵיקָ֖ם אֶל־חֲמוֹתֵֽ⁠ךְ</w:t>
+      </w:r>
+    </w:p>
+    <w:p>
+      <w:pPr/>
+      <w:r>
+        <w:rPr>
+          <w:lang w:val="zh_TW" w:bidi="zh_TW"/>
+        </w:rPr>
+      </w:r>
+      <w:r>
+        <w:rPr>
           <w:b/>
           <w:lang w:val="zh_TW" w:bidi="zh_TW"/>
         </w:rPr>
@@ -20262,6 +22810,20 @@
       </w:r>
       <w:r>
         <w:rPr>
+          <w:lang w:val="zh_TW" w:bidi="zh_TW"/>
+        </w:rPr>
+        <w:t>שְׁבִ֣י</w:t>
+      </w:r>
+    </w:p>
+    <w:p>
+      <w:pPr/>
+      <w:r>
+        <w:rPr>
+          <w:lang w:val="zh_TW" w:bidi="zh_TW"/>
+        </w:rPr>
+      </w:r>
+      <w:r>
+        <w:rPr>
           <w:b/>
           <w:lang w:val="zh_TW" w:bidi="zh_TW"/>
         </w:rPr>
@@ -20441,6 +23003,20 @@
       </w:r>
       <w:r>
         <w:rPr>
+          <w:lang w:val="zh_TW" w:bidi="zh_TW"/>
+        </w:rPr>
+        <w:t>אֵ֖יךְ יִפֹּ֣ל דָּבָ֑ר</w:t>
+      </w:r>
+    </w:p>
+    <w:p>
+      <w:pPr/>
+      <w:r>
+        <w:rPr>
+          <w:lang w:val="zh_TW" w:bidi="zh_TW"/>
+        </w:rPr>
+      </w:r>
+      <w:r>
+        <w:rPr>
           <w:b/>
           <w:lang w:val="zh_TW" w:bidi="zh_TW"/>
         </w:rPr>
@@ -20537,6 +23113,20 @@
       </w:r>
       <w:r>
         <w:rPr>
+          <w:lang w:val="zh_TW" w:bidi="zh_TW"/>
+        </w:rPr>
+        <w:t>לֹ֤א יִשְׁקֹט֙ הָ⁠אִ֔ישׁ כִּֽי־אִם</w:t>
+      </w:r>
+    </w:p>
+    <w:p>
+      <w:pPr/>
+      <w:r>
+        <w:rPr>
+          <w:lang w:val="zh_TW" w:bidi="zh_TW"/>
+        </w:rPr>
+      </w:r>
+      <w:r>
+        <w:rPr>
           <w:b/>
           <w:lang w:val="zh_TW" w:bidi="zh_TW"/>
         </w:rPr>
@@ -20887,6 +23477,20 @@
       </w:r>
       <w:r>
         <w:rPr>
+          <w:lang w:val="zh_TW" w:bidi="zh_TW"/>
+        </w:rPr>
+        <w:t>וּ⁠בֹ֨עַז עָלָ֣ה הַ⁠שַּׁעַר֮</w:t>
+      </w:r>
+    </w:p>
+    <w:p>
+      <w:pPr/>
+      <w:r>
+        <w:rPr>
+          <w:lang w:val="zh_TW" w:bidi="zh_TW"/>
+        </w:rPr>
+      </w:r>
+      <w:r>
+        <w:rPr>
           <w:b/>
           <w:lang w:val="zh_TW" w:bidi="zh_TW"/>
         </w:rPr>
@@ -20970,6 +23574,20 @@
       </w:r>
       <w:r>
         <w:rPr>
+          <w:lang w:val="zh_TW" w:bidi="zh_TW"/>
+        </w:rPr>
+        <w:t>הַ⁠שַּׁעַר֮</w:t>
+      </w:r>
+    </w:p>
+    <w:p>
+      <w:pPr/>
+      <w:r>
+        <w:rPr>
+          <w:lang w:val="zh_TW" w:bidi="zh_TW"/>
+        </w:rPr>
+      </w:r>
+      <w:r>
+        <w:rPr>
           <w:b/>
           <w:lang w:val="zh_TW" w:bidi="zh_TW"/>
         </w:rPr>
@@ -21165,6 +23783,20 @@
         <w:rPr>
           <w:lang w:val="zh_TW" w:bidi="zh_TW"/>
         </w:rPr>
+      </w:r>
+    </w:p>
+    <w:p>
+      <w:pPr/>
+      <w:r>
+        <w:rPr>
+          <w:lang w:val="zh_TW" w:bidi="zh_TW"/>
+        </w:rPr>
+      </w:r>
+      <w:r>
+        <w:rPr>
+          <w:lang w:val="zh_TW" w:bidi="zh_TW"/>
+        </w:rPr>
+        <w:t>הַ⁠גֹּאֵ֤ל</w:t>
       </w:r>
     </w:p>
     <w:p>
@@ -21297,6 +23929,20 @@
       </w:r>
       <w:r>
         <w:rPr>
+          <w:lang w:val="zh_TW" w:bidi="zh_TW"/>
+        </w:rPr>
+        <w:t>וַ⁠יֹּ֛אמֶר ס֥וּרָ⁠ה שְׁבָ⁠ה־פֹּ֖ה פְּלֹנִ֣י אַלְמֹנִ֑י</w:t>
+      </w:r>
+    </w:p>
+    <w:p>
+      <w:pPr/>
+      <w:r>
+        <w:rPr>
+          <w:lang w:val="zh_TW" w:bidi="zh_TW"/>
+        </w:rPr>
+      </w:r>
+      <w:r>
+        <w:rPr>
           <w:b/>
           <w:lang w:val="zh_TW" w:bidi="zh_TW"/>
         </w:rPr>
@@ -21393,6 +24039,20 @@
       </w:r>
       <w:r>
         <w:rPr>
+          <w:lang w:val="zh_TW" w:bidi="zh_TW"/>
+        </w:rPr>
+        <w:t>פְּלֹנִ֣י אַלְמֹנִ֑י</w:t>
+      </w:r>
+    </w:p>
+    <w:p>
+      <w:pPr/>
+      <w:r>
+        <w:rPr>
+          <w:lang w:val="zh_TW" w:bidi="zh_TW"/>
+        </w:rPr>
+      </w:r>
+      <w:r>
+        <w:rPr>
           <w:b/>
           <w:lang w:val="zh_TW" w:bidi="zh_TW"/>
         </w:rPr>
@@ -21552,6 +24212,20 @@
       </w:r>
       <w:r>
         <w:rPr>
+          <w:lang w:val="zh_TW" w:bidi="zh_TW"/>
+        </w:rPr>
+        <w:t>לְ⁠אָחִ֖י⁠נוּ</w:t>
+      </w:r>
+    </w:p>
+    <w:p>
+      <w:pPr/>
+      <w:r>
+        <w:rPr>
+          <w:lang w:val="zh_TW" w:bidi="zh_TW"/>
+        </w:rPr>
+      </w:r>
+      <w:r>
+        <w:rPr>
           <w:b/>
           <w:lang w:val="zh_TW" w:bidi="zh_TW"/>
         </w:rPr>
@@ -21648,6 +24322,20 @@
       </w:r>
       <w:r>
         <w:rPr>
+          <w:lang w:val="zh_TW" w:bidi="zh_TW"/>
+        </w:rPr>
+        <w:t>אָמַ֜רְתִּי</w:t>
+      </w:r>
+    </w:p>
+    <w:p>
+      <w:pPr/>
+      <w:r>
+        <w:rPr>
+          <w:lang w:val="zh_TW" w:bidi="zh_TW"/>
+        </w:rPr>
+      </w:r>
+      <w:r>
+        <w:rPr>
           <w:b/>
           <w:lang w:val="zh_TW" w:bidi="zh_TW"/>
         </w:rPr>
@@ -21744,6 +24432,20 @@
       </w:r>
       <w:r>
         <w:rPr>
+          <w:lang w:val="zh_TW" w:bidi="zh_TW"/>
+        </w:rPr>
+        <w:t>אֶגְלֶ֧ה אָזְנְ⁠ךָ֣</w:t>
+      </w:r>
+    </w:p>
+    <w:p>
+      <w:pPr/>
+      <w:r>
+        <w:rPr>
+          <w:lang w:val="zh_TW" w:bidi="zh_TW"/>
+        </w:rPr>
+      </w:r>
+      <w:r>
+        <w:rPr>
           <w:b/>
           <w:lang w:val="zh_TW" w:bidi="zh_TW"/>
         </w:rPr>
@@ -21834,6 +24536,20 @@
       </w:r>
       <w:r>
         <w:rPr>
+          <w:lang w:val="zh_TW" w:bidi="zh_TW"/>
+        </w:rPr>
+        <w:t>נֶ֥גֶד הַֽ⁠יֹּשְׁבִים֮</w:t>
+      </w:r>
+    </w:p>
+    <w:p>
+      <w:pPr/>
+      <w:r>
+        <w:rPr>
+          <w:lang w:val="zh_TW" w:bidi="zh_TW"/>
+        </w:rPr>
+      </w:r>
+      <w:r>
+        <w:rPr>
           <w:b/>
           <w:lang w:val="zh_TW" w:bidi="zh_TW"/>
         </w:rPr>
@@ -22000,6 +24716,20 @@
       </w:r>
       <w:r>
         <w:rPr>
+          <w:lang w:val="zh_TW" w:bidi="zh_TW"/>
+        </w:rPr>
+        <w:t>אֵ֤ין זוּלָֽתְ⁠ךָ֙ לִ⁠גְא֔וֹל וְ⁠אָנֹכִ֖י אַחֲרֶ֑י⁠ךָ</w:t>
+      </w:r>
+    </w:p>
+    <w:p>
+      <w:pPr/>
+      <w:r>
+        <w:rPr>
+          <w:lang w:val="zh_TW" w:bidi="zh_TW"/>
+        </w:rPr>
+      </w:r>
+      <w:r>
+        <w:rPr>
           <w:b/>
           <w:lang w:val="zh_TW" w:bidi="zh_TW"/>
         </w:rPr>
@@ -22083,6 +24813,20 @@
       </w:r>
       <w:r>
         <w:rPr>
+          <w:lang w:val="zh_TW" w:bidi="zh_TW"/>
+        </w:rPr>
+        <w:t>אָנֹכִ֥י אֶגְאָֽל</w:t>
+      </w:r>
+    </w:p>
+    <w:p>
+      <w:pPr/>
+      <w:r>
+        <w:rPr>
+          <w:lang w:val="zh_TW" w:bidi="zh_TW"/>
+        </w:rPr>
+      </w:r>
+      <w:r>
+        <w:rPr>
           <w:b/>
           <w:lang w:val="zh_TW" w:bidi="zh_TW"/>
         </w:rPr>
@@ -22159,6 +24903,20 @@
       </w:r>
       <w:r>
         <w:rPr>
+          <w:lang w:val="zh_TW" w:bidi="zh_TW"/>
+        </w:rPr>
+        <w:t>בְּ⁠יוֹם</w:t>
+      </w:r>
+    </w:p>
+    <w:p>
+      <w:pPr/>
+      <w:r>
+        <w:rPr>
+          <w:lang w:val="zh_TW" w:bidi="zh_TW"/>
+        </w:rPr>
+      </w:r>
+      <w:r>
+        <w:rPr>
           <w:b/>
           <w:lang w:val="zh_TW" w:bidi="zh_TW"/>
         </w:rPr>
@@ -22255,6 +25013,20 @@
       </w:r>
       <w:r>
         <w:rPr>
+          <w:lang w:val="zh_TW" w:bidi="zh_TW"/>
+        </w:rPr>
+        <w:t>מִ⁠יַּ֣ד נָעֳמִ֑י</w:t>
+      </w:r>
+    </w:p>
+    <w:p>
+      <w:pPr/>
+      <w:r>
+        <w:rPr>
+          <w:lang w:val="zh_TW" w:bidi="zh_TW"/>
+        </w:rPr>
+      </w:r>
+      <w:r>
+        <w:rPr>
           <w:b/>
           <w:lang w:val="zh_TW" w:bidi="zh_TW"/>
         </w:rPr>
@@ -22351,6 +25123,20 @@
       </w:r>
       <w:r>
         <w:rPr>
+          <w:lang w:val="zh_TW" w:bidi="zh_TW"/>
+        </w:rPr>
+        <w:t>וּ֠⁠מֵ⁠אֵת ר֣וּת &amp; קָנִ֔יתָה</w:t>
+      </w:r>
+    </w:p>
+    <w:p>
+      <w:pPr/>
+      <w:r>
+        <w:rPr>
+          <w:lang w:val="zh_TW" w:bidi="zh_TW"/>
+        </w:rPr>
+      </w:r>
+      <w:r>
+        <w:rPr>
           <w:b/>
           <w:lang w:val="zh_TW" w:bidi="zh_TW"/>
         </w:rPr>
@@ -22510,6 +25296,20 @@
       </w:r>
       <w:r>
         <w:rPr>
+          <w:lang w:val="zh_TW" w:bidi="zh_TW"/>
+        </w:rPr>
+        <w:t>לְ⁠הָקִ֥ים שֵׁם־הַ⁠מֵּ֖ת עַל־נַחֲלָתֽ⁠וֹ</w:t>
+      </w:r>
+    </w:p>
+    <w:p>
+      <w:pPr/>
+      <w:r>
+        <w:rPr>
+          <w:lang w:val="zh_TW" w:bidi="zh_TW"/>
+        </w:rPr>
+      </w:r>
+      <w:r>
+        <w:rPr>
           <w:b/>
           <w:lang w:val="zh_TW" w:bidi="zh_TW"/>
         </w:rPr>
@@ -22606,6 +25406,20 @@
       </w:r>
       <w:r>
         <w:rPr>
+          <w:lang w:val="zh_TW" w:bidi="zh_TW"/>
+        </w:rPr>
+        <w:t>הַ⁠מֵּת֙ &amp; הַ⁠מֵּ֖ת</w:t>
+      </w:r>
+    </w:p>
+    <w:p>
+      <w:pPr/>
+      <w:r>
+        <w:rPr>
+          <w:lang w:val="zh_TW" w:bidi="zh_TW"/>
+        </w:rPr>
+      </w:r>
+      <w:r>
+        <w:rPr>
           <w:b/>
           <w:lang w:val="zh_TW" w:bidi="zh_TW"/>
         </w:rPr>
@@ -22715,6 +25529,20 @@
       </w:r>
       <w:r>
         <w:rPr>
+          <w:lang w:val="zh_TW" w:bidi="zh_TW"/>
+        </w:rPr>
+        <w:t>אַשְׁחִ֖ית אֶת־נַחֲלָתִ֑⁠י</w:t>
+      </w:r>
+    </w:p>
+    <w:p>
+      <w:pPr/>
+      <w:r>
+        <w:rPr>
+          <w:lang w:val="zh_TW" w:bidi="zh_TW"/>
+        </w:rPr>
+      </w:r>
+      <w:r>
+        <w:rPr>
           <w:b/>
           <w:lang w:val="zh_TW" w:bidi="zh_TW"/>
         </w:rPr>
@@ -22805,6 +25633,20 @@
       </w:r>
       <w:r>
         <w:rPr>
+          <w:lang w:val="zh_TW" w:bidi="zh_TW"/>
+        </w:rPr>
+        <w:t>גְּאַל־לְ⁠ךָ֤ אַתָּה֙ אֶת־גְּאֻלָּתִ֔⁠י</w:t>
+      </w:r>
+    </w:p>
+    <w:p>
+      <w:pPr/>
+      <w:r>
+        <w:rPr>
+          <w:lang w:val="zh_TW" w:bidi="zh_TW"/>
+        </w:rPr>
+      </w:r>
+      <w:r>
+        <w:rPr>
           <w:b/>
           <w:lang w:val="zh_TW" w:bidi="zh_TW"/>
         </w:rPr>
@@ -22914,6 +25756,20 @@
       </w:r>
       <w:r>
         <w:rPr>
+          <w:lang w:val="zh_TW" w:bidi="zh_TW"/>
+        </w:rPr>
+        <w:t>וְ⁠זֹאת֩</w:t>
+      </w:r>
+    </w:p>
+    <w:p>
+      <w:pPr/>
+      <w:r>
+        <w:rPr>
+          <w:lang w:val="zh_TW" w:bidi="zh_TW"/>
+        </w:rPr>
+      </w:r>
+      <w:r>
+        <w:rPr>
           <w:b/>
           <w:lang w:val="zh_TW" w:bidi="zh_TW"/>
         </w:rPr>
@@ -23018,6 +25874,20 @@
       </w:r>
       <w:r>
         <w:rPr>
+          <w:lang w:val="zh_TW" w:bidi="zh_TW"/>
+        </w:rPr>
+        <w:t>וְ⁠זֹאת֩</w:t>
+      </w:r>
+    </w:p>
+    <w:p>
+      <w:pPr/>
+      <w:r>
+        <w:rPr>
+          <w:lang w:val="zh_TW" w:bidi="zh_TW"/>
+        </w:rPr>
+      </w:r>
+      <w:r>
+        <w:rPr>
           <w:b/>
           <w:lang w:val="zh_TW" w:bidi="zh_TW"/>
         </w:rPr>
@@ -23107,6 +25977,20 @@
       </w:r>
       <w:r>
         <w:rPr>
+          <w:lang w:val="zh_TW" w:bidi="zh_TW"/>
+        </w:rPr>
+        <w:t>לְ⁠פָנִ֨ים</w:t>
+      </w:r>
+    </w:p>
+    <w:p>
+      <w:pPr/>
+      <w:r>
+        <w:rPr>
+          <w:lang w:val="zh_TW" w:bidi="zh_TW"/>
+        </w:rPr>
+      </w:r>
+      <w:r>
+        <w:rPr>
           <w:b/>
           <w:lang w:val="zh_TW" w:bidi="zh_TW"/>
         </w:rPr>
@@ -23197,6 +26081,20 @@
       </w:r>
       <w:r>
         <w:rPr>
+          <w:lang w:val="zh_TW" w:bidi="zh_TW"/>
+        </w:rPr>
+        <w:t>לְ⁠רֵעֵ֑⁠הוּ</w:t>
+      </w:r>
+    </w:p>
+    <w:p>
+      <w:pPr/>
+      <w:r>
+        <w:rPr>
+          <w:lang w:val="zh_TW" w:bidi="zh_TW"/>
+        </w:rPr>
+      </w:r>
+      <w:r>
+        <w:rPr>
           <w:b/>
           <w:lang w:val="zh_TW" w:bidi="zh_TW"/>
         </w:rPr>
@@ -23307,6 +26205,20 @@
       </w:r>
       <w:r>
         <w:rPr>
+          <w:lang w:val="zh_TW" w:bidi="zh_TW"/>
+        </w:rPr>
+        <w:t>וַ⁠יֹּ֧אמֶר הַ⁠גֹּאֵ֛ל לְ⁠בֹ֖עַז קְנֵה־לָ֑⁠ךְ וַ⁠יִּשְׁלֹ֖ף נַעֲלֽ⁠וֹ</w:t>
+      </w:r>
+    </w:p>
+    <w:p>
+      <w:pPr/>
+      <w:r>
+        <w:rPr>
+          <w:lang w:val="zh_TW" w:bidi="zh_TW"/>
+        </w:rPr>
+      </w:r>
+      <w:r>
+        <w:rPr>
           <w:b/>
           <w:lang w:val="zh_TW" w:bidi="zh_TW"/>
         </w:rPr>
@@ -23390,6 +26302,20 @@
       </w:r>
       <w:r>
         <w:rPr>
+          <w:lang w:val="zh_TW" w:bidi="zh_TW"/>
+        </w:rPr>
+        <w:t>וַ⁠יֹּ֧אמֶר הַ⁠גֹּאֵ֛ל לְ⁠בֹ֖עַז קְנֵה־לָ֑⁠ךְ וַ⁠יִּשְׁלֹ֖ף נַעֲלֽ⁠וֹ</w:t>
+      </w:r>
+    </w:p>
+    <w:p>
+      <w:pPr/>
+      <w:r>
+        <w:rPr>
+          <w:lang w:val="zh_TW" w:bidi="zh_TW"/>
+        </w:rPr>
+      </w:r>
+      <w:r>
+        <w:rPr>
           <w:b/>
           <w:lang w:val="zh_TW" w:bidi="zh_TW"/>
         </w:rPr>
@@ -23486,6 +26412,20 @@
       </w:r>
       <w:r>
         <w:rPr>
+          <w:lang w:val="zh_TW" w:bidi="zh_TW"/>
+        </w:rPr>
+        <w:t>וַ⁠יִּשְׁלֹ֖ף נַעֲלֽ⁠וֹ</w:t>
+      </w:r>
+    </w:p>
+    <w:p>
+      <w:pPr/>
+      <w:r>
+        <w:rPr>
+          <w:lang w:val="zh_TW" w:bidi="zh_TW"/>
+        </w:rPr>
+      </w:r>
+      <w:r>
+        <w:rPr>
           <w:b/>
           <w:lang w:val="zh_TW" w:bidi="zh_TW"/>
         </w:rPr>
@@ -23569,6 +26509,20 @@
       </w:r>
       <w:r>
         <w:rPr>
+          <w:lang w:val="zh_TW" w:bidi="zh_TW"/>
+        </w:rPr>
+        <w:t>לַ⁠זְּקֵנִ֜ים וְ⁠כָל־הָ⁠עָ֗ם</w:t>
+      </w:r>
+    </w:p>
+    <w:p>
+      <w:pPr/>
+      <w:r>
+        <w:rPr>
+          <w:lang w:val="zh_TW" w:bidi="zh_TW"/>
+        </w:rPr>
+      </w:r>
+      <w:r>
+        <w:rPr>
           <w:b/>
           <w:lang w:val="zh_TW" w:bidi="zh_TW"/>
         </w:rPr>
@@ -23659,6 +26613,20 @@
       </w:r>
       <w:r>
         <w:rPr>
+          <w:lang w:val="zh_TW" w:bidi="zh_TW"/>
+        </w:rPr>
+        <w:t>מִ⁠יַּ֖ד נָעֳמִֽי</w:t>
+      </w:r>
+    </w:p>
+    <w:p>
+      <w:pPr/>
+      <w:r>
+        <w:rPr>
+          <w:lang w:val="zh_TW" w:bidi="zh_TW"/>
+        </w:rPr>
+      </w:r>
+      <w:r>
+        <w:rPr>
           <w:b/>
           <w:lang w:val="zh_TW" w:bidi="zh_TW"/>
         </w:rPr>
@@ -23825,6 +26793,20 @@
       </w:r>
       <w:r>
         <w:rPr>
+          <w:lang w:val="zh_TW" w:bidi="zh_TW"/>
+        </w:rPr>
+        <w:t>וְ⁠גַ֣ם</w:t>
+      </w:r>
+    </w:p>
+    <w:p>
+      <w:pPr/>
+      <w:r>
+        <w:rPr>
+          <w:lang w:val="zh_TW" w:bidi="zh_TW"/>
+        </w:rPr>
+      </w:r>
+      <w:r>
+        <w:rPr>
           <w:b/>
           <w:lang w:val="zh_TW" w:bidi="zh_TW"/>
         </w:rPr>
@@ -23897,6 +26879,20 @@
         <w:rPr>
           <w:lang w:val="zh_TW" w:bidi="zh_TW"/>
         </w:rPr>
+      </w:r>
+    </w:p>
+    <w:p>
+      <w:pPr/>
+      <w:r>
+        <w:rPr>
+          <w:lang w:val="zh_TW" w:bidi="zh_TW"/>
+        </w:rPr>
+      </w:r>
+      <w:r>
+        <w:rPr>
+          <w:lang w:val="zh_TW" w:bidi="zh_TW"/>
+        </w:rPr>
+        <w:t>לְ⁠הָקִ֤ים שֵׁם־הַ⁠מֵּת֙ עַל־נַ֣חֲלָת֔⁠וֹ</w:t>
       </w:r>
     </w:p>
     <w:p>
@@ -23989,6 +26985,20 @@
       </w:r>
       <w:r>
         <w:rPr>
+          <w:lang w:val="zh_TW" w:bidi="zh_TW"/>
+        </w:rPr>
+        <w:t>הַ⁠מֵּת֙ &amp; הַ⁠מֵּ֛ת</w:t>
+      </w:r>
+    </w:p>
+    <w:p>
+      <w:pPr/>
+      <w:r>
+        <w:rPr>
+          <w:lang w:val="zh_TW" w:bidi="zh_TW"/>
+        </w:rPr>
+      </w:r>
+      <w:r>
+        <w:rPr>
           <w:b/>
           <w:lang w:val="zh_TW" w:bidi="zh_TW"/>
         </w:rPr>
@@ -24116,6 +27126,20 @@
       </w:r>
       <w:r>
         <w:rPr>
+          <w:lang w:val="zh_TW" w:bidi="zh_TW"/>
+        </w:rPr>
+        <w:t>וְ⁠לֹא־יִכָּרֵ֧ת שֵׁם־הַ⁠מֵּ֛ת מֵ⁠עִ֥ם אֶחָ֖י⁠ו וּ⁠מִ⁠שַּׁ֣עַר מְקוֹמ֑⁠וֹ</w:t>
+      </w:r>
+    </w:p>
+    <w:p>
+      <w:pPr/>
+      <w:r>
+        <w:rPr>
+          <w:lang w:val="zh_TW" w:bidi="zh_TW"/>
+        </w:rPr>
+      </w:r>
+      <w:r>
+        <w:rPr>
           <w:b/>
           <w:lang w:val="zh_TW" w:bidi="zh_TW"/>
         </w:rPr>
@@ -24199,6 +27223,20 @@
       </w:r>
       <w:r>
         <w:rPr>
+          <w:lang w:val="zh_TW" w:bidi="zh_TW"/>
+        </w:rPr>
+        <w:t>וְ⁠לֹא־יִכָּרֵ֧ת שֵׁם־הַ⁠מֵּ֛ת מֵ⁠עִ֥ם אֶחָ֖י⁠ו וּ⁠מִ⁠שַּׁ֣עַר מְקוֹמ֑⁠וֹ</w:t>
+      </w:r>
+    </w:p>
+    <w:p>
+      <w:pPr/>
+      <w:r>
+        <w:rPr>
+          <w:lang w:val="zh_TW" w:bidi="zh_TW"/>
+        </w:rPr>
+      </w:r>
+      <w:r>
+        <w:rPr>
           <w:b/>
           <w:lang w:val="zh_TW" w:bidi="zh_TW"/>
         </w:rPr>
@@ -24308,6 +27346,20 @@
       </w:r>
       <w:r>
         <w:rPr>
+          <w:lang w:val="zh_TW" w:bidi="zh_TW"/>
+        </w:rPr>
+        <w:t>וּ⁠מִ⁠שַּׁ֣עַר מְקוֹמ֑⁠וֹ</w:t>
+      </w:r>
+    </w:p>
+    <w:p>
+      <w:pPr/>
+      <w:r>
+        <w:rPr>
+          <w:lang w:val="zh_TW" w:bidi="zh_TW"/>
+        </w:rPr>
+      </w:r>
+      <w:r>
+        <w:rPr>
           <w:b/>
           <w:lang w:val="zh_TW" w:bidi="zh_TW"/>
         </w:rPr>
@@ -24474,6 +27526,20 @@
       </w:r>
       <w:r>
         <w:rPr>
+          <w:lang w:val="zh_TW" w:bidi="zh_TW"/>
+        </w:rPr>
+        <w:t>הָ⁠עָ֧ם אֲשֶׁר־בַּ⁠שַּׁ֛עַר</w:t>
+      </w:r>
+    </w:p>
+    <w:p>
+      <w:pPr/>
+      <w:r>
+        <w:rPr>
+          <w:lang w:val="zh_TW" w:bidi="zh_TW"/>
+        </w:rPr>
+      </w:r>
+      <w:r>
+        <w:rPr>
           <w:b/>
           <w:lang w:val="zh_TW" w:bidi="zh_TW"/>
         </w:rPr>
@@ -24570,6 +27636,20 @@
       </w:r>
       <w:r>
         <w:rPr>
+          <w:lang w:val="zh_TW" w:bidi="zh_TW"/>
+        </w:rPr>
+        <w:t>הַ⁠בָּאָ֣ה אֶל־בֵּיתֶ֗⁠ךָ</w:t>
+      </w:r>
+    </w:p>
+    <w:p>
+      <w:pPr/>
+      <w:r>
+        <w:rPr>
+          <w:lang w:val="zh_TW" w:bidi="zh_TW"/>
+        </w:rPr>
+      </w:r>
+      <w:r>
+        <w:rPr>
           <w:b/>
           <w:lang w:val="zh_TW" w:bidi="zh_TW"/>
         </w:rPr>
@@ -24653,6 +27733,20 @@
       </w:r>
       <w:r>
         <w:rPr>
+          <w:lang w:val="zh_TW" w:bidi="zh_TW"/>
+        </w:rPr>
+        <w:t>יִתֵּן֩ יְהוָ֨ה אֶֽת־הָ⁠אִשָּׁ֜ה הַ⁠בָּאָ֣ה אֶל־בֵּיתֶ֗⁠ךָ כְּ⁠רָחֵ֤ל ׀ וּ⁠כְ⁠לֵאָה֙ אֲשֶׁ֨ר בָּנ֤וּ שְׁתֵּי⁠הֶם֙ אֶת־בֵּ֣ית יִשְׂרָאֵ֔ל</w:t>
+      </w:r>
+    </w:p>
+    <w:p>
+      <w:pPr/>
+      <w:r>
+        <w:rPr>
+          <w:lang w:val="zh_TW" w:bidi="zh_TW"/>
+        </w:rPr>
+      </w:r>
+      <w:r>
+        <w:rPr>
           <w:b/>
           <w:lang w:val="zh_TW" w:bidi="zh_TW"/>
         </w:rPr>
@@ -24736,6 +27830,20 @@
       </w:r>
       <w:r>
         <w:rPr>
+          <w:lang w:val="zh_TW" w:bidi="zh_TW"/>
+        </w:rPr>
+        <w:t>כְּ⁠רָחֵ֤ל ׀ וּ⁠כְ⁠לֵאָה֙ אֲשֶׁ֨ר בָּנ֤וּ שְׁתֵּי⁠הֶם֙ אֶת־בֵּ֣ית יִשְׂרָאֵ֔ל</w:t>
+      </w:r>
+    </w:p>
+    <w:p>
+      <w:pPr/>
+      <w:r>
+        <w:rPr>
+          <w:lang w:val="zh_TW" w:bidi="zh_TW"/>
+        </w:rPr>
+      </w:r>
+      <w:r>
+        <w:rPr>
           <w:b/>
           <w:lang w:val="zh_TW" w:bidi="zh_TW"/>
         </w:rPr>
@@ -24839,6 +27947,20 @@
       </w:r>
       <w:r>
         <w:rPr>
+          <w:lang w:val="zh_TW" w:bidi="zh_TW"/>
+        </w:rPr>
+        <w:t>בָּנ֤וּ &amp; אֶת־בֵּ֣ית יִשְׂרָאֵ֔ל</w:t>
+      </w:r>
+    </w:p>
+    <w:p>
+      <w:pPr/>
+      <w:r>
+        <w:rPr>
+          <w:lang w:val="zh_TW" w:bidi="zh_TW"/>
+        </w:rPr>
+      </w:r>
+      <w:r>
+        <w:rPr>
           <w:b/>
           <w:lang w:val="zh_TW" w:bidi="zh_TW"/>
         </w:rPr>
@@ -24948,6 +28070,20 @@
       </w:r>
       <w:r>
         <w:rPr>
+          <w:lang w:val="zh_TW" w:bidi="zh_TW"/>
+        </w:rPr>
+        <w:t>וַ⁠עֲשֵׂה־חַ֣יִל בְּ⁠אֶפְרָ֔תָה וּ⁠קְרָא־שֵׁ֖ם בְּ⁠בֵ֥ית לָֽחֶם</w:t>
+      </w:r>
+    </w:p>
+    <w:p>
+      <w:pPr/>
+      <w:r>
+        <w:rPr>
+          <w:lang w:val="zh_TW" w:bidi="zh_TW"/>
+        </w:rPr>
+      </w:r>
+      <w:r>
+        <w:rPr>
           <w:b/>
           <w:lang w:val="zh_TW" w:bidi="zh_TW"/>
         </w:rPr>
@@ -25044,6 +28180,20 @@
       </w:r>
       <w:r>
         <w:rPr>
+          <w:lang w:val="zh_TW" w:bidi="zh_TW"/>
+        </w:rPr>
+        <w:t>וַ⁠עֲשֵׂה־חַ֣יִל בְּ⁠אֶפְרָ֔תָה וּ⁠קְרָא־שֵׁ֖ם בְּ⁠בֵ֥ית לָֽחֶם</w:t>
+      </w:r>
+    </w:p>
+    <w:p>
+      <w:pPr/>
+      <w:r>
+        <w:rPr>
+          <w:lang w:val="zh_TW" w:bidi="zh_TW"/>
+        </w:rPr>
+      </w:r>
+      <w:r>
+        <w:rPr>
           <w:b/>
           <w:lang w:val="zh_TW" w:bidi="zh_TW"/>
         </w:rPr>
@@ -25127,6 +28277,20 @@
       </w:r>
       <w:r>
         <w:rPr>
+          <w:lang w:val="zh_TW" w:bidi="zh_TW"/>
+        </w:rPr>
+        <w:t>וִ⁠יהִ֤י בֵֽיתְ⁠ךָ֙ כְּ⁠בֵ֣ית פֶּ֔רֶץ</w:t>
+      </w:r>
+    </w:p>
+    <w:p>
+      <w:pPr/>
+      <w:r>
+        <w:rPr>
+          <w:lang w:val="zh_TW" w:bidi="zh_TW"/>
+        </w:rPr>
+      </w:r>
+      <w:r>
+        <w:rPr>
           <w:b/>
           <w:lang w:val="zh_TW" w:bidi="zh_TW"/>
         </w:rPr>
@@ -25223,6 +28387,20 @@
       </w:r>
       <w:r>
         <w:rPr>
+          <w:lang w:val="zh_TW" w:bidi="zh_TW"/>
+        </w:rPr>
+        <w:t>מִן־הַ⁠זֶּ֗רַע אֲשֶׁ֨ר יִתֵּ֤ן יְהוָה֙ לְ⁠ךָ֔</w:t>
+      </w:r>
+    </w:p>
+    <w:p>
+      <w:pPr/>
+      <w:r>
+        <w:rPr>
+          <w:lang w:val="zh_TW" w:bidi="zh_TW"/>
+        </w:rPr>
+      </w:r>
+      <w:r>
+        <w:rPr>
           <w:b/>
           <w:lang w:val="zh_TW" w:bidi="zh_TW"/>
         </w:rPr>
@@ -25306,6 +28484,20 @@
       </w:r>
       <w:r>
         <w:rPr>
+          <w:lang w:val="zh_TW" w:bidi="zh_TW"/>
+        </w:rPr>
+        <w:t>וַ⁠יִּקַּ֨ח בֹּ֤עַז אֶת־רוּת֙ וַ⁠תְּהִי־ל֣⁠וֹ לְ⁠אִשָּׁ֔ה</w:t>
+      </w:r>
+    </w:p>
+    <w:p>
+      <w:pPr/>
+      <w:r>
+        <w:rPr>
+          <w:lang w:val="zh_TW" w:bidi="zh_TW"/>
+        </w:rPr>
+      </w:r>
+      <w:r>
+        <w:rPr>
           <w:b/>
           <w:lang w:val="zh_TW" w:bidi="zh_TW"/>
         </w:rPr>
@@ -25378,6 +28570,20 @@
         <w:rPr>
           <w:lang w:val="zh_TW" w:bidi="zh_TW"/>
         </w:rPr>
+      </w:r>
+    </w:p>
+    <w:p>
+      <w:pPr/>
+      <w:r>
+        <w:rPr>
+          <w:lang w:val="zh_TW" w:bidi="zh_TW"/>
+        </w:rPr>
+      </w:r>
+      <w:r>
+        <w:rPr>
+          <w:lang w:val="zh_TW" w:bidi="zh_TW"/>
+        </w:rPr>
+        <w:t>וַ⁠יִּקַּ֨ח בֹּ֤עַז אֶת־רוּת֙</w:t>
       </w:r>
     </w:p>
     <w:p>
@@ -25521,6 +28727,20 @@
       </w:r>
       <w:r>
         <w:rPr>
+          <w:lang w:val="zh_TW" w:bidi="zh_TW"/>
+        </w:rPr>
+        <w:t>וַ⁠יָּבֹ֖א אֵלֶ֑י⁠הָ</w:t>
+      </w:r>
+    </w:p>
+    <w:p>
+      <w:pPr/>
+      <w:r>
+        <w:rPr>
+          <w:lang w:val="zh_TW" w:bidi="zh_TW"/>
+        </w:rPr>
+      </w:r>
+      <w:r>
+        <w:rPr>
           <w:b/>
           <w:lang w:val="zh_TW" w:bidi="zh_TW"/>
         </w:rPr>
@@ -25606,6 +28826,20 @@
         <w:rPr>
           <w:lang w:val="zh_TW" w:bidi="zh_TW"/>
         </w:rPr>
+      </w:r>
+    </w:p>
+    <w:p>
+      <w:pPr/>
+      <w:r>
+        <w:rPr>
+          <w:lang w:val="zh_TW" w:bidi="zh_TW"/>
+        </w:rPr>
+      </w:r>
+      <w:r>
+        <w:rPr>
+          <w:lang w:val="zh_TW" w:bidi="zh_TW"/>
+        </w:rPr>
+        <w:t>הַ⁠נָּשִׁים֙</w:t>
       </w:r>
     </w:p>
     <w:p>
@@ -25731,6 +28965,20 @@
       </w:r>
       <w:r>
         <w:rPr>
+          <w:lang w:val="zh_TW" w:bidi="zh_TW"/>
+        </w:rPr>
+        <w:t>בָּר֣וּךְ יְהוָ֔ה</w:t>
+      </w:r>
+    </w:p>
+    <w:p>
+      <w:pPr/>
+      <w:r>
+        <w:rPr>
+          <w:lang w:val="zh_TW" w:bidi="zh_TW"/>
+        </w:rPr>
+      </w:r>
+      <w:r>
+        <w:rPr>
           <w:b/>
           <w:lang w:val="zh_TW" w:bidi="zh_TW"/>
         </w:rPr>
@@ -25814,6 +29062,20 @@
       </w:r>
       <w:r>
         <w:rPr>
+          <w:lang w:val="zh_TW" w:bidi="zh_TW"/>
+        </w:rPr>
+        <w:t>לֹ֣א הִשְׁבִּ֥ית לָ֛⁠ךְ גֹּאֵ֖ל הַ⁠יּ֑וֹם</w:t>
+      </w:r>
+    </w:p>
+    <w:p>
+      <w:pPr/>
+      <w:r>
+        <w:rPr>
+          <w:lang w:val="zh_TW" w:bidi="zh_TW"/>
+        </w:rPr>
+      </w:r>
+      <w:r>
+        <w:rPr>
           <w:b/>
           <w:lang w:val="zh_TW" w:bidi="zh_TW"/>
         </w:rPr>
@@ -25923,6 +29185,20 @@
       </w:r>
       <w:r>
         <w:rPr>
+          <w:lang w:val="zh_TW" w:bidi="zh_TW"/>
+        </w:rPr>
+        <w:t>וְ⁠יִקָּרֵ֥א שְׁמ֖⁠וֹ</w:t>
+      </w:r>
+    </w:p>
+    <w:p>
+      <w:pPr/>
+      <w:r>
+        <w:rPr>
+          <w:lang w:val="zh_TW" w:bidi="zh_TW"/>
+        </w:rPr>
+      </w:r>
+      <w:r>
+        <w:rPr>
           <w:b/>
           <w:lang w:val="zh_TW" w:bidi="zh_TW"/>
         </w:rPr>
@@ -26018,6 +29294,20 @@
       </w:r>
       <w:r>
         <w:rPr>
+          <w:lang w:val="zh_TW" w:bidi="zh_TW"/>
+        </w:rPr>
+        <w:t>וְ⁠יִקָּרֵ֥א שְׁמ֖⁠וֹ בְּ⁠יִשְׂרָאֵֽל</w:t>
+      </w:r>
+    </w:p>
+    <w:p>
+      <w:pPr/>
+      <w:r>
+        <w:rPr>
+          <w:lang w:val="zh_TW" w:bidi="zh_TW"/>
+        </w:rPr>
+      </w:r>
+      <w:r>
+        <w:rPr>
           <w:b/>
           <w:lang w:val="zh_TW" w:bidi="zh_TW"/>
         </w:rPr>
@@ -26114,6 +29404,20 @@
       </w:r>
       <w:r>
         <w:rPr>
+          <w:lang w:val="zh_TW" w:bidi="zh_TW"/>
+        </w:rPr>
+        <w:t>לְ⁠מֵשִׁ֣יב נֶ֔פֶשׁ</w:t>
+      </w:r>
+    </w:p>
+    <w:p>
+      <w:pPr/>
+      <w:r>
+        <w:rPr>
+          <w:lang w:val="zh_TW" w:bidi="zh_TW"/>
+        </w:rPr>
+      </w:r>
+      <w:r>
+        <w:rPr>
           <w:b/>
           <w:lang w:val="zh_TW" w:bidi="zh_TW"/>
         </w:rPr>
@@ -26210,6 +29514,20 @@
       </w:r>
       <w:r>
         <w:rPr>
+          <w:lang w:val="zh_TW" w:bidi="zh_TW"/>
+        </w:rPr>
+        <w:t>וּ⁠לְ⁠כַלְכֵּ֖ל אֶת־שֵׂיבָתֵ֑⁠ךְ</w:t>
+      </w:r>
+    </w:p>
+    <w:p>
+      <w:pPr/>
+      <w:r>
+        <w:rPr>
+          <w:lang w:val="zh_TW" w:bidi="zh_TW"/>
+        </w:rPr>
+      </w:r>
+      <w:r>
+        <w:rPr>
           <w:b/>
           <w:lang w:val="zh_TW" w:bidi="zh_TW"/>
         </w:rPr>
@@ -26300,6 +29618,20 @@
       </w:r>
       <w:r>
         <w:rPr>
+          <w:lang w:val="zh_TW" w:bidi="zh_TW"/>
+        </w:rPr>
+        <w:t>כִּ֣י</w:t>
+      </w:r>
+    </w:p>
+    <w:p>
+      <w:pPr/>
+      <w:r>
+        <w:rPr>
+          <w:lang w:val="zh_TW" w:bidi="zh_TW"/>
+        </w:rPr>
+      </w:r>
+      <w:r>
+        <w:rPr>
           <w:b/>
           <w:lang w:val="zh_TW" w:bidi="zh_TW"/>
         </w:rPr>
@@ -26403,6 +29735,20 @@
       </w:r>
       <w:r>
         <w:rPr>
+          <w:lang w:val="zh_TW" w:bidi="zh_TW"/>
+        </w:rPr>
+        <w:t>ט֣וֹבָה לָ֔⁠ךְ מִ⁠שִּׁבְעָ֖ה בָּנִֽים</w:t>
+      </w:r>
+    </w:p>
+    <w:p>
+      <w:pPr/>
+      <w:r>
+        <w:rPr>
+          <w:lang w:val="zh_TW" w:bidi="zh_TW"/>
+        </w:rPr>
+      </w:r>
+      <w:r>
+        <w:rPr>
           <w:b/>
           <w:lang w:val="zh_TW" w:bidi="zh_TW"/>
         </w:rPr>
@@ -26499,6 +29845,20 @@
       </w:r>
       <w:r>
         <w:rPr>
+          <w:lang w:val="zh_TW" w:bidi="zh_TW"/>
+        </w:rPr>
+        <w:t>וַ⁠תִּקַּ֨ח נָעֳמִ֤י אֶת־הַ⁠יֶּ֨לֶד֙</w:t>
+      </w:r>
+    </w:p>
+    <w:p>
+      <w:pPr/>
+      <w:r>
+        <w:rPr>
+          <w:lang w:val="zh_TW" w:bidi="zh_TW"/>
+        </w:rPr>
+      </w:r>
+      <w:r>
+        <w:rPr>
           <w:b/>
           <w:lang w:val="zh_TW" w:bidi="zh_TW"/>
         </w:rPr>
@@ -26658,6 +30018,20 @@
       </w:r>
       <w:r>
         <w:rPr>
+          <w:lang w:val="zh_TW" w:bidi="zh_TW"/>
+        </w:rPr>
+        <w:t>וַ⁠תִּקְרֶאנָה֩ ל֨⁠וֹ הַ⁠שְּׁכֵנ֥וֹת שֵׁם֙ לֵ⁠אמֹ֔ר &amp; וַ⁠תִּקְרֶ֤אנָֽה שְׁמ⁠וֹ֙ עוֹבֵ֔ד</w:t>
+      </w:r>
+    </w:p>
+    <w:p>
+      <w:pPr/>
+      <w:r>
+        <w:rPr>
+          <w:lang w:val="zh_TW" w:bidi="zh_TW"/>
+        </w:rPr>
+      </w:r>
+      <w:r>
+        <w:rPr>
           <w:b/>
           <w:lang w:val="zh_TW" w:bidi="zh_TW"/>
         </w:rPr>
@@ -26754,6 +30128,20 @@
       </w:r>
       <w:r>
         <w:rPr>
+          <w:lang w:val="zh_TW" w:bidi="zh_TW"/>
+        </w:rPr>
+        <w:t>יֻלַּד־בֵּ֖ן לְ⁠נָעֳמִ֑י</w:t>
+      </w:r>
+    </w:p>
+    <w:p>
+      <w:pPr/>
+      <w:r>
+        <w:rPr>
+          <w:lang w:val="zh_TW" w:bidi="zh_TW"/>
+        </w:rPr>
+      </w:r>
+      <w:r>
+        <w:rPr>
           <w:b/>
           <w:lang w:val="zh_TW" w:bidi="zh_TW"/>
         </w:rPr>
@@ -26844,6 +30232,20 @@
       </w:r>
       <w:r>
         <w:rPr>
+          <w:lang w:val="zh_TW" w:bidi="zh_TW"/>
+        </w:rPr>
+        <w:t>וַ⁠תִּקְרֶ֤אנָֽה שְׁמ⁠וֹ֙ עוֹבֵ֔ד</w:t>
+      </w:r>
+    </w:p>
+    <w:p>
+      <w:pPr/>
+      <w:r>
+        <w:rPr>
+          <w:lang w:val="zh_TW" w:bidi="zh_TW"/>
+        </w:rPr>
+      </w:r>
+      <w:r>
+        <w:rPr>
           <w:b/>
           <w:lang w:val="zh_TW" w:bidi="zh_TW"/>
         </w:rPr>
@@ -26940,6 +30342,20 @@
       </w:r>
       <w:r>
         <w:rPr>
+          <w:lang w:val="zh_TW" w:bidi="zh_TW"/>
+        </w:rPr>
+        <w:t>ה֥וּא אֲבִי־יִשַׁ֖י</w:t>
+      </w:r>
+    </w:p>
+    <w:p>
+      <w:pPr/>
+      <w:r>
+        <w:rPr>
+          <w:lang w:val="zh_TW" w:bidi="zh_TW"/>
+        </w:rPr>
+      </w:r>
+      <w:r>
+        <w:rPr>
           <w:b/>
           <w:lang w:val="zh_TW" w:bidi="zh_TW"/>
         </w:rPr>
@@ -27115,6 +30531,20 @@
         <w:rPr>
           <w:lang w:val="zh_TW" w:bidi="zh_TW"/>
         </w:rPr>
+      </w:r>
+    </w:p>
+    <w:p>
+      <w:pPr/>
+      <w:r>
+        <w:rPr>
+          <w:lang w:val="zh_TW" w:bidi="zh_TW"/>
+        </w:rPr>
+      </w:r>
+      <w:r>
+        <w:rPr>
+          <w:lang w:val="zh_TW" w:bidi="zh_TW"/>
+        </w:rPr>
+        <w:t>תּוֹלְד֣וֹת פָּ֔רֶץ</w:t>
       </w:r>
     </w:p>
     <w:p>
@@ -27245,6 +30675,20 @@
       </w:r>
       <w:r>
         <w:rPr>
+          <w:lang w:val="zh_TW" w:bidi="zh_TW"/>
+        </w:rPr>
+        <w:t>פֶּ֖רֶץ הוֹלִ֥יד אֶת־חֶצְרֽוֹן</w:t>
+      </w:r>
+    </w:p>
+    <w:p>
+      <w:pPr/>
+      <w:r>
+        <w:rPr>
+          <w:lang w:val="zh_TW" w:bidi="zh_TW"/>
+        </w:rPr>
+      </w:r>
+      <w:r>
+        <w:rPr>
           <w:b/>
           <w:lang w:val="zh_TW" w:bidi="zh_TW"/>
         </w:rPr>
@@ -27337,6 +30781,20 @@
         <w:rPr>
           <w:lang w:val="zh_TW" w:bidi="zh_TW"/>
         </w:rPr>
+      </w:r>
+    </w:p>
+    <w:p>
+      <w:pPr/>
+      <w:r>
+        <w:rPr>
+          <w:lang w:val="zh_TW" w:bidi="zh_TW"/>
+        </w:rPr>
+      </w:r>
+      <w:r>
+        <w:rPr>
+          <w:lang w:val="zh_TW" w:bidi="zh_TW"/>
+        </w:rPr>
+        <w:t>וְ⁠חֶצְרוֹן֙ &amp; אֶת־רָ֔ם &amp; אֶת־עַמִּֽינָדָֽב</w:t>
       </w:r>
     </w:p>
     <w:p>

--- a/zht/docx/08.content.docx
+++ b/zht/docx/08.content.docx
@@ -28,49 +28,15 @@
       </w:r>
     </w:p>
     <w:p>
-      <w:pPr>
-        <w:pStyle w:val="Heading2"/>
-      </w:pPr>
-      <w:r>
-        <w:rPr>
-          <w:lang w:val="zh_TW" w:bidi="zh_TW"/>
-        </w:rPr>
-        <w:t>License Information</w:t>
-      </w:r>
-      <w:r>
-        <w:rPr>
-          <w:lang w:val="zh_TW" w:bidi="zh_TW"/>
-        </w:rPr>
-      </w:r>
-    </w:p>
-    <w:p>
-      <w:pPr/>
-      <w:r>
-        <w:rPr>
-          <w:lang w:val="zh_TW" w:bidi="zh_TW"/>
-        </w:rPr>
-      </w:r>
-      <w:r>
-        <w:rPr>
-          <w:b/>
-          <w:lang w:val="zh_TW" w:bidi="zh_TW"/>
-        </w:rPr>
-        <w:t>翻譯筆記 (unfoldingWord)</w:t>
-      </w:r>
-      <w:r>
-        <w:rPr>
-          <w:lang w:val="zh_TW" w:bidi="zh_TW"/>
-        </w:rPr>
-        <w:t xml:space="preserve"> (Chinese (Traditional)) is based on</w:t>
-      </w:r>
-      <w:r>
-        <w:rPr>
-          <w:lang w:val="zh_TW" w:bidi="zh_TW"/>
-        </w:rPr>
-        <w:t xml:space="preserve">: </w:t>
-      </w:r>
-      <w:r>
-        <w:rPr>
+      <w:pPr/>
+      <w:r>
+        <w:rPr>
+          <w:lang w:val="zh_TW" w:bidi="zh_TW"/>
+        </w:rPr>
+      </w:r>
+      <w:r>
+        <w:rPr>
+          <w:b/>
           <w:lang w:val="zh_TW" w:bidi="zh_TW"/>
         </w:rPr>
         <w:t>unfoldingWord® Translation Notes</w:t>
@@ -79,62 +45,31 @@
         <w:rPr>
           <w:lang w:val="zh_TW" w:bidi="zh_TW"/>
         </w:rPr>
-        <w:t xml:space="preserve">, </w:t>
-      </w:r>
-      <w:hyperlink r:id="rId13">
-        <w:r>
-          <w:rPr>
-            <w:lang w:val="zh_TW" w:bidi="zh_TW"/>
-          </w:rPr>
-          <w:rPr>
-            <w:color w:val="0000EE"/>
-            <w:u w:val="single"/>
-          </w:rPr>
-          <w:t>unfoldingWord</w:t>
-        </w:r>
-      </w:hyperlink>
-      <w:r>
-        <w:rPr>
-          <w:lang w:val="zh_TW" w:bidi="zh_TW"/>
-        </w:rPr>
-        <w:t xml:space="preserve">, 2022, which is licensed under a </w:t>
-      </w:r>
-      <w:hyperlink r:id="rId14">
-        <w:r>
-          <w:rPr>
-            <w:lang w:val="zh_TW" w:bidi="zh_TW"/>
-          </w:rPr>
-          <w:rPr>
-            <w:color w:val="0000EE"/>
-            <w:u w:val="single"/>
-          </w:rPr>
-          <w:t>CC BY-SA 4.0 license</w:t>
-        </w:r>
-      </w:hyperlink>
-      <w:r>
-        <w:rPr>
-          <w:lang w:val="zh_TW" w:bidi="zh_TW"/>
-        </w:rPr>
-        <w:t>.</w:t>
-      </w:r>
-      <w:r>
-        <w:rPr>
-          <w:lang w:val="zh_TW" w:bidi="zh_TW"/>
-        </w:rPr>
-      </w:r>
-    </w:p>
-    <w:p>
-      <w:pPr/>
-      <w:r>
-        <w:rPr>
-          <w:lang w:val="zh_TW" w:bidi="zh_TW"/>
-        </w:rPr>
-      </w:r>
-      <w:r>
-        <w:rPr>
-          <w:lang w:val="zh_TW" w:bidi="zh_TW"/>
-        </w:rPr>
-        <w:t>This PDF version is provided under the same license.</w:t>
+        <w:t xml:space="preserve"> © 2022 unfoldingWord. Released under CC BY-SA 4.0 license. </w:t>
+      </w:r>
+      <w:r>
+        <w:rPr>
+          <w:lang w:val="zh_TW" w:bidi="zh_TW"/>
+        </w:rPr>
+        <w:t>unfoldingWord® Translation Notes</w:t>
+      </w:r>
+      <w:r>
+        <w:rPr>
+          <w:lang w:val="zh_TW" w:bidi="zh_TW"/>
+        </w:rPr>
+        <w:t xml:space="preserve"> has been adapted in the following languages: Tok Pisin, Arabic (عربي), French (Français), Hindi (हिंदी), Indonesian (Bahasa Indonesia), Portuguese (Português), Russian (Русский), Spanish (Español), Swahili (Kiswahili), and Simplified Chinese (简体中文) from </w:t>
+      </w:r>
+      <w:r>
+        <w:rPr>
+          <w:lang w:val="zh_TW" w:bidi="zh_TW"/>
+        </w:rPr>
+        <w:t>unfoldingWord® Translation Notes</w:t>
+      </w:r>
+      <w:r>
+        <w:rPr>
+          <w:lang w:val="zh_TW" w:bidi="zh_TW"/>
+        </w:rPr>
+        <w:t xml:space="preserve"> © 2022 unfoldingWord. Released under CC BY-SA 4.0 license by Mission Mutual</w:t>
       </w:r>
       <w:r>
         <w:rPr>
@@ -17430,7 +17365,7 @@
           <w:lang w:val="zh_TW" w:bidi="zh_TW"/>
         </w:rPr>
       </w:r>
-      <w:hyperlink r:id="rId15">
+      <w:hyperlink r:id="rId13">
         <w:r>
           <w:rPr>
             <w:lang w:val="zh_TW" w:bidi="zh_TW"/>
@@ -17448,7 +17383,7 @@
         </w:rPr>
         <w:t>中拿俄米的修辭性問句為</w:t>
       </w:r>
-      <w:hyperlink r:id="rId16">
+      <w:hyperlink r:id="rId14">
         <w:r>
           <w:rPr>
             <w:lang w:val="zh_TW" w:bidi="zh_TW"/>
@@ -17563,7 +17498,7 @@
         </w:rPr>
         <w:t>拿俄米在這裡用問句的形式提醒路得她已經告訴過她的事情（見</w:t>
       </w:r>
-      <w:hyperlink r:id="rId17">
+      <w:hyperlink r:id="rId15">
         <w:r>
           <w:rPr>
             <w:lang w:val="zh_TW" w:bidi="zh_TW"/>
@@ -18634,7 +18569,7 @@
         </w:rPr>
         <w:t>這個陳述對路得在</w:t>
       </w:r>
-      <w:hyperlink r:id="rId18">
+      <w:hyperlink r:id="rId16">
         <w:r>
           <w:rPr>
             <w:lang w:val="zh_TW" w:bidi="zh_TW"/>
@@ -18652,7 +18587,7 @@
         </w:rPr>
         <w:t>中將要採取的行動作了一個總結。如果人們誤以為路得在</w:t>
       </w:r>
-      <w:hyperlink r:id="rId19">
+      <w:hyperlink r:id="rId17">
         <w:r>
           <w:rPr>
             <w:lang w:val="zh_TW" w:bidi="zh_TW"/>
@@ -18670,7 +18605,7 @@
         </w:rPr>
         <w:t>就已經採取了這些行動，然後在</w:t>
       </w:r>
-      <w:hyperlink r:id="rId18">
+      <w:hyperlink r:id="rId16">
         <w:r>
           <w:rPr>
             <w:lang w:val="zh_TW" w:bidi="zh_TW"/>
@@ -18701,7 +18636,7 @@
         </w:rPr>
         <w:t>。或者，如果這樣能讓事件的順序更清晰的話，你可以將這句話移到</w:t>
       </w:r>
-      <w:hyperlink r:id="rId18">
+      <w:hyperlink r:id="rId16">
         <w:r>
           <w:rPr>
             <w:lang w:val="zh_TW" w:bidi="zh_TW"/>
@@ -18975,7 +18910,7 @@
         </w:rPr>
         <w:t>看看你</w:t>
       </w:r>
-      <w:hyperlink r:id="rId20">
+      <w:hyperlink r:id="rId18">
         <w:r>
           <w:rPr>
             <w:lang w:val="zh_TW" w:bidi="zh_TW"/>
@@ -19613,7 +19548,7 @@
         </w:rPr>
         <w:t>查看你在</w:t>
       </w:r>
-      <w:hyperlink r:id="rId17">
+      <w:hyperlink r:id="rId15">
         <w:r>
           <w:rPr>
             <w:lang w:val="zh_TW" w:bidi="zh_TW"/>
@@ -19825,7 +19760,7 @@
         </w:rPr>
         <w:t>看看你在</w:t>
       </w:r>
-      <w:hyperlink r:id="rId21">
+      <w:hyperlink r:id="rId19">
         <w:r>
           <w:rPr>
             <w:lang w:val="zh_TW" w:bidi="zh_TW"/>
@@ -20277,7 +20212,7 @@
         </w:rPr>
         <w:t>表示之前記敘在</w:t>
       </w:r>
-      <w:hyperlink r:id="rId22">
+      <w:hyperlink r:id="rId20">
         <w:r>
           <w:rPr>
             <w:lang w:val="zh_TW" w:bidi="zh_TW"/>
@@ -20392,7 +20327,7 @@
         </w:rPr>
         <w:t>看看你在</w:t>
       </w:r>
-      <w:hyperlink r:id="rId21">
+      <w:hyperlink r:id="rId19">
         <w:r>
           <w:rPr>
             <w:lang w:val="zh_TW" w:bidi="zh_TW"/>
@@ -20410,7 +20345,7 @@
         </w:rPr>
         <w:t>和</w:t>
       </w:r>
-      <w:hyperlink r:id="rId22">
+      <w:hyperlink r:id="rId20">
         <w:r>
           <w:rPr>
             <w:lang w:val="zh_TW" w:bidi="zh_TW"/>
@@ -20731,7 +20666,7 @@
         </w:rPr>
         <w:t>表示接下來要說的是另一件重要的事，路得也應該留意聽，就像波阿斯在</w:t>
       </w:r>
-      <w:hyperlink r:id="rId23">
+      <w:hyperlink r:id="rId21">
         <w:r>
           <w:rPr>
             <w:lang w:val="zh_TW" w:bidi="zh_TW"/>
@@ -20872,7 +20807,7 @@
         </w:rPr>
         <w:t>暗示了一種對比，</w:t>
       </w:r>
-      <w:hyperlink r:id="rId23">
+      <w:hyperlink r:id="rId21">
         <w:r>
           <w:rPr>
             <w:lang w:val="zh_TW" w:bidi="zh_TW"/>
@@ -20890,7 +20825,7 @@
         </w:rPr>
         <w:t>中波阿斯願意娶路得與</w:t>
       </w:r>
-      <w:hyperlink r:id="rId24">
+      <w:hyperlink r:id="rId22">
         <w:r>
           <w:rPr>
             <w:lang w:val="zh_TW" w:bidi="zh_TW"/>
@@ -21018,7 +20953,7 @@
         </w:rPr>
         <w:t>查看你在</w:t>
       </w:r>
-      <w:hyperlink r:id="rId17">
+      <w:hyperlink r:id="rId15">
         <w:r>
           <w:rPr>
             <w:lang w:val="zh_TW" w:bidi="zh_TW"/>
@@ -22594,7 +22529,7 @@
         </w:rPr>
         <w:t>看看你在</w:t>
       </w:r>
-      <w:hyperlink r:id="rId25">
+      <w:hyperlink r:id="rId23">
         <w:r>
           <w:rPr>
             <w:lang w:val="zh_TW" w:bidi="zh_TW"/>
@@ -23899,7 +23834,7 @@
         </w:rPr>
         <w:t>特指以利米勒最親近的男性親屬。如果在你的語言中有專門用於這種親緣關係的詞語，用在這裡會很合適。查看你在</w:t>
       </w:r>
-      <w:hyperlink r:id="rId17">
+      <w:hyperlink r:id="rId15">
         <w:r>
           <w:rPr>
             <w:lang w:val="zh_TW" w:bidi="zh_TW"/>
@@ -26988,7 +26923,7 @@
         </w:rPr>
         <w:t>看看你在</w:t>
       </w:r>
-      <w:hyperlink r:id="rId26">
+      <w:hyperlink r:id="rId24">
         <w:r>
           <w:rPr>
             <w:lang w:val="zh_TW" w:bidi="zh_TW"/>
@@ -27109,7 +27044,7 @@
         </w:rPr>
         <w:t>作為名詞來表示死去的人。你的語言可能也會以同樣的方式使用形容詞。如果不這樣用，你可以用相似的片語來翻譯這個詞。查看你在</w:t>
       </w:r>
-      <w:hyperlink r:id="rId26">
+      <w:hyperlink r:id="rId24">
         <w:r>
           <w:rPr>
             <w:lang w:val="zh_TW" w:bidi="zh_TW"/>
@@ -28692,7 +28627,7 @@
         </w:rPr>
         <w:t>的這個詞語表示波阿斯確實做到了他在</w:t>
       </w:r>
-      <w:hyperlink r:id="rId27">
+      <w:hyperlink r:id="rId25">
         <w:r>
           <w:rPr>
             <w:lang w:val="zh_TW" w:bidi="zh_TW"/>
@@ -28710,7 +28645,7 @@
         </w:rPr>
         <w:t>節中所說的話。在你的語言中使用一個連接詞，清楚地表明後面所跟的內容是前面內容的原因。這個片語不暗示任何形式的暴力脅迫。此語與後面的片語放一起，它僅僅意味著波阿斯娶走了路得。請使用一個連接詞來表示波阿斯的這一舉動是</w:t>
       </w:r>
-      <w:hyperlink r:id="rId27">
+      <w:hyperlink r:id="rId25">
         <w:r>
           <w:rPr>
             <w:lang w:val="zh_TW" w:bidi="zh_TW"/>
@@ -28935,7 +28870,7 @@
         </w:rPr>
         <w:t>這些是</w:t>
       </w:r>
-      <w:hyperlink r:id="rId28">
+      <w:hyperlink r:id="rId26">
         <w:r>
           <w:rPr>
             <w:lang w:val="zh_TW" w:bidi="zh_TW"/>
@@ -30640,7 +30575,7 @@
         </w:rPr>
         <w:t>因為之前提到法勒斯是猶大的後代，所以作者繼續列出了法勒斯的家譜。</w:t>
       </w:r>
-      <w:hyperlink r:id="rId29">
+      <w:hyperlink r:id="rId27">
         <w:r>
           <w:rPr>
             <w:lang w:val="zh_TW" w:bidi="zh_TW"/>
@@ -30658,7 +30593,7 @@
         </w:rPr>
         <w:t>節是拿俄米和路得故事的結尾，而</w:t>
       </w:r>
-      <w:hyperlink r:id="rId30">
+      <w:hyperlink r:id="rId28">
         <w:r>
           <w:rPr>
             <w:lang w:val="zh_TW" w:bidi="zh_TW"/>
@@ -31148,7 +31083,7 @@
         </w:rPr>
         <w:t>請參閱</w:t>
       </w:r>
-      <w:hyperlink r:id="rId29">
+      <w:hyperlink r:id="rId27">
         <w:r>
           <w:rPr>
             <w:lang w:val="zh_TW" w:bidi="zh_TW"/>

--- a/zht/docx/08.content.docx
+++ b/zht/docx/08.content.docx
@@ -141,13 +141,6 @@
         <w:rPr>
           <w:lang w:val="zh_TW" w:bidi="zh_TW"/>
         </w:rPr>
-      </w:r>
-      <w:r>
-        <w:rPr>
-          <w:i/>
-          <w:lang w:val="zh_TW" w:bidi="zh_TW"/>
-        </w:rPr>
-        <w:t>路得記導論, 路得記 - 第 1 章 簡介, 路得記 1:1 (#1), 路得記 1:1 (#2), 路得記 1:1 (#3), 路得記 1:1 (#4), 路得記 1:2 (#1), 路得記 1:3 (#1), 路得記 1:4 (#1), 路得記 1:4 (#2), 路得記 1:5 (#1), 路得記 1:6 (#1), 路得記 1:6 (#2), 路得記 1:6 (#3), 路得記 1:6 (#4), 路得記 1:6 (#5), 路得記 1:6 (#6), 路得記 1:6 (#7), 路得記 1:7 (#1), 路得記 1:8 (#1), 路得記 1:8 (#2), 路得記 1:8 (#3), 路得記 1:8 (#4), 路得記 1:8 (#5), 路得記 1:8 (#6), 路得記 1:8 (#7), 路得記 1:9 (#1), 路得記 1:9 (#2), 路得記 1:9 (#3), 路得記 1:9 (#4), 路得記 1:10 (#1), 路得記 1:10 (#2), 路得記 1:10 (#3), 路得記 1:10 (#4), 路得記 1:11 (#1), 路得記 1:11 (#2), 路得記 1:11 (#3), 路得記 1:11 (#4), 路得記 1:12 (#1), 路得記 1:12 (#2), 路得記 1:12 (#3), 路得記 1:13 (#1), 路得記 1:13 (#2), 路得記 1:13 (#3), 路得記 1:13 (#4), 路得記 1:13 (#5), 路得記 1:14 (#1), 路得記 1:14 (#2), 路得記 1:15 (#1), 路得記 1:15 (#2), 路得記 1:15 (#3), 路得記 1:15 (#4), 路得記 1:15 (#5), 路得記 1:16 (#1), 路得記 1:16 (#2), 路得記 1:16 (#3), 路得記 1:17 (#1), 路得記 1:17 (#2), 路得記 1:17 (#3), 路得記 1:18 (#1), 路得記 1:18 (#2), 路得記 1:19 (#1), 路得記 1:19 (#2), 路得記 1:19 (#3), 路得記 1:19 (#4), 路得記 1:19 (#5), 路得記 1:20 (#1), 路得記 1:20 (#2), 路得記 1:21 (#1), 路得記 1:21 (#2), 路得記 1:21 (#3), 路得記 1:21 (#4), 路得記 1:21 (#5), 路得記 1:22 (#1), 路得記 1:22 (#2), 路得記 1:22 (#3), 路得記 - 第二章簡介, 路得記 2:1 (#1), 路得記 2:1 (#2), 路得記 2:1 (#3), 路得記 2:1 (#4), 路得記 2:2 (#1), 路得記 2:2 (#2), 路得記 2:2 (#3), 路得記 2:2 (#4), 路得記 2:3 (#1), 路得記 2:3 (#2), 路得記 2:4 (#1), 路得記 2:4 (#2), 路得記 2:4 (#3), 路得記 2:4 (#4), 路得記 2:5 (#1), 路得記 2:5 (#2), 路得記 2:6 (#1), 路得記 2:7 (#1), 路得記 2:7 (#2), 路得記 2:7 (#3), 路得記 2:8 (#1), 路得記 2:8 (#2), 路得記 2:9 (#1), 路得記 2:9 (#2), 路得記 2:9 (#3), 路得記 2:9 (#4), 路得記 2:9 (#5), 路得記 2:9 (#6), 路得記 2:10 (#1), 路得記 2:10 (#2), 路得記 2:10 (#3), 路得記 2:10 (#4), 路得記 2:10 (#5), 路得記 2:11 (#1), 路得記 2:11 (#2), 路得記 2:11 (#3), 路得記 2:11 (#4), 路得記 2:11 (#5), 路得記 2:12 (#1), 路得記 2:12 (#2), 路得記 2:12 (#3), 路得記 2:13 (#1), 路得記 2:13 (#2), 路得記 2:13 (#3), 路得記 2:13 (#4), 路得記 2:13 (#5), 路得記 2:13 (#6), 路得記 2:14 (#1), 路得記 2:14 (#2), 路得記 2:14 (#3), 路得記 2:14 (#4), 路得記 2:15 (#1), 路得記 2:15 (#2), 路得記 2:15 (#3), 路得記 2:16 (#1), 路得記 2:16 (#2), 路得記 2:17 (#1), 路得記 2:17 (#2), 路得記 2:18 (#1), 路得記 2:19 (#1), 路得記 2:19 (#2), 路得記 2:19 (#3), 路得記 2:19 (#4), 路得記 2:19 (#5), 路得記 2:20 (#1), 路得記 2:20 (#2), 路得記 2:20 (#3), 路得記 2:20 (#4), 路得記 2:20 (#5), 路得記 2:20 (#6), 路得記 2:20 (#7), 路得記 2:20 (#8), 路得記 2:21 (#1), 路得記 2:21 (#2), 路得記 2:21 (#3), 路得記 2:22 (#1), 路得記 2:22 (#2), 路得記 2:23 (#1), 路得記 2:23 (#2), 路得記 - 第三章簡介, 路得記 3:1 (#1), 路得記 3:1 (#2), 路得記 3:1 (#3), 路得記 3:1 (#4), 路得記 3:1 (#5), 路得記 3:1 (#6), 路得記 3:1 (#7), 路得記 3:2 (#1), 路得記 3:2 (#2), 路得記 3:2 (#3), 路得記 3:2 (#4), 路得記 3:3 (#1), 路得記 3:3 (#2), 路得 記3:3 (#3), 路得記 3:4 (#1), 路得記 3:4 (#2), 路得記 3:4 (#3), 路得記 3:4 (#4), 路得記 3:4 (#5), 路得記 3:6 (#1), 路得記 3:7 (#1), 路得記 3:7 (#2), 路得 3:7 (#3), 路得記 3:8 (#1), 路得記 3:8 (#2), 路得記 3:8 (#3), 路得記 3:9 (#1), 路得記 3:9 (#2), 路得記 3:9 (#3), 路得記 3:10 (#1), 路得記 3:10 (#2), 路得記 3:10 (#3), 路得 3:10 (#4), 路得記 3:10 (#5), 路得記 3:11 (#1), 路得記 3:11 (#2), 路得記 3:11 (#3), 路得記 3:11 (#4), 路得記 3:12 (#1), 路得記 3:12 (#2), 路得記 3:12 (#3), 路得記 3:13 (#1), 路得記 3:13 (#2), 路得記 3:13 (#3), 路得記 3:14 (#1), 路得記 3:14 (#2), 路得記 3:14 (#3), 路得記 3:14 (#4), 路得記 3:15 (#1), 路得記 3:15 (#2), 路得記 3:15 (#3), 路得記 3:15 (#4), 路得記 3:16 (#1), 路得記 3:16 (#2), 路得記 3:16 (#3), 路得記 3:17 (#1), 路得記 3:17 (#2), 路得記 3:17 (#3), 路得記 3:18 (#1), 路得記 3:18 (#2), 路得記 3:18 (#3), 路得記 3:18 (#4), 路得間接肯定法 3:18 (#5), 路得記 - 第四章簡介, 路得記 4:1 (#1), 路得記 4:1 (#2), 路得記 4:1 (#3), 路得記 4:1 (#4), 路得記 4:1 (#5), 路得記 4:1 (#6), 路得記 4:2 (#1), 路得記 4:3 (#1), 路得記 4:4 (#1), 路得記 4:4 (#2), 路得記 4:4 (#3), 路得記 4:4 (#4), 路得記 4:4 (#5), 路得記 4:4 (#6), 路得記 4:5 (#1), 路得記 4:5 (#2), 路得記 4:5 (#3), 路得記 4:5 (#4), 路得記 4:5 (#5), 路得記 4:5 (#6), 路得記 4:6 (#1), 路得記 4:6 (#2), 路得記 4:7 (#1), 路得記 4:7 (#2), 路得記 4:7 (#3), 路得記 4:7 (#4), 路得記 4:8 (#1), 路得記 4:8 (#2), 路得記 4:8 (#3), 路得記 4:9 (#1), 路得記 4:9 (#2), 路得記 4:9 (#3), 路得記 4:10 (#1), 路得記 4:10 (#2), 路得記 4:10 (#3), 路得記 4:10 (#4), 路得記 4:10 (#5), 路得記 4:10 (#6), 路得 記4:10 (#7), 路得記 4:11 (#1), 路得記 4:11 (#2), 路得記 4:11 (#3), 路得記 4:11 (#4), 路得記 4:11 (#5), 路得記 4:11 (#6), 路得記 4:11 (#7), 路得記 4:12 (#1), 路得記 4:12 (#2), 路得記 4:13 (#1), 路得記 4:13 (#2), 路得記 4:13 (#3), 路得記 4:14 (#1), 路得記 4:14 (#2), 路得記 4:14 (#3), 路得記 4:14 (#4), 路得記 4:14 (#5), 路得記 4:15 (#1), 路得記 4:15 (#2), 路得記 4:15 (#3), 路得記 4:15 (#4), 路得記 4:16 (#1), 路得記 4:16 (#2), 路得記 4:17 (#1), 路得記 4:17 (#2), 路得記 4:17 (#3), 路得 記4:17 (#4), 路得記 4:17 (#5), 路得記 4:18 (#1), 路得記 4:18 (#2), 路得記 4:19 (#1), 路得 4:20 (#1), 路得 4:22 (#1)</w:t>
       </w:r>
       <w:r>
         <w:rPr>

--- a/zht/docx/08.content.docx
+++ b/zht/docx/08.content.docx
@@ -19,7 +19,7 @@
         <w:rPr>
           <w:lang w:val="zh_TW" w:bidi="zh_TW"/>
         </w:rPr>
-        <w:t>Resource: 翻譯筆記 (unfoldingWord)</w:t>
+        <w:t>Resource: unfoldingWord® Translation Notes</w:t>
       </w:r>
       <w:r>
         <w:rPr>
@@ -90,7 +90,7 @@
         <w:rPr>
           <w:lang w:val="zh_TW" w:bidi="zh_TW"/>
         </w:rPr>
-        <w:t>翻譯筆記 (unfoldingWord)</w:t>
+        <w:t>unfoldingWord® Translation Notes</w:t>
       </w:r>
     </w:p>
     <w:p>

--- a/zht/docx/08.content.docx
+++ b/zht/docx/08.content.docx
@@ -834,6 +834,20 @@
       </w:r>
       <w:r>
         <w:rPr>
+          <w:lang w:val="zh_TW" w:bidi="zh_TW"/>
+        </w:rPr>
+        <w:t>בִּ⁠ימֵי֙ שְׁפֹ֣ט הַ⁠שֹּׁפְטִ֔ים</w:t>
+      </w:r>
+    </w:p>
+    <w:p>
+      <w:pPr/>
+      <w:r>
+        <w:rPr>
+          <w:lang w:val="zh_TW" w:bidi="zh_TW"/>
+        </w:rPr>
+      </w:r>
+      <w:r>
+        <w:rPr>
           <w:b/>
           <w:lang w:val="zh_TW" w:bidi="zh_TW"/>
         </w:rPr>
@@ -930,6 +944,20 @@
       </w:r>
       <w:r>
         <w:rPr>
+          <w:lang w:val="zh_TW" w:bidi="zh_TW"/>
+        </w:rPr>
+        <w:t>בָּ⁠אָ֑רֶץ</w:t>
+      </w:r>
+    </w:p>
+    <w:p>
+      <w:pPr/>
+      <w:r>
+        <w:rPr>
+          <w:lang w:val="zh_TW" w:bidi="zh_TW"/>
+        </w:rPr>
+      </w:r>
+      <w:r>
+        <w:rPr>
           <w:b/>
           <w:lang w:val="zh_TW" w:bidi="zh_TW"/>
         </w:rPr>
@@ -1026,6 +1054,20 @@
       </w:r>
       <w:r>
         <w:rPr>
+          <w:lang w:val="zh_TW" w:bidi="zh_TW"/>
+        </w:rPr>
+        <w:t>אִ֜ישׁ</w:t>
+      </w:r>
+    </w:p>
+    <w:p>
+      <w:pPr/>
+      <w:r>
+        <w:rPr>
+          <w:lang w:val="zh_TW" w:bidi="zh_TW"/>
+        </w:rPr>
+      </w:r>
+      <w:r>
+        <w:rPr>
           <w:b/>
           <w:lang w:val="zh_TW" w:bidi="zh_TW"/>
         </w:rPr>
@@ -1109,6 +1151,20 @@
       </w:r>
       <w:r>
         <w:rPr>
+          <w:lang w:val="zh_TW" w:bidi="zh_TW"/>
+        </w:rPr>
+        <w:t>אֶפְרָתִ֔ים</w:t>
+      </w:r>
+    </w:p>
+    <w:p>
+      <w:pPr/>
+      <w:r>
+        <w:rPr>
+          <w:lang w:val="zh_TW" w:bidi="zh_TW"/>
+        </w:rPr>
+      </w:r>
+      <w:r>
+        <w:rPr>
           <w:b/>
           <w:lang w:val="zh_TW" w:bidi="zh_TW"/>
         </w:rPr>
@@ -1199,6 +1255,20 @@
       </w:r>
       <w:r>
         <w:rPr>
+          <w:lang w:val="zh_TW" w:bidi="zh_TW"/>
+        </w:rPr>
+        <w:t>וַ⁠תִּשָּׁאֵ֥ר הִ֖יא וּ⁠שְׁנֵ֥י בָנֶֽי⁠הָ</w:t>
+      </w:r>
+    </w:p>
+    <w:p>
+      <w:pPr/>
+      <w:r>
+        <w:rPr>
+          <w:lang w:val="zh_TW" w:bidi="zh_TW"/>
+        </w:rPr>
+      </w:r>
+      <w:r>
+        <w:rPr>
           <w:b/>
           <w:lang w:val="zh_TW" w:bidi="zh_TW"/>
         </w:rPr>
@@ -1288,6 +1358,20 @@
       </w:r>
       <w:r>
         <w:rPr>
+          <w:lang w:val="zh_TW" w:bidi="zh_TW"/>
+        </w:rPr>
+        <w:t>וַ⁠יִּשְׂא֣וּ לָ⁠הֶ֗ם נָשִׁים֙</w:t>
+      </w:r>
+    </w:p>
+    <w:p>
+      <w:pPr/>
+      <w:r>
+        <w:rPr>
+          <w:lang w:val="zh_TW" w:bidi="zh_TW"/>
+        </w:rPr>
+      </w:r>
+      <w:r>
+        <w:rPr>
           <w:b/>
           <w:lang w:val="zh_TW" w:bidi="zh_TW"/>
         </w:rPr>
@@ -1384,6 +1468,20 @@
       </w:r>
       <w:r>
         <w:rPr>
+          <w:lang w:val="zh_TW" w:bidi="zh_TW"/>
+        </w:rPr>
+        <w:t>שֵׁ֤ם הָֽ⁠אַחַת֙ עָרְפָּ֔ה וְ⁠שֵׁ֥ם הַ⁠שֵּׁנִ֖ית ר֑וּת</w:t>
+      </w:r>
+    </w:p>
+    <w:p>
+      <w:pPr/>
+      <w:r>
+        <w:rPr>
+          <w:lang w:val="zh_TW" w:bidi="zh_TW"/>
+        </w:rPr>
+      </w:r>
+      <w:r>
+        <w:rPr>
           <w:b/>
           <w:lang w:val="zh_TW" w:bidi="zh_TW"/>
         </w:rPr>
@@ -1447,6 +1545,20 @@
       </w:r>
       <w:r>
         <w:rPr>
+          <w:lang w:val="zh_TW" w:bidi="zh_TW"/>
+        </w:rPr>
+        <w:t>וַ⁠תִּשָּׁאֵר֙ הָֽ⁠אִשָּׁ֔ה מִ⁠שְּׁנֵ֥י יְלָדֶ֖י⁠הָ וּ⁠מֵ⁠אִישָֽׁ⁠הּ</w:t>
+      </w:r>
+    </w:p>
+    <w:p>
+      <w:pPr/>
+      <w:r>
+        <w:rPr>
+          <w:lang w:val="zh_TW" w:bidi="zh_TW"/>
+        </w:rPr>
+      </w:r>
+      <w:r>
+        <w:rPr>
           <w:b/>
           <w:lang w:val="zh_TW" w:bidi="zh_TW"/>
         </w:rPr>
@@ -1536,6 +1648,20 @@
       </w:r>
       <w:r>
         <w:rPr>
+          <w:lang w:val="zh_TW" w:bidi="zh_TW"/>
+        </w:rPr>
+        <w:t>וַ⁠תָּ֤קָם הִיא֙ וְ⁠כַלֹּתֶ֔י⁠הָ וַ⁠תָּ֖שָׁב</w:t>
+      </w:r>
+    </w:p>
+    <w:p>
+      <w:pPr/>
+      <w:r>
+        <w:rPr>
+          <w:lang w:val="zh_TW" w:bidi="zh_TW"/>
+        </w:rPr>
+      </w:r>
+      <w:r>
+        <w:rPr>
           <w:b/>
           <w:lang w:val="zh_TW" w:bidi="zh_TW"/>
         </w:rPr>
@@ -1619,6 +1745,20 @@
       </w:r>
       <w:r>
         <w:rPr>
+          <w:lang w:val="zh_TW" w:bidi="zh_TW"/>
+        </w:rPr>
+        <w:t>וַ⁠תָּ֤קָם הִיא֙ וְ⁠כַלֹּתֶ֔י⁠הָ וַ⁠תָּ֖שָׁב</w:t>
+      </w:r>
+    </w:p>
+    <w:p>
+      <w:pPr/>
+      <w:r>
+        <w:rPr>
+          <w:lang w:val="zh_TW" w:bidi="zh_TW"/>
+        </w:rPr>
+      </w:r>
+      <w:r>
+        <w:rPr>
           <w:b/>
           <w:lang w:val="zh_TW" w:bidi="zh_TW"/>
         </w:rPr>
@@ -1785,6 +1925,20 @@
       </w:r>
       <w:r>
         <w:rPr>
+          <w:lang w:val="zh_TW" w:bidi="zh_TW"/>
+        </w:rPr>
+        <w:t>כִּ֤י שָֽׁמְעָה֙ בִּ⁠שְׂדֵ֣ה מוֹאָ֔ב כִּֽי־פָקַ֤ד יְהוָה֙ אֶת־עַמּ֔⁠וֹ לָ⁠תֵ֥ת לָ⁠הֶ֖ם לָֽחֶם</w:t>
+      </w:r>
+    </w:p>
+    <w:p>
+      <w:pPr/>
+      <w:r>
+        <w:rPr>
+          <w:lang w:val="zh_TW" w:bidi="zh_TW"/>
+        </w:rPr>
+      </w:r>
+      <w:r>
+        <w:rPr>
           <w:b/>
           <w:lang w:val="zh_TW" w:bidi="zh_TW"/>
         </w:rPr>
@@ -1868,6 +2022,20 @@
       </w:r>
       <w:r>
         <w:rPr>
+          <w:lang w:val="zh_TW" w:bidi="zh_TW"/>
+        </w:rPr>
+        <w:t>שָֽׁמְעָה֙ בִּ⁠שְׂדֵ֣ה מוֹאָ֔ב</w:t>
+      </w:r>
+    </w:p>
+    <w:p>
+      <w:pPr/>
+      <w:r>
+        <w:rPr>
+          <w:lang w:val="zh_TW" w:bidi="zh_TW"/>
+        </w:rPr>
+      </w:r>
+      <w:r>
+        <w:rPr>
           <w:b/>
           <w:lang w:val="zh_TW" w:bidi="zh_TW"/>
         </w:rPr>
@@ -1951,6 +2119,20 @@
       </w:r>
       <w:r>
         <w:rPr>
+          <w:lang w:val="zh_TW" w:bidi="zh_TW"/>
+        </w:rPr>
+        <w:t>פָקַ֤ד &amp; אֶת־עַמּ֔⁠וֹ</w:t>
+      </w:r>
+    </w:p>
+    <w:p>
+      <w:pPr/>
+      <w:r>
+        <w:rPr>
+          <w:lang w:val="zh_TW" w:bidi="zh_TW"/>
+        </w:rPr>
+      </w:r>
+      <w:r>
+        <w:rPr>
           <w:b/>
           <w:lang w:val="zh_TW" w:bidi="zh_TW"/>
         </w:rPr>
@@ -2047,6 +2229,20 @@
       </w:r>
       <w:r>
         <w:rPr>
+          <w:lang w:val="zh_TW" w:bidi="zh_TW"/>
+        </w:rPr>
+        <w:t>לָ⁠תֵ֥ת לָ⁠הֶ֖ם לָֽחֶם</w:t>
+      </w:r>
+    </w:p>
+    <w:p>
+      <w:pPr/>
+      <w:r>
+        <w:rPr>
+          <w:lang w:val="zh_TW" w:bidi="zh_TW"/>
+        </w:rPr>
+      </w:r>
+      <w:r>
+        <w:rPr>
           <w:b/>
           <w:lang w:val="zh_TW" w:bidi="zh_TW"/>
         </w:rPr>
@@ -2269,6 +2465,20 @@
       </w:r>
       <w:r>
         <w:rPr>
+          <w:lang w:val="zh_TW" w:bidi="zh_TW"/>
+        </w:rPr>
+        <w:t>לֵ֣כְנָה שֹּׁ֔בְנָה אִשָּׁ֖ה</w:t>
+      </w:r>
+    </w:p>
+    <w:p>
+      <w:pPr/>
+      <w:r>
+        <w:rPr>
+          <w:lang w:val="zh_TW" w:bidi="zh_TW"/>
+        </w:rPr>
+      </w:r>
+      <w:r>
+        <w:rPr>
           <w:b/>
           <w:lang w:val="zh_TW" w:bidi="zh_TW"/>
         </w:rPr>
@@ -2352,6 +2562,20 @@
       </w:r>
       <w:r>
         <w:rPr>
+          <w:lang w:val="zh_TW" w:bidi="zh_TW"/>
+        </w:rPr>
+        <w:t>לֵ֣כְנָה שֹּׁ֔בְנָה אִשָּׁ֖ה לְ⁠בֵ֣ית אִמָּ֑⁠הּ</w:t>
+      </w:r>
+    </w:p>
+    <w:p>
+      <w:pPr/>
+      <w:r>
+        <w:rPr>
+          <w:lang w:val="zh_TW" w:bidi="zh_TW"/>
+        </w:rPr>
+      </w:r>
+      <w:r>
+        <w:rPr>
           <w:b/>
           <w:lang w:val="zh_TW" w:bidi="zh_TW"/>
         </w:rPr>
@@ -2478,6 +2702,20 @@
       </w:r>
       <w:r>
         <w:rPr>
+          <w:lang w:val="zh_TW" w:bidi="zh_TW"/>
+        </w:rPr>
+        <w:t>יעשה יְהוָ֤ה עִמָּ⁠כֶם֙ חֶ֔סֶד כַּ⁠אֲשֶׁ֧ר עֲשִׂיתֶ֛ם עִם־הַ⁠מֵּתִ֖ים וְ⁠עִמָּדִֽ⁠י</w:t>
+      </w:r>
+    </w:p>
+    <w:p>
+      <w:pPr/>
+      <w:r>
+        <w:rPr>
+          <w:lang w:val="zh_TW" w:bidi="zh_TW"/>
+        </w:rPr>
+      </w:r>
+      <w:r>
+        <w:rPr>
           <w:b/>
           <w:lang w:val="zh_TW" w:bidi="zh_TW"/>
         </w:rPr>
@@ -2561,6 +2799,20 @@
       </w:r>
       <w:r>
         <w:rPr>
+          <w:lang w:val="zh_TW" w:bidi="zh_TW"/>
+        </w:rPr>
+        <w:t>עִם־הַ⁠מֵּתִ֖ים</w:t>
+      </w:r>
+    </w:p>
+    <w:p>
+      <w:pPr/>
+      <w:r>
+        <w:rPr>
+          <w:lang w:val="zh_TW" w:bidi="zh_TW"/>
+        </w:rPr>
+      </w:r>
+      <w:r>
+        <w:rPr>
           <w:b/>
           <w:lang w:val="zh_TW" w:bidi="zh_TW"/>
         </w:rPr>
@@ -2671,6 +2923,20 @@
       </w:r>
       <w:r>
         <w:rPr>
+          <w:lang w:val="zh_TW" w:bidi="zh_TW"/>
+        </w:rPr>
+        <w:t>חֶ֔סֶד</w:t>
+      </w:r>
+    </w:p>
+    <w:p>
+      <w:pPr/>
+      <w:r>
+        <w:rPr>
+          <w:lang w:val="zh_TW" w:bidi="zh_TW"/>
+        </w:rPr>
+      </w:r>
+      <w:r>
+        <w:rPr>
           <w:b/>
           <w:lang w:val="zh_TW" w:bidi="zh_TW"/>
         </w:rPr>
@@ -2850,6 +3116,20 @@
       </w:r>
       <w:r>
         <w:rPr>
+          <w:lang w:val="zh_TW" w:bidi="zh_TW"/>
+        </w:rPr>
+        <w:t>וּ⁠מְצֶ֣אןָ מְנוּחָ֔ה</w:t>
+      </w:r>
+    </w:p>
+    <w:p>
+      <w:pPr/>
+      <w:r>
+        <w:rPr>
+          <w:lang w:val="zh_TW" w:bidi="zh_TW"/>
+        </w:rPr>
+      </w:r>
+      <w:r>
+        <w:rPr>
           <w:b/>
           <w:lang w:val="zh_TW" w:bidi="zh_TW"/>
         </w:rPr>
@@ -2946,6 +3226,20 @@
       </w:r>
       <w:r>
         <w:rPr>
+          <w:lang w:val="zh_TW" w:bidi="zh_TW"/>
+        </w:rPr>
+        <w:t>בֵּ֣ית אִישָׁ֑⁠הּ</w:t>
+      </w:r>
+    </w:p>
+    <w:p>
+      <w:pPr/>
+      <w:r>
+        <w:rPr>
+          <w:lang w:val="zh_TW" w:bidi="zh_TW"/>
+        </w:rPr>
+      </w:r>
+      <w:r>
+        <w:rPr>
           <w:b/>
           <w:lang w:val="zh_TW" w:bidi="zh_TW"/>
         </w:rPr>
@@ -3042,6 +3336,20 @@
       </w:r>
       <w:r>
         <w:rPr>
+          <w:lang w:val="zh_TW" w:bidi="zh_TW"/>
+        </w:rPr>
+        <w:t>וַ⁠תִּשֶּׂ֥אנָה קוֹלָ֖⁠ן וַ⁠תִּבְכֶּֽינָה</w:t>
+      </w:r>
+    </w:p>
+    <w:p>
+      <w:pPr/>
+      <w:r>
+        <w:rPr>
+          <w:lang w:val="zh_TW" w:bidi="zh_TW"/>
+        </w:rPr>
+      </w:r>
+      <w:r>
+        <w:rPr>
           <w:b/>
           <w:lang w:val="zh_TW" w:bidi="zh_TW"/>
         </w:rPr>
@@ -3125,6 +3433,20 @@
       </w:r>
       <w:r>
         <w:rPr>
+          <w:lang w:val="zh_TW" w:bidi="zh_TW"/>
+        </w:rPr>
+        <w:t>נָשׁ֖וּב</w:t>
+      </w:r>
+    </w:p>
+    <w:p>
+      <w:pPr/>
+      <w:r>
+        <w:rPr>
+          <w:lang w:val="zh_TW" w:bidi="zh_TW"/>
+        </w:rPr>
+      </w:r>
+      <w:r>
+        <w:rPr>
           <w:b/>
           <w:lang w:val="zh_TW" w:bidi="zh_TW"/>
         </w:rPr>
@@ -3234,6 +3556,20 @@
       </w:r>
       <w:r>
         <w:rPr>
+          <w:lang w:val="zh_TW" w:bidi="zh_TW"/>
+        </w:rPr>
+        <w:t>וַ⁠תֹּאמַ֖רְנָה</w:t>
+      </w:r>
+    </w:p>
+    <w:p>
+      <w:pPr/>
+      <w:r>
+        <w:rPr>
+          <w:lang w:val="zh_TW" w:bidi="zh_TW"/>
+        </w:rPr>
+      </w:r>
+      <w:r>
+        <w:rPr>
           <w:b/>
           <w:lang w:val="zh_TW" w:bidi="zh_TW"/>
         </w:rPr>
@@ -3330,6 +3666,20 @@
       </w:r>
       <w:r>
         <w:rPr>
+          <w:lang w:val="zh_TW" w:bidi="zh_TW"/>
+        </w:rPr>
+        <w:t>כִּי</w:t>
+      </w:r>
+    </w:p>
+    <w:p>
+      <w:pPr/>
+      <w:r>
+        <w:rPr>
+          <w:lang w:val="zh_TW" w:bidi="zh_TW"/>
+        </w:rPr>
+      </w:r>
+      <w:r>
+        <w:rPr>
           <w:b/>
           <w:lang w:val="zh_TW" w:bidi="zh_TW"/>
         </w:rPr>
@@ -3426,6 +3776,20 @@
       </w:r>
       <w:r>
         <w:rPr>
+          <w:lang w:val="zh_TW" w:bidi="zh_TW"/>
+        </w:rPr>
+        <w:t>אִתָּ֥⁠ךְ</w:t>
+      </w:r>
+    </w:p>
+    <w:p>
+      <w:pPr/>
+      <w:r>
+        <w:rPr>
+          <w:lang w:val="zh_TW" w:bidi="zh_TW"/>
+        </w:rPr>
+      </w:r>
+      <w:r>
+        <w:rPr>
           <w:b/>
           <w:lang w:val="zh_TW" w:bidi="zh_TW"/>
         </w:rPr>
@@ -3522,6 +3886,20 @@
       </w:r>
       <w:r>
         <w:rPr>
+          <w:lang w:val="zh_TW" w:bidi="zh_TW"/>
+        </w:rPr>
+        <w:t>וַ⁠תֹּ֤אמֶר נָעֳמִי֙</w:t>
+      </w:r>
+    </w:p>
+    <w:p>
+      <w:pPr/>
+      <w:r>
+        <w:rPr>
+          <w:lang w:val="zh_TW" w:bidi="zh_TW"/>
+        </w:rPr>
+      </w:r>
+      <w:r>
+        <w:rPr>
           <w:b/>
           <w:lang w:val="zh_TW" w:bidi="zh_TW"/>
         </w:rPr>
@@ -3618,6 +3996,20 @@
       </w:r>
       <w:r>
         <w:rPr>
+          <w:lang w:val="zh_TW" w:bidi="zh_TW"/>
+        </w:rPr>
+        <w:t>בְנֹתַ֔⁠י</w:t>
+      </w:r>
+    </w:p>
+    <w:p>
+      <w:pPr/>
+      <w:r>
+        <w:rPr>
+          <w:lang w:val="zh_TW" w:bidi="zh_TW"/>
+        </w:rPr>
+      </w:r>
+      <w:r>
+        <w:rPr>
           <w:b/>
           <w:lang w:val="zh_TW" w:bidi="zh_TW"/>
         </w:rPr>
@@ -3694,6 +4086,20 @@
       </w:r>
       <w:r>
         <w:rPr>
+          <w:lang w:val="zh_TW" w:bidi="zh_TW"/>
+        </w:rPr>
+        <w:t>לָ֥⁠מָּה תֵלַ֖כְנָה עִמִּ֑⁠י</w:t>
+      </w:r>
+    </w:p>
+    <w:p>
+      <w:pPr/>
+      <w:r>
+        <w:rPr>
+          <w:lang w:val="zh_TW" w:bidi="zh_TW"/>
+        </w:rPr>
+      </w:r>
+      <w:r>
+        <w:rPr>
           <w:b/>
           <w:lang w:val="zh_TW" w:bidi="zh_TW"/>
         </w:rPr>
@@ -3789,6 +4195,20 @@
       </w:r>
       <w:r>
         <w:rPr>
+          <w:lang w:val="zh_TW" w:bidi="zh_TW"/>
+        </w:rPr>
+        <w:t>הַֽ⁠עֽוֹד־לִ֤⁠י בָנִים֙ בְּֽ⁠מֵעַ֔⁠י וְ⁠הָי֥וּ לָ⁠כֶ֖ם לַ⁠אֲנָשִֽׁים</w:t>
+      </w:r>
+    </w:p>
+    <w:p>
+      <w:pPr/>
+      <w:r>
+        <w:rPr>
+          <w:lang w:val="zh_TW" w:bidi="zh_TW"/>
+        </w:rPr>
+      </w:r>
+      <w:r>
+        <w:rPr>
           <w:b/>
           <w:lang w:val="zh_TW" w:bidi="zh_TW"/>
         </w:rPr>
@@ -3872,6 +4292,20 @@
       </w:r>
       <w:r>
         <w:rPr>
+          <w:lang w:val="zh_TW" w:bidi="zh_TW"/>
+        </w:rPr>
+        <w:t>זָקַ֖נְתִּי מִ⁠הְי֣וֹת לְ⁠אִ֑ישׁ</w:t>
+      </w:r>
+    </w:p>
+    <w:p>
+      <w:pPr/>
+      <w:r>
+        <w:rPr>
+          <w:lang w:val="zh_TW" w:bidi="zh_TW"/>
+        </w:rPr>
+      </w:r>
+      <w:r>
+        <w:rPr>
           <w:b/>
           <w:lang w:val="zh_TW" w:bidi="zh_TW"/>
         </w:rPr>
@@ -3955,6 +4389,20 @@
       </w:r>
       <w:r>
         <w:rPr>
+          <w:lang w:val="zh_TW" w:bidi="zh_TW"/>
+        </w:rPr>
+        <w:t>כִּ֤י אָמַ֨רְתִּי֙ יֶשׁ־לִ֣⁠י תִקְוָ֔ה גַּ֣ם הָיִ֤יתִי הַ⁠לַּ֨יְלָה֙ לְ⁠אִ֔ישׁ וְ⁠גַ֖ם יָלַ֥דְתִּי בָנִֽים</w:t>
+      </w:r>
+    </w:p>
+    <w:p>
+      <w:pPr/>
+      <w:r>
+        <w:rPr>
+          <w:lang w:val="zh_TW" w:bidi="zh_TW"/>
+        </w:rPr>
+      </w:r>
+      <w:r>
+        <w:rPr>
           <w:b/>
           <w:lang w:val="zh_TW" w:bidi="zh_TW"/>
         </w:rPr>
@@ -4101,6 +4549,20 @@
       </w:r>
       <w:r>
         <w:rPr>
+          <w:lang w:val="zh_TW" w:bidi="zh_TW"/>
+        </w:rPr>
+        <w:t>הֲ⁠לָהֵ֣ן ׀ תְּשַׂבֵּ֗רְנָה עַ֚ד אֲשֶׁ֣ר יִגְדָּ֔לוּ הֲ⁠לָהֵן֙ תֵּֽעָגֵ֔נָה לְ⁠בִלְתִּ֖י הֱי֣וֹת לְ⁠אִ֑ישׁ</w:t>
+      </w:r>
+    </w:p>
+    <w:p>
+      <w:pPr/>
+      <w:r>
+        <w:rPr>
+          <w:lang w:val="zh_TW" w:bidi="zh_TW"/>
+        </w:rPr>
+      </w:r>
+      <w:r>
+        <w:rPr>
           <w:b/>
           <w:lang w:val="zh_TW" w:bidi="zh_TW"/>
         </w:rPr>
@@ -4184,6 +4646,20 @@
       </w:r>
       <w:r>
         <w:rPr>
+          <w:lang w:val="zh_TW" w:bidi="zh_TW"/>
+        </w:rPr>
+        <w:t>הֲ⁠לָהֵ֣ן ׀ תְּשַׂבֵּ֗רְנָה עַ֚ד אֲשֶׁ֣ר יִגְדָּ֔לוּ הֲ⁠לָהֵן֙ תֵּֽעָגֵ֔נָה לְ⁠בִלְתִּ֖י הֱי֣וֹת לְ⁠אִ֑ישׁ</w:t>
+      </w:r>
+    </w:p>
+    <w:p>
+      <w:pPr/>
+      <w:r>
+        <w:rPr>
+          <w:lang w:val="zh_TW" w:bidi="zh_TW"/>
+        </w:rPr>
+      </w:r>
+      <w:r>
+        <w:rPr>
           <w:b/>
           <w:lang w:val="zh_TW" w:bidi="zh_TW"/>
         </w:rPr>
@@ -4247,6 +4723,20 @@
       </w:r>
       <w:r>
         <w:rPr>
+          <w:lang w:val="zh_TW" w:bidi="zh_TW"/>
+        </w:rPr>
+        <w:t>מַר־לִ֤⁠י מְאֹד֙</w:t>
+      </w:r>
+    </w:p>
+    <w:p>
+      <w:pPr/>
+      <w:r>
+        <w:rPr>
+          <w:lang w:val="zh_TW" w:bidi="zh_TW"/>
+        </w:rPr>
+      </w:r>
+      <w:r>
+        <w:rPr>
           <w:b/>
           <w:lang w:val="zh_TW" w:bidi="zh_TW"/>
         </w:rPr>
@@ -4330,6 +4820,20 @@
       </w:r>
       <w:r>
         <w:rPr>
+          <w:lang w:val="zh_TW" w:bidi="zh_TW"/>
+        </w:rPr>
+        <w:t>יָצְאָ֥ה בִ֖⁠י יַד־יְהוָֽה</w:t>
+      </w:r>
+    </w:p>
+    <w:p>
+      <w:pPr/>
+      <w:r>
+        <w:rPr>
+          <w:lang w:val="zh_TW" w:bidi="zh_TW"/>
+        </w:rPr>
+      </w:r>
+      <w:r>
+        <w:rPr>
           <w:b/>
           <w:lang w:val="zh_TW" w:bidi="zh_TW"/>
         </w:rPr>
@@ -4426,6 +4930,20 @@
       </w:r>
       <w:r>
         <w:rPr>
+          <w:lang w:val="zh_TW" w:bidi="zh_TW"/>
+        </w:rPr>
+        <w:t>יָצְאָ֥ה בִ֖⁠י יַד־יְהוָֽה</w:t>
+      </w:r>
+    </w:p>
+    <w:p>
+      <w:pPr/>
+      <w:r>
+        <w:rPr>
+          <w:lang w:val="zh_TW" w:bidi="zh_TW"/>
+        </w:rPr>
+      </w:r>
+      <w:r>
+        <w:rPr>
           <w:b/>
           <w:lang w:val="zh_TW" w:bidi="zh_TW"/>
         </w:rPr>
@@ -4509,6 +5027,20 @@
       </w:r>
       <w:r>
         <w:rPr>
+          <w:lang w:val="zh_TW" w:bidi="zh_TW"/>
+        </w:rPr>
+        <w:t>וַ⁠תִּשֶּׂ֣נָה קוֹלָ֔⁠ן וַ⁠תִּבְכֶּ֖ינָה</w:t>
+      </w:r>
+    </w:p>
+    <w:p>
+      <w:pPr/>
+      <w:r>
+        <w:rPr>
+          <w:lang w:val="zh_TW" w:bidi="zh_TW"/>
+        </w:rPr>
+      </w:r>
+      <w:r>
+        <w:rPr>
           <w:b/>
           <w:lang w:val="zh_TW" w:bidi="zh_TW"/>
         </w:rPr>
@@ -4605,6 +5137,20 @@
       </w:r>
       <w:r>
         <w:rPr>
+          <w:lang w:val="zh_TW" w:bidi="zh_TW"/>
+        </w:rPr>
+        <w:t>וְ⁠ר֖וּת דָּ֥בְקָה בָּֽ⁠הּ</w:t>
+      </w:r>
+    </w:p>
+    <w:p>
+      <w:pPr/>
+      <w:r>
+        <w:rPr>
+          <w:lang w:val="zh_TW" w:bidi="zh_TW"/>
+        </w:rPr>
+      </w:r>
+      <w:r>
+        <w:rPr>
           <w:b/>
           <w:lang w:val="zh_TW" w:bidi="zh_TW"/>
         </w:rPr>
@@ -4688,6 +5234,20 @@
       </w:r>
       <w:r>
         <w:rPr>
+          <w:lang w:val="zh_TW" w:bidi="zh_TW"/>
+        </w:rPr>
+        <w:t>הִנֵּה֙</w:t>
+      </w:r>
+    </w:p>
+    <w:p>
+      <w:pPr/>
+      <w:r>
+        <w:rPr>
+          <w:lang w:val="zh_TW" w:bidi="zh_TW"/>
+        </w:rPr>
+      </w:r>
+      <w:r>
+        <w:rPr>
           <w:b/>
           <w:lang w:val="zh_TW" w:bidi="zh_TW"/>
         </w:rPr>
@@ -4880,6 +5440,20 @@
       </w:r>
       <w:r>
         <w:rPr>
+          <w:lang w:val="zh_TW" w:bidi="zh_TW"/>
+        </w:rPr>
+        <w:t>עַמָּ֖⁠הּ</w:t>
+      </w:r>
+    </w:p>
+    <w:p>
+      <w:pPr/>
+      <w:r>
+        <w:rPr>
+          <w:lang w:val="zh_TW" w:bidi="zh_TW"/>
+        </w:rPr>
+      </w:r>
+      <w:r>
+        <w:rPr>
           <w:b/>
           <w:lang w:val="zh_TW" w:bidi="zh_TW"/>
         </w:rPr>
@@ -4976,6 +5550,20 @@
       </w:r>
       <w:r>
         <w:rPr>
+          <w:lang w:val="zh_TW" w:bidi="zh_TW"/>
+        </w:rPr>
+        <w:t>אֱלֹהֶ֑י⁠הָ</w:t>
+      </w:r>
+    </w:p>
+    <w:p>
+      <w:pPr/>
+      <w:r>
+        <w:rPr>
+          <w:lang w:val="zh_TW" w:bidi="zh_TW"/>
+        </w:rPr>
+      </w:r>
+      <w:r>
+        <w:rPr>
           <w:b/>
           <w:lang w:val="zh_TW" w:bidi="zh_TW"/>
         </w:rPr>
@@ -5072,6 +5660,20 @@
       </w:r>
       <w:r>
         <w:rPr>
+          <w:lang w:val="zh_TW" w:bidi="zh_TW"/>
+        </w:rPr>
+        <w:t>אֱלֹהֶ֑י⁠הָ</w:t>
+      </w:r>
+    </w:p>
+    <w:p>
+      <w:pPr/>
+      <w:r>
+        <w:rPr>
+          <w:lang w:val="zh_TW" w:bidi="zh_TW"/>
+        </w:rPr>
+      </w:r>
+      <w:r>
+        <w:rPr>
           <w:b/>
           <w:lang w:val="zh_TW" w:bidi="zh_TW"/>
         </w:rPr>
@@ -5231,6 +5833,20 @@
       </w:r>
       <w:r>
         <w:rPr>
+          <w:lang w:val="zh_TW" w:bidi="zh_TW"/>
+        </w:rPr>
+        <w:t>לְ⁠עָזְבֵ֖⁠ךְ לָ⁠שׁ֣וּב מֵ⁠אַחֲרָ֑יִ⁠ךְ</w:t>
+      </w:r>
+    </w:p>
+    <w:p>
+      <w:pPr/>
+      <w:r>
+        <w:rPr>
+          <w:lang w:val="zh_TW" w:bidi="zh_TW"/>
+        </w:rPr>
+      </w:r>
+      <w:r>
+        <w:rPr>
           <w:b/>
           <w:lang w:val="zh_TW" w:bidi="zh_TW"/>
         </w:rPr>
@@ -5340,6 +5956,20 @@
       </w:r>
       <w:r>
         <w:rPr>
+          <w:lang w:val="zh_TW" w:bidi="zh_TW"/>
+        </w:rPr>
+        <w:t>עַמֵּ֣⁠ךְ עַמִּ֔⁠י וֵ⁠אלֹהַ֖יִ⁠ךְ אֱלֹהָֽ⁠י</w:t>
+      </w:r>
+    </w:p>
+    <w:p>
+      <w:pPr/>
+      <w:r>
+        <w:rPr>
+          <w:lang w:val="zh_TW" w:bidi="zh_TW"/>
+        </w:rPr>
+      </w:r>
+      <w:r>
+        <w:rPr>
           <w:b/>
           <w:lang w:val="zh_TW" w:bidi="zh_TW"/>
         </w:rPr>
@@ -5423,6 +6053,20 @@
       </w:r>
       <w:r>
         <w:rPr>
+          <w:lang w:val="zh_TW" w:bidi="zh_TW"/>
+        </w:rPr>
+        <w:t>כֹּה֩ יַעֲשֶׂ֨ה יְהוָ֥ה לִ⁠י֙ וְ⁠כֹ֣ה יֹסִ֔יף</w:t>
+      </w:r>
+    </w:p>
+    <w:p>
+      <w:pPr/>
+      <w:r>
+        <w:rPr>
+          <w:lang w:val="zh_TW" w:bidi="zh_TW"/>
+        </w:rPr>
+      </w:r>
+      <w:r>
+        <w:rPr>
           <w:b/>
           <w:lang w:val="zh_TW" w:bidi="zh_TW"/>
         </w:rPr>
@@ -5506,6 +6150,20 @@
       </w:r>
       <w:r>
         <w:rPr>
+          <w:lang w:val="zh_TW" w:bidi="zh_TW"/>
+        </w:rPr>
+        <w:t>כִּ֣י הַ⁠מָּ֔וֶת יַפְרִ֖יד בֵּינִ֥⁠י וּ⁠בֵינֵֽ⁠ךְ</w:t>
+      </w:r>
+    </w:p>
+    <w:p>
+      <w:pPr/>
+      <w:r>
+        <w:rPr>
+          <w:lang w:val="zh_TW" w:bidi="zh_TW"/>
+        </w:rPr>
+      </w:r>
+      <w:r>
+        <w:rPr>
           <w:b/>
           <w:lang w:val="zh_TW" w:bidi="zh_TW"/>
         </w:rPr>
@@ -5589,6 +6247,20 @@
       </w:r>
       <w:r>
         <w:rPr>
+          <w:lang w:val="zh_TW" w:bidi="zh_TW"/>
+        </w:rPr>
+        <w:t>יַפְרִ֖יד בֵּינִ֥⁠י וּ⁠בֵינֵֽ⁠ךְ</w:t>
+      </w:r>
+    </w:p>
+    <w:p>
+      <w:pPr/>
+      <w:r>
+        <w:rPr>
+          <w:lang w:val="zh_TW" w:bidi="zh_TW"/>
+        </w:rPr>
+      </w:r>
+      <w:r>
+        <w:rPr>
           <w:b/>
           <w:lang w:val="zh_TW" w:bidi="zh_TW"/>
         </w:rPr>
@@ -5672,6 +6344,20 @@
       </w:r>
       <w:r>
         <w:rPr>
+          <w:lang w:val="zh_TW" w:bidi="zh_TW"/>
+        </w:rPr>
+        <w:t>וַ⁠תֶּחְדַּ֖ל לְ⁠דַבֵּ֥ר אֵלֶֽי⁠הָ</w:t>
+      </w:r>
+    </w:p>
+    <w:p>
+      <w:pPr/>
+      <w:r>
+        <w:rPr>
+          <w:lang w:val="zh_TW" w:bidi="zh_TW"/>
+        </w:rPr>
+      </w:r>
+      <w:r>
+        <w:rPr>
           <w:b/>
           <w:lang w:val="zh_TW" w:bidi="zh_TW"/>
         </w:rPr>
@@ -5755,6 +6441,20 @@
       </w:r>
       <w:r>
         <w:rPr>
+          <w:lang w:val="zh_TW" w:bidi="zh_TW"/>
+        </w:rPr>
+        <w:t>וַ⁠תֶּחְדַּ֖ל לְ⁠דַבֵּ֥ר אֵלֶֽי⁠הָ</w:t>
+      </w:r>
+    </w:p>
+    <w:p>
+      <w:pPr/>
+      <w:r>
+        <w:rPr>
+          <w:lang w:val="zh_TW" w:bidi="zh_TW"/>
+        </w:rPr>
+      </w:r>
+      <w:r>
+        <w:rPr>
           <w:b/>
           <w:lang w:val="zh_TW" w:bidi="zh_TW"/>
         </w:rPr>
@@ -5864,6 +6564,20 @@
       </w:r>
       <w:r>
         <w:rPr>
+          <w:lang w:val="zh_TW" w:bidi="zh_TW"/>
+        </w:rPr>
+        <w:t>וַ⁠יְהִ֗י</w:t>
+      </w:r>
+    </w:p>
+    <w:p>
+      <w:pPr/>
+      <w:r>
+        <w:rPr>
+          <w:lang w:val="zh_TW" w:bidi="zh_TW"/>
+        </w:rPr>
+      </w:r>
+      <w:r>
+        <w:rPr>
           <w:b/>
           <w:lang w:val="zh_TW" w:bidi="zh_TW"/>
         </w:rPr>
@@ -5954,6 +6668,20 @@
       </w:r>
       <w:r>
         <w:rPr>
+          <w:lang w:val="zh_TW" w:bidi="zh_TW"/>
+        </w:rPr>
+        <w:t>כְּ⁠בֹאָ֨⁠נָה֙ בֵּ֣ית לֶ֔חֶם</w:t>
+      </w:r>
+    </w:p>
+    <w:p>
+      <w:pPr/>
+      <w:r>
+        <w:rPr>
+          <w:lang w:val="zh_TW" w:bidi="zh_TW"/>
+        </w:rPr>
+      </w:r>
+      <w:r>
+        <w:rPr>
           <w:b/>
           <w:lang w:val="zh_TW" w:bidi="zh_TW"/>
         </w:rPr>
@@ -6037,6 +6765,20 @@
       </w:r>
       <w:r>
         <w:rPr>
+          <w:lang w:val="zh_TW" w:bidi="zh_TW"/>
+        </w:rPr>
+        <w:t>כָּל־הָ⁠עִיר֙</w:t>
+      </w:r>
+    </w:p>
+    <w:p>
+      <w:pPr/>
+      <w:r>
+        <w:rPr>
+          <w:lang w:val="zh_TW" w:bidi="zh_TW"/>
+        </w:rPr>
+      </w:r>
+      <w:r>
+        <w:rPr>
           <w:b/>
           <w:lang w:val="zh_TW" w:bidi="zh_TW"/>
         </w:rPr>
@@ -6133,6 +6875,20 @@
       </w:r>
       <w:r>
         <w:rPr>
+          <w:lang w:val="zh_TW" w:bidi="zh_TW"/>
+        </w:rPr>
+        <w:t>כָּל־הָ⁠עִיר֙</w:t>
+      </w:r>
+    </w:p>
+    <w:p>
+      <w:pPr/>
+      <w:r>
+        <w:rPr>
+          <w:lang w:val="zh_TW" w:bidi="zh_TW"/>
+        </w:rPr>
+      </w:r>
+      <w:r>
+        <w:rPr>
           <w:b/>
           <w:lang w:val="zh_TW" w:bidi="zh_TW"/>
         </w:rPr>
@@ -6229,6 +6985,20 @@
       </w:r>
       <w:r>
         <w:rPr>
+          <w:lang w:val="zh_TW" w:bidi="zh_TW"/>
+        </w:rPr>
+        <w:t>הֲ⁠זֹ֥את נָעֳמִֽי</w:t>
+      </w:r>
+    </w:p>
+    <w:p>
+      <w:pPr/>
+      <w:r>
+        <w:rPr>
+          <w:lang w:val="zh_TW" w:bidi="zh_TW"/>
+        </w:rPr>
+      </w:r>
+      <w:r>
+        <w:rPr>
           <w:b/>
           <w:lang w:val="zh_TW" w:bidi="zh_TW"/>
         </w:rPr>
@@ -6312,6 +7082,20 @@
       </w:r>
       <w:r>
         <w:rPr>
+          <w:lang w:val="zh_TW" w:bidi="zh_TW"/>
+        </w:rPr>
+        <w:t>אַל־תִּקְרֶ֥אנָה לִ֖⁠י נָעֳמִ֑י</w:t>
+      </w:r>
+    </w:p>
+    <w:p>
+      <w:pPr/>
+      <w:r>
+        <w:rPr>
+          <w:lang w:val="zh_TW" w:bidi="zh_TW"/>
+        </w:rPr>
+      </w:r>
+      <w:r>
+        <w:rPr>
           <w:b/>
           <w:lang w:val="zh_TW" w:bidi="zh_TW"/>
         </w:rPr>
@@ -6402,6 +7186,20 @@
       </w:r>
       <w:r>
         <w:rPr>
+          <w:lang w:val="zh_TW" w:bidi="zh_TW"/>
+        </w:rPr>
+        <w:t>מָרָ֔א</w:t>
+      </w:r>
+    </w:p>
+    <w:p>
+      <w:pPr/>
+      <w:r>
+        <w:rPr>
+          <w:lang w:val="zh_TW" w:bidi="zh_TW"/>
+        </w:rPr>
+      </w:r>
+      <w:r>
+        <w:rPr>
           <w:b/>
           <w:lang w:val="zh_TW" w:bidi="zh_TW"/>
         </w:rPr>
@@ -6492,6 +7290,20 @@
       </w:r>
       <w:r>
         <w:rPr>
+          <w:lang w:val="zh_TW" w:bidi="zh_TW"/>
+        </w:rPr>
+        <w:t>אֲנִי֙ מְלֵאָ֣ה הָלַ֔כְתִּי וְ⁠רֵיקָ֖ם הֱשִׁיבַ֣⁠נִי יְהוָ֑ה</w:t>
+      </w:r>
+    </w:p>
+    <w:p>
+      <w:pPr/>
+      <w:r>
+        <w:rPr>
+          <w:lang w:val="zh_TW" w:bidi="zh_TW"/>
+        </w:rPr>
+      </w:r>
+      <w:r>
+        <w:rPr>
           <w:b/>
           <w:lang w:val="zh_TW" w:bidi="zh_TW"/>
         </w:rPr>
@@ -6601,6 +7413,20 @@
       </w:r>
       <w:r>
         <w:rPr>
+          <w:lang w:val="zh_TW" w:bidi="zh_TW"/>
+        </w:rPr>
+        <w:t>לָ֣⁠מָּה תִקְרֶ֤אנָה לִ⁠י֙ נָעֳמִ֔י</w:t>
+      </w:r>
+    </w:p>
+    <w:p>
+      <w:pPr/>
+      <w:r>
+        <w:rPr>
+          <w:lang w:val="zh_TW" w:bidi="zh_TW"/>
+        </w:rPr>
+      </w:r>
+      <w:r>
+        <w:rPr>
           <w:b/>
           <w:lang w:val="zh_TW" w:bidi="zh_TW"/>
         </w:rPr>
@@ -6684,6 +7510,20 @@
       </w:r>
       <w:r>
         <w:rPr>
+          <w:lang w:val="zh_TW" w:bidi="zh_TW"/>
+        </w:rPr>
+        <w:t>וַֽ⁠יהוָה֙ עָ֣נָה בִ֔⁠י וְ⁠שַׁדַּ֖י הֵ֥רַֽע לִֽ⁠י</w:t>
+      </w:r>
+    </w:p>
+    <w:p>
+      <w:pPr/>
+      <w:r>
+        <w:rPr>
+          <w:lang w:val="zh_TW" w:bidi="zh_TW"/>
+        </w:rPr>
+      </w:r>
+      <w:r>
+        <w:rPr>
           <w:b/>
           <w:lang w:val="zh_TW" w:bidi="zh_TW"/>
         </w:rPr>
@@ -6793,6 +7633,20 @@
       </w:r>
       <w:r>
         <w:rPr>
+          <w:lang w:val="zh_TW" w:bidi="zh_TW"/>
+        </w:rPr>
+        <w:t>עָ֣נָה בִ֔⁠י</w:t>
+      </w:r>
+    </w:p>
+    <w:p>
+      <w:pPr/>
+      <w:r>
+        <w:rPr>
+          <w:lang w:val="zh_TW" w:bidi="zh_TW"/>
+        </w:rPr>
+      </w:r>
+      <w:r>
+        <w:rPr>
           <w:b/>
           <w:lang w:val="zh_TW" w:bidi="zh_TW"/>
         </w:rPr>
@@ -6952,6 +7806,20 @@
       </w:r>
       <w:r>
         <w:rPr>
+          <w:lang w:val="zh_TW" w:bidi="zh_TW"/>
+        </w:rPr>
+        <w:t>וַ⁠תָּ֣שָׁב נָעֳמִ֗י וְ⁠ר֨וּת הַ⁠מּוֹאֲבִיָּ֤ה כַלָּתָ⁠הּ֙ עִמָּ֔⁠הּ הַ⁠שָּׁ֖בָה מִ⁠שְּׂדֵ֣י מוֹאָ֑ב</w:t>
+      </w:r>
+    </w:p>
+    <w:p>
+      <w:pPr/>
+      <w:r>
+        <w:rPr>
+          <w:lang w:val="zh_TW" w:bidi="zh_TW"/>
+        </w:rPr>
+      </w:r>
+      <w:r>
+        <w:rPr>
           <w:b/>
           <w:lang w:val="zh_TW" w:bidi="zh_TW"/>
         </w:rPr>
@@ -7035,6 +7903,20 @@
       </w:r>
       <w:r>
         <w:rPr>
+          <w:lang w:val="zh_TW" w:bidi="zh_TW"/>
+        </w:rPr>
+        <w:t>וְ⁠הֵ֗מָּה בָּ֚אוּ בֵּ֣ית לֶ֔חֶם בִּ⁠תְחִלַּ֖ת קְצִ֥יר שְׂעֹרִֽים</w:t>
+      </w:r>
+    </w:p>
+    <w:p>
+      <w:pPr/>
+      <w:r>
+        <w:rPr>
+          <w:lang w:val="zh_TW" w:bidi="zh_TW"/>
+        </w:rPr>
+      </w:r>
+      <w:r>
+        <w:rPr>
           <w:b/>
           <w:lang w:val="zh_TW" w:bidi="zh_TW"/>
         </w:rPr>
@@ -7118,6 +8000,20 @@
       </w:r>
       <w:r>
         <w:rPr>
+          <w:lang w:val="zh_TW" w:bidi="zh_TW"/>
+        </w:rPr>
+        <w:t>בִּ⁠תְחִלַּ֖ת קְצִ֥יר שְׂעֹרִֽים</w:t>
+      </w:r>
+    </w:p>
+    <w:p>
+      <w:pPr/>
+      <w:r>
+        <w:rPr>
+          <w:lang w:val="zh_TW" w:bidi="zh_TW"/>
+        </w:rPr>
+      </w:r>
+      <w:r>
+        <w:rPr>
           <w:b/>
           <w:lang w:val="zh_TW" w:bidi="zh_TW"/>
         </w:rPr>
@@ -7214,6 +8110,20 @@
       </w:r>
       <w:r>
         <w:rPr>
+          <w:lang w:val="zh_TW" w:bidi="zh_TW"/>
+        </w:rPr>
+        <w:t>וּֽ⁠לְ⁠נָעֳמִ֞י מוֹדַ֣ע לְ⁠אִישָׁ֗⁠הּ</w:t>
+      </w:r>
+    </w:p>
+    <w:p>
+      <w:pPr/>
+      <w:r>
+        <w:rPr>
+          <w:lang w:val="zh_TW" w:bidi="zh_TW"/>
+        </w:rPr>
+      </w:r>
+      <w:r>
+        <w:rPr>
           <w:b/>
           <w:lang w:val="zh_TW" w:bidi="zh_TW"/>
         </w:rPr>
@@ -7297,6 +8207,20 @@
       </w:r>
       <w:r>
         <w:rPr>
+          <w:lang w:val="zh_TW" w:bidi="zh_TW"/>
+        </w:rPr>
+        <w:t>וּֽ⁠לְ⁠נָעֳמִ֞י מוֹדַ֣ע לְ⁠אִישָׁ֗⁠הּ</w:t>
+      </w:r>
+    </w:p>
+    <w:p>
+      <w:pPr/>
+      <w:r>
+        <w:rPr>
+          <w:lang w:val="zh_TW" w:bidi="zh_TW"/>
+        </w:rPr>
+      </w:r>
+      <w:r>
+        <w:rPr>
           <w:b/>
           <w:lang w:val="zh_TW" w:bidi="zh_TW"/>
         </w:rPr>
@@ -7393,6 +8317,20 @@
       </w:r>
       <w:r>
         <w:rPr>
+          <w:lang w:val="zh_TW" w:bidi="zh_TW"/>
+        </w:rPr>
+        <w:t>אִ֚ישׁ גִּבּ֣וֹר חַ֔יִל</w:t>
+      </w:r>
+    </w:p>
+    <w:p>
+      <w:pPr/>
+      <w:r>
+        <w:rPr>
+          <w:lang w:val="zh_TW" w:bidi="zh_TW"/>
+        </w:rPr>
+      </w:r>
+      <w:r>
+        <w:rPr>
           <w:b/>
           <w:lang w:val="zh_TW" w:bidi="zh_TW"/>
         </w:rPr>
@@ -7483,6 +8421,20 @@
       </w:r>
       <w:r>
         <w:rPr>
+          <w:lang w:val="zh_TW" w:bidi="zh_TW"/>
+        </w:rPr>
+        <w:t>מִ⁠מִּשְׁפַּ֖חַת אֱלִימֶ֑לֶךְ</w:t>
+      </w:r>
+    </w:p>
+    <w:p>
+      <w:pPr/>
+      <w:r>
+        <w:rPr>
+          <w:lang w:val="zh_TW" w:bidi="zh_TW"/>
+        </w:rPr>
+      </w:r>
+      <w:r>
+        <w:rPr>
           <w:b/>
           <w:lang w:val="zh_TW" w:bidi="zh_TW"/>
         </w:rPr>
@@ -7579,6 +8531,20 @@
       </w:r>
       <w:r>
         <w:rPr>
+          <w:lang w:val="zh_TW" w:bidi="zh_TW"/>
+        </w:rPr>
+        <w:t>ר֨וּת הַ⁠מּוֹאֲבִיָּ֜ה</w:t>
+      </w:r>
+    </w:p>
+    <w:p>
+      <w:pPr/>
+      <w:r>
+        <w:rPr>
+          <w:lang w:val="zh_TW" w:bidi="zh_TW"/>
+        </w:rPr>
+      </w:r>
+      <w:r>
+        <w:rPr>
           <w:b/>
           <w:lang w:val="zh_TW" w:bidi="zh_TW"/>
         </w:rPr>
@@ -7725,6 +8691,20 @@
       </w:r>
       <w:r>
         <w:rPr>
+          <w:lang w:val="zh_TW" w:bidi="zh_TW"/>
+        </w:rPr>
+        <w:t>אֲשֶׁ֥ר אֶמְצָא־חֵ֖ן בְּ⁠עֵינָ֑י⁠ו</w:t>
+      </w:r>
+    </w:p>
+    <w:p>
+      <w:pPr/>
+      <w:r>
+        <w:rPr>
+          <w:lang w:val="zh_TW" w:bidi="zh_TW"/>
+        </w:rPr>
+      </w:r>
+      <w:r>
+        <w:rPr>
           <w:b/>
           <w:lang w:val="zh_TW" w:bidi="zh_TW"/>
         </w:rPr>
@@ -7821,6 +8801,20 @@
       </w:r>
       <w:r>
         <w:rPr>
+          <w:lang w:val="zh_TW" w:bidi="zh_TW"/>
+        </w:rPr>
+        <w:t>בִתִּֽ⁠י</w:t>
+      </w:r>
+    </w:p>
+    <w:p>
+      <w:pPr/>
+      <w:r>
+        <w:rPr>
+          <w:lang w:val="zh_TW" w:bidi="zh_TW"/>
+        </w:rPr>
+      </w:r>
+      <w:r>
+        <w:rPr>
           <w:b/>
           <w:lang w:val="zh_TW" w:bidi="zh_TW"/>
         </w:rPr>
@@ -7904,6 +8898,20 @@
       </w:r>
       <w:r>
         <w:rPr>
+          <w:lang w:val="zh_TW" w:bidi="zh_TW"/>
+        </w:rPr>
+        <w:t>וַ⁠יִּ֣קֶר מִקְרֶ֔⁠הָ</w:t>
+      </w:r>
+    </w:p>
+    <w:p>
+      <w:pPr/>
+      <w:r>
+        <w:rPr>
+          <w:lang w:val="zh_TW" w:bidi="zh_TW"/>
+        </w:rPr>
+      </w:r>
+      <w:r>
+        <w:rPr>
           <w:b/>
           <w:lang w:val="zh_TW" w:bidi="zh_TW"/>
         </w:rPr>
@@ -8000,6 +9008,20 @@
       </w:r>
       <w:r>
         <w:rPr>
+          <w:lang w:val="zh_TW" w:bidi="zh_TW"/>
+        </w:rPr>
+        <w:t>מִ⁠מִּשְׁפַּ֥חַת אֱלִימֶֽלֶךְ</w:t>
+      </w:r>
+    </w:p>
+    <w:p>
+      <w:pPr/>
+      <w:r>
+        <w:rPr>
+          <w:lang w:val="zh_TW" w:bidi="zh_TW"/>
+        </w:rPr>
+      </w:r>
+      <w:r>
+        <w:rPr>
           <w:b/>
           <w:lang w:val="zh_TW" w:bidi="zh_TW"/>
         </w:rPr>
@@ -8096,6 +9118,20 @@
       </w:r>
       <w:r>
         <w:rPr>
+          <w:lang w:val="zh_TW" w:bidi="zh_TW"/>
+        </w:rPr>
+        <w:t>וְ⁠הִנֵּה</w:t>
+      </w:r>
+    </w:p>
+    <w:p>
+      <w:pPr/>
+      <w:r>
+        <w:rPr>
+          <w:lang w:val="zh_TW" w:bidi="zh_TW"/>
+        </w:rPr>
+      </w:r>
+      <w:r>
+        <w:rPr>
           <w:b/>
           <w:lang w:val="zh_TW" w:bidi="zh_TW"/>
         </w:rPr>
@@ -8206,6 +9242,20 @@
       </w:r>
       <w:r>
         <w:rPr>
+          <w:lang w:val="zh_TW" w:bidi="zh_TW"/>
+        </w:rPr>
+        <w:t>בָּ֚א מִ⁠בֵּ֣ית לֶ֔חֶם</w:t>
+      </w:r>
+    </w:p>
+    <w:p>
+      <w:pPr/>
+      <w:r>
+        <w:rPr>
+          <w:lang w:val="zh_TW" w:bidi="zh_TW"/>
+        </w:rPr>
+      </w:r>
+      <w:r>
+        <w:rPr>
           <w:b/>
           <w:lang w:val="zh_TW" w:bidi="zh_TW"/>
         </w:rPr>
@@ -8295,6 +9345,20 @@
       </w:r>
       <w:r>
         <w:rPr>
+          <w:lang w:val="zh_TW" w:bidi="zh_TW"/>
+        </w:rPr>
+        <w:t>יְהוָ֣ה עִמָּ⁠כֶ֑ם</w:t>
+      </w:r>
+    </w:p>
+    <w:p>
+      <w:pPr/>
+      <w:r>
+        <w:rPr>
+          <w:lang w:val="zh_TW" w:bidi="zh_TW"/>
+        </w:rPr>
+      </w:r>
+      <w:r>
+        <w:rPr>
           <w:b/>
           <w:lang w:val="zh_TW" w:bidi="zh_TW"/>
         </w:rPr>
@@ -8557,6 +9621,20 @@
       </w:r>
       <w:r>
         <w:rPr>
+          <w:lang w:val="zh_TW" w:bidi="zh_TW"/>
+        </w:rPr>
+        <w:t>לְ⁠מִ֖י הַ⁠נַּעֲרָ֥ה הַ⁠זֹּֽאת</w:t>
+      </w:r>
+    </w:p>
+    <w:p>
+      <w:pPr/>
+      <w:r>
+        <w:rPr>
+          <w:lang w:val="zh_TW" w:bidi="zh_TW"/>
+        </w:rPr>
+      </w:r>
+      <w:r>
+        <w:rPr>
           <w:b/>
           <w:lang w:val="zh_TW" w:bidi="zh_TW"/>
         </w:rPr>
@@ -8640,6 +9718,20 @@
       </w:r>
       <w:r>
         <w:rPr>
+          <w:lang w:val="zh_TW" w:bidi="zh_TW"/>
+        </w:rPr>
+        <w:t>וַ⁠יַּ֗עַן &amp; וַ⁠יֹּאמַ֑ר</w:t>
+      </w:r>
+    </w:p>
+    <w:p>
+      <w:pPr/>
+      <w:r>
+        <w:rPr>
+          <w:lang w:val="zh_TW" w:bidi="zh_TW"/>
+        </w:rPr>
+      </w:r>
+      <w:r>
+        <w:rPr>
           <w:b/>
           <w:lang w:val="zh_TW" w:bidi="zh_TW"/>
         </w:rPr>
@@ -8756,6 +9848,20 @@
       </w:r>
       <w:r>
         <w:rPr>
+          <w:lang w:val="zh_TW" w:bidi="zh_TW"/>
+        </w:rPr>
+        <w:t>וַ⁠תֹּ֗אמֶר אֲלַקֳטָה־נָּא֙ וְ⁠אָסַפְתִּ֣י בָֽ⁠עֳמָרִ֔ים אַחֲרֵ֖י הַ⁠קּוֹצְרִ֑ים</w:t>
+      </w:r>
+    </w:p>
+    <w:p>
+      <w:pPr/>
+      <w:r>
+        <w:rPr>
+          <w:lang w:val="zh_TW" w:bidi="zh_TW"/>
+        </w:rPr>
+      </w:r>
+      <w:r>
+        <w:rPr>
           <w:b/>
           <w:lang w:val="zh_TW" w:bidi="zh_TW"/>
         </w:rPr>
@@ -8839,6 +9945,20 @@
       </w:r>
       <w:r>
         <w:rPr>
+          <w:lang w:val="zh_TW" w:bidi="zh_TW"/>
+        </w:rPr>
+        <w:t>אֲלַקֳטָה־נָּא֙ וְ⁠אָסַפְתִּ֣י</w:t>
+      </w:r>
+    </w:p>
+    <w:p>
+      <w:pPr/>
+      <w:r>
+        <w:rPr>
+          <w:lang w:val="zh_TW" w:bidi="zh_TW"/>
+        </w:rPr>
+      </w:r>
+      <w:r>
+        <w:rPr>
           <w:b/>
           <w:lang w:val="zh_TW" w:bidi="zh_TW"/>
         </w:rPr>
@@ -9026,6 +10146,20 @@
       </w:r>
       <w:r>
         <w:rPr>
+          <w:lang w:val="zh_TW" w:bidi="zh_TW"/>
+        </w:rPr>
+        <w:t>הֲ⁠ל֧וֹא שָׁמַ֣עַתְּ בִּתִּ֗⁠י</w:t>
+      </w:r>
+    </w:p>
+    <w:p>
+      <w:pPr/>
+      <w:r>
+        <w:rPr>
+          <w:lang w:val="zh_TW" w:bidi="zh_TW"/>
+        </w:rPr>
+      </w:r>
+      <w:r>
+        <w:rPr>
           <w:b/>
           <w:lang w:val="zh_TW" w:bidi="zh_TW"/>
         </w:rPr>
@@ -9109,6 +10243,20 @@
       </w:r>
       <w:r>
         <w:rPr>
+          <w:lang w:val="zh_TW" w:bidi="zh_TW"/>
+        </w:rPr>
+        <w:t>בִּתִּ֗⁠י</w:t>
+      </w:r>
+    </w:p>
+    <w:p>
+      <w:pPr/>
+      <w:r>
+        <w:rPr>
+          <w:lang w:val="zh_TW" w:bidi="zh_TW"/>
+        </w:rPr>
+      </w:r>
+      <w:r>
+        <w:rPr>
           <w:b/>
           <w:lang w:val="zh_TW" w:bidi="zh_TW"/>
         </w:rPr>
@@ -9205,6 +10353,20 @@
       </w:r>
       <w:r>
         <w:rPr>
+          <w:lang w:val="zh_TW" w:bidi="zh_TW"/>
+        </w:rPr>
+        <w:t>עֵינַ֜יִ⁠ךְ בַּ⁠שָּׂדֶ֤ה</w:t>
+      </w:r>
+    </w:p>
+    <w:p>
+      <w:pPr/>
+      <w:r>
+        <w:rPr>
+          <w:lang w:val="zh_TW" w:bidi="zh_TW"/>
+        </w:rPr>
+      </w:r>
+      <w:r>
+        <w:rPr>
           <w:b/>
           <w:lang w:val="zh_TW" w:bidi="zh_TW"/>
         </w:rPr>
@@ -9301,6 +10463,20 @@
       </w:r>
       <w:r>
         <w:rPr>
+          <w:lang w:val="zh_TW" w:bidi="zh_TW"/>
+        </w:rPr>
+        <w:t>אַחֲרֵי⁠הֶ֔ן</w:t>
+      </w:r>
+    </w:p>
+    <w:p>
+      <w:pPr/>
+      <w:r>
+        <w:rPr>
+          <w:lang w:val="zh_TW" w:bidi="zh_TW"/>
+        </w:rPr>
+      </w:r>
+      <w:r>
+        <w:rPr>
           <w:b/>
           <w:lang w:val="zh_TW" w:bidi="zh_TW"/>
         </w:rPr>
@@ -9397,6 +10573,20 @@
       </w:r>
       <w:r>
         <w:rPr>
+          <w:lang w:val="zh_TW" w:bidi="zh_TW"/>
+        </w:rPr>
+        <w:t>הֲ⁠ל֥וֹא צִוִּ֛יתִי אֶת־הַ⁠נְּעָרִ֖ים לְ⁠בִלְתִּ֣י נָגְעֵ֑⁠ךְ</w:t>
+      </w:r>
+    </w:p>
+    <w:p>
+      <w:pPr/>
+      <w:r>
+        <w:rPr>
+          <w:lang w:val="zh_TW" w:bidi="zh_TW"/>
+        </w:rPr>
+      </w:r>
+      <w:r>
+        <w:rPr>
           <w:b/>
           <w:lang w:val="zh_TW" w:bidi="zh_TW"/>
         </w:rPr>
@@ -9480,6 +10670,20 @@
       </w:r>
       <w:r>
         <w:rPr>
+          <w:lang w:val="zh_TW" w:bidi="zh_TW"/>
+        </w:rPr>
+        <w:t>אֶת־הַ⁠נְּעָרִ֖ים</w:t>
+      </w:r>
+    </w:p>
+    <w:p>
+      <w:pPr/>
+      <w:r>
+        <w:rPr>
+          <w:lang w:val="zh_TW" w:bidi="zh_TW"/>
+        </w:rPr>
+      </w:r>
+      <w:r>
+        <w:rPr>
           <w:b/>
           <w:lang w:val="zh_TW" w:bidi="zh_TW"/>
         </w:rPr>
@@ -9563,6 +10767,20 @@
       </w:r>
       <w:r>
         <w:rPr>
+          <w:lang w:val="zh_TW" w:bidi="zh_TW"/>
+        </w:rPr>
+        <w:t>לְ⁠בִלְתִּ֣י נָגְעֵ֑⁠ךְ</w:t>
+      </w:r>
+    </w:p>
+    <w:p>
+      <w:pPr/>
+      <w:r>
+        <w:rPr>
+          <w:lang w:val="zh_TW" w:bidi="zh_TW"/>
+        </w:rPr>
+      </w:r>
+      <w:r>
+        <w:rPr>
           <w:b/>
           <w:lang w:val="zh_TW" w:bidi="zh_TW"/>
         </w:rPr>
@@ -9722,6 +10940,20 @@
       </w:r>
       <w:r>
         <w:rPr>
+          <w:lang w:val="zh_TW" w:bidi="zh_TW"/>
+        </w:rPr>
+        <w:t>וַ⁠תִּפֹּל֙ עַל־פָּנֶ֔י⁠הָ וַ⁠תִּשְׁתַּ֖חוּ אָ֑רְצָ⁠ה</w:t>
+      </w:r>
+    </w:p>
+    <w:p>
+      <w:pPr/>
+      <w:r>
+        <w:rPr>
+          <w:lang w:val="zh_TW" w:bidi="zh_TW"/>
+        </w:rPr>
+      </w:r>
+      <w:r>
+        <w:rPr>
           <w:b/>
           <w:lang w:val="zh_TW" w:bidi="zh_TW"/>
         </w:rPr>
@@ -9805,6 +11037,20 @@
       </w:r>
       <w:r>
         <w:rPr>
+          <w:lang w:val="zh_TW" w:bidi="zh_TW"/>
+        </w:rPr>
+        <w:t>וַ⁠תִּפֹּל֙ עַל־פָּנֶ֔י⁠הָ וַ⁠תִּשְׁתַּ֖חוּ אָ֑רְצָ⁠ה</w:t>
+      </w:r>
+    </w:p>
+    <w:p>
+      <w:pPr/>
+      <w:r>
+        <w:rPr>
+          <w:lang w:val="zh_TW" w:bidi="zh_TW"/>
+        </w:rPr>
+      </w:r>
+      <w:r>
+        <w:rPr>
           <w:b/>
           <w:lang w:val="zh_TW" w:bidi="zh_TW"/>
         </w:rPr>
@@ -9908,6 +11154,20 @@
       </w:r>
       <w:r>
         <w:rPr>
+          <w:lang w:val="zh_TW" w:bidi="zh_TW"/>
+        </w:rPr>
+        <w:t>וַ⁠תִּפֹּל֙ עַל־פָּנֶ֔י⁠הָ וַ⁠תִּשְׁתַּ֖חוּ אָ֑רְצָ⁠ה</w:t>
+      </w:r>
+    </w:p>
+    <w:p>
+      <w:pPr/>
+      <w:r>
+        <w:rPr>
+          <w:lang w:val="zh_TW" w:bidi="zh_TW"/>
+        </w:rPr>
+      </w:r>
+      <w:r>
+        <w:rPr>
           <w:b/>
           <w:lang w:val="zh_TW" w:bidi="zh_TW"/>
         </w:rPr>
@@ -9998,6 +11258,20 @@
       </w:r>
       <w:r>
         <w:rPr>
+          <w:lang w:val="zh_TW" w:bidi="zh_TW"/>
+        </w:rPr>
+        <w:t>מַדּוּעַ֩ מָצָ֨אתִי חֵ֤ן בְּ⁠עֵינֶ֨י⁠ךָ֙ לְ⁠הַכִּירֵ֔⁠נִי וְ⁠אָּנֹכִ֖י נָכְרִיָּֽה</w:t>
+      </w:r>
+    </w:p>
+    <w:p>
+      <w:pPr/>
+      <w:r>
+        <w:rPr>
+          <w:lang w:val="zh_TW" w:bidi="zh_TW"/>
+        </w:rPr>
+      </w:r>
+      <w:r>
+        <w:rPr>
           <w:b/>
           <w:lang w:val="zh_TW" w:bidi="zh_TW"/>
         </w:rPr>
@@ -10081,6 +11355,20 @@
       </w:r>
       <w:r>
         <w:rPr>
+          <w:lang w:val="zh_TW" w:bidi="zh_TW"/>
+        </w:rPr>
+        <w:t>מָצָ֨אתִי חֵ֤ן בְּ⁠עֵינֶ֨י⁠ךָ֙</w:t>
+      </w:r>
+    </w:p>
+    <w:p>
+      <w:pPr/>
+      <w:r>
+        <w:rPr>
+          <w:lang w:val="zh_TW" w:bidi="zh_TW"/>
+        </w:rPr>
+      </w:r>
+      <w:r>
+        <w:rPr>
           <w:b/>
           <w:lang w:val="zh_TW" w:bidi="zh_TW"/>
         </w:rPr>
@@ -10280,6 +11568,20 @@
       </w:r>
       <w:r>
         <w:rPr>
+          <w:lang w:val="zh_TW" w:bidi="zh_TW"/>
+        </w:rPr>
+        <w:t>הֻגֵּ֨ד הֻגַּ֜ד</w:t>
+      </w:r>
+    </w:p>
+    <w:p>
+      <w:pPr/>
+      <w:r>
+        <w:rPr>
+          <w:lang w:val="zh_TW" w:bidi="zh_TW"/>
+        </w:rPr>
+      </w:r>
+      <w:r>
+        <w:rPr>
           <w:b/>
           <w:lang w:val="zh_TW" w:bidi="zh_TW"/>
         </w:rPr>
@@ -10370,6 +11672,20 @@
       </w:r>
       <w:r>
         <w:rPr>
+          <w:lang w:val="zh_TW" w:bidi="zh_TW"/>
+        </w:rPr>
+        <w:t>הֻגֵּ֨ד הֻגַּ֜ד לִ֗⁠י</w:t>
+      </w:r>
+    </w:p>
+    <w:p>
+      <w:pPr/>
+      <w:r>
+        <w:rPr>
+          <w:lang w:val="zh_TW" w:bidi="zh_TW"/>
+        </w:rPr>
+      </w:r>
+      <w:r>
+        <w:rPr>
           <w:b/>
           <w:lang w:val="zh_TW" w:bidi="zh_TW"/>
         </w:rPr>
@@ -10467,6 +11783,20 @@
       </w:r>
       <w:r>
         <w:rPr>
+          <w:lang w:val="zh_TW" w:bidi="zh_TW"/>
+        </w:rPr>
+        <w:t>וַ⁠תֵּ֣לְכִ֔י אֶל־עַ֕ם</w:t>
+      </w:r>
+    </w:p>
+    <w:p>
+      <w:pPr/>
+      <w:r>
+        <w:rPr>
+          <w:lang w:val="zh_TW" w:bidi="zh_TW"/>
+        </w:rPr>
+      </w:r>
+      <w:r>
+        <w:rPr>
           <w:b/>
           <w:lang w:val="zh_TW" w:bidi="zh_TW"/>
         </w:rPr>
@@ -10563,6 +11893,20 @@
       </w:r>
       <w:r>
         <w:rPr>
+          <w:lang w:val="zh_TW" w:bidi="zh_TW"/>
+        </w:rPr>
+        <w:t>תְּמ֥וֹל שִׁלְשֽׁוֹם</w:t>
+      </w:r>
+    </w:p>
+    <w:p>
+      <w:pPr/>
+      <w:r>
+        <w:rPr>
+          <w:lang w:val="zh_TW" w:bidi="zh_TW"/>
+        </w:rPr>
+      </w:r>
+      <w:r>
+        <w:rPr>
           <w:b/>
           <w:lang w:val="zh_TW" w:bidi="zh_TW"/>
         </w:rPr>
@@ -10659,6 +12003,20 @@
       </w:r>
       <w:r>
         <w:rPr>
+          <w:lang w:val="zh_TW" w:bidi="zh_TW"/>
+        </w:rPr>
+        <w:t>פָּעֳלֵ֑⁠ךְ</w:t>
+      </w:r>
+    </w:p>
+    <w:p>
+      <w:pPr/>
+      <w:r>
+        <w:rPr>
+          <w:lang w:val="zh_TW" w:bidi="zh_TW"/>
+        </w:rPr>
+      </w:r>
+      <w:r>
+        <w:rPr>
           <w:b/>
           <w:lang w:val="zh_TW" w:bidi="zh_TW"/>
         </w:rPr>
@@ -10755,6 +12113,20 @@
       </w:r>
       <w:r>
         <w:rPr>
+          <w:lang w:val="zh_TW" w:bidi="zh_TW"/>
+        </w:rPr>
+        <w:t>וּ⁠תְהִ֨י מַשְׂכֻּרְתֵּ֜⁠ךְ שְׁלֵמָ֗ה מֵ⁠עִ֤ם יְהוָה֙</w:t>
+      </w:r>
+    </w:p>
+    <w:p>
+      <w:pPr/>
+      <w:r>
+        <w:rPr>
+          <w:lang w:val="zh_TW" w:bidi="zh_TW"/>
+        </w:rPr>
+      </w:r>
+      <w:r>
+        <w:rPr>
           <w:b/>
           <w:lang w:val="zh_TW" w:bidi="zh_TW"/>
         </w:rPr>
@@ -10838,6 +12210,20 @@
       </w:r>
       <w:r>
         <w:rPr>
+          <w:lang w:val="zh_TW" w:bidi="zh_TW"/>
+        </w:rPr>
+        <w:t>אֲשֶׁר־בָּ֖את לַ⁠חֲס֥וֹת תַּֽחַת־כְּנָפָֽי⁠ו</w:t>
+      </w:r>
+    </w:p>
+    <w:p>
+      <w:pPr/>
+      <w:r>
+        <w:rPr>
+          <w:lang w:val="zh_TW" w:bidi="zh_TW"/>
+        </w:rPr>
+      </w:r>
+      <w:r>
+        <w:rPr>
           <w:b/>
           <w:lang w:val="zh_TW" w:bidi="zh_TW"/>
         </w:rPr>
@@ -10934,6 +12320,20 @@
       </w:r>
       <w:r>
         <w:rPr>
+          <w:lang w:val="zh_TW" w:bidi="zh_TW"/>
+        </w:rPr>
+        <w:t>אֶמְצָא־חֵ֨ן בְּ⁠עֵינֶ֤י⁠ךָ</w:t>
+      </w:r>
+    </w:p>
+    <w:p>
+      <w:pPr/>
+      <w:r>
+        <w:rPr>
+          <w:lang w:val="zh_TW" w:bidi="zh_TW"/>
+        </w:rPr>
+      </w:r>
+      <w:r>
+        <w:rPr>
           <w:b/>
           <w:lang w:val="zh_TW" w:bidi="zh_TW"/>
         </w:rPr>
@@ -11030,6 +12430,20 @@
       </w:r>
       <w:r>
         <w:rPr>
+          <w:lang w:val="zh_TW" w:bidi="zh_TW"/>
+        </w:rPr>
+        <w:t>אֲדֹנִ⁠י֙</w:t>
+      </w:r>
+    </w:p>
+    <w:p>
+      <w:pPr/>
+      <w:r>
+        <w:rPr>
+          <w:lang w:val="zh_TW" w:bidi="zh_TW"/>
+        </w:rPr>
+      </w:r>
+      <w:r>
+        <w:rPr>
           <w:b/>
           <w:lang w:val="zh_TW" w:bidi="zh_TW"/>
         </w:rPr>
@@ -11139,6 +12553,20 @@
       </w:r>
       <w:r>
         <w:rPr>
+          <w:lang w:val="zh_TW" w:bidi="zh_TW"/>
+        </w:rPr>
+        <w:t>עַל־לֵ֣ב שִׁפְחָתֶ֑⁠ךָ</w:t>
+      </w:r>
+    </w:p>
+    <w:p>
+      <w:pPr/>
+      <w:r>
+        <w:rPr>
+          <w:lang w:val="zh_TW" w:bidi="zh_TW"/>
+        </w:rPr>
+      </w:r>
+      <w:r>
+        <w:rPr>
           <w:b/>
           <w:lang w:val="zh_TW" w:bidi="zh_TW"/>
         </w:rPr>
@@ -11222,6 +12650,20 @@
       </w:r>
       <w:r>
         <w:rPr>
+          <w:lang w:val="zh_TW" w:bidi="zh_TW"/>
+        </w:rPr>
+        <w:t>עַל־לֵ֣ב</w:t>
+      </w:r>
+    </w:p>
+    <w:p>
+      <w:pPr/>
+      <w:r>
+        <w:rPr>
+          <w:lang w:val="zh_TW" w:bidi="zh_TW"/>
+        </w:rPr>
+      </w:r>
+      <w:r>
+        <w:rPr>
           <w:b/>
           <w:lang w:val="zh_TW" w:bidi="zh_TW"/>
         </w:rPr>
@@ -11318,6 +12760,20 @@
       </w:r>
       <w:r>
         <w:rPr>
+          <w:lang w:val="zh_TW" w:bidi="zh_TW"/>
+        </w:rPr>
+        <w:t>שִׁפְחָתֶ֑⁠ךָ</w:t>
+      </w:r>
+    </w:p>
+    <w:p>
+      <w:pPr/>
+      <w:r>
+        <w:rPr>
+          <w:lang w:val="zh_TW" w:bidi="zh_TW"/>
+        </w:rPr>
+      </w:r>
+      <w:r>
+        <w:rPr>
           <w:b/>
           <w:lang w:val="zh_TW" w:bidi="zh_TW"/>
         </w:rPr>
@@ -11413,6 +12869,20 @@
       </w:r>
       <w:r>
         <w:rPr>
+          <w:lang w:val="zh_TW" w:bidi="zh_TW"/>
+        </w:rPr>
+        <w:t>וְ⁠אָנֹכִי֙ לֹ֣א אֶֽהְיֶ֔ה כְּ⁠אַחַ֖ת שִׁפְחֹתֶֽי⁠ךָ</w:t>
+      </w:r>
+    </w:p>
+    <w:p>
+      <w:pPr/>
+      <w:r>
+        <w:rPr>
+          <w:lang w:val="zh_TW" w:bidi="zh_TW"/>
+        </w:rPr>
+      </w:r>
+      <w:r>
+        <w:rPr>
           <w:b/>
           <w:lang w:val="zh_TW" w:bidi="zh_TW"/>
         </w:rPr>
@@ -11559,6 +13029,20 @@
       </w:r>
       <w:r>
         <w:rPr>
+          <w:lang w:val="zh_TW" w:bidi="zh_TW"/>
+        </w:rPr>
+        <w:t>גֹּ֤שִֽׁי הֲלֹם֙ וְ⁠אָכַ֣לְתְּ מִן־הַ⁠לֶּ֔חֶם וְ⁠טָבַ֥לְתְּ פִּתֵּ֖⁠ךְ בַּ⁠חֹ֑מֶץ</w:t>
+      </w:r>
+    </w:p>
+    <w:p>
+      <w:pPr/>
+      <w:r>
+        <w:rPr>
+          <w:lang w:val="zh_TW" w:bidi="zh_TW"/>
+        </w:rPr>
+      </w:r>
+      <w:r>
+        <w:rPr>
           <w:b/>
           <w:lang w:val="zh_TW" w:bidi="zh_TW"/>
         </w:rPr>
@@ -11642,6 +13126,20 @@
       </w:r>
       <w:r>
         <w:rPr>
+          <w:lang w:val="zh_TW" w:bidi="zh_TW"/>
+        </w:rPr>
+        <w:t>וְ⁠אָכַ֣לְתְּ מִן־הַ⁠לֶּ֔חֶם וְ⁠טָבַ֥לְתְּ פִּתֵּ֖⁠ךְ בַּ⁠חֹ֑מֶץ</w:t>
+      </w:r>
+    </w:p>
+    <w:p>
+      <w:pPr/>
+      <w:r>
+        <w:rPr>
+          <w:lang w:val="zh_TW" w:bidi="zh_TW"/>
+        </w:rPr>
+      </w:r>
+      <w:r>
+        <w:rPr>
           <w:b/>
           <w:lang w:val="zh_TW" w:bidi="zh_TW"/>
         </w:rPr>
@@ -11725,6 +13223,20 @@
       </w:r>
       <w:r>
         <w:rPr>
+          <w:lang w:val="zh_TW" w:bidi="zh_TW"/>
+        </w:rPr>
+        <w:t>וְ⁠טָבַ֥לְתְּ פִּתֵּ֖⁠ךְ בַּ⁠חֹ֑מֶץ</w:t>
+      </w:r>
+    </w:p>
+    <w:p>
+      <w:pPr/>
+      <w:r>
+        <w:rPr>
+          <w:lang w:val="zh_TW" w:bidi="zh_TW"/>
+        </w:rPr>
+      </w:r>
+      <w:r>
+        <w:rPr>
           <w:b/>
           <w:lang w:val="zh_TW" w:bidi="zh_TW"/>
         </w:rPr>
@@ -11788,6 +13300,20 @@
       </w:r>
       <w:r>
         <w:rPr>
+          <w:lang w:val="zh_TW" w:bidi="zh_TW"/>
+        </w:rPr>
+        <w:t>וַ⁠יְצַו֩ בֹּ֨עַז אֶת־נְעָרָ֜י⁠ו</w:t>
+      </w:r>
+    </w:p>
+    <w:p>
+      <w:pPr/>
+      <w:r>
+        <w:rPr>
+          <w:lang w:val="zh_TW" w:bidi="zh_TW"/>
+        </w:rPr>
+      </w:r>
+      <w:r>
+        <w:rPr>
           <w:b/>
           <w:lang w:val="zh_TW" w:bidi="zh_TW"/>
         </w:rPr>
@@ -11871,6 +13397,20 @@
       </w:r>
       <w:r>
         <w:rPr>
+          <w:lang w:val="zh_TW" w:bidi="zh_TW"/>
+        </w:rPr>
+        <w:t>גַּ֣ם בֵּ֧ין הָֽ⁠עֳמָרִ֛ים</w:t>
+      </w:r>
+    </w:p>
+    <w:p>
+      <w:pPr/>
+      <w:r>
+        <w:rPr>
+          <w:lang w:val="zh_TW" w:bidi="zh_TW"/>
+        </w:rPr>
+      </w:r>
+      <w:r>
+        <w:rPr>
           <w:b/>
           <w:lang w:val="zh_TW" w:bidi="zh_TW"/>
         </w:rPr>
@@ -11947,6 +13487,20 @@
       </w:r>
       <w:r>
         <w:rPr>
+          <w:lang w:val="zh_TW" w:bidi="zh_TW"/>
+        </w:rPr>
+        <w:t>וְ⁠לֹ֥א תַכְלִימֽוּ⁠הָ</w:t>
+      </w:r>
+    </w:p>
+    <w:p>
+      <w:pPr/>
+      <w:r>
+        <w:rPr>
+          <w:lang w:val="zh_TW" w:bidi="zh_TW"/>
+        </w:rPr>
+      </w:r>
+      <w:r>
+        <w:rPr>
           <w:b/>
           <w:lang w:val="zh_TW" w:bidi="zh_TW"/>
         </w:rPr>
@@ -12030,6 +13584,20 @@
       </w:r>
       <w:r>
         <w:rPr>
+          <w:lang w:val="zh_TW" w:bidi="zh_TW"/>
+        </w:rPr>
+        <w:t>וְ⁠גַ֛ם</w:t>
+      </w:r>
+    </w:p>
+    <w:p>
+      <w:pPr/>
+      <w:r>
+        <w:rPr>
+          <w:lang w:val="zh_TW" w:bidi="zh_TW"/>
+        </w:rPr>
+      </w:r>
+      <w:r>
+        <w:rPr>
           <w:b/>
           <w:lang w:val="zh_TW" w:bidi="zh_TW"/>
         </w:rPr>
@@ -12156,6 +13724,20 @@
       </w:r>
       <w:r>
         <w:rPr>
+          <w:lang w:val="zh_TW" w:bidi="zh_TW"/>
+        </w:rPr>
+        <w:t>וַ⁠תַּחְבֹּט֙</w:t>
+      </w:r>
+    </w:p>
+    <w:p>
+      <w:pPr/>
+      <w:r>
+        <w:rPr>
+          <w:lang w:val="zh_TW" w:bidi="zh_TW"/>
+        </w:rPr>
+      </w:r>
+      <w:r>
+        <w:rPr>
           <w:b/>
           <w:lang w:val="zh_TW" w:bidi="zh_TW"/>
         </w:rPr>
@@ -12219,6 +13801,20 @@
       </w:r>
       <w:r>
         <w:rPr>
+          <w:lang w:val="zh_TW" w:bidi="zh_TW"/>
+        </w:rPr>
+        <w:t>כְּ⁠אֵיפָ֥ה</w:t>
+      </w:r>
+    </w:p>
+    <w:p>
+      <w:pPr/>
+      <w:r>
+        <w:rPr>
+          <w:lang w:val="zh_TW" w:bidi="zh_TW"/>
+        </w:rPr>
+      </w:r>
+      <w:r>
+        <w:rPr>
           <w:b/>
           <w:lang w:val="zh_TW" w:bidi="zh_TW"/>
         </w:rPr>
@@ -12309,6 +13905,20 @@
       </w:r>
       <w:r>
         <w:rPr>
+          <w:lang w:val="zh_TW" w:bidi="zh_TW"/>
+        </w:rPr>
+        <w:t>וַ⁠תִּשָּׂא֙ וַ⁠תָּב֣וֹא הָ⁠עִ֔יר</w:t>
+      </w:r>
+    </w:p>
+    <w:p>
+      <w:pPr/>
+      <w:r>
+        <w:rPr>
+          <w:lang w:val="zh_TW" w:bidi="zh_TW"/>
+        </w:rPr>
+      </w:r>
+      <w:r>
+        <w:rPr>
           <w:b/>
           <w:lang w:val="zh_TW" w:bidi="zh_TW"/>
         </w:rPr>
@@ -12392,6 +14002,20 @@
       </w:r>
       <w:r>
         <w:rPr>
+          <w:lang w:val="zh_TW" w:bidi="zh_TW"/>
+        </w:rPr>
+        <w:t>אֵיפֹ֨ה לִקַּ֤טְתְּ הַ⁠יּוֹם֙ וְ⁠אָ֣נָה עָשִׂ֔ית</w:t>
+      </w:r>
+    </w:p>
+    <w:p>
+      <w:pPr/>
+      <w:r>
+        <w:rPr>
+          <w:lang w:val="zh_TW" w:bidi="zh_TW"/>
+        </w:rPr>
+      </w:r>
+      <w:r>
+        <w:rPr>
           <w:b/>
           <w:lang w:val="zh_TW" w:bidi="zh_TW"/>
         </w:rPr>
@@ -12475,6 +14099,20 @@
       </w:r>
       <w:r>
         <w:rPr>
+          <w:lang w:val="zh_TW" w:bidi="zh_TW"/>
+        </w:rPr>
+        <w:t>יְהִ֥י מַכִּירֵ֖⁠ךְ בָּר֑וּךְ</w:t>
+      </w:r>
+    </w:p>
+    <w:p>
+      <w:pPr/>
+      <w:r>
+        <w:rPr>
+          <w:lang w:val="zh_TW" w:bidi="zh_TW"/>
+        </w:rPr>
+      </w:r>
+      <w:r>
+        <w:rPr>
           <w:b/>
           <w:lang w:val="zh_TW" w:bidi="zh_TW"/>
         </w:rPr>
@@ -12558,6 +14196,20 @@
       </w:r>
       <w:r>
         <w:rPr>
+          <w:lang w:val="zh_TW" w:bidi="zh_TW"/>
+        </w:rPr>
+        <w:t>יְהִ֥י מַכִּירֵ֖⁠ךְ בָּר֑וּךְ</w:t>
+      </w:r>
+    </w:p>
+    <w:p>
+      <w:pPr/>
+      <w:r>
+        <w:rPr>
+          <w:lang w:val="zh_TW" w:bidi="zh_TW"/>
+        </w:rPr>
+      </w:r>
+      <w:r>
+        <w:rPr>
           <w:b/>
           <w:lang w:val="zh_TW" w:bidi="zh_TW"/>
         </w:rPr>
@@ -12669,6 +14321,20 @@
       </w:r>
       <w:r>
         <w:rPr>
+          <w:lang w:val="zh_TW" w:bidi="zh_TW"/>
+        </w:rPr>
+        <w:t>מַכִּירֵ֖⁠ךְ</w:t>
+      </w:r>
+    </w:p>
+    <w:p>
+      <w:pPr/>
+      <w:r>
+        <w:rPr>
+          <w:lang w:val="zh_TW" w:bidi="zh_TW"/>
+        </w:rPr>
+      </w:r>
+      <w:r>
+        <w:rPr>
           <w:b/>
           <w:lang w:val="zh_TW" w:bidi="zh_TW"/>
         </w:rPr>
@@ -12765,6 +14431,20 @@
       </w:r>
       <w:r>
         <w:rPr>
+          <w:lang w:val="zh_TW" w:bidi="zh_TW"/>
+        </w:rPr>
+        <w:t>וַ⁠תַּגֵּ֣ד לַ⁠חֲמוֹתָ֗⁠הּ אֵ֤ת אֲשֶׁר־עָשְׂתָה֙ עִמּ֔⁠וֹ וַ⁠תֹּ֗אמֶר שֵׁ֤ם הָ⁠אִישׁ֙ אֲשֶׁ֨ר עָשִׂ֧יתִי עִמּ֛⁠וֹ הַ⁠יּ֖וֹם בֹּֽעַז</w:t>
+      </w:r>
+    </w:p>
+    <w:p>
+      <w:pPr/>
+      <w:r>
+        <w:rPr>
+          <w:lang w:val="zh_TW" w:bidi="zh_TW"/>
+        </w:rPr>
+      </w:r>
+      <w:r>
+        <w:rPr>
           <w:b/>
           <w:lang w:val="zh_TW" w:bidi="zh_TW"/>
         </w:rPr>
@@ -12848,6 +14528,20 @@
       </w:r>
       <w:r>
         <w:rPr>
+          <w:lang w:val="zh_TW" w:bidi="zh_TW"/>
+        </w:rPr>
+        <w:t>בָּר֥וּךְ הוּא֙ לַ⁠יהוָ֔ה</w:t>
+      </w:r>
+    </w:p>
+    <w:p>
+      <w:pPr/>
+      <w:r>
+        <w:rPr>
+          <w:lang w:val="zh_TW" w:bidi="zh_TW"/>
+        </w:rPr>
+      </w:r>
+      <w:r>
+        <w:rPr>
           <w:b/>
           <w:lang w:val="zh_TW" w:bidi="zh_TW"/>
         </w:rPr>
@@ -12931,6 +14625,20 @@
       </w:r>
       <w:r>
         <w:rPr>
+          <w:lang w:val="zh_TW" w:bidi="zh_TW"/>
+        </w:rPr>
+        <w:t>בָּר֥וּךְ הוּא֙ לַ⁠יהוָ֔ה</w:t>
+      </w:r>
+    </w:p>
+    <w:p>
+      <w:pPr/>
+      <w:r>
+        <w:rPr>
+          <w:lang w:val="zh_TW" w:bidi="zh_TW"/>
+        </w:rPr>
+      </w:r>
+      <w:r>
+        <w:rPr>
           <w:b/>
           <w:lang w:val="zh_TW" w:bidi="zh_TW"/>
         </w:rPr>
@@ -13014,6 +14722,20 @@
       </w:r>
       <w:r>
         <w:rPr>
+          <w:lang w:val="zh_TW" w:bidi="zh_TW"/>
+        </w:rPr>
+        <w:t>אֲשֶׁר֙ לֹא־עָזַ֣ב</w:t>
+      </w:r>
+    </w:p>
+    <w:p>
+      <w:pPr/>
+      <w:r>
+        <w:rPr>
+          <w:lang w:val="zh_TW" w:bidi="zh_TW"/>
+        </w:rPr>
+      </w:r>
+      <w:r>
+        <w:rPr>
           <w:b/>
           <w:lang w:val="zh_TW" w:bidi="zh_TW"/>
         </w:rPr>
@@ -13123,6 +14845,20 @@
       </w:r>
       <w:r>
         <w:rPr>
+          <w:lang w:val="zh_TW" w:bidi="zh_TW"/>
+        </w:rPr>
+        <w:t>אֲשֶׁר֙ לֹא־עָזַ֣ב</w:t>
+      </w:r>
+    </w:p>
+    <w:p>
+      <w:pPr/>
+      <w:r>
+        <w:rPr>
+          <w:lang w:val="zh_TW" w:bidi="zh_TW"/>
+        </w:rPr>
+      </w:r>
+      <w:r>
+        <w:rPr>
           <w:b/>
           <w:lang w:val="zh_TW" w:bidi="zh_TW"/>
         </w:rPr>
@@ -13232,6 +14968,20 @@
       </w:r>
       <w:r>
         <w:rPr>
+          <w:lang w:val="zh_TW" w:bidi="zh_TW"/>
+        </w:rPr>
+        <w:t>אֶת־הַ⁠חַיִּ֖ים</w:t>
+      </w:r>
+    </w:p>
+    <w:p>
+      <w:pPr/>
+      <w:r>
+        <w:rPr>
+          <w:lang w:val="zh_TW" w:bidi="zh_TW"/>
+        </w:rPr>
+      </w:r>
+      <w:r>
+        <w:rPr>
           <w:b/>
           <w:lang w:val="zh_TW" w:bidi="zh_TW"/>
         </w:rPr>
@@ -13328,6 +15078,20 @@
       </w:r>
       <w:r>
         <w:rPr>
+          <w:lang w:val="zh_TW" w:bidi="zh_TW"/>
+        </w:rPr>
+        <w:t>וְ⁠אֶת־הַ⁠מֵּתִ֑ים</w:t>
+      </w:r>
+    </w:p>
+    <w:p>
+      <w:pPr/>
+      <w:r>
+        <w:rPr>
+          <w:lang w:val="zh_TW" w:bidi="zh_TW"/>
+        </w:rPr>
+      </w:r>
+      <w:r>
+        <w:rPr>
           <w:b/>
           <w:lang w:val="zh_TW" w:bidi="zh_TW"/>
         </w:rPr>
@@ -13424,6 +15188,20 @@
       </w:r>
       <w:r>
         <w:rPr>
+          <w:lang w:val="zh_TW" w:bidi="zh_TW"/>
+        </w:rPr>
+        <w:t>קָר֥וֹב לָ֨⁠נוּ֙ הָ⁠אִ֔ישׁ מִֽ⁠גֹּאֲלֵ֖⁠נוּ הֽוּא</w:t>
+      </w:r>
+    </w:p>
+    <w:p>
+      <w:pPr/>
+      <w:r>
+        <w:rPr>
+          <w:lang w:val="zh_TW" w:bidi="zh_TW"/>
+        </w:rPr>
+      </w:r>
+      <w:r>
+        <w:rPr>
           <w:b/>
           <w:lang w:val="zh_TW" w:bidi="zh_TW"/>
         </w:rPr>
@@ -13507,6 +15285,20 @@
       </w:r>
       <w:r>
         <w:rPr>
+          <w:lang w:val="zh_TW" w:bidi="zh_TW"/>
+        </w:rPr>
+        <w:t>מִֽ⁠גֹּאֲלֵ֖⁠נוּ</w:t>
+      </w:r>
+    </w:p>
+    <w:p>
+      <w:pPr/>
+      <w:r>
+        <w:rPr>
+          <w:lang w:val="zh_TW" w:bidi="zh_TW"/>
+        </w:rPr>
+      </w:r>
+      <w:r>
+        <w:rPr>
           <w:b/>
           <w:lang w:val="zh_TW" w:bidi="zh_TW"/>
         </w:rPr>
@@ -13577,6 +15369,20 @@
       </w:r>
       <w:r>
         <w:rPr>
+          <w:lang w:val="zh_TW" w:bidi="zh_TW"/>
+        </w:rPr>
+        <w:t>גַּ֣ם ׀ כִּי־אָמַ֣ר אֵלַ֗⁠י</w:t>
+      </w:r>
+    </w:p>
+    <w:p>
+      <w:pPr/>
+      <w:r>
+        <w:rPr>
+          <w:lang w:val="zh_TW" w:bidi="zh_TW"/>
+        </w:rPr>
+      </w:r>
+      <w:r>
+        <w:rPr>
           <w:b/>
           <w:lang w:val="zh_TW" w:bidi="zh_TW"/>
         </w:rPr>
@@ -13660,6 +15466,20 @@
       </w:r>
       <w:r>
         <w:rPr>
+          <w:lang w:val="zh_TW" w:bidi="zh_TW"/>
+        </w:rPr>
+        <w:t>אָמַ֣ר אֵלַ֗⁠י עִם־הַ⁠נְּעָרִ֤ים אֲשֶׁר־לִ⁠י֙ תִּדְבָּקִ֔י⁠ן עַ֣ד אִם־כִּלּ֔וּ אֵ֥ת כָּל־הַ⁠קָּצִ֖יר אֲשֶׁר־לִֽ⁠י</w:t>
+      </w:r>
+    </w:p>
+    <w:p>
+      <w:pPr/>
+      <w:r>
+        <w:rPr>
+          <w:lang w:val="zh_TW" w:bidi="zh_TW"/>
+        </w:rPr>
+      </w:r>
+      <w:r>
+        <w:rPr>
           <w:b/>
           <w:lang w:val="zh_TW" w:bidi="zh_TW"/>
         </w:rPr>
@@ -13743,6 +15563,20 @@
       </w:r>
       <w:r>
         <w:rPr>
+          <w:lang w:val="zh_TW" w:bidi="zh_TW"/>
+        </w:rPr>
+        <w:t>עִם־הַ⁠נְּעָרִ֤ים אֲשֶׁר־לִ⁠י֙ תִּדְבָּקִ֔י⁠ן</w:t>
+      </w:r>
+    </w:p>
+    <w:p>
+      <w:pPr/>
+      <w:r>
+        <w:rPr>
+          <w:lang w:val="zh_TW" w:bidi="zh_TW"/>
+        </w:rPr>
+      </w:r>
+      <w:r>
+        <w:rPr>
           <w:b/>
           <w:lang w:val="zh_TW" w:bidi="zh_TW"/>
         </w:rPr>
@@ -13889,6 +15723,20 @@
       </w:r>
       <w:r>
         <w:rPr>
+          <w:lang w:val="zh_TW" w:bidi="zh_TW"/>
+        </w:rPr>
+        <w:t>וְ⁠לֹ֥א יִפְגְּעוּ־בָ֖⁠ךְ</w:t>
+      </w:r>
+    </w:p>
+    <w:p>
+      <w:pPr/>
+      <w:r>
+        <w:rPr>
+          <w:lang w:val="zh_TW" w:bidi="zh_TW"/>
+        </w:rPr>
+      </w:r>
+      <w:r>
+        <w:rPr>
           <w:b/>
           <w:lang w:val="zh_TW" w:bidi="zh_TW"/>
         </w:rPr>
@@ -13985,6 +15833,20 @@
       </w:r>
       <w:r>
         <w:rPr>
+          <w:lang w:val="zh_TW" w:bidi="zh_TW"/>
+        </w:rPr>
+        <w:t>וַ⁠תִּדְבַּ֞ק</w:t>
+      </w:r>
+    </w:p>
+    <w:p>
+      <w:pPr/>
+      <w:r>
+        <w:rPr>
+          <w:lang w:val="zh_TW" w:bidi="zh_TW"/>
+        </w:rPr>
+      </w:r>
+      <w:r>
+        <w:rPr>
           <w:b/>
           <w:lang w:val="zh_TW" w:bidi="zh_TW"/>
         </w:rPr>
@@ -14081,6 +15943,20 @@
       </w:r>
       <w:r>
         <w:rPr>
+          <w:lang w:val="zh_TW" w:bidi="zh_TW"/>
+        </w:rPr>
+        <w:t>עַד־כְּל֥וֹת קְצִֽיר־הַ⁠שְּׂעֹרִ֖ים וּ⁠קְצִ֣יר הַֽ⁠חִטִּ֑ים</w:t>
+      </w:r>
+    </w:p>
+    <w:p>
+      <w:pPr/>
+      <w:r>
+        <w:rPr>
+          <w:lang w:val="zh_TW" w:bidi="zh_TW"/>
+        </w:rPr>
+      </w:r>
+      <w:r>
+        <w:rPr>
           <w:b/>
           <w:lang w:val="zh_TW" w:bidi="zh_TW"/>
         </w:rPr>
@@ -14192,6 +16068,20 @@
       </w:r>
       <w:r>
         <w:rPr>
+          <w:lang w:val="zh_TW" w:bidi="zh_TW"/>
+        </w:rPr>
+        <w:t>וַ⁠תֹּ֥אמֶר לָ֖⁠הּ נָעֳמִ֣י חֲמוֹתָ֑⁠הּ</w:t>
+      </w:r>
+    </w:p>
+    <w:p>
+      <w:pPr/>
+      <w:r>
+        <w:rPr>
+          <w:lang w:val="zh_TW" w:bidi="zh_TW"/>
+        </w:rPr>
+      </w:r>
+      <w:r>
+        <w:rPr>
           <w:b/>
           <w:lang w:val="zh_TW" w:bidi="zh_TW"/>
         </w:rPr>
@@ -14426,6 +16316,20 @@
       </w:r>
       <w:r>
         <w:rPr>
+          <w:lang w:val="zh_TW" w:bidi="zh_TW"/>
+        </w:rPr>
+        <w:t>נָעֳמִ֣י חֲמוֹתָ֑⁠הּ</w:t>
+      </w:r>
+    </w:p>
+    <w:p>
+      <w:pPr/>
+      <w:r>
+        <w:rPr>
+          <w:lang w:val="zh_TW" w:bidi="zh_TW"/>
+        </w:rPr>
+      </w:r>
+      <w:r>
+        <w:rPr>
           <w:b/>
           <w:lang w:val="zh_TW" w:bidi="zh_TW"/>
         </w:rPr>
@@ -14529,6 +16433,20 @@
       </w:r>
       <w:r>
         <w:rPr>
+          <w:lang w:val="zh_TW" w:bidi="zh_TW"/>
+        </w:rPr>
+        <w:t>חֲמוֹתָ֑⁠הּ</w:t>
+      </w:r>
+    </w:p>
+    <w:p>
+      <w:pPr/>
+      <w:r>
+        <w:rPr>
+          <w:lang w:val="zh_TW" w:bidi="zh_TW"/>
+        </w:rPr>
+      </w:r>
+      <w:r>
+        <w:rPr>
           <w:b/>
           <w:lang w:val="zh_TW" w:bidi="zh_TW"/>
         </w:rPr>
@@ -14625,6 +16543,20 @@
       </w:r>
       <w:r>
         <w:rPr>
+          <w:lang w:val="zh_TW" w:bidi="zh_TW"/>
+        </w:rPr>
+        <w:t>בִּתִּ֞⁠י</w:t>
+      </w:r>
+    </w:p>
+    <w:p>
+      <w:pPr/>
+      <w:r>
+        <w:rPr>
+          <w:lang w:val="zh_TW" w:bidi="zh_TW"/>
+        </w:rPr>
+      </w:r>
+      <w:r>
+        <w:rPr>
           <w:b/>
           <w:lang w:val="zh_TW" w:bidi="zh_TW"/>
         </w:rPr>
@@ -14721,6 +16653,20 @@
       </w:r>
       <w:r>
         <w:rPr>
+          <w:lang w:val="zh_TW" w:bidi="zh_TW"/>
+        </w:rPr>
+        <w:t>הֲ⁠לֹ֧א אֲבַקֶּשׁ־לָ֛⁠ךְ מָנ֖וֹחַ אֲשֶׁ֥ר יִֽיטַב־לָֽ⁠ךְ</w:t>
+      </w:r>
+    </w:p>
+    <w:p>
+      <w:pPr/>
+      <w:r>
+        <w:rPr>
+          <w:lang w:val="zh_TW" w:bidi="zh_TW"/>
+        </w:rPr>
+      </w:r>
+      <w:r>
+        <w:rPr>
           <w:b/>
           <w:lang w:val="zh_TW" w:bidi="zh_TW"/>
         </w:rPr>
@@ -14804,6 +16750,20 @@
       </w:r>
       <w:r>
         <w:rPr>
+          <w:lang w:val="zh_TW" w:bidi="zh_TW"/>
+        </w:rPr>
+        <w:t>מָנ֖וֹחַ</w:t>
+      </w:r>
+    </w:p>
+    <w:p>
+      <w:pPr/>
+      <w:r>
+        <w:rPr>
+          <w:lang w:val="zh_TW" w:bidi="zh_TW"/>
+        </w:rPr>
+      </w:r>
+      <w:r>
+        <w:rPr>
           <w:b/>
           <w:lang w:val="zh_TW" w:bidi="zh_TW"/>
         </w:rPr>
@@ -14889,6 +16849,20 @@
         <w:rPr>
           <w:lang w:val="zh_TW" w:bidi="zh_TW"/>
         </w:rPr>
+      </w:r>
+    </w:p>
+    <w:p>
+      <w:pPr/>
+      <w:r>
+        <w:rPr>
+          <w:lang w:val="zh_TW" w:bidi="zh_TW"/>
+        </w:rPr>
+      </w:r>
+      <w:r>
+        <w:rPr>
+          <w:lang w:val="zh_TW" w:bidi="zh_TW"/>
+        </w:rPr>
+        <w:t>וְ⁠עַתָּ֗ה</w:t>
       </w:r>
     </w:p>
     <w:p>
@@ -15027,6 +17001,20 @@
       </w:r>
       <w:r>
         <w:rPr>
+          <w:lang w:val="zh_TW" w:bidi="zh_TW"/>
+        </w:rPr>
+        <w:t>הֲ⁠לֹ֥א בֹ֨עַז֙ מֹֽדַעְתָּ֔⁠נוּ אֲשֶׁ֥ר הָיִ֖ית אֶת־נַעֲרוֹתָ֑י⁠ו</w:t>
+      </w:r>
+    </w:p>
+    <w:p>
+      <w:pPr/>
+      <w:r>
+        <w:rPr>
+          <w:lang w:val="zh_TW" w:bidi="zh_TW"/>
+        </w:rPr>
+      </w:r>
+      <w:r>
+        <w:rPr>
           <w:b/>
           <w:lang w:val="zh_TW" w:bidi="zh_TW"/>
         </w:rPr>
@@ -15128,6 +17116,20 @@
       </w:r>
       <w:r>
         <w:rPr>
+          <w:lang w:val="zh_TW" w:bidi="zh_TW"/>
+        </w:rPr>
+        <w:t>אֲשֶׁ֥ר הָיִ֖ית אֶת־נַעֲרוֹתָ֑י⁠ו</w:t>
+      </w:r>
+    </w:p>
+    <w:p>
+      <w:pPr/>
+      <w:r>
+        <w:rPr>
+          <w:lang w:val="zh_TW" w:bidi="zh_TW"/>
+        </w:rPr>
+      </w:r>
+      <w:r>
+        <w:rPr>
           <w:b/>
           <w:lang w:val="zh_TW" w:bidi="zh_TW"/>
         </w:rPr>
@@ -15211,6 +17213,20 @@
       </w:r>
       <w:r>
         <w:rPr>
+          <w:lang w:val="zh_TW" w:bidi="zh_TW"/>
+        </w:rPr>
+        <w:t>הִנֵּה</w:t>
+      </w:r>
+    </w:p>
+    <w:p>
+      <w:pPr/>
+      <w:r>
+        <w:rPr>
+          <w:lang w:val="zh_TW" w:bidi="zh_TW"/>
+        </w:rPr>
+      </w:r>
+      <w:r>
+        <w:rPr>
           <w:b/>
           <w:lang w:val="zh_TW" w:bidi="zh_TW"/>
         </w:rPr>
@@ -15384,6 +17400,20 @@
       </w:r>
       <w:r>
         <w:rPr>
+          <w:lang w:val="zh_TW" w:bidi="zh_TW"/>
+        </w:rPr>
+        <w:t>וְיָרַ֣דְתְּ הַ⁠גֹּ֑רֶן</w:t>
+      </w:r>
+    </w:p>
+    <w:p>
+      <w:pPr/>
+      <w:r>
+        <w:rPr>
+          <w:lang w:val="zh_TW" w:bidi="zh_TW"/>
+        </w:rPr>
+      </w:r>
+      <w:r>
+        <w:rPr>
           <w:b/>
           <w:lang w:val="zh_TW" w:bidi="zh_TW"/>
         </w:rPr>
@@ -15474,6 +17504,20 @@
       </w:r>
       <w:r>
         <w:rPr>
+          <w:lang w:val="zh_TW" w:bidi="zh_TW"/>
+        </w:rPr>
+        <w:t>לֶ⁠אֱכֹ֥ל וְ⁠לִ⁠שְׁתּֽוֹת</w:t>
+      </w:r>
+    </w:p>
+    <w:p>
+      <w:pPr/>
+      <w:r>
+        <w:rPr>
+          <w:lang w:val="zh_TW" w:bidi="zh_TW"/>
+        </w:rPr>
+      </w:r>
+      <w:r>
+        <w:rPr>
           <w:b/>
           <w:lang w:val="zh_TW" w:bidi="zh_TW"/>
         </w:rPr>
@@ -15537,6 +17581,20 @@
       </w:r>
       <w:r>
         <w:rPr>
+          <w:lang w:val="zh_TW" w:bidi="zh_TW"/>
+        </w:rPr>
+        <w:t>וִ⁠יהִ֣י</w:t>
+      </w:r>
+    </w:p>
+    <w:p>
+      <w:pPr/>
+      <w:r>
+        <w:rPr>
+          <w:lang w:val="zh_TW" w:bidi="zh_TW"/>
+        </w:rPr>
+      </w:r>
+      <w:r>
+        <w:rPr>
           <w:b/>
           <w:lang w:val="zh_TW" w:bidi="zh_TW"/>
         </w:rPr>
@@ -15633,6 +17691,20 @@
       </w:r>
       <w:r>
         <w:rPr>
+          <w:lang w:val="zh_TW" w:bidi="zh_TW"/>
+        </w:rPr>
+        <w:t>וְ⁠גִלִּ֥ית מַרְגְּלֹתָ֖י⁠ו</w:t>
+      </w:r>
+    </w:p>
+    <w:p>
+      <w:pPr/>
+      <w:r>
+        <w:rPr>
+          <w:lang w:val="zh_TW" w:bidi="zh_TW"/>
+        </w:rPr>
+      </w:r>
+      <w:r>
+        <w:rPr>
           <w:b/>
           <w:lang w:val="zh_TW" w:bidi="zh_TW"/>
         </w:rPr>
@@ -15723,6 +17795,20 @@
       </w:r>
       <w:r>
         <w:rPr>
+          <w:lang w:val="zh_TW" w:bidi="zh_TW"/>
+        </w:rPr>
+        <w:t>מַרְגְּלֹתָ֖י⁠ו</w:t>
+      </w:r>
+    </w:p>
+    <w:p>
+      <w:pPr/>
+      <w:r>
+        <w:rPr>
+          <w:lang w:val="zh_TW" w:bidi="zh_TW"/>
+        </w:rPr>
+      </w:r>
+      <w:r>
+        <w:rPr>
           <w:b/>
           <w:lang w:val="zh_TW" w:bidi="zh_TW"/>
         </w:rPr>
@@ -15819,6 +17905,20 @@
       </w:r>
       <w:r>
         <w:rPr>
+          <w:lang w:val="zh_TW" w:bidi="zh_TW"/>
+        </w:rPr>
+        <w:t>וְ⁠הוּא֙ יַגִּ֣יד לָ֔⁠ךְ אֵ֖ת אֲשֶׁ֥ר תַּעַשִֽׂי⁠ן</w:t>
+      </w:r>
+    </w:p>
+    <w:p>
+      <w:pPr/>
+      <w:r>
+        <w:rPr>
+          <w:lang w:val="zh_TW" w:bidi="zh_TW"/>
+        </w:rPr>
+      </w:r>
+      <w:r>
+        <w:rPr>
           <w:b/>
           <w:lang w:val="zh_TW" w:bidi="zh_TW"/>
         </w:rPr>
@@ -15882,6 +17982,20 @@
       </w:r>
       <w:r>
         <w:rPr>
+          <w:lang w:val="zh_TW" w:bidi="zh_TW"/>
+        </w:rPr>
+        <w:t>וְ⁠הוּא֙ יַגִּ֣יד</w:t>
+      </w:r>
+    </w:p>
+    <w:p>
+      <w:pPr/>
+      <w:r>
+        <w:rPr>
+          <w:lang w:val="zh_TW" w:bidi="zh_TW"/>
+        </w:rPr>
+      </w:r>
+      <w:r>
+        <w:rPr>
           <w:b/>
           <w:lang w:val="zh_TW" w:bidi="zh_TW"/>
         </w:rPr>
@@ -15947,6 +18061,20 @@
         <w:rPr>
           <w:lang w:val="zh_TW" w:bidi="zh_TW"/>
         </w:rPr>
+      </w:r>
+    </w:p>
+    <w:p>
+      <w:pPr/>
+      <w:r>
+        <w:rPr>
+          <w:lang w:val="zh_TW" w:bidi="zh_TW"/>
+        </w:rPr>
+      </w:r>
+      <w:r>
+        <w:rPr>
+          <w:lang w:val="zh_TW" w:bidi="zh_TW"/>
+        </w:rPr>
+        <w:t>וַ⁠תַּ֕עַשׂ כְּ⁠כֹ֥ל אֲשֶׁר־צִוַּ֖תָּ⁠ה חֲמוֹתָֽ⁠הּ</w:t>
       </w:r>
     </w:p>
     <w:p>
@@ -16126,6 +18254,20 @@
       </w:r>
       <w:r>
         <w:rPr>
+          <w:lang w:val="zh_TW" w:bidi="zh_TW"/>
+        </w:rPr>
+        <w:t>וַ⁠יִּיטַ֣ב לִבּ֔⁠וֹ</w:t>
+      </w:r>
+    </w:p>
+    <w:p>
+      <w:pPr/>
+      <w:r>
+        <w:rPr>
+          <w:lang w:val="zh_TW" w:bidi="zh_TW"/>
+        </w:rPr>
+      </w:r>
+      <w:r>
+        <w:rPr>
           <w:b/>
           <w:lang w:val="zh_TW" w:bidi="zh_TW"/>
         </w:rPr>
@@ -16399,6 +18541,20 @@
       </w:r>
       <w:r>
         <w:rPr>
+          <w:lang w:val="zh_TW" w:bidi="zh_TW"/>
+        </w:rPr>
+        <w:t>וַ⁠יְהִי֙ בַּ⁠חֲצִ֣י הַ⁠לַּ֔יְלָה</w:t>
+      </w:r>
+    </w:p>
+    <w:p>
+      <w:pPr/>
+      <w:r>
+        <w:rPr>
+          <w:lang w:val="zh_TW" w:bidi="zh_TW"/>
+        </w:rPr>
+      </w:r>
+      <w:r>
+        <w:rPr>
           <w:b/>
           <w:lang w:val="zh_TW" w:bidi="zh_TW"/>
         </w:rPr>
@@ -16482,6 +18638,20 @@
       </w:r>
       <w:r>
         <w:rPr>
+          <w:lang w:val="zh_TW" w:bidi="zh_TW"/>
+        </w:rPr>
+        <w:t>וַ⁠יֶּחֱרַ֥ד הָ⁠אִ֖ישׁ</w:t>
+      </w:r>
+    </w:p>
+    <w:p>
+      <w:pPr/>
+      <w:r>
+        <w:rPr>
+          <w:lang w:val="zh_TW" w:bidi="zh_TW"/>
+        </w:rPr>
+      </w:r>
+      <w:r>
+        <w:rPr>
           <w:b/>
           <w:lang w:val="zh_TW" w:bidi="zh_TW"/>
         </w:rPr>
@@ -16675,6 +18845,20 @@
       </w:r>
       <w:r>
         <w:rPr>
+          <w:lang w:val="zh_TW" w:bidi="zh_TW"/>
+        </w:rPr>
+        <w:t>אֲמָתֶ֔⁠ךָ &amp; אֲמָ֣תְ⁠ךָ֔</w:t>
+      </w:r>
+    </w:p>
+    <w:p>
+      <w:pPr/>
+      <w:r>
+        <w:rPr>
+          <w:lang w:val="zh_TW" w:bidi="zh_TW"/>
+        </w:rPr>
+      </w:r>
+      <w:r>
+        <w:rPr>
           <w:b/>
           <w:lang w:val="zh_TW" w:bidi="zh_TW"/>
         </w:rPr>
@@ -16773,6 +18957,20 @@
         <w:rPr>
           <w:lang w:val="zh_TW" w:bidi="zh_TW"/>
         </w:rPr>
+      </w:r>
+    </w:p>
+    <w:p>
+      <w:pPr/>
+      <w:r>
+        <w:rPr>
+          <w:lang w:val="zh_TW" w:bidi="zh_TW"/>
+        </w:rPr>
+      </w:r>
+      <w:r>
+        <w:rPr>
+          <w:lang w:val="zh_TW" w:bidi="zh_TW"/>
+        </w:rPr>
+        <w:t>וּ⁠פָרַשְׂתָּ֤ כְנָפֶ֨⁠ךָ֙ עַל־אֲמָ֣תְ⁠ךָ֔</w:t>
       </w:r>
     </w:p>
     <w:p>
@@ -16968,6 +19166,20 @@
       </w:r>
       <w:r>
         <w:rPr>
+          <w:lang w:val="zh_TW" w:bidi="zh_TW"/>
+        </w:rPr>
+        <w:t>בְּרוּכָ֨ה אַ֤תְּ לַֽ⁠יהוָה֙</w:t>
+      </w:r>
+    </w:p>
+    <w:p>
+      <w:pPr/>
+      <w:r>
+        <w:rPr>
+          <w:lang w:val="zh_TW" w:bidi="zh_TW"/>
+        </w:rPr>
+      </w:r>
+      <w:r>
+        <w:rPr>
           <w:b/>
           <w:lang w:val="zh_TW" w:bidi="zh_TW"/>
         </w:rPr>
@@ -17040,6 +19252,20 @@
         <w:rPr>
           <w:lang w:val="zh_TW" w:bidi="zh_TW"/>
         </w:rPr>
+      </w:r>
+    </w:p>
+    <w:p>
+      <w:pPr/>
+      <w:r>
+        <w:rPr>
+          <w:lang w:val="zh_TW" w:bidi="zh_TW"/>
+        </w:rPr>
+      </w:r>
+      <w:r>
+        <w:rPr>
+          <w:lang w:val="zh_TW" w:bidi="zh_TW"/>
+        </w:rPr>
+        <w:t>בִּתִּ֔⁠י</w:t>
       </w:r>
     </w:p>
     <w:p>
@@ -17165,6 +19391,20 @@
       </w:r>
       <w:r>
         <w:rPr>
+          <w:lang w:val="zh_TW" w:bidi="zh_TW"/>
+        </w:rPr>
+        <w:t>הֵיטַ֛בְתְּ חַסְדֵּ֥⁠ךְ הָ⁠אַחֲר֖וֹן מִן־הָ⁠רִאשׁ֑וֹן</w:t>
+      </w:r>
+    </w:p>
+    <w:p>
+      <w:pPr/>
+      <w:r>
+        <w:rPr>
+          <w:lang w:val="zh_TW" w:bidi="zh_TW"/>
+        </w:rPr>
+      </w:r>
+      <w:r>
+        <w:rPr>
           <w:b/>
           <w:lang w:val="zh_TW" w:bidi="zh_TW"/>
         </w:rPr>
@@ -17248,6 +19488,20 @@
       </w:r>
       <w:r>
         <w:rPr>
+          <w:lang w:val="zh_TW" w:bidi="zh_TW"/>
+        </w:rPr>
+        <w:t>הָ⁠רִאשׁ֑וֹן</w:t>
+      </w:r>
+    </w:p>
+    <w:p>
+      <w:pPr/>
+      <w:r>
+        <w:rPr>
+          <w:lang w:val="zh_TW" w:bidi="zh_TW"/>
+        </w:rPr>
+      </w:r>
+      <w:r>
+        <w:rPr>
           <w:b/>
           <w:lang w:val="zh_TW" w:bidi="zh_TW"/>
         </w:rPr>
@@ -17344,6 +19598,20 @@
       </w:r>
       <w:r>
         <w:rPr>
+          <w:lang w:val="zh_TW" w:bidi="zh_TW"/>
+        </w:rPr>
+        <w:t>לְ⁠בִלְתִּי־לֶ֗כֶת אַחֲרֵי֙</w:t>
+      </w:r>
+    </w:p>
+    <w:p>
+      <w:pPr/>
+      <w:r>
+        <w:rPr>
+          <w:lang w:val="zh_TW" w:bidi="zh_TW"/>
+        </w:rPr>
+      </w:r>
+      <w:r>
+        <w:rPr>
           <w:b/>
           <w:lang w:val="zh_TW" w:bidi="zh_TW"/>
         </w:rPr>
@@ -17429,6 +19697,20 @@
         <w:rPr>
           <w:lang w:val="zh_TW" w:bidi="zh_TW"/>
         </w:rPr>
+      </w:r>
+    </w:p>
+    <w:p>
+      <w:pPr/>
+      <w:r>
+        <w:rPr>
+          <w:lang w:val="zh_TW" w:bidi="zh_TW"/>
+        </w:rPr>
+      </w:r>
+      <w:r>
+        <w:rPr>
+          <w:lang w:val="zh_TW" w:bidi="zh_TW"/>
+        </w:rPr>
+        <w:t>וְ⁠עַתָּ֗ה</w:t>
       </w:r>
     </w:p>
     <w:p>
@@ -17548,6 +19830,20 @@
       </w:r>
       <w:r>
         <w:rPr>
+          <w:lang w:val="zh_TW" w:bidi="zh_TW"/>
+        </w:rPr>
+        <w:t>בִּתִּ⁠י֙</w:t>
+      </w:r>
+    </w:p>
+    <w:p>
+      <w:pPr/>
+      <w:r>
+        <w:rPr>
+          <w:lang w:val="zh_TW" w:bidi="zh_TW"/>
+        </w:rPr>
+      </w:r>
+      <w:r>
+        <w:rPr>
           <w:b/>
           <w:lang w:val="zh_TW" w:bidi="zh_TW"/>
         </w:rPr>
@@ -17667,6 +19963,20 @@
       </w:r>
       <w:r>
         <w:rPr>
+          <w:lang w:val="zh_TW" w:bidi="zh_TW"/>
+        </w:rPr>
+        <w:t>כָּל־שַׁ֣עַר עַמִּ֔⁠י</w:t>
+      </w:r>
+    </w:p>
+    <w:p>
+      <w:pPr/>
+      <w:r>
+        <w:rPr>
+          <w:lang w:val="zh_TW" w:bidi="zh_TW"/>
+        </w:rPr>
+      </w:r>
+      <w:r>
+        <w:rPr>
           <w:b/>
           <w:lang w:val="zh_TW" w:bidi="zh_TW"/>
         </w:rPr>
@@ -17835,6 +20145,20 @@
         <w:rPr>
           <w:lang w:val="zh_TW" w:bidi="zh_TW"/>
         </w:rPr>
+      </w:r>
+    </w:p>
+    <w:p>
+      <w:pPr/>
+      <w:r>
+        <w:rPr>
+          <w:lang w:val="zh_TW" w:bidi="zh_TW"/>
+        </w:rPr>
+      </w:r>
+      <w:r>
+        <w:rPr>
+          <w:lang w:val="zh_TW" w:bidi="zh_TW"/>
+        </w:rPr>
+        <w:t>וְ⁠עַתָּה֙</w:t>
       </w:r>
     </w:p>
     <w:p>
@@ -17960,6 +20284,20 @@
       </w:r>
       <w:r>
         <w:rPr>
+          <w:lang w:val="zh_TW" w:bidi="zh_TW"/>
+        </w:rPr>
+        <w:t>וְ⁠גַ֛ם</w:t>
+      </w:r>
+    </w:p>
+    <w:p>
+      <w:pPr/>
+      <w:r>
+        <w:rPr>
+          <w:lang w:val="zh_TW" w:bidi="zh_TW"/>
+        </w:rPr>
+      </w:r>
+      <w:r>
+        <w:rPr>
           <w:b/>
           <w:lang w:val="zh_TW" w:bidi="zh_TW"/>
         </w:rPr>
@@ -18105,6 +20443,20 @@
       </w:r>
       <w:r>
         <w:rPr>
+          <w:lang w:val="zh_TW" w:bidi="zh_TW"/>
+        </w:rPr>
+        <w:t>גֹאֵ֖ל &amp; גֹּאֵ֖ל</w:t>
+      </w:r>
+    </w:p>
+    <w:p>
+      <w:pPr/>
+      <w:r>
+        <w:rPr>
+          <w:lang w:val="zh_TW" w:bidi="zh_TW"/>
+        </w:rPr>
+      </w:r>
+      <w:r>
+        <w:rPr>
           <w:b/>
           <w:lang w:val="zh_TW" w:bidi="zh_TW"/>
         </w:rPr>
@@ -18232,6 +20584,20 @@
       </w:r>
       <w:r>
         <w:rPr>
+          <w:lang w:val="zh_TW" w:bidi="zh_TW"/>
+        </w:rPr>
+        <w:t>אִם־יִגְאָלֵ֥⁠ךְ</w:t>
+      </w:r>
+    </w:p>
+    <w:p>
+      <w:pPr/>
+      <w:r>
+        <w:rPr>
+          <w:lang w:val="zh_TW" w:bidi="zh_TW"/>
+        </w:rPr>
+      </w:r>
+      <w:r>
+        <w:rPr>
           <w:b/>
           <w:lang w:val="zh_TW" w:bidi="zh_TW"/>
         </w:rPr>
@@ -18322,6 +20688,20 @@
       </w:r>
       <w:r>
         <w:rPr>
+          <w:lang w:val="zh_TW" w:bidi="zh_TW"/>
+        </w:rPr>
+        <w:t>וּ⁠גְאַלְתִּ֥י⁠ךְ אָנֹ֖כִי</w:t>
+      </w:r>
+    </w:p>
+    <w:p>
+      <w:pPr/>
+      <w:r>
+        <w:rPr>
+          <w:lang w:val="zh_TW" w:bidi="zh_TW"/>
+        </w:rPr>
+      </w:r>
+      <w:r>
+        <w:rPr>
           <w:b/>
           <w:lang w:val="zh_TW" w:bidi="zh_TW"/>
         </w:rPr>
@@ -18494,6 +20874,20 @@
       </w:r>
       <w:r>
         <w:rPr>
+          <w:lang w:val="zh_TW" w:bidi="zh_TW"/>
+        </w:rPr>
+        <w:t>וַ⁠תִּשְׁכַּ֤ב מַרְגְּלוֹתָיו֙</w:t>
+      </w:r>
+    </w:p>
+    <w:p>
+      <w:pPr/>
+      <w:r>
+        <w:rPr>
+          <w:lang w:val="zh_TW" w:bidi="zh_TW"/>
+        </w:rPr>
+      </w:r>
+      <w:r>
+        <w:rPr>
           <w:b/>
           <w:lang w:val="zh_TW" w:bidi="zh_TW"/>
         </w:rPr>
@@ -18584,6 +20978,20 @@
       </w:r>
       <w:r>
         <w:rPr>
+          <w:lang w:val="zh_TW" w:bidi="zh_TW"/>
+        </w:rPr>
+        <w:t>בְּטֶ֛רֶם יַכִּ֥יר אִ֖ישׁ אֶת־רֵעֵ֑⁠הוּ</w:t>
+      </w:r>
+    </w:p>
+    <w:p>
+      <w:pPr/>
+      <w:r>
+        <w:rPr>
+          <w:lang w:val="zh_TW" w:bidi="zh_TW"/>
+        </w:rPr>
+      </w:r>
+      <w:r>
+        <w:rPr>
           <w:b/>
           <w:lang w:val="zh_TW" w:bidi="zh_TW"/>
         </w:rPr>
@@ -18680,6 +21088,20 @@
       </w:r>
       <w:r>
         <w:rPr>
+          <w:lang w:val="zh_TW" w:bidi="zh_TW"/>
+        </w:rPr>
+        <w:t>וַ⁠יֹּ֨אמֶר֙</w:t>
+      </w:r>
+    </w:p>
+    <w:p>
+      <w:pPr/>
+      <w:r>
+        <w:rPr>
+          <w:lang w:val="zh_TW" w:bidi="zh_TW"/>
+        </w:rPr>
+      </w:r>
+      <w:r>
+        <w:rPr>
           <w:b/>
           <w:lang w:val="zh_TW" w:bidi="zh_TW"/>
         </w:rPr>
@@ -18763,6 +21185,20 @@
       </w:r>
       <w:r>
         <w:rPr>
+          <w:lang w:val="zh_TW" w:bidi="zh_TW"/>
+        </w:rPr>
+        <w:t>אַל־יִוָּדַ֔ע</w:t>
+      </w:r>
+    </w:p>
+    <w:p>
+      <w:pPr/>
+      <w:r>
+        <w:rPr>
+          <w:lang w:val="zh_TW" w:bidi="zh_TW"/>
+        </w:rPr>
+      </w:r>
+      <w:r>
+        <w:rPr>
           <w:b/>
           <w:lang w:val="zh_TW" w:bidi="zh_TW"/>
         </w:rPr>
@@ -18860,6 +21296,20 @@
       </w:r>
       <w:r>
         <w:rPr>
+          <w:lang w:val="zh_TW" w:bidi="zh_TW"/>
+        </w:rPr>
+        <w:t>הַ⁠מִּטְפַּ֧חַת</w:t>
+      </w:r>
+    </w:p>
+    <w:p>
+      <w:pPr/>
+      <w:r>
+        <w:rPr>
+          <w:lang w:val="zh_TW" w:bidi="zh_TW"/>
+        </w:rPr>
+      </w:r>
+      <w:r>
+        <w:rPr>
           <w:b/>
           <w:lang w:val="zh_TW" w:bidi="zh_TW"/>
         </w:rPr>
@@ -18950,6 +21400,20 @@
       </w:r>
       <w:r>
         <w:rPr>
+          <w:lang w:val="zh_TW" w:bidi="zh_TW"/>
+        </w:rPr>
+        <w:t>שֵׁשׁ־שְׂעֹרִים֙</w:t>
+      </w:r>
+    </w:p>
+    <w:p>
+      <w:pPr/>
+      <w:r>
+        <w:rPr>
+          <w:lang w:val="zh_TW" w:bidi="zh_TW"/>
+        </w:rPr>
+      </w:r>
+      <w:r>
+        <w:rPr>
           <w:b/>
           <w:lang w:val="zh_TW" w:bidi="zh_TW"/>
         </w:rPr>
@@ -19033,6 +21497,20 @@
       </w:r>
       <w:r>
         <w:rPr>
+          <w:lang w:val="zh_TW" w:bidi="zh_TW"/>
+        </w:rPr>
+        <w:t>וַ⁠יָּ֣שֶׁת עָלֶ֔י⁠הָ</w:t>
+      </w:r>
+    </w:p>
+    <w:p>
+      <w:pPr/>
+      <w:r>
+        <w:rPr>
+          <w:lang w:val="zh_TW" w:bidi="zh_TW"/>
+        </w:rPr>
+      </w:r>
+      <w:r>
+        <w:rPr>
           <w:b/>
           <w:lang w:val="zh_TW" w:bidi="zh_TW"/>
         </w:rPr>
@@ -19128,6 +21606,20 @@
       </w:r>
       <w:r>
         <w:rPr>
+          <w:lang w:val="zh_TW" w:bidi="zh_TW"/>
+        </w:rPr>
+        <w:t>וַ⁠יָּבֹ֖א הָ⁠עִֽיר</w:t>
+      </w:r>
+    </w:p>
+    <w:p>
+      <w:pPr/>
+      <w:r>
+        <w:rPr>
+          <w:lang w:val="zh_TW" w:bidi="zh_TW"/>
+        </w:rPr>
+      </w:r>
+      <w:r>
+        <w:rPr>
           <w:b/>
           <w:lang w:val="zh_TW" w:bidi="zh_TW"/>
         </w:rPr>
@@ -19230,6 +21722,20 @@
       </w:r>
       <w:r>
         <w:rPr>
+          <w:lang w:val="zh_TW" w:bidi="zh_TW"/>
+        </w:rPr>
+        <w:t>מִי־אַ֣תְּ</w:t>
+      </w:r>
+    </w:p>
+    <w:p>
+      <w:pPr/>
+      <w:r>
+        <w:rPr>
+          <w:lang w:val="zh_TW" w:bidi="zh_TW"/>
+        </w:rPr>
+      </w:r>
+      <w:r>
+        <w:rPr>
           <w:b/>
           <w:lang w:val="zh_TW" w:bidi="zh_TW"/>
         </w:rPr>
@@ -19326,6 +21832,20 @@
       </w:r>
       <w:r>
         <w:rPr>
+          <w:lang w:val="zh_TW" w:bidi="zh_TW"/>
+        </w:rPr>
+        <w:t>בִּתִּ֑⁠י</w:t>
+      </w:r>
+    </w:p>
+    <w:p>
+      <w:pPr/>
+      <w:r>
+        <w:rPr>
+          <w:lang w:val="zh_TW" w:bidi="zh_TW"/>
+        </w:rPr>
+      </w:r>
+      <w:r>
+        <w:rPr>
           <w:b/>
           <w:lang w:val="zh_TW" w:bidi="zh_TW"/>
         </w:rPr>
@@ -19411,6 +21931,20 @@
         <w:rPr>
           <w:lang w:val="zh_TW" w:bidi="zh_TW"/>
         </w:rPr>
+      </w:r>
+    </w:p>
+    <w:p>
+      <w:pPr/>
+      <w:r>
+        <w:rPr>
+          <w:lang w:val="zh_TW" w:bidi="zh_TW"/>
+        </w:rPr>
+      </w:r>
+      <w:r>
+        <w:rPr>
+          <w:lang w:val="zh_TW" w:bidi="zh_TW"/>
+        </w:rPr>
+        <w:t>אֵ֛ת כָּל־אֲשֶׁ֥ר עָֽשָׂה־לָ֖⁠הּ הָ⁠אִֽישׁ</w:t>
       </w:r>
     </w:p>
     <w:p>
@@ -19613,6 +22147,20 @@
       </w:r>
       <w:r>
         <w:rPr>
+          <w:lang w:val="zh_TW" w:bidi="zh_TW"/>
+        </w:rPr>
+        <w:t>כִּ֚י אָמַ֣ר אַל־תָּב֥וֹאִי רֵיקָ֖ם אֶל־חֲמוֹתֵֽ⁠ךְ</w:t>
+      </w:r>
+    </w:p>
+    <w:p>
+      <w:pPr/>
+      <w:r>
+        <w:rPr>
+          <w:lang w:val="zh_TW" w:bidi="zh_TW"/>
+        </w:rPr>
+      </w:r>
+      <w:r>
+        <w:rPr>
           <w:b/>
           <w:lang w:val="zh_TW" w:bidi="zh_TW"/>
         </w:rPr>
@@ -19798,6 +22346,20 @@
       </w:r>
       <w:r>
         <w:rPr>
+          <w:lang w:val="zh_TW" w:bidi="zh_TW"/>
+        </w:rPr>
+        <w:t>שְׁבִ֣י</w:t>
+      </w:r>
+    </w:p>
+    <w:p>
+      <w:pPr/>
+      <w:r>
+        <w:rPr>
+          <w:lang w:val="zh_TW" w:bidi="zh_TW"/>
+        </w:rPr>
+      </w:r>
+      <w:r>
+        <w:rPr>
           <w:b/>
           <w:lang w:val="zh_TW" w:bidi="zh_TW"/>
         </w:rPr>
@@ -19977,6 +22539,20 @@
       </w:r>
       <w:r>
         <w:rPr>
+          <w:lang w:val="zh_TW" w:bidi="zh_TW"/>
+        </w:rPr>
+        <w:t>אֵ֖יךְ יִפֹּ֣ל דָּבָ֑ר</w:t>
+      </w:r>
+    </w:p>
+    <w:p>
+      <w:pPr/>
+      <w:r>
+        <w:rPr>
+          <w:lang w:val="zh_TW" w:bidi="zh_TW"/>
+        </w:rPr>
+      </w:r>
+      <w:r>
+        <w:rPr>
           <w:b/>
           <w:lang w:val="zh_TW" w:bidi="zh_TW"/>
         </w:rPr>
@@ -20073,6 +22649,20 @@
       </w:r>
       <w:r>
         <w:rPr>
+          <w:lang w:val="zh_TW" w:bidi="zh_TW"/>
+        </w:rPr>
+        <w:t>לֹ֤א יִשְׁקֹט֙ הָ⁠אִ֔ישׁ כִּֽי־אִם</w:t>
+      </w:r>
+    </w:p>
+    <w:p>
+      <w:pPr/>
+      <w:r>
+        <w:rPr>
+          <w:lang w:val="zh_TW" w:bidi="zh_TW"/>
+        </w:rPr>
+      </w:r>
+      <w:r>
+        <w:rPr>
           <w:b/>
           <w:lang w:val="zh_TW" w:bidi="zh_TW"/>
         </w:rPr>
@@ -20278,6 +22868,20 @@
       </w:r>
       <w:r>
         <w:rPr>
+          <w:lang w:val="zh_TW" w:bidi="zh_TW"/>
+        </w:rPr>
+        <w:t>וּ⁠בֹ֨עַז עָלָ֣ה הַ⁠שַּׁעַר֮</w:t>
+      </w:r>
+    </w:p>
+    <w:p>
+      <w:pPr/>
+      <w:r>
+        <w:rPr>
+          <w:lang w:val="zh_TW" w:bidi="zh_TW"/>
+        </w:rPr>
+      </w:r>
+      <w:r>
+        <w:rPr>
           <w:b/>
           <w:lang w:val="zh_TW" w:bidi="zh_TW"/>
         </w:rPr>
@@ -20361,6 +22965,20 @@
       </w:r>
       <w:r>
         <w:rPr>
+          <w:lang w:val="zh_TW" w:bidi="zh_TW"/>
+        </w:rPr>
+        <w:t>הַ⁠שַּׁעַר֮</w:t>
+      </w:r>
+    </w:p>
+    <w:p>
+      <w:pPr/>
+      <w:r>
+        <w:rPr>
+          <w:lang w:val="zh_TW" w:bidi="zh_TW"/>
+        </w:rPr>
+      </w:r>
+      <w:r>
+        <w:rPr>
           <w:b/>
           <w:lang w:val="zh_TW" w:bidi="zh_TW"/>
         </w:rPr>
@@ -20556,6 +23174,20 @@
         <w:rPr>
           <w:lang w:val="zh_TW" w:bidi="zh_TW"/>
         </w:rPr>
+      </w:r>
+    </w:p>
+    <w:p>
+      <w:pPr/>
+      <w:r>
+        <w:rPr>
+          <w:lang w:val="zh_TW" w:bidi="zh_TW"/>
+        </w:rPr>
+      </w:r>
+      <w:r>
+        <w:rPr>
+          <w:lang w:val="zh_TW" w:bidi="zh_TW"/>
+        </w:rPr>
+        <w:t>הַ⁠גֹּאֵ֤ל</w:t>
       </w:r>
     </w:p>
     <w:p>
@@ -20688,6 +23320,20 @@
       </w:r>
       <w:r>
         <w:rPr>
+          <w:lang w:val="zh_TW" w:bidi="zh_TW"/>
+        </w:rPr>
+        <w:t>וַ⁠יֹּ֛אמֶר ס֥וּרָ⁠ה שְׁבָ⁠ה־פֹּ֖ה פְּלֹנִ֣י אַלְמֹנִ֑י</w:t>
+      </w:r>
+    </w:p>
+    <w:p>
+      <w:pPr/>
+      <w:r>
+        <w:rPr>
+          <w:lang w:val="zh_TW" w:bidi="zh_TW"/>
+        </w:rPr>
+      </w:r>
+      <w:r>
+        <w:rPr>
           <w:b/>
           <w:lang w:val="zh_TW" w:bidi="zh_TW"/>
         </w:rPr>
@@ -20784,6 +23430,20 @@
       </w:r>
       <w:r>
         <w:rPr>
+          <w:lang w:val="zh_TW" w:bidi="zh_TW"/>
+        </w:rPr>
+        <w:t>פְּלֹנִ֣י אַלְמֹנִ֑י</w:t>
+      </w:r>
+    </w:p>
+    <w:p>
+      <w:pPr/>
+      <w:r>
+        <w:rPr>
+          <w:lang w:val="zh_TW" w:bidi="zh_TW"/>
+        </w:rPr>
+      </w:r>
+      <w:r>
+        <w:rPr>
           <w:b/>
           <w:lang w:val="zh_TW" w:bidi="zh_TW"/>
         </w:rPr>
@@ -20943,6 +23603,20 @@
       </w:r>
       <w:r>
         <w:rPr>
+          <w:lang w:val="zh_TW" w:bidi="zh_TW"/>
+        </w:rPr>
+        <w:t>לְ⁠אָחִ֖י⁠נוּ</w:t>
+      </w:r>
+    </w:p>
+    <w:p>
+      <w:pPr/>
+      <w:r>
+        <w:rPr>
+          <w:lang w:val="zh_TW" w:bidi="zh_TW"/>
+        </w:rPr>
+      </w:r>
+      <w:r>
+        <w:rPr>
           <w:b/>
           <w:lang w:val="zh_TW" w:bidi="zh_TW"/>
         </w:rPr>
@@ -21039,6 +23713,20 @@
       </w:r>
       <w:r>
         <w:rPr>
+          <w:lang w:val="zh_TW" w:bidi="zh_TW"/>
+        </w:rPr>
+        <w:t>אָמַ֜רְתִּי</w:t>
+      </w:r>
+    </w:p>
+    <w:p>
+      <w:pPr/>
+      <w:r>
+        <w:rPr>
+          <w:lang w:val="zh_TW" w:bidi="zh_TW"/>
+        </w:rPr>
+      </w:r>
+      <w:r>
+        <w:rPr>
           <w:b/>
           <w:lang w:val="zh_TW" w:bidi="zh_TW"/>
         </w:rPr>
@@ -21135,6 +23823,20 @@
       </w:r>
       <w:r>
         <w:rPr>
+          <w:lang w:val="zh_TW" w:bidi="zh_TW"/>
+        </w:rPr>
+        <w:t>אֶגְלֶ֧ה אָזְנְ⁠ךָ֣</w:t>
+      </w:r>
+    </w:p>
+    <w:p>
+      <w:pPr/>
+      <w:r>
+        <w:rPr>
+          <w:lang w:val="zh_TW" w:bidi="zh_TW"/>
+        </w:rPr>
+      </w:r>
+      <w:r>
+        <w:rPr>
           <w:b/>
           <w:lang w:val="zh_TW" w:bidi="zh_TW"/>
         </w:rPr>
@@ -21225,6 +23927,20 @@
       </w:r>
       <w:r>
         <w:rPr>
+          <w:lang w:val="zh_TW" w:bidi="zh_TW"/>
+        </w:rPr>
+        <w:t>נֶ֥גֶד הַֽ⁠יֹּשְׁבִים֮</w:t>
+      </w:r>
+    </w:p>
+    <w:p>
+      <w:pPr/>
+      <w:r>
+        <w:rPr>
+          <w:lang w:val="zh_TW" w:bidi="zh_TW"/>
+        </w:rPr>
+      </w:r>
+      <w:r>
+        <w:rPr>
           <w:b/>
           <w:lang w:val="zh_TW" w:bidi="zh_TW"/>
         </w:rPr>
@@ -21391,6 +24107,20 @@
       </w:r>
       <w:r>
         <w:rPr>
+          <w:lang w:val="zh_TW" w:bidi="zh_TW"/>
+        </w:rPr>
+        <w:t>אֵ֤ין זוּלָֽתְ⁠ךָ֙ לִ⁠גְא֔וֹל וְ⁠אָנֹכִ֖י אַחֲרֶ֑י⁠ךָ</w:t>
+      </w:r>
+    </w:p>
+    <w:p>
+      <w:pPr/>
+      <w:r>
+        <w:rPr>
+          <w:lang w:val="zh_TW" w:bidi="zh_TW"/>
+        </w:rPr>
+      </w:r>
+      <w:r>
+        <w:rPr>
           <w:b/>
           <w:lang w:val="zh_TW" w:bidi="zh_TW"/>
         </w:rPr>
@@ -21474,6 +24204,20 @@
       </w:r>
       <w:r>
         <w:rPr>
+          <w:lang w:val="zh_TW" w:bidi="zh_TW"/>
+        </w:rPr>
+        <w:t>אָנֹכִ֥י אֶגְאָֽל</w:t>
+      </w:r>
+    </w:p>
+    <w:p>
+      <w:pPr/>
+      <w:r>
+        <w:rPr>
+          <w:lang w:val="zh_TW" w:bidi="zh_TW"/>
+        </w:rPr>
+      </w:r>
+      <w:r>
+        <w:rPr>
           <w:b/>
           <w:lang w:val="zh_TW" w:bidi="zh_TW"/>
         </w:rPr>
@@ -21550,6 +24294,20 @@
       </w:r>
       <w:r>
         <w:rPr>
+          <w:lang w:val="zh_TW" w:bidi="zh_TW"/>
+        </w:rPr>
+        <w:t>בְּ⁠יוֹם</w:t>
+      </w:r>
+    </w:p>
+    <w:p>
+      <w:pPr/>
+      <w:r>
+        <w:rPr>
+          <w:lang w:val="zh_TW" w:bidi="zh_TW"/>
+        </w:rPr>
+      </w:r>
+      <w:r>
+        <w:rPr>
           <w:b/>
           <w:lang w:val="zh_TW" w:bidi="zh_TW"/>
         </w:rPr>
@@ -21646,6 +24404,20 @@
       </w:r>
       <w:r>
         <w:rPr>
+          <w:lang w:val="zh_TW" w:bidi="zh_TW"/>
+        </w:rPr>
+        <w:t>מִ⁠יַּ֣ד נָעֳמִ֑י</w:t>
+      </w:r>
+    </w:p>
+    <w:p>
+      <w:pPr/>
+      <w:r>
+        <w:rPr>
+          <w:lang w:val="zh_TW" w:bidi="zh_TW"/>
+        </w:rPr>
+      </w:r>
+      <w:r>
+        <w:rPr>
           <w:b/>
           <w:lang w:val="zh_TW" w:bidi="zh_TW"/>
         </w:rPr>
@@ -21742,6 +24514,20 @@
       </w:r>
       <w:r>
         <w:rPr>
+          <w:lang w:val="zh_TW" w:bidi="zh_TW"/>
+        </w:rPr>
+        <w:t>וּ֠⁠מֵ⁠אֵת ר֣וּת &amp; קָנִ֔יתָה</w:t>
+      </w:r>
+    </w:p>
+    <w:p>
+      <w:pPr/>
+      <w:r>
+        <w:rPr>
+          <w:lang w:val="zh_TW" w:bidi="zh_TW"/>
+        </w:rPr>
+      </w:r>
+      <w:r>
+        <w:rPr>
           <w:b/>
           <w:lang w:val="zh_TW" w:bidi="zh_TW"/>
         </w:rPr>
@@ -21901,6 +24687,20 @@
       </w:r>
       <w:r>
         <w:rPr>
+          <w:lang w:val="zh_TW" w:bidi="zh_TW"/>
+        </w:rPr>
+        <w:t>לְ⁠הָקִ֥ים שֵׁם־הַ⁠מֵּ֖ת עַל־נַחֲלָתֽ⁠וֹ</w:t>
+      </w:r>
+    </w:p>
+    <w:p>
+      <w:pPr/>
+      <w:r>
+        <w:rPr>
+          <w:lang w:val="zh_TW" w:bidi="zh_TW"/>
+        </w:rPr>
+      </w:r>
+      <w:r>
+        <w:rPr>
           <w:b/>
           <w:lang w:val="zh_TW" w:bidi="zh_TW"/>
         </w:rPr>
@@ -21997,6 +24797,20 @@
       </w:r>
       <w:r>
         <w:rPr>
+          <w:lang w:val="zh_TW" w:bidi="zh_TW"/>
+        </w:rPr>
+        <w:t>הַ⁠מֵּת֙ &amp; הַ⁠מֵּ֖ת</w:t>
+      </w:r>
+    </w:p>
+    <w:p>
+      <w:pPr/>
+      <w:r>
+        <w:rPr>
+          <w:lang w:val="zh_TW" w:bidi="zh_TW"/>
+        </w:rPr>
+      </w:r>
+      <w:r>
+        <w:rPr>
           <w:b/>
           <w:lang w:val="zh_TW" w:bidi="zh_TW"/>
         </w:rPr>
@@ -22106,6 +24920,20 @@
       </w:r>
       <w:r>
         <w:rPr>
+          <w:lang w:val="zh_TW" w:bidi="zh_TW"/>
+        </w:rPr>
+        <w:t>אַשְׁחִ֖ית אֶת־נַחֲלָתִ֑⁠י</w:t>
+      </w:r>
+    </w:p>
+    <w:p>
+      <w:pPr/>
+      <w:r>
+        <w:rPr>
+          <w:lang w:val="zh_TW" w:bidi="zh_TW"/>
+        </w:rPr>
+      </w:r>
+      <w:r>
+        <w:rPr>
           <w:b/>
           <w:lang w:val="zh_TW" w:bidi="zh_TW"/>
         </w:rPr>
@@ -22196,6 +25024,20 @@
       </w:r>
       <w:r>
         <w:rPr>
+          <w:lang w:val="zh_TW" w:bidi="zh_TW"/>
+        </w:rPr>
+        <w:t>גְּאַל־לְ⁠ךָ֤ אַתָּה֙ אֶת־גְּאֻלָּתִ֔⁠י</w:t>
+      </w:r>
+    </w:p>
+    <w:p>
+      <w:pPr/>
+      <w:r>
+        <w:rPr>
+          <w:lang w:val="zh_TW" w:bidi="zh_TW"/>
+        </w:rPr>
+      </w:r>
+      <w:r>
+        <w:rPr>
           <w:b/>
           <w:lang w:val="zh_TW" w:bidi="zh_TW"/>
         </w:rPr>
@@ -22305,6 +25147,20 @@
       </w:r>
       <w:r>
         <w:rPr>
+          <w:lang w:val="zh_TW" w:bidi="zh_TW"/>
+        </w:rPr>
+        <w:t>וְ⁠זֹאת֩</w:t>
+      </w:r>
+    </w:p>
+    <w:p>
+      <w:pPr/>
+      <w:r>
+        <w:rPr>
+          <w:lang w:val="zh_TW" w:bidi="zh_TW"/>
+        </w:rPr>
+      </w:r>
+      <w:r>
+        <w:rPr>
           <w:b/>
           <w:lang w:val="zh_TW" w:bidi="zh_TW"/>
         </w:rPr>
@@ -22409,6 +25265,20 @@
       </w:r>
       <w:r>
         <w:rPr>
+          <w:lang w:val="zh_TW" w:bidi="zh_TW"/>
+        </w:rPr>
+        <w:t>וְ⁠זֹאת֩</w:t>
+      </w:r>
+    </w:p>
+    <w:p>
+      <w:pPr/>
+      <w:r>
+        <w:rPr>
+          <w:lang w:val="zh_TW" w:bidi="zh_TW"/>
+        </w:rPr>
+      </w:r>
+      <w:r>
+        <w:rPr>
           <w:b/>
           <w:lang w:val="zh_TW" w:bidi="zh_TW"/>
         </w:rPr>
@@ -22498,6 +25368,20 @@
       </w:r>
       <w:r>
         <w:rPr>
+          <w:lang w:val="zh_TW" w:bidi="zh_TW"/>
+        </w:rPr>
+        <w:t>לְ⁠פָנִ֨ים</w:t>
+      </w:r>
+    </w:p>
+    <w:p>
+      <w:pPr/>
+      <w:r>
+        <w:rPr>
+          <w:lang w:val="zh_TW" w:bidi="zh_TW"/>
+        </w:rPr>
+      </w:r>
+      <w:r>
+        <w:rPr>
           <w:b/>
           <w:lang w:val="zh_TW" w:bidi="zh_TW"/>
         </w:rPr>
@@ -22588,6 +25472,20 @@
       </w:r>
       <w:r>
         <w:rPr>
+          <w:lang w:val="zh_TW" w:bidi="zh_TW"/>
+        </w:rPr>
+        <w:t>לְ⁠רֵעֵ֑⁠הוּ</w:t>
+      </w:r>
+    </w:p>
+    <w:p>
+      <w:pPr/>
+      <w:r>
+        <w:rPr>
+          <w:lang w:val="zh_TW" w:bidi="zh_TW"/>
+        </w:rPr>
+      </w:r>
+      <w:r>
+        <w:rPr>
           <w:b/>
           <w:lang w:val="zh_TW" w:bidi="zh_TW"/>
         </w:rPr>
@@ -22698,6 +25596,20 @@
       </w:r>
       <w:r>
         <w:rPr>
+          <w:lang w:val="zh_TW" w:bidi="zh_TW"/>
+        </w:rPr>
+        <w:t>וַ⁠יֹּ֧אמֶר הַ⁠גֹּאֵ֛ל לְ⁠בֹ֖עַז קְנֵה־לָ֑⁠ךְ וַ⁠יִּשְׁלֹ֖ף נַעֲלֽ⁠וֹ</w:t>
+      </w:r>
+    </w:p>
+    <w:p>
+      <w:pPr/>
+      <w:r>
+        <w:rPr>
+          <w:lang w:val="zh_TW" w:bidi="zh_TW"/>
+        </w:rPr>
+      </w:r>
+      <w:r>
+        <w:rPr>
           <w:b/>
           <w:lang w:val="zh_TW" w:bidi="zh_TW"/>
         </w:rPr>
@@ -22781,6 +25693,20 @@
       </w:r>
       <w:r>
         <w:rPr>
+          <w:lang w:val="zh_TW" w:bidi="zh_TW"/>
+        </w:rPr>
+        <w:t>וַ⁠יֹּ֧אמֶר הַ⁠גֹּאֵ֛ל לְ⁠בֹ֖עַז קְנֵה־לָ֑⁠ךְ וַ⁠יִּשְׁלֹ֖ף נַעֲלֽ⁠וֹ</w:t>
+      </w:r>
+    </w:p>
+    <w:p>
+      <w:pPr/>
+      <w:r>
+        <w:rPr>
+          <w:lang w:val="zh_TW" w:bidi="zh_TW"/>
+        </w:rPr>
+      </w:r>
+      <w:r>
+        <w:rPr>
           <w:b/>
           <w:lang w:val="zh_TW" w:bidi="zh_TW"/>
         </w:rPr>
@@ -22877,6 +25803,20 @@
       </w:r>
       <w:r>
         <w:rPr>
+          <w:lang w:val="zh_TW" w:bidi="zh_TW"/>
+        </w:rPr>
+        <w:t>וַ⁠יִּשְׁלֹ֖ף נַעֲלֽ⁠וֹ</w:t>
+      </w:r>
+    </w:p>
+    <w:p>
+      <w:pPr/>
+      <w:r>
+        <w:rPr>
+          <w:lang w:val="zh_TW" w:bidi="zh_TW"/>
+        </w:rPr>
+      </w:r>
+      <w:r>
+        <w:rPr>
           <w:b/>
           <w:lang w:val="zh_TW" w:bidi="zh_TW"/>
         </w:rPr>
@@ -22960,6 +25900,20 @@
       </w:r>
       <w:r>
         <w:rPr>
+          <w:lang w:val="zh_TW" w:bidi="zh_TW"/>
+        </w:rPr>
+        <w:t>לַ⁠זְּקֵנִ֜ים וְ⁠כָל־הָ⁠עָ֗ם</w:t>
+      </w:r>
+    </w:p>
+    <w:p>
+      <w:pPr/>
+      <w:r>
+        <w:rPr>
+          <w:lang w:val="zh_TW" w:bidi="zh_TW"/>
+        </w:rPr>
+      </w:r>
+      <w:r>
+        <w:rPr>
           <w:b/>
           <w:lang w:val="zh_TW" w:bidi="zh_TW"/>
         </w:rPr>
@@ -23050,6 +26004,20 @@
       </w:r>
       <w:r>
         <w:rPr>
+          <w:lang w:val="zh_TW" w:bidi="zh_TW"/>
+        </w:rPr>
+        <w:t>מִ⁠יַּ֖ד נָעֳמִֽי</w:t>
+      </w:r>
+    </w:p>
+    <w:p>
+      <w:pPr/>
+      <w:r>
+        <w:rPr>
+          <w:lang w:val="zh_TW" w:bidi="zh_TW"/>
+        </w:rPr>
+      </w:r>
+      <w:r>
+        <w:rPr>
           <w:b/>
           <w:lang w:val="zh_TW" w:bidi="zh_TW"/>
         </w:rPr>
@@ -23216,6 +26184,20 @@
       </w:r>
       <w:r>
         <w:rPr>
+          <w:lang w:val="zh_TW" w:bidi="zh_TW"/>
+        </w:rPr>
+        <w:t>וְ⁠גַ֣ם</w:t>
+      </w:r>
+    </w:p>
+    <w:p>
+      <w:pPr/>
+      <w:r>
+        <w:rPr>
+          <w:lang w:val="zh_TW" w:bidi="zh_TW"/>
+        </w:rPr>
+      </w:r>
+      <w:r>
+        <w:rPr>
           <w:b/>
           <w:lang w:val="zh_TW" w:bidi="zh_TW"/>
         </w:rPr>
@@ -23288,6 +26270,20 @@
         <w:rPr>
           <w:lang w:val="zh_TW" w:bidi="zh_TW"/>
         </w:rPr>
+      </w:r>
+    </w:p>
+    <w:p>
+      <w:pPr/>
+      <w:r>
+        <w:rPr>
+          <w:lang w:val="zh_TW" w:bidi="zh_TW"/>
+        </w:rPr>
+      </w:r>
+      <w:r>
+        <w:rPr>
+          <w:lang w:val="zh_TW" w:bidi="zh_TW"/>
+        </w:rPr>
+        <w:t>לְ⁠הָקִ֤ים שֵׁם־הַ⁠מֵּת֙ עַל־נַ֣חֲלָת֔⁠וֹ</w:t>
       </w:r>
     </w:p>
     <w:p>
@@ -23380,6 +26376,20 @@
       </w:r>
       <w:r>
         <w:rPr>
+          <w:lang w:val="zh_TW" w:bidi="zh_TW"/>
+        </w:rPr>
+        <w:t>הַ⁠מֵּת֙ &amp; הַ⁠מֵּ֛ת</w:t>
+      </w:r>
+    </w:p>
+    <w:p>
+      <w:pPr/>
+      <w:r>
+        <w:rPr>
+          <w:lang w:val="zh_TW" w:bidi="zh_TW"/>
+        </w:rPr>
+      </w:r>
+      <w:r>
+        <w:rPr>
           <w:b/>
           <w:lang w:val="zh_TW" w:bidi="zh_TW"/>
         </w:rPr>
@@ -23507,6 +26517,20 @@
       </w:r>
       <w:r>
         <w:rPr>
+          <w:lang w:val="zh_TW" w:bidi="zh_TW"/>
+        </w:rPr>
+        <w:t>וְ⁠לֹא־יִכָּרֵ֧ת שֵׁם־הַ⁠מֵּ֛ת מֵ⁠עִ֥ם אֶחָ֖י⁠ו וּ⁠מִ⁠שַּׁ֣עַר מְקוֹמ֑⁠וֹ</w:t>
+      </w:r>
+    </w:p>
+    <w:p>
+      <w:pPr/>
+      <w:r>
+        <w:rPr>
+          <w:lang w:val="zh_TW" w:bidi="zh_TW"/>
+        </w:rPr>
+      </w:r>
+      <w:r>
+        <w:rPr>
           <w:b/>
           <w:lang w:val="zh_TW" w:bidi="zh_TW"/>
         </w:rPr>
@@ -23590,6 +26614,20 @@
       </w:r>
       <w:r>
         <w:rPr>
+          <w:lang w:val="zh_TW" w:bidi="zh_TW"/>
+        </w:rPr>
+        <w:t>וְ⁠לֹא־יִכָּרֵ֧ת שֵׁם־הַ⁠מֵּ֛ת מֵ⁠עִ֥ם אֶחָ֖י⁠ו וּ⁠מִ⁠שַּׁ֣עַר מְקוֹמ֑⁠וֹ</w:t>
+      </w:r>
+    </w:p>
+    <w:p>
+      <w:pPr/>
+      <w:r>
+        <w:rPr>
+          <w:lang w:val="zh_TW" w:bidi="zh_TW"/>
+        </w:rPr>
+      </w:r>
+      <w:r>
+        <w:rPr>
           <w:b/>
           <w:lang w:val="zh_TW" w:bidi="zh_TW"/>
         </w:rPr>
@@ -23699,6 +26737,20 @@
       </w:r>
       <w:r>
         <w:rPr>
+          <w:lang w:val="zh_TW" w:bidi="zh_TW"/>
+        </w:rPr>
+        <w:t>וּ⁠מִ⁠שַּׁ֣עַר מְקוֹמ֑⁠וֹ</w:t>
+      </w:r>
+    </w:p>
+    <w:p>
+      <w:pPr/>
+      <w:r>
+        <w:rPr>
+          <w:lang w:val="zh_TW" w:bidi="zh_TW"/>
+        </w:rPr>
+      </w:r>
+      <w:r>
+        <w:rPr>
           <w:b/>
           <w:lang w:val="zh_TW" w:bidi="zh_TW"/>
         </w:rPr>
@@ -23865,6 +26917,20 @@
       </w:r>
       <w:r>
         <w:rPr>
+          <w:lang w:val="zh_TW" w:bidi="zh_TW"/>
+        </w:rPr>
+        <w:t>הָ⁠עָ֧ם אֲשֶׁר־בַּ⁠שַּׁ֛עַר</w:t>
+      </w:r>
+    </w:p>
+    <w:p>
+      <w:pPr/>
+      <w:r>
+        <w:rPr>
+          <w:lang w:val="zh_TW" w:bidi="zh_TW"/>
+        </w:rPr>
+      </w:r>
+      <w:r>
+        <w:rPr>
           <w:b/>
           <w:lang w:val="zh_TW" w:bidi="zh_TW"/>
         </w:rPr>
@@ -23961,6 +27027,20 @@
       </w:r>
       <w:r>
         <w:rPr>
+          <w:lang w:val="zh_TW" w:bidi="zh_TW"/>
+        </w:rPr>
+        <w:t>הַ⁠בָּאָ֣ה אֶל־בֵּיתֶ֗⁠ךָ</w:t>
+      </w:r>
+    </w:p>
+    <w:p>
+      <w:pPr/>
+      <w:r>
+        <w:rPr>
+          <w:lang w:val="zh_TW" w:bidi="zh_TW"/>
+        </w:rPr>
+      </w:r>
+      <w:r>
+        <w:rPr>
           <w:b/>
           <w:lang w:val="zh_TW" w:bidi="zh_TW"/>
         </w:rPr>
@@ -24044,6 +27124,20 @@
       </w:r>
       <w:r>
         <w:rPr>
+          <w:lang w:val="zh_TW" w:bidi="zh_TW"/>
+        </w:rPr>
+        <w:t>יִתֵּן֩ יְהוָ֨ה אֶֽת־הָ⁠אִשָּׁ֜ה הַ⁠בָּאָ֣ה אֶל־בֵּיתֶ֗⁠ךָ כְּ⁠רָחֵ֤ל ׀ וּ⁠כְ⁠לֵאָה֙ אֲשֶׁ֨ר בָּנ֤וּ שְׁתֵּי⁠הֶם֙ אֶת־בֵּ֣ית יִשְׂרָאֵ֔ל</w:t>
+      </w:r>
+    </w:p>
+    <w:p>
+      <w:pPr/>
+      <w:r>
+        <w:rPr>
+          <w:lang w:val="zh_TW" w:bidi="zh_TW"/>
+        </w:rPr>
+      </w:r>
+      <w:r>
+        <w:rPr>
           <w:b/>
           <w:lang w:val="zh_TW" w:bidi="zh_TW"/>
         </w:rPr>
@@ -24127,6 +27221,20 @@
       </w:r>
       <w:r>
         <w:rPr>
+          <w:lang w:val="zh_TW" w:bidi="zh_TW"/>
+        </w:rPr>
+        <w:t>כְּ⁠רָחֵ֤ל ׀ וּ⁠כְ⁠לֵאָה֙ אֲשֶׁ֨ר בָּנ֤וּ שְׁתֵּי⁠הֶם֙ אֶת־בֵּ֣ית יִשְׂרָאֵ֔ל</w:t>
+      </w:r>
+    </w:p>
+    <w:p>
+      <w:pPr/>
+      <w:r>
+        <w:rPr>
+          <w:lang w:val="zh_TW" w:bidi="zh_TW"/>
+        </w:rPr>
+      </w:r>
+      <w:r>
+        <w:rPr>
           <w:b/>
           <w:lang w:val="zh_TW" w:bidi="zh_TW"/>
         </w:rPr>
@@ -24230,6 +27338,20 @@
       </w:r>
       <w:r>
         <w:rPr>
+          <w:lang w:val="zh_TW" w:bidi="zh_TW"/>
+        </w:rPr>
+        <w:t>בָּנ֤וּ &amp; אֶת־בֵּ֣ית יִשְׂרָאֵ֔ל</w:t>
+      </w:r>
+    </w:p>
+    <w:p>
+      <w:pPr/>
+      <w:r>
+        <w:rPr>
+          <w:lang w:val="zh_TW" w:bidi="zh_TW"/>
+        </w:rPr>
+      </w:r>
+      <w:r>
+        <w:rPr>
           <w:b/>
           <w:lang w:val="zh_TW" w:bidi="zh_TW"/>
         </w:rPr>
@@ -24339,6 +27461,20 @@
       </w:r>
       <w:r>
         <w:rPr>
+          <w:lang w:val="zh_TW" w:bidi="zh_TW"/>
+        </w:rPr>
+        <w:t>וַ⁠עֲשֵׂה־חַ֣יִל בְּ⁠אֶפְרָ֔תָה וּ⁠קְרָא־שֵׁ֖ם בְּ⁠בֵ֥ית לָֽחֶם</w:t>
+      </w:r>
+    </w:p>
+    <w:p>
+      <w:pPr/>
+      <w:r>
+        <w:rPr>
+          <w:lang w:val="zh_TW" w:bidi="zh_TW"/>
+        </w:rPr>
+      </w:r>
+      <w:r>
+        <w:rPr>
           <w:b/>
           <w:lang w:val="zh_TW" w:bidi="zh_TW"/>
         </w:rPr>
@@ -24435,6 +27571,20 @@
       </w:r>
       <w:r>
         <w:rPr>
+          <w:lang w:val="zh_TW" w:bidi="zh_TW"/>
+        </w:rPr>
+        <w:t>וַ⁠עֲשֵׂה־חַ֣יִל בְּ⁠אֶפְרָ֔תָה וּ⁠קְרָא־שֵׁ֖ם בְּ⁠בֵ֥ית לָֽחֶם</w:t>
+      </w:r>
+    </w:p>
+    <w:p>
+      <w:pPr/>
+      <w:r>
+        <w:rPr>
+          <w:lang w:val="zh_TW" w:bidi="zh_TW"/>
+        </w:rPr>
+      </w:r>
+      <w:r>
+        <w:rPr>
           <w:b/>
           <w:lang w:val="zh_TW" w:bidi="zh_TW"/>
         </w:rPr>
@@ -24518,6 +27668,20 @@
       </w:r>
       <w:r>
         <w:rPr>
+          <w:lang w:val="zh_TW" w:bidi="zh_TW"/>
+        </w:rPr>
+        <w:t>וִ⁠יהִ֤י בֵֽיתְ⁠ךָ֙ כְּ⁠בֵ֣ית פֶּ֔רֶץ</w:t>
+      </w:r>
+    </w:p>
+    <w:p>
+      <w:pPr/>
+      <w:r>
+        <w:rPr>
+          <w:lang w:val="zh_TW" w:bidi="zh_TW"/>
+        </w:rPr>
+      </w:r>
+      <w:r>
+        <w:rPr>
           <w:b/>
           <w:lang w:val="zh_TW" w:bidi="zh_TW"/>
         </w:rPr>
@@ -24614,6 +27778,20 @@
       </w:r>
       <w:r>
         <w:rPr>
+          <w:lang w:val="zh_TW" w:bidi="zh_TW"/>
+        </w:rPr>
+        <w:t>מִן־הַ⁠זֶּ֗רַע אֲשֶׁ֨ר יִתֵּ֤ן יְהוָה֙ לְ⁠ךָ֔</w:t>
+      </w:r>
+    </w:p>
+    <w:p>
+      <w:pPr/>
+      <w:r>
+        <w:rPr>
+          <w:lang w:val="zh_TW" w:bidi="zh_TW"/>
+        </w:rPr>
+      </w:r>
+      <w:r>
+        <w:rPr>
           <w:b/>
           <w:lang w:val="zh_TW" w:bidi="zh_TW"/>
         </w:rPr>
@@ -24697,6 +27875,20 @@
       </w:r>
       <w:r>
         <w:rPr>
+          <w:lang w:val="zh_TW" w:bidi="zh_TW"/>
+        </w:rPr>
+        <w:t>וַ⁠יִּקַּ֨ח בֹּ֤עַז אֶת־רוּת֙ וַ⁠תְּהִי־ל֣⁠וֹ לְ⁠אִשָּׁ֔ה</w:t>
+      </w:r>
+    </w:p>
+    <w:p>
+      <w:pPr/>
+      <w:r>
+        <w:rPr>
+          <w:lang w:val="zh_TW" w:bidi="zh_TW"/>
+        </w:rPr>
+      </w:r>
+      <w:r>
+        <w:rPr>
           <w:b/>
           <w:lang w:val="zh_TW" w:bidi="zh_TW"/>
         </w:rPr>
@@ -24769,6 +27961,20 @@
         <w:rPr>
           <w:lang w:val="zh_TW" w:bidi="zh_TW"/>
         </w:rPr>
+      </w:r>
+    </w:p>
+    <w:p>
+      <w:pPr/>
+      <w:r>
+        <w:rPr>
+          <w:lang w:val="zh_TW" w:bidi="zh_TW"/>
+        </w:rPr>
+      </w:r>
+      <w:r>
+        <w:rPr>
+          <w:lang w:val="zh_TW" w:bidi="zh_TW"/>
+        </w:rPr>
+        <w:t>וַ⁠יִּקַּ֨ח בֹּ֤עַז אֶת־רוּת֙</w:t>
       </w:r>
     </w:p>
     <w:p>
@@ -24912,6 +28118,20 @@
       </w:r>
       <w:r>
         <w:rPr>
+          <w:lang w:val="zh_TW" w:bidi="zh_TW"/>
+        </w:rPr>
+        <w:t>וַ⁠יָּבֹ֖א אֵלֶ֑י⁠הָ</w:t>
+      </w:r>
+    </w:p>
+    <w:p>
+      <w:pPr/>
+      <w:r>
+        <w:rPr>
+          <w:lang w:val="zh_TW" w:bidi="zh_TW"/>
+        </w:rPr>
+      </w:r>
+      <w:r>
+        <w:rPr>
           <w:b/>
           <w:lang w:val="zh_TW" w:bidi="zh_TW"/>
         </w:rPr>
@@ -24997,6 +28217,20 @@
         <w:rPr>
           <w:lang w:val="zh_TW" w:bidi="zh_TW"/>
         </w:rPr>
+      </w:r>
+    </w:p>
+    <w:p>
+      <w:pPr/>
+      <w:r>
+        <w:rPr>
+          <w:lang w:val="zh_TW" w:bidi="zh_TW"/>
+        </w:rPr>
+      </w:r>
+      <w:r>
+        <w:rPr>
+          <w:lang w:val="zh_TW" w:bidi="zh_TW"/>
+        </w:rPr>
+        <w:t>הַ⁠נָּשִׁים֙</w:t>
       </w:r>
     </w:p>
     <w:p>
@@ -25122,6 +28356,20 @@
       </w:r>
       <w:r>
         <w:rPr>
+          <w:lang w:val="zh_TW" w:bidi="zh_TW"/>
+        </w:rPr>
+        <w:t>בָּר֣וּךְ יְהוָ֔ה</w:t>
+      </w:r>
+    </w:p>
+    <w:p>
+      <w:pPr/>
+      <w:r>
+        <w:rPr>
+          <w:lang w:val="zh_TW" w:bidi="zh_TW"/>
+        </w:rPr>
+      </w:r>
+      <w:r>
+        <w:rPr>
           <w:b/>
           <w:lang w:val="zh_TW" w:bidi="zh_TW"/>
         </w:rPr>
@@ -25205,6 +28453,20 @@
       </w:r>
       <w:r>
         <w:rPr>
+          <w:lang w:val="zh_TW" w:bidi="zh_TW"/>
+        </w:rPr>
+        <w:t>לֹ֣א הִשְׁבִּ֥ית לָ֛⁠ךְ גֹּאֵ֖ל הַ⁠יּ֑וֹם</w:t>
+      </w:r>
+    </w:p>
+    <w:p>
+      <w:pPr/>
+      <w:r>
+        <w:rPr>
+          <w:lang w:val="zh_TW" w:bidi="zh_TW"/>
+        </w:rPr>
+      </w:r>
+      <w:r>
+        <w:rPr>
           <w:b/>
           <w:lang w:val="zh_TW" w:bidi="zh_TW"/>
         </w:rPr>
@@ -25314,6 +28576,20 @@
       </w:r>
       <w:r>
         <w:rPr>
+          <w:lang w:val="zh_TW" w:bidi="zh_TW"/>
+        </w:rPr>
+        <w:t>וְ⁠יִקָּרֵ֥א שְׁמ֖⁠וֹ</w:t>
+      </w:r>
+    </w:p>
+    <w:p>
+      <w:pPr/>
+      <w:r>
+        <w:rPr>
+          <w:lang w:val="zh_TW" w:bidi="zh_TW"/>
+        </w:rPr>
+      </w:r>
+      <w:r>
+        <w:rPr>
           <w:b/>
           <w:lang w:val="zh_TW" w:bidi="zh_TW"/>
         </w:rPr>
@@ -25409,6 +28685,20 @@
       </w:r>
       <w:r>
         <w:rPr>
+          <w:lang w:val="zh_TW" w:bidi="zh_TW"/>
+        </w:rPr>
+        <w:t>וְ⁠יִקָּרֵ֥א שְׁמ֖⁠וֹ בְּ⁠יִשְׂרָאֵֽל</w:t>
+      </w:r>
+    </w:p>
+    <w:p>
+      <w:pPr/>
+      <w:r>
+        <w:rPr>
+          <w:lang w:val="zh_TW" w:bidi="zh_TW"/>
+        </w:rPr>
+      </w:r>
+      <w:r>
+        <w:rPr>
           <w:b/>
           <w:lang w:val="zh_TW" w:bidi="zh_TW"/>
         </w:rPr>
@@ -25505,6 +28795,20 @@
       </w:r>
       <w:r>
         <w:rPr>
+          <w:lang w:val="zh_TW" w:bidi="zh_TW"/>
+        </w:rPr>
+        <w:t>לְ⁠מֵשִׁ֣יב נֶ֔פֶשׁ</w:t>
+      </w:r>
+    </w:p>
+    <w:p>
+      <w:pPr/>
+      <w:r>
+        <w:rPr>
+          <w:lang w:val="zh_TW" w:bidi="zh_TW"/>
+        </w:rPr>
+      </w:r>
+      <w:r>
+        <w:rPr>
           <w:b/>
           <w:lang w:val="zh_TW" w:bidi="zh_TW"/>
         </w:rPr>
@@ -25601,6 +28905,20 @@
       </w:r>
       <w:r>
         <w:rPr>
+          <w:lang w:val="zh_TW" w:bidi="zh_TW"/>
+        </w:rPr>
+        <w:t>וּ⁠לְ⁠כַלְכֵּ֖ל אֶת־שֵׂיבָתֵ֑⁠ךְ</w:t>
+      </w:r>
+    </w:p>
+    <w:p>
+      <w:pPr/>
+      <w:r>
+        <w:rPr>
+          <w:lang w:val="zh_TW" w:bidi="zh_TW"/>
+        </w:rPr>
+      </w:r>
+      <w:r>
+        <w:rPr>
           <w:b/>
           <w:lang w:val="zh_TW" w:bidi="zh_TW"/>
         </w:rPr>
@@ -25691,6 +29009,20 @@
       </w:r>
       <w:r>
         <w:rPr>
+          <w:lang w:val="zh_TW" w:bidi="zh_TW"/>
+        </w:rPr>
+        <w:t>כִּ֣י</w:t>
+      </w:r>
+    </w:p>
+    <w:p>
+      <w:pPr/>
+      <w:r>
+        <w:rPr>
+          <w:lang w:val="zh_TW" w:bidi="zh_TW"/>
+        </w:rPr>
+      </w:r>
+      <w:r>
+        <w:rPr>
           <w:b/>
           <w:lang w:val="zh_TW" w:bidi="zh_TW"/>
         </w:rPr>
@@ -25794,6 +29126,20 @@
       </w:r>
       <w:r>
         <w:rPr>
+          <w:lang w:val="zh_TW" w:bidi="zh_TW"/>
+        </w:rPr>
+        <w:t>ט֣וֹבָה לָ֔⁠ךְ מִ⁠שִּׁבְעָ֖ה בָּנִֽים</w:t>
+      </w:r>
+    </w:p>
+    <w:p>
+      <w:pPr/>
+      <w:r>
+        <w:rPr>
+          <w:lang w:val="zh_TW" w:bidi="zh_TW"/>
+        </w:rPr>
+      </w:r>
+      <w:r>
+        <w:rPr>
           <w:b/>
           <w:lang w:val="zh_TW" w:bidi="zh_TW"/>
         </w:rPr>
@@ -25890,6 +29236,20 @@
       </w:r>
       <w:r>
         <w:rPr>
+          <w:lang w:val="zh_TW" w:bidi="zh_TW"/>
+        </w:rPr>
+        <w:t>וַ⁠תִּקַּ֨ח נָעֳמִ֤י אֶת־הַ⁠יֶּ֨לֶד֙</w:t>
+      </w:r>
+    </w:p>
+    <w:p>
+      <w:pPr/>
+      <w:r>
+        <w:rPr>
+          <w:lang w:val="zh_TW" w:bidi="zh_TW"/>
+        </w:rPr>
+      </w:r>
+      <w:r>
+        <w:rPr>
           <w:b/>
           <w:lang w:val="zh_TW" w:bidi="zh_TW"/>
         </w:rPr>
@@ -26049,6 +29409,20 @@
       </w:r>
       <w:r>
         <w:rPr>
+          <w:lang w:val="zh_TW" w:bidi="zh_TW"/>
+        </w:rPr>
+        <w:t>וַ⁠תִּקְרֶאנָה֩ ל֨⁠וֹ הַ⁠שְּׁכֵנ֥וֹת שֵׁם֙ לֵ⁠אמֹ֔ר &amp; וַ⁠תִּקְרֶ֤אנָֽה שְׁמ⁠וֹ֙ עוֹבֵ֔ד</w:t>
+      </w:r>
+    </w:p>
+    <w:p>
+      <w:pPr/>
+      <w:r>
+        <w:rPr>
+          <w:lang w:val="zh_TW" w:bidi="zh_TW"/>
+        </w:rPr>
+      </w:r>
+      <w:r>
+        <w:rPr>
           <w:b/>
           <w:lang w:val="zh_TW" w:bidi="zh_TW"/>
         </w:rPr>
@@ -26145,6 +29519,20 @@
       </w:r>
       <w:r>
         <w:rPr>
+          <w:lang w:val="zh_TW" w:bidi="zh_TW"/>
+        </w:rPr>
+        <w:t>יֻלַּד־בֵּ֖ן לְ⁠נָעֳמִ֑י</w:t>
+      </w:r>
+    </w:p>
+    <w:p>
+      <w:pPr/>
+      <w:r>
+        <w:rPr>
+          <w:lang w:val="zh_TW" w:bidi="zh_TW"/>
+        </w:rPr>
+      </w:r>
+      <w:r>
+        <w:rPr>
           <w:b/>
           <w:lang w:val="zh_TW" w:bidi="zh_TW"/>
         </w:rPr>
@@ -26235,6 +29623,20 @@
       </w:r>
       <w:r>
         <w:rPr>
+          <w:lang w:val="zh_TW" w:bidi="zh_TW"/>
+        </w:rPr>
+        <w:t>וַ⁠תִּקְרֶ֤אנָֽה שְׁמ⁠וֹ֙ עוֹבֵ֔ד</w:t>
+      </w:r>
+    </w:p>
+    <w:p>
+      <w:pPr/>
+      <w:r>
+        <w:rPr>
+          <w:lang w:val="zh_TW" w:bidi="zh_TW"/>
+        </w:rPr>
+      </w:r>
+      <w:r>
+        <w:rPr>
           <w:b/>
           <w:lang w:val="zh_TW" w:bidi="zh_TW"/>
         </w:rPr>
@@ -26331,6 +29733,20 @@
       </w:r>
       <w:r>
         <w:rPr>
+          <w:lang w:val="zh_TW" w:bidi="zh_TW"/>
+        </w:rPr>
+        <w:t>ה֥וּא אֲבִי־יִשַׁ֖י</w:t>
+      </w:r>
+    </w:p>
+    <w:p>
+      <w:pPr/>
+      <w:r>
+        <w:rPr>
+          <w:lang w:val="zh_TW" w:bidi="zh_TW"/>
+        </w:rPr>
+      </w:r>
+      <w:r>
+        <w:rPr>
           <w:b/>
           <w:lang w:val="zh_TW" w:bidi="zh_TW"/>
         </w:rPr>
@@ -26506,6 +29922,20 @@
         <w:rPr>
           <w:lang w:val="zh_TW" w:bidi="zh_TW"/>
         </w:rPr>
+      </w:r>
+    </w:p>
+    <w:p>
+      <w:pPr/>
+      <w:r>
+        <w:rPr>
+          <w:lang w:val="zh_TW" w:bidi="zh_TW"/>
+        </w:rPr>
+      </w:r>
+      <w:r>
+        <w:rPr>
+          <w:lang w:val="zh_TW" w:bidi="zh_TW"/>
+        </w:rPr>
+        <w:t>תּוֹלְד֣וֹת פָּ֔רֶץ</w:t>
       </w:r>
     </w:p>
     <w:p>
@@ -26636,6 +30066,20 @@
       </w:r>
       <w:r>
         <w:rPr>
+          <w:lang w:val="zh_TW" w:bidi="zh_TW"/>
+        </w:rPr>
+        <w:t>פֶּ֖רֶץ הוֹלִ֥יד אֶת־חֶצְרֽוֹן</w:t>
+      </w:r>
+    </w:p>
+    <w:p>
+      <w:pPr/>
+      <w:r>
+        <w:rPr>
+          <w:lang w:val="zh_TW" w:bidi="zh_TW"/>
+        </w:rPr>
+      </w:r>
+      <w:r>
+        <w:rPr>
           <w:b/>
           <w:lang w:val="zh_TW" w:bidi="zh_TW"/>
         </w:rPr>
@@ -26728,6 +30172,20 @@
         <w:rPr>
           <w:lang w:val="zh_TW" w:bidi="zh_TW"/>
         </w:rPr>
+      </w:r>
+    </w:p>
+    <w:p>
+      <w:pPr/>
+      <w:r>
+        <w:rPr>
+          <w:lang w:val="zh_TW" w:bidi="zh_TW"/>
+        </w:rPr>
+      </w:r>
+      <w:r>
+        <w:rPr>
+          <w:lang w:val="zh_TW" w:bidi="zh_TW"/>
+        </w:rPr>
+        <w:t>וְ⁠חֶצְרוֹן֙ &amp; אֶת־רָ֔ם &amp; אֶת־עַמִּֽינָדָֽב</w:t>
       </w:r>
     </w:p>
     <w:p>

--- a/zht/docx/08.content.docx
+++ b/zht/docx/08.content.docx
@@ -836,7 +836,7 @@
         <w:rPr>
           <w:lang w:val="zh_TW" w:bidi="zh_TW"/>
         </w:rPr>
-        <w:t>בִּ⁠ימֵי֙ שְׁפֹ֣ט הַ⁠שֹּׁפְטִ֔ים</w:t>
+        <w:t>בִּ⁠ימֵי֙ שְׁפֹ֣ט הַ⁠שֹּׁפְטִ֔ים</w:t>
       </w:r>
     </w:p>
     <w:p>
@@ -946,7 +946,7 @@
         <w:rPr>
           <w:lang w:val="zh_TW" w:bidi="zh_TW"/>
         </w:rPr>
-        <w:t>בָּ⁠אָ֑רֶץ</w:t>
+        <w:t>בָּ⁠אָ֑רֶץ</w:t>
       </w:r>
     </w:p>
     <w:p>
@@ -1257,7 +1257,7 @@
         <w:rPr>
           <w:lang w:val="zh_TW" w:bidi="zh_TW"/>
         </w:rPr>
-        <w:t>וַ⁠תִּשָּׁאֵ֥ר הִ֖יא וּ⁠שְׁנֵ֥י בָנֶֽי⁠הָ</w:t>
+        <w:t>וַ⁠תִּשָּׁאֵ֥ר הִ֖יא וּ⁠שְׁנֵ֥י בָנֶֽי⁠הָ</w:t>
       </w:r>
     </w:p>
     <w:p>
@@ -1360,7 +1360,7 @@
         <w:rPr>
           <w:lang w:val="zh_TW" w:bidi="zh_TW"/>
         </w:rPr>
-        <w:t>וַ⁠יִּשְׂא֣וּ לָ⁠הֶ֗ם נָשִׁים֙</w:t>
+        <w:t>וַ⁠יִּשְׂא֣וּ לָ⁠הֶ֗ם נָשִׁים֙</w:t>
       </w:r>
     </w:p>
     <w:p>
@@ -1470,7 +1470,7 @@
         <w:rPr>
           <w:lang w:val="zh_TW" w:bidi="zh_TW"/>
         </w:rPr>
-        <w:t>שֵׁ֤ם הָֽ⁠אַחַת֙ עָרְפָּ֔ה וְ⁠שֵׁ֥ם הַ⁠שֵּׁנִ֖ית ר֑וּת</w:t>
+        <w:t>שֵׁ֤ם הָֽ⁠אַחַת֙ עָרְפָּ֔ה וְ⁠שֵׁ֥ם הַ⁠שֵּׁנִ֖ית ר֑וּת</w:t>
       </w:r>
     </w:p>
     <w:p>
@@ -1547,7 +1547,7 @@
         <w:rPr>
           <w:lang w:val="zh_TW" w:bidi="zh_TW"/>
         </w:rPr>
-        <w:t>וַ⁠תִּשָּׁאֵר֙ הָֽ⁠אִשָּׁ֔ה מִ⁠שְּׁנֵ֥י יְלָדֶ֖י⁠הָ וּ⁠מֵ⁠אִישָֽׁ⁠הּ</w:t>
+        <w:t>וַ⁠תִּשָּׁאֵר֙ הָֽ⁠אִשָּׁ֔ה מִ⁠שְּׁנֵ֥י יְלָדֶ֖י⁠הָ וּ⁠מֵ⁠אִישָֽׁ⁠הּ</w:t>
       </w:r>
     </w:p>
     <w:p>
@@ -1650,7 +1650,7 @@
         <w:rPr>
           <w:lang w:val="zh_TW" w:bidi="zh_TW"/>
         </w:rPr>
-        <w:t>וַ⁠תָּ֤קָם הִיא֙ וְ⁠כַלֹּתֶ֔י⁠הָ וַ⁠תָּ֖שָׁב</w:t>
+        <w:t>וַ⁠תָּ֤קָם הִיא֙ וְ⁠כַלֹּתֶ֔י⁠הָ וַ⁠תָּ֖שָׁב</w:t>
       </w:r>
     </w:p>
     <w:p>
@@ -1747,7 +1747,7 @@
         <w:rPr>
           <w:lang w:val="zh_TW" w:bidi="zh_TW"/>
         </w:rPr>
-        <w:t>וַ⁠תָּ֤קָם הִיא֙ וְ⁠כַלֹּתֶ֔י⁠הָ וַ⁠תָּ֖שָׁב</w:t>
+        <w:t>וַ⁠תָּ֤קָם הִיא֙ וְ⁠כַלֹּתֶ֔י⁠הָ וַ⁠תָּ֖שָׁב</w:t>
       </w:r>
     </w:p>
     <w:p>
@@ -1927,7 +1927,7 @@
         <w:rPr>
           <w:lang w:val="zh_TW" w:bidi="zh_TW"/>
         </w:rPr>
-        <w:t>כִּ֤י שָֽׁמְעָה֙ בִּ⁠שְׂדֵ֣ה מוֹאָ֔ב כִּֽי־פָקַ֤ד יְהוָה֙ אֶת־עַמּ֔⁠וֹ לָ⁠תֵ֥ת לָ⁠הֶ֖ם לָֽחֶם</w:t>
+        <w:t>כִּ֤י שָֽׁמְעָה֙ בִּ⁠שְׂדֵ֣ה מוֹאָ֔ב כִּֽי־פָקַ֤ד יְהוָה֙ אֶת־עַמּ֔⁠וֹ לָ⁠תֵ֥ת לָ⁠הֶ֖ם לָֽחֶם</w:t>
       </w:r>
     </w:p>
     <w:p>
@@ -2024,7 +2024,7 @@
         <w:rPr>
           <w:lang w:val="zh_TW" w:bidi="zh_TW"/>
         </w:rPr>
-        <w:t>שָֽׁמְעָה֙ בִּ⁠שְׂדֵ֣ה מוֹאָ֔ב</w:t>
+        <w:t>שָֽׁמְעָה֙ בִּ⁠שְׂדֵ֣ה מוֹאָ֔ב</w:t>
       </w:r>
     </w:p>
     <w:p>
@@ -2467,7 +2467,7 @@
         <w:rPr>
           <w:lang w:val="zh_TW" w:bidi="zh_TW"/>
         </w:rPr>
-        <w:t>לֵ֣כְנָה שֹּׁ֔בְנָה אִשָּׁ֖ה</w:t>
+        <w:t>לֵ֣כְנָה שֹּׁ֔בְנָה אִשָּׁ֖ה</w:t>
       </w:r>
     </w:p>
     <w:p>
@@ -2564,7 +2564,7 @@
         <w:rPr>
           <w:lang w:val="zh_TW" w:bidi="zh_TW"/>
         </w:rPr>
-        <w:t>לֵ֣כְנָה שֹּׁ֔בְנָה אִשָּׁ֖ה לְ⁠בֵ֣ית אִמָּ֑⁠הּ</w:t>
+        <w:t>לֵ֣כְנָה שֹּׁ֔בְנָה אִשָּׁ֖ה לְ⁠בֵ֣ית אִמָּ֑⁠הּ</w:t>
       </w:r>
     </w:p>
     <w:p>
@@ -2704,7 +2704,7 @@
         <w:rPr>
           <w:lang w:val="zh_TW" w:bidi="zh_TW"/>
         </w:rPr>
-        <w:t>יעשה יְהוָ֤ה עִמָּ⁠כֶם֙ חֶ֔סֶד כַּ⁠אֲשֶׁ֧ר עֲשִׂיתֶ֛ם עִם־הַ⁠מֵּתִ֖ים וְ⁠עִמָּדִֽ⁠י</w:t>
+        <w:t>יעשה יְהוָ֤ה עִמָּ⁠כֶם֙ חֶ֔סֶד כַּ⁠אֲשֶׁ֧ר עֲשִׂיתֶ֛ם עִם־הַ⁠מֵּתִ֖ים וְ⁠עִמָּדִֽ⁠י</w:t>
       </w:r>
     </w:p>
     <w:p>
@@ -2801,7 +2801,7 @@
         <w:rPr>
           <w:lang w:val="zh_TW" w:bidi="zh_TW"/>
         </w:rPr>
-        <w:t>עִם־הַ⁠מֵּתִ֖ים</w:t>
+        <w:t>עִם־הַ⁠מֵּתִ֖ים</w:t>
       </w:r>
     </w:p>
     <w:p>
@@ -3228,7 +3228,7 @@
         <w:rPr>
           <w:lang w:val="zh_TW" w:bidi="zh_TW"/>
         </w:rPr>
-        <w:t>בֵּ֣ית אִישָׁ֑⁠הּ</w:t>
+        <w:t>בֵּ֣ית אִישָׁ֑⁠הּ</w:t>
       </w:r>
     </w:p>
     <w:p>
@@ -3338,7 +3338,7 @@
         <w:rPr>
           <w:lang w:val="zh_TW" w:bidi="zh_TW"/>
         </w:rPr>
-        <w:t>וַ⁠תִּשֶּׂ֥אנָה קוֹלָ֖⁠ן וַ⁠תִּבְכֶּֽינָה</w:t>
+        <w:t>וַ⁠תִּשֶּׂ֥אנָה קוֹלָ֖⁠ן וַ⁠תִּבְכֶּֽינָה</w:t>
       </w:r>
     </w:p>
     <w:p>
@@ -3558,7 +3558,7 @@
         <w:rPr>
           <w:lang w:val="zh_TW" w:bidi="zh_TW"/>
         </w:rPr>
-        <w:t>וַ⁠תֹּאמַ֖רְנָה</w:t>
+        <w:t>וַ⁠תֹּאמַ֖רְנָה</w:t>
       </w:r>
     </w:p>
     <w:p>
@@ -3668,7 +3668,7 @@
         <w:rPr>
           <w:lang w:val="zh_TW" w:bidi="zh_TW"/>
         </w:rPr>
-        <w:t>כִּי</w:t>
+        <w:t>כִּי</w:t>
       </w:r>
     </w:p>
     <w:p>
@@ -3778,7 +3778,7 @@
         <w:rPr>
           <w:lang w:val="zh_TW" w:bidi="zh_TW"/>
         </w:rPr>
-        <w:t>אִתָּ֥⁠ךְ</w:t>
+        <w:t>אִתָּ֥⁠ךְ</w:t>
       </w:r>
     </w:p>
     <w:p>
@@ -3888,7 +3888,7 @@
         <w:rPr>
           <w:lang w:val="zh_TW" w:bidi="zh_TW"/>
         </w:rPr>
-        <w:t>וַ⁠תֹּ֤אמֶר נָעֳמִי֙</w:t>
+        <w:t>וַ⁠תֹּ֤אמֶר נָעֳמִי֙</w:t>
       </w:r>
     </w:p>
     <w:p>
@@ -4088,7 +4088,7 @@
         <w:rPr>
           <w:lang w:val="zh_TW" w:bidi="zh_TW"/>
         </w:rPr>
-        <w:t>לָ֥⁠מָּה תֵלַ֖כְנָה עִמִּ֑⁠י</w:t>
+        <w:t>לָ֥⁠מָּה תֵלַ֖כְנָה עִמִּ֑⁠י</w:t>
       </w:r>
     </w:p>
     <w:p>
@@ -4197,7 +4197,7 @@
         <w:rPr>
           <w:lang w:val="zh_TW" w:bidi="zh_TW"/>
         </w:rPr>
-        <w:t>הַֽ⁠עֽוֹד־לִ֤⁠י בָנִים֙ בְּֽ⁠מֵעַ֔⁠י וְ⁠הָי֥וּ לָ⁠כֶ֖ם לַ⁠אֲנָשִֽׁים</w:t>
+        <w:t>הַֽ⁠עֽוֹד־לִ֤⁠י בָנִים֙ בְּֽ⁠מֵעַ֔⁠י וְ⁠הָי֥וּ לָ⁠כֶ֖ם לַ⁠אֲנָשִֽׁים</w:t>
       </w:r>
     </w:p>
     <w:p>
@@ -4294,7 +4294,7 @@
         <w:rPr>
           <w:lang w:val="zh_TW" w:bidi="zh_TW"/>
         </w:rPr>
-        <w:t>זָקַ֖נְתִּי מִ⁠הְי֣וֹת לְ⁠אִ֑ישׁ</w:t>
+        <w:t>זָקַ֖נְתִּי מִ⁠הְי֣וֹת לְ⁠אִ֑ישׁ</w:t>
       </w:r>
     </w:p>
     <w:p>
@@ -4391,7 +4391,7 @@
         <w:rPr>
           <w:lang w:val="zh_TW" w:bidi="zh_TW"/>
         </w:rPr>
-        <w:t>כִּ֤י אָמַ֨רְתִּי֙ יֶשׁ־לִ֣⁠י תִקְוָ֔ה גַּ֣ם הָיִ֤יתִי הַ⁠לַּ֨יְלָה֙ לְ⁠אִ֔ישׁ וְ⁠גַ֖ם יָלַ֥דְתִּי בָנִֽים</w:t>
+        <w:t>כִּ֤י אָמַ֨רְתִּי֙ יֶשׁ־לִ֣⁠י תִקְוָ֔ה גַּ֣ם הָיִ֤יתִי הַ⁠לַּ֨יְלָה֙ לְ⁠אִ֔ישׁ וְ⁠גַ֖ם יָלַ֥דְתִּי בָנִֽים</w:t>
       </w:r>
     </w:p>
     <w:p>
@@ -4551,7 +4551,7 @@
         <w:rPr>
           <w:lang w:val="zh_TW" w:bidi="zh_TW"/>
         </w:rPr>
-        <w:t>הֲ⁠לָהֵ֣ן ׀ תְּשַׂבֵּ֗רְנָה עַ֚ד אֲשֶׁ֣ר יִגְדָּ֔לוּ הֲ⁠לָהֵן֙ תֵּֽעָגֵ֔נָה לְ⁠בִלְתִּ֖י הֱי֣וֹת לְ⁠אִ֑ישׁ</w:t>
+        <w:t>הֲ⁠לָהֵ֣ן ׀ תְּשַׂבֵּ֗רְנָה עַ֚ד אֲשֶׁ֣ר יִגְדָּ֔לוּ הֲ⁠לָהֵן֙ תֵּֽעָגֵ֔נָה לְ⁠בִלְתִּ֖י הֱי֣וֹת לְ⁠אִ֑ישׁ</w:t>
       </w:r>
     </w:p>
     <w:p>
@@ -4648,7 +4648,7 @@
         <w:rPr>
           <w:lang w:val="zh_TW" w:bidi="zh_TW"/>
         </w:rPr>
-        <w:t>הֲ⁠לָהֵ֣ן ׀ תְּשַׂבֵּ֗רְנָה עַ֚ד אֲשֶׁ֣ר יִגְדָּ֔לוּ הֲ⁠לָהֵן֙ תֵּֽעָגֵ֔נָה לְ⁠בִלְתִּ֖י הֱי֣וֹת לְ⁠אִ֑ישׁ</w:t>
+        <w:t>הֲ⁠לָהֵ֣ן ׀ תְּשַׂבֵּ֗רְנָה עַ֚ד אֲשֶׁ֣ר יִגְדָּ֔לוּ הֲ⁠לָהֵן֙ תֵּֽעָגֵ֔נָה לְ⁠בִלְתִּ֖י הֱי֣וֹת לְ⁠אִ֑ישׁ</w:t>
       </w:r>
     </w:p>
     <w:p>
@@ -5029,7 +5029,7 @@
         <w:rPr>
           <w:lang w:val="zh_TW" w:bidi="zh_TW"/>
         </w:rPr>
-        <w:t>וַ⁠תִּשֶּׂ֣נָה קוֹלָ֔⁠ן וַ⁠תִּבְכֶּ֖ינָה</w:t>
+        <w:t>וַ⁠תִּשֶּׂ֣נָה קוֹלָ֔⁠ן וַ⁠תִּבְכֶּ֖ינָה</w:t>
       </w:r>
     </w:p>
     <w:p>
@@ -5139,7 +5139,7 @@
         <w:rPr>
           <w:lang w:val="zh_TW" w:bidi="zh_TW"/>
         </w:rPr>
-        <w:t>וְ⁠ר֖וּת דָּ֥בְקָה בָּֽ⁠הּ</w:t>
+        <w:t>וְ⁠ר֖וּת דָּ֥בְקָה בָּֽ⁠הּ</w:t>
       </w:r>
     </w:p>
     <w:p>
@@ -5236,7 +5236,7 @@
         <w:rPr>
           <w:lang w:val="zh_TW" w:bidi="zh_TW"/>
         </w:rPr>
-        <w:t>הִנֵּה֙</w:t>
+        <w:t>הִנֵּה֙</w:t>
       </w:r>
     </w:p>
     <w:p>
@@ -5442,7 +5442,7 @@
         <w:rPr>
           <w:lang w:val="zh_TW" w:bidi="zh_TW"/>
         </w:rPr>
-        <w:t>עַמָּ֖⁠הּ</w:t>
+        <w:t>עַמָּ֖⁠הּ</w:t>
       </w:r>
     </w:p>
     <w:p>
@@ -5958,7 +5958,7 @@
         <w:rPr>
           <w:lang w:val="zh_TW" w:bidi="zh_TW"/>
         </w:rPr>
-        <w:t>עַמֵּ֣⁠ךְ עַמִּ֔⁠י וֵ⁠אלֹהַ֖יִ⁠ךְ אֱלֹהָֽ⁠י</w:t>
+        <w:t>עַמֵּ֣⁠ךְ עַמִּ֔⁠י וֵ⁠אלֹהַ֖יִ⁠ךְ אֱלֹהָֽ⁠י</w:t>
       </w:r>
     </w:p>
     <w:p>
@@ -6055,7 +6055,7 @@
         <w:rPr>
           <w:lang w:val="zh_TW" w:bidi="zh_TW"/>
         </w:rPr>
-        <w:t>כֹּה֩ יַעֲשֶׂ֨ה יְהוָ֥ה לִ⁠י֙ וְ⁠כֹ֣ה יֹסִ֔יף</w:t>
+        <w:t>כֹּה֩ יַעֲשֶׂ֨ה יְהוָ֥ה לִ⁠י֙ וְ⁠כֹ֣ה יֹסִ֔יף</w:t>
       </w:r>
     </w:p>
     <w:p>
@@ -6152,7 +6152,7 @@
         <w:rPr>
           <w:lang w:val="zh_TW" w:bidi="zh_TW"/>
         </w:rPr>
-        <w:t>כִּ֣י הַ⁠מָּ֔וֶת יַפְרִ֖יד בֵּינִ֥⁠י וּ⁠בֵינֵֽ⁠ךְ</w:t>
+        <w:t>כִּ֣י הַ⁠מָּ֔וֶת יַפְרִ֖יד בֵּינִ֥⁠י וּ⁠בֵינֵֽ⁠ךְ</w:t>
       </w:r>
     </w:p>
     <w:p>
@@ -6249,7 +6249,7 @@
         <w:rPr>
           <w:lang w:val="zh_TW" w:bidi="zh_TW"/>
         </w:rPr>
-        <w:t>יַפְרִ֖יד בֵּינִ֥⁠י וּ⁠בֵינֵֽ⁠ךְ</w:t>
+        <w:t>יַפְרִ֖יד בֵּינִ֥⁠י וּ⁠בֵינֵֽ⁠ךְ</w:t>
       </w:r>
     </w:p>
     <w:p>
@@ -6346,7 +6346,7 @@
         <w:rPr>
           <w:lang w:val="zh_TW" w:bidi="zh_TW"/>
         </w:rPr>
-        <w:t>וַ⁠תֶּחְדַּ֖ל לְ⁠דַבֵּ֥ר אֵלֶֽי⁠הָ</w:t>
+        <w:t>וַ⁠תֶּחְדַּ֖ל לְ⁠דַבֵּ֥ר אֵלֶֽי⁠הָ</w:t>
       </w:r>
     </w:p>
     <w:p>
@@ -6443,7 +6443,7 @@
         <w:rPr>
           <w:lang w:val="zh_TW" w:bidi="zh_TW"/>
         </w:rPr>
-        <w:t>וַ⁠תֶּחְדַּ֖ל לְ⁠דַבֵּ֥ר אֵלֶֽי⁠הָ</w:t>
+        <w:t>וַ⁠תֶּחְדַּ֖ל לְ⁠דַבֵּ֥ר אֵלֶֽי⁠הָ</w:t>
       </w:r>
     </w:p>
     <w:p>
@@ -6670,7 +6670,7 @@
         <w:rPr>
           <w:lang w:val="zh_TW" w:bidi="zh_TW"/>
         </w:rPr>
-        <w:t>כְּ⁠בֹאָ֨⁠נָה֙ בֵּ֣ית לֶ֔חֶם</w:t>
+        <w:t>כְּ⁠בֹאָ֨⁠נָה֙ בֵּ֣ית לֶ֔חֶם</w:t>
       </w:r>
     </w:p>
     <w:p>
@@ -6767,7 +6767,7 @@
         <w:rPr>
           <w:lang w:val="zh_TW" w:bidi="zh_TW"/>
         </w:rPr>
-        <w:t>כָּל־הָ⁠עִיר֙</w:t>
+        <w:t>כָּל־הָ⁠עִיר֙</w:t>
       </w:r>
     </w:p>
     <w:p>
@@ -6877,7 +6877,7 @@
         <w:rPr>
           <w:lang w:val="zh_TW" w:bidi="zh_TW"/>
         </w:rPr>
-        <w:t>כָּל־הָ⁠עִיר֙</w:t>
+        <w:t>כָּל־הָ⁠עִיר֙</w:t>
       </w:r>
     </w:p>
     <w:p>
@@ -7084,7 +7084,7 @@
         <w:rPr>
           <w:lang w:val="zh_TW" w:bidi="zh_TW"/>
         </w:rPr>
-        <w:t>אַל־תִּקְרֶ֥אנָה לִ֖⁠י נָעֳמִ֑י</w:t>
+        <w:t>אַל־תִּקְרֶ֥אנָה לִ֖⁠י נָעֳמִ֑י</w:t>
       </w:r>
     </w:p>
     <w:p>
@@ -7292,7 +7292,7 @@
         <w:rPr>
           <w:lang w:val="zh_TW" w:bidi="zh_TW"/>
         </w:rPr>
-        <w:t>אֲנִי֙ מְלֵאָ֣ה הָלַ֔כְתִּי וְ⁠רֵיקָ֖ם הֱשִׁיבַ֣⁠נִי יְהוָ֑ה</w:t>
+        <w:t>אֲנִי֙ מְלֵאָ֣ה הָלַ֔כְתִּי וְ⁠רֵיקָ֖ם הֱשִׁיבַ֣⁠נִי יְהוָ֑ה</w:t>
       </w:r>
     </w:p>
     <w:p>
@@ -7415,7 +7415,7 @@
         <w:rPr>
           <w:lang w:val="zh_TW" w:bidi="zh_TW"/>
         </w:rPr>
-        <w:t>לָ֣⁠מָּה תִקְרֶ֤אנָה לִ⁠י֙ נָעֳמִ֔י</w:t>
+        <w:t>לָ֣⁠מָּה תִקְרֶ֤אנָה לִ⁠י֙ נָעֳמִ֔י</w:t>
       </w:r>
     </w:p>
     <w:p>
@@ -7512,7 +7512,7 @@
         <w:rPr>
           <w:lang w:val="zh_TW" w:bidi="zh_TW"/>
         </w:rPr>
-        <w:t>וַֽ⁠יהוָה֙ עָ֣נָה בִ֔⁠י וְ⁠שַׁדַּ֖י הֵ֥רַֽע לִֽ⁠י</w:t>
+        <w:t>וַֽ⁠יהוָה֙ עָ֣נָה בִ֔⁠י וְ⁠שַׁדַּ֖י הֵ֥רַֽע לִֽ⁠י</w:t>
       </w:r>
     </w:p>
     <w:p>
@@ -7808,7 +7808,7 @@
         <w:rPr>
           <w:lang w:val="zh_TW" w:bidi="zh_TW"/>
         </w:rPr>
-        <w:t>וַ⁠תָּ֣שָׁב נָעֳמִ֗י וְ⁠ר֨וּת הַ⁠מּוֹאֲבִיָּ֤ה כַלָּתָ⁠הּ֙ עִמָּ֔⁠הּ הַ⁠שָּׁ֖בָה מִ⁠שְּׂדֵ֣י מוֹאָ֑ב</w:t>
+        <w:t>וַ⁠תָּ֣שָׁב נָעֳמִ֗י וְ⁠ר֨וּת הַ⁠מּוֹאֲבִיָּ֤ה כַלָּתָ⁠הּ֙ עִמָּ֔⁠הּ הַ⁠שָּׁ֖בָה מִ⁠שְּׂדֵ֣י מוֹאָ֑ב</w:t>
       </w:r>
     </w:p>
     <w:p>
@@ -7905,7 +7905,7 @@
         <w:rPr>
           <w:lang w:val="zh_TW" w:bidi="zh_TW"/>
         </w:rPr>
-        <w:t>וְ⁠הֵ֗מָּה בָּ֚אוּ בֵּ֣ית לֶ֔חֶם בִּ⁠תְחִלַּ֖ת קְצִ֥יר שְׂעֹרִֽים</w:t>
+        <w:t>וְ⁠הֵ֗מָּה בָּ֚אוּ בֵּ֣ית לֶ֔חֶם בִּ⁠תְחִלַּ֖ת קְצִ֥יר שְׂעֹרִֽים</w:t>
       </w:r>
     </w:p>
     <w:p>
@@ -8002,7 +8002,7 @@
         <w:rPr>
           <w:lang w:val="zh_TW" w:bidi="zh_TW"/>
         </w:rPr>
-        <w:t>בִּ⁠תְחִלַּ֖ת קְצִ֥יר שְׂעֹרִֽים</w:t>
+        <w:t>בִּ⁠תְחִלַּ֖ת קְצִ֥יר שְׂעֹרִֽים</w:t>
       </w:r>
     </w:p>
     <w:p>
@@ -8112,7 +8112,7 @@
         <w:rPr>
           <w:lang w:val="zh_TW" w:bidi="zh_TW"/>
         </w:rPr>
-        <w:t>וּֽ⁠לְ⁠נָעֳמִ֞י מוֹדַ֣ע לְ⁠אִישָׁ֗⁠הּ</w:t>
+        <w:t>וּֽ⁠לְ⁠נָעֳמִ֞י מוֹדַ֣ע לְ⁠אִישָׁ֗⁠הּ</w:t>
       </w:r>
     </w:p>
     <w:p>
@@ -8209,7 +8209,7 @@
         <w:rPr>
           <w:lang w:val="zh_TW" w:bidi="zh_TW"/>
         </w:rPr>
-        <w:t>וּֽ⁠לְ⁠נָעֳמִ֞י מוֹדַ֣ע לְ⁠אִישָׁ֗⁠הּ</w:t>
+        <w:t>וּֽ⁠לְ⁠נָעֳמִ֞י מוֹדַ֣ע לְ⁠אִישָׁ֗⁠הּ</w:t>
       </w:r>
     </w:p>
     <w:p>
@@ -8319,7 +8319,7 @@
         <w:rPr>
           <w:lang w:val="zh_TW" w:bidi="zh_TW"/>
         </w:rPr>
-        <w:t>אִ֚ישׁ גִּבּ֣וֹר חַ֔יִל</w:t>
+        <w:t>אִ֚ישׁ גִּבּ֣וֹר חַ֔יִל</w:t>
       </w:r>
     </w:p>
     <w:p>
@@ -8423,7 +8423,7 @@
         <w:rPr>
           <w:lang w:val="zh_TW" w:bidi="zh_TW"/>
         </w:rPr>
-        <w:t>מִ⁠מִּשְׁפַּ֖חַת אֱלִימֶ֑לֶךְ</w:t>
+        <w:t>מִ⁠מִּשְׁפַּ֖חַת אֱלִימֶ֑לֶךְ</w:t>
       </w:r>
     </w:p>
     <w:p>
@@ -8533,7 +8533,7 @@
         <w:rPr>
           <w:lang w:val="zh_TW" w:bidi="zh_TW"/>
         </w:rPr>
-        <w:t>ר֨וּת הַ⁠מּוֹאֲבִיָּ֜ה</w:t>
+        <w:t>ר֨וּת הַ⁠מּוֹאֲבִיָּ֜ה</w:t>
       </w:r>
     </w:p>
     <w:p>
@@ -8693,7 +8693,7 @@
         <w:rPr>
           <w:lang w:val="zh_TW" w:bidi="zh_TW"/>
         </w:rPr>
-        <w:t>אֲשֶׁ֥ר אֶמְצָא־חֵ֖ן בְּ⁠עֵינָ֑י⁠ו</w:t>
+        <w:t>אֲשֶׁ֥ר אֶמְצָא־חֵ֖ן בְּ⁠עֵינָ֑י⁠ו</w:t>
       </w:r>
     </w:p>
     <w:p>
@@ -8803,7 +8803,7 @@
         <w:rPr>
           <w:lang w:val="zh_TW" w:bidi="zh_TW"/>
         </w:rPr>
-        <w:t>בִתִּֽ⁠י</w:t>
+        <w:t>בִתִּֽ⁠י</w:t>
       </w:r>
     </w:p>
     <w:p>
@@ -8900,7 +8900,7 @@
         <w:rPr>
           <w:lang w:val="zh_TW" w:bidi="zh_TW"/>
         </w:rPr>
-        <w:t>וַ⁠יִּ֣קֶר מִקְרֶ֔⁠הָ</w:t>
+        <w:t>וַ⁠יִּ֣קֶר מִקְרֶ֔⁠הָ</w:t>
       </w:r>
     </w:p>
     <w:p>
@@ -9010,7 +9010,7 @@
         <w:rPr>
           <w:lang w:val="zh_TW" w:bidi="zh_TW"/>
         </w:rPr>
-        <w:t>מִ⁠מִּשְׁפַּ֥חַת אֱלִימֶֽלֶךְ</w:t>
+        <w:t>מִ⁠מִּשְׁפַּ֥חַת אֱלִימֶֽלֶךְ</w:t>
       </w:r>
     </w:p>
     <w:p>
@@ -9120,7 +9120,7 @@
         <w:rPr>
           <w:lang w:val="zh_TW" w:bidi="zh_TW"/>
         </w:rPr>
-        <w:t>וְ⁠הִנֵּה</w:t>
+        <w:t>וְ⁠הִנֵּה</w:t>
       </w:r>
     </w:p>
     <w:p>
@@ -9244,7 +9244,7 @@
         <w:rPr>
           <w:lang w:val="zh_TW" w:bidi="zh_TW"/>
         </w:rPr>
-        <w:t>בָּ֚א מִ⁠בֵּ֣ית לֶ֔חֶם</w:t>
+        <w:t>בָּ֚א מִ⁠בֵּ֣ית לֶ֔חֶם</w:t>
       </w:r>
     </w:p>
     <w:p>
@@ -9347,7 +9347,7 @@
         <w:rPr>
           <w:lang w:val="zh_TW" w:bidi="zh_TW"/>
         </w:rPr>
-        <w:t>יְהוָ֣ה עִמָּ⁠כֶ֑ם</w:t>
+        <w:t>יְהוָ֣ה עִמָּ⁠כֶ֑ם</w:t>
       </w:r>
     </w:p>
     <w:p>
@@ -9623,7 +9623,7 @@
         <w:rPr>
           <w:lang w:val="zh_TW" w:bidi="zh_TW"/>
         </w:rPr>
-        <w:t>לְ⁠מִ֖י הַ⁠נַּעֲרָ֥ה הַ⁠זֹּֽאת</w:t>
+        <w:t>לְ⁠מִ֖י הַ⁠נַּעֲרָ֥ה הַ⁠זֹּֽאת</w:t>
       </w:r>
     </w:p>
     <w:p>
@@ -9720,7 +9720,7 @@
         <w:rPr>
           <w:lang w:val="zh_TW" w:bidi="zh_TW"/>
         </w:rPr>
-        <w:t>וַ⁠יַּ֗עַן &amp; וַ⁠יֹּאמַ֑ר</w:t>
+        <w:t>וַ⁠יַּ֗עַן &amp; וַ⁠יֹּאמַ֑ר</w:t>
       </w:r>
     </w:p>
     <w:p>
@@ -9850,7 +9850,7 @@
         <w:rPr>
           <w:lang w:val="zh_TW" w:bidi="zh_TW"/>
         </w:rPr>
-        <w:t>וַ⁠תֹּ֗אמֶר אֲלַקֳטָה־נָּא֙ וְ⁠אָסַפְתִּ֣י בָֽ⁠עֳמָרִ֔ים אַחֲרֵ֖י הַ⁠קּוֹצְרִ֑ים</w:t>
+        <w:t>וַ⁠תֹּ֗אמֶר אֲלַקֳטָה־נָּא֙ וְ⁠אָסַפְתִּ֣י בָֽ⁠עֳמָרִ֔ים אַחֲרֵ֖י הַ⁠קּוֹצְרִ֑ים</w:t>
       </w:r>
     </w:p>
     <w:p>
@@ -9947,7 +9947,7 @@
         <w:rPr>
           <w:lang w:val="zh_TW" w:bidi="zh_TW"/>
         </w:rPr>
-        <w:t>אֲלַקֳטָה־נָּא֙ וְ⁠אָסַפְתִּ֣י</w:t>
+        <w:t>אֲלַקֳטָה־נָּא֙ וְ⁠אָסַפְתִּ֣י</w:t>
       </w:r>
     </w:p>
     <w:p>
@@ -10148,7 +10148,7 @@
         <w:rPr>
           <w:lang w:val="zh_TW" w:bidi="zh_TW"/>
         </w:rPr>
-        <w:t>הֲ⁠ל֧וֹא שָׁמַ֣עַתְּ בִּתִּ֗⁠י</w:t>
+        <w:t>הֲ⁠ל֧וֹא שָׁמַ֣עַתְּ בִּתִּ֗⁠י</w:t>
       </w:r>
     </w:p>
     <w:p>
@@ -10245,7 +10245,7 @@
         <w:rPr>
           <w:lang w:val="zh_TW" w:bidi="zh_TW"/>
         </w:rPr>
-        <w:t>בִּתִּ֗⁠י</w:t>
+        <w:t>בִּתִּ֗⁠י</w:t>
       </w:r>
     </w:p>
     <w:p>
@@ -10355,7 +10355,7 @@
         <w:rPr>
           <w:lang w:val="zh_TW" w:bidi="zh_TW"/>
         </w:rPr>
-        <w:t>עֵינַ֜יִ⁠ךְ בַּ⁠שָּׂדֶ֤ה</w:t>
+        <w:t>עֵינַ֜יִ⁠ךְ בַּ⁠שָּׂדֶ֤ה</w:t>
       </w:r>
     </w:p>
     <w:p>
@@ -10575,7 +10575,7 @@
         <w:rPr>
           <w:lang w:val="zh_TW" w:bidi="zh_TW"/>
         </w:rPr>
-        <w:t>הֲ⁠ל֥וֹא צִוִּ֛יתִי אֶת־הַ⁠נְּעָרִ֖ים לְ⁠בִלְתִּ֣י נָגְעֵ֑⁠ךְ</w:t>
+        <w:t>הֲ⁠ל֥וֹא צִוִּ֛יתִי אֶת־הַ⁠נְּעָרִ֖ים לְ⁠בִלְתִּ֣י נָגְעֵ֑⁠ךְ</w:t>
       </w:r>
     </w:p>
     <w:p>
@@ -10672,7 +10672,7 @@
         <w:rPr>
           <w:lang w:val="zh_TW" w:bidi="zh_TW"/>
         </w:rPr>
-        <w:t>אֶת־הַ⁠נְּעָרִ֖ים</w:t>
+        <w:t>אֶת־הַ⁠נְּעָרִ֖ים</w:t>
       </w:r>
     </w:p>
     <w:p>
@@ -10769,7 +10769,7 @@
         <w:rPr>
           <w:lang w:val="zh_TW" w:bidi="zh_TW"/>
         </w:rPr>
-        <w:t>לְ⁠בִלְתִּ֣י נָגְעֵ֑⁠ךְ</w:t>
+        <w:t>לְ⁠בִלְתִּ֣י נָגְעֵ֑⁠ךְ</w:t>
       </w:r>
     </w:p>
     <w:p>
@@ -10942,7 +10942,7 @@
         <w:rPr>
           <w:lang w:val="zh_TW" w:bidi="zh_TW"/>
         </w:rPr>
-        <w:t>וַ⁠תִּפֹּל֙ עַל־פָּנֶ֔י⁠הָ וַ⁠תִּשְׁתַּ֖חוּ אָ֑רְצָ⁠ה</w:t>
+        <w:t>וַ⁠תִּפֹּל֙ עַל־פָּנֶ֔י⁠הָ וַ⁠תִּשְׁתַּ֖חוּ אָ֑רְצָ⁠ה</w:t>
       </w:r>
     </w:p>
     <w:p>
@@ -11039,7 +11039,7 @@
         <w:rPr>
           <w:lang w:val="zh_TW" w:bidi="zh_TW"/>
         </w:rPr>
-        <w:t>וַ⁠תִּפֹּל֙ עַל־פָּנֶ֔י⁠הָ וַ⁠תִּשְׁתַּ֖חוּ אָ֑רְצָ⁠ה</w:t>
+        <w:t>וַ⁠תִּפֹּל֙ עַל־פָּנֶ֔י⁠הָ וַ⁠תִּשְׁתַּ֖חוּ אָ֑רְצָ⁠ה</w:t>
       </w:r>
     </w:p>
     <w:p>
@@ -11156,7 +11156,7 @@
         <w:rPr>
           <w:lang w:val="zh_TW" w:bidi="zh_TW"/>
         </w:rPr>
-        <w:t>וַ⁠תִּפֹּל֙ עַל־פָּנֶ֔י⁠הָ וַ⁠תִּשְׁתַּ֖חוּ אָ֑רְצָ⁠ה</w:t>
+        <w:t>וַ⁠תִּפֹּל֙ עַל־פָּנֶ֔י⁠הָ וַ⁠תִּשְׁתַּ֖חוּ אָ֑רְצָ⁠ה</w:t>
       </w:r>
     </w:p>
     <w:p>
@@ -11260,7 +11260,7 @@
         <w:rPr>
           <w:lang w:val="zh_TW" w:bidi="zh_TW"/>
         </w:rPr>
-        <w:t>מַדּוּעַ֩ מָצָ֨אתִי חֵ֤ן בְּ⁠עֵינֶ֨י⁠ךָ֙ לְ⁠הַכִּירֵ֔⁠נִי וְ⁠אָּנֹכִ֖י נָכְרִיָּֽה</w:t>
+        <w:t>מַדּוּעַ֩ מָצָ֨אתִי חֵ֤ן בְּ⁠עֵינֶ֨י⁠ךָ֙ לְ⁠הַכִּירֵ֔⁠נִי וְ⁠אָּנֹכִ֖י נָכְרִיָּֽה</w:t>
       </w:r>
     </w:p>
     <w:p>
@@ -11357,7 +11357,7 @@
         <w:rPr>
           <w:lang w:val="zh_TW" w:bidi="zh_TW"/>
         </w:rPr>
-        <w:t>מָצָ֨אתִי חֵ֤ן בְּ⁠עֵינֶ֨י⁠ךָ֙</w:t>
+        <w:t>מָצָ֨אתִי חֵ֤ן בְּ⁠עֵינֶ֨י⁠ךָ֙</w:t>
       </w:r>
     </w:p>
     <w:p>
@@ -11570,7 +11570,7 @@
         <w:rPr>
           <w:lang w:val="zh_TW" w:bidi="zh_TW"/>
         </w:rPr>
-        <w:t>הֻגֵּ֨ד הֻגַּ֜ד</w:t>
+        <w:t>הֻגֵּ֨ד הֻגַּ֜ד</w:t>
       </w:r>
     </w:p>
     <w:p>
@@ -11674,7 +11674,7 @@
         <w:rPr>
           <w:lang w:val="zh_TW" w:bidi="zh_TW"/>
         </w:rPr>
-        <w:t>הֻגֵּ֨ד הֻגַּ֜ד לִ֗⁠י</w:t>
+        <w:t>הֻגֵּ֨ד הֻגַּ֜ד לִ֗⁠י</w:t>
       </w:r>
     </w:p>
     <w:p>
@@ -11785,7 +11785,7 @@
         <w:rPr>
           <w:lang w:val="zh_TW" w:bidi="zh_TW"/>
         </w:rPr>
-        <w:t>וַ⁠תֵּ֣לְכִ֔י אֶל־עַ֕ם</w:t>
+        <w:t>וַ⁠תֵּ֣לְכִ֔י אֶל־עַ֕ם</w:t>
       </w:r>
     </w:p>
     <w:p>
@@ -11895,7 +11895,7 @@
         <w:rPr>
           <w:lang w:val="zh_TW" w:bidi="zh_TW"/>
         </w:rPr>
-        <w:t>תְּמ֥וֹל שִׁלְשֽׁוֹם</w:t>
+        <w:t>תְּמ֥וֹל שִׁלְשֽׁוֹם</w:t>
       </w:r>
     </w:p>
     <w:p>
@@ -12005,7 +12005,7 @@
         <w:rPr>
           <w:lang w:val="zh_TW" w:bidi="zh_TW"/>
         </w:rPr>
-        <w:t>פָּעֳלֵ֑⁠ךְ</w:t>
+        <w:t>פָּעֳלֵ֑⁠ךְ</w:t>
       </w:r>
     </w:p>
     <w:p>
@@ -12115,7 +12115,7 @@
         <w:rPr>
           <w:lang w:val="zh_TW" w:bidi="zh_TW"/>
         </w:rPr>
-        <w:t>וּ⁠תְהִ֨י מַשְׂכֻּרְתֵּ֜⁠ךְ שְׁלֵמָ֗ה מֵ⁠עִ֤ם יְהוָה֙</w:t>
+        <w:t>וּ⁠תְהִ֨י מַשְׂכֻּרְתֵּ֜⁠ךְ שְׁלֵמָ֗ה מֵ⁠עִ֤ם יְהוָה֙</w:t>
       </w:r>
     </w:p>
     <w:p>
@@ -12212,7 +12212,7 @@
         <w:rPr>
           <w:lang w:val="zh_TW" w:bidi="zh_TW"/>
         </w:rPr>
-        <w:t>אֲשֶׁר־בָּ֖את לַ⁠חֲס֥וֹת תַּֽחַת־כְּנָפָֽי⁠ו</w:t>
+        <w:t>אֲשֶׁר־בָּ֖את לַ⁠חֲס֥וֹת תַּֽחַת־כְּנָפָֽי⁠ו</w:t>
       </w:r>
     </w:p>
     <w:p>
@@ -12322,7 +12322,7 @@
         <w:rPr>
           <w:lang w:val="zh_TW" w:bidi="zh_TW"/>
         </w:rPr>
-        <w:t>אֶמְצָא־חֵ֨ן בְּ⁠עֵינֶ֤י⁠ךָ</w:t>
+        <w:t>אֶמְצָא־חֵ֨ן בְּ⁠עֵינֶ֤י⁠ךָ</w:t>
       </w:r>
     </w:p>
     <w:p>
@@ -12555,7 +12555,7 @@
         <w:rPr>
           <w:lang w:val="zh_TW" w:bidi="zh_TW"/>
         </w:rPr>
-        <w:t>עַל־לֵ֣ב שִׁפְחָתֶ֑⁠ךָ</w:t>
+        <w:t>עַל־לֵ֣ב שִׁפְחָתֶ֑⁠ךָ</w:t>
       </w:r>
     </w:p>
     <w:p>
@@ -12762,7 +12762,7 @@
         <w:rPr>
           <w:lang w:val="zh_TW" w:bidi="zh_TW"/>
         </w:rPr>
-        <w:t>שִׁפְחָתֶ֑⁠ךָ</w:t>
+        <w:t>שִׁפְחָתֶ֑⁠ךָ</w:t>
       </w:r>
     </w:p>
     <w:p>
@@ -12871,7 +12871,7 @@
         <w:rPr>
           <w:lang w:val="zh_TW" w:bidi="zh_TW"/>
         </w:rPr>
-        <w:t>וְ⁠אָנֹכִי֙ לֹ֣א אֶֽהְיֶ֔ה כְּ⁠אַחַ֖ת שִׁפְחֹתֶֽי⁠ךָ</w:t>
+        <w:t>וְ⁠אָנֹכִי֙ לֹ֣א אֶֽהְיֶ֔ה כְּ⁠אַחַ֖ת שִׁפְחֹתֶֽי⁠ךָ</w:t>
       </w:r>
     </w:p>
     <w:p>
@@ -13031,7 +13031,7 @@
         <w:rPr>
           <w:lang w:val="zh_TW" w:bidi="zh_TW"/>
         </w:rPr>
-        <w:t>גֹּ֤שִֽׁי הֲלֹם֙ וְ⁠אָכַ֣לְתְּ מִן־הַ⁠לֶּ֔חֶם וְ⁠טָבַ֥לְתְּ פִּתֵּ֖⁠ךְ בַּ⁠חֹ֑מֶץ</w:t>
+        <w:t>גֹּ֤שִֽׁי הֲלֹם֙ וְ⁠אָכַ֣לְתְּ מִן־הַ⁠לֶּ֔חֶם וְ⁠טָבַ֥לְתְּ פִּתֵּ֖⁠ךְ בַּ⁠חֹ֑מֶץ</w:t>
       </w:r>
     </w:p>
     <w:p>
@@ -13128,7 +13128,7 @@
         <w:rPr>
           <w:lang w:val="zh_TW" w:bidi="zh_TW"/>
         </w:rPr>
-        <w:t>וְ⁠אָכַ֣לְתְּ מִן־הַ⁠לֶּ֔חֶם וְ⁠טָבַ֥לְתְּ פִּתֵּ֖⁠ךְ בַּ⁠חֹ֑מֶץ</w:t>
+        <w:t>וְ⁠אָכַ֣לְתְּ מִן־הַ⁠לֶּ֔חֶם וְ⁠טָבַ֥לְתְּ פִּתֵּ֖⁠ךְ בַּ⁠חֹ֑מֶץ</w:t>
       </w:r>
     </w:p>
     <w:p>
@@ -13225,7 +13225,7 @@
         <w:rPr>
           <w:lang w:val="zh_TW" w:bidi="zh_TW"/>
         </w:rPr>
-        <w:t>וְ⁠טָבַ֥לְתְּ פִּתֵּ֖⁠ךְ בַּ⁠חֹ֑מֶץ</w:t>
+        <w:t>וְ⁠טָבַ֥לְתְּ פִּתֵּ֖⁠ךְ בַּ⁠חֹ֑מֶץ</w:t>
       </w:r>
     </w:p>
     <w:p>
@@ -13302,7 +13302,7 @@
         <w:rPr>
           <w:lang w:val="zh_TW" w:bidi="zh_TW"/>
         </w:rPr>
-        <w:t>וַ⁠יְצַו֩ בֹּ֨עַז אֶת־נְעָרָ֜י⁠ו</w:t>
+        <w:t>וַ⁠יְצַו֩ בֹּ֨עַז אֶת־נְעָרָ֜י⁠ו</w:t>
       </w:r>
     </w:p>
     <w:p>
@@ -13399,7 +13399,7 @@
         <w:rPr>
           <w:lang w:val="zh_TW" w:bidi="zh_TW"/>
         </w:rPr>
-        <w:t>גַּ֣ם בֵּ֧ין הָֽ⁠עֳמָרִ֛ים</w:t>
+        <w:t>גַּ֣ם בֵּ֧ין הָֽ⁠עֳמָרִ֛ים</w:t>
       </w:r>
     </w:p>
     <w:p>
@@ -13726,7 +13726,7 @@
         <w:rPr>
           <w:lang w:val="zh_TW" w:bidi="zh_TW"/>
         </w:rPr>
-        <w:t>וַ⁠תַּחְבֹּט֙</w:t>
+        <w:t>וַ⁠תַּחְבֹּט֙</w:t>
       </w:r>
     </w:p>
     <w:p>
@@ -13803,7 +13803,7 @@
         <w:rPr>
           <w:lang w:val="zh_TW" w:bidi="zh_TW"/>
         </w:rPr>
-        <w:t>כְּ⁠אֵיפָ֥ה</w:t>
+        <w:t>כְּ⁠אֵיפָ֥ה</w:t>
       </w:r>
     </w:p>
     <w:p>
@@ -13907,7 +13907,7 @@
         <w:rPr>
           <w:lang w:val="zh_TW" w:bidi="zh_TW"/>
         </w:rPr>
-        <w:t>וַ⁠תִּשָּׂא֙ וַ⁠תָּב֣וֹא הָ⁠עִ֔יר</w:t>
+        <w:t>וַ⁠תִּשָּׂא֙ וַ⁠תָּב֣וֹא הָ⁠עִ֔יר</w:t>
       </w:r>
     </w:p>
     <w:p>
@@ -14004,7 +14004,7 @@
         <w:rPr>
           <w:lang w:val="zh_TW" w:bidi="zh_TW"/>
         </w:rPr>
-        <w:t>אֵיפֹ֨ה לִקַּ֤טְתְּ הַ⁠יּוֹם֙ וְ⁠אָ֣נָה עָשִׂ֔ית</w:t>
+        <w:t>אֵיפֹ֨ה לִקַּ֤טְתְּ הַ⁠יּוֹם֙ וְ⁠אָ֣נָה עָשִׂ֔ית</w:t>
       </w:r>
     </w:p>
     <w:p>
@@ -14101,7 +14101,7 @@
         <w:rPr>
           <w:lang w:val="zh_TW" w:bidi="zh_TW"/>
         </w:rPr>
-        <w:t>יְהִ֥י מַכִּירֵ֖⁠ךְ בָּר֑וּךְ</w:t>
+        <w:t>יְהִ֥י מַכִּירֵ֖⁠ךְ בָּר֑וּךְ</w:t>
       </w:r>
     </w:p>
     <w:p>
@@ -14198,7 +14198,7 @@
         <w:rPr>
           <w:lang w:val="zh_TW" w:bidi="zh_TW"/>
         </w:rPr>
-        <w:t>יְהִ֥י מַכִּירֵ֖⁠ךְ בָּר֑וּךְ</w:t>
+        <w:t>יְהִ֥י מַכִּירֵ֖⁠ךְ בָּר֑וּךְ</w:t>
       </w:r>
     </w:p>
     <w:p>
@@ -14323,7 +14323,7 @@
         <w:rPr>
           <w:lang w:val="zh_TW" w:bidi="zh_TW"/>
         </w:rPr>
-        <w:t>מַכִּירֵ֖⁠ךְ</w:t>
+        <w:t>מַכִּירֵ֖⁠ךְ</w:t>
       </w:r>
     </w:p>
     <w:p>
@@ -14433,7 +14433,7 @@
         <w:rPr>
           <w:lang w:val="zh_TW" w:bidi="zh_TW"/>
         </w:rPr>
-        <w:t>וַ⁠תַּגֵּ֣ד לַ⁠חֲמוֹתָ֗⁠הּ אֵ֤ת אֲשֶׁר־עָשְׂתָה֙ עִמּ֔⁠וֹ וַ⁠תֹּ֗אמֶר שֵׁ֤ם הָ⁠אִישׁ֙ אֲשֶׁ֨ר עָשִׂ֧יתִי עִמּ֛⁠וֹ הַ⁠יּ֖וֹם בֹּֽעַז</w:t>
+        <w:t>וַ⁠תַּגֵּ֣ד לַ⁠חֲמוֹתָ֗⁠הּ אֵ֤ת אֲשֶׁר־עָשְׂתָה֙ עִמּ֔⁠וֹ וַ⁠תֹּ֗אמֶר שֵׁ֤ם הָ⁠אִישׁ֙ אֲשֶׁ֨ר עָשִׂ֧יתִי עִמּ֛⁠וֹ הַ⁠יּ֖וֹם בֹּֽעַז</w:t>
       </w:r>
     </w:p>
     <w:p>
@@ -14530,7 +14530,7 @@
         <w:rPr>
           <w:lang w:val="zh_TW" w:bidi="zh_TW"/>
         </w:rPr>
-        <w:t>בָּר֥וּךְ הוּא֙ לַ⁠יהוָ֔ה</w:t>
+        <w:t>בָּר֥וּךְ הוּא֙ לַ⁠יהוָ֔ה</w:t>
       </w:r>
     </w:p>
     <w:p>
@@ -14627,7 +14627,7 @@
         <w:rPr>
           <w:lang w:val="zh_TW" w:bidi="zh_TW"/>
         </w:rPr>
-        <w:t>בָּר֥וּךְ הוּא֙ לַ⁠יהוָ֔ה</w:t>
+        <w:t>בָּר֥וּךְ הוּא֙ לַ⁠יהוָ֔ה</w:t>
       </w:r>
     </w:p>
     <w:p>
@@ -14724,7 +14724,7 @@
         <w:rPr>
           <w:lang w:val="zh_TW" w:bidi="zh_TW"/>
         </w:rPr>
-        <w:t>אֲשֶׁר֙ לֹא־עָזַ֣ב</w:t>
+        <w:t>אֲשֶׁר֙ לֹא־עָזַ֣ב</w:t>
       </w:r>
     </w:p>
     <w:p>
@@ -14847,7 +14847,7 @@
         <w:rPr>
           <w:lang w:val="zh_TW" w:bidi="zh_TW"/>
         </w:rPr>
-        <w:t>אֲשֶׁר֙ לֹא־עָזַ֣ב</w:t>
+        <w:t>אֲשֶׁר֙ לֹא־עָזַ֣ב</w:t>
       </w:r>
     </w:p>
     <w:p>
@@ -14970,7 +14970,7 @@
         <w:rPr>
           <w:lang w:val="zh_TW" w:bidi="zh_TW"/>
         </w:rPr>
-        <w:t>אֶת־הַ⁠חַיִּ֖ים</w:t>
+        <w:t>אֶת־הַ⁠חַיִּ֖ים</w:t>
       </w:r>
     </w:p>
     <w:p>
@@ -15080,7 +15080,7 @@
         <w:rPr>
           <w:lang w:val="zh_TW" w:bidi="zh_TW"/>
         </w:rPr>
-        <w:t>וְ⁠אֶת־הַ⁠מֵּתִ֑ים</w:t>
+        <w:t>וְ⁠אֶת־הַ⁠מֵּתִ֑ים</w:t>
       </w:r>
     </w:p>
     <w:p>
@@ -15190,7 +15190,7 @@
         <w:rPr>
           <w:lang w:val="zh_TW" w:bidi="zh_TW"/>
         </w:rPr>
-        <w:t>קָר֥וֹב לָ֨⁠נוּ֙ הָ⁠אִ֔ישׁ מִֽ⁠גֹּאֲלֵ֖⁠נוּ הֽוּא</w:t>
+        <w:t>קָר֥וֹב לָ֨⁠נוּ֙ הָ⁠אִ֔ישׁ מִֽ⁠גֹּאֲלֵ֖⁠נוּ הֽוּא</w:t>
       </w:r>
     </w:p>
     <w:p>
@@ -15287,7 +15287,7 @@
         <w:rPr>
           <w:lang w:val="zh_TW" w:bidi="zh_TW"/>
         </w:rPr>
-        <w:t>מִֽ⁠גֹּאֲלֵ֖⁠נוּ</w:t>
+        <w:t>מִֽ⁠גֹּאֲלֵ֖⁠נוּ</w:t>
       </w:r>
     </w:p>
     <w:p>
@@ -15371,7 +15371,7 @@
         <w:rPr>
           <w:lang w:val="zh_TW" w:bidi="zh_TW"/>
         </w:rPr>
-        <w:t>גַּ֣ם ׀ כִּי־אָמַ֣ר אֵלַ֗⁠י</w:t>
+        <w:t>גַּ֣ם ׀ כִּי־אָמַ֣ר אֵלַ֗⁠י</w:t>
       </w:r>
     </w:p>
     <w:p>
@@ -15468,7 +15468,7 @@
         <w:rPr>
           <w:lang w:val="zh_TW" w:bidi="zh_TW"/>
         </w:rPr>
-        <w:t>אָמַ֣ר אֵלַ֗⁠י עִם־הַ⁠נְּעָרִ֤ים אֲשֶׁר־לִ⁠י֙ תִּדְבָּקִ֔י⁠ן עַ֣ד אִם־כִּלּ֔וּ אֵ֥ת כָּל־הַ⁠קָּצִ֖יר אֲשֶׁר־לִֽ⁠י</w:t>
+        <w:t>אָמַ֣ר אֵלַ֗⁠י עִם־הַ⁠נְּעָרִ֤ים אֲשֶׁר־לִ⁠י֙ תִּדְבָּקִ֔י⁠ן עַ֣ד אִם־כִּלּ֔וּ אֵ֥ת כָּל־הַ⁠קָּצִ֖יר אֲשֶׁר־לִֽ⁠י</w:t>
       </w:r>
     </w:p>
     <w:p>
@@ -15565,7 +15565,7 @@
         <w:rPr>
           <w:lang w:val="zh_TW" w:bidi="zh_TW"/>
         </w:rPr>
-        <w:t>עִם־הַ⁠נְּעָרִ֤ים אֲשֶׁר־לִ⁠י֙ תִּדְבָּקִ֔י⁠ן</w:t>
+        <w:t>עִם־הַ⁠נְּעָרִ֤ים אֲשֶׁר־לִ⁠י֙ תִּדְבָּקִ֔י⁠ן</w:t>
       </w:r>
     </w:p>
     <w:p>
@@ -15725,7 +15725,7 @@
         <w:rPr>
           <w:lang w:val="zh_TW" w:bidi="zh_TW"/>
         </w:rPr>
-        <w:t>וְ⁠לֹ֥א יִפְגְּעוּ־בָ֖⁠ךְ</w:t>
+        <w:t>וְ⁠לֹ֥א יִפְגְּעוּ־בָ֖⁠ךְ</w:t>
       </w:r>
     </w:p>
     <w:p>
@@ -15835,7 +15835,7 @@
         <w:rPr>
           <w:lang w:val="zh_TW" w:bidi="zh_TW"/>
         </w:rPr>
-        <w:t>וַ⁠תִּדְבַּ֞ק</w:t>
+        <w:t>וַ⁠תִּדְבַּ֞ק</w:t>
       </w:r>
     </w:p>
     <w:p>
@@ -15945,7 +15945,7 @@
         <w:rPr>
           <w:lang w:val="zh_TW" w:bidi="zh_TW"/>
         </w:rPr>
-        <w:t>עַד־כְּל֥וֹת קְצִֽיר־הַ⁠שְּׂעֹרִ֖ים וּ⁠קְצִ֣יר הַֽ⁠חִטִּ֑ים</w:t>
+        <w:t>עַד־כְּל֥וֹת קְצִֽיר־הַ⁠שְּׂעֹרִ֖ים וּ⁠קְצִ֣יר הַֽ⁠חִטִּ֑ים</w:t>
       </w:r>
     </w:p>
     <w:p>
@@ -16070,7 +16070,7 @@
         <w:rPr>
           <w:lang w:val="zh_TW" w:bidi="zh_TW"/>
         </w:rPr>
-        <w:t>וַ⁠תֹּ֥אמֶר לָ֖⁠הּ נָעֳמִ֣י חֲמוֹתָ֑⁠הּ</w:t>
+        <w:t>וַ⁠תֹּ֥אמֶר לָ֖⁠הּ נָעֳמִ֣י חֲמוֹתָ֑⁠הּ</w:t>
       </w:r>
     </w:p>
     <w:p>
@@ -16545,7 +16545,7 @@
         <w:rPr>
           <w:lang w:val="zh_TW" w:bidi="zh_TW"/>
         </w:rPr>
-        <w:t>בִּתִּ֞⁠י</w:t>
+        <w:t>בִּתִּ֞⁠י</w:t>
       </w:r>
     </w:p>
     <w:p>
@@ -16655,7 +16655,7 @@
         <w:rPr>
           <w:lang w:val="zh_TW" w:bidi="zh_TW"/>
         </w:rPr>
-        <w:t>הֲ⁠לֹ֧א אֲבַקֶּשׁ־לָ֛⁠ךְ מָנ֖וֹחַ אֲשֶׁ֥ר יִֽיטַב־לָֽ⁠ךְ</w:t>
+        <w:t>הֲ⁠לֹ֧א אֲבַקֶּשׁ־לָ֛⁠ךְ מָנ֖וֹחַ אֲשֶׁ֥ר יִֽיטַב־לָֽ⁠ךְ</w:t>
       </w:r>
     </w:p>
     <w:p>
@@ -16862,7 +16862,7 @@
         <w:rPr>
           <w:lang w:val="zh_TW" w:bidi="zh_TW"/>
         </w:rPr>
-        <w:t>וְ⁠עַתָּ֗ה</w:t>
+        <w:t>וְ⁠עַתָּ֗ה</w:t>
       </w:r>
     </w:p>
     <w:p>
@@ -17003,7 +17003,7 @@
         <w:rPr>
           <w:lang w:val="zh_TW" w:bidi="zh_TW"/>
         </w:rPr>
-        <w:t>הֲ⁠לֹ֥א בֹ֨עַז֙ מֹֽדַעְתָּ֔⁠נוּ אֲשֶׁ֥ר הָיִ֖ית אֶת־נַעֲרוֹתָ֑י⁠ו</w:t>
+        <w:t>הֲ⁠לֹ֥א בֹ֨עַז֙ מֹֽדַעְתָּ֔⁠נוּ אֲשֶׁ֥ר הָיִ֖ית אֶת־נַעֲרוֹתָ֑י⁠ו</w:t>
       </w:r>
     </w:p>
     <w:p>
@@ -17118,7 +17118,7 @@
         <w:rPr>
           <w:lang w:val="zh_TW" w:bidi="zh_TW"/>
         </w:rPr>
-        <w:t>אֲשֶׁ֥ר הָיִ֖ית אֶת־נַעֲרוֹתָ֑י⁠ו</w:t>
+        <w:t>אֲשֶׁ֥ר הָיִ֖ית אֶת־נַעֲרוֹתָ֑י⁠ו</w:t>
       </w:r>
     </w:p>
     <w:p>
@@ -17215,7 +17215,7 @@
         <w:rPr>
           <w:lang w:val="zh_TW" w:bidi="zh_TW"/>
         </w:rPr>
-        <w:t>הִנֵּה</w:t>
+        <w:t>הִנֵּה</w:t>
       </w:r>
     </w:p>
     <w:p>
@@ -17402,7 +17402,7 @@
         <w:rPr>
           <w:lang w:val="zh_TW" w:bidi="zh_TW"/>
         </w:rPr>
-        <w:t>וְיָרַ֣דְתְּ הַ⁠גֹּ֑רֶן</w:t>
+        <w:t>וְיָרַ֣דְתְּ הַ⁠גֹּ֑רֶן</w:t>
       </w:r>
     </w:p>
     <w:p>
@@ -17506,7 +17506,7 @@
         <w:rPr>
           <w:lang w:val="zh_TW" w:bidi="zh_TW"/>
         </w:rPr>
-        <w:t>לֶ⁠אֱכֹ֥ל וְ⁠לִ⁠שְׁתּֽוֹת</w:t>
+        <w:t>לֶ⁠אֱכֹ֥ל וְ⁠לִ⁠שְׁתּֽוֹת</w:t>
       </w:r>
     </w:p>
     <w:p>
@@ -17693,7 +17693,7 @@
         <w:rPr>
           <w:lang w:val="zh_TW" w:bidi="zh_TW"/>
         </w:rPr>
-        <w:t>וְ⁠גִלִּ֥ית מַרְגְּלֹתָ֖י⁠ו</w:t>
+        <w:t>וְ⁠גִלִּ֥ית מַרְגְּלֹתָ֖י⁠ו</w:t>
       </w:r>
     </w:p>
     <w:p>
@@ -17797,7 +17797,7 @@
         <w:rPr>
           <w:lang w:val="zh_TW" w:bidi="zh_TW"/>
         </w:rPr>
-        <w:t>מַרְגְּלֹתָ֖י⁠ו</w:t>
+        <w:t>מַרְגְּלֹתָ֖י⁠ו</w:t>
       </w:r>
     </w:p>
     <w:p>
@@ -17907,7 +17907,7 @@
         <w:rPr>
           <w:lang w:val="zh_TW" w:bidi="zh_TW"/>
         </w:rPr>
-        <w:t>וְ⁠הוּא֙ יַגִּ֣יד לָ֔⁠ךְ אֵ֖ת אֲשֶׁ֥ר תַּעַשִֽׂי⁠ן</w:t>
+        <w:t>וְ⁠הוּא֙ יַגִּ֣יד לָ֔⁠ךְ אֵ֖ת אֲשֶׁ֥ר תַּעַשִֽׂי⁠ן</w:t>
       </w:r>
     </w:p>
     <w:p>
@@ -17984,7 +17984,7 @@
         <w:rPr>
           <w:lang w:val="zh_TW" w:bidi="zh_TW"/>
         </w:rPr>
-        <w:t>וְ⁠הוּא֙ יַגִּ֣יד</w:t>
+        <w:t>וְ⁠הוּא֙ יַגִּ֣יד</w:t>
       </w:r>
     </w:p>
     <w:p>
@@ -18074,7 +18074,7 @@
         <w:rPr>
           <w:lang w:val="zh_TW" w:bidi="zh_TW"/>
         </w:rPr>
-        <w:t>וַ⁠תַּ֕עַשׂ כְּ⁠כֹ֥ל אֲשֶׁר־צִוַּ֖תָּ⁠ה חֲמוֹתָֽ⁠הּ</w:t>
+        <w:t>וַ⁠תַּ֕עַשׂ כְּ⁠כֹ֥ל אֲשֶׁר־צִוַּ֖תָּ⁠ה חֲמוֹתָֽ⁠הּ</w:t>
       </w:r>
     </w:p>
     <w:p>
@@ -18256,7 +18256,7 @@
         <w:rPr>
           <w:lang w:val="zh_TW" w:bidi="zh_TW"/>
         </w:rPr>
-        <w:t>וַ⁠יִּיטַ֣ב לִבּ֔⁠וֹ</w:t>
+        <w:t>וַ⁠יִּיטַ֣ב לִבּ֔⁠וֹ</w:t>
       </w:r>
     </w:p>
     <w:p>
@@ -18543,7 +18543,7 @@
         <w:rPr>
           <w:lang w:val="zh_TW" w:bidi="zh_TW"/>
         </w:rPr>
-        <w:t>וַ⁠יְהִי֙ בַּ⁠חֲצִ֣י הַ⁠לַּ֔יְלָה</w:t>
+        <w:t>וַ⁠יְהִי֙ בַּ⁠חֲצִ֣י הַ⁠לַּ֔יְלָה</w:t>
       </w:r>
     </w:p>
     <w:p>
@@ -18640,7 +18640,7 @@
         <w:rPr>
           <w:lang w:val="zh_TW" w:bidi="zh_TW"/>
         </w:rPr>
-        <w:t>וַ⁠יֶּחֱרַ֥ד הָ⁠אִ֖ישׁ</w:t>
+        <w:t>וַ⁠יֶּחֱרַ֥ד הָ⁠אִ֖ישׁ</w:t>
       </w:r>
     </w:p>
     <w:p>
@@ -18970,7 +18970,7 @@
         <w:rPr>
           <w:lang w:val="zh_TW" w:bidi="zh_TW"/>
         </w:rPr>
-        <w:t>וּ⁠פָרַשְׂתָּ֤ כְנָפֶ֨⁠ךָ֙ עַל־אֲמָ֣תְ⁠ךָ֔</w:t>
+        <w:t>וּ⁠פָרַשְׂתָּ֤ כְנָפֶ֨⁠ךָ֙ עַל־אֲמָ֣תְ⁠ךָ֔</w:t>
       </w:r>
     </w:p>
     <w:p>
@@ -19168,7 +19168,7 @@
         <w:rPr>
           <w:lang w:val="zh_TW" w:bidi="zh_TW"/>
         </w:rPr>
-        <w:t>בְּרוּכָ֨ה אַ֤תְּ לַֽ⁠יהוָה֙</w:t>
+        <w:t>בְּרוּכָ֨ה אַ֤תְּ לַֽ⁠יהוָה֙</w:t>
       </w:r>
     </w:p>
     <w:p>
@@ -19265,7 +19265,7 @@
         <w:rPr>
           <w:lang w:val="zh_TW" w:bidi="zh_TW"/>
         </w:rPr>
-        <w:t>בִּתִּ֔⁠י</w:t>
+        <w:t>בִּתִּ֔⁠י</w:t>
       </w:r>
     </w:p>
     <w:p>
@@ -19393,7 +19393,7 @@
         <w:rPr>
           <w:lang w:val="zh_TW" w:bidi="zh_TW"/>
         </w:rPr>
-        <w:t>הֵיטַ֛בְתְּ חַסְדֵּ֥⁠ךְ הָ⁠אַחֲר֖וֹן מִן־הָ⁠רִאשׁ֑וֹן</w:t>
+        <w:t>הֵיטַ֛בְתְּ חַסְדֵּ֥⁠ךְ הָ⁠אַחֲר֖וֹן מִן־הָ⁠רִאשׁ֑וֹן</w:t>
       </w:r>
     </w:p>
     <w:p>
@@ -19600,7 +19600,7 @@
         <w:rPr>
           <w:lang w:val="zh_TW" w:bidi="zh_TW"/>
         </w:rPr>
-        <w:t>לְ⁠בִלְתִּי־לֶ֗כֶת אַחֲרֵי֙</w:t>
+        <w:t>לְ⁠בִלְתִּי־לֶ֗כֶת אַחֲרֵי֙</w:t>
       </w:r>
     </w:p>
     <w:p>
@@ -19710,7 +19710,7 @@
         <w:rPr>
           <w:lang w:val="zh_TW" w:bidi="zh_TW"/>
         </w:rPr>
-        <w:t>וְ⁠עַתָּ֗ה</w:t>
+        <w:t>וְ⁠עַתָּ֗ה</w:t>
       </w:r>
     </w:p>
     <w:p>
@@ -19832,7 +19832,7 @@
         <w:rPr>
           <w:lang w:val="zh_TW" w:bidi="zh_TW"/>
         </w:rPr>
-        <w:t>בִּתִּ⁠י֙</w:t>
+        <w:t>בִּתִּ⁠י֙</w:t>
       </w:r>
     </w:p>
     <w:p>
@@ -19965,7 +19965,7 @@
         <w:rPr>
           <w:lang w:val="zh_TW" w:bidi="zh_TW"/>
         </w:rPr>
-        <w:t>כָּל־שַׁ֣עַר עַמִּ֔⁠י</w:t>
+        <w:t>כָּל־שַׁ֣עַר עַמִּ֔⁠י</w:t>
       </w:r>
     </w:p>
     <w:p>
@@ -20158,7 +20158,7 @@
         <w:rPr>
           <w:lang w:val="zh_TW" w:bidi="zh_TW"/>
         </w:rPr>
-        <w:t>וְ⁠עַתָּה֙</w:t>
+        <w:t>וְ⁠עַתָּה֙</w:t>
       </w:r>
     </w:p>
     <w:p>
@@ -20445,7 +20445,7 @@
         <w:rPr>
           <w:lang w:val="zh_TW" w:bidi="zh_TW"/>
         </w:rPr>
-        <w:t>גֹאֵ֖ל &amp; גֹּאֵ֖ל</w:t>
+        <w:t>גֹאֵ֖ל &amp; גֹּאֵ֖ל</w:t>
       </w:r>
     </w:p>
     <w:p>
@@ -20690,7 +20690,7 @@
         <w:rPr>
           <w:lang w:val="zh_TW" w:bidi="zh_TW"/>
         </w:rPr>
-        <w:t>וּ⁠גְאַלְתִּ֥י⁠ךְ אָנֹ֖כִי</w:t>
+        <w:t>וּ⁠גְאַלְתִּ֥י⁠ךְ אָנֹ֖כִי</w:t>
       </w:r>
     </w:p>
     <w:p>
@@ -20876,7 +20876,7 @@
         <w:rPr>
           <w:lang w:val="zh_TW" w:bidi="zh_TW"/>
         </w:rPr>
-        <w:t>וַ⁠תִּשְׁכַּ֤ב מַרְגְּלוֹתָיו֙</w:t>
+        <w:t>וַ⁠תִּשְׁכַּ֤ב מַרְגְּלוֹתָיו֙</w:t>
       </w:r>
     </w:p>
     <w:p>
@@ -20980,7 +20980,7 @@
         <w:rPr>
           <w:lang w:val="zh_TW" w:bidi="zh_TW"/>
         </w:rPr>
-        <w:t>בְּטֶ֛רֶם יַכִּ֥יר אִ֖ישׁ אֶת־רֵעֵ֑⁠הוּ</w:t>
+        <w:t>בְּטֶ֛רֶם יַכִּ֥יר אִ֖ישׁ אֶת־רֵעֵ֑⁠הוּ</w:t>
       </w:r>
     </w:p>
     <w:p>
@@ -21090,7 +21090,7 @@
         <w:rPr>
           <w:lang w:val="zh_TW" w:bidi="zh_TW"/>
         </w:rPr>
-        <w:t>וַ⁠יֹּ֨אמֶר֙</w:t>
+        <w:t>וַ⁠יֹּ֨אמֶר֙</w:t>
       </w:r>
     </w:p>
     <w:p>
@@ -21187,7 +21187,7 @@
         <w:rPr>
           <w:lang w:val="zh_TW" w:bidi="zh_TW"/>
         </w:rPr>
-        <w:t>אַל־יִוָּדַ֔ע</w:t>
+        <w:t>אַל־יִוָּדַ֔ע</w:t>
       </w:r>
     </w:p>
     <w:p>
@@ -21298,7 +21298,7 @@
         <w:rPr>
           <w:lang w:val="zh_TW" w:bidi="zh_TW"/>
         </w:rPr>
-        <w:t>הַ⁠מִּטְפַּ֧חַת</w:t>
+        <w:t>הַ⁠מִּטְפַּ֧חַת</w:t>
       </w:r>
     </w:p>
     <w:p>
@@ -21402,7 +21402,7 @@
         <w:rPr>
           <w:lang w:val="zh_TW" w:bidi="zh_TW"/>
         </w:rPr>
-        <w:t>שֵׁשׁ־שְׂעֹרִים֙</w:t>
+        <w:t>שֵׁשׁ־שְׂעֹרִים֙</w:t>
       </w:r>
     </w:p>
     <w:p>
@@ -21499,7 +21499,7 @@
         <w:rPr>
           <w:lang w:val="zh_TW" w:bidi="zh_TW"/>
         </w:rPr>
-        <w:t>וַ⁠יָּ֣שֶׁת עָלֶ֔י⁠הָ</w:t>
+        <w:t>וַ⁠יָּ֣שֶׁת עָלֶ֔י⁠הָ</w:t>
       </w:r>
     </w:p>
     <w:p>
@@ -21608,7 +21608,7 @@
         <w:rPr>
           <w:lang w:val="zh_TW" w:bidi="zh_TW"/>
         </w:rPr>
-        <w:t>וַ⁠יָּבֹ֖א הָ⁠עִֽיר</w:t>
+        <w:t>וַ⁠יָּבֹ֖א הָ⁠עִֽיר</w:t>
       </w:r>
     </w:p>
     <w:p>
@@ -21724,7 +21724,7 @@
         <w:rPr>
           <w:lang w:val="zh_TW" w:bidi="zh_TW"/>
         </w:rPr>
-        <w:t>מִי־אַ֣תְּ</w:t>
+        <w:t>מִי־אַ֣תְּ</w:t>
       </w:r>
     </w:p>
     <w:p>
@@ -21834,7 +21834,7 @@
         <w:rPr>
           <w:lang w:val="zh_TW" w:bidi="zh_TW"/>
         </w:rPr>
-        <w:t>בִּתִּ֑⁠י</w:t>
+        <w:t>בִּתִּ֑⁠י</w:t>
       </w:r>
     </w:p>
     <w:p>
@@ -21944,7 +21944,7 @@
         <w:rPr>
           <w:lang w:val="zh_TW" w:bidi="zh_TW"/>
         </w:rPr>
-        <w:t>אֵ֛ת כָּל־אֲשֶׁ֥ר עָֽשָׂה־לָ֖⁠הּ הָ⁠אִֽישׁ</w:t>
+        <w:t>אֵ֛ת כָּל־אֲשֶׁ֥ר עָֽשָׂה־לָ֖⁠הּ הָ⁠אִֽישׁ</w:t>
       </w:r>
     </w:p>
     <w:p>
@@ -22149,7 +22149,7 @@
         <w:rPr>
           <w:lang w:val="zh_TW" w:bidi="zh_TW"/>
         </w:rPr>
-        <w:t>כִּ֚י אָמַ֣ר אַל־תָּב֥וֹאִי רֵיקָ֖ם אֶל־חֲמוֹתֵֽ⁠ךְ</w:t>
+        <w:t>כִּ֚י אָמַ֣ר אַל־תָּב֥וֹאִי רֵיקָ֖ם אֶל־חֲמוֹתֵֽ⁠ךְ</w:t>
       </w:r>
     </w:p>
     <w:p>
@@ -22348,7 +22348,7 @@
         <w:rPr>
           <w:lang w:val="zh_TW" w:bidi="zh_TW"/>
         </w:rPr>
-        <w:t>שְׁבִ֣י</w:t>
+        <w:t>שְׁבִ֣י</w:t>
       </w:r>
     </w:p>
     <w:p>
@@ -22541,7 +22541,7 @@
         <w:rPr>
           <w:lang w:val="zh_TW" w:bidi="zh_TW"/>
         </w:rPr>
-        <w:t>אֵ֖יךְ יִפֹּ֣ל דָּבָ֑ר</w:t>
+        <w:t>אֵ֖יךְ יִפֹּ֣ל דָּבָ֑ר</w:t>
       </w:r>
     </w:p>
     <w:p>
@@ -22651,7 +22651,7 @@
         <w:rPr>
           <w:lang w:val="zh_TW" w:bidi="zh_TW"/>
         </w:rPr>
-        <w:t>לֹ֤א יִשְׁקֹט֙ הָ⁠אִ֔ישׁ כִּֽי־אִם</w:t>
+        <w:t>לֹ֤א יִשְׁקֹט֙ הָ⁠אִ֔ישׁ כִּֽי־אִם</w:t>
       </w:r>
     </w:p>
     <w:p>
@@ -22870,7 +22870,7 @@
         <w:rPr>
           <w:lang w:val="zh_TW" w:bidi="zh_TW"/>
         </w:rPr>
-        <w:t>וּ⁠בֹ֨עַז עָלָ֣ה הַ⁠שַּׁעַר֮</w:t>
+        <w:t>וּ⁠בֹ֨עַז עָלָ֣ה הַ⁠שַּׁעַר֮</w:t>
       </w:r>
     </w:p>
     <w:p>
@@ -22967,7 +22967,7 @@
         <w:rPr>
           <w:lang w:val="zh_TW" w:bidi="zh_TW"/>
         </w:rPr>
-        <w:t>הַ⁠שַּׁעַר֮</w:t>
+        <w:t>הַ⁠שַּׁעַר֮</w:t>
       </w:r>
     </w:p>
     <w:p>
@@ -23187,7 +23187,7 @@
         <w:rPr>
           <w:lang w:val="zh_TW" w:bidi="zh_TW"/>
         </w:rPr>
-        <w:t>הַ⁠גֹּאֵ֤ל</w:t>
+        <w:t>הַ⁠גֹּאֵ֤ל</w:t>
       </w:r>
     </w:p>
     <w:p>
@@ -23322,7 +23322,7 @@
         <w:rPr>
           <w:lang w:val="zh_TW" w:bidi="zh_TW"/>
         </w:rPr>
-        <w:t>וַ⁠יֹּ֛אמֶר ס֥וּרָ⁠ה שְׁבָ⁠ה־פֹּ֖ה פְּלֹנִ֣י אַלְמֹנִ֑י</w:t>
+        <w:t>וַ⁠יֹּ֛אמֶר ס֥וּרָ⁠ה שְׁבָ⁠ה־פֹּ֖ה פְּלֹנִ֣י אַלְמֹנִ֑י</w:t>
       </w:r>
     </w:p>
     <w:p>
@@ -23432,7 +23432,7 @@
         <w:rPr>
           <w:lang w:val="zh_TW" w:bidi="zh_TW"/>
         </w:rPr>
-        <w:t>פְּלֹנִ֣י אַלְמֹנִ֑י</w:t>
+        <w:t>פְּלֹנִ֣י אַלְמֹנִ֑י</w:t>
       </w:r>
     </w:p>
     <w:p>
@@ -23715,7 +23715,7 @@
         <w:rPr>
           <w:lang w:val="zh_TW" w:bidi="zh_TW"/>
         </w:rPr>
-        <w:t>אָמַ֜רְתִּי</w:t>
+        <w:t>אָמַ֜רְתִּי</w:t>
       </w:r>
     </w:p>
     <w:p>
@@ -23929,7 +23929,7 @@
         <w:rPr>
           <w:lang w:val="zh_TW" w:bidi="zh_TW"/>
         </w:rPr>
-        <w:t>נֶ֥גֶד הַֽ⁠יֹּשְׁבִים֮</w:t>
+        <w:t>נֶ֥גֶד הַֽ⁠יֹּשְׁבִים֮</w:t>
       </w:r>
     </w:p>
     <w:p>
@@ -24296,7 +24296,7 @@
         <w:rPr>
           <w:lang w:val="zh_TW" w:bidi="zh_TW"/>
         </w:rPr>
-        <w:t>בְּ⁠יוֹם</w:t>
+        <w:t>בְּ⁠יוֹם</w:t>
       </w:r>
     </w:p>
     <w:p>
@@ -24406,7 +24406,7 @@
         <w:rPr>
           <w:lang w:val="zh_TW" w:bidi="zh_TW"/>
         </w:rPr>
-        <w:t>מִ⁠יַּ֣ד נָעֳמִ֑י</w:t>
+        <w:t>מִ⁠יַּ֣ד נָעֳמִ֑י</w:t>
       </w:r>
     </w:p>
     <w:p>
@@ -24689,7 +24689,7 @@
         <w:rPr>
           <w:lang w:val="zh_TW" w:bidi="zh_TW"/>
         </w:rPr>
-        <w:t>לְ⁠הָקִ֥ים שֵׁם־הַ⁠מֵּ֖ת עַל־נַחֲלָתֽ⁠וֹ</w:t>
+        <w:t>לְ⁠הָקִ֥ים שֵׁם־הַ⁠מֵּ֖ת עַל־נַחֲלָתֽ⁠וֹ</w:t>
       </w:r>
     </w:p>
     <w:p>
@@ -24799,7 +24799,7 @@
         <w:rPr>
           <w:lang w:val="zh_TW" w:bidi="zh_TW"/>
         </w:rPr>
-        <w:t>הַ⁠מֵּת֙ &amp; הַ⁠מֵּ֖ת</w:t>
+        <w:t>הַ⁠מֵּת֙ &amp; הַ⁠מֵּ֖ת</w:t>
       </w:r>
     </w:p>
     <w:p>
@@ -24922,7 +24922,7 @@
         <w:rPr>
           <w:lang w:val="zh_TW" w:bidi="zh_TW"/>
         </w:rPr>
-        <w:t>אַשְׁחִ֖ית אֶת־נַחֲלָתִ֑⁠י</w:t>
+        <w:t>אַשְׁחִ֖ית אֶת־נַחֲלָתִ֑⁠י</w:t>
       </w:r>
     </w:p>
     <w:p>
@@ -25026,7 +25026,7 @@
         <w:rPr>
           <w:lang w:val="zh_TW" w:bidi="zh_TW"/>
         </w:rPr>
-        <w:t>גְּאַל־לְ⁠ךָ֤ אַתָּה֙ אֶת־גְּאֻלָּתִ֔⁠י</w:t>
+        <w:t>גְּאַל־לְ⁠ךָ֤ אַתָּה֙ אֶת־גְּאֻלָּתִ֔⁠י</w:t>
       </w:r>
     </w:p>
     <w:p>
@@ -25598,7 +25598,7 @@
         <w:rPr>
           <w:lang w:val="zh_TW" w:bidi="zh_TW"/>
         </w:rPr>
-        <w:t>וַ⁠יֹּ֧אמֶר הַ⁠גֹּאֵ֛ל לְ⁠בֹ֖עַז קְנֵה־לָ֑⁠ךְ וַ⁠יִּשְׁלֹ֖ף נַעֲלֽ⁠וֹ</w:t>
+        <w:t>וַ⁠יֹּ֧אמֶר הַ⁠גֹּאֵ֛ל לְ⁠בֹ֖עַז קְנֵה־לָ֑⁠ךְ וַ⁠יִּשְׁלֹ֖ף נַעֲלֽ⁠וֹ</w:t>
       </w:r>
     </w:p>
     <w:p>
@@ -25695,7 +25695,7 @@
         <w:rPr>
           <w:lang w:val="zh_TW" w:bidi="zh_TW"/>
         </w:rPr>
-        <w:t>וַ⁠יֹּ֧אמֶר הַ⁠גֹּאֵ֛ל לְ⁠בֹ֖עַז קְנֵה־לָ֑⁠ךְ וַ⁠יִּשְׁלֹ֖ף נַעֲלֽ⁠וֹ</w:t>
+        <w:t>וַ⁠יֹּ֧אמֶר הַ⁠גֹּאֵ֛ל לְ⁠בֹ֖עַז קְנֵה־לָ֑⁠ךְ וַ⁠יִּשְׁלֹ֖ף נַעֲלֽ⁠וֹ</w:t>
       </w:r>
     </w:p>
     <w:p>
@@ -25805,7 +25805,7 @@
         <w:rPr>
           <w:lang w:val="zh_TW" w:bidi="zh_TW"/>
         </w:rPr>
-        <w:t>וַ⁠יִּשְׁלֹ֖ף נַעֲלֽ⁠וֹ</w:t>
+        <w:t>וַ⁠יִּשְׁלֹ֖ף נַעֲלֽ⁠וֹ</w:t>
       </w:r>
     </w:p>
     <w:p>
@@ -25902,7 +25902,7 @@
         <w:rPr>
           <w:lang w:val="zh_TW" w:bidi="zh_TW"/>
         </w:rPr>
-        <w:t>לַ⁠זְּקֵנִ֜ים וְ⁠כָל־הָ⁠עָ֗ם</w:t>
+        <w:t>לַ⁠זְּקֵנִ֜ים וְ⁠כָל־הָ⁠עָ֗ם</w:t>
       </w:r>
     </w:p>
     <w:p>
@@ -26006,7 +26006,7 @@
         <w:rPr>
           <w:lang w:val="zh_TW" w:bidi="zh_TW"/>
         </w:rPr>
-        <w:t>מִ⁠יַּ֖ד נָעֳמִֽי</w:t>
+        <w:t>מִ⁠יַּ֖ד נָעֳמִֽי</w:t>
       </w:r>
     </w:p>
     <w:p>
@@ -26283,7 +26283,7 @@
         <w:rPr>
           <w:lang w:val="zh_TW" w:bidi="zh_TW"/>
         </w:rPr>
-        <w:t>לְ⁠הָקִ֤ים שֵׁם־הַ⁠מֵּת֙ עַל־נַ֣חֲלָת֔⁠וֹ</w:t>
+        <w:t>לְ⁠הָקִ֤ים שֵׁם־הַ⁠מֵּת֙ עַל־נַ֣חֲלָת֔⁠וֹ</w:t>
       </w:r>
     </w:p>
     <w:p>
@@ -26378,7 +26378,7 @@
         <w:rPr>
           <w:lang w:val="zh_TW" w:bidi="zh_TW"/>
         </w:rPr>
-        <w:t>הַ⁠מֵּת֙ &amp; הַ⁠מֵּ֛ת</w:t>
+        <w:t>הַ⁠מֵּת֙ &amp; הַ⁠מֵּ֛ת</w:t>
       </w:r>
     </w:p>
     <w:p>
@@ -26519,7 +26519,7 @@
         <w:rPr>
           <w:lang w:val="zh_TW" w:bidi="zh_TW"/>
         </w:rPr>
-        <w:t>וְ⁠לֹא־יִכָּרֵ֧ת שֵׁם־הַ⁠מֵּ֛ת מֵ⁠עִ֥ם אֶחָ֖י⁠ו וּ⁠מִ⁠שַּׁ֣עַר מְקוֹמ֑⁠וֹ</w:t>
+        <w:t>וְ⁠לֹא־יִכָּרֵ֧ת שֵׁם־הַ⁠מֵּ֛ת מֵ⁠עִ֥ם אֶחָ֖י⁠ו וּ⁠מִ⁠שַּׁ֣עַר מְקוֹמ֑⁠וֹ</w:t>
       </w:r>
     </w:p>
     <w:p>
@@ -26616,7 +26616,7 @@
         <w:rPr>
           <w:lang w:val="zh_TW" w:bidi="zh_TW"/>
         </w:rPr>
-        <w:t>וְ⁠לֹא־יִכָּרֵ֧ת שֵׁם־הַ⁠מֵּ֛ת מֵ⁠עִ֥ם אֶחָ֖י⁠ו וּ⁠מִ⁠שַּׁ֣עַר מְקוֹמ֑⁠וֹ</w:t>
+        <w:t>וְ⁠לֹא־יִכָּרֵ֧ת שֵׁם־הַ⁠מֵּ֛ת מֵ⁠עִ֥ם אֶחָ֖י⁠ו וּ⁠מִ⁠שַּׁ֣עַר מְקוֹמ֑⁠וֹ</w:t>
       </w:r>
     </w:p>
     <w:p>
@@ -26739,7 +26739,7 @@
         <w:rPr>
           <w:lang w:val="zh_TW" w:bidi="zh_TW"/>
         </w:rPr>
-        <w:t>וּ⁠מִ⁠שַּׁ֣עַר מְקוֹמ֑⁠וֹ</w:t>
+        <w:t>וּ⁠מִ⁠שַּׁ֣עַר מְקוֹמ֑⁠וֹ</w:t>
       </w:r>
     </w:p>
     <w:p>
@@ -26919,7 +26919,7 @@
         <w:rPr>
           <w:lang w:val="zh_TW" w:bidi="zh_TW"/>
         </w:rPr>
-        <w:t>הָ⁠עָ֧ם אֲשֶׁר־בַּ⁠שַּׁ֛עַר</w:t>
+        <w:t>הָ⁠עָ֧ם אֲשֶׁר־בַּ⁠שַּׁ֛עַר</w:t>
       </w:r>
     </w:p>
     <w:p>
@@ -27029,7 +27029,7 @@
         <w:rPr>
           <w:lang w:val="zh_TW" w:bidi="zh_TW"/>
         </w:rPr>
-        <w:t>הַ⁠בָּאָ֣ה אֶל־בֵּיתֶ֗⁠ךָ</w:t>
+        <w:t>הַ⁠בָּאָ֣ה אֶל־בֵּיתֶ֗⁠ךָ</w:t>
       </w:r>
     </w:p>
     <w:p>
@@ -27126,7 +27126,7 @@
         <w:rPr>
           <w:lang w:val="zh_TW" w:bidi="zh_TW"/>
         </w:rPr>
-        <w:t>יִתֵּן֩ יְהוָ֨ה אֶֽת־הָ⁠אִשָּׁ֜ה הַ⁠בָּאָ֣ה אֶל־בֵּיתֶ֗⁠ךָ כְּ⁠רָחֵ֤ל ׀ וּ⁠כְ⁠לֵאָה֙ אֲשֶׁ֨ר בָּנ֤וּ שְׁתֵּי⁠הֶם֙ אֶת־בֵּ֣ית יִשְׂרָאֵ֔ל</w:t>
+        <w:t>יִתֵּן֩ יְהוָ֨ה אֶֽת־הָ⁠אִשָּׁ֜ה הַ⁠בָּאָ֣ה אֶל־בֵּיתֶ֗⁠ךָ כְּ⁠רָחֵ֤ל ׀ וּ⁠כְ⁠לֵאָה֙ אֲשֶׁ֨ר בָּנ֤וּ שְׁתֵּי⁠הֶם֙ אֶת־בֵּ֣ית יִשְׂרָאֵ֔ל</w:t>
       </w:r>
     </w:p>
     <w:p>
@@ -27223,7 +27223,7 @@
         <w:rPr>
           <w:lang w:val="zh_TW" w:bidi="zh_TW"/>
         </w:rPr>
-        <w:t>כְּ⁠רָחֵ֤ל ׀ וּ⁠כְ⁠לֵאָה֙ אֲשֶׁ֨ר בָּנ֤וּ שְׁתֵּי⁠הֶם֙ אֶת־בֵּ֣ית יִשְׂרָאֵ֔ל</w:t>
+        <w:t>כְּ⁠רָחֵ֤ל ׀ וּ⁠כְ⁠לֵאָה֙ אֲשֶׁ֨ר בָּנ֤וּ שְׁתֵּי⁠הֶם֙ אֶת־בֵּ֣ית יִשְׂרָאֵ֔ל</w:t>
       </w:r>
     </w:p>
     <w:p>
@@ -27340,7 +27340,7 @@
         <w:rPr>
           <w:lang w:val="zh_TW" w:bidi="zh_TW"/>
         </w:rPr>
-        <w:t>בָּנ֤וּ &amp; אֶת־בֵּ֣ית יִשְׂרָאֵ֔ל</w:t>
+        <w:t>בָּנ֤וּ &amp; אֶת־בֵּ֣ית יִשְׂרָאֵ֔ל</w:t>
       </w:r>
     </w:p>
     <w:p>
@@ -27463,7 +27463,7 @@
         <w:rPr>
           <w:lang w:val="zh_TW" w:bidi="zh_TW"/>
         </w:rPr>
-        <w:t>וַ⁠עֲשֵׂה־חַ֣יִל בְּ⁠אֶפְרָ֔תָה וּ⁠קְרָא־שֵׁ֖ם בְּ⁠בֵ֥ית לָֽחֶם</w:t>
+        <w:t>וַ⁠עֲשֵׂה־חַ֣יִל בְּ⁠אֶפְרָ֔תָה וּ⁠קְרָא־שֵׁ֖ם בְּ⁠בֵ֥ית לָֽחֶם</w:t>
       </w:r>
     </w:p>
     <w:p>
@@ -27573,7 +27573,7 @@
         <w:rPr>
           <w:lang w:val="zh_TW" w:bidi="zh_TW"/>
         </w:rPr>
-        <w:t>וַ⁠עֲשֵׂה־חַ֣יִל בְּ⁠אֶפְרָ֔תָה וּ⁠קְרָא־שֵׁ֖ם בְּ⁠בֵ֥ית לָֽחֶם</w:t>
+        <w:t>וַ⁠עֲשֵׂה־חַ֣יִל בְּ⁠אֶפְרָ֔תָה וּ⁠קְרָא־שֵׁ֖ם בְּ⁠בֵ֥ית לָֽחֶם</w:t>
       </w:r>
     </w:p>
     <w:p>
@@ -27670,7 +27670,7 @@
         <w:rPr>
           <w:lang w:val="zh_TW" w:bidi="zh_TW"/>
         </w:rPr>
-        <w:t>וִ⁠יהִ֤י בֵֽיתְ⁠ךָ֙ כְּ⁠בֵ֣ית פֶּ֔רֶץ</w:t>
+        <w:t>וִ⁠יהִ֤י בֵֽיתְ⁠ךָ֙ כְּ⁠בֵ֣ית פֶּ֔רֶץ</w:t>
       </w:r>
     </w:p>
     <w:p>
@@ -27780,7 +27780,7 @@
         <w:rPr>
           <w:lang w:val="zh_TW" w:bidi="zh_TW"/>
         </w:rPr>
-        <w:t>מִן־הַ⁠זֶּ֗רַע אֲשֶׁ֨ר יִתֵּ֤ן יְהוָה֙ לְ⁠ךָ֔</w:t>
+        <w:t>מִן־הַ⁠זֶּ֗רַע אֲשֶׁ֨ר יִתֵּ֤ן יְהוָה֙ לְ⁠ךָ֔</w:t>
       </w:r>
     </w:p>
     <w:p>
@@ -27877,7 +27877,7 @@
         <w:rPr>
           <w:lang w:val="zh_TW" w:bidi="zh_TW"/>
         </w:rPr>
-        <w:t>וַ⁠יִּקַּ֨ח בֹּ֤עַז אֶת־רוּת֙ וַ⁠תְּהִי־ל֣⁠וֹ לְ⁠אִשָּׁ֔ה</w:t>
+        <w:t>וַ⁠יִּקַּ֨ח בֹּ֤עַז אֶת־רוּת֙ וַ⁠תְּהִי־ל֣⁠וֹ לְ⁠אִשָּׁ֔ה</w:t>
       </w:r>
     </w:p>
     <w:p>
@@ -27974,7 +27974,7 @@
         <w:rPr>
           <w:lang w:val="zh_TW" w:bidi="zh_TW"/>
         </w:rPr>
-        <w:t>וַ⁠יִּקַּ֨ח בֹּ֤עַז אֶת־רוּת֙</w:t>
+        <w:t>וַ⁠יִּקַּ֨ח בֹּ֤עַז אֶת־רוּת֙</w:t>
       </w:r>
     </w:p>
     <w:p>
@@ -28120,7 +28120,7 @@
         <w:rPr>
           <w:lang w:val="zh_TW" w:bidi="zh_TW"/>
         </w:rPr>
-        <w:t>וַ⁠יָּבֹ֖א אֵלֶ֑י⁠הָ</w:t>
+        <w:t>וַ⁠יָּבֹ֖א אֵלֶ֑י⁠הָ</w:t>
       </w:r>
     </w:p>
     <w:p>
@@ -28230,7 +28230,7 @@
         <w:rPr>
           <w:lang w:val="zh_TW" w:bidi="zh_TW"/>
         </w:rPr>
-        <w:t>הַ⁠נָּשִׁים֙</w:t>
+        <w:t>הַ⁠נָּשִׁים֙</w:t>
       </w:r>
     </w:p>
     <w:p>
@@ -28358,7 +28358,7 @@
         <w:rPr>
           <w:lang w:val="zh_TW" w:bidi="zh_TW"/>
         </w:rPr>
-        <w:t>בָּר֣וּךְ יְהוָ֔ה</w:t>
+        <w:t>בָּר֣וּךְ יְהוָ֔ה</w:t>
       </w:r>
     </w:p>
     <w:p>
@@ -28455,7 +28455,7 @@
         <w:rPr>
           <w:lang w:val="zh_TW" w:bidi="zh_TW"/>
         </w:rPr>
-        <w:t>לֹ֣א הִשְׁבִּ֥ית לָ֛⁠ךְ גֹּאֵ֖ל הַ⁠יּ֑וֹם</w:t>
+        <w:t>לֹ֣א הִשְׁבִּ֥ית לָ֛⁠ךְ גֹּאֵ֖ל הַ⁠יּ֑וֹם</w:t>
       </w:r>
     </w:p>
     <w:p>
@@ -28578,7 +28578,7 @@
         <w:rPr>
           <w:lang w:val="zh_TW" w:bidi="zh_TW"/>
         </w:rPr>
-        <w:t>וְ⁠יִקָּרֵ֥א שְׁמ֖⁠וֹ</w:t>
+        <w:t>וְ⁠יִקָּרֵ֥א שְׁמ֖⁠וֹ</w:t>
       </w:r>
     </w:p>
     <w:p>
@@ -28687,7 +28687,7 @@
         <w:rPr>
           <w:lang w:val="zh_TW" w:bidi="zh_TW"/>
         </w:rPr>
-        <w:t>וְ⁠יִקָּרֵ֥א שְׁמ֖⁠וֹ בְּ⁠יִשְׂרָאֵֽל</w:t>
+        <w:t>וְ⁠יִקָּרֵ֥א שְׁמ֖⁠וֹ בְּ⁠יִשְׂרָאֵֽל</w:t>
       </w:r>
     </w:p>
     <w:p>
@@ -28797,7 +28797,7 @@
         <w:rPr>
           <w:lang w:val="zh_TW" w:bidi="zh_TW"/>
         </w:rPr>
-        <w:t>לְ⁠מֵשִׁ֣יב נֶ֔פֶשׁ</w:t>
+        <w:t>לְ⁠מֵשִׁ֣יב נֶ֔פֶשׁ</w:t>
       </w:r>
     </w:p>
     <w:p>
@@ -28907,7 +28907,7 @@
         <w:rPr>
           <w:lang w:val="zh_TW" w:bidi="zh_TW"/>
         </w:rPr>
-        <w:t>וּ⁠לְ⁠כַלְכֵּ֖ל אֶת־שֵׂיבָתֵ֑⁠ךְ</w:t>
+        <w:t>וּ⁠לְ⁠כַלְכֵּ֖ל אֶת־שֵׂיבָתֵ֑⁠ךְ</w:t>
       </w:r>
     </w:p>
     <w:p>
@@ -29011,7 +29011,7 @@
         <w:rPr>
           <w:lang w:val="zh_TW" w:bidi="zh_TW"/>
         </w:rPr>
-        <w:t>כִּ֣י</w:t>
+        <w:t>כִּ֣י</w:t>
       </w:r>
     </w:p>
     <w:p>
@@ -29128,7 +29128,7 @@
         <w:rPr>
           <w:lang w:val="zh_TW" w:bidi="zh_TW"/>
         </w:rPr>
-        <w:t>ט֣וֹבָה לָ֔⁠ךְ מִ⁠שִּׁבְעָ֖ה בָּנִֽים</w:t>
+        <w:t>ט֣וֹבָה לָ֔⁠ךְ מִ⁠שִּׁבְעָ֖ה בָּנִֽים</w:t>
       </w:r>
     </w:p>
     <w:p>
@@ -29238,7 +29238,7 @@
         <w:rPr>
           <w:lang w:val="zh_TW" w:bidi="zh_TW"/>
         </w:rPr>
-        <w:t>וַ⁠תִּקַּ֨ח נָעֳמִ֤י אֶת־הַ⁠יֶּ֨לֶד֙</w:t>
+        <w:t>וַ⁠תִּקַּ֨ח נָעֳמִ֤י אֶת־הַ⁠יֶּ֨לֶד֙</w:t>
       </w:r>
     </w:p>
     <w:p>
@@ -29411,7 +29411,7 @@
         <w:rPr>
           <w:lang w:val="zh_TW" w:bidi="zh_TW"/>
         </w:rPr>
-        <w:t>וַ⁠תִּקְרֶאנָה֩ ל֨⁠וֹ הַ⁠שְּׁכֵנ֥וֹת שֵׁם֙ לֵ⁠אמֹ֔ר &amp; וַ⁠תִּקְרֶ֤אנָֽה שְׁמ⁠וֹ֙ עוֹבֵ֔ד</w:t>
+        <w:t>וַ⁠תִּקְרֶאנָה֩ ל֨⁠וֹ הַ⁠שְּׁכֵנ֥וֹת שֵׁם֙ לֵ⁠אמֹ֔ר &amp; וַ⁠תִּקְרֶ֤אנָֽה שְׁמ⁠וֹ֙ עוֹבֵ֔ד</w:t>
       </w:r>
     </w:p>
     <w:p>
@@ -29521,7 +29521,7 @@
         <w:rPr>
           <w:lang w:val="zh_TW" w:bidi="zh_TW"/>
         </w:rPr>
-        <w:t>יֻלַּד־בֵּ֖ן לְ⁠נָעֳמִ֑י</w:t>
+        <w:t>יֻלַּד־בֵּ֖ן לְ⁠נָעֳמִ֑י</w:t>
       </w:r>
     </w:p>
     <w:p>
@@ -29625,7 +29625,7 @@
         <w:rPr>
           <w:lang w:val="zh_TW" w:bidi="zh_TW"/>
         </w:rPr>
-        <w:t>וַ⁠תִּקְרֶ֤אנָֽה שְׁמ⁠וֹ֙ עוֹבֵ֔ד</w:t>
+        <w:t>וַ⁠תִּקְרֶ֤אנָֽה שְׁמ⁠וֹ֙ עוֹבֵ֔ד</w:t>
       </w:r>
     </w:p>
     <w:p>
@@ -29735,7 +29735,7 @@
         <w:rPr>
           <w:lang w:val="zh_TW" w:bidi="zh_TW"/>
         </w:rPr>
-        <w:t>ה֥וּא אֲבִי־יִשַׁ֖י</w:t>
+        <w:t>ה֥וּא אֲבִי־יִשַׁ֖י</w:t>
       </w:r>
     </w:p>
     <w:p>
@@ -29935,7 +29935,7 @@
         <w:rPr>
           <w:lang w:val="zh_TW" w:bidi="zh_TW"/>
         </w:rPr>
-        <w:t>תּוֹלְד֣וֹת פָּ֔רֶץ</w:t>
+        <w:t>תּוֹלְד֣וֹת פָּ֔רֶץ</w:t>
       </w:r>
     </w:p>
     <w:p>
@@ -30068,7 +30068,7 @@
         <w:rPr>
           <w:lang w:val="zh_TW" w:bidi="zh_TW"/>
         </w:rPr>
-        <w:t>פֶּ֖רֶץ הוֹלִ֥יד אֶת־חֶצְרֽוֹן</w:t>
+        <w:t>פֶּ֖רֶץ הוֹלִ֥יד אֶת־חֶצְרֽוֹן</w:t>
       </w:r>
     </w:p>
     <w:p>
@@ -30185,7 +30185,7 @@
         <w:rPr>
           <w:lang w:val="zh_TW" w:bidi="zh_TW"/>
         </w:rPr>
-        <w:t>וְ⁠חֶצְרוֹן֙ &amp; אֶת־רָ֔ם &amp; אֶת־עַמִּֽינָדָֽב</w:t>
+        <w:t>וְ⁠חֶצְרוֹן֙ &amp; אֶת־רָ֔ם &amp; אֶת־עַמִּֽינָדָֽב</w:t>
       </w:r>
     </w:p>
     <w:p>
@@ -30328,6 +30328,20 @@
         <w:rPr>
           <w:lang w:val="zh_TW" w:bidi="zh_TW"/>
         </w:rPr>
+      </w:r>
+    </w:p>
+    <w:p>
+      <w:pPr/>
+      <w:r>
+        <w:rPr>
+          <w:lang w:val="zh_TW" w:bidi="zh_TW"/>
+        </w:rPr>
+      </w:r>
+      <w:r>
+        <w:rPr>
+          <w:lang w:val="zh_TW" w:bidi="zh_TW"/>
+        </w:rPr>
+        <w:t>וְ⁠עַמִּֽינָדָב֙ &amp; וְ⁠נַחְשׁ֖וֹן &amp; אֶת־שַׂלְמָֽה</w:t>
       </w:r>
     </w:p>
     <w:p>

--- a/zht/docx/08.content.docx
+++ b/zht/docx/08.content.docx
@@ -720,6 +720,173 @@
         <w:rPr>
           <w:lang w:val="zh_TW" w:bidi="zh_TW"/>
         </w:rPr>
+        <w:t>路得記 - 第 1 章 簡介</w:t>
+      </w:r>
+      <w:r>
+        <w:rPr>
+          <w:lang w:val="zh_TW" w:bidi="zh_TW"/>
+        </w:rPr>
+      </w:r>
+    </w:p>
+    <w:p>
+      <w:pPr>
+        <w:pStyle w:val="Heading3"/>
+      </w:pPr>
+      <w:r>
+        <w:rPr>
+          <w:lang w:val="zh_TW" w:bidi="zh_TW"/>
+        </w:rPr>
+        <w:t>結構與格式</w:t>
+      </w:r>
+    </w:p>
+    <w:p>
+      <w:pPr>
+        <w:pStyle w:val="Heading4"/>
+      </w:pPr>
+      <w:r>
+        <w:rPr>
+          <w:b/>
+          <w:lang w:val="zh_TW" w:bidi="zh_TW"/>
+        </w:rPr>
+        <w:t>這事發生在士師秉政的時候</w:t>
+      </w:r>
+    </w:p>
+    <w:p>
+      <w:pPr/>
+      <w:r>
+        <w:rPr>
+          <w:lang w:val="zh_TW" w:bidi="zh_TW"/>
+        </w:rPr>
+      </w:r>
+      <w:r>
+        <w:rPr>
+          <w:lang w:val="zh_TW" w:bidi="zh_TW"/>
+        </w:rPr>
+        <w:t>這卷書中所記述的事件發生在士師時代。這卷書與《士師記》年代相同。譯者不妨溫習一下《士師記》來了解這卷書的歷史背景。</w:t>
+      </w:r>
+    </w:p>
+    <w:p>
+      <w:pPr>
+        <w:pStyle w:val="Heading3"/>
+      </w:pPr>
+      <w:r>
+        <w:rPr>
+          <w:lang w:val="zh_TW" w:bidi="zh_TW"/>
+        </w:rPr>
+        <w:t>本章的特別概念</w:t>
+      </w:r>
+    </w:p>
+    <w:p>
+      <w:pPr>
+        <w:pStyle w:val="Heading4"/>
+      </w:pPr>
+      <w:r>
+        <w:rPr>
+          <w:lang w:val="zh_TW" w:bidi="zh_TW"/>
+        </w:rPr>
+        <w:t>沒有丈夫或孩子的女性</w:t>
+      </w:r>
+    </w:p>
+    <w:p>
+      <w:pPr/>
+      <w:r>
+        <w:rPr>
+          <w:lang w:val="zh_TW" w:bidi="zh_TW"/>
+        </w:rPr>
+      </w:r>
+      <w:r>
+        <w:rPr>
+          <w:lang w:val="zh_TW" w:bidi="zh_TW"/>
+        </w:rPr>
+        <w:t>在古近東時期，如果一位婦女沒有丈夫或兒子，普遍會認為她處於極為艱難的境地。她將會無法供養自己。這就是為什麼拿俄米讓她的媳婦們再嫁的原因。</w:t>
+      </w:r>
+    </w:p>
+    <w:p>
+      <w:pPr>
+        <w:pStyle w:val="Heading3"/>
+      </w:pPr>
+      <w:r>
+        <w:rPr>
+          <w:lang w:val="zh_TW" w:bidi="zh_TW"/>
+        </w:rPr>
+        <w:t>本章其它可能的翻譯難點</w:t>
+      </w:r>
+    </w:p>
+    <w:p>
+      <w:pPr>
+        <w:pStyle w:val="Heading4"/>
+      </w:pPr>
+      <w:r>
+        <w:rPr>
+          <w:lang w:val="zh_TW" w:bidi="zh_TW"/>
+        </w:rPr>
+        <w:t>對比</w:t>
+      </w:r>
+    </w:p>
+    <w:p>
+      <w:pPr/>
+      <w:r>
+        <w:rPr>
+          <w:lang w:val="zh_TW" w:bidi="zh_TW"/>
+        </w:rPr>
+      </w:r>
+      <w:r>
+        <w:rPr>
+          <w:lang w:val="zh_TW" w:bidi="zh_TW"/>
+        </w:rPr>
+        <w:t>本書作者有意地對比摩押女子路得的行為與猶大人拿俄米的行為。路得展現出對拿俄米之神的極大信心，而拿俄米卻不信靠耶和華（雅巍）。（見：</w:t>
+      </w:r>
+      <w:r>
+        <w:rPr>
+          <w:lang w:val="zh_TW" w:bidi="zh_TW"/>
+        </w:rPr>
+        <w:t>信心</w:t>
+      </w:r>
+      <w:r>
+        <w:rPr>
+          <w:lang w:val="zh_TW" w:bidi="zh_TW"/>
+        </w:rPr>
+        <w:t>與</w:t>
+      </w:r>
+      <w:r>
+        <w:rPr>
+          <w:lang w:val="zh_TW" w:bidi="zh_TW"/>
+        </w:rPr>
+        <w:t>信靠</w:t>
+      </w:r>
+      <w:r>
+        <w:rPr>
+          <w:lang w:val="zh_TW" w:bidi="zh_TW"/>
+        </w:rPr>
+        <w:t>）</w:t>
+      </w:r>
+      <w:r>
+        <w:rPr>
+          <w:lang w:val="zh_TW" w:bidi="zh_TW"/>
+        </w:rPr>
+      </w:r>
+      <w:r>
+        <w:rPr>
+          <w:lang w:val="zh_TW" w:bidi="zh_TW"/>
+        </w:rPr>
+      </w:r>
+    </w:p>
+    <w:p>
+      <w:pPr/>
+      <w:r>
+        <w:rPr>
+          <w:lang w:val="zh_TW" w:bidi="zh_TW"/>
+        </w:rPr>
+      </w:r>
+    </w:p>
+    <w:p>
+      <w:pPr>
+        <w:pStyle w:val="Heading2"/>
+      </w:pPr>
+      <w:r>
+        <w:rPr>
+          <w:lang w:val="zh_TW" w:bidi="zh_TW"/>
+        </w:rPr>
         <w:t>路得記 1:1 (#1)</w:t>
       </w:r>
       <w:r>
@@ -8093,6 +8260,164 @@
         <w:rPr>
           <w:lang w:val="zh_TW" w:bidi="zh_TW"/>
         </w:rPr>
+        <w:t>路得記 - 第二章簡介</w:t>
+      </w:r>
+      <w:r>
+        <w:rPr>
+          <w:lang w:val="zh_TW" w:bidi="zh_TW"/>
+        </w:rPr>
+      </w:r>
+    </w:p>
+    <w:p>
+      <w:pPr/>
+      <w:r>
+        <w:rPr>
+          <w:lang w:val="zh_TW" w:bidi="zh_TW"/>
+        </w:rPr>
+      </w:r>
+      <w:r>
+        <w:rPr>
+          <w:lang w:val="zh_TW" w:bidi="zh_TW"/>
+        </w:rPr>
+        <w:t># 路得記第二章 簡介</w:t>
+      </w:r>
+    </w:p>
+    <w:p>
+      <w:pPr>
+        <w:pStyle w:val="Heading3"/>
+      </w:pPr>
+      <w:r>
+        <w:rPr>
+          <w:lang w:val="zh_TW" w:bidi="zh_TW"/>
+        </w:rPr>
+        <w:t>本章可能的翻譯難點</w:t>
+      </w:r>
+    </w:p>
+    <w:p>
+      <w:pPr>
+        <w:pStyle w:val="Heading4"/>
+      </w:pPr>
+      <w:r>
+        <w:rPr>
+          <w:lang w:val="zh_TW" w:bidi="zh_TW"/>
+        </w:rPr>
+        <w:t>「是個有聲望的財主（和合本譯為：是個大財主）」（2:1）</w:t>
+      </w:r>
+    </w:p>
+    <w:p>
+      <w:pPr/>
+      <w:r>
+        <w:rPr>
+          <w:lang w:val="zh_TW" w:bidi="zh_TW"/>
+        </w:rPr>
+      </w:r>
+      <w:r>
+        <w:rPr>
+          <w:lang w:val="zh_TW" w:bidi="zh_TW"/>
+        </w:rPr>
+        <w:t>這個片語用來描述波阿斯擁有良好的特質，但這是一個非常籠統的方式。這個片語可以描述一個人身體強壯有力、富有，或擁有良好、敬虔的品格，或擁有以上所有特質。根據故事的上下文，我們可以看到波阿斯擁有土地，僕人尊敬他，他的生活方式榮耀神，因此這個片語似乎是在描述他的財富和品格。想想在你的語言中你會怎樣描述這樣的人。</w:t>
+      </w:r>
+    </w:p>
+    <w:p>
+      <w:pPr>
+        <w:pStyle w:val="Heading4"/>
+      </w:pPr>
+      <w:r>
+        <w:rPr>
+          <w:lang w:val="zh_TW" w:bidi="zh_TW"/>
+        </w:rPr>
+        <w:t>「不要往別人田裏拾取麥穗」（2:8）</w:t>
+      </w:r>
+    </w:p>
+    <w:p>
+      <w:pPr/>
+      <w:r>
+        <w:rPr>
+          <w:lang w:val="zh_TW" w:bidi="zh_TW"/>
+        </w:rPr>
+      </w:r>
+      <w:r>
+        <w:rPr>
+          <w:lang w:val="zh_TW" w:bidi="zh_TW"/>
+        </w:rPr>
+        <w:t>波阿斯這樣說是因為路得在別人的田裡他就無法保證她的安全。看起來並非每個人都像波阿斯一樣代人有恩並遵守摩西律法。（見：</w:t>
+      </w:r>
+      <w:r>
+        <w:rPr>
+          <w:lang w:val="zh_TW" w:bidi="zh_TW"/>
+        </w:rPr>
+        <w:t>恩典</w:t>
+      </w:r>
+      <w:r>
+        <w:rPr>
+          <w:lang w:val="zh_TW" w:bidi="zh_TW"/>
+        </w:rPr>
+        <w:t>及</w:t>
+      </w:r>
+      <w:r>
+        <w:rPr>
+          <w:lang w:val="zh_TW" w:bidi="zh_TW"/>
+        </w:rPr>
+        <w:t>摩西律法</w:t>
+      </w:r>
+      <w:r>
+        <w:rPr>
+          <w:lang w:val="zh_TW" w:bidi="zh_TW"/>
+        </w:rPr>
+        <w:t>）</w:t>
+      </w:r>
+    </w:p>
+    <w:p>
+      <w:pPr>
+        <w:pStyle w:val="Heading4"/>
+      </w:pPr>
+      <w:r>
+        <w:rPr>
+          <w:lang w:val="zh_TW" w:bidi="zh_TW"/>
+        </w:rPr>
+        <w:t>「至親買贖者」（2:20）</w:t>
+      </w:r>
+    </w:p>
+    <w:p>
+      <w:pPr/>
+      <w:r>
+        <w:rPr>
+          <w:lang w:val="zh_TW" w:bidi="zh_TW"/>
+        </w:rPr>
+      </w:r>
+      <w:r>
+        <w:rPr>
+          <w:lang w:val="zh_TW" w:bidi="zh_TW"/>
+        </w:rPr>
+        <w:t>「至親買贖者」指一位男性親屬，有責任供養同族中需要幫助的近親，履行娶寡嫂的義務，並將賣到家族外的土地贖回本家族中。詳參本卷書的簡介。</w:t>
+      </w:r>
+      <w:r>
+        <w:rPr>
+          <w:lang w:val="zh_TW" w:bidi="zh_TW"/>
+        </w:rPr>
+      </w:r>
+      <w:r>
+        <w:rPr>
+          <w:lang w:val="zh_TW" w:bidi="zh_TW"/>
+        </w:rPr>
+      </w:r>
+    </w:p>
+    <w:p>
+      <w:pPr/>
+      <w:r>
+        <w:rPr>
+          <w:lang w:val="zh_TW" w:bidi="zh_TW"/>
+        </w:rPr>
+      </w:r>
+    </w:p>
+    <w:p>
+      <w:pPr>
+        <w:pStyle w:val="Heading2"/>
+      </w:pPr>
+      <w:r>
+        <w:rPr>
+          <w:lang w:val="zh_TW" w:bidi="zh_TW"/>
+        </w:rPr>
         <w:t>路得記 2:1 (#1)</w:t>
       </w:r>
       <w:r>
@@ -16023,6 +16348,125 @@
           <w:lang w:val="zh_TW" w:bidi="zh_TW"/>
         </w:rPr>
         <w:t>主動或被動</w:t>
+      </w:r>
+      <w:r>
+        <w:rPr>
+          <w:lang w:val="zh_TW" w:bidi="zh_TW"/>
+        </w:rPr>
+      </w:r>
+      <w:r>
+        <w:rPr>
+          <w:lang w:val="zh_TW" w:bidi="zh_TW"/>
+        </w:rPr>
+      </w:r>
+    </w:p>
+    <w:p>
+      <w:pPr/>
+      <w:r>
+        <w:rPr>
+          <w:lang w:val="zh_TW" w:bidi="zh_TW"/>
+        </w:rPr>
+      </w:r>
+    </w:p>
+    <w:p>
+      <w:pPr>
+        <w:pStyle w:val="Heading2"/>
+      </w:pPr>
+      <w:r>
+        <w:rPr>
+          <w:lang w:val="zh_TW" w:bidi="zh_TW"/>
+        </w:rPr>
+        <w:t>路得記 - 第三章簡介</w:t>
+      </w:r>
+      <w:r>
+        <w:rPr>
+          <w:lang w:val="zh_TW" w:bidi="zh_TW"/>
+        </w:rPr>
+      </w:r>
+    </w:p>
+    <w:p>
+      <w:pPr>
+        <w:pStyle w:val="Heading3"/>
+      </w:pPr>
+      <w:r>
+        <w:rPr>
+          <w:lang w:val="zh_TW" w:bidi="zh_TW"/>
+        </w:rPr>
+        <w:t>本章的特別概念</w:t>
+      </w:r>
+    </w:p>
+    <w:p>
+      <w:pPr>
+        <w:pStyle w:val="Heading4"/>
+      </w:pPr>
+      <w:r>
+        <w:rPr>
+          <w:lang w:val="zh_TW" w:bidi="zh_TW"/>
+        </w:rPr>
+        <w:t>波阿斯的品格</w:t>
+      </w:r>
+    </w:p>
+    <w:p>
+      <w:pPr/>
+      <w:r>
+        <w:rPr>
+          <w:lang w:val="zh_TW" w:bidi="zh_TW"/>
+        </w:rPr>
+      </w:r>
+      <w:r>
+        <w:rPr>
+          <w:lang w:val="zh_TW" w:bidi="zh_TW"/>
+        </w:rPr>
+        <w:t>波阿斯在這一章中展現了非常優良的品格，因為他在與路得結婚之前沒有與她發生性關係。他也關心維護路得的良好聲譽。這一章中強調了波阿斯的良好品格。</w:t>
+      </w:r>
+    </w:p>
+    <w:p>
+      <w:pPr>
+        <w:pStyle w:val="Heading3"/>
+      </w:pPr>
+      <w:r>
+        <w:rPr>
+          <w:lang w:val="zh_TW" w:bidi="zh_TW"/>
+        </w:rPr>
+        <w:t>本章其它可能的翻譯難點</w:t>
+      </w:r>
+    </w:p>
+    <w:p>
+      <w:pPr>
+        <w:pStyle w:val="Heading4"/>
+      </w:pPr>
+      <w:r>
+        <w:rPr>
+          <w:b/>
+          <w:lang w:val="zh_TW" w:bidi="zh_TW"/>
+        </w:rPr>
+        <w:t>使你享福</w:t>
+      </w:r>
+    </w:p>
+    <w:p>
+      <w:pPr/>
+      <w:r>
+        <w:rPr>
+          <w:lang w:val="zh_TW" w:bidi="zh_TW"/>
+        </w:rPr>
+      </w:r>
+      <w:r>
+        <w:rPr>
+          <w:lang w:val="zh_TW" w:bidi="zh_TW"/>
+        </w:rPr>
+        <w:t>拿俄米希望路得能有一個安穩的家，並有一位好丈夫來照顧她。她認為對路得來說波阿斯是她丈夫的最佳人選。她也認為波阿斯作為至親買贖者，有義務娶路得。這可能是真的，因為雖然路得生為一個外邦人，但她已經成為拿俄米家庭的一員，也就成了以色列人的一員。（見：</w:t>
+      </w:r>
+      <w:r>
+        <w:rPr>
+          <w:lang w:val="zh_TW" w:bidi="zh_TW"/>
+        </w:rPr>
+        <w:t>假定的知識和隱含的資訊</w:t>
+      </w:r>
+      <w:r>
+        <w:rPr>
+          <w:lang w:val="zh_TW" w:bidi="zh_TW"/>
+        </w:rPr>
+        <w:t>）</w:t>
       </w:r>
       <w:r>
         <w:rPr>
@@ -22851,6 +23295,151 @@
         <w:rPr>
           <w:lang w:val="zh_TW" w:bidi="zh_TW"/>
         </w:rPr>
+        <w:t>路得記 - 第四章簡介</w:t>
+      </w:r>
+      <w:r>
+        <w:rPr>
+          <w:lang w:val="zh_TW" w:bidi="zh_TW"/>
+        </w:rPr>
+      </w:r>
+    </w:p>
+    <w:p>
+      <w:pPr/>
+      <w:r>
+        <w:rPr>
+          <w:lang w:val="zh_TW" w:bidi="zh_TW"/>
+        </w:rPr>
+      </w:r>
+      <w:r>
+        <w:rPr>
+          <w:lang w:val="zh_TW" w:bidi="zh_TW"/>
+        </w:rPr>
+        <w:t># 路得記第四章 簡介</w:t>
+      </w:r>
+    </w:p>
+    <w:p>
+      <w:pPr>
+        <w:pStyle w:val="Heading3"/>
+      </w:pPr>
+      <w:r>
+        <w:rPr>
+          <w:lang w:val="zh_TW" w:bidi="zh_TW"/>
+        </w:rPr>
+        <w:t>本章的特別概念</w:t>
+      </w:r>
+    </w:p>
+    <w:p>
+      <w:pPr>
+        <w:pStyle w:val="Heading4"/>
+      </w:pPr>
+      <w:r>
+        <w:rPr>
+          <w:lang w:val="zh_TW" w:bidi="zh_TW"/>
+        </w:rPr>
+        <w:t>大衛王</w:t>
+      </w:r>
+    </w:p>
+    <w:p>
+      <w:pPr/>
+      <w:r>
+        <w:rPr>
+          <w:lang w:val="zh_TW" w:bidi="zh_TW"/>
+        </w:rPr>
+      </w:r>
+      <w:r>
+        <w:rPr>
+          <w:lang w:val="zh_TW" w:bidi="zh_TW"/>
+        </w:rPr>
+        <w:t>儘管路得是摩押女子，但她後來卻成為大衛的祖先。大衛是以色列最偉大的君王。這或許令人驚訝，一位外邦人居然成為如此重要血脈中的一員，但這提醒我們神愛所有人。路得對耶和華（雅巍）有著堅定的信心。這告訴我們，神歡迎所有信靠祂的人。</w:t>
+      </w:r>
+    </w:p>
+    <w:p>
+      <w:pPr>
+        <w:pStyle w:val="Heading4"/>
+      </w:pPr>
+      <w:r>
+        <w:rPr>
+          <w:lang w:val="zh_TW" w:bidi="zh_TW"/>
+        </w:rPr>
+        <w:t>「你……也當娶……摩押女子路得」</w:t>
+      </w:r>
+    </w:p>
+    <w:p>
+      <w:pPr/>
+      <w:r>
+        <w:rPr>
+          <w:lang w:val="zh_TW" w:bidi="zh_TW"/>
+        </w:rPr>
+      </w:r>
+      <w:r>
+        <w:rPr>
+          <w:lang w:val="zh_TW" w:bidi="zh_TW"/>
+        </w:rPr>
+        <w:t>擁有使用這個家族土地的特權，也伴隨著照顧這個家族寡婦的責任。因此，想要使用拿俄米土地的親屬，也必須幫路得得到一個兒子，這個兒子將延續家族的名字和產業，並供養她的生活所需。</w:t>
+      </w:r>
+    </w:p>
+    <w:p>
+      <w:pPr>
+        <w:pStyle w:val="Heading3"/>
+      </w:pPr>
+      <w:r>
+        <w:rPr>
+          <w:lang w:val="zh_TW" w:bidi="zh_TW"/>
+        </w:rPr>
+        <w:t>本章其它可能的翻譯難點</w:t>
+      </w:r>
+    </w:p>
+    <w:p>
+      <w:pPr>
+        <w:pStyle w:val="Heading4"/>
+      </w:pPr>
+      <w:r>
+        <w:rPr>
+          <w:lang w:val="zh_TW" w:bidi="zh_TW"/>
+        </w:rPr>
+        <w:t>「從前，在以色列中」</w:t>
+      </w:r>
+    </w:p>
+    <w:p>
+      <w:pPr/>
+      <w:r>
+        <w:rPr>
+          <w:lang w:val="zh_TW" w:bidi="zh_TW"/>
+        </w:rPr>
+      </w:r>
+      <w:r>
+        <w:rPr>
+          <w:lang w:val="zh_TW" w:bidi="zh_TW"/>
+        </w:rPr>
+        <w:t>四章7節是文本作者的評論。這表示從事件發生到事件記載下來之間隔了相當長一段時間，這期間風俗習慣已經有了改變。請考慮你要如何表達這是關於這個故事的一句評論，而不是故事的一部分。</w:t>
+      </w:r>
+      <w:r>
+        <w:rPr>
+          <w:lang w:val="zh_TW" w:bidi="zh_TW"/>
+        </w:rPr>
+      </w:r>
+      <w:r>
+        <w:rPr>
+          <w:lang w:val="zh_TW" w:bidi="zh_TW"/>
+        </w:rPr>
+      </w:r>
+    </w:p>
+    <w:p>
+      <w:pPr/>
+      <w:r>
+        <w:rPr>
+          <w:lang w:val="zh_TW" w:bidi="zh_TW"/>
+        </w:rPr>
+      </w:r>
+    </w:p>
+    <w:p>
+      <w:pPr>
+        <w:pStyle w:val="Heading2"/>
+      </w:pPr>
+      <w:r>
+        <w:rPr>
+          <w:lang w:val="zh_TW" w:bidi="zh_TW"/>
+        </w:rPr>
         <w:t>路得記 4:1 (#1)</w:t>
       </w:r>
       <w:r>
@@ -30538,595 +31127,6 @@
           <w:lang w:val="zh_TW" w:bidi="zh_TW"/>
         </w:rPr>
         <w:t>假定的知識和隱含的資訊</w:t>
-      </w:r>
-      <w:r>
-        <w:rPr>
-          <w:lang w:val="zh_TW" w:bidi="zh_TW"/>
-        </w:rPr>
-      </w:r>
-      <w:r>
-        <w:rPr>
-          <w:lang w:val="zh_TW" w:bidi="zh_TW"/>
-        </w:rPr>
-      </w:r>
-    </w:p>
-    <w:p>
-      <w:pPr/>
-      <w:r>
-        <w:rPr>
-          <w:lang w:val="zh_TW" w:bidi="zh_TW"/>
-        </w:rPr>
-      </w:r>
-    </w:p>
-    <w:p>
-      <w:pPr>
-        <w:pStyle w:val="Heading2"/>
-      </w:pPr>
-      <w:r>
-        <w:rPr>
-          <w:lang w:val="zh_TW" w:bidi="zh_TW"/>
-        </w:rPr>
-        <w:t>路得記 - 第 1 章 簡介</w:t>
-      </w:r>
-      <w:r>
-        <w:rPr>
-          <w:lang w:val="zh_TW" w:bidi="zh_TW"/>
-        </w:rPr>
-      </w:r>
-    </w:p>
-    <w:p>
-      <w:pPr>
-        <w:pStyle w:val="Heading3"/>
-      </w:pPr>
-      <w:r>
-        <w:rPr>
-          <w:lang w:val="zh_TW" w:bidi="zh_TW"/>
-        </w:rPr>
-        <w:t>結構與格式</w:t>
-      </w:r>
-    </w:p>
-    <w:p>
-      <w:pPr>
-        <w:pStyle w:val="Heading4"/>
-      </w:pPr>
-      <w:r>
-        <w:rPr>
-          <w:b/>
-          <w:lang w:val="zh_TW" w:bidi="zh_TW"/>
-        </w:rPr>
-        <w:t>這事發生在士師秉政的時候</w:t>
-      </w:r>
-    </w:p>
-    <w:p>
-      <w:pPr/>
-      <w:r>
-        <w:rPr>
-          <w:lang w:val="zh_TW" w:bidi="zh_TW"/>
-        </w:rPr>
-      </w:r>
-      <w:r>
-        <w:rPr>
-          <w:lang w:val="zh_TW" w:bidi="zh_TW"/>
-        </w:rPr>
-        <w:t>這卷書中所記述的事件發生在士師時代。這卷書與《士師記》年代相同。譯者不妨溫習一下《士師記》來了解這卷書的歷史背景。</w:t>
-      </w:r>
-    </w:p>
-    <w:p>
-      <w:pPr>
-        <w:pStyle w:val="Heading3"/>
-      </w:pPr>
-      <w:r>
-        <w:rPr>
-          <w:lang w:val="zh_TW" w:bidi="zh_TW"/>
-        </w:rPr>
-        <w:t>本章的特別概念</w:t>
-      </w:r>
-    </w:p>
-    <w:p>
-      <w:pPr>
-        <w:pStyle w:val="Heading4"/>
-      </w:pPr>
-      <w:r>
-        <w:rPr>
-          <w:lang w:val="zh_TW" w:bidi="zh_TW"/>
-        </w:rPr>
-        <w:t>沒有丈夫或孩子的女性</w:t>
-      </w:r>
-    </w:p>
-    <w:p>
-      <w:pPr/>
-      <w:r>
-        <w:rPr>
-          <w:lang w:val="zh_TW" w:bidi="zh_TW"/>
-        </w:rPr>
-      </w:r>
-      <w:r>
-        <w:rPr>
-          <w:lang w:val="zh_TW" w:bidi="zh_TW"/>
-        </w:rPr>
-        <w:t>在古近東時期，如果一位婦女沒有丈夫或兒子，普遍會認為她處於極為艱難的境地。她將會無法供養自己。這就是為什麼拿俄米讓她的媳婦們再嫁的原因。</w:t>
-      </w:r>
-    </w:p>
-    <w:p>
-      <w:pPr>
-        <w:pStyle w:val="Heading3"/>
-      </w:pPr>
-      <w:r>
-        <w:rPr>
-          <w:lang w:val="zh_TW" w:bidi="zh_TW"/>
-        </w:rPr>
-        <w:t>本章其它可能的翻譯難點</w:t>
-      </w:r>
-    </w:p>
-    <w:p>
-      <w:pPr>
-        <w:pStyle w:val="Heading4"/>
-      </w:pPr>
-      <w:r>
-        <w:rPr>
-          <w:lang w:val="zh_TW" w:bidi="zh_TW"/>
-        </w:rPr>
-        <w:t>對比</w:t>
-      </w:r>
-    </w:p>
-    <w:p>
-      <w:pPr/>
-      <w:r>
-        <w:rPr>
-          <w:lang w:val="zh_TW" w:bidi="zh_TW"/>
-        </w:rPr>
-      </w:r>
-      <w:r>
-        <w:rPr>
-          <w:lang w:val="zh_TW" w:bidi="zh_TW"/>
-        </w:rPr>
-        <w:t>本書作者有意地對比摩押女子路得的行為與猶大人拿俄米的行為。路得展現出對拿俄米之神的極大信心，而拿俄米卻不信靠耶和華（雅巍）。（見：</w:t>
-      </w:r>
-      <w:r>
-        <w:rPr>
-          <w:lang w:val="zh_TW" w:bidi="zh_TW"/>
-        </w:rPr>
-        <w:t>信心</w:t>
-      </w:r>
-      <w:r>
-        <w:rPr>
-          <w:lang w:val="zh_TW" w:bidi="zh_TW"/>
-        </w:rPr>
-        <w:t>與</w:t>
-      </w:r>
-      <w:r>
-        <w:rPr>
-          <w:lang w:val="zh_TW" w:bidi="zh_TW"/>
-        </w:rPr>
-        <w:t>信靠</w:t>
-      </w:r>
-      <w:r>
-        <w:rPr>
-          <w:lang w:val="zh_TW" w:bidi="zh_TW"/>
-        </w:rPr>
-        <w:t>）</w:t>
-      </w:r>
-      <w:r>
-        <w:rPr>
-          <w:lang w:val="zh_TW" w:bidi="zh_TW"/>
-        </w:rPr>
-      </w:r>
-      <w:r>
-        <w:rPr>
-          <w:lang w:val="zh_TW" w:bidi="zh_TW"/>
-        </w:rPr>
-      </w:r>
-    </w:p>
-    <w:p>
-      <w:pPr/>
-      <w:r>
-        <w:rPr>
-          <w:lang w:val="zh_TW" w:bidi="zh_TW"/>
-        </w:rPr>
-      </w:r>
-    </w:p>
-    <w:p>
-      <w:pPr>
-        <w:pStyle w:val="Heading2"/>
-      </w:pPr>
-      <w:r>
-        <w:rPr>
-          <w:lang w:val="zh_TW" w:bidi="zh_TW"/>
-        </w:rPr>
-        <w:t>路得記 - 第二章簡介</w:t>
-      </w:r>
-      <w:r>
-        <w:rPr>
-          <w:lang w:val="zh_TW" w:bidi="zh_TW"/>
-        </w:rPr>
-      </w:r>
-    </w:p>
-    <w:p>
-      <w:pPr/>
-      <w:r>
-        <w:rPr>
-          <w:lang w:val="zh_TW" w:bidi="zh_TW"/>
-        </w:rPr>
-      </w:r>
-      <w:r>
-        <w:rPr>
-          <w:lang w:val="zh_TW" w:bidi="zh_TW"/>
-        </w:rPr>
-        <w:t># 路得記第二章 簡介</w:t>
-      </w:r>
-    </w:p>
-    <w:p>
-      <w:pPr>
-        <w:pStyle w:val="Heading3"/>
-      </w:pPr>
-      <w:r>
-        <w:rPr>
-          <w:lang w:val="zh_TW" w:bidi="zh_TW"/>
-        </w:rPr>
-        <w:t>本章可能的翻譯難點</w:t>
-      </w:r>
-    </w:p>
-    <w:p>
-      <w:pPr>
-        <w:pStyle w:val="Heading4"/>
-      </w:pPr>
-      <w:r>
-        <w:rPr>
-          <w:lang w:val="zh_TW" w:bidi="zh_TW"/>
-        </w:rPr>
-        <w:t>「是個有聲望的財主（和合本譯為：是個大財主）」（2:1）</w:t>
-      </w:r>
-    </w:p>
-    <w:p>
-      <w:pPr/>
-      <w:r>
-        <w:rPr>
-          <w:lang w:val="zh_TW" w:bidi="zh_TW"/>
-        </w:rPr>
-      </w:r>
-      <w:r>
-        <w:rPr>
-          <w:lang w:val="zh_TW" w:bidi="zh_TW"/>
-        </w:rPr>
-        <w:t>這個片語用來描述波阿斯擁有良好的特質，但這是一個非常籠統的方式。這個片語可以描述一個人身體強壯有力、富有，或擁有良好、敬虔的品格，或擁有以上所有特質。根據故事的上下文，我們可以看到波阿斯擁有土地，僕人尊敬他，他的生活方式榮耀神，因此這個片語似乎是在描述他的財富和品格。想想在你的語言中你會怎樣描述這樣的人。</w:t>
-      </w:r>
-    </w:p>
-    <w:p>
-      <w:pPr>
-        <w:pStyle w:val="Heading4"/>
-      </w:pPr>
-      <w:r>
-        <w:rPr>
-          <w:lang w:val="zh_TW" w:bidi="zh_TW"/>
-        </w:rPr>
-        <w:t>「不要往別人田裏拾取麥穗」（2:8）</w:t>
-      </w:r>
-    </w:p>
-    <w:p>
-      <w:pPr/>
-      <w:r>
-        <w:rPr>
-          <w:lang w:val="zh_TW" w:bidi="zh_TW"/>
-        </w:rPr>
-      </w:r>
-      <w:r>
-        <w:rPr>
-          <w:lang w:val="zh_TW" w:bidi="zh_TW"/>
-        </w:rPr>
-        <w:t>波阿斯這樣說是因為路得在別人的田裡他就無法保證她的安全。看起來並非每個人都像波阿斯一樣代人有恩並遵守摩西律法。（見：</w:t>
-      </w:r>
-      <w:r>
-        <w:rPr>
-          <w:lang w:val="zh_TW" w:bidi="zh_TW"/>
-        </w:rPr>
-        <w:t>恩典</w:t>
-      </w:r>
-      <w:r>
-        <w:rPr>
-          <w:lang w:val="zh_TW" w:bidi="zh_TW"/>
-        </w:rPr>
-        <w:t>及</w:t>
-      </w:r>
-      <w:r>
-        <w:rPr>
-          <w:lang w:val="zh_TW" w:bidi="zh_TW"/>
-        </w:rPr>
-        <w:t>摩西律法</w:t>
-      </w:r>
-      <w:r>
-        <w:rPr>
-          <w:lang w:val="zh_TW" w:bidi="zh_TW"/>
-        </w:rPr>
-        <w:t>）</w:t>
-      </w:r>
-    </w:p>
-    <w:p>
-      <w:pPr>
-        <w:pStyle w:val="Heading4"/>
-      </w:pPr>
-      <w:r>
-        <w:rPr>
-          <w:lang w:val="zh_TW" w:bidi="zh_TW"/>
-        </w:rPr>
-        <w:t>「至親買贖者」（2:20）</w:t>
-      </w:r>
-    </w:p>
-    <w:p>
-      <w:pPr/>
-      <w:r>
-        <w:rPr>
-          <w:lang w:val="zh_TW" w:bidi="zh_TW"/>
-        </w:rPr>
-      </w:r>
-      <w:r>
-        <w:rPr>
-          <w:lang w:val="zh_TW" w:bidi="zh_TW"/>
-        </w:rPr>
-        <w:t>「至親買贖者」指一位男性親屬，有責任供養同族中需要幫助的近親，履行娶寡嫂的義務，並將賣到家族外的土地贖回本家族中。詳參本卷書的簡介。</w:t>
-      </w:r>
-      <w:r>
-        <w:rPr>
-          <w:lang w:val="zh_TW" w:bidi="zh_TW"/>
-        </w:rPr>
-      </w:r>
-      <w:r>
-        <w:rPr>
-          <w:lang w:val="zh_TW" w:bidi="zh_TW"/>
-        </w:rPr>
-      </w:r>
-    </w:p>
-    <w:p>
-      <w:pPr/>
-      <w:r>
-        <w:rPr>
-          <w:lang w:val="zh_TW" w:bidi="zh_TW"/>
-        </w:rPr>
-      </w:r>
-    </w:p>
-    <w:p>
-      <w:pPr>
-        <w:pStyle w:val="Heading2"/>
-      </w:pPr>
-      <w:r>
-        <w:rPr>
-          <w:lang w:val="zh_TW" w:bidi="zh_TW"/>
-        </w:rPr>
-        <w:t>路得記 - 第三章簡介</w:t>
-      </w:r>
-      <w:r>
-        <w:rPr>
-          <w:lang w:val="zh_TW" w:bidi="zh_TW"/>
-        </w:rPr>
-      </w:r>
-    </w:p>
-    <w:p>
-      <w:pPr>
-        <w:pStyle w:val="Heading3"/>
-      </w:pPr>
-      <w:r>
-        <w:rPr>
-          <w:lang w:val="zh_TW" w:bidi="zh_TW"/>
-        </w:rPr>
-        <w:t>本章的特別概念</w:t>
-      </w:r>
-    </w:p>
-    <w:p>
-      <w:pPr>
-        <w:pStyle w:val="Heading4"/>
-      </w:pPr>
-      <w:r>
-        <w:rPr>
-          <w:lang w:val="zh_TW" w:bidi="zh_TW"/>
-        </w:rPr>
-        <w:t>波阿斯的品格</w:t>
-      </w:r>
-    </w:p>
-    <w:p>
-      <w:pPr/>
-      <w:r>
-        <w:rPr>
-          <w:lang w:val="zh_TW" w:bidi="zh_TW"/>
-        </w:rPr>
-      </w:r>
-      <w:r>
-        <w:rPr>
-          <w:lang w:val="zh_TW" w:bidi="zh_TW"/>
-        </w:rPr>
-        <w:t>波阿斯在這一章中展現了非常優良的品格，因為他在與路得結婚之前沒有與她發生性關係。他也關心維護路得的良好聲譽。這一章中強調了波阿斯的良好品格。</w:t>
-      </w:r>
-    </w:p>
-    <w:p>
-      <w:pPr>
-        <w:pStyle w:val="Heading3"/>
-      </w:pPr>
-      <w:r>
-        <w:rPr>
-          <w:lang w:val="zh_TW" w:bidi="zh_TW"/>
-        </w:rPr>
-        <w:t>本章其它可能的翻譯難點</w:t>
-      </w:r>
-    </w:p>
-    <w:p>
-      <w:pPr>
-        <w:pStyle w:val="Heading4"/>
-      </w:pPr>
-      <w:r>
-        <w:rPr>
-          <w:b/>
-          <w:lang w:val="zh_TW" w:bidi="zh_TW"/>
-        </w:rPr>
-        <w:t>使你享福</w:t>
-      </w:r>
-    </w:p>
-    <w:p>
-      <w:pPr/>
-      <w:r>
-        <w:rPr>
-          <w:lang w:val="zh_TW" w:bidi="zh_TW"/>
-        </w:rPr>
-      </w:r>
-      <w:r>
-        <w:rPr>
-          <w:lang w:val="zh_TW" w:bidi="zh_TW"/>
-        </w:rPr>
-        <w:t>拿俄米希望路得能有一個安穩的家，並有一位好丈夫來照顧她。她認為對路得來說波阿斯是她丈夫的最佳人選。她也認為波阿斯作為至親買贖者，有義務娶路得。這可能是真的，因為雖然路得生為一個外邦人，但她已經成為拿俄米家庭的一員，也就成了以色列人的一員。（見：</w:t>
-      </w:r>
-      <w:r>
-        <w:rPr>
-          <w:lang w:val="zh_TW" w:bidi="zh_TW"/>
-        </w:rPr>
-        <w:t>假定的知識和隱含的資訊</w:t>
-      </w:r>
-      <w:r>
-        <w:rPr>
-          <w:lang w:val="zh_TW" w:bidi="zh_TW"/>
-        </w:rPr>
-        <w:t>）</w:t>
-      </w:r>
-      <w:r>
-        <w:rPr>
-          <w:lang w:val="zh_TW" w:bidi="zh_TW"/>
-        </w:rPr>
-      </w:r>
-      <w:r>
-        <w:rPr>
-          <w:lang w:val="zh_TW" w:bidi="zh_TW"/>
-        </w:rPr>
-      </w:r>
-    </w:p>
-    <w:p>
-      <w:pPr/>
-      <w:r>
-        <w:rPr>
-          <w:lang w:val="zh_TW" w:bidi="zh_TW"/>
-        </w:rPr>
-      </w:r>
-    </w:p>
-    <w:p>
-      <w:pPr>
-        <w:pStyle w:val="Heading2"/>
-      </w:pPr>
-      <w:r>
-        <w:rPr>
-          <w:lang w:val="zh_TW" w:bidi="zh_TW"/>
-        </w:rPr>
-        <w:t>路得記 - 第四章簡介</w:t>
-      </w:r>
-      <w:r>
-        <w:rPr>
-          <w:lang w:val="zh_TW" w:bidi="zh_TW"/>
-        </w:rPr>
-      </w:r>
-    </w:p>
-    <w:p>
-      <w:pPr/>
-      <w:r>
-        <w:rPr>
-          <w:lang w:val="zh_TW" w:bidi="zh_TW"/>
-        </w:rPr>
-      </w:r>
-      <w:r>
-        <w:rPr>
-          <w:lang w:val="zh_TW" w:bidi="zh_TW"/>
-        </w:rPr>
-        <w:t># 路得記第四章 簡介</w:t>
-      </w:r>
-    </w:p>
-    <w:p>
-      <w:pPr>
-        <w:pStyle w:val="Heading3"/>
-      </w:pPr>
-      <w:r>
-        <w:rPr>
-          <w:lang w:val="zh_TW" w:bidi="zh_TW"/>
-        </w:rPr>
-        <w:t>本章的特別概念</w:t>
-      </w:r>
-    </w:p>
-    <w:p>
-      <w:pPr>
-        <w:pStyle w:val="Heading4"/>
-      </w:pPr>
-      <w:r>
-        <w:rPr>
-          <w:lang w:val="zh_TW" w:bidi="zh_TW"/>
-        </w:rPr>
-        <w:t>大衛王</w:t>
-      </w:r>
-    </w:p>
-    <w:p>
-      <w:pPr/>
-      <w:r>
-        <w:rPr>
-          <w:lang w:val="zh_TW" w:bidi="zh_TW"/>
-        </w:rPr>
-      </w:r>
-      <w:r>
-        <w:rPr>
-          <w:lang w:val="zh_TW" w:bidi="zh_TW"/>
-        </w:rPr>
-        <w:t>儘管路得是摩押女子，但她後來卻成為大衛的祖先。大衛是以色列最偉大的君王。這或許令人驚訝，一位外邦人居然成為如此重要血脈中的一員，但這提醒我們神愛所有人。路得對耶和華（雅巍）有著堅定的信心。這告訴我們，神歡迎所有信靠祂的人。</w:t>
-      </w:r>
-    </w:p>
-    <w:p>
-      <w:pPr>
-        <w:pStyle w:val="Heading4"/>
-      </w:pPr>
-      <w:r>
-        <w:rPr>
-          <w:lang w:val="zh_TW" w:bidi="zh_TW"/>
-        </w:rPr>
-        <w:t>「你……也當娶……摩押女子路得」</w:t>
-      </w:r>
-    </w:p>
-    <w:p>
-      <w:pPr/>
-      <w:r>
-        <w:rPr>
-          <w:lang w:val="zh_TW" w:bidi="zh_TW"/>
-        </w:rPr>
-      </w:r>
-      <w:r>
-        <w:rPr>
-          <w:lang w:val="zh_TW" w:bidi="zh_TW"/>
-        </w:rPr>
-        <w:t>擁有使用這個家族土地的特權，也伴隨著照顧這個家族寡婦的責任。因此，想要使用拿俄米土地的親屬，也必須幫路得得到一個兒子，這個兒子將延續家族的名字和產業，並供養她的生活所需。</w:t>
-      </w:r>
-    </w:p>
-    <w:p>
-      <w:pPr>
-        <w:pStyle w:val="Heading3"/>
-      </w:pPr>
-      <w:r>
-        <w:rPr>
-          <w:lang w:val="zh_TW" w:bidi="zh_TW"/>
-        </w:rPr>
-        <w:t>本章其它可能的翻譯難點</w:t>
-      </w:r>
-    </w:p>
-    <w:p>
-      <w:pPr>
-        <w:pStyle w:val="Heading4"/>
-      </w:pPr>
-      <w:r>
-        <w:rPr>
-          <w:lang w:val="zh_TW" w:bidi="zh_TW"/>
-        </w:rPr>
-        <w:t>「從前，在以色列中」</w:t>
-      </w:r>
-    </w:p>
-    <w:p>
-      <w:pPr/>
-      <w:r>
-        <w:rPr>
-          <w:lang w:val="zh_TW" w:bidi="zh_TW"/>
-        </w:rPr>
-      </w:r>
-      <w:r>
-        <w:rPr>
-          <w:lang w:val="zh_TW" w:bidi="zh_TW"/>
-        </w:rPr>
-        <w:t>四章7節是文本作者的評論。這表示從事件發生到事件記載下來之間隔了相當長一段時間，這期間風俗習慣已經有了改變。請考慮你要如何表達這是關於這個故事的一句評論，而不是故事的一部分。</w:t>
       </w:r>
       <w:r>
         <w:rPr>

--- a/zht/docx/08.content.docx
+++ b/zht/docx/08.content.docx
@@ -1422,6 +1422,20 @@
       </w:r>
       <w:r>
         <w:rPr>
+          <w:lang w:val="zh_TW" w:bidi="zh_TW"/>
+        </w:rPr>
+        <w:t>וַ⁠תִּשָּׁאֵ֥ר הִ֖יא וּ⁠שְׁנֵ֥י בָנֶֽי⁠הָ</w:t>
+      </w:r>
+    </w:p>
+    <w:p>
+      <w:pPr/>
+      <w:r>
+        <w:rPr>
+          <w:lang w:val="zh_TW" w:bidi="zh_TW"/>
+        </w:rPr>
+      </w:r>
+      <w:r>
+        <w:rPr>
           <w:b/>
           <w:lang w:val="zh_TW" w:bidi="zh_TW"/>
         </w:rPr>
@@ -1511,6 +1525,20 @@
       </w:r>
       <w:r>
         <w:rPr>
+          <w:lang w:val="zh_TW" w:bidi="zh_TW"/>
+        </w:rPr>
+        <w:t>וַ⁠יִּשְׂא֣וּ לָ⁠הֶ֗ם נָשִׁים֙</w:t>
+      </w:r>
+    </w:p>
+    <w:p>
+      <w:pPr/>
+      <w:r>
+        <w:rPr>
+          <w:lang w:val="zh_TW" w:bidi="zh_TW"/>
+        </w:rPr>
+      </w:r>
+      <w:r>
+        <w:rPr>
           <w:b/>
           <w:lang w:val="zh_TW" w:bidi="zh_TW"/>
         </w:rPr>
@@ -1607,6 +1635,20 @@
       </w:r>
       <w:r>
         <w:rPr>
+          <w:lang w:val="zh_TW" w:bidi="zh_TW"/>
+        </w:rPr>
+        <w:t>שֵׁ֤ם הָֽ⁠אַחַת֙ עָרְפָּ֔ה וְ⁠שֵׁ֥ם הַ⁠שֵּׁנִ֖ית ר֑וּת</w:t>
+      </w:r>
+    </w:p>
+    <w:p>
+      <w:pPr/>
+      <w:r>
+        <w:rPr>
+          <w:lang w:val="zh_TW" w:bidi="zh_TW"/>
+        </w:rPr>
+      </w:r>
+      <w:r>
+        <w:rPr>
           <w:b/>
           <w:lang w:val="zh_TW" w:bidi="zh_TW"/>
         </w:rPr>
@@ -1670,6 +1712,20 @@
       </w:r>
       <w:r>
         <w:rPr>
+          <w:lang w:val="zh_TW" w:bidi="zh_TW"/>
+        </w:rPr>
+        <w:t>וַ⁠תִּשָּׁאֵר֙ הָֽ⁠אִשָּׁ֔ה מִ⁠שְּׁנֵ֥י יְלָדֶ֖י⁠הָ וּ⁠מֵ⁠אִישָֽׁ⁠הּ</w:t>
+      </w:r>
+    </w:p>
+    <w:p>
+      <w:pPr/>
+      <w:r>
+        <w:rPr>
+          <w:lang w:val="zh_TW" w:bidi="zh_TW"/>
+        </w:rPr>
+      </w:r>
+      <w:r>
+        <w:rPr>
           <w:b/>
           <w:lang w:val="zh_TW" w:bidi="zh_TW"/>
         </w:rPr>
@@ -1759,6 +1815,20 @@
       </w:r>
       <w:r>
         <w:rPr>
+          <w:lang w:val="zh_TW" w:bidi="zh_TW"/>
+        </w:rPr>
+        <w:t>וַ⁠תָּ֤קָם הִיא֙ וְ⁠כַלֹּתֶ֔י⁠הָ וַ⁠תָּ֖שָׁב</w:t>
+      </w:r>
+    </w:p>
+    <w:p>
+      <w:pPr/>
+      <w:r>
+        <w:rPr>
+          <w:lang w:val="zh_TW" w:bidi="zh_TW"/>
+        </w:rPr>
+      </w:r>
+      <w:r>
+        <w:rPr>
           <w:b/>
           <w:lang w:val="zh_TW" w:bidi="zh_TW"/>
         </w:rPr>
@@ -1959,6 +2029,20 @@
       </w:r>
       <w:r>
         <w:rPr>
+          <w:lang w:val="zh_TW" w:bidi="zh_TW"/>
+        </w:rPr>
+        <w:t>וְ⁠כַלֹּתֶ֔י⁠הָ</w:t>
+      </w:r>
+    </w:p>
+    <w:p>
+      <w:pPr/>
+      <w:r>
+        <w:rPr>
+          <w:lang w:val="zh_TW" w:bidi="zh_TW"/>
+        </w:rPr>
+      </w:r>
+      <w:r>
+        <w:rPr>
           <w:b/>
           <w:lang w:val="zh_TW" w:bidi="zh_TW"/>
         </w:rPr>
@@ -2022,6 +2106,20 @@
       </w:r>
       <w:r>
         <w:rPr>
+          <w:lang w:val="zh_TW" w:bidi="zh_TW"/>
+        </w:rPr>
+        <w:t>כִּ֤י שָֽׁמְעָה֙ בִּ⁠שְׂדֵ֣ה מוֹאָ֔ב כִּֽי־פָקַ֤ד יְהוָה֙ אֶת־עַמּ֔⁠וֹ לָ⁠תֵ֥ת לָ⁠הֶ֖ם לָֽחֶם</w:t>
+      </w:r>
+    </w:p>
+    <w:p>
+      <w:pPr/>
+      <w:r>
+        <w:rPr>
+          <w:lang w:val="zh_TW" w:bidi="zh_TW"/>
+        </w:rPr>
+      </w:r>
+      <w:r>
+        <w:rPr>
           <w:b/>
           <w:lang w:val="zh_TW" w:bidi="zh_TW"/>
         </w:rPr>
@@ -2105,6 +2203,20 @@
       </w:r>
       <w:r>
         <w:rPr>
+          <w:lang w:val="zh_TW" w:bidi="zh_TW"/>
+        </w:rPr>
+        <w:t>שָֽׁמְעָה֙ בִּ⁠שְׂדֵ֣ה מוֹאָ֔ב</w:t>
+      </w:r>
+    </w:p>
+    <w:p>
+      <w:pPr/>
+      <w:r>
+        <w:rPr>
+          <w:lang w:val="zh_TW" w:bidi="zh_TW"/>
+        </w:rPr>
+      </w:r>
+      <w:r>
+        <w:rPr>
           <w:b/>
           <w:lang w:val="zh_TW" w:bidi="zh_TW"/>
         </w:rPr>
@@ -2408,6 +2520,20 @@
       </w:r>
       <w:r>
         <w:rPr>
+          <w:lang w:val="zh_TW" w:bidi="zh_TW"/>
+        </w:rPr>
+        <w:t>וַ⁠תֵּלַ֣כְנָה בַ⁠דֶּ֔רֶךְ</w:t>
+      </w:r>
+    </w:p>
+    <w:p>
+      <w:pPr/>
+      <w:r>
+        <w:rPr>
+          <w:lang w:val="zh_TW" w:bidi="zh_TW"/>
+        </w:rPr>
+      </w:r>
+      <w:r>
+        <w:rPr>
           <w:b/>
           <w:lang w:val="zh_TW" w:bidi="zh_TW"/>
         </w:rPr>
@@ -2471,6 +2597,20 @@
       </w:r>
       <w:r>
         <w:rPr>
+          <w:lang w:val="zh_TW" w:bidi="zh_TW"/>
+        </w:rPr>
+        <w:t>לִ⁠שְׁתֵּ֣י כַלֹּתֶ֔י⁠הָ</w:t>
+      </w:r>
+    </w:p>
+    <w:p>
+      <w:pPr/>
+      <w:r>
+        <w:rPr>
+          <w:lang w:val="zh_TW" w:bidi="zh_TW"/>
+        </w:rPr>
+      </w:r>
+      <w:r>
+        <w:rPr>
           <w:b/>
           <w:lang w:val="zh_TW" w:bidi="zh_TW"/>
         </w:rPr>
@@ -2534,6 +2674,20 @@
       </w:r>
       <w:r>
         <w:rPr>
+          <w:lang w:val="zh_TW" w:bidi="zh_TW"/>
+        </w:rPr>
+        <w:t>לֵ֣כְנָה שֹּׁ֔בְנָה אִשָּׁ֖ה</w:t>
+      </w:r>
+    </w:p>
+    <w:p>
+      <w:pPr/>
+      <w:r>
+        <w:rPr>
+          <w:lang w:val="zh_TW" w:bidi="zh_TW"/>
+        </w:rPr>
+      </w:r>
+      <w:r>
+        <w:rPr>
           <w:b/>
           <w:lang w:val="zh_TW" w:bidi="zh_TW"/>
         </w:rPr>
@@ -2617,6 +2771,20 @@
       </w:r>
       <w:r>
         <w:rPr>
+          <w:lang w:val="zh_TW" w:bidi="zh_TW"/>
+        </w:rPr>
+        <w:t>לֵ֣כְנָה שֹּׁ֔בְנָה אִשָּׁ֖ה לְ⁠בֵ֣ית אִמָּ֑⁠הּ</w:t>
+      </w:r>
+    </w:p>
+    <w:p>
+      <w:pPr/>
+      <w:r>
+        <w:rPr>
+          <w:lang w:val="zh_TW" w:bidi="zh_TW"/>
+        </w:rPr>
+      </w:r>
+      <w:r>
+        <w:rPr>
           <w:b/>
           <w:lang w:val="zh_TW" w:bidi="zh_TW"/>
         </w:rPr>
@@ -2680,6 +2848,20 @@
       </w:r>
       <w:r>
         <w:rPr>
+          <w:lang w:val="zh_TW" w:bidi="zh_TW"/>
+        </w:rPr>
+        <w:t>לְ⁠בֵ֣ית אִמָּ֑⁠הּ</w:t>
+      </w:r>
+    </w:p>
+    <w:p>
+      <w:pPr/>
+      <w:r>
+        <w:rPr>
+          <w:lang w:val="zh_TW" w:bidi="zh_TW"/>
+        </w:rPr>
+      </w:r>
+      <w:r>
+        <w:rPr>
           <w:b/>
           <w:lang w:val="zh_TW" w:bidi="zh_TW"/>
         </w:rPr>
@@ -2743,6 +2925,20 @@
       </w:r>
       <w:r>
         <w:rPr>
+          <w:lang w:val="zh_TW" w:bidi="zh_TW"/>
+        </w:rPr>
+        <w:t>יעשה יְהוָ֤ה עִמָּ⁠כֶם֙ חֶ֔סֶד כַּ⁠אֲשֶׁ֧ר עֲשִׂיתֶ֛ם עִם־הַ⁠מֵּתִ֖ים וְ⁠עִמָּדִֽ⁠י</w:t>
+      </w:r>
+    </w:p>
+    <w:p>
+      <w:pPr/>
+      <w:r>
+        <w:rPr>
+          <w:lang w:val="zh_TW" w:bidi="zh_TW"/>
+        </w:rPr>
+      </w:r>
+      <w:r>
+        <w:rPr>
           <w:b/>
           <w:lang w:val="zh_TW" w:bidi="zh_TW"/>
         </w:rPr>
@@ -3060,6 +3256,20 @@
       </w:r>
       <w:r>
         <w:rPr>
+          <w:lang w:val="zh_TW" w:bidi="zh_TW"/>
+        </w:rPr>
+        <w:t>יִתֵּ֤ן יְהוָה֙ לָ⁠כֶ֔ם וּ⁠מְצֶ֣אןָ</w:t>
+      </w:r>
+    </w:p>
+    <w:p>
+      <w:pPr/>
+      <w:r>
+        <w:rPr>
+          <w:lang w:val="zh_TW" w:bidi="zh_TW"/>
+        </w:rPr>
+      </w:r>
+      <w:r>
+        <w:rPr>
           <w:b/>
           <w:lang w:val="zh_TW" w:bidi="zh_TW"/>
         </w:rPr>
@@ -3363,6 +3573,20 @@
       </w:r>
       <w:r>
         <w:rPr>
+          <w:lang w:val="zh_TW" w:bidi="zh_TW"/>
+        </w:rPr>
+        <w:t>וַ⁠תִּשֶּׂ֥אנָה קוֹלָ֖⁠ן וַ⁠תִּבְכֶּֽינָה</w:t>
+      </w:r>
+    </w:p>
+    <w:p>
+      <w:pPr/>
+      <w:r>
+        <w:rPr>
+          <w:lang w:val="zh_TW" w:bidi="zh_TW"/>
+        </w:rPr>
+      </w:r>
+      <w:r>
+        <w:rPr>
           <w:b/>
           <w:lang w:val="zh_TW" w:bidi="zh_TW"/>
         </w:rPr>
@@ -3789,6 +4013,20 @@
       </w:r>
       <w:r>
         <w:rPr>
+          <w:lang w:val="zh_TW" w:bidi="zh_TW"/>
+        </w:rPr>
+        <w:t>אִתָּ֥⁠ךְ</w:t>
+      </w:r>
+    </w:p>
+    <w:p>
+      <w:pPr/>
+      <w:r>
+        <w:rPr>
+          <w:lang w:val="zh_TW" w:bidi="zh_TW"/>
+        </w:rPr>
+      </w:r>
+      <w:r>
+        <w:rPr>
           <w:b/>
           <w:lang w:val="zh_TW" w:bidi="zh_TW"/>
         </w:rPr>
@@ -4194,6 +4432,20 @@
       </w:r>
       <w:r>
         <w:rPr>
+          <w:lang w:val="zh_TW" w:bidi="zh_TW"/>
+        </w:rPr>
+        <w:t>הַֽ⁠עֽוֹד־לִ֤⁠י בָנִים֙ בְּֽ⁠מֵעַ֔⁠י וְ⁠הָי֥וּ לָ⁠כֶ֖ם לַ⁠אֲנָשִֽׁים</w:t>
+      </w:r>
+    </w:p>
+    <w:p>
+      <w:pPr/>
+      <w:r>
+        <w:rPr>
+          <w:lang w:val="zh_TW" w:bidi="zh_TW"/>
+        </w:rPr>
+      </w:r>
+      <w:r>
+        <w:rPr>
           <w:b/>
           <w:lang w:val="zh_TW" w:bidi="zh_TW"/>
         </w:rPr>
@@ -4374,6 +4626,20 @@
       </w:r>
       <w:r>
         <w:rPr>
+          <w:lang w:val="zh_TW" w:bidi="zh_TW"/>
+        </w:rPr>
+        <w:t>כִּ֤י אָמַ֨רְתִּי֙ יֶשׁ־לִ֣⁠י תִקְוָ֔ה גַּ֣ם הָיִ֤יתִי הַ⁠לַּ֨יְלָה֙ לְ⁠אִ֔ישׁ וְ⁠גַ֖ם יָלַ֥דְתִּי בָנִֽים</w:t>
+      </w:r>
+    </w:p>
+    <w:p>
+      <w:pPr/>
+      <w:r>
+        <w:rPr>
+          <w:lang w:val="zh_TW" w:bidi="zh_TW"/>
+        </w:rPr>
+      </w:r>
+      <w:r>
+        <w:rPr>
           <w:b/>
           <w:lang w:val="zh_TW" w:bidi="zh_TW"/>
         </w:rPr>
@@ -4457,6 +4723,20 @@
       </w:r>
       <w:r>
         <w:rPr>
+          <w:lang w:val="zh_TW" w:bidi="zh_TW"/>
+        </w:rPr>
+        <w:t>יָלַ֥דְתִּי בָנִֽים</w:t>
+      </w:r>
+    </w:p>
+    <w:p>
+      <w:pPr/>
+      <w:r>
+        <w:rPr>
+          <w:lang w:val="zh_TW" w:bidi="zh_TW"/>
+        </w:rPr>
+      </w:r>
+      <w:r>
+        <w:rPr>
           <w:b/>
           <w:lang w:val="zh_TW" w:bidi="zh_TW"/>
         </w:rPr>
@@ -4520,6 +4800,20 @@
       </w:r>
       <w:r>
         <w:rPr>
+          <w:lang w:val="zh_TW" w:bidi="zh_TW"/>
+        </w:rPr>
+        <w:t>הֲ⁠לָהֵ֣ן ׀ תְּשַׂבֵּ֗רְנָה עַ֚ד אֲשֶׁ֣ר יִגְדָּ֔לוּ הֲ⁠לָהֵן֙ תֵּֽעָגֵ֔נָה לְ⁠בִלְתִּ֖י הֱי֣וֹת לְ⁠אִ֑ישׁ</w:t>
+      </w:r>
+    </w:p>
+    <w:p>
+      <w:pPr/>
+      <w:r>
+        <w:rPr>
+          <w:lang w:val="zh_TW" w:bidi="zh_TW"/>
+        </w:rPr>
+      </w:r>
+      <w:r>
+        <w:rPr>
           <w:b/>
           <w:lang w:val="zh_TW" w:bidi="zh_TW"/>
         </w:rPr>
@@ -4603,6 +4897,20 @@
       </w:r>
       <w:r>
         <w:rPr>
+          <w:lang w:val="zh_TW" w:bidi="zh_TW"/>
+        </w:rPr>
+        <w:t>הֲ⁠לָהֵ֣ן ׀ תְּשַׂבֵּ֗רְנָה עַ֚ד אֲשֶׁ֣ר יִגְדָּ֔לוּ הֲ⁠לָהֵן֙ תֵּֽעָגֵ֔נָה לְ⁠בִלְתִּ֖י הֱי֣וֹת לְ⁠אִ֑ישׁ</w:t>
+      </w:r>
+    </w:p>
+    <w:p>
+      <w:pPr/>
+      <w:r>
+        <w:rPr>
+          <w:lang w:val="zh_TW" w:bidi="zh_TW"/>
+        </w:rPr>
+      </w:r>
+      <w:r>
+        <w:rPr>
           <w:b/>
           <w:lang w:val="zh_TW" w:bidi="zh_TW"/>
         </w:rPr>
@@ -4666,6 +4974,20 @@
       </w:r>
       <w:r>
         <w:rPr>
+          <w:lang w:val="zh_TW" w:bidi="zh_TW"/>
+        </w:rPr>
+        <w:t>מַר־לִ֤⁠י מְאֹד֙</w:t>
+      </w:r>
+    </w:p>
+    <w:p>
+      <w:pPr/>
+      <w:r>
+        <w:rPr>
+          <w:lang w:val="zh_TW" w:bidi="zh_TW"/>
+        </w:rPr>
+      </w:r>
+      <w:r>
+        <w:rPr>
           <w:b/>
           <w:lang w:val="zh_TW" w:bidi="zh_TW"/>
         </w:rPr>
@@ -4859,6 +5181,20 @@
       </w:r>
       <w:r>
         <w:rPr>
+          <w:lang w:val="zh_TW" w:bidi="zh_TW"/>
+        </w:rPr>
+        <w:t>יָצְאָ֥ה בִ֖⁠י יַד־יְהוָֽה</w:t>
+      </w:r>
+    </w:p>
+    <w:p>
+      <w:pPr/>
+      <w:r>
+        <w:rPr>
+          <w:lang w:val="zh_TW" w:bidi="zh_TW"/>
+        </w:rPr>
+      </w:r>
+      <w:r>
+        <w:rPr>
           <w:b/>
           <w:lang w:val="zh_TW" w:bidi="zh_TW"/>
         </w:rPr>
@@ -5885,6 +6221,20 @@
       </w:r>
       <w:r>
         <w:rPr>
+          <w:lang w:val="zh_TW" w:bidi="zh_TW"/>
+        </w:rPr>
+        <w:t>עַמֵּ֣⁠ךְ עַמִּ֔⁠י וֵ⁠אלֹהַ֖יִ⁠ךְ אֱלֹהָֽ⁠י</w:t>
+      </w:r>
+    </w:p>
+    <w:p>
+      <w:pPr/>
+      <w:r>
+        <w:rPr>
+          <w:lang w:val="zh_TW" w:bidi="zh_TW"/>
+        </w:rPr>
+      </w:r>
+      <w:r>
+        <w:rPr>
           <w:b/>
           <w:lang w:val="zh_TW" w:bidi="zh_TW"/>
         </w:rPr>
@@ -6259,6 +6609,20 @@
       </w:r>
       <w:r>
         <w:rPr>
+          <w:lang w:val="zh_TW" w:bidi="zh_TW"/>
+        </w:rPr>
+        <w:t>וַ⁠תֶּחְדַּ֖ל לְ⁠דַבֵּ֥ר אֵלֶֽי⁠הָ</w:t>
+      </w:r>
+    </w:p>
+    <w:p>
+      <w:pPr/>
+      <w:r>
+        <w:rPr>
+          <w:lang w:val="zh_TW" w:bidi="zh_TW"/>
+        </w:rPr>
+      </w:r>
+      <w:r>
+        <w:rPr>
           <w:b/>
           <w:lang w:val="zh_TW" w:bidi="zh_TW"/>
         </w:rPr>
@@ -7191,6 +7555,20 @@
       </w:r>
       <w:r>
         <w:rPr>
+          <w:lang w:val="zh_TW" w:bidi="zh_TW"/>
+        </w:rPr>
+        <w:t>אֲנִי֙ מְלֵאָ֣ה הָלַ֔כְתִּי וְ⁠רֵיקָ֖ם הֱשִׁיבַ֣⁠נִי יְהוָ֑ה</w:t>
+      </w:r>
+    </w:p>
+    <w:p>
+      <w:pPr/>
+      <w:r>
+        <w:rPr>
+          <w:lang w:val="zh_TW" w:bidi="zh_TW"/>
+        </w:rPr>
+      </w:r>
+      <w:r>
+        <w:rPr>
           <w:b/>
           <w:lang w:val="zh_TW" w:bidi="zh_TW"/>
         </w:rPr>
@@ -7397,6 +7775,20 @@
       </w:r>
       <w:r>
         <w:rPr>
+          <w:lang w:val="zh_TW" w:bidi="zh_TW"/>
+        </w:rPr>
+        <w:t>וַֽ⁠יהוָה֙ עָ֣נָה בִ֔⁠י וְ⁠שַׁדַּ֖י הֵ֥רַֽע לִֽ⁠י</w:t>
+      </w:r>
+    </w:p>
+    <w:p>
+      <w:pPr/>
+      <w:r>
+        <w:rPr>
+          <w:lang w:val="zh_TW" w:bidi="zh_TW"/>
+        </w:rPr>
+      </w:r>
+      <w:r>
+        <w:rPr>
           <w:b/>
           <w:lang w:val="zh_TW" w:bidi="zh_TW"/>
         </w:rPr>
@@ -7616,6 +8008,20 @@
       </w:r>
       <w:r>
         <w:rPr>
+          <w:lang w:val="zh_TW" w:bidi="zh_TW"/>
+        </w:rPr>
+        <w:t>הֵ֥רַֽע לִֽ⁠י</w:t>
+      </w:r>
+    </w:p>
+    <w:p>
+      <w:pPr/>
+      <w:r>
+        <w:rPr>
+          <w:lang w:val="zh_TW" w:bidi="zh_TW"/>
+        </w:rPr>
+      </w:r>
+      <w:r>
+        <w:rPr>
           <w:b/>
           <w:lang w:val="zh_TW" w:bidi="zh_TW"/>
         </w:rPr>
@@ -7679,6 +8085,20 @@
       </w:r>
       <w:r>
         <w:rPr>
+          <w:lang w:val="zh_TW" w:bidi="zh_TW"/>
+        </w:rPr>
+        <w:t>וַ⁠תָּ֣שָׁב נָעֳמִ֗י וְ⁠ר֨וּת הַ⁠מּוֹאֲבִיָּ֤ה כַלָּתָ⁠הּ֙ עִמָּ֔⁠הּ הַ⁠שָּׁ֖בָה מִ⁠שְּׂדֵ֣י מוֹאָ֑ב</w:t>
+      </w:r>
+    </w:p>
+    <w:p>
+      <w:pPr/>
+      <w:r>
+        <w:rPr>
+          <w:lang w:val="zh_TW" w:bidi="zh_TW"/>
+        </w:rPr>
+      </w:r>
+      <w:r>
+        <w:rPr>
           <w:b/>
           <w:lang w:val="zh_TW" w:bidi="zh_TW"/>
         </w:rPr>
@@ -7762,6 +8182,20 @@
       </w:r>
       <w:r>
         <w:rPr>
+          <w:lang w:val="zh_TW" w:bidi="zh_TW"/>
+        </w:rPr>
+        <w:t>וְ⁠הֵ֗מָּה בָּ֚אוּ בֵּ֣ית לֶ֔חֶם בִּ⁠תְחִלַּ֖ת קְצִ֥יר שְׂעֹרִֽים</w:t>
+      </w:r>
+    </w:p>
+    <w:p>
+      <w:pPr/>
+      <w:r>
+        <w:rPr>
+          <w:lang w:val="zh_TW" w:bidi="zh_TW"/>
+        </w:rPr>
+      </w:r>
+      <w:r>
+        <w:rPr>
           <w:b/>
           <w:lang w:val="zh_TW" w:bidi="zh_TW"/>
         </w:rPr>
@@ -7845,6 +8279,20 @@
       </w:r>
       <w:r>
         <w:rPr>
+          <w:lang w:val="zh_TW" w:bidi="zh_TW"/>
+        </w:rPr>
+        <w:t>בִּ⁠תְחִלַּ֖ת קְצִ֥יר שְׂעֹרִֽים</w:t>
+      </w:r>
+    </w:p>
+    <w:p>
+      <w:pPr/>
+      <w:r>
+        <w:rPr>
+          <w:lang w:val="zh_TW" w:bidi="zh_TW"/>
+        </w:rPr>
+      </w:r>
+      <w:r>
+        <w:rPr>
           <w:b/>
           <w:lang w:val="zh_TW" w:bidi="zh_TW"/>
         </w:rPr>
@@ -8099,6 +8547,20 @@
       </w:r>
       <w:r>
         <w:rPr>
+          <w:lang w:val="zh_TW" w:bidi="zh_TW"/>
+        </w:rPr>
+        <w:t>וּֽ⁠לְ⁠נָעֳמִ֞י מוֹדַ֣ע לְ⁠אִישָׁ֗⁠הּ</w:t>
+      </w:r>
+    </w:p>
+    <w:p>
+      <w:pPr/>
+      <w:r>
+        <w:rPr>
+          <w:lang w:val="zh_TW" w:bidi="zh_TW"/>
+        </w:rPr>
+      </w:r>
+      <w:r>
+        <w:rPr>
           <w:b/>
           <w:lang w:val="zh_TW" w:bidi="zh_TW"/>
         </w:rPr>
@@ -8182,6 +8644,20 @@
       </w:r>
       <w:r>
         <w:rPr>
+          <w:lang w:val="zh_TW" w:bidi="zh_TW"/>
+        </w:rPr>
+        <w:t>וּֽ⁠לְ⁠נָעֳמִ֞י מוֹדַ֣ע לְ⁠אִישָׁ֗⁠הּ</w:t>
+      </w:r>
+    </w:p>
+    <w:p>
+      <w:pPr/>
+      <w:r>
+        <w:rPr>
+          <w:lang w:val="zh_TW" w:bidi="zh_TW"/>
+        </w:rPr>
+      </w:r>
+      <w:r>
+        <w:rPr>
           <w:b/>
           <w:lang w:val="zh_TW" w:bidi="zh_TW"/>
         </w:rPr>
@@ -8589,6 +9065,20 @@
       </w:r>
       <w:r>
         <w:rPr>
+          <w:lang w:val="zh_TW" w:bidi="zh_TW"/>
+        </w:rPr>
+        <w:t>הַ⁠מּוֹאֲבִיָּ֜ה</w:t>
+      </w:r>
+    </w:p>
+    <w:p>
+      <w:pPr/>
+      <w:r>
+        <w:rPr>
+          <w:lang w:val="zh_TW" w:bidi="zh_TW"/>
+        </w:rPr>
+      </w:r>
+      <w:r>
+        <w:rPr>
           <w:b/>
           <w:lang w:val="zh_TW" w:bidi="zh_TW"/>
         </w:rPr>
@@ -9610,6 +10100,20 @@
       </w:r>
       <w:r>
         <w:rPr>
+          <w:lang w:val="zh_TW" w:bidi="zh_TW"/>
+        </w:rPr>
+        <w:t>לְ⁠מִ֖י הַ⁠נַּעֲרָ֥ה הַ⁠זֹּֽאת</w:t>
+      </w:r>
+    </w:p>
+    <w:p>
+      <w:pPr/>
+      <w:r>
+        <w:rPr>
+          <w:lang w:val="zh_TW" w:bidi="zh_TW"/>
+        </w:rPr>
+      </w:r>
+      <w:r>
+        <w:rPr>
           <w:b/>
           <w:lang w:val="zh_TW" w:bidi="zh_TW"/>
         </w:rPr>
@@ -9823,6 +10327,20 @@
       </w:r>
       <w:r>
         <w:rPr>
+          <w:lang w:val="zh_TW" w:bidi="zh_TW"/>
+        </w:rPr>
+        <w:t>וַ⁠תֹּ֗אמֶר אֲלַקֳטָה־נָּא֙ וְ⁠אָסַפְתִּ֣י בָֽ⁠עֳמָרִ֔ים אַחֲרֵ֖י הַ⁠קּוֹצְרִ֑ים</w:t>
+      </w:r>
+    </w:p>
+    <w:p>
+      <w:pPr/>
+      <w:r>
+        <w:rPr>
+          <w:lang w:val="zh_TW" w:bidi="zh_TW"/>
+        </w:rPr>
+      </w:r>
+      <w:r>
+        <w:rPr>
           <w:b/>
           <w:lang w:val="zh_TW" w:bidi="zh_TW"/>
         </w:rPr>
@@ -10838,6 +11356,20 @@
       </w:r>
       <w:r>
         <w:rPr>
+          <w:lang w:val="zh_TW" w:bidi="zh_TW"/>
+        </w:rPr>
+        <w:t>מֵ⁠אֲשֶׁ֥ר יִשְׁאֲב֖וּ⁠ן הַ⁠נְּעָרִֽים</w:t>
+      </w:r>
+    </w:p>
+    <w:p>
+      <w:pPr/>
+      <w:r>
+        <w:rPr>
+          <w:lang w:val="zh_TW" w:bidi="zh_TW"/>
+        </w:rPr>
+      </w:r>
+      <w:r>
+        <w:rPr>
           <w:b/>
           <w:lang w:val="zh_TW" w:bidi="zh_TW"/>
         </w:rPr>
@@ -10901,6 +11433,20 @@
       </w:r>
       <w:r>
         <w:rPr>
+          <w:lang w:val="zh_TW" w:bidi="zh_TW"/>
+        </w:rPr>
+        <w:t>וַ⁠תִּפֹּל֙ עַל־פָּנֶ֔י⁠הָ וַ⁠תִּשְׁתַּ֖חוּ אָ֑רְצָ⁠ה</w:t>
+      </w:r>
+    </w:p>
+    <w:p>
+      <w:pPr/>
+      <w:r>
+        <w:rPr>
+          <w:lang w:val="zh_TW" w:bidi="zh_TW"/>
+        </w:rPr>
+      </w:r>
+      <w:r>
+        <w:rPr>
           <w:b/>
           <w:lang w:val="zh_TW" w:bidi="zh_TW"/>
         </w:rPr>
@@ -11101,6 +11647,20 @@
       </w:r>
       <w:r>
         <w:rPr>
+          <w:lang w:val="zh_TW" w:bidi="zh_TW"/>
+        </w:rPr>
+        <w:t>וַ⁠תִּפֹּל֙ עַל־פָּנֶ֔י⁠הָ וַ⁠תִּשְׁתַּ֖חוּ אָ֑רְצָ⁠ה</w:t>
+      </w:r>
+    </w:p>
+    <w:p>
+      <w:pPr/>
+      <w:r>
+        <w:rPr>
+          <w:lang w:val="zh_TW" w:bidi="zh_TW"/>
+        </w:rPr>
+      </w:r>
+      <w:r>
+        <w:rPr>
           <w:b/>
           <w:lang w:val="zh_TW" w:bidi="zh_TW"/>
         </w:rPr>
@@ -11191,6 +11751,20 @@
       </w:r>
       <w:r>
         <w:rPr>
+          <w:lang w:val="zh_TW" w:bidi="zh_TW"/>
+        </w:rPr>
+        <w:t>מַדּוּעַ֩ מָצָ֨אתִי חֵ֤ן בְּ⁠עֵינֶ֨י⁠ךָ֙ לְ⁠הַכִּירֵ֔⁠נִי וְ⁠אָּנֹכִ֖י נָכְרִיָּֽה</w:t>
+      </w:r>
+    </w:p>
+    <w:p>
+      <w:pPr/>
+      <w:r>
+        <w:rPr>
+          <w:lang w:val="zh_TW" w:bidi="zh_TW"/>
+        </w:rPr>
+      </w:r>
+      <w:r>
+        <w:rPr>
           <w:b/>
           <w:lang w:val="zh_TW" w:bidi="zh_TW"/>
         </w:rPr>
@@ -12486,6 +13060,20 @@
       </w:r>
       <w:r>
         <w:rPr>
+          <w:lang w:val="zh_TW" w:bidi="zh_TW"/>
+        </w:rPr>
+        <w:t>עַל־לֵ֣ב שִׁפְחָתֶ֑⁠ךָ</w:t>
+      </w:r>
+    </w:p>
+    <w:p>
+      <w:pPr/>
+      <w:r>
+        <w:rPr>
+          <w:lang w:val="zh_TW" w:bidi="zh_TW"/>
+        </w:rPr>
+      </w:r>
+      <w:r>
+        <w:rPr>
           <w:b/>
           <w:lang w:val="zh_TW" w:bidi="zh_TW"/>
         </w:rPr>
@@ -12885,6 +13473,20 @@
       </w:r>
       <w:r>
         <w:rPr>
+          <w:lang w:val="zh_TW" w:bidi="zh_TW"/>
+        </w:rPr>
+        <w:t>לְ⁠עֵ֣ת הָ⁠אֹ֗כֶל</w:t>
+      </w:r>
+    </w:p>
+    <w:p>
+      <w:pPr/>
+      <w:r>
+        <w:rPr>
+          <w:lang w:val="zh_TW" w:bidi="zh_TW"/>
+        </w:rPr>
+      </w:r>
+      <w:r>
+        <w:rPr>
           <w:b/>
           <w:lang w:val="zh_TW" w:bidi="zh_TW"/>
         </w:rPr>
@@ -12948,6 +13550,20 @@
       </w:r>
       <w:r>
         <w:rPr>
+          <w:lang w:val="zh_TW" w:bidi="zh_TW"/>
+        </w:rPr>
+        <w:t>גֹּ֤שִֽׁי הֲלֹם֙ וְ⁠אָכַ֣לְתְּ מִן־הַ⁠לֶּ֔חֶם וְ⁠טָבַ֥לְתְּ פִּתֵּ֖⁠ךְ בַּ⁠חֹ֑מֶץ</w:t>
+      </w:r>
+    </w:p>
+    <w:p>
+      <w:pPr/>
+      <w:r>
+        <w:rPr>
+          <w:lang w:val="zh_TW" w:bidi="zh_TW"/>
+        </w:rPr>
+      </w:r>
+      <w:r>
+        <w:rPr>
           <w:b/>
           <w:lang w:val="zh_TW" w:bidi="zh_TW"/>
         </w:rPr>
@@ -13031,6 +13647,20 @@
       </w:r>
       <w:r>
         <w:rPr>
+          <w:lang w:val="zh_TW" w:bidi="zh_TW"/>
+        </w:rPr>
+        <w:t>וְ⁠אָכַ֣לְתְּ מִן־הַ⁠לֶּ֔חֶם וְ⁠טָבַ֥לְתְּ פִּתֵּ֖⁠ךְ בַּ⁠חֹ֑מֶץ</w:t>
+      </w:r>
+    </w:p>
+    <w:p>
+      <w:pPr/>
+      <w:r>
+        <w:rPr>
+          <w:lang w:val="zh_TW" w:bidi="zh_TW"/>
+        </w:rPr>
+      </w:r>
+      <w:r>
+        <w:rPr>
           <w:b/>
           <w:lang w:val="zh_TW" w:bidi="zh_TW"/>
         </w:rPr>
@@ -13552,6 +14182,20 @@
       </w:r>
       <w:r>
         <w:rPr>
+          <w:lang w:val="zh_TW" w:bidi="zh_TW"/>
+        </w:rPr>
+        <w:t>וְ⁠לֹ֥א תִגְעֲרוּ־בָֽ⁠הּ</w:t>
+      </w:r>
+    </w:p>
+    <w:p>
+      <w:pPr/>
+      <w:r>
+        <w:rPr>
+          <w:lang w:val="zh_TW" w:bidi="zh_TW"/>
+        </w:rPr>
+      </w:r>
+      <w:r>
+        <w:rPr>
           <w:b/>
           <w:lang w:val="zh_TW" w:bidi="zh_TW"/>
         </w:rPr>
@@ -13796,6 +14440,20 @@
       </w:r>
       <w:r>
         <w:rPr>
+          <w:lang w:val="zh_TW" w:bidi="zh_TW"/>
+        </w:rPr>
+        <w:t>וַ⁠תִּשָּׂא֙ וַ⁠תָּב֣וֹא הָ⁠עִ֔יר</w:t>
+      </w:r>
+    </w:p>
+    <w:p>
+      <w:pPr/>
+      <w:r>
+        <w:rPr>
+          <w:lang w:val="zh_TW" w:bidi="zh_TW"/>
+        </w:rPr>
+      </w:r>
+      <w:r>
+        <w:rPr>
           <w:b/>
           <w:lang w:val="zh_TW" w:bidi="zh_TW"/>
         </w:rPr>
@@ -13976,6 +14634,20 @@
       </w:r>
       <w:r>
         <w:rPr>
+          <w:lang w:val="zh_TW" w:bidi="zh_TW"/>
+        </w:rPr>
+        <w:t>יְהִ֥י מַכִּירֵ֖⁠ךְ בָּר֑וּךְ</w:t>
+      </w:r>
+    </w:p>
+    <w:p>
+      <w:pPr/>
+      <w:r>
+        <w:rPr>
+          <w:lang w:val="zh_TW" w:bidi="zh_TW"/>
+        </w:rPr>
+      </w:r>
+      <w:r>
+        <w:rPr>
           <w:b/>
           <w:lang w:val="zh_TW" w:bidi="zh_TW"/>
         </w:rPr>
@@ -14059,6 +14731,20 @@
       </w:r>
       <w:r>
         <w:rPr>
+          <w:lang w:val="zh_TW" w:bidi="zh_TW"/>
+        </w:rPr>
+        <w:t>יְהִ֥י מַכִּירֵ֖⁠ךְ בָּר֑וּךְ</w:t>
+      </w:r>
+    </w:p>
+    <w:p>
+      <w:pPr/>
+      <w:r>
+        <w:rPr>
+          <w:lang w:val="zh_TW" w:bidi="zh_TW"/>
+        </w:rPr>
+      </w:r>
+      <w:r>
+        <w:rPr>
           <w:b/>
           <w:lang w:val="zh_TW" w:bidi="zh_TW"/>
         </w:rPr>
@@ -14280,6 +14966,20 @@
       </w:r>
       <w:r>
         <w:rPr>
+          <w:lang w:val="zh_TW" w:bidi="zh_TW"/>
+        </w:rPr>
+        <w:t>וַ⁠תַּגֵּ֣ד לַ⁠חֲמוֹתָ֗⁠הּ אֵ֤ת אֲשֶׁר־עָשְׂתָה֙ עִמּ֔⁠וֹ וַ⁠תֹּ֗אמֶר שֵׁ֤ם הָ⁠אִישׁ֙ אֲשֶׁ֨ר עָשִׂ֧יתִי עִמּ֛⁠וֹ הַ⁠יּ֖וֹם בֹּֽעַז</w:t>
+      </w:r>
+    </w:p>
+    <w:p>
+      <w:pPr/>
+      <w:r>
+        <w:rPr>
+          <w:lang w:val="zh_TW" w:bidi="zh_TW"/>
+        </w:rPr>
+      </w:r>
+      <w:r>
+        <w:rPr>
           <w:b/>
           <w:lang w:val="zh_TW" w:bidi="zh_TW"/>
         </w:rPr>
@@ -15301,6 +16001,20 @@
       </w:r>
       <w:r>
         <w:rPr>
+          <w:lang w:val="zh_TW" w:bidi="zh_TW"/>
+        </w:rPr>
+        <w:t>אָמַ֣ר אֵלַ֗⁠י עִם־הַ⁠נְּעָרִ֤ים אֲשֶׁר־לִ⁠י֙ תִּדְבָּקִ֔י⁠ן עַ֣ד אִם־כִּלּ֔וּ אֵ֥ת כָּל־הַ⁠קָּצִ֖יר אֲשֶׁר־לִֽ⁠י</w:t>
+      </w:r>
+    </w:p>
+    <w:p>
+      <w:pPr/>
+      <w:r>
+        <w:rPr>
+          <w:lang w:val="zh_TW" w:bidi="zh_TW"/>
+        </w:rPr>
+      </w:r>
+      <w:r>
+        <w:rPr>
           <w:b/>
           <w:lang w:val="zh_TW" w:bidi="zh_TW"/>
         </w:rPr>
@@ -15384,6 +16098,20 @@
       </w:r>
       <w:r>
         <w:rPr>
+          <w:lang w:val="zh_TW" w:bidi="zh_TW"/>
+        </w:rPr>
+        <w:t>עִם־הַ⁠נְּעָרִ֤ים אֲשֶׁר־לִ⁠י֙ תִּדְבָּקִ֔י⁠ן</w:t>
+      </w:r>
+    </w:p>
+    <w:p>
+      <w:pPr/>
+      <w:r>
+        <w:rPr>
+          <w:lang w:val="zh_TW" w:bidi="zh_TW"/>
+        </w:rPr>
+      </w:r>
+      <w:r>
+        <w:rPr>
           <w:b/>
           <w:lang w:val="zh_TW" w:bidi="zh_TW"/>
         </w:rPr>
@@ -15467,6 +16195,20 @@
       </w:r>
       <w:r>
         <w:rPr>
+          <w:lang w:val="zh_TW" w:bidi="zh_TW"/>
+        </w:rPr>
+        <w:t>תֵֽצְאִי֙ עִם</w:t>
+      </w:r>
+    </w:p>
+    <w:p>
+      <w:pPr/>
+      <w:r>
+        <w:rPr>
+          <w:lang w:val="zh_TW" w:bidi="zh_TW"/>
+        </w:rPr>
+      </w:r>
+      <w:r>
+        <w:rPr>
           <w:b/>
           <w:lang w:val="zh_TW" w:bidi="zh_TW"/>
         </w:rPr>
@@ -15530,6 +16272,20 @@
       </w:r>
       <w:r>
         <w:rPr>
+          <w:lang w:val="zh_TW" w:bidi="zh_TW"/>
+        </w:rPr>
+        <w:t>וְ⁠לֹ֥א יִפְגְּעוּ־בָ֖⁠ךְ</w:t>
+      </w:r>
+    </w:p>
+    <w:p>
+      <w:pPr/>
+      <w:r>
+        <w:rPr>
+          <w:lang w:val="zh_TW" w:bidi="zh_TW"/>
+        </w:rPr>
+      </w:r>
+      <w:r>
+        <w:rPr>
           <w:b/>
           <w:lang w:val="zh_TW" w:bidi="zh_TW"/>
         </w:rPr>
@@ -15736,6 +16492,20 @@
       </w:r>
       <w:r>
         <w:rPr>
+          <w:lang w:val="zh_TW" w:bidi="zh_TW"/>
+        </w:rPr>
+        <w:t>עַד־כְּל֥וֹת קְצִֽיר־הַ⁠שְּׂעֹרִ֖ים וּ⁠קְצִ֣יר הַֽ⁠חִטִּ֑ים</w:t>
+      </w:r>
+    </w:p>
+    <w:p>
+      <w:pPr/>
+      <w:r>
+        <w:rPr>
+          <w:lang w:val="zh_TW" w:bidi="zh_TW"/>
+        </w:rPr>
+      </w:r>
+      <w:r>
+        <w:rPr>
           <w:b/>
           <w:lang w:val="zh_TW" w:bidi="zh_TW"/>
         </w:rPr>
@@ -16334,6 +17104,20 @@
         <w:rPr>
           <w:lang w:val="zh_TW" w:bidi="zh_TW"/>
         </w:rPr>
+      </w:r>
+    </w:p>
+    <w:p>
+      <w:pPr/>
+      <w:r>
+        <w:rPr>
+          <w:lang w:val="zh_TW" w:bidi="zh_TW"/>
+        </w:rPr>
+      </w:r>
+      <w:r>
+        <w:rPr>
+          <w:lang w:val="zh_TW" w:bidi="zh_TW"/>
+        </w:rPr>
+        <w:t>חֲמוֹתָ֑⁠הּ</w:t>
       </w:r>
     </w:p>
     <w:p>
@@ -16899,6 +17683,20 @@
       </w:r>
       <w:r>
         <w:rPr>
+          <w:lang w:val="zh_TW" w:bidi="zh_TW"/>
+        </w:rPr>
+        <w:t>הֲ⁠לֹ֥א בֹ֨עַז֙ מֹֽדַעְתָּ֔⁠נוּ אֲשֶׁ֥ר הָיִ֖ית אֶת־נַעֲרוֹתָ֑י⁠ו</w:t>
+      </w:r>
+    </w:p>
+    <w:p>
+      <w:pPr/>
+      <w:r>
+        <w:rPr>
+          <w:lang w:val="zh_TW" w:bidi="zh_TW"/>
+        </w:rPr>
+      </w:r>
+      <w:r>
+        <w:rPr>
           <w:b/>
           <w:lang w:val="zh_TW" w:bidi="zh_TW"/>
         </w:rPr>
@@ -17000,6 +17798,20 @@
       </w:r>
       <w:r>
         <w:rPr>
+          <w:lang w:val="zh_TW" w:bidi="zh_TW"/>
+        </w:rPr>
+        <w:t>אֲשֶׁ֥ר הָיִ֖ית אֶת־נַעֲרוֹתָ֑י⁠ו</w:t>
+      </w:r>
+    </w:p>
+    <w:p>
+      <w:pPr/>
+      <w:r>
+        <w:rPr>
+          <w:lang w:val="zh_TW" w:bidi="zh_TW"/>
+        </w:rPr>
+      </w:r>
+      <w:r>
+        <w:rPr>
           <w:b/>
           <w:lang w:val="zh_TW" w:bidi="zh_TW"/>
         </w:rPr>
@@ -17207,6 +18019,20 @@
       </w:r>
       <w:r>
         <w:rPr>
+          <w:lang w:val="zh_TW" w:bidi="zh_TW"/>
+        </w:rPr>
+        <w:t>וָ⁠סַ֗כְתְּ</w:t>
+      </w:r>
+    </w:p>
+    <w:p>
+      <w:pPr/>
+      <w:r>
+        <w:rPr>
+          <w:lang w:val="zh_TW" w:bidi="zh_TW"/>
+        </w:rPr>
+      </w:r>
+      <w:r>
+        <w:rPr>
           <w:b/>
           <w:lang w:val="zh_TW" w:bidi="zh_TW"/>
         </w:rPr>
@@ -17775,6 +18601,20 @@
       </w:r>
       <w:r>
         <w:rPr>
+          <w:lang w:val="zh_TW" w:bidi="zh_TW"/>
+        </w:rPr>
+        <w:t>וְ⁠הוּא֙ יַגִּ֣יד לָ֔⁠ךְ אֵ֖ת אֲשֶׁ֥ר תַּעַשִֽׂי⁠ן</w:t>
+      </w:r>
+    </w:p>
+    <w:p>
+      <w:pPr/>
+      <w:r>
+        <w:rPr>
+          <w:lang w:val="zh_TW" w:bidi="zh_TW"/>
+        </w:rPr>
+      </w:r>
+      <w:r>
+        <w:rPr>
           <w:b/>
           <w:lang w:val="zh_TW" w:bidi="zh_TW"/>
         </w:rPr>
@@ -17917,6 +18757,20 @@
         <w:rPr>
           <w:lang w:val="zh_TW" w:bidi="zh_TW"/>
         </w:rPr>
+      </w:r>
+    </w:p>
+    <w:p>
+      <w:pPr/>
+      <w:r>
+        <w:rPr>
+          <w:lang w:val="zh_TW" w:bidi="zh_TW"/>
+        </w:rPr>
+      </w:r>
+      <w:r>
+        <w:rPr>
+          <w:lang w:val="zh_TW" w:bidi="zh_TW"/>
+        </w:rPr>
+        <w:t>וַ⁠תַּ֕עַשׂ כְּ⁠כֹ֥ל אֲשֶׁר־צִוַּ֖תָּ⁠ה חֲמוֹתָֽ⁠הּ</w:t>
       </w:r>
     </w:p>
     <w:p>
@@ -18206,6 +19060,20 @@
       </w:r>
       <w:r>
         <w:rPr>
+          <w:lang w:val="zh_TW" w:bidi="zh_TW"/>
+        </w:rPr>
+        <w:t>וַ⁠תָּבֹ֣א בַ⁠לָּ֔ט</w:t>
+      </w:r>
+    </w:p>
+    <w:p>
+      <w:pPr/>
+      <w:r>
+        <w:rPr>
+          <w:lang w:val="zh_TW" w:bidi="zh_TW"/>
+        </w:rPr>
+      </w:r>
+      <w:r>
+        <w:rPr>
           <w:b/>
           <w:lang w:val="zh_TW" w:bidi="zh_TW"/>
         </w:rPr>
@@ -18258,6 +19126,20 @@
         <w:rPr>
           <w:lang w:val="zh_TW" w:bidi="zh_TW"/>
         </w:rPr>
+      </w:r>
+    </w:p>
+    <w:p>
+      <w:pPr/>
+      <w:r>
+        <w:rPr>
+          <w:lang w:val="zh_TW" w:bidi="zh_TW"/>
+        </w:rPr>
+      </w:r>
+      <w:r>
+        <w:rPr>
+          <w:lang w:val="zh_TW" w:bidi="zh_TW"/>
+        </w:rPr>
+        <w:t>וַ⁠תְּגַ֥ל מַרְגְּלֹתָ֖י⁠ו</w:t>
       </w:r>
     </w:p>
     <w:p>
@@ -18383,6 +19265,20 @@
       </w:r>
       <w:r>
         <w:rPr>
+          <w:lang w:val="zh_TW" w:bidi="zh_TW"/>
+        </w:rPr>
+        <w:t>וַ⁠יְהִי֙ בַּ⁠חֲצִ֣י הַ⁠לַּ֔יְלָה</w:t>
+      </w:r>
+    </w:p>
+    <w:p>
+      <w:pPr/>
+      <w:r>
+        <w:rPr>
+          <w:lang w:val="zh_TW" w:bidi="zh_TW"/>
+        </w:rPr>
+      </w:r>
+      <w:r>
+        <w:rPr>
           <w:b/>
           <w:lang w:val="zh_TW" w:bidi="zh_TW"/>
         </w:rPr>
@@ -18810,6 +19706,20 @@
       </w:r>
       <w:r>
         <w:rPr>
+          <w:lang w:val="zh_TW" w:bidi="zh_TW"/>
+        </w:rPr>
+        <w:t>וּ⁠פָרַשְׂתָּ֤ כְנָפֶ֨⁠ךָ֙ עַל־אֲמָ֣תְ⁠ךָ֔</w:t>
+      </w:r>
+    </w:p>
+    <w:p>
+      <w:pPr/>
+      <w:r>
+        <w:rPr>
+          <w:lang w:val="zh_TW" w:bidi="zh_TW"/>
+        </w:rPr>
+      </w:r>
+      <w:r>
+        <w:rPr>
           <w:b/>
           <w:lang w:val="zh_TW" w:bidi="zh_TW"/>
         </w:rPr>
@@ -18882,6 +19792,20 @@
         <w:rPr>
           <w:lang w:val="zh_TW" w:bidi="zh_TW"/>
         </w:rPr>
+      </w:r>
+    </w:p>
+    <w:p>
+      <w:pPr/>
+      <w:r>
+        <w:rPr>
+          <w:lang w:val="zh_TW" w:bidi="zh_TW"/>
+        </w:rPr>
+      </w:r>
+      <w:r>
+        <w:rPr>
+          <w:lang w:val="zh_TW" w:bidi="zh_TW"/>
+        </w:rPr>
+        <w:t>גֹאֵ֖ל</w:t>
       </w:r>
     </w:p>
     <w:p>
@@ -18994,6 +19918,20 @@
       </w:r>
       <w:r>
         <w:rPr>
+          <w:lang w:val="zh_TW" w:bidi="zh_TW"/>
+        </w:rPr>
+        <w:t>בְּרוּכָ֨ה אַ֤תְּ לַֽ⁠יהוָה֙</w:t>
+      </w:r>
+    </w:p>
+    <w:p>
+      <w:pPr/>
+      <w:r>
+        <w:rPr>
+          <w:lang w:val="zh_TW" w:bidi="zh_TW"/>
+        </w:rPr>
+      </w:r>
+      <w:r>
+        <w:rPr>
           <w:b/>
           <w:lang w:val="zh_TW" w:bidi="zh_TW"/>
         </w:rPr>
@@ -19205,6 +20143,20 @@
       </w:r>
       <w:r>
         <w:rPr>
+          <w:lang w:val="zh_TW" w:bidi="zh_TW"/>
+        </w:rPr>
+        <w:t>הֵיטַ֛בְתְּ חַסְדֵּ֥⁠ךְ הָ⁠אַחֲר֖וֹן מִן־הָ⁠רִאשׁ֑וֹן</w:t>
+      </w:r>
+    </w:p>
+    <w:p>
+      <w:pPr/>
+      <w:r>
+        <w:rPr>
+          <w:lang w:val="zh_TW" w:bidi="zh_TW"/>
+        </w:rPr>
+      </w:r>
+      <w:r>
+        <w:rPr>
           <w:b/>
           <w:lang w:val="zh_TW" w:bidi="zh_TW"/>
         </w:rPr>
@@ -19873,6 +20825,20 @@
       </w:r>
       <w:r>
         <w:rPr>
+          <w:lang w:val="zh_TW" w:bidi="zh_TW"/>
+        </w:rPr>
+        <w:t>אֵ֥שֶׁת חַ֖יִל</w:t>
+      </w:r>
+    </w:p>
+    <w:p>
+      <w:pPr/>
+      <w:r>
+        <w:rPr>
+          <w:lang w:val="zh_TW" w:bidi="zh_TW"/>
+        </w:rPr>
+      </w:r>
+      <w:r>
+        <w:rPr>
           <w:b/>
           <w:lang w:val="zh_TW" w:bidi="zh_TW"/>
         </w:rPr>
@@ -20243,6 +21209,20 @@
       </w:r>
       <w:r>
         <w:rPr>
+          <w:lang w:val="zh_TW" w:bidi="zh_TW"/>
+        </w:rPr>
+        <w:t>גֹאֵ֖ל &amp; גֹּאֵ֖ל</w:t>
+      </w:r>
+    </w:p>
+    <w:p>
+      <w:pPr/>
+      <w:r>
+        <w:rPr>
+          <w:lang w:val="zh_TW" w:bidi="zh_TW"/>
+        </w:rPr>
+      </w:r>
+      <w:r>
+        <w:rPr>
           <w:b/>
           <w:lang w:val="zh_TW" w:bidi="zh_TW"/>
         </w:rPr>
@@ -21846,6 +22826,20 @@
       </w:r>
       <w:r>
         <w:rPr>
+          <w:lang w:val="zh_TW" w:bidi="zh_TW"/>
+        </w:rPr>
+        <w:t>שֵׁשׁ־הַ⁠שְּׂעֹרִ֥ים</w:t>
+      </w:r>
+    </w:p>
+    <w:p>
+      <w:pPr/>
+      <w:r>
+        <w:rPr>
+          <w:lang w:val="zh_TW" w:bidi="zh_TW"/>
+        </w:rPr>
+      </w:r>
+      <w:r>
+        <w:rPr>
           <w:b/>
           <w:lang w:val="zh_TW" w:bidi="zh_TW"/>
         </w:rPr>
@@ -21947,6 +22941,20 @@
       </w:r>
       <w:r>
         <w:rPr>
+          <w:lang w:val="zh_TW" w:bidi="zh_TW"/>
+        </w:rPr>
+        <w:t>כִּ֚י אָמַ֣ר אַל־תָּב֥וֹאִי רֵיקָ֖ם אֶל־חֲמוֹתֵֽ⁠ךְ</w:t>
+      </w:r>
+    </w:p>
+    <w:p>
+      <w:pPr/>
+      <w:r>
+        <w:rPr>
+          <w:lang w:val="zh_TW" w:bidi="zh_TW"/>
+        </w:rPr>
+      </w:r>
+      <w:r>
+        <w:rPr>
           <w:b/>
           <w:lang w:val="zh_TW" w:bidi="zh_TW"/>
         </w:rPr>
@@ -22245,6 +23253,20 @@
         <w:rPr>
           <w:lang w:val="zh_TW" w:bidi="zh_TW"/>
         </w:rPr>
+      </w:r>
+    </w:p>
+    <w:p>
+      <w:pPr/>
+      <w:r>
+        <w:rPr>
+          <w:lang w:val="zh_TW" w:bidi="zh_TW"/>
+        </w:rPr>
+      </w:r>
+      <w:r>
+        <w:rPr>
+          <w:lang w:val="zh_TW" w:bidi="zh_TW"/>
+        </w:rPr>
+        <w:t>בִתִּ֔⁠י</w:t>
       </w:r>
     </w:p>
     <w:p>
@@ -23513,6 +24535,20 @@
       </w:r>
       <w:r>
         <w:rPr>
+          <w:lang w:val="zh_TW" w:bidi="zh_TW"/>
+        </w:rPr>
+        <w:t>וַ⁠יִּקַּ֞ח עֲשָׂרָ֧ה אֲנָשִׁ֛ים</w:t>
+      </w:r>
+    </w:p>
+    <w:p>
+      <w:pPr/>
+      <w:r>
+        <w:rPr>
+          <w:lang w:val="zh_TW" w:bidi="zh_TW"/>
+        </w:rPr>
+      </w:r>
+      <w:r>
+        <w:rPr>
           <w:b/>
           <w:lang w:val="zh_TW" w:bidi="zh_TW"/>
         </w:rPr>
@@ -23900,6 +24936,20 @@
       </w:r>
       <w:r>
         <w:rPr>
+          <w:lang w:val="zh_TW" w:bidi="zh_TW"/>
+        </w:rPr>
+        <w:t>נֶ֥גֶד הַֽ⁠יֹּשְׁבִים֮</w:t>
+      </w:r>
+    </w:p>
+    <w:p>
+      <w:pPr/>
+      <w:r>
+        <w:rPr>
+          <w:lang w:val="zh_TW" w:bidi="zh_TW"/>
+        </w:rPr>
+      </w:r>
+      <w:r>
+        <w:rPr>
           <w:b/>
           <w:lang w:val="zh_TW" w:bidi="zh_TW"/>
         </w:rPr>
@@ -24080,6 +25130,20 @@
       </w:r>
       <w:r>
         <w:rPr>
+          <w:lang w:val="zh_TW" w:bidi="zh_TW"/>
+        </w:rPr>
+        <w:t>אֵ֤ין זוּלָֽתְ⁠ךָ֙ לִ⁠גְא֔וֹל וְ⁠אָנֹכִ֖י אַחֲרֶ֑י⁠ךָ</w:t>
+      </w:r>
+    </w:p>
+    <w:p>
+      <w:pPr/>
+      <w:r>
+        <w:rPr>
+          <w:lang w:val="zh_TW" w:bidi="zh_TW"/>
+        </w:rPr>
+      </w:r>
+      <w:r>
+        <w:rPr>
           <w:b/>
           <w:lang w:val="zh_TW" w:bidi="zh_TW"/>
         </w:rPr>
@@ -24583,6 +25647,20 @@
       </w:r>
       <w:r>
         <w:rPr>
+          <w:lang w:val="zh_TW" w:bidi="zh_TW"/>
+        </w:rPr>
+        <w:t>אֵֽשֶׁת־הַ⁠מֵּת֙</w:t>
+      </w:r>
+    </w:p>
+    <w:p>
+      <w:pPr/>
+      <w:r>
+        <w:rPr>
+          <w:lang w:val="zh_TW" w:bidi="zh_TW"/>
+        </w:rPr>
+      </w:r>
+      <w:r>
+        <w:rPr>
           <w:b/>
           <w:lang w:val="zh_TW" w:bidi="zh_TW"/>
         </w:rPr>
@@ -24983,6 +26061,20 @@
       </w:r>
       <w:r>
         <w:rPr>
+          <w:lang w:val="zh_TW" w:bidi="zh_TW"/>
+        </w:rPr>
+        <w:t>גְּאַל־לְ⁠ךָ֤ אַתָּה֙ אֶת־גְּאֻלָּתִ֔⁠י</w:t>
+      </w:r>
+    </w:p>
+    <w:p>
+      <w:pPr/>
+      <w:r>
+        <w:rPr>
+          <w:lang w:val="zh_TW" w:bidi="zh_TW"/>
+        </w:rPr>
+      </w:r>
+      <w:r>
+        <w:rPr>
           <w:b/>
           <w:lang w:val="zh_TW" w:bidi="zh_TW"/>
         </w:rPr>
@@ -25541,6 +26633,20 @@
       </w:r>
       <w:r>
         <w:rPr>
+          <w:lang w:val="zh_TW" w:bidi="zh_TW"/>
+        </w:rPr>
+        <w:t>וַ⁠יֹּ֧אמֶר הַ⁠גֹּאֵ֛ל לְ⁠בֹ֖עַז קְנֵה־לָ֑⁠ךְ וַ⁠יִּשְׁלֹ֖ף נַעֲלֽ⁠וֹ</w:t>
+      </w:r>
+    </w:p>
+    <w:p>
+      <w:pPr/>
+      <w:r>
+        <w:rPr>
+          <w:lang w:val="zh_TW" w:bidi="zh_TW"/>
+        </w:rPr>
+      </w:r>
+      <w:r>
+        <w:rPr>
           <w:b/>
           <w:lang w:val="zh_TW" w:bidi="zh_TW"/>
         </w:rPr>
@@ -25624,6 +26730,20 @@
       </w:r>
       <w:r>
         <w:rPr>
+          <w:lang w:val="zh_TW" w:bidi="zh_TW"/>
+        </w:rPr>
+        <w:t>וַ⁠יֹּ֧אמֶר הַ⁠גֹּאֵ֛ל לְ⁠בֹ֖עַז קְנֵה־לָ֑⁠ךְ וַ⁠יִּשְׁלֹ֖ף נַעֲלֽ⁠וֹ</w:t>
+      </w:r>
+    </w:p>
+    <w:p>
+      <w:pPr/>
+      <w:r>
+        <w:rPr>
+          <w:lang w:val="zh_TW" w:bidi="zh_TW"/>
+        </w:rPr>
+      </w:r>
+      <w:r>
+        <w:rPr>
           <w:b/>
           <w:lang w:val="zh_TW" w:bidi="zh_TW"/>
         </w:rPr>
@@ -26038,6 +27158,20 @@
       </w:r>
       <w:r>
         <w:rPr>
+          <w:lang w:val="zh_TW" w:bidi="zh_TW"/>
+        </w:rPr>
+        <w:t>אֶת־כָּל־אֲשֶׁ֣ר לֶֽ⁠אֱלִימֶ֔לֶךְ וְ⁠אֵ֛ת כָּל־אֲשֶׁ֥ר לְ⁠כִלְי֖וֹן וּ⁠מַחְל֑וֹן</w:t>
+      </w:r>
+    </w:p>
+    <w:p>
+      <w:pPr/>
+      <w:r>
+        <w:rPr>
+          <w:lang w:val="zh_TW" w:bidi="zh_TW"/>
+        </w:rPr>
+      </w:r>
+      <w:r>
+        <w:rPr>
           <w:b/>
           <w:lang w:val="zh_TW" w:bidi="zh_TW"/>
         </w:rPr>
@@ -26187,6 +27321,20 @@
         <w:rPr>
           <w:lang w:val="zh_TW" w:bidi="zh_TW"/>
         </w:rPr>
+      </w:r>
+    </w:p>
+    <w:p>
+      <w:pPr/>
+      <w:r>
+        <w:rPr>
+          <w:lang w:val="zh_TW" w:bidi="zh_TW"/>
+        </w:rPr>
+      </w:r>
+      <w:r>
+        <w:rPr>
+          <w:lang w:val="zh_TW" w:bidi="zh_TW"/>
+        </w:rPr>
+        <w:t>לְ⁠הָקִ֤ים שֵׁם־הַ⁠מֵּת֙ עַל־נַ֣חֲלָת֔⁠וֹ</w:t>
       </w:r>
     </w:p>
     <w:p>
@@ -26420,6 +27568,20 @@
       </w:r>
       <w:r>
         <w:rPr>
+          <w:lang w:val="zh_TW" w:bidi="zh_TW"/>
+        </w:rPr>
+        <w:t>וְ⁠לֹא־יִכָּרֵ֧ת שֵׁם־הַ⁠מֵּ֛ת מֵ⁠עִ֥ם אֶחָ֖י⁠ו וּ⁠מִ⁠שַּׁ֣עַר מְקוֹמ֑⁠וֹ</w:t>
+      </w:r>
+    </w:p>
+    <w:p>
+      <w:pPr/>
+      <w:r>
+        <w:rPr>
+          <w:lang w:val="zh_TW" w:bidi="zh_TW"/>
+        </w:rPr>
+      </w:r>
+      <w:r>
+        <w:rPr>
           <w:b/>
           <w:lang w:val="zh_TW" w:bidi="zh_TW"/>
         </w:rPr>
@@ -26503,6 +27665,20 @@
       </w:r>
       <w:r>
         <w:rPr>
+          <w:lang w:val="zh_TW" w:bidi="zh_TW"/>
+        </w:rPr>
+        <w:t>וְ⁠לֹא־יִכָּרֵ֧ת שֵׁם־הַ⁠מֵּ֛ת מֵ⁠עִ֥ם אֶחָ֖י⁠ו וּ⁠מִ⁠שַּׁ֣עַר מְקוֹמ֑⁠וֹ</w:t>
+      </w:r>
+    </w:p>
+    <w:p>
+      <w:pPr/>
+      <w:r>
+        <w:rPr>
+          <w:lang w:val="zh_TW" w:bidi="zh_TW"/>
+        </w:rPr>
+      </w:r>
+      <w:r>
+        <w:rPr>
           <w:b/>
           <w:lang w:val="zh_TW" w:bidi="zh_TW"/>
         </w:rPr>
@@ -26729,6 +27905,20 @@
       </w:r>
       <w:r>
         <w:rPr>
+          <w:lang w:val="zh_TW" w:bidi="zh_TW"/>
+        </w:rPr>
+        <w:t>עֵדִ֥ים אַתֶּ֖ם הַ⁠יּֽוֹם</w:t>
+      </w:r>
+    </w:p>
+    <w:p>
+      <w:pPr/>
+      <w:r>
+        <w:rPr>
+          <w:lang w:val="zh_TW" w:bidi="zh_TW"/>
+        </w:rPr>
+      </w:r>
+      <w:r>
+        <w:rPr>
           <w:b/>
           <w:lang w:val="zh_TW" w:bidi="zh_TW"/>
         </w:rPr>
@@ -26988,6 +28178,20 @@
         <w:rPr>
           <w:lang w:val="zh_TW" w:bidi="zh_TW"/>
         </w:rPr>
+      </w:r>
+    </w:p>
+    <w:p>
+      <w:pPr/>
+      <w:r>
+        <w:rPr>
+          <w:lang w:val="zh_TW" w:bidi="zh_TW"/>
+        </w:rPr>
+      </w:r>
+      <w:r>
+        <w:rPr>
+          <w:lang w:val="zh_TW" w:bidi="zh_TW"/>
+        </w:rPr>
+        <w:t>יִתֵּן֩ יְהוָ֨ה אֶֽת־הָ⁠אִשָּׁ֜ה הַ⁠בָּאָ֣ה אֶל־בֵּיתֶ֗⁠ךָ כְּ⁠רָחֵ֤ל ׀ וּ⁠כְ⁠לֵאָה֙ אֲשֶׁ֨ר בָּנ֤וּ שְׁתֵּי⁠הֶם֙ אֶת־בֵּ֣ית יִשְׂרָאֵ֔ל</w:t>
       </w:r>
     </w:p>
     <w:p>
@@ -28314,6 +29518,20 @@
       </w:r>
       <w:r>
         <w:rPr>
+          <w:lang w:val="zh_TW" w:bidi="zh_TW"/>
+        </w:rPr>
+        <w:t>לֹ֣א הִשְׁבִּ֥ית לָ֛⁠ךְ גֹּאֵ֖ל הַ⁠יּ֑וֹם</w:t>
+      </w:r>
+    </w:p>
+    <w:p>
+      <w:pPr/>
+      <w:r>
+        <w:rPr>
+          <w:lang w:val="zh_TW" w:bidi="zh_TW"/>
+        </w:rPr>
+      </w:r>
+      <w:r>
+        <w:rPr>
           <w:b/>
           <w:lang w:val="zh_TW" w:bidi="zh_TW"/>
         </w:rPr>
@@ -29245,6 +30463,20 @@
         <w:rPr>
           <w:lang w:val="zh_TW" w:bidi="zh_TW"/>
         </w:rPr>
+      </w:r>
+    </w:p>
+    <w:p>
+      <w:pPr/>
+      <w:r>
+        <w:rPr>
+          <w:lang w:val="zh_TW" w:bidi="zh_TW"/>
+        </w:rPr>
+      </w:r>
+      <w:r>
+        <w:rPr>
+          <w:lang w:val="zh_TW" w:bidi="zh_TW"/>
+        </w:rPr>
+        <w:t>וַ⁠תִּקְרֶאנָה֩ ל֨⁠וֹ הַ⁠שְּׁכֵנ֥וֹת שֵׁם֙ לֵ⁠אמֹ֔ר &amp; וַ⁠תִּקְרֶ֤אנָֽה שְׁמ⁠וֹ֙ עוֹבֵ֔ד</w:t>
       </w:r>
     </w:p>
     <w:p>
@@ -29913,6 +31145,20 @@
       </w:r>
       <w:r>
         <w:rPr>
+          <w:lang w:val="zh_TW" w:bidi="zh_TW"/>
+        </w:rPr>
+        <w:t>פֶּ֖רֶץ הוֹלִ֥יד אֶת־חֶצְרֽוֹן</w:t>
+      </w:r>
+    </w:p>
+    <w:p>
+      <w:pPr/>
+      <w:r>
+        <w:rPr>
+          <w:lang w:val="zh_TW" w:bidi="zh_TW"/>
+        </w:rPr>
+      </w:r>
+      <w:r>
+        <w:rPr>
           <w:b/>
           <w:lang w:val="zh_TW" w:bidi="zh_TW"/>
         </w:rPr>
@@ -30016,6 +31262,20 @@
       </w:r>
       <w:r>
         <w:rPr>
+          <w:lang w:val="zh_TW" w:bidi="zh_TW"/>
+        </w:rPr>
+        <w:t>וְ⁠חֶצְרוֹן֙ &amp; אֶת־רָ֔ם &amp; אֶת־עַמִּֽינָדָֽב</w:t>
+      </w:r>
+    </w:p>
+    <w:p>
+      <w:pPr/>
+      <w:r>
+        <w:rPr>
+          <w:lang w:val="zh_TW" w:bidi="zh_TW"/>
+        </w:rPr>
+      </w:r>
+      <w:r>
+        <w:rPr>
           <w:b/>
           <w:lang w:val="zh_TW" w:bidi="zh_TW"/>
         </w:rPr>
@@ -30147,6 +31407,20 @@
         <w:rPr>
           <w:lang w:val="zh_TW" w:bidi="zh_TW"/>
         </w:rPr>
+      </w:r>
+    </w:p>
+    <w:p>
+      <w:pPr/>
+      <w:r>
+        <w:rPr>
+          <w:lang w:val="zh_TW" w:bidi="zh_TW"/>
+        </w:rPr>
+      </w:r>
+      <w:r>
+        <w:rPr>
+          <w:lang w:val="zh_TW" w:bidi="zh_TW"/>
+        </w:rPr>
+        <w:t>וְ⁠עַמִּֽינָדָב֙ &amp; וְ⁠נַחְשׁ֖וֹן &amp; אֶת־שַׂלְמָֽה</w:t>
       </w:r>
     </w:p>
     <w:p>

--- a/zht/docx/08.content.docx
+++ b/zht/docx/08.content.docx
@@ -8549,7 +8549,7 @@
         <w:rPr>
           <w:lang w:val="zh_TW" w:bidi="zh_TW"/>
         </w:rPr>
-        <w:t>וּֽ⁠לְ⁠נָעֳמִ֞י מוֹדַ֣ע לְ⁠אִישָׁ֗⁠הּ</w:t>
+        <w:t>וּֽ⁠לְ⁠נָעֳמִ֞י מידע לְ⁠אִישָׁ֗⁠הּ</w:t>
       </w:r>
     </w:p>
     <w:p>
@@ -8646,7 +8646,7 @@
         <w:rPr>
           <w:lang w:val="zh_TW" w:bidi="zh_TW"/>
         </w:rPr>
-        <w:t>וּֽ⁠לְ⁠נָעֳמִ֞י מוֹדַ֣ע לְ⁠אִישָׁ֗⁠הּ</w:t>
+        <w:t>וּֽ⁠לְ⁠נָעֳמִ֞י מידע לְ⁠אִישָׁ֗⁠הּ</w:t>
       </w:r>
     </w:p>
     <w:p>
@@ -18098,7 +18098,7 @@
         <w:rPr>
           <w:lang w:val="zh_TW" w:bidi="zh_TW"/>
         </w:rPr>
-        <w:t>וְיָרַ֣דְתְּ הַ⁠גֹּ֑רֶן</w:t>
+        <w:t>ו⁠ירדתי הַ⁠גֹּ֑רֶן</w:t>
       </w:r>
     </w:p>
     <w:p>
@@ -21656,7 +21656,7 @@
         <w:rPr>
           <w:lang w:val="zh_TW" w:bidi="zh_TW"/>
         </w:rPr>
-        <w:t>וַ⁠תִּשְׁכַּ֤ב מַרְגְּלוֹתָיו֙</w:t>
+        <w:t>וַ⁠תִּשְׁכַּ֤ב מרגלת⁠ו</w:t>
       </w:r>
     </w:p>
     <w:p>
@@ -21760,7 +21760,7 @@
         <w:rPr>
           <w:lang w:val="zh_TW" w:bidi="zh_TW"/>
         </w:rPr>
-        <w:t>בְּטֶ֛רֶם יַכִּ֥יר אִ֖ישׁ אֶת־רֵעֵ֑⁠הוּ</w:t>
+        <w:t>ב⁠טרום יַכִּ֥יר אִ֖ישׁ אֶת־רֵעֵ֑⁠הוּ</w:t>
       </w:r>
     </w:p>
     <w:p>
@@ -25539,7 +25539,7 @@
         <w:rPr>
           <w:lang w:val="zh_TW" w:bidi="zh_TW"/>
         </w:rPr>
-        <w:t>וּ֠⁠מֵ⁠אֵת ר֣וּת &amp; קָנִ֔יתָה</w:t>
+        <w:t>וּ֠⁠מֵ⁠אֵת ר֣וּת &amp; קניתי</w:t>
       </w:r>
     </w:p>
     <w:p>
